--- a/Notes.docx
+++ b/Notes.docx
@@ -2497,6 +2497,24 @@
           <w:lang w:val="en-US"/>
         </w:rPr>
         <w:t>Automated reports</w:t>
+      </w:r>
+    </w:p>
+    <w:p>
+      <w:pPr>
+        <w:pStyle w:val="ListParagraph"/>
+        <w:numPr>
+          <w:ilvl w:val="0"/>
+          <w:numId w:val="5"/>
+        </w:numPr>
+        <w:rPr>
+          <w:lang w:val="en-US"/>
+        </w:rPr>
+      </w:pPr>
+      <w:r>
+        <w:rPr>
+          <w:lang w:val="en-US"/>
+        </w:rPr>
+        <w:t>Compability Testing</w:t>
       </w:r>
     </w:p>
     <w:p>
@@ -2801,6 +2819,257 @@
           <w:lang w:val="en-US"/>
         </w:rPr>
         <w:lastRenderedPageBreak/>
+        <w:t>Selenium</w:t>
+      </w:r>
+    </w:p>
+    <w:p>
+      <w:pPr>
+        <w:rPr>
+          <w:lang w:val="en-US"/>
+        </w:rPr>
+      </w:pPr>
+      <w:r>
+        <w:rPr>
+          <w:lang w:val="en-US"/>
+        </w:rPr>
+        <w:t>It is suite / bundle of test automation tools.</w:t>
+      </w:r>
+    </w:p>
+    <w:p>
+      <w:pPr>
+        <w:rPr>
+          <w:b/>
+          <w:bCs/>
+          <w:lang w:val="en-US"/>
+        </w:rPr>
+      </w:pPr>
+      <w:r>
+        <w:rPr>
+          <w:b/>
+          <w:bCs/>
+          <w:lang w:val="en-US"/>
+        </w:rPr>
+        <w:t>Components</w:t>
+      </w:r>
+    </w:p>
+    <w:p>
+      <w:pPr>
+        <w:pStyle w:val="ListParagraph"/>
+        <w:numPr>
+          <w:ilvl w:val="0"/>
+          <w:numId w:val="11"/>
+        </w:numPr>
+        <w:rPr>
+          <w:lang w:val="en-US"/>
+        </w:rPr>
+      </w:pPr>
+      <w:r>
+        <w:rPr>
+          <w:lang w:val="en-US"/>
+        </w:rPr>
+        <w:t>Selenium IDE</w:t>
+      </w:r>
+      <w:r>
+        <w:rPr>
+          <w:lang w:val="en-US"/>
+        </w:rPr>
+        <w:t xml:space="preserve"> – Record and playback mech</w:t>
+      </w:r>
+    </w:p>
+    <w:p>
+      <w:pPr>
+        <w:pStyle w:val="ListParagraph"/>
+        <w:numPr>
+          <w:ilvl w:val="0"/>
+          <w:numId w:val="11"/>
+        </w:numPr>
+        <w:rPr>
+          <w:lang w:val="en-US"/>
+        </w:rPr>
+      </w:pPr>
+      <w:r>
+        <w:rPr>
+          <w:lang w:val="en-US"/>
+        </w:rPr>
+        <w:t>Selenium Grid</w:t>
+      </w:r>
+      <w:r>
+        <w:rPr>
+          <w:lang w:val="en-US"/>
+        </w:rPr>
+        <w:t xml:space="preserve"> – Parallel Execution</w:t>
+      </w:r>
+    </w:p>
+    <w:p>
+      <w:pPr>
+        <w:pStyle w:val="ListParagraph"/>
+        <w:numPr>
+          <w:ilvl w:val="0"/>
+          <w:numId w:val="11"/>
+        </w:numPr>
+        <w:rPr>
+          <w:strike/>
+          <w:lang w:val="en-US"/>
+        </w:rPr>
+      </w:pPr>
+      <w:r>
+        <w:rPr>
+          <w:strike/>
+          <w:lang w:val="en-US"/>
+        </w:rPr>
+        <w:t>Selenium RC</w:t>
+      </w:r>
+      <w:r>
+        <w:rPr>
+          <w:strike/>
+          <w:lang w:val="en-US"/>
+        </w:rPr>
+        <w:t xml:space="preserve"> – Remote Control</w:t>
+      </w:r>
+    </w:p>
+    <w:p>
+      <w:pPr>
+        <w:pStyle w:val="ListParagraph"/>
+        <w:numPr>
+          <w:ilvl w:val="0"/>
+          <w:numId w:val="11"/>
+        </w:numPr>
+        <w:rPr>
+          <w:lang w:val="en-US"/>
+        </w:rPr>
+      </w:pPr>
+      <w:r>
+        <w:rPr>
+          <w:lang w:val="en-US"/>
+        </w:rPr>
+        <w:t>Selenium WebDriver</w:t>
+      </w:r>
+    </w:p>
+    <w:p>
+      <w:pPr>
+        <w:rPr>
+          <w:lang w:val="en-US"/>
+        </w:rPr>
+      </w:pPr>
+    </w:p>
+    <w:p>
+      <w:pPr>
+        <w:rPr>
+          <w:b/>
+          <w:bCs/>
+          <w:lang w:val="en-US"/>
+        </w:rPr>
+      </w:pPr>
+      <w:r>
+        <w:rPr>
+          <w:b/>
+          <w:bCs/>
+          <w:lang w:val="en-US"/>
+        </w:rPr>
+        <w:t>Selenium WebDriver</w:t>
+      </w:r>
+    </w:p>
+    <w:p>
+      <w:pPr>
+        <w:pStyle w:val="ListParagraph"/>
+        <w:numPr>
+          <w:ilvl w:val="0"/>
+          <w:numId w:val="12"/>
+        </w:numPr>
+        <w:rPr>
+          <w:b/>
+          <w:bCs/>
+          <w:lang w:val="en-US"/>
+        </w:rPr>
+      </w:pPr>
+      <w:r>
+        <w:rPr>
+          <w:lang w:val="en-US"/>
+        </w:rPr>
+        <w:t>Is a test automation tool for testing web based application</w:t>
+      </w:r>
+      <w:r>
+        <w:rPr>
+          <w:lang w:val="en-US"/>
+        </w:rPr>
+        <w:t xml:space="preserve"> (Web Sites)</w:t>
+      </w:r>
+    </w:p>
+    <w:p>
+      <w:pPr>
+        <w:pStyle w:val="ListParagraph"/>
+        <w:numPr>
+          <w:ilvl w:val="0"/>
+          <w:numId w:val="12"/>
+        </w:numPr>
+        <w:rPr>
+          <w:b/>
+          <w:bCs/>
+          <w:lang w:val="en-US"/>
+        </w:rPr>
+      </w:pPr>
+      <w:r>
+        <w:rPr>
+          <w:lang w:val="en-US"/>
+        </w:rPr>
+        <w:t>It is an API</w:t>
+      </w:r>
+    </w:p>
+    <w:p>
+      <w:pPr>
+        <w:pStyle w:val="ListParagraph"/>
+        <w:numPr>
+          <w:ilvl w:val="0"/>
+          <w:numId w:val="12"/>
+        </w:numPr>
+        <w:rPr>
+          <w:b/>
+          <w:bCs/>
+          <w:lang w:val="en-US"/>
+        </w:rPr>
+      </w:pPr>
+      <w:r>
+        <w:rPr>
+          <w:lang w:val="en-US"/>
+        </w:rPr>
+        <w:t>It is an interface in Java</w:t>
+      </w:r>
+    </w:p>
+    <w:p>
+      <w:pPr>
+        <w:rPr>
+          <w:lang w:val="en-US"/>
+        </w:rPr>
+      </w:pPr>
+    </w:p>
+    <w:p>
+      <w:pPr>
+        <w:rPr>
+          <w:lang w:val="en-US"/>
+        </w:rPr>
+      </w:pPr>
+    </w:p>
+    <w:p>
+      <w:pPr>
+        <w:rPr>
+          <w:lang w:val="en-US"/>
+        </w:rPr>
+      </w:pPr>
+    </w:p>
+    <w:p>
+      <w:pPr>
+        <w:rPr>
+          <w:b/>
+          <w:bCs/>
+          <w:lang w:val="en-US"/>
+        </w:rPr>
+      </w:pPr>
+      <w:r>
+        <w:rPr>
+          <w:b/>
+          <w:bCs/>
+          <w:lang w:val="en-US"/>
+        </w:rPr>
         <w:t>Pre-Requisite</w:t>
       </w:r>
     </w:p>
@@ -3226,6 +3495,7 @@
         <w:rPr>
           <w:lang w:val="en-US"/>
         </w:rPr>
+        <w:lastRenderedPageBreak/>
         <w:t>Select 1</w:t>
       </w:r>
       <w:r>
@@ -3611,6 +3881,242 @@
           <w:lang w:val="en-US"/>
         </w:rPr>
       </w:pPr>
+    </w:p>
+    <w:p>
+      <w:pPr>
+        <w:rPr>
+          <w:lang w:val="en-US"/>
+        </w:rPr>
+      </w:pPr>
+    </w:p>
+    <w:p>
+      <w:pPr>
+        <w:rPr>
+          <w:lang w:val="en-US"/>
+        </w:rPr>
+      </w:pPr>
+      <w:r>
+        <w:rPr>
+          <w:lang w:val="en-US"/>
+        </w:rPr>
+        <w:br w:type="page"/>
+      </w:r>
+    </w:p>
+    <w:p>
+      <w:pPr>
+        <w:rPr>
+          <w:b/>
+          <w:bCs/>
+          <w:lang w:val="en-US"/>
+        </w:rPr>
+      </w:pPr>
+      <w:r>
+        <w:rPr>
+          <w:b/>
+          <w:bCs/>
+          <w:lang w:val="en-US"/>
+        </w:rPr>
+        <w:lastRenderedPageBreak/>
+        <w:t>Methods of WebDriver</w:t>
+      </w:r>
+    </w:p>
+    <w:p>
+      <w:pPr>
+        <w:pStyle w:val="ListParagraph"/>
+        <w:numPr>
+          <w:ilvl w:val="0"/>
+          <w:numId w:val="13"/>
+        </w:numPr>
+        <w:rPr>
+          <w:lang w:val="en-US"/>
+        </w:rPr>
+      </w:pPr>
+      <w:r>
+        <w:rPr>
+          <w:lang w:val="en-US"/>
+        </w:rPr>
+        <w:t xml:space="preserve">Creating object of WebDriver </w:t>
+      </w:r>
+      <w:r>
+        <w:rPr>
+          <w:lang w:val="en-US"/>
+        </w:rPr>
+        <w:sym w:font="Wingdings" w:char="F0E0"/>
+      </w:r>
+      <w:r>
+        <w:rPr>
+          <w:lang w:val="en-US"/>
+        </w:rPr>
+        <w:t xml:space="preserve"> Launch the blank browser.</w:t>
+      </w:r>
+    </w:p>
+    <w:p>
+      <w:pPr>
+        <w:pStyle w:val="ListParagraph"/>
+        <w:numPr>
+          <w:ilvl w:val="0"/>
+          <w:numId w:val="13"/>
+        </w:numPr>
+        <w:rPr>
+          <w:lang w:val="en-US"/>
+        </w:rPr>
+      </w:pPr>
+      <w:r>
+        <w:rPr>
+          <w:lang w:val="en-US"/>
+        </w:rPr>
+        <w:t xml:space="preserve">get() </w:t>
+      </w:r>
+      <w:r>
+        <w:rPr>
+          <w:lang w:val="en-US"/>
+        </w:rPr>
+        <w:sym w:font="Wingdings" w:char="F0E0"/>
+      </w:r>
+      <w:r>
+        <w:rPr>
+          <w:lang w:val="en-US"/>
+        </w:rPr>
+        <w:t xml:space="preserve"> Will launch the site via URL. </w:t>
+      </w:r>
+    </w:p>
+    <w:p>
+      <w:pPr>
+        <w:pStyle w:val="ListParagraph"/>
+        <w:numPr>
+          <w:ilvl w:val="0"/>
+          <w:numId w:val="13"/>
+        </w:numPr>
+        <w:rPr>
+          <w:lang w:val="en-US"/>
+        </w:rPr>
+      </w:pPr>
+      <w:r>
+        <w:rPr>
+          <w:lang w:val="en-US"/>
+        </w:rPr>
+        <w:t xml:space="preserve">driver.manage().window().maximize() </w:t>
+      </w:r>
+      <w:r>
+        <w:rPr>
+          <w:lang w:val="en-US"/>
+        </w:rPr>
+        <w:sym w:font="Wingdings" w:char="F0E0"/>
+      </w:r>
+      <w:r>
+        <w:rPr>
+          <w:lang w:val="en-US"/>
+        </w:rPr>
+        <w:t xml:space="preserve"> Will maximize the browser window.</w:t>
+      </w:r>
+    </w:p>
+    <w:p>
+      <w:pPr>
+        <w:pStyle w:val="ListParagraph"/>
+        <w:numPr>
+          <w:ilvl w:val="0"/>
+          <w:numId w:val="13"/>
+        </w:numPr>
+        <w:rPr>
+          <w:lang w:val="en-US"/>
+        </w:rPr>
+      </w:pPr>
+      <w:r>
+        <w:rPr>
+          <w:lang w:val="en-US"/>
+        </w:rPr>
+        <w:t xml:space="preserve">close() </w:t>
+      </w:r>
+      <w:r>
+        <w:rPr>
+          <w:lang w:val="en-US"/>
+        </w:rPr>
+        <w:sym w:font="Wingdings" w:char="F0E0"/>
+      </w:r>
+      <w:r>
+        <w:rPr>
+          <w:lang w:val="en-US"/>
+        </w:rPr>
+        <w:t xml:space="preserve"> Will close the current browser which is opened by WebDriver object.</w:t>
+      </w:r>
+    </w:p>
+    <w:p>
+      <w:pPr>
+        <w:pStyle w:val="ListParagraph"/>
+        <w:numPr>
+          <w:ilvl w:val="0"/>
+          <w:numId w:val="13"/>
+        </w:numPr>
+        <w:rPr>
+          <w:lang w:val="en-US"/>
+        </w:rPr>
+      </w:pPr>
+      <w:r>
+        <w:rPr>
+          <w:lang w:val="en-US"/>
+        </w:rPr>
+        <w:t xml:space="preserve">getTitle() </w:t>
+      </w:r>
+      <w:r>
+        <w:rPr>
+          <w:lang w:val="en-US"/>
+        </w:rPr>
+        <w:sym w:font="Wingdings" w:char="F0E0"/>
+      </w:r>
+      <w:r>
+        <w:rPr>
+          <w:lang w:val="en-US"/>
+        </w:rPr>
+        <w:t xml:space="preserve"> Returns title of the web page which is opened in browser.</w:t>
+      </w:r>
+      <w:r>
+        <w:rPr>
+          <w:lang w:val="en-US"/>
+        </w:rPr>
+        <w:t xml:space="preserve"> (String)</w:t>
+      </w:r>
+    </w:p>
+    <w:p>
+      <w:pPr>
+        <w:pStyle w:val="ListParagraph"/>
+        <w:numPr>
+          <w:ilvl w:val="0"/>
+          <w:numId w:val="13"/>
+        </w:numPr>
+        <w:rPr>
+          <w:lang w:val="en-US"/>
+        </w:rPr>
+      </w:pPr>
+      <w:r>
+        <w:rPr>
+          <w:lang w:val="en-US"/>
+        </w:rPr>
+        <w:t xml:space="preserve">getCurrentUrl() </w:t>
+      </w:r>
+      <w:r>
+        <w:rPr>
+          <w:lang w:val="en-US"/>
+        </w:rPr>
+        <w:sym w:font="Wingdings" w:char="F0E0"/>
+      </w:r>
+      <w:r>
+        <w:rPr>
+          <w:lang w:val="en-US"/>
+        </w:rPr>
+        <w:t xml:space="preserve"> Returns the URL of web page. (String)</w:t>
+      </w:r>
+    </w:p>
+    <w:p>
+      <w:pPr>
+        <w:pStyle w:val="ListParagraph"/>
+        <w:numPr>
+          <w:ilvl w:val="0"/>
+          <w:numId w:val="13"/>
+        </w:numPr>
+        <w:rPr>
+          <w:lang w:val="en-US"/>
+        </w:rPr>
+      </w:pPr>
       <w:bookmarkStart w:id="0" w:name="_GoBack"/>
       <w:bookmarkEnd w:id="0"/>
     </w:p>
@@ -3624,9 +4130,49 @@
     <w:p>
       <w:pPr>
         <w:rPr>
-          <w:lang w:val="en-US"/>
-        </w:rPr>
-      </w:pPr>
+          <w:b/>
+          <w:bCs/>
+          <w:lang w:val="en-US"/>
+        </w:rPr>
+      </w:pPr>
+      <w:r>
+        <w:rPr>
+          <w:b/>
+          <w:bCs/>
+          <w:lang w:val="en-US"/>
+        </w:rPr>
+        <w:t>Common Exceptions during executing Selenium Script</w:t>
+      </w:r>
+    </w:p>
+    <w:p>
+      <w:pPr>
+        <w:pStyle w:val="ListParagraph"/>
+        <w:numPr>
+          <w:ilvl w:val="0"/>
+          <w:numId w:val="14"/>
+        </w:numPr>
+        <w:rPr>
+          <w:lang w:val="en-US"/>
+        </w:rPr>
+      </w:pPr>
+      <w:r>
+        <w:rPr>
+          <w:lang w:val="en-US"/>
+        </w:rPr>
+        <w:t xml:space="preserve">InvalidArgumentException </w:t>
+      </w:r>
+      <w:r>
+        <w:rPr>
+          <w:lang w:val="en-US"/>
+        </w:rPr>
+        <w:sym w:font="Wingdings" w:char="F0E0"/>
+      </w:r>
+      <w:r>
+        <w:rPr>
+          <w:lang w:val="en-US"/>
+        </w:rPr>
+        <w:t xml:space="preserve"> The URL which you have passed is not in the correct format. URL should be Absolute. (Starts with http / https)</w:t>
+      </w:r>
     </w:p>
     <w:sectPr>
       <w:pgSz w:w="11906" w:h="16838"/>
@@ -4128,6 +4674,208 @@
     </w:lvl>
   </w:abstractNum>
   <w:abstractNum w:abstractNumId="5">
+    <w:nsid w:val="23232B7A"/>
+    <w:multiLevelType w:val="hybridMultilevel"/>
+    <w:tmpl w:val="294E1CB4"/>
+    <w:lvl w:ilvl="0" w:tplc="40090001">
+      <w:start w:val="1"/>
+      <w:numFmt w:val="bullet"/>
+      <w:lvlText w:val=""/>
+      <w:lvlJc w:val="left"/>
+      <w:pPr>
+        <w:ind w:left="720" w:hanging="360"/>
+      </w:pPr>
+      <w:rPr>
+        <w:rFonts w:ascii="Symbol" w:hAnsi="Symbol" w:hint="default"/>
+      </w:rPr>
+    </w:lvl>
+    <w:lvl w:ilvl="1" w:tplc="40090003" w:tentative="1">
+      <w:start w:val="1"/>
+      <w:numFmt w:val="bullet"/>
+      <w:lvlText w:val="o"/>
+      <w:lvlJc w:val="left"/>
+      <w:pPr>
+        <w:ind w:left="1440" w:hanging="360"/>
+      </w:pPr>
+      <w:rPr>
+        <w:rFonts w:ascii="Courier New" w:hAnsi="Courier New" w:cs="Courier New" w:hint="default"/>
+      </w:rPr>
+    </w:lvl>
+    <w:lvl w:ilvl="2" w:tplc="40090005" w:tentative="1">
+      <w:start w:val="1"/>
+      <w:numFmt w:val="bullet"/>
+      <w:lvlText w:val=""/>
+      <w:lvlJc w:val="left"/>
+      <w:pPr>
+        <w:ind w:left="2160" w:hanging="360"/>
+      </w:pPr>
+      <w:rPr>
+        <w:rFonts w:ascii="Wingdings" w:hAnsi="Wingdings" w:hint="default"/>
+      </w:rPr>
+    </w:lvl>
+    <w:lvl w:ilvl="3" w:tplc="40090001" w:tentative="1">
+      <w:start w:val="1"/>
+      <w:numFmt w:val="bullet"/>
+      <w:lvlText w:val=""/>
+      <w:lvlJc w:val="left"/>
+      <w:pPr>
+        <w:ind w:left="2880" w:hanging="360"/>
+      </w:pPr>
+      <w:rPr>
+        <w:rFonts w:ascii="Symbol" w:hAnsi="Symbol" w:hint="default"/>
+      </w:rPr>
+    </w:lvl>
+    <w:lvl w:ilvl="4" w:tplc="40090003" w:tentative="1">
+      <w:start w:val="1"/>
+      <w:numFmt w:val="bullet"/>
+      <w:lvlText w:val="o"/>
+      <w:lvlJc w:val="left"/>
+      <w:pPr>
+        <w:ind w:left="3600" w:hanging="360"/>
+      </w:pPr>
+      <w:rPr>
+        <w:rFonts w:ascii="Courier New" w:hAnsi="Courier New" w:cs="Courier New" w:hint="default"/>
+      </w:rPr>
+    </w:lvl>
+    <w:lvl w:ilvl="5" w:tplc="40090005" w:tentative="1">
+      <w:start w:val="1"/>
+      <w:numFmt w:val="bullet"/>
+      <w:lvlText w:val=""/>
+      <w:lvlJc w:val="left"/>
+      <w:pPr>
+        <w:ind w:left="4320" w:hanging="360"/>
+      </w:pPr>
+      <w:rPr>
+        <w:rFonts w:ascii="Wingdings" w:hAnsi="Wingdings" w:hint="default"/>
+      </w:rPr>
+    </w:lvl>
+    <w:lvl w:ilvl="6" w:tplc="40090001" w:tentative="1">
+      <w:start w:val="1"/>
+      <w:numFmt w:val="bullet"/>
+      <w:lvlText w:val=""/>
+      <w:lvlJc w:val="left"/>
+      <w:pPr>
+        <w:ind w:left="5040" w:hanging="360"/>
+      </w:pPr>
+      <w:rPr>
+        <w:rFonts w:ascii="Symbol" w:hAnsi="Symbol" w:hint="default"/>
+      </w:rPr>
+    </w:lvl>
+    <w:lvl w:ilvl="7" w:tplc="40090003" w:tentative="1">
+      <w:start w:val="1"/>
+      <w:numFmt w:val="bullet"/>
+      <w:lvlText w:val="o"/>
+      <w:lvlJc w:val="left"/>
+      <w:pPr>
+        <w:ind w:left="5760" w:hanging="360"/>
+      </w:pPr>
+      <w:rPr>
+        <w:rFonts w:ascii="Courier New" w:hAnsi="Courier New" w:cs="Courier New" w:hint="default"/>
+      </w:rPr>
+    </w:lvl>
+    <w:lvl w:ilvl="8" w:tplc="40090005" w:tentative="1">
+      <w:start w:val="1"/>
+      <w:numFmt w:val="bullet"/>
+      <w:lvlText w:val=""/>
+      <w:lvlJc w:val="left"/>
+      <w:pPr>
+        <w:ind w:left="6480" w:hanging="360"/>
+      </w:pPr>
+      <w:rPr>
+        <w:rFonts w:ascii="Wingdings" w:hAnsi="Wingdings" w:hint="default"/>
+      </w:rPr>
+    </w:lvl>
+  </w:abstractNum>
+  <w:abstractNum w:abstractNumId="6">
+    <w:nsid w:val="309168F1"/>
+    <w:multiLevelType w:val="hybridMultilevel"/>
+    <w:tmpl w:val="680E6146"/>
+    <w:lvl w:ilvl="0" w:tplc="4009000F">
+      <w:start w:val="1"/>
+      <w:numFmt w:val="decimal"/>
+      <w:lvlText w:val="%1."/>
+      <w:lvlJc w:val="left"/>
+      <w:pPr>
+        <w:ind w:left="720" w:hanging="360"/>
+      </w:pPr>
+      <w:rPr>
+        <w:rFonts w:hint="default"/>
+      </w:rPr>
+    </w:lvl>
+    <w:lvl w:ilvl="1" w:tplc="40090019" w:tentative="1">
+      <w:start w:val="1"/>
+      <w:numFmt w:val="lowerLetter"/>
+      <w:lvlText w:val="%2."/>
+      <w:lvlJc w:val="left"/>
+      <w:pPr>
+        <w:ind w:left="1440" w:hanging="360"/>
+      </w:pPr>
+    </w:lvl>
+    <w:lvl w:ilvl="2" w:tplc="4009001B" w:tentative="1">
+      <w:start w:val="1"/>
+      <w:numFmt w:val="lowerRoman"/>
+      <w:lvlText w:val="%3."/>
+      <w:lvlJc w:val="right"/>
+      <w:pPr>
+        <w:ind w:left="2160" w:hanging="180"/>
+      </w:pPr>
+    </w:lvl>
+    <w:lvl w:ilvl="3" w:tplc="4009000F" w:tentative="1">
+      <w:start w:val="1"/>
+      <w:numFmt w:val="decimal"/>
+      <w:lvlText w:val="%4."/>
+      <w:lvlJc w:val="left"/>
+      <w:pPr>
+        <w:ind w:left="2880" w:hanging="360"/>
+      </w:pPr>
+    </w:lvl>
+    <w:lvl w:ilvl="4" w:tplc="40090019" w:tentative="1">
+      <w:start w:val="1"/>
+      <w:numFmt w:val="lowerLetter"/>
+      <w:lvlText w:val="%5."/>
+      <w:lvlJc w:val="left"/>
+      <w:pPr>
+        <w:ind w:left="3600" w:hanging="360"/>
+      </w:pPr>
+    </w:lvl>
+    <w:lvl w:ilvl="5" w:tplc="4009001B" w:tentative="1">
+      <w:start w:val="1"/>
+      <w:numFmt w:val="lowerRoman"/>
+      <w:lvlText w:val="%6."/>
+      <w:lvlJc w:val="right"/>
+      <w:pPr>
+        <w:ind w:left="4320" w:hanging="180"/>
+      </w:pPr>
+    </w:lvl>
+    <w:lvl w:ilvl="6" w:tplc="4009000F" w:tentative="1">
+      <w:start w:val="1"/>
+      <w:numFmt w:val="decimal"/>
+      <w:lvlText w:val="%7."/>
+      <w:lvlJc w:val="left"/>
+      <w:pPr>
+        <w:ind w:left="5040" w:hanging="360"/>
+      </w:pPr>
+    </w:lvl>
+    <w:lvl w:ilvl="7" w:tplc="40090019" w:tentative="1">
+      <w:start w:val="1"/>
+      <w:numFmt w:val="lowerLetter"/>
+      <w:lvlText w:val="%8."/>
+      <w:lvlJc w:val="left"/>
+      <w:pPr>
+        <w:ind w:left="5760" w:hanging="360"/>
+      </w:pPr>
+    </w:lvl>
+    <w:lvl w:ilvl="8" w:tplc="4009001B" w:tentative="1">
+      <w:start w:val="1"/>
+      <w:numFmt w:val="lowerRoman"/>
+      <w:lvlText w:val="%9."/>
+      <w:lvlJc w:val="right"/>
+      <w:pPr>
+        <w:ind w:left="6480" w:hanging="180"/>
+      </w:pPr>
+    </w:lvl>
+  </w:abstractNum>
+  <w:abstractNum w:abstractNumId="7">
     <w:nsid w:val="3AB146E0"/>
     <w:multiLevelType w:val="hybridMultilevel"/>
     <w:tmpl w:val="8DA4565E"/>
@@ -4240,7 +4988,7 @@
       </w:rPr>
     </w:lvl>
   </w:abstractNum>
-  <w:abstractNum w:abstractNumId="6">
+  <w:abstractNum w:abstractNumId="8">
     <w:nsid w:val="3F921678"/>
     <w:multiLevelType w:val="hybridMultilevel"/>
     <w:tmpl w:val="221E44C8"/>
@@ -4329,7 +5077,96 @@
       </w:pPr>
     </w:lvl>
   </w:abstractNum>
-  <w:abstractNum w:abstractNumId="7">
+  <w:abstractNum w:abstractNumId="9">
+    <w:nsid w:val="48400206"/>
+    <w:multiLevelType w:val="hybridMultilevel"/>
+    <w:tmpl w:val="3C3C3030"/>
+    <w:lvl w:ilvl="0" w:tplc="4009000F">
+      <w:start w:val="1"/>
+      <w:numFmt w:val="decimal"/>
+      <w:lvlText w:val="%1."/>
+      <w:lvlJc w:val="left"/>
+      <w:pPr>
+        <w:ind w:left="720" w:hanging="360"/>
+      </w:pPr>
+      <w:rPr>
+        <w:rFonts w:hint="default"/>
+      </w:rPr>
+    </w:lvl>
+    <w:lvl w:ilvl="1" w:tplc="40090019" w:tentative="1">
+      <w:start w:val="1"/>
+      <w:numFmt w:val="lowerLetter"/>
+      <w:lvlText w:val="%2."/>
+      <w:lvlJc w:val="left"/>
+      <w:pPr>
+        <w:ind w:left="1440" w:hanging="360"/>
+      </w:pPr>
+    </w:lvl>
+    <w:lvl w:ilvl="2" w:tplc="4009001B" w:tentative="1">
+      <w:start w:val="1"/>
+      <w:numFmt w:val="lowerRoman"/>
+      <w:lvlText w:val="%3."/>
+      <w:lvlJc w:val="right"/>
+      <w:pPr>
+        <w:ind w:left="2160" w:hanging="180"/>
+      </w:pPr>
+    </w:lvl>
+    <w:lvl w:ilvl="3" w:tplc="4009000F" w:tentative="1">
+      <w:start w:val="1"/>
+      <w:numFmt w:val="decimal"/>
+      <w:lvlText w:val="%4."/>
+      <w:lvlJc w:val="left"/>
+      <w:pPr>
+        <w:ind w:left="2880" w:hanging="360"/>
+      </w:pPr>
+    </w:lvl>
+    <w:lvl w:ilvl="4" w:tplc="40090019" w:tentative="1">
+      <w:start w:val="1"/>
+      <w:numFmt w:val="lowerLetter"/>
+      <w:lvlText w:val="%5."/>
+      <w:lvlJc w:val="left"/>
+      <w:pPr>
+        <w:ind w:left="3600" w:hanging="360"/>
+      </w:pPr>
+    </w:lvl>
+    <w:lvl w:ilvl="5" w:tplc="4009001B" w:tentative="1">
+      <w:start w:val="1"/>
+      <w:numFmt w:val="lowerRoman"/>
+      <w:lvlText w:val="%6."/>
+      <w:lvlJc w:val="right"/>
+      <w:pPr>
+        <w:ind w:left="4320" w:hanging="180"/>
+      </w:pPr>
+    </w:lvl>
+    <w:lvl w:ilvl="6" w:tplc="4009000F" w:tentative="1">
+      <w:start w:val="1"/>
+      <w:numFmt w:val="decimal"/>
+      <w:lvlText w:val="%7."/>
+      <w:lvlJc w:val="left"/>
+      <w:pPr>
+        <w:ind w:left="5040" w:hanging="360"/>
+      </w:pPr>
+    </w:lvl>
+    <w:lvl w:ilvl="7" w:tplc="40090019" w:tentative="1">
+      <w:start w:val="1"/>
+      <w:numFmt w:val="lowerLetter"/>
+      <w:lvlText w:val="%8."/>
+      <w:lvlJc w:val="left"/>
+      <w:pPr>
+        <w:ind w:left="5760" w:hanging="360"/>
+      </w:pPr>
+    </w:lvl>
+    <w:lvl w:ilvl="8" w:tplc="4009001B" w:tentative="1">
+      <w:start w:val="1"/>
+      <w:numFmt w:val="lowerRoman"/>
+      <w:lvlText w:val="%9."/>
+      <w:lvlJc w:val="right"/>
+      <w:pPr>
+        <w:ind w:left="6480" w:hanging="180"/>
+      </w:pPr>
+    </w:lvl>
+  </w:abstractNum>
+  <w:abstractNum w:abstractNumId="10">
     <w:nsid w:val="6BAF613D"/>
     <w:multiLevelType w:val="hybridMultilevel"/>
     <w:tmpl w:val="7DD24A66"/>
@@ -4442,7 +5279,7 @@
       </w:rPr>
     </w:lvl>
   </w:abstractNum>
-  <w:abstractNum w:abstractNumId="8">
+  <w:abstractNum w:abstractNumId="11">
     <w:nsid w:val="6FD878C3"/>
     <w:multiLevelType w:val="hybridMultilevel"/>
     <w:tmpl w:val="63B48D7C"/>
@@ -4555,7 +5392,7 @@
       </w:rPr>
     </w:lvl>
   </w:abstractNum>
-  <w:abstractNum w:abstractNumId="9">
+  <w:abstractNum w:abstractNumId="12">
     <w:nsid w:val="79D23D9D"/>
     <w:multiLevelType w:val="hybridMultilevel"/>
     <w:tmpl w:val="D19E3E78"/>
@@ -4644,8 +5481,97 @@
       </w:pPr>
     </w:lvl>
   </w:abstractNum>
+  <w:abstractNum w:abstractNumId="13">
+    <w:nsid w:val="79E47C68"/>
+    <w:multiLevelType w:val="hybridMultilevel"/>
+    <w:tmpl w:val="1E82EB72"/>
+    <w:lvl w:ilvl="0" w:tplc="4009000F">
+      <w:start w:val="1"/>
+      <w:numFmt w:val="decimal"/>
+      <w:lvlText w:val="%1."/>
+      <w:lvlJc w:val="left"/>
+      <w:pPr>
+        <w:ind w:left="720" w:hanging="360"/>
+      </w:pPr>
+      <w:rPr>
+        <w:rFonts w:hint="default"/>
+      </w:rPr>
+    </w:lvl>
+    <w:lvl w:ilvl="1" w:tplc="40090019" w:tentative="1">
+      <w:start w:val="1"/>
+      <w:numFmt w:val="lowerLetter"/>
+      <w:lvlText w:val="%2."/>
+      <w:lvlJc w:val="left"/>
+      <w:pPr>
+        <w:ind w:left="1440" w:hanging="360"/>
+      </w:pPr>
+    </w:lvl>
+    <w:lvl w:ilvl="2" w:tplc="4009001B" w:tentative="1">
+      <w:start w:val="1"/>
+      <w:numFmt w:val="lowerRoman"/>
+      <w:lvlText w:val="%3."/>
+      <w:lvlJc w:val="right"/>
+      <w:pPr>
+        <w:ind w:left="2160" w:hanging="180"/>
+      </w:pPr>
+    </w:lvl>
+    <w:lvl w:ilvl="3" w:tplc="4009000F" w:tentative="1">
+      <w:start w:val="1"/>
+      <w:numFmt w:val="decimal"/>
+      <w:lvlText w:val="%4."/>
+      <w:lvlJc w:val="left"/>
+      <w:pPr>
+        <w:ind w:left="2880" w:hanging="360"/>
+      </w:pPr>
+    </w:lvl>
+    <w:lvl w:ilvl="4" w:tplc="40090019" w:tentative="1">
+      <w:start w:val="1"/>
+      <w:numFmt w:val="lowerLetter"/>
+      <w:lvlText w:val="%5."/>
+      <w:lvlJc w:val="left"/>
+      <w:pPr>
+        <w:ind w:left="3600" w:hanging="360"/>
+      </w:pPr>
+    </w:lvl>
+    <w:lvl w:ilvl="5" w:tplc="4009001B" w:tentative="1">
+      <w:start w:val="1"/>
+      <w:numFmt w:val="lowerRoman"/>
+      <w:lvlText w:val="%6."/>
+      <w:lvlJc w:val="right"/>
+      <w:pPr>
+        <w:ind w:left="4320" w:hanging="180"/>
+      </w:pPr>
+    </w:lvl>
+    <w:lvl w:ilvl="6" w:tplc="4009000F" w:tentative="1">
+      <w:start w:val="1"/>
+      <w:numFmt w:val="decimal"/>
+      <w:lvlText w:val="%7."/>
+      <w:lvlJc w:val="left"/>
+      <w:pPr>
+        <w:ind w:left="5040" w:hanging="360"/>
+      </w:pPr>
+    </w:lvl>
+    <w:lvl w:ilvl="7" w:tplc="40090019" w:tentative="1">
+      <w:start w:val="1"/>
+      <w:numFmt w:val="lowerLetter"/>
+      <w:lvlText w:val="%8."/>
+      <w:lvlJc w:val="left"/>
+      <w:pPr>
+        <w:ind w:left="5760" w:hanging="360"/>
+      </w:pPr>
+    </w:lvl>
+    <w:lvl w:ilvl="8" w:tplc="4009001B" w:tentative="1">
+      <w:start w:val="1"/>
+      <w:numFmt w:val="lowerRoman"/>
+      <w:lvlText w:val="%9."/>
+      <w:lvlJc w:val="right"/>
+      <w:pPr>
+        <w:ind w:left="6480" w:hanging="180"/>
+      </w:pPr>
+    </w:lvl>
+  </w:abstractNum>
   <w:num w:numId="1">
-    <w:abstractNumId w:val="8"/>
+    <w:abstractNumId w:val="11"/>
   </w:num>
   <w:num w:numId="2">
     <w:abstractNumId w:val="2"/>
@@ -4654,10 +5580,10 @@
     <w:abstractNumId w:val="3"/>
   </w:num>
   <w:num w:numId="4">
-    <w:abstractNumId w:val="5"/>
+    <w:abstractNumId w:val="7"/>
   </w:num>
   <w:num w:numId="5">
-    <w:abstractNumId w:val="7"/>
+    <w:abstractNumId w:val="10"/>
   </w:num>
   <w:num w:numId="6">
     <w:abstractNumId w:val="1"/>
@@ -4666,12 +5592,24 @@
     <w:abstractNumId w:val="0"/>
   </w:num>
   <w:num w:numId="8">
-    <w:abstractNumId w:val="6"/>
+    <w:abstractNumId w:val="8"/>
   </w:num>
   <w:num w:numId="9">
     <w:abstractNumId w:val="4"/>
   </w:num>
   <w:num w:numId="10">
+    <w:abstractNumId w:val="12"/>
+  </w:num>
+  <w:num w:numId="11">
+    <w:abstractNumId w:val="13"/>
+  </w:num>
+  <w:num w:numId="12">
+    <w:abstractNumId w:val="5"/>
+  </w:num>
+  <w:num w:numId="13">
+    <w:abstractNumId w:val="6"/>
+  </w:num>
+  <w:num w:numId="14">
     <w:abstractNumId w:val="9"/>
   </w:num>
 </w:numbering>
@@ -6145,6 +7083,13 @@
         </dgm:presLayoutVars>
       </dgm:prSet>
       <dgm:spPr/>
+      <dgm:t>
+        <a:bodyPr/>
+        <a:lstStyle/>
+        <a:p>
+          <a:endParaRPr lang="en-IN"/>
+        </a:p>
+      </dgm:t>
     </dgm:pt>
     <dgm:pt modelId="{915300E8-D21B-48E5-86A7-A677802348CF}" type="pres">
       <dgm:prSet presAssocID="{7C03F650-450B-470D-9F41-9EBB6F24DE08}" presName="node" presStyleLbl="node1" presStyleIdx="0" presStyleCnt="6">
@@ -6153,14 +7098,35 @@
         </dgm:presLayoutVars>
       </dgm:prSet>
       <dgm:spPr/>
+      <dgm:t>
+        <a:bodyPr/>
+        <a:lstStyle/>
+        <a:p>
+          <a:endParaRPr lang="en-IN"/>
+        </a:p>
+      </dgm:t>
     </dgm:pt>
     <dgm:pt modelId="{23B2CE62-F90C-4121-BB9A-FD58550B5409}" type="pres">
       <dgm:prSet presAssocID="{D996DF6E-E24A-4672-B53C-F45E82ED11D5}" presName="sibTrans" presStyleLbl="sibTrans2D1" presStyleIdx="0" presStyleCnt="6"/>
       <dgm:spPr/>
+      <dgm:t>
+        <a:bodyPr/>
+        <a:lstStyle/>
+        <a:p>
+          <a:endParaRPr lang="en-IN"/>
+        </a:p>
+      </dgm:t>
     </dgm:pt>
     <dgm:pt modelId="{85727C8B-3068-4E77-A7A1-E6EDA8103D60}" type="pres">
       <dgm:prSet presAssocID="{D996DF6E-E24A-4672-B53C-F45E82ED11D5}" presName="connectorText" presStyleLbl="sibTrans2D1" presStyleIdx="0" presStyleCnt="6"/>
       <dgm:spPr/>
+      <dgm:t>
+        <a:bodyPr/>
+        <a:lstStyle/>
+        <a:p>
+          <a:endParaRPr lang="en-IN"/>
+        </a:p>
+      </dgm:t>
     </dgm:pt>
     <dgm:pt modelId="{6AB4841B-36EA-4743-8E11-22D754152787}" type="pres">
       <dgm:prSet presAssocID="{D01084D7-448F-40E6-BAD6-916FA5266B35}" presName="node" presStyleLbl="node1" presStyleIdx="1" presStyleCnt="6">
@@ -6180,10 +7146,24 @@
     <dgm:pt modelId="{59356F7B-2878-4C69-8BCC-736D52D62464}" type="pres">
       <dgm:prSet presAssocID="{BA319471-CEE2-4F47-BD5C-3922FB7DFA6B}" presName="sibTrans" presStyleLbl="sibTrans2D1" presStyleIdx="1" presStyleCnt="6"/>
       <dgm:spPr/>
+      <dgm:t>
+        <a:bodyPr/>
+        <a:lstStyle/>
+        <a:p>
+          <a:endParaRPr lang="en-IN"/>
+        </a:p>
+      </dgm:t>
     </dgm:pt>
     <dgm:pt modelId="{2FCF5CF5-49BA-4E5D-A81E-50ABA18D10A9}" type="pres">
       <dgm:prSet presAssocID="{BA319471-CEE2-4F47-BD5C-3922FB7DFA6B}" presName="connectorText" presStyleLbl="sibTrans2D1" presStyleIdx="1" presStyleCnt="6"/>
       <dgm:spPr/>
+      <dgm:t>
+        <a:bodyPr/>
+        <a:lstStyle/>
+        <a:p>
+          <a:endParaRPr lang="en-IN"/>
+        </a:p>
+      </dgm:t>
     </dgm:pt>
     <dgm:pt modelId="{A670810F-0345-4254-8BC7-4FA06BB5C3CC}" type="pres">
       <dgm:prSet presAssocID="{A3989F04-57A2-4559-BF44-044AD8FBD67A}" presName="node" presStyleLbl="node1" presStyleIdx="2" presStyleCnt="6">
@@ -6192,14 +7172,35 @@
         </dgm:presLayoutVars>
       </dgm:prSet>
       <dgm:spPr/>
+      <dgm:t>
+        <a:bodyPr/>
+        <a:lstStyle/>
+        <a:p>
+          <a:endParaRPr lang="en-IN"/>
+        </a:p>
+      </dgm:t>
     </dgm:pt>
     <dgm:pt modelId="{31D81D24-1473-4316-96A5-763E7A6060DC}" type="pres">
       <dgm:prSet presAssocID="{F90989A5-9584-42E6-85EC-F46F18F0E118}" presName="sibTrans" presStyleLbl="sibTrans2D1" presStyleIdx="2" presStyleCnt="6"/>
       <dgm:spPr/>
+      <dgm:t>
+        <a:bodyPr/>
+        <a:lstStyle/>
+        <a:p>
+          <a:endParaRPr lang="en-IN"/>
+        </a:p>
+      </dgm:t>
     </dgm:pt>
     <dgm:pt modelId="{74D1E673-78E8-4911-AB9E-E98BE428CF47}" type="pres">
       <dgm:prSet presAssocID="{F90989A5-9584-42E6-85EC-F46F18F0E118}" presName="connectorText" presStyleLbl="sibTrans2D1" presStyleIdx="2" presStyleCnt="6"/>
       <dgm:spPr/>
+      <dgm:t>
+        <a:bodyPr/>
+        <a:lstStyle/>
+        <a:p>
+          <a:endParaRPr lang="en-IN"/>
+        </a:p>
+      </dgm:t>
     </dgm:pt>
     <dgm:pt modelId="{F9AED730-9635-4E85-B16D-CDB7F5FBEF2A}" type="pres">
       <dgm:prSet presAssocID="{F2BE9233-54BD-4C28-B5F2-1B65E9CDDF96}" presName="node" presStyleLbl="node1" presStyleIdx="3" presStyleCnt="6">
@@ -6219,10 +7220,24 @@
     <dgm:pt modelId="{2C63797F-35D2-4BF1-ADFC-8E15A2A56D28}" type="pres">
       <dgm:prSet presAssocID="{9C8E8DEB-5DB8-4F82-8CE8-1171D0ABBD37}" presName="sibTrans" presStyleLbl="sibTrans2D1" presStyleIdx="3" presStyleCnt="6"/>
       <dgm:spPr/>
+      <dgm:t>
+        <a:bodyPr/>
+        <a:lstStyle/>
+        <a:p>
+          <a:endParaRPr lang="en-IN"/>
+        </a:p>
+      </dgm:t>
     </dgm:pt>
     <dgm:pt modelId="{15DBFFA1-5F90-4067-9D91-73AA2852D991}" type="pres">
       <dgm:prSet presAssocID="{9C8E8DEB-5DB8-4F82-8CE8-1171D0ABBD37}" presName="connectorText" presStyleLbl="sibTrans2D1" presStyleIdx="3" presStyleCnt="6"/>
       <dgm:spPr/>
+      <dgm:t>
+        <a:bodyPr/>
+        <a:lstStyle/>
+        <a:p>
+          <a:endParaRPr lang="en-IN"/>
+        </a:p>
+      </dgm:t>
     </dgm:pt>
     <dgm:pt modelId="{1379CEB1-3469-4B4A-813A-D2A2C295406E}" type="pres">
       <dgm:prSet presAssocID="{6BE14A29-3F47-4123-9A53-87F7E3976F30}" presName="node" presStyleLbl="node1" presStyleIdx="4" presStyleCnt="6">
@@ -6242,10 +7257,24 @@
     <dgm:pt modelId="{9F2CA740-10BE-422F-97C4-215D3262A7C2}" type="pres">
       <dgm:prSet presAssocID="{D35F654F-C71E-4CF2-BA21-C832C92DCB2B}" presName="sibTrans" presStyleLbl="sibTrans2D1" presStyleIdx="4" presStyleCnt="6"/>
       <dgm:spPr/>
+      <dgm:t>
+        <a:bodyPr/>
+        <a:lstStyle/>
+        <a:p>
+          <a:endParaRPr lang="en-IN"/>
+        </a:p>
+      </dgm:t>
     </dgm:pt>
     <dgm:pt modelId="{C262E5EC-AFFC-4D29-8F55-4FC98D066102}" type="pres">
       <dgm:prSet presAssocID="{D35F654F-C71E-4CF2-BA21-C832C92DCB2B}" presName="connectorText" presStyleLbl="sibTrans2D1" presStyleIdx="4" presStyleCnt="6"/>
       <dgm:spPr/>
+      <dgm:t>
+        <a:bodyPr/>
+        <a:lstStyle/>
+        <a:p>
+          <a:endParaRPr lang="en-IN"/>
+        </a:p>
+      </dgm:t>
     </dgm:pt>
     <dgm:pt modelId="{ABB91F78-7B6C-410F-9644-452AF8D7494A}" type="pres">
       <dgm:prSet presAssocID="{E3147738-712C-470E-BA43-1900B58F3BA1}" presName="node" presStyleLbl="node1" presStyleIdx="5" presStyleCnt="6">
@@ -6254,60 +7283,81 @@
         </dgm:presLayoutVars>
       </dgm:prSet>
       <dgm:spPr/>
+      <dgm:t>
+        <a:bodyPr/>
+        <a:lstStyle/>
+        <a:p>
+          <a:endParaRPr lang="en-IN"/>
+        </a:p>
+      </dgm:t>
     </dgm:pt>
     <dgm:pt modelId="{48BF6C11-EF1A-4273-900D-DD5B59C0D92F}" type="pres">
       <dgm:prSet presAssocID="{A01E66F2-8DE2-4DBF-B8E1-AB48AEB22F0F}" presName="sibTrans" presStyleLbl="sibTrans2D1" presStyleIdx="5" presStyleCnt="6"/>
       <dgm:spPr/>
+      <dgm:t>
+        <a:bodyPr/>
+        <a:lstStyle/>
+        <a:p>
+          <a:endParaRPr lang="en-IN"/>
+        </a:p>
+      </dgm:t>
     </dgm:pt>
     <dgm:pt modelId="{2D827D14-3A64-4B45-B11B-3ECDBC24212A}" type="pres">
       <dgm:prSet presAssocID="{A01E66F2-8DE2-4DBF-B8E1-AB48AEB22F0F}" presName="connectorText" presStyleLbl="sibTrans2D1" presStyleIdx="5" presStyleCnt="6"/>
       <dgm:spPr/>
+      <dgm:t>
+        <a:bodyPr/>
+        <a:lstStyle/>
+        <a:p>
+          <a:endParaRPr lang="en-IN"/>
+        </a:p>
+      </dgm:t>
     </dgm:pt>
   </dgm:ptLst>
   <dgm:cxnLst>
-    <dgm:cxn modelId="{A57EFDD0-FBCF-434E-BFC7-CEED55D4E18A}" type="presOf" srcId="{F90989A5-9584-42E6-85EC-F46F18F0E118}" destId="{74D1E673-78E8-4911-AB9E-E98BE428CF47}" srcOrd="1" destOrd="0" presId="urn:microsoft.com/office/officeart/2005/8/layout/cycle2"/>
+    <dgm:cxn modelId="{F4C9C61B-57E5-4306-9819-F1DBAE1CEE73}" type="presOf" srcId="{A3989F04-57A2-4559-BF44-044AD8FBD67A}" destId="{A670810F-0345-4254-8BC7-4FA06BB5C3CC}" srcOrd="0" destOrd="0" presId="urn:microsoft.com/office/officeart/2005/8/layout/cycle2"/>
+    <dgm:cxn modelId="{003AB16B-8CA0-4713-8BD3-53EC263E1BD2}" type="presOf" srcId="{A01E66F2-8DE2-4DBF-B8E1-AB48AEB22F0F}" destId="{2D827D14-3A64-4B45-B11B-3ECDBC24212A}" srcOrd="1" destOrd="0" presId="urn:microsoft.com/office/officeart/2005/8/layout/cycle2"/>
+    <dgm:cxn modelId="{CC5061A9-6DD7-49A0-B58E-AD3752BB2AA0}" type="presOf" srcId="{D996DF6E-E24A-4672-B53C-F45E82ED11D5}" destId="{85727C8B-3068-4E77-A7A1-E6EDA8103D60}" srcOrd="1" destOrd="0" presId="urn:microsoft.com/office/officeart/2005/8/layout/cycle2"/>
+    <dgm:cxn modelId="{DAFBDA24-4A9E-44DB-A359-107884EC8A31}" type="presOf" srcId="{D01084D7-448F-40E6-BAD6-916FA5266B35}" destId="{6AB4841B-36EA-4743-8E11-22D754152787}" srcOrd="0" destOrd="0" presId="urn:microsoft.com/office/officeart/2005/8/layout/cycle2"/>
+    <dgm:cxn modelId="{0D04157E-731F-4362-9809-8552DAC08837}" type="presOf" srcId="{BA319471-CEE2-4F47-BD5C-3922FB7DFA6B}" destId="{59356F7B-2878-4C69-8BCC-736D52D62464}" srcOrd="0" destOrd="0" presId="urn:microsoft.com/office/officeart/2005/8/layout/cycle2"/>
+    <dgm:cxn modelId="{75AB528B-4B01-4A9F-876C-7FBDCCE1AEF0}" type="presOf" srcId="{9C8E8DEB-5DB8-4F82-8CE8-1171D0ABBD37}" destId="{2C63797F-35D2-4BF1-ADFC-8E15A2A56D28}" srcOrd="0" destOrd="0" presId="urn:microsoft.com/office/officeart/2005/8/layout/cycle2"/>
+    <dgm:cxn modelId="{3A6CAD7C-9D06-4601-9DA6-58C23D4FE730}" srcId="{30169AF5-3F60-49ED-BA16-26E156F3CD77}" destId="{E3147738-712C-470E-BA43-1900B58F3BA1}" srcOrd="5" destOrd="0" parTransId="{390EF3C2-87EC-4379-B2B2-CD6400F6DFF0}" sibTransId="{A01E66F2-8DE2-4DBF-B8E1-AB48AEB22F0F}"/>
+    <dgm:cxn modelId="{A75F9B0C-C76A-461C-9C42-B0C2731139BC}" type="presOf" srcId="{F2BE9233-54BD-4C28-B5F2-1B65E9CDDF96}" destId="{F9AED730-9635-4E85-B16D-CDB7F5FBEF2A}" srcOrd="0" destOrd="0" presId="urn:microsoft.com/office/officeart/2005/8/layout/cycle2"/>
+    <dgm:cxn modelId="{851B2941-DA2A-42A0-947F-30FDFC1BD541}" type="presOf" srcId="{6BE14A29-3F47-4123-9A53-87F7E3976F30}" destId="{1379CEB1-3469-4B4A-813A-D2A2C295406E}" srcOrd="0" destOrd="0" presId="urn:microsoft.com/office/officeart/2005/8/layout/cycle2"/>
+    <dgm:cxn modelId="{FC683937-3E9A-4071-B70B-BFE511A7B23C}" srcId="{30169AF5-3F60-49ED-BA16-26E156F3CD77}" destId="{6BE14A29-3F47-4123-9A53-87F7E3976F30}" srcOrd="4" destOrd="0" parTransId="{14C76E7C-A806-46D2-A04B-406CC2747FBF}" sibTransId="{D35F654F-C71E-4CF2-BA21-C832C92DCB2B}"/>
+    <dgm:cxn modelId="{D255499D-BBD4-43BB-8785-9F6008853A5E}" type="presOf" srcId="{7C03F650-450B-470D-9F41-9EBB6F24DE08}" destId="{915300E8-D21B-48E5-86A7-A677802348CF}" srcOrd="0" destOrd="0" presId="urn:microsoft.com/office/officeart/2005/8/layout/cycle2"/>
+    <dgm:cxn modelId="{F6A6A5BD-FC95-451E-815A-48ABC4F1B072}" type="presOf" srcId="{F90989A5-9584-42E6-85EC-F46F18F0E118}" destId="{31D81D24-1473-4316-96A5-763E7A6060DC}" srcOrd="0" destOrd="0" presId="urn:microsoft.com/office/officeart/2005/8/layout/cycle2"/>
+    <dgm:cxn modelId="{4B936896-5C90-4E3F-978E-AF26085B46AB}" type="presOf" srcId="{BA319471-CEE2-4F47-BD5C-3922FB7DFA6B}" destId="{2FCF5CF5-49BA-4E5D-A81E-50ABA18D10A9}" srcOrd="1" destOrd="0" presId="urn:microsoft.com/office/officeart/2005/8/layout/cycle2"/>
+    <dgm:cxn modelId="{4931B868-7317-499C-8164-C1C299EDD2A3}" type="presOf" srcId="{9C8E8DEB-5DB8-4F82-8CE8-1171D0ABBD37}" destId="{15DBFFA1-5F90-4067-9D91-73AA2852D991}" srcOrd="1" destOrd="0" presId="urn:microsoft.com/office/officeart/2005/8/layout/cycle2"/>
+    <dgm:cxn modelId="{D001ACFB-1761-4957-81CE-B3FFC4F369E5}" type="presOf" srcId="{D996DF6E-E24A-4672-B53C-F45E82ED11D5}" destId="{23B2CE62-F90C-4121-BB9A-FD58550B5409}" srcOrd="0" destOrd="0" presId="urn:microsoft.com/office/officeart/2005/8/layout/cycle2"/>
+    <dgm:cxn modelId="{F019ACF1-2B6F-4809-8AE5-DEBFE2689CB9}" type="presOf" srcId="{D35F654F-C71E-4CF2-BA21-C832C92DCB2B}" destId="{C262E5EC-AFFC-4D29-8F55-4FC98D066102}" srcOrd="1" destOrd="0" presId="urn:microsoft.com/office/officeart/2005/8/layout/cycle2"/>
+    <dgm:cxn modelId="{026D6AE9-41C4-4E88-B421-D7A6BB38CC27}" srcId="{30169AF5-3F60-49ED-BA16-26E156F3CD77}" destId="{F2BE9233-54BD-4C28-B5F2-1B65E9CDDF96}" srcOrd="3" destOrd="0" parTransId="{672307C0-A98C-48FA-8729-D6E3187E5E3A}" sibTransId="{9C8E8DEB-5DB8-4F82-8CE8-1171D0ABBD37}"/>
+    <dgm:cxn modelId="{8F2EA475-8438-48A3-95FF-758ED9E7F2CB}" type="presOf" srcId="{E3147738-712C-470E-BA43-1900B58F3BA1}" destId="{ABB91F78-7B6C-410F-9644-452AF8D7494A}" srcOrd="0" destOrd="0" presId="urn:microsoft.com/office/officeart/2005/8/layout/cycle2"/>
+    <dgm:cxn modelId="{1E886BC2-D82E-4EB4-9889-7F508825F6B8}" type="presOf" srcId="{D35F654F-C71E-4CF2-BA21-C832C92DCB2B}" destId="{9F2CA740-10BE-422F-97C4-215D3262A7C2}" srcOrd="0" destOrd="0" presId="urn:microsoft.com/office/officeart/2005/8/layout/cycle2"/>
+    <dgm:cxn modelId="{13CBD035-318A-4DA7-AE5D-4DC1525F532E}" type="presOf" srcId="{F90989A5-9584-42E6-85EC-F46F18F0E118}" destId="{74D1E673-78E8-4911-AB9E-E98BE428CF47}" srcOrd="1" destOrd="0" presId="urn:microsoft.com/office/officeart/2005/8/layout/cycle2"/>
+    <dgm:cxn modelId="{F09F8ED9-D24F-448F-AF8E-F92EC404CBA7}" srcId="{30169AF5-3F60-49ED-BA16-26E156F3CD77}" destId="{7C03F650-450B-470D-9F41-9EBB6F24DE08}" srcOrd="0" destOrd="0" parTransId="{A8856599-3D3C-4A85-ABFD-520651FDD510}" sibTransId="{D996DF6E-E24A-4672-B53C-F45E82ED11D5}"/>
+    <dgm:cxn modelId="{0CD4DFD7-2E78-47BE-A01C-B2554840BF50}" type="presOf" srcId="{A01E66F2-8DE2-4DBF-B8E1-AB48AEB22F0F}" destId="{48BF6C11-EF1A-4273-900D-DD5B59C0D92F}" srcOrd="0" destOrd="0" presId="urn:microsoft.com/office/officeart/2005/8/layout/cycle2"/>
     <dgm:cxn modelId="{57569DDB-32CD-4132-93C5-3D28EE6D9D0F}" srcId="{30169AF5-3F60-49ED-BA16-26E156F3CD77}" destId="{A3989F04-57A2-4559-BF44-044AD8FBD67A}" srcOrd="2" destOrd="0" parTransId="{E7AABBEB-8EE1-4214-A7B4-DD1F0B63D6DC}" sibTransId="{F90989A5-9584-42E6-85EC-F46F18F0E118}"/>
+    <dgm:cxn modelId="{5FF7244B-DF29-436A-BDCB-E0062D835B11}" type="presOf" srcId="{30169AF5-3F60-49ED-BA16-26E156F3CD77}" destId="{B41B0945-C228-466F-ACBC-F0427AE563C3}" srcOrd="0" destOrd="0" presId="urn:microsoft.com/office/officeart/2005/8/layout/cycle2"/>
     <dgm:cxn modelId="{3354B5DD-DD06-4226-83B0-C5DBB4314929}" srcId="{30169AF5-3F60-49ED-BA16-26E156F3CD77}" destId="{D01084D7-448F-40E6-BAD6-916FA5266B35}" srcOrd="1" destOrd="0" parTransId="{11A516D9-F860-4BE8-BA91-08CBF1F90AAF}" sibTransId="{BA319471-CEE2-4F47-BD5C-3922FB7DFA6B}"/>
-    <dgm:cxn modelId="{026D6AE9-41C4-4E88-B421-D7A6BB38CC27}" srcId="{30169AF5-3F60-49ED-BA16-26E156F3CD77}" destId="{F2BE9233-54BD-4C28-B5F2-1B65E9CDDF96}" srcOrd="3" destOrd="0" parTransId="{672307C0-A98C-48FA-8729-D6E3187E5E3A}" sibTransId="{9C8E8DEB-5DB8-4F82-8CE8-1171D0ABBD37}"/>
-    <dgm:cxn modelId="{631FC5D8-CC11-4F2B-AC51-E9519DFB201E}" type="presOf" srcId="{D01084D7-448F-40E6-BAD6-916FA5266B35}" destId="{6AB4841B-36EA-4743-8E11-22D754152787}" srcOrd="0" destOrd="0" presId="urn:microsoft.com/office/officeart/2005/8/layout/cycle2"/>
-    <dgm:cxn modelId="{F23C2329-D5C1-456F-8F48-560C9BC96FF6}" type="presOf" srcId="{30169AF5-3F60-49ED-BA16-26E156F3CD77}" destId="{B41B0945-C228-466F-ACBC-F0427AE563C3}" srcOrd="0" destOrd="0" presId="urn:microsoft.com/office/officeart/2005/8/layout/cycle2"/>
-    <dgm:cxn modelId="{C2085F10-840C-4C85-AFF4-573BD8DA6026}" type="presOf" srcId="{D996DF6E-E24A-4672-B53C-F45E82ED11D5}" destId="{23B2CE62-F90C-4121-BB9A-FD58550B5409}" srcOrd="0" destOrd="0" presId="urn:microsoft.com/office/officeart/2005/8/layout/cycle2"/>
-    <dgm:cxn modelId="{3529AFAE-296D-4190-B1EC-A00771C8E66E}" type="presOf" srcId="{9C8E8DEB-5DB8-4F82-8CE8-1171D0ABBD37}" destId="{15DBFFA1-5F90-4067-9D91-73AA2852D991}" srcOrd="1" destOrd="0" presId="urn:microsoft.com/office/officeart/2005/8/layout/cycle2"/>
-    <dgm:cxn modelId="{9E602537-84E0-4569-8C04-5A72856BB9D3}" type="presOf" srcId="{7C03F650-450B-470D-9F41-9EBB6F24DE08}" destId="{915300E8-D21B-48E5-86A7-A677802348CF}" srcOrd="0" destOrd="0" presId="urn:microsoft.com/office/officeart/2005/8/layout/cycle2"/>
-    <dgm:cxn modelId="{8C42D73E-38E3-4EFD-92C9-F945B5C7F511}" type="presOf" srcId="{A01E66F2-8DE2-4DBF-B8E1-AB48AEB22F0F}" destId="{48BF6C11-EF1A-4273-900D-DD5B59C0D92F}" srcOrd="0" destOrd="0" presId="urn:microsoft.com/office/officeart/2005/8/layout/cycle2"/>
-    <dgm:cxn modelId="{A9C36D4D-FCDB-480B-AE4C-96E12012F94B}" type="presOf" srcId="{6BE14A29-3F47-4123-9A53-87F7E3976F30}" destId="{1379CEB1-3469-4B4A-813A-D2A2C295406E}" srcOrd="0" destOrd="0" presId="urn:microsoft.com/office/officeart/2005/8/layout/cycle2"/>
-    <dgm:cxn modelId="{7C050B40-5600-45C1-B223-AC0ED39E3143}" type="presOf" srcId="{E3147738-712C-470E-BA43-1900B58F3BA1}" destId="{ABB91F78-7B6C-410F-9644-452AF8D7494A}" srcOrd="0" destOrd="0" presId="urn:microsoft.com/office/officeart/2005/8/layout/cycle2"/>
-    <dgm:cxn modelId="{3A6CAD7C-9D06-4601-9DA6-58C23D4FE730}" srcId="{30169AF5-3F60-49ED-BA16-26E156F3CD77}" destId="{E3147738-712C-470E-BA43-1900B58F3BA1}" srcOrd="5" destOrd="0" parTransId="{390EF3C2-87EC-4379-B2B2-CD6400F6DFF0}" sibTransId="{A01E66F2-8DE2-4DBF-B8E1-AB48AEB22F0F}"/>
-    <dgm:cxn modelId="{14653A79-E086-4211-87D0-FA8884100F04}" type="presOf" srcId="{F2BE9233-54BD-4C28-B5F2-1B65E9CDDF96}" destId="{F9AED730-9635-4E85-B16D-CDB7F5FBEF2A}" srcOrd="0" destOrd="0" presId="urn:microsoft.com/office/officeart/2005/8/layout/cycle2"/>
-    <dgm:cxn modelId="{566D1894-5DFF-401A-88DA-2C55A01844F5}" type="presOf" srcId="{A3989F04-57A2-4559-BF44-044AD8FBD67A}" destId="{A670810F-0345-4254-8BC7-4FA06BB5C3CC}" srcOrd="0" destOrd="0" presId="urn:microsoft.com/office/officeart/2005/8/layout/cycle2"/>
-    <dgm:cxn modelId="{01F0828B-6175-4021-92A4-A8FF9B63F2AE}" type="presOf" srcId="{D35F654F-C71E-4CF2-BA21-C832C92DCB2B}" destId="{C262E5EC-AFFC-4D29-8F55-4FC98D066102}" srcOrd="1" destOrd="0" presId="urn:microsoft.com/office/officeart/2005/8/layout/cycle2"/>
-    <dgm:cxn modelId="{4A60C097-58CD-42F7-9D18-2F7189986B86}" type="presOf" srcId="{BA319471-CEE2-4F47-BD5C-3922FB7DFA6B}" destId="{2FCF5CF5-49BA-4E5D-A81E-50ABA18D10A9}" srcOrd="1" destOrd="0" presId="urn:microsoft.com/office/officeart/2005/8/layout/cycle2"/>
-    <dgm:cxn modelId="{D35F4F99-3FE6-47B7-AF4C-93D647519CFC}" type="presOf" srcId="{D35F654F-C71E-4CF2-BA21-C832C92DCB2B}" destId="{9F2CA740-10BE-422F-97C4-215D3262A7C2}" srcOrd="0" destOrd="0" presId="urn:microsoft.com/office/officeart/2005/8/layout/cycle2"/>
-    <dgm:cxn modelId="{1B55FA4D-994B-4201-A4BB-F336C27B0284}" type="presOf" srcId="{A01E66F2-8DE2-4DBF-B8E1-AB48AEB22F0F}" destId="{2D827D14-3A64-4B45-B11B-3ECDBC24212A}" srcOrd="1" destOrd="0" presId="urn:microsoft.com/office/officeart/2005/8/layout/cycle2"/>
-    <dgm:cxn modelId="{ECBF80EE-0C93-49C4-A1C8-B299472BE366}" type="presOf" srcId="{9C8E8DEB-5DB8-4F82-8CE8-1171D0ABBD37}" destId="{2C63797F-35D2-4BF1-ADFC-8E15A2A56D28}" srcOrd="0" destOrd="0" presId="urn:microsoft.com/office/officeart/2005/8/layout/cycle2"/>
-    <dgm:cxn modelId="{C6808DA3-4E7D-4A68-9570-8B54B3C10162}" type="presOf" srcId="{F90989A5-9584-42E6-85EC-F46F18F0E118}" destId="{31D81D24-1473-4316-96A5-763E7A6060DC}" srcOrd="0" destOrd="0" presId="urn:microsoft.com/office/officeart/2005/8/layout/cycle2"/>
-    <dgm:cxn modelId="{F09F8ED9-D24F-448F-AF8E-F92EC404CBA7}" srcId="{30169AF5-3F60-49ED-BA16-26E156F3CD77}" destId="{7C03F650-450B-470D-9F41-9EBB6F24DE08}" srcOrd="0" destOrd="0" parTransId="{A8856599-3D3C-4A85-ABFD-520651FDD510}" sibTransId="{D996DF6E-E24A-4672-B53C-F45E82ED11D5}"/>
-    <dgm:cxn modelId="{828614E3-9E41-43EE-A1FC-96E097A5C689}" type="presOf" srcId="{D996DF6E-E24A-4672-B53C-F45E82ED11D5}" destId="{85727C8B-3068-4E77-A7A1-E6EDA8103D60}" srcOrd="1" destOrd="0" presId="urn:microsoft.com/office/officeart/2005/8/layout/cycle2"/>
-    <dgm:cxn modelId="{38AD7877-E518-499B-9110-DD096F9B0CE0}" type="presOf" srcId="{BA319471-CEE2-4F47-BD5C-3922FB7DFA6B}" destId="{59356F7B-2878-4C69-8BCC-736D52D62464}" srcOrd="0" destOrd="0" presId="urn:microsoft.com/office/officeart/2005/8/layout/cycle2"/>
-    <dgm:cxn modelId="{FC683937-3E9A-4071-B70B-BFE511A7B23C}" srcId="{30169AF5-3F60-49ED-BA16-26E156F3CD77}" destId="{6BE14A29-3F47-4123-9A53-87F7E3976F30}" srcOrd="4" destOrd="0" parTransId="{14C76E7C-A806-46D2-A04B-406CC2747FBF}" sibTransId="{D35F654F-C71E-4CF2-BA21-C832C92DCB2B}"/>
-    <dgm:cxn modelId="{DD92AA7D-71FA-4BE4-B12E-8EBEB963CB5B}" type="presParOf" srcId="{B41B0945-C228-466F-ACBC-F0427AE563C3}" destId="{915300E8-D21B-48E5-86A7-A677802348CF}" srcOrd="0" destOrd="0" presId="urn:microsoft.com/office/officeart/2005/8/layout/cycle2"/>
-    <dgm:cxn modelId="{A3C0C11C-6190-4E93-A612-B4E2E5516D19}" type="presParOf" srcId="{B41B0945-C228-466F-ACBC-F0427AE563C3}" destId="{23B2CE62-F90C-4121-BB9A-FD58550B5409}" srcOrd="1" destOrd="0" presId="urn:microsoft.com/office/officeart/2005/8/layout/cycle2"/>
-    <dgm:cxn modelId="{10DAE6C2-52E0-465B-BB30-4C96CD3ADD8D}" type="presParOf" srcId="{23B2CE62-F90C-4121-BB9A-FD58550B5409}" destId="{85727C8B-3068-4E77-A7A1-E6EDA8103D60}" srcOrd="0" destOrd="0" presId="urn:microsoft.com/office/officeart/2005/8/layout/cycle2"/>
-    <dgm:cxn modelId="{14909181-E072-4AAA-9667-0C19D063BFBE}" type="presParOf" srcId="{B41B0945-C228-466F-ACBC-F0427AE563C3}" destId="{6AB4841B-36EA-4743-8E11-22D754152787}" srcOrd="2" destOrd="0" presId="urn:microsoft.com/office/officeart/2005/8/layout/cycle2"/>
-    <dgm:cxn modelId="{2DDA248A-0BD1-4F4B-BED3-7114B59F883C}" type="presParOf" srcId="{B41B0945-C228-466F-ACBC-F0427AE563C3}" destId="{59356F7B-2878-4C69-8BCC-736D52D62464}" srcOrd="3" destOrd="0" presId="urn:microsoft.com/office/officeart/2005/8/layout/cycle2"/>
-    <dgm:cxn modelId="{86F08A96-42B8-431A-B4E5-EA9648AD2FC4}" type="presParOf" srcId="{59356F7B-2878-4C69-8BCC-736D52D62464}" destId="{2FCF5CF5-49BA-4E5D-A81E-50ABA18D10A9}" srcOrd="0" destOrd="0" presId="urn:microsoft.com/office/officeart/2005/8/layout/cycle2"/>
-    <dgm:cxn modelId="{CFDEFD21-C9AB-4ECD-85D3-FC3203055022}" type="presParOf" srcId="{B41B0945-C228-466F-ACBC-F0427AE563C3}" destId="{A670810F-0345-4254-8BC7-4FA06BB5C3CC}" srcOrd="4" destOrd="0" presId="urn:microsoft.com/office/officeart/2005/8/layout/cycle2"/>
-    <dgm:cxn modelId="{86CA24B5-EFD5-4EC4-B947-CCE1A2F53D34}" type="presParOf" srcId="{B41B0945-C228-466F-ACBC-F0427AE563C3}" destId="{31D81D24-1473-4316-96A5-763E7A6060DC}" srcOrd="5" destOrd="0" presId="urn:microsoft.com/office/officeart/2005/8/layout/cycle2"/>
-    <dgm:cxn modelId="{94F96FAA-59FC-421F-BFE2-2F736B839434}" type="presParOf" srcId="{31D81D24-1473-4316-96A5-763E7A6060DC}" destId="{74D1E673-78E8-4911-AB9E-E98BE428CF47}" srcOrd="0" destOrd="0" presId="urn:microsoft.com/office/officeart/2005/8/layout/cycle2"/>
-    <dgm:cxn modelId="{A8915786-0E6A-4431-8412-FD42308F713E}" type="presParOf" srcId="{B41B0945-C228-466F-ACBC-F0427AE563C3}" destId="{F9AED730-9635-4E85-B16D-CDB7F5FBEF2A}" srcOrd="6" destOrd="0" presId="urn:microsoft.com/office/officeart/2005/8/layout/cycle2"/>
-    <dgm:cxn modelId="{377F21C9-8292-471C-B199-D91920E3E18B}" type="presParOf" srcId="{B41B0945-C228-466F-ACBC-F0427AE563C3}" destId="{2C63797F-35D2-4BF1-ADFC-8E15A2A56D28}" srcOrd="7" destOrd="0" presId="urn:microsoft.com/office/officeart/2005/8/layout/cycle2"/>
-    <dgm:cxn modelId="{F489BE3C-A943-4242-811F-16290BB8197C}" type="presParOf" srcId="{2C63797F-35D2-4BF1-ADFC-8E15A2A56D28}" destId="{15DBFFA1-5F90-4067-9D91-73AA2852D991}" srcOrd="0" destOrd="0" presId="urn:microsoft.com/office/officeart/2005/8/layout/cycle2"/>
-    <dgm:cxn modelId="{6BC3F771-29BA-4F47-94D2-D113E9FE48EE}" type="presParOf" srcId="{B41B0945-C228-466F-ACBC-F0427AE563C3}" destId="{1379CEB1-3469-4B4A-813A-D2A2C295406E}" srcOrd="8" destOrd="0" presId="urn:microsoft.com/office/officeart/2005/8/layout/cycle2"/>
-    <dgm:cxn modelId="{63FFC729-6F06-4C9D-8758-E850AD4C5C77}" type="presParOf" srcId="{B41B0945-C228-466F-ACBC-F0427AE563C3}" destId="{9F2CA740-10BE-422F-97C4-215D3262A7C2}" srcOrd="9" destOrd="0" presId="urn:microsoft.com/office/officeart/2005/8/layout/cycle2"/>
-    <dgm:cxn modelId="{FD04DF36-9D72-4A22-A0D8-D3EF018D6DFE}" type="presParOf" srcId="{9F2CA740-10BE-422F-97C4-215D3262A7C2}" destId="{C262E5EC-AFFC-4D29-8F55-4FC98D066102}" srcOrd="0" destOrd="0" presId="urn:microsoft.com/office/officeart/2005/8/layout/cycle2"/>
-    <dgm:cxn modelId="{81982CE2-083F-4A32-9AFF-5E005636AA81}" type="presParOf" srcId="{B41B0945-C228-466F-ACBC-F0427AE563C3}" destId="{ABB91F78-7B6C-410F-9644-452AF8D7494A}" srcOrd="10" destOrd="0" presId="urn:microsoft.com/office/officeart/2005/8/layout/cycle2"/>
-    <dgm:cxn modelId="{63056819-389F-4655-BDE1-13999923DEA4}" type="presParOf" srcId="{B41B0945-C228-466F-ACBC-F0427AE563C3}" destId="{48BF6C11-EF1A-4273-900D-DD5B59C0D92F}" srcOrd="11" destOrd="0" presId="urn:microsoft.com/office/officeart/2005/8/layout/cycle2"/>
-    <dgm:cxn modelId="{3EDE886D-8B0E-4D4B-BE2F-0D713E01EDD1}" type="presParOf" srcId="{48BF6C11-EF1A-4273-900D-DD5B59C0D92F}" destId="{2D827D14-3A64-4B45-B11B-3ECDBC24212A}" srcOrd="0" destOrd="0" presId="urn:microsoft.com/office/officeart/2005/8/layout/cycle2"/>
+    <dgm:cxn modelId="{55F6BB40-0CDB-43C9-8EA5-FCE996758202}" type="presParOf" srcId="{B41B0945-C228-466F-ACBC-F0427AE563C3}" destId="{915300E8-D21B-48E5-86A7-A677802348CF}" srcOrd="0" destOrd="0" presId="urn:microsoft.com/office/officeart/2005/8/layout/cycle2"/>
+    <dgm:cxn modelId="{309230F7-ECB4-45F4-8028-4A657B977977}" type="presParOf" srcId="{B41B0945-C228-466F-ACBC-F0427AE563C3}" destId="{23B2CE62-F90C-4121-BB9A-FD58550B5409}" srcOrd="1" destOrd="0" presId="urn:microsoft.com/office/officeart/2005/8/layout/cycle2"/>
+    <dgm:cxn modelId="{E95B10B3-F980-49CC-A1BB-9C384BECE605}" type="presParOf" srcId="{23B2CE62-F90C-4121-BB9A-FD58550B5409}" destId="{85727C8B-3068-4E77-A7A1-E6EDA8103D60}" srcOrd="0" destOrd="0" presId="urn:microsoft.com/office/officeart/2005/8/layout/cycle2"/>
+    <dgm:cxn modelId="{5E339B98-E71A-4188-B192-0AD18246C6F7}" type="presParOf" srcId="{B41B0945-C228-466F-ACBC-F0427AE563C3}" destId="{6AB4841B-36EA-4743-8E11-22D754152787}" srcOrd="2" destOrd="0" presId="urn:microsoft.com/office/officeart/2005/8/layout/cycle2"/>
+    <dgm:cxn modelId="{14377FDE-10CC-4AB1-A183-24D7C0EFE340}" type="presParOf" srcId="{B41B0945-C228-466F-ACBC-F0427AE563C3}" destId="{59356F7B-2878-4C69-8BCC-736D52D62464}" srcOrd="3" destOrd="0" presId="urn:microsoft.com/office/officeart/2005/8/layout/cycle2"/>
+    <dgm:cxn modelId="{B8564C90-3E9E-476E-9505-3629733A1008}" type="presParOf" srcId="{59356F7B-2878-4C69-8BCC-736D52D62464}" destId="{2FCF5CF5-49BA-4E5D-A81E-50ABA18D10A9}" srcOrd="0" destOrd="0" presId="urn:microsoft.com/office/officeart/2005/8/layout/cycle2"/>
+    <dgm:cxn modelId="{10B55118-0A0A-47A4-922A-25CA12FC5A51}" type="presParOf" srcId="{B41B0945-C228-466F-ACBC-F0427AE563C3}" destId="{A670810F-0345-4254-8BC7-4FA06BB5C3CC}" srcOrd="4" destOrd="0" presId="urn:microsoft.com/office/officeart/2005/8/layout/cycle2"/>
+    <dgm:cxn modelId="{22BC3A64-787F-49D1-9D98-76B89B5919E2}" type="presParOf" srcId="{B41B0945-C228-466F-ACBC-F0427AE563C3}" destId="{31D81D24-1473-4316-96A5-763E7A6060DC}" srcOrd="5" destOrd="0" presId="urn:microsoft.com/office/officeart/2005/8/layout/cycle2"/>
+    <dgm:cxn modelId="{711FE660-20D8-4A69-A2CB-BF8883749F96}" type="presParOf" srcId="{31D81D24-1473-4316-96A5-763E7A6060DC}" destId="{74D1E673-78E8-4911-AB9E-E98BE428CF47}" srcOrd="0" destOrd="0" presId="urn:microsoft.com/office/officeart/2005/8/layout/cycle2"/>
+    <dgm:cxn modelId="{E4F12A72-BCF5-416C-8216-FE037625AE15}" type="presParOf" srcId="{B41B0945-C228-466F-ACBC-F0427AE563C3}" destId="{F9AED730-9635-4E85-B16D-CDB7F5FBEF2A}" srcOrd="6" destOrd="0" presId="urn:microsoft.com/office/officeart/2005/8/layout/cycle2"/>
+    <dgm:cxn modelId="{799603C9-4A6B-46CE-AECF-2B548098C8DB}" type="presParOf" srcId="{B41B0945-C228-466F-ACBC-F0427AE563C3}" destId="{2C63797F-35D2-4BF1-ADFC-8E15A2A56D28}" srcOrd="7" destOrd="0" presId="urn:microsoft.com/office/officeart/2005/8/layout/cycle2"/>
+    <dgm:cxn modelId="{B064D9ED-D998-4475-A698-365962B8C138}" type="presParOf" srcId="{2C63797F-35D2-4BF1-ADFC-8E15A2A56D28}" destId="{15DBFFA1-5F90-4067-9D91-73AA2852D991}" srcOrd="0" destOrd="0" presId="urn:microsoft.com/office/officeart/2005/8/layout/cycle2"/>
+    <dgm:cxn modelId="{3DE34C72-34E8-4F21-809A-3720615CF38C}" type="presParOf" srcId="{B41B0945-C228-466F-ACBC-F0427AE563C3}" destId="{1379CEB1-3469-4B4A-813A-D2A2C295406E}" srcOrd="8" destOrd="0" presId="urn:microsoft.com/office/officeart/2005/8/layout/cycle2"/>
+    <dgm:cxn modelId="{80CAC3AD-CF17-4794-899A-76CF8ACE71F0}" type="presParOf" srcId="{B41B0945-C228-466F-ACBC-F0427AE563C3}" destId="{9F2CA740-10BE-422F-97C4-215D3262A7C2}" srcOrd="9" destOrd="0" presId="urn:microsoft.com/office/officeart/2005/8/layout/cycle2"/>
+    <dgm:cxn modelId="{0EFF5B99-6D45-4702-8152-C9D6DEFD867A}" type="presParOf" srcId="{9F2CA740-10BE-422F-97C4-215D3262A7C2}" destId="{C262E5EC-AFFC-4D29-8F55-4FC98D066102}" srcOrd="0" destOrd="0" presId="urn:microsoft.com/office/officeart/2005/8/layout/cycle2"/>
+    <dgm:cxn modelId="{CE837118-6BA0-48CD-A908-74152A655970}" type="presParOf" srcId="{B41B0945-C228-466F-ACBC-F0427AE563C3}" destId="{ABB91F78-7B6C-410F-9644-452AF8D7494A}" srcOrd="10" destOrd="0" presId="urn:microsoft.com/office/officeart/2005/8/layout/cycle2"/>
+    <dgm:cxn modelId="{315A8042-6791-4B29-B785-8A37C0AB49FC}" type="presParOf" srcId="{B41B0945-C228-466F-ACBC-F0427AE563C3}" destId="{48BF6C11-EF1A-4273-900D-DD5B59C0D92F}" srcOrd="11" destOrd="0" presId="urn:microsoft.com/office/officeart/2005/8/layout/cycle2"/>
+    <dgm:cxn modelId="{1DAC26BA-7961-4355-91BD-6511397934AB}" type="presParOf" srcId="{48BF6C11-EF1A-4273-900D-DD5B59C0D92F}" destId="{2D827D14-3A64-4B45-B11B-3ECDBC24212A}" srcOrd="0" destOrd="0" presId="urn:microsoft.com/office/officeart/2005/8/layout/cycle2"/>
   </dgm:cxnLst>
   <dgm:bg/>
   <dgm:whole/>

--- a/Notes.docx
+++ b/Notes.docx
@@ -4117,6 +4117,168 @@
           <w:lang w:val="en-US"/>
         </w:rPr>
       </w:pPr>
+      <w:r>
+        <w:rPr>
+          <w:lang w:val="en-US"/>
+        </w:rPr>
+        <w:t xml:space="preserve">findElement() </w:t>
+      </w:r>
+      <w:r>
+        <w:rPr>
+          <w:lang w:val="en-US"/>
+        </w:rPr>
+        <w:sym w:font="Wingdings" w:char="F0E0"/>
+      </w:r>
+      <w:r>
+        <w:rPr>
+          <w:lang w:val="en-US"/>
+        </w:rPr>
+        <w:t xml:space="preserve"> It locates single control on the page. (WebElement)</w:t>
+      </w:r>
+    </w:p>
+    <w:p>
+      <w:pPr>
+        <w:rPr>
+          <w:lang w:val="en-US"/>
+        </w:rPr>
+      </w:pPr>
+    </w:p>
+    <w:p>
+      <w:pPr>
+        <w:rPr>
+          <w:b/>
+          <w:bCs/>
+          <w:lang w:val="en-US"/>
+        </w:rPr>
+      </w:pPr>
+      <w:r>
+        <w:rPr>
+          <w:b/>
+          <w:bCs/>
+          <w:lang w:val="en-US"/>
+        </w:rPr>
+        <w:t>Common Exceptions during executing Selenium Script</w:t>
+      </w:r>
+    </w:p>
+    <w:p>
+      <w:pPr>
+        <w:pStyle w:val="ListParagraph"/>
+        <w:numPr>
+          <w:ilvl w:val="0"/>
+          <w:numId w:val="14"/>
+        </w:numPr>
+        <w:rPr>
+          <w:lang w:val="en-US"/>
+        </w:rPr>
+      </w:pPr>
+      <w:r>
+        <w:rPr>
+          <w:lang w:val="en-US"/>
+        </w:rPr>
+        <w:t xml:space="preserve">InvalidArgumentException </w:t>
+      </w:r>
+      <w:r>
+        <w:rPr>
+          <w:lang w:val="en-US"/>
+        </w:rPr>
+        <w:sym w:font="Wingdings" w:char="F0E0"/>
+      </w:r>
+      <w:r>
+        <w:rPr>
+          <w:lang w:val="en-US"/>
+        </w:rPr>
+        <w:t xml:space="preserve"> The URL which you have passed is not in the correct format. URL should be Absolute. (Starts with http / https)</w:t>
+      </w:r>
+    </w:p>
+    <w:p>
+      <w:pPr>
+        <w:pStyle w:val="ListParagraph"/>
+        <w:numPr>
+          <w:ilvl w:val="0"/>
+          <w:numId w:val="14"/>
+        </w:numPr>
+        <w:rPr>
+          <w:lang w:val="en-US"/>
+        </w:rPr>
+      </w:pPr>
+      <w:r>
+        <w:rPr>
+          <w:lang w:val="en-US"/>
+        </w:rPr>
+        <w:t xml:space="preserve">SessionNotCreatedException </w:t>
+      </w:r>
+      <w:r>
+        <w:rPr>
+          <w:lang w:val="en-US"/>
+        </w:rPr>
+        <w:sym w:font="Wingdings" w:char="F0E0"/>
+      </w:r>
+      <w:r>
+        <w:rPr>
+          <w:lang w:val="en-US"/>
+        </w:rPr>
+        <w:t xml:space="preserve"> The version of WebDriver and browser are mismatching.</w:t>
+      </w:r>
+    </w:p>
+    <w:p>
+      <w:pPr>
+        <w:pStyle w:val="ListParagraph"/>
+        <w:numPr>
+          <w:ilvl w:val="0"/>
+          <w:numId w:val="14"/>
+        </w:numPr>
+        <w:rPr>
+          <w:lang w:val="en-US"/>
+        </w:rPr>
+      </w:pPr>
+      <w:r>
+        <w:rPr>
+          <w:lang w:val="en-US"/>
+        </w:rPr>
+        <w:t xml:space="preserve">NoSuchElementException </w:t>
+      </w:r>
+      <w:r>
+        <w:rPr>
+          <w:lang w:val="en-US"/>
+        </w:rPr>
+        <w:sym w:font="Wingdings" w:char="F0E0"/>
+      </w:r>
+      <w:r>
+        <w:rPr>
+          <w:lang w:val="en-US"/>
+        </w:rPr>
+        <w:t xml:space="preserve"> Selenium is unable to locate the said control due to</w:t>
+      </w:r>
+    </w:p>
+    <w:p>
+      <w:pPr>
+        <w:pStyle w:val="ListParagraph"/>
+        <w:numPr>
+          <w:ilvl w:val="1"/>
+          <w:numId w:val="14"/>
+        </w:numPr>
+        <w:rPr>
+          <w:lang w:val="en-US"/>
+        </w:rPr>
+      </w:pPr>
+      <w:r>
+        <w:rPr>
+          <w:lang w:val="en-US"/>
+        </w:rPr>
+        <w:t>The value of locator is wrong.</w:t>
+      </w:r>
+    </w:p>
+    <w:p>
+      <w:pPr>
+        <w:pStyle w:val="ListParagraph"/>
+        <w:numPr>
+          <w:ilvl w:val="1"/>
+          <w:numId w:val="14"/>
+        </w:numPr>
+        <w:rPr>
+          <w:lang w:val="en-US"/>
+        </w:rPr>
+      </w:pPr>
       <w:bookmarkStart w:id="0" w:name="_GoBack"/>
       <w:bookmarkEnd w:id="0"/>
     </w:p>
@@ -4130,18 +4292,248 @@
     <w:p>
       <w:pPr>
         <w:rPr>
+          <w:lang w:val="en-US"/>
+        </w:rPr>
+      </w:pPr>
+      <w:r>
+        <w:rPr>
+          <w:noProof/>
+          <w:lang w:eastAsia="en-IN"/>
+        </w:rPr>
+        <w:drawing>
+          <wp:inline distT="0" distB="0" distL="0" distR="0" wp14:anchorId="63B02576" wp14:editId="08B8F845">
+            <wp:extent cx="3790950" cy="2057400"/>
+            <wp:effectExtent l="0" t="0" r="0" b="0"/>
+            <wp:docPr id="2" name="Picture 2"/>
+            <wp:cNvGraphicFramePr>
+              <a:graphicFrameLocks xmlns:a="http://schemas.openxmlformats.org/drawingml/2006/main" noChangeAspect="1"/>
+            </wp:cNvGraphicFramePr>
+            <a:graphic xmlns:a="http://schemas.openxmlformats.org/drawingml/2006/main">
+              <a:graphicData uri="http://schemas.openxmlformats.org/drawingml/2006/picture">
+                <pic:pic xmlns:pic="http://schemas.openxmlformats.org/drawingml/2006/picture">
+                  <pic:nvPicPr>
+                    <pic:cNvPr id="1" name=""/>
+                    <pic:cNvPicPr/>
+                  </pic:nvPicPr>
+                  <pic:blipFill rotWithShape="1">
+                    <a:blip r:embed="rId12"/>
+                    <a:srcRect l="24595" t="19211" r="9262" b="16946"/>
+                    <a:stretch/>
+                  </pic:blipFill>
+                  <pic:spPr bwMode="auto">
+                    <a:xfrm>
+                      <a:off x="0" y="0"/>
+                      <a:ext cx="3790950" cy="2057400"/>
+                    </a:xfrm>
+                    <a:prstGeom prst="rect">
+                      <a:avLst/>
+                    </a:prstGeom>
+                    <a:ln>
+                      <a:noFill/>
+                    </a:ln>
+                    <a:extLst>
+                      <a:ext uri="{53640926-AAD7-44D8-BBD7-CCE9431645EC}">
+                        <a14:shadowObscured xmlns:a14="http://schemas.microsoft.com/office/drawing/2010/main"/>
+                      </a:ext>
+                    </a:extLst>
+                  </pic:spPr>
+                </pic:pic>
+              </a:graphicData>
+            </a:graphic>
+          </wp:inline>
+        </w:drawing>
+      </w:r>
+    </w:p>
+    <w:p>
+      <w:pPr>
+        <w:rPr>
+          <w:lang w:val="en-US"/>
+        </w:rPr>
+      </w:pPr>
+    </w:p>
+    <w:p>
+      <w:pPr>
+        <w:rPr>
+          <w:lang w:val="en-US"/>
+        </w:rPr>
+      </w:pPr>
+    </w:p>
+    <w:p>
+      <w:r>
+        <w:rPr>
           <w:b/>
           <w:bCs/>
           <w:lang w:val="en-US"/>
         </w:rPr>
-      </w:pPr>
-      <w:r>
+        <w:t>Locators</w:t>
+      </w:r>
+    </w:p>
+    <w:p>
+      <w:r>
+        <w:t>These are the way to uniquely identify any control on the page.</w:t>
+      </w:r>
+    </w:p>
+    <w:p/>
+    <w:p>
+      <w:pPr>
+        <w:pStyle w:val="ListParagraph"/>
+        <w:numPr>
+          <w:ilvl w:val="0"/>
+          <w:numId w:val="17"/>
+        </w:numPr>
+        <w:rPr>
+          <w:lang w:val="en-US"/>
+        </w:rPr>
+      </w:pPr>
+      <w:r>
+        <w:rPr>
+          <w:lang w:val="en-US"/>
+        </w:rPr>
+        <w:t>Name</w:t>
+      </w:r>
+    </w:p>
+    <w:p>
+      <w:pPr>
+        <w:pStyle w:val="ListParagraph"/>
+        <w:numPr>
+          <w:ilvl w:val="0"/>
+          <w:numId w:val="17"/>
+        </w:numPr>
+        <w:rPr>
+          <w:lang w:val="en-US"/>
+        </w:rPr>
+      </w:pPr>
+      <w:r>
+        <w:rPr>
+          <w:lang w:val="en-US"/>
+        </w:rPr>
+        <w:t>Id</w:t>
+      </w:r>
+    </w:p>
+    <w:p>
+      <w:pPr>
+        <w:pStyle w:val="ListParagraph"/>
+        <w:numPr>
+          <w:ilvl w:val="0"/>
+          <w:numId w:val="17"/>
+        </w:numPr>
+        <w:rPr>
+          <w:lang w:val="en-US"/>
+        </w:rPr>
+      </w:pPr>
+      <w:r>
+        <w:rPr>
+          <w:lang w:val="en-US"/>
+        </w:rPr>
+        <w:t>ClassName</w:t>
+      </w:r>
+    </w:p>
+    <w:p>
+      <w:pPr>
+        <w:pStyle w:val="ListParagraph"/>
+        <w:numPr>
+          <w:ilvl w:val="0"/>
+          <w:numId w:val="17"/>
+        </w:numPr>
+        <w:rPr>
+          <w:lang w:val="en-US"/>
+        </w:rPr>
+      </w:pPr>
+      <w:r>
+        <w:rPr>
+          <w:lang w:val="en-US"/>
+        </w:rPr>
+        <w:t>CssSelector</w:t>
+      </w:r>
+    </w:p>
+    <w:p>
+      <w:pPr>
+        <w:pStyle w:val="ListParagraph"/>
+        <w:numPr>
+          <w:ilvl w:val="0"/>
+          <w:numId w:val="17"/>
+        </w:numPr>
+        <w:rPr>
+          <w:lang w:val="en-US"/>
+        </w:rPr>
+      </w:pPr>
+      <w:r>
+        <w:rPr>
+          <w:lang w:val="en-US"/>
+        </w:rPr>
+        <w:t>LinkText</w:t>
+      </w:r>
+    </w:p>
+    <w:p>
+      <w:pPr>
+        <w:pStyle w:val="ListParagraph"/>
+        <w:numPr>
+          <w:ilvl w:val="0"/>
+          <w:numId w:val="17"/>
+        </w:numPr>
+        <w:rPr>
+          <w:lang w:val="en-US"/>
+        </w:rPr>
+      </w:pPr>
+      <w:r>
+        <w:rPr>
+          <w:lang w:val="en-US"/>
+        </w:rPr>
+        <w:t>PartialLinkText</w:t>
+      </w:r>
+    </w:p>
+    <w:p>
+      <w:pPr>
+        <w:pStyle w:val="ListParagraph"/>
+        <w:numPr>
+          <w:ilvl w:val="0"/>
+          <w:numId w:val="17"/>
+        </w:numPr>
+        <w:rPr>
+          <w:lang w:val="en-US"/>
+        </w:rPr>
+      </w:pPr>
+      <w:r>
+        <w:rPr>
+          <w:lang w:val="en-US"/>
+        </w:rPr>
+        <w:t>XPath</w:t>
+      </w:r>
+    </w:p>
+    <w:p>
+      <w:pPr>
+        <w:pStyle w:val="ListParagraph"/>
+        <w:numPr>
+          <w:ilvl w:val="0"/>
+          <w:numId w:val="17"/>
+        </w:numPr>
+        <w:rPr>
+          <w:lang w:val="en-US"/>
+        </w:rPr>
+      </w:pPr>
+      <w:r>
+        <w:rPr>
+          <w:lang w:val="en-US"/>
+        </w:rPr>
+        <w:t>TagName</w:t>
+      </w:r>
+    </w:p>
+    <w:p>
+      <w:pPr>
         <w:rPr>
           <w:b/>
           <w:bCs/>
           <w:lang w:val="en-US"/>
         </w:rPr>
-        <w:t>Common Exceptions during executing Selenium Script</w:t>
+      </w:pPr>
+      <w:r>
+        <w:rPr>
+          <w:b/>
+          <w:bCs/>
+          <w:lang w:val="en-US"/>
+        </w:rPr>
+        <w:lastRenderedPageBreak/>
+        <w:t xml:space="preserve">WebElement – </w:t>
       </w:r>
     </w:p>
     <w:p>
@@ -4149,17 +4541,71 @@
         <w:pStyle w:val="ListParagraph"/>
         <w:numPr>
           <w:ilvl w:val="0"/>
-          <w:numId w:val="14"/>
-        </w:numPr>
-        <w:rPr>
-          <w:lang w:val="en-US"/>
-        </w:rPr>
-      </w:pPr>
-      <w:r>
-        <w:rPr>
-          <w:lang w:val="en-US"/>
-        </w:rPr>
-        <w:t xml:space="preserve">InvalidArgumentException </w:t>
+          <w:numId w:val="15"/>
+        </w:numPr>
+        <w:rPr>
+          <w:lang w:val="en-US"/>
+        </w:rPr>
+      </w:pPr>
+      <w:r>
+        <w:rPr>
+          <w:lang w:val="en-US"/>
+        </w:rPr>
+        <w:t>Every control on a page is treated as WebElement in Selenium WebDriver.</w:t>
+      </w:r>
+    </w:p>
+    <w:p>
+      <w:pPr>
+        <w:pStyle w:val="ListParagraph"/>
+        <w:numPr>
+          <w:ilvl w:val="0"/>
+          <w:numId w:val="15"/>
+        </w:numPr>
+        <w:rPr>
+          <w:lang w:val="en-US"/>
+        </w:rPr>
+      </w:pPr>
+      <w:r>
+        <w:rPr>
+          <w:lang w:val="en-US"/>
+        </w:rPr>
+        <w:t>It is an interface which is used to store any control.</w:t>
+      </w:r>
+    </w:p>
+    <w:p>
+      <w:pPr>
+        <w:ind w:left="360"/>
+        <w:rPr>
+          <w:b/>
+          <w:bCs/>
+          <w:lang w:val="en-US"/>
+        </w:rPr>
+      </w:pPr>
+      <w:r>
+        <w:rPr>
+          <w:b/>
+          <w:bCs/>
+          <w:lang w:val="en-US"/>
+        </w:rPr>
+        <w:t>Methods of WebElement</w:t>
+      </w:r>
+    </w:p>
+    <w:p>
+      <w:pPr>
+        <w:pStyle w:val="ListParagraph"/>
+        <w:numPr>
+          <w:ilvl w:val="0"/>
+          <w:numId w:val="18"/>
+        </w:numPr>
+        <w:rPr>
+          <w:lang w:val="en-US"/>
+        </w:rPr>
+      </w:pPr>
+      <w:r>
+        <w:rPr>
+          <w:lang w:val="en-US"/>
+        </w:rPr>
+        <w:t xml:space="preserve">sendKeys() </w:t>
       </w:r>
       <w:r>
         <w:rPr>
@@ -4171,8 +4617,57 @@
         <w:rPr>
           <w:lang w:val="en-US"/>
         </w:rPr>
-        <w:t xml:space="preserve"> The URL which you have passed is not in the correct format. URL should be Absolute. (Starts with http / https)</w:t>
-      </w:r>
+        <w:t xml:space="preserve"> Will enter the text in the text box.</w:t>
+      </w:r>
+    </w:p>
+    <w:p>
+      <w:pPr>
+        <w:pStyle w:val="ListParagraph"/>
+        <w:numPr>
+          <w:ilvl w:val="0"/>
+          <w:numId w:val="18"/>
+        </w:numPr>
+        <w:rPr>
+          <w:lang w:val="en-US"/>
+        </w:rPr>
+      </w:pPr>
+      <w:r>
+        <w:rPr>
+          <w:lang w:val="en-US"/>
+        </w:rPr>
+        <w:t xml:space="preserve">click() </w:t>
+      </w:r>
+      <w:r>
+        <w:rPr>
+          <w:lang w:val="en-US"/>
+        </w:rPr>
+        <w:sym w:font="Wingdings" w:char="F0E0"/>
+      </w:r>
+      <w:r>
+        <w:rPr>
+          <w:lang w:val="en-US"/>
+        </w:rPr>
+        <w:t xml:space="preserve"> Will click on any control.</w:t>
+      </w:r>
+    </w:p>
+    <w:p>
+      <w:pPr>
+        <w:pStyle w:val="ListParagraph"/>
+        <w:numPr>
+          <w:ilvl w:val="0"/>
+          <w:numId w:val="18"/>
+        </w:numPr>
+        <w:rPr>
+          <w:lang w:val="en-US"/>
+        </w:rPr>
+      </w:pPr>
+    </w:p>
+    <w:p>
+      <w:pPr>
+        <w:rPr>
+          <w:lang w:val="en-US"/>
+        </w:rPr>
+      </w:pPr>
     </w:p>
     <w:sectPr>
       <w:pgSz w:w="11906" w:h="16838"/>
@@ -4787,6 +5282,95 @@
     </w:lvl>
   </w:abstractNum>
   <w:abstractNum w:abstractNumId="6">
+    <w:nsid w:val="24C43797"/>
+    <w:multiLevelType w:val="hybridMultilevel"/>
+    <w:tmpl w:val="F08CF0EC"/>
+    <w:lvl w:ilvl="0" w:tplc="83DC370A">
+      <w:start w:val="1"/>
+      <w:numFmt w:val="decimal"/>
+      <w:lvlText w:val="%1."/>
+      <w:lvlJc w:val="left"/>
+      <w:pPr>
+        <w:ind w:left="1080" w:hanging="360"/>
+      </w:pPr>
+      <w:rPr>
+        <w:rFonts w:hint="default"/>
+      </w:rPr>
+    </w:lvl>
+    <w:lvl w:ilvl="1" w:tplc="40090019" w:tentative="1">
+      <w:start w:val="1"/>
+      <w:numFmt w:val="lowerLetter"/>
+      <w:lvlText w:val="%2."/>
+      <w:lvlJc w:val="left"/>
+      <w:pPr>
+        <w:ind w:left="1800" w:hanging="360"/>
+      </w:pPr>
+    </w:lvl>
+    <w:lvl w:ilvl="2" w:tplc="4009001B" w:tentative="1">
+      <w:start w:val="1"/>
+      <w:numFmt w:val="lowerRoman"/>
+      <w:lvlText w:val="%3."/>
+      <w:lvlJc w:val="right"/>
+      <w:pPr>
+        <w:ind w:left="2520" w:hanging="180"/>
+      </w:pPr>
+    </w:lvl>
+    <w:lvl w:ilvl="3" w:tplc="4009000F" w:tentative="1">
+      <w:start w:val="1"/>
+      <w:numFmt w:val="decimal"/>
+      <w:lvlText w:val="%4."/>
+      <w:lvlJc w:val="left"/>
+      <w:pPr>
+        <w:ind w:left="3240" w:hanging="360"/>
+      </w:pPr>
+    </w:lvl>
+    <w:lvl w:ilvl="4" w:tplc="40090019" w:tentative="1">
+      <w:start w:val="1"/>
+      <w:numFmt w:val="lowerLetter"/>
+      <w:lvlText w:val="%5."/>
+      <w:lvlJc w:val="left"/>
+      <w:pPr>
+        <w:ind w:left="3960" w:hanging="360"/>
+      </w:pPr>
+    </w:lvl>
+    <w:lvl w:ilvl="5" w:tplc="4009001B" w:tentative="1">
+      <w:start w:val="1"/>
+      <w:numFmt w:val="lowerRoman"/>
+      <w:lvlText w:val="%6."/>
+      <w:lvlJc w:val="right"/>
+      <w:pPr>
+        <w:ind w:left="4680" w:hanging="180"/>
+      </w:pPr>
+    </w:lvl>
+    <w:lvl w:ilvl="6" w:tplc="4009000F" w:tentative="1">
+      <w:start w:val="1"/>
+      <w:numFmt w:val="decimal"/>
+      <w:lvlText w:val="%7."/>
+      <w:lvlJc w:val="left"/>
+      <w:pPr>
+        <w:ind w:left="5400" w:hanging="360"/>
+      </w:pPr>
+    </w:lvl>
+    <w:lvl w:ilvl="7" w:tplc="40090019" w:tentative="1">
+      <w:start w:val="1"/>
+      <w:numFmt w:val="lowerLetter"/>
+      <w:lvlText w:val="%8."/>
+      <w:lvlJc w:val="left"/>
+      <w:pPr>
+        <w:ind w:left="6120" w:hanging="360"/>
+      </w:pPr>
+    </w:lvl>
+    <w:lvl w:ilvl="8" w:tplc="4009001B" w:tentative="1">
+      <w:start w:val="1"/>
+      <w:numFmt w:val="lowerRoman"/>
+      <w:lvlText w:val="%9."/>
+      <w:lvlJc w:val="right"/>
+      <w:pPr>
+        <w:ind w:left="6840" w:hanging="180"/>
+      </w:pPr>
+    </w:lvl>
+  </w:abstractNum>
+  <w:abstractNum w:abstractNumId="7">
     <w:nsid w:val="309168F1"/>
     <w:multiLevelType w:val="hybridMultilevel"/>
     <w:tmpl w:val="680E6146"/>
@@ -4875,7 +5459,7 @@
       </w:pPr>
     </w:lvl>
   </w:abstractNum>
-  <w:abstractNum w:abstractNumId="7">
+  <w:abstractNum w:abstractNumId="8">
     <w:nsid w:val="3AB146E0"/>
     <w:multiLevelType w:val="hybridMultilevel"/>
     <w:tmpl w:val="8DA4565E"/>
@@ -4988,7 +5572,7 @@
       </w:rPr>
     </w:lvl>
   </w:abstractNum>
-  <w:abstractNum w:abstractNumId="8">
+  <w:abstractNum w:abstractNumId="9">
     <w:nsid w:val="3F921678"/>
     <w:multiLevelType w:val="hybridMultilevel"/>
     <w:tmpl w:val="221E44C8"/>
@@ -5077,10 +5661,10 @@
       </w:pPr>
     </w:lvl>
   </w:abstractNum>
-  <w:abstractNum w:abstractNumId="9">
+  <w:abstractNum w:abstractNumId="10">
     <w:nsid w:val="48400206"/>
     <w:multiLevelType w:val="hybridMultilevel"/>
-    <w:tmpl w:val="3C3C3030"/>
+    <w:tmpl w:val="C27C85FC"/>
     <w:lvl w:ilvl="0" w:tplc="4009000F">
       <w:start w:val="1"/>
       <w:numFmt w:val="decimal"/>
@@ -5093,7 +5677,7 @@
         <w:rFonts w:hint="default"/>
       </w:rPr>
     </w:lvl>
-    <w:lvl w:ilvl="1" w:tplc="40090019" w:tentative="1">
+    <w:lvl w:ilvl="1" w:tplc="40090019">
       <w:start w:val="1"/>
       <w:numFmt w:val="lowerLetter"/>
       <w:lvlText w:val="%2."/>
@@ -5166,7 +5750,120 @@
       </w:pPr>
     </w:lvl>
   </w:abstractNum>
-  <w:abstractNum w:abstractNumId="10">
+  <w:abstractNum w:abstractNumId="11">
+    <w:nsid w:val="58FC74FD"/>
+    <w:multiLevelType w:val="hybridMultilevel"/>
+    <w:tmpl w:val="A59023F4"/>
+    <w:lvl w:ilvl="0" w:tplc="40090001">
+      <w:start w:val="1"/>
+      <w:numFmt w:val="bullet"/>
+      <w:lvlText w:val=""/>
+      <w:lvlJc w:val="left"/>
+      <w:pPr>
+        <w:ind w:left="720" w:hanging="360"/>
+      </w:pPr>
+      <w:rPr>
+        <w:rFonts w:ascii="Symbol" w:hAnsi="Symbol" w:hint="default"/>
+      </w:rPr>
+    </w:lvl>
+    <w:lvl w:ilvl="1" w:tplc="40090003" w:tentative="1">
+      <w:start w:val="1"/>
+      <w:numFmt w:val="bullet"/>
+      <w:lvlText w:val="o"/>
+      <w:lvlJc w:val="left"/>
+      <w:pPr>
+        <w:ind w:left="1440" w:hanging="360"/>
+      </w:pPr>
+      <w:rPr>
+        <w:rFonts w:ascii="Courier New" w:hAnsi="Courier New" w:cs="Courier New" w:hint="default"/>
+      </w:rPr>
+    </w:lvl>
+    <w:lvl w:ilvl="2" w:tplc="40090005" w:tentative="1">
+      <w:start w:val="1"/>
+      <w:numFmt w:val="bullet"/>
+      <w:lvlText w:val=""/>
+      <w:lvlJc w:val="left"/>
+      <w:pPr>
+        <w:ind w:left="2160" w:hanging="360"/>
+      </w:pPr>
+      <w:rPr>
+        <w:rFonts w:ascii="Wingdings" w:hAnsi="Wingdings" w:hint="default"/>
+      </w:rPr>
+    </w:lvl>
+    <w:lvl w:ilvl="3" w:tplc="40090001" w:tentative="1">
+      <w:start w:val="1"/>
+      <w:numFmt w:val="bullet"/>
+      <w:lvlText w:val=""/>
+      <w:lvlJc w:val="left"/>
+      <w:pPr>
+        <w:ind w:left="2880" w:hanging="360"/>
+      </w:pPr>
+      <w:rPr>
+        <w:rFonts w:ascii="Symbol" w:hAnsi="Symbol" w:hint="default"/>
+      </w:rPr>
+    </w:lvl>
+    <w:lvl w:ilvl="4" w:tplc="40090003" w:tentative="1">
+      <w:start w:val="1"/>
+      <w:numFmt w:val="bullet"/>
+      <w:lvlText w:val="o"/>
+      <w:lvlJc w:val="left"/>
+      <w:pPr>
+        <w:ind w:left="3600" w:hanging="360"/>
+      </w:pPr>
+      <w:rPr>
+        <w:rFonts w:ascii="Courier New" w:hAnsi="Courier New" w:cs="Courier New" w:hint="default"/>
+      </w:rPr>
+    </w:lvl>
+    <w:lvl w:ilvl="5" w:tplc="40090005" w:tentative="1">
+      <w:start w:val="1"/>
+      <w:numFmt w:val="bullet"/>
+      <w:lvlText w:val=""/>
+      <w:lvlJc w:val="left"/>
+      <w:pPr>
+        <w:ind w:left="4320" w:hanging="360"/>
+      </w:pPr>
+      <w:rPr>
+        <w:rFonts w:ascii="Wingdings" w:hAnsi="Wingdings" w:hint="default"/>
+      </w:rPr>
+    </w:lvl>
+    <w:lvl w:ilvl="6" w:tplc="40090001" w:tentative="1">
+      <w:start w:val="1"/>
+      <w:numFmt w:val="bullet"/>
+      <w:lvlText w:val=""/>
+      <w:lvlJc w:val="left"/>
+      <w:pPr>
+        <w:ind w:left="5040" w:hanging="360"/>
+      </w:pPr>
+      <w:rPr>
+        <w:rFonts w:ascii="Symbol" w:hAnsi="Symbol" w:hint="default"/>
+      </w:rPr>
+    </w:lvl>
+    <w:lvl w:ilvl="7" w:tplc="40090003" w:tentative="1">
+      <w:start w:val="1"/>
+      <w:numFmt w:val="bullet"/>
+      <w:lvlText w:val="o"/>
+      <w:lvlJc w:val="left"/>
+      <w:pPr>
+        <w:ind w:left="5760" w:hanging="360"/>
+      </w:pPr>
+      <w:rPr>
+        <w:rFonts w:ascii="Courier New" w:hAnsi="Courier New" w:cs="Courier New" w:hint="default"/>
+      </w:rPr>
+    </w:lvl>
+    <w:lvl w:ilvl="8" w:tplc="40090005" w:tentative="1">
+      <w:start w:val="1"/>
+      <w:numFmt w:val="bullet"/>
+      <w:lvlText w:val=""/>
+      <w:lvlJc w:val="left"/>
+      <w:pPr>
+        <w:ind w:left="6480" w:hanging="360"/>
+      </w:pPr>
+      <w:rPr>
+        <w:rFonts w:ascii="Wingdings" w:hAnsi="Wingdings" w:hint="default"/>
+      </w:rPr>
+    </w:lvl>
+  </w:abstractNum>
+  <w:abstractNum w:abstractNumId="12">
     <w:nsid w:val="6BAF613D"/>
     <w:multiLevelType w:val="hybridMultilevel"/>
     <w:tmpl w:val="7DD24A66"/>
@@ -5279,7 +5976,7 @@
       </w:rPr>
     </w:lvl>
   </w:abstractNum>
-  <w:abstractNum w:abstractNumId="11">
+  <w:abstractNum w:abstractNumId="13">
     <w:nsid w:val="6FD878C3"/>
     <w:multiLevelType w:val="hybridMultilevel"/>
     <w:tmpl w:val="63B48D7C"/>
@@ -5392,7 +6089,185 @@
       </w:rPr>
     </w:lvl>
   </w:abstractNum>
-  <w:abstractNum w:abstractNumId="12">
+  <w:abstractNum w:abstractNumId="14">
+    <w:nsid w:val="77E30C16"/>
+    <w:multiLevelType w:val="hybridMultilevel"/>
+    <w:tmpl w:val="579E9B88"/>
+    <w:lvl w:ilvl="0" w:tplc="4009000F">
+      <w:start w:val="1"/>
+      <w:numFmt w:val="decimal"/>
+      <w:lvlText w:val="%1."/>
+      <w:lvlJc w:val="left"/>
+      <w:pPr>
+        <w:ind w:left="720" w:hanging="360"/>
+      </w:pPr>
+      <w:rPr>
+        <w:rFonts w:hint="default"/>
+      </w:rPr>
+    </w:lvl>
+    <w:lvl w:ilvl="1" w:tplc="40090019" w:tentative="1">
+      <w:start w:val="1"/>
+      <w:numFmt w:val="lowerLetter"/>
+      <w:lvlText w:val="%2."/>
+      <w:lvlJc w:val="left"/>
+      <w:pPr>
+        <w:ind w:left="1440" w:hanging="360"/>
+      </w:pPr>
+    </w:lvl>
+    <w:lvl w:ilvl="2" w:tplc="4009001B" w:tentative="1">
+      <w:start w:val="1"/>
+      <w:numFmt w:val="lowerRoman"/>
+      <w:lvlText w:val="%3."/>
+      <w:lvlJc w:val="right"/>
+      <w:pPr>
+        <w:ind w:left="2160" w:hanging="180"/>
+      </w:pPr>
+    </w:lvl>
+    <w:lvl w:ilvl="3" w:tplc="4009000F" w:tentative="1">
+      <w:start w:val="1"/>
+      <w:numFmt w:val="decimal"/>
+      <w:lvlText w:val="%4."/>
+      <w:lvlJc w:val="left"/>
+      <w:pPr>
+        <w:ind w:left="2880" w:hanging="360"/>
+      </w:pPr>
+    </w:lvl>
+    <w:lvl w:ilvl="4" w:tplc="40090019" w:tentative="1">
+      <w:start w:val="1"/>
+      <w:numFmt w:val="lowerLetter"/>
+      <w:lvlText w:val="%5."/>
+      <w:lvlJc w:val="left"/>
+      <w:pPr>
+        <w:ind w:left="3600" w:hanging="360"/>
+      </w:pPr>
+    </w:lvl>
+    <w:lvl w:ilvl="5" w:tplc="4009001B" w:tentative="1">
+      <w:start w:val="1"/>
+      <w:numFmt w:val="lowerRoman"/>
+      <w:lvlText w:val="%6."/>
+      <w:lvlJc w:val="right"/>
+      <w:pPr>
+        <w:ind w:left="4320" w:hanging="180"/>
+      </w:pPr>
+    </w:lvl>
+    <w:lvl w:ilvl="6" w:tplc="4009000F" w:tentative="1">
+      <w:start w:val="1"/>
+      <w:numFmt w:val="decimal"/>
+      <w:lvlText w:val="%7."/>
+      <w:lvlJc w:val="left"/>
+      <w:pPr>
+        <w:ind w:left="5040" w:hanging="360"/>
+      </w:pPr>
+    </w:lvl>
+    <w:lvl w:ilvl="7" w:tplc="40090019" w:tentative="1">
+      <w:start w:val="1"/>
+      <w:numFmt w:val="lowerLetter"/>
+      <w:lvlText w:val="%8."/>
+      <w:lvlJc w:val="left"/>
+      <w:pPr>
+        <w:ind w:left="5760" w:hanging="360"/>
+      </w:pPr>
+    </w:lvl>
+    <w:lvl w:ilvl="8" w:tplc="4009001B" w:tentative="1">
+      <w:start w:val="1"/>
+      <w:numFmt w:val="lowerRoman"/>
+      <w:lvlText w:val="%9."/>
+      <w:lvlJc w:val="right"/>
+      <w:pPr>
+        <w:ind w:left="6480" w:hanging="180"/>
+      </w:pPr>
+    </w:lvl>
+  </w:abstractNum>
+  <w:abstractNum w:abstractNumId="15">
+    <w:nsid w:val="78077B09"/>
+    <w:multiLevelType w:val="hybridMultilevel"/>
+    <w:tmpl w:val="5F663B46"/>
+    <w:lvl w:ilvl="0" w:tplc="4009000F">
+      <w:start w:val="1"/>
+      <w:numFmt w:val="decimal"/>
+      <w:lvlText w:val="%1."/>
+      <w:lvlJc w:val="left"/>
+      <w:pPr>
+        <w:ind w:left="720" w:hanging="360"/>
+      </w:pPr>
+      <w:rPr>
+        <w:rFonts w:hint="default"/>
+      </w:rPr>
+    </w:lvl>
+    <w:lvl w:ilvl="1" w:tplc="40090019" w:tentative="1">
+      <w:start w:val="1"/>
+      <w:numFmt w:val="lowerLetter"/>
+      <w:lvlText w:val="%2."/>
+      <w:lvlJc w:val="left"/>
+      <w:pPr>
+        <w:ind w:left="1440" w:hanging="360"/>
+      </w:pPr>
+    </w:lvl>
+    <w:lvl w:ilvl="2" w:tplc="4009001B" w:tentative="1">
+      <w:start w:val="1"/>
+      <w:numFmt w:val="lowerRoman"/>
+      <w:lvlText w:val="%3."/>
+      <w:lvlJc w:val="right"/>
+      <w:pPr>
+        <w:ind w:left="2160" w:hanging="180"/>
+      </w:pPr>
+    </w:lvl>
+    <w:lvl w:ilvl="3" w:tplc="4009000F" w:tentative="1">
+      <w:start w:val="1"/>
+      <w:numFmt w:val="decimal"/>
+      <w:lvlText w:val="%4."/>
+      <w:lvlJc w:val="left"/>
+      <w:pPr>
+        <w:ind w:left="2880" w:hanging="360"/>
+      </w:pPr>
+    </w:lvl>
+    <w:lvl w:ilvl="4" w:tplc="40090019" w:tentative="1">
+      <w:start w:val="1"/>
+      <w:numFmt w:val="lowerLetter"/>
+      <w:lvlText w:val="%5."/>
+      <w:lvlJc w:val="left"/>
+      <w:pPr>
+        <w:ind w:left="3600" w:hanging="360"/>
+      </w:pPr>
+    </w:lvl>
+    <w:lvl w:ilvl="5" w:tplc="4009001B" w:tentative="1">
+      <w:start w:val="1"/>
+      <w:numFmt w:val="lowerRoman"/>
+      <w:lvlText w:val="%6."/>
+      <w:lvlJc w:val="right"/>
+      <w:pPr>
+        <w:ind w:left="4320" w:hanging="180"/>
+      </w:pPr>
+    </w:lvl>
+    <w:lvl w:ilvl="6" w:tplc="4009000F" w:tentative="1">
+      <w:start w:val="1"/>
+      <w:numFmt w:val="decimal"/>
+      <w:lvlText w:val="%7."/>
+      <w:lvlJc w:val="left"/>
+      <w:pPr>
+        <w:ind w:left="5040" w:hanging="360"/>
+      </w:pPr>
+    </w:lvl>
+    <w:lvl w:ilvl="7" w:tplc="40090019" w:tentative="1">
+      <w:start w:val="1"/>
+      <w:numFmt w:val="lowerLetter"/>
+      <w:lvlText w:val="%8."/>
+      <w:lvlJc w:val="left"/>
+      <w:pPr>
+        <w:ind w:left="5760" w:hanging="360"/>
+      </w:pPr>
+    </w:lvl>
+    <w:lvl w:ilvl="8" w:tplc="4009001B" w:tentative="1">
+      <w:start w:val="1"/>
+      <w:numFmt w:val="lowerRoman"/>
+      <w:lvlText w:val="%9."/>
+      <w:lvlJc w:val="right"/>
+      <w:pPr>
+        <w:ind w:left="6480" w:hanging="180"/>
+      </w:pPr>
+    </w:lvl>
+  </w:abstractNum>
+  <w:abstractNum w:abstractNumId="16">
     <w:nsid w:val="79D23D9D"/>
     <w:multiLevelType w:val="hybridMultilevel"/>
     <w:tmpl w:val="D19E3E78"/>
@@ -5481,7 +6356,7 @@
       </w:pPr>
     </w:lvl>
   </w:abstractNum>
-  <w:abstractNum w:abstractNumId="13">
+  <w:abstractNum w:abstractNumId="17">
     <w:nsid w:val="79E47C68"/>
     <w:multiLevelType w:val="hybridMultilevel"/>
     <w:tmpl w:val="1E82EB72"/>
@@ -5571,7 +6446,7 @@
     </w:lvl>
   </w:abstractNum>
   <w:num w:numId="1">
-    <w:abstractNumId w:val="11"/>
+    <w:abstractNumId w:val="13"/>
   </w:num>
   <w:num w:numId="2">
     <w:abstractNumId w:val="2"/>
@@ -5580,10 +6455,10 @@
     <w:abstractNumId w:val="3"/>
   </w:num>
   <w:num w:numId="4">
-    <w:abstractNumId w:val="7"/>
+    <w:abstractNumId w:val="8"/>
   </w:num>
   <w:num w:numId="5">
-    <w:abstractNumId w:val="10"/>
+    <w:abstractNumId w:val="12"/>
   </w:num>
   <w:num w:numId="6">
     <w:abstractNumId w:val="1"/>
@@ -5592,25 +6467,37 @@
     <w:abstractNumId w:val="0"/>
   </w:num>
   <w:num w:numId="8">
-    <w:abstractNumId w:val="8"/>
+    <w:abstractNumId w:val="9"/>
   </w:num>
   <w:num w:numId="9">
     <w:abstractNumId w:val="4"/>
   </w:num>
   <w:num w:numId="10">
-    <w:abstractNumId w:val="12"/>
+    <w:abstractNumId w:val="16"/>
   </w:num>
   <w:num w:numId="11">
-    <w:abstractNumId w:val="13"/>
+    <w:abstractNumId w:val="17"/>
   </w:num>
   <w:num w:numId="12">
     <w:abstractNumId w:val="5"/>
   </w:num>
   <w:num w:numId="13">
+    <w:abstractNumId w:val="7"/>
+  </w:num>
+  <w:num w:numId="14">
+    <w:abstractNumId w:val="10"/>
+  </w:num>
+  <w:num w:numId="15">
+    <w:abstractNumId w:val="11"/>
+  </w:num>
+  <w:num w:numId="16">
     <w:abstractNumId w:val="6"/>
   </w:num>
-  <w:num w:numId="14">
-    <w:abstractNumId w:val="9"/>
+  <w:num w:numId="17">
+    <w:abstractNumId w:val="14"/>
+  </w:num>
+  <w:num w:numId="18">
+    <w:abstractNumId w:val="15"/>
   </w:num>
 </w:numbering>
 </file>
@@ -6014,7 +6901,6 @@
   <w:style w:type="character" w:default="1" w:styleId="DefaultParagraphFont">
     <w:name w:val="Default Paragraph Font"/>
     <w:uiPriority w:val="1"/>
-    <w:semiHidden/>
     <w:unhideWhenUsed/>
   </w:style>
   <w:style w:type="table" w:default="1" w:styleId="TableNormal">
@@ -7315,49 +8201,49 @@
     </dgm:pt>
   </dgm:ptLst>
   <dgm:cxnLst>
-    <dgm:cxn modelId="{F4C9C61B-57E5-4306-9819-F1DBAE1CEE73}" type="presOf" srcId="{A3989F04-57A2-4559-BF44-044AD8FBD67A}" destId="{A670810F-0345-4254-8BC7-4FA06BB5C3CC}" srcOrd="0" destOrd="0" presId="urn:microsoft.com/office/officeart/2005/8/layout/cycle2"/>
-    <dgm:cxn modelId="{003AB16B-8CA0-4713-8BD3-53EC263E1BD2}" type="presOf" srcId="{A01E66F2-8DE2-4DBF-B8E1-AB48AEB22F0F}" destId="{2D827D14-3A64-4B45-B11B-3ECDBC24212A}" srcOrd="1" destOrd="0" presId="urn:microsoft.com/office/officeart/2005/8/layout/cycle2"/>
-    <dgm:cxn modelId="{CC5061A9-6DD7-49A0-B58E-AD3752BB2AA0}" type="presOf" srcId="{D996DF6E-E24A-4672-B53C-F45E82ED11D5}" destId="{85727C8B-3068-4E77-A7A1-E6EDA8103D60}" srcOrd="1" destOrd="0" presId="urn:microsoft.com/office/officeart/2005/8/layout/cycle2"/>
-    <dgm:cxn modelId="{DAFBDA24-4A9E-44DB-A359-107884EC8A31}" type="presOf" srcId="{D01084D7-448F-40E6-BAD6-916FA5266B35}" destId="{6AB4841B-36EA-4743-8E11-22D754152787}" srcOrd="0" destOrd="0" presId="urn:microsoft.com/office/officeart/2005/8/layout/cycle2"/>
-    <dgm:cxn modelId="{0D04157E-731F-4362-9809-8552DAC08837}" type="presOf" srcId="{BA319471-CEE2-4F47-BD5C-3922FB7DFA6B}" destId="{59356F7B-2878-4C69-8BCC-736D52D62464}" srcOrd="0" destOrd="0" presId="urn:microsoft.com/office/officeart/2005/8/layout/cycle2"/>
-    <dgm:cxn modelId="{75AB528B-4B01-4A9F-876C-7FBDCCE1AEF0}" type="presOf" srcId="{9C8E8DEB-5DB8-4F82-8CE8-1171D0ABBD37}" destId="{2C63797F-35D2-4BF1-ADFC-8E15A2A56D28}" srcOrd="0" destOrd="0" presId="urn:microsoft.com/office/officeart/2005/8/layout/cycle2"/>
+    <dgm:cxn modelId="{3BA46237-FEF9-433D-96C0-4B99746C8F1A}" type="presOf" srcId="{BA319471-CEE2-4F47-BD5C-3922FB7DFA6B}" destId="{2FCF5CF5-49BA-4E5D-A81E-50ABA18D10A9}" srcOrd="1" destOrd="0" presId="urn:microsoft.com/office/officeart/2005/8/layout/cycle2"/>
+    <dgm:cxn modelId="{3354B5DD-DD06-4226-83B0-C5DBB4314929}" srcId="{30169AF5-3F60-49ED-BA16-26E156F3CD77}" destId="{D01084D7-448F-40E6-BAD6-916FA5266B35}" srcOrd="1" destOrd="0" parTransId="{11A516D9-F860-4BE8-BA91-08CBF1F90AAF}" sibTransId="{BA319471-CEE2-4F47-BD5C-3922FB7DFA6B}"/>
+    <dgm:cxn modelId="{2697B5C1-003A-49BB-BE7E-21CBDFA1AF0A}" type="presOf" srcId="{D996DF6E-E24A-4672-B53C-F45E82ED11D5}" destId="{85727C8B-3068-4E77-A7A1-E6EDA8103D60}" srcOrd="1" destOrd="0" presId="urn:microsoft.com/office/officeart/2005/8/layout/cycle2"/>
     <dgm:cxn modelId="{3A6CAD7C-9D06-4601-9DA6-58C23D4FE730}" srcId="{30169AF5-3F60-49ED-BA16-26E156F3CD77}" destId="{E3147738-712C-470E-BA43-1900B58F3BA1}" srcOrd="5" destOrd="0" parTransId="{390EF3C2-87EC-4379-B2B2-CD6400F6DFF0}" sibTransId="{A01E66F2-8DE2-4DBF-B8E1-AB48AEB22F0F}"/>
-    <dgm:cxn modelId="{A75F9B0C-C76A-461C-9C42-B0C2731139BC}" type="presOf" srcId="{F2BE9233-54BD-4C28-B5F2-1B65E9CDDF96}" destId="{F9AED730-9635-4E85-B16D-CDB7F5FBEF2A}" srcOrd="0" destOrd="0" presId="urn:microsoft.com/office/officeart/2005/8/layout/cycle2"/>
-    <dgm:cxn modelId="{851B2941-DA2A-42A0-947F-30FDFC1BD541}" type="presOf" srcId="{6BE14A29-3F47-4123-9A53-87F7E3976F30}" destId="{1379CEB1-3469-4B4A-813A-D2A2C295406E}" srcOrd="0" destOrd="0" presId="urn:microsoft.com/office/officeart/2005/8/layout/cycle2"/>
+    <dgm:cxn modelId="{338C536C-9378-4F88-8C97-0982EBE70EC7}" type="presOf" srcId="{9C8E8DEB-5DB8-4F82-8CE8-1171D0ABBD37}" destId="{15DBFFA1-5F90-4067-9D91-73AA2852D991}" srcOrd="1" destOrd="0" presId="urn:microsoft.com/office/officeart/2005/8/layout/cycle2"/>
+    <dgm:cxn modelId="{026D6AE9-41C4-4E88-B421-D7A6BB38CC27}" srcId="{30169AF5-3F60-49ED-BA16-26E156F3CD77}" destId="{F2BE9233-54BD-4C28-B5F2-1B65E9CDDF96}" srcOrd="3" destOrd="0" parTransId="{672307C0-A98C-48FA-8729-D6E3187E5E3A}" sibTransId="{9C8E8DEB-5DB8-4F82-8CE8-1171D0ABBD37}"/>
+    <dgm:cxn modelId="{73FD1A65-349E-4DCA-995A-2AA9B2B9CA0E}" type="presOf" srcId="{A01E66F2-8DE2-4DBF-B8E1-AB48AEB22F0F}" destId="{48BF6C11-EF1A-4273-900D-DD5B59C0D92F}" srcOrd="0" destOrd="0" presId="urn:microsoft.com/office/officeart/2005/8/layout/cycle2"/>
+    <dgm:cxn modelId="{02F8C87E-B090-4CBF-9261-657F349A9E91}" type="presOf" srcId="{F90989A5-9584-42E6-85EC-F46F18F0E118}" destId="{31D81D24-1473-4316-96A5-763E7A6060DC}" srcOrd="0" destOrd="0" presId="urn:microsoft.com/office/officeart/2005/8/layout/cycle2"/>
+    <dgm:cxn modelId="{26A9BC3D-90F6-4290-98EF-E0909C853AE0}" type="presOf" srcId="{F90989A5-9584-42E6-85EC-F46F18F0E118}" destId="{74D1E673-78E8-4911-AB9E-E98BE428CF47}" srcOrd="1" destOrd="0" presId="urn:microsoft.com/office/officeart/2005/8/layout/cycle2"/>
+    <dgm:cxn modelId="{C0EB8593-AEDC-4320-BCF4-2F97DAA8EBF4}" type="presOf" srcId="{6BE14A29-3F47-4123-9A53-87F7E3976F30}" destId="{1379CEB1-3469-4B4A-813A-D2A2C295406E}" srcOrd="0" destOrd="0" presId="urn:microsoft.com/office/officeart/2005/8/layout/cycle2"/>
+    <dgm:cxn modelId="{627938AB-C359-4268-AF23-A5F181688EE5}" type="presOf" srcId="{A01E66F2-8DE2-4DBF-B8E1-AB48AEB22F0F}" destId="{2D827D14-3A64-4B45-B11B-3ECDBC24212A}" srcOrd="1" destOrd="0" presId="urn:microsoft.com/office/officeart/2005/8/layout/cycle2"/>
     <dgm:cxn modelId="{FC683937-3E9A-4071-B70B-BFE511A7B23C}" srcId="{30169AF5-3F60-49ED-BA16-26E156F3CD77}" destId="{6BE14A29-3F47-4123-9A53-87F7E3976F30}" srcOrd="4" destOrd="0" parTransId="{14C76E7C-A806-46D2-A04B-406CC2747FBF}" sibTransId="{D35F654F-C71E-4CF2-BA21-C832C92DCB2B}"/>
-    <dgm:cxn modelId="{D255499D-BBD4-43BB-8785-9F6008853A5E}" type="presOf" srcId="{7C03F650-450B-470D-9F41-9EBB6F24DE08}" destId="{915300E8-D21B-48E5-86A7-A677802348CF}" srcOrd="0" destOrd="0" presId="urn:microsoft.com/office/officeart/2005/8/layout/cycle2"/>
-    <dgm:cxn modelId="{F6A6A5BD-FC95-451E-815A-48ABC4F1B072}" type="presOf" srcId="{F90989A5-9584-42E6-85EC-F46F18F0E118}" destId="{31D81D24-1473-4316-96A5-763E7A6060DC}" srcOrd="0" destOrd="0" presId="urn:microsoft.com/office/officeart/2005/8/layout/cycle2"/>
-    <dgm:cxn modelId="{4B936896-5C90-4E3F-978E-AF26085B46AB}" type="presOf" srcId="{BA319471-CEE2-4F47-BD5C-3922FB7DFA6B}" destId="{2FCF5CF5-49BA-4E5D-A81E-50ABA18D10A9}" srcOrd="1" destOrd="0" presId="urn:microsoft.com/office/officeart/2005/8/layout/cycle2"/>
-    <dgm:cxn modelId="{4931B868-7317-499C-8164-C1C299EDD2A3}" type="presOf" srcId="{9C8E8DEB-5DB8-4F82-8CE8-1171D0ABBD37}" destId="{15DBFFA1-5F90-4067-9D91-73AA2852D991}" srcOrd="1" destOrd="0" presId="urn:microsoft.com/office/officeart/2005/8/layout/cycle2"/>
-    <dgm:cxn modelId="{D001ACFB-1761-4957-81CE-B3FFC4F369E5}" type="presOf" srcId="{D996DF6E-E24A-4672-B53C-F45E82ED11D5}" destId="{23B2CE62-F90C-4121-BB9A-FD58550B5409}" srcOrd="0" destOrd="0" presId="urn:microsoft.com/office/officeart/2005/8/layout/cycle2"/>
-    <dgm:cxn modelId="{F019ACF1-2B6F-4809-8AE5-DEBFE2689CB9}" type="presOf" srcId="{D35F654F-C71E-4CF2-BA21-C832C92DCB2B}" destId="{C262E5EC-AFFC-4D29-8F55-4FC98D066102}" srcOrd="1" destOrd="0" presId="urn:microsoft.com/office/officeart/2005/8/layout/cycle2"/>
-    <dgm:cxn modelId="{026D6AE9-41C4-4E88-B421-D7A6BB38CC27}" srcId="{30169AF5-3F60-49ED-BA16-26E156F3CD77}" destId="{F2BE9233-54BD-4C28-B5F2-1B65E9CDDF96}" srcOrd="3" destOrd="0" parTransId="{672307C0-A98C-48FA-8729-D6E3187E5E3A}" sibTransId="{9C8E8DEB-5DB8-4F82-8CE8-1171D0ABBD37}"/>
-    <dgm:cxn modelId="{8F2EA475-8438-48A3-95FF-758ED9E7F2CB}" type="presOf" srcId="{E3147738-712C-470E-BA43-1900B58F3BA1}" destId="{ABB91F78-7B6C-410F-9644-452AF8D7494A}" srcOrd="0" destOrd="0" presId="urn:microsoft.com/office/officeart/2005/8/layout/cycle2"/>
-    <dgm:cxn modelId="{1E886BC2-D82E-4EB4-9889-7F508825F6B8}" type="presOf" srcId="{D35F654F-C71E-4CF2-BA21-C832C92DCB2B}" destId="{9F2CA740-10BE-422F-97C4-215D3262A7C2}" srcOrd="0" destOrd="0" presId="urn:microsoft.com/office/officeart/2005/8/layout/cycle2"/>
-    <dgm:cxn modelId="{13CBD035-318A-4DA7-AE5D-4DC1525F532E}" type="presOf" srcId="{F90989A5-9584-42E6-85EC-F46F18F0E118}" destId="{74D1E673-78E8-4911-AB9E-E98BE428CF47}" srcOrd="1" destOrd="0" presId="urn:microsoft.com/office/officeart/2005/8/layout/cycle2"/>
+    <dgm:cxn modelId="{57705FF2-2F27-4F65-A339-80F57605B549}" type="presOf" srcId="{BA319471-CEE2-4F47-BD5C-3922FB7DFA6B}" destId="{59356F7B-2878-4C69-8BCC-736D52D62464}" srcOrd="0" destOrd="0" presId="urn:microsoft.com/office/officeart/2005/8/layout/cycle2"/>
+    <dgm:cxn modelId="{91B669C1-C75D-4D2B-8A75-F2F8531ADB44}" type="presOf" srcId="{D35F654F-C71E-4CF2-BA21-C832C92DCB2B}" destId="{9F2CA740-10BE-422F-97C4-215D3262A7C2}" srcOrd="0" destOrd="0" presId="urn:microsoft.com/office/officeart/2005/8/layout/cycle2"/>
     <dgm:cxn modelId="{F09F8ED9-D24F-448F-AF8E-F92EC404CBA7}" srcId="{30169AF5-3F60-49ED-BA16-26E156F3CD77}" destId="{7C03F650-450B-470D-9F41-9EBB6F24DE08}" srcOrd="0" destOrd="0" parTransId="{A8856599-3D3C-4A85-ABFD-520651FDD510}" sibTransId="{D996DF6E-E24A-4672-B53C-F45E82ED11D5}"/>
-    <dgm:cxn modelId="{0CD4DFD7-2E78-47BE-A01C-B2554840BF50}" type="presOf" srcId="{A01E66F2-8DE2-4DBF-B8E1-AB48AEB22F0F}" destId="{48BF6C11-EF1A-4273-900D-DD5B59C0D92F}" srcOrd="0" destOrd="0" presId="urn:microsoft.com/office/officeart/2005/8/layout/cycle2"/>
     <dgm:cxn modelId="{57569DDB-32CD-4132-93C5-3D28EE6D9D0F}" srcId="{30169AF5-3F60-49ED-BA16-26E156F3CD77}" destId="{A3989F04-57A2-4559-BF44-044AD8FBD67A}" srcOrd="2" destOrd="0" parTransId="{E7AABBEB-8EE1-4214-A7B4-DD1F0B63D6DC}" sibTransId="{F90989A5-9584-42E6-85EC-F46F18F0E118}"/>
-    <dgm:cxn modelId="{5FF7244B-DF29-436A-BDCB-E0062D835B11}" type="presOf" srcId="{30169AF5-3F60-49ED-BA16-26E156F3CD77}" destId="{B41B0945-C228-466F-ACBC-F0427AE563C3}" srcOrd="0" destOrd="0" presId="urn:microsoft.com/office/officeart/2005/8/layout/cycle2"/>
-    <dgm:cxn modelId="{3354B5DD-DD06-4226-83B0-C5DBB4314929}" srcId="{30169AF5-3F60-49ED-BA16-26E156F3CD77}" destId="{D01084D7-448F-40E6-BAD6-916FA5266B35}" srcOrd="1" destOrd="0" parTransId="{11A516D9-F860-4BE8-BA91-08CBF1F90AAF}" sibTransId="{BA319471-CEE2-4F47-BD5C-3922FB7DFA6B}"/>
-    <dgm:cxn modelId="{55F6BB40-0CDB-43C9-8EA5-FCE996758202}" type="presParOf" srcId="{B41B0945-C228-466F-ACBC-F0427AE563C3}" destId="{915300E8-D21B-48E5-86A7-A677802348CF}" srcOrd="0" destOrd="0" presId="urn:microsoft.com/office/officeart/2005/8/layout/cycle2"/>
-    <dgm:cxn modelId="{309230F7-ECB4-45F4-8028-4A657B977977}" type="presParOf" srcId="{B41B0945-C228-466F-ACBC-F0427AE563C3}" destId="{23B2CE62-F90C-4121-BB9A-FD58550B5409}" srcOrd="1" destOrd="0" presId="urn:microsoft.com/office/officeart/2005/8/layout/cycle2"/>
-    <dgm:cxn modelId="{E95B10B3-F980-49CC-A1BB-9C384BECE605}" type="presParOf" srcId="{23B2CE62-F90C-4121-BB9A-FD58550B5409}" destId="{85727C8B-3068-4E77-A7A1-E6EDA8103D60}" srcOrd="0" destOrd="0" presId="urn:microsoft.com/office/officeart/2005/8/layout/cycle2"/>
-    <dgm:cxn modelId="{5E339B98-E71A-4188-B192-0AD18246C6F7}" type="presParOf" srcId="{B41B0945-C228-466F-ACBC-F0427AE563C3}" destId="{6AB4841B-36EA-4743-8E11-22D754152787}" srcOrd="2" destOrd="0" presId="urn:microsoft.com/office/officeart/2005/8/layout/cycle2"/>
-    <dgm:cxn modelId="{14377FDE-10CC-4AB1-A183-24D7C0EFE340}" type="presParOf" srcId="{B41B0945-C228-466F-ACBC-F0427AE563C3}" destId="{59356F7B-2878-4C69-8BCC-736D52D62464}" srcOrd="3" destOrd="0" presId="urn:microsoft.com/office/officeart/2005/8/layout/cycle2"/>
-    <dgm:cxn modelId="{B8564C90-3E9E-476E-9505-3629733A1008}" type="presParOf" srcId="{59356F7B-2878-4C69-8BCC-736D52D62464}" destId="{2FCF5CF5-49BA-4E5D-A81E-50ABA18D10A9}" srcOrd="0" destOrd="0" presId="urn:microsoft.com/office/officeart/2005/8/layout/cycle2"/>
-    <dgm:cxn modelId="{10B55118-0A0A-47A4-922A-25CA12FC5A51}" type="presParOf" srcId="{B41B0945-C228-466F-ACBC-F0427AE563C3}" destId="{A670810F-0345-4254-8BC7-4FA06BB5C3CC}" srcOrd="4" destOrd="0" presId="urn:microsoft.com/office/officeart/2005/8/layout/cycle2"/>
-    <dgm:cxn modelId="{22BC3A64-787F-49D1-9D98-76B89B5919E2}" type="presParOf" srcId="{B41B0945-C228-466F-ACBC-F0427AE563C3}" destId="{31D81D24-1473-4316-96A5-763E7A6060DC}" srcOrd="5" destOrd="0" presId="urn:microsoft.com/office/officeart/2005/8/layout/cycle2"/>
-    <dgm:cxn modelId="{711FE660-20D8-4A69-A2CB-BF8883749F96}" type="presParOf" srcId="{31D81D24-1473-4316-96A5-763E7A6060DC}" destId="{74D1E673-78E8-4911-AB9E-E98BE428CF47}" srcOrd="0" destOrd="0" presId="urn:microsoft.com/office/officeart/2005/8/layout/cycle2"/>
-    <dgm:cxn modelId="{E4F12A72-BCF5-416C-8216-FE037625AE15}" type="presParOf" srcId="{B41B0945-C228-466F-ACBC-F0427AE563C3}" destId="{F9AED730-9635-4E85-B16D-CDB7F5FBEF2A}" srcOrd="6" destOrd="0" presId="urn:microsoft.com/office/officeart/2005/8/layout/cycle2"/>
-    <dgm:cxn modelId="{799603C9-4A6B-46CE-AECF-2B548098C8DB}" type="presParOf" srcId="{B41B0945-C228-466F-ACBC-F0427AE563C3}" destId="{2C63797F-35D2-4BF1-ADFC-8E15A2A56D28}" srcOrd="7" destOrd="0" presId="urn:microsoft.com/office/officeart/2005/8/layout/cycle2"/>
-    <dgm:cxn modelId="{B064D9ED-D998-4475-A698-365962B8C138}" type="presParOf" srcId="{2C63797F-35D2-4BF1-ADFC-8E15A2A56D28}" destId="{15DBFFA1-5F90-4067-9D91-73AA2852D991}" srcOrd="0" destOrd="0" presId="urn:microsoft.com/office/officeart/2005/8/layout/cycle2"/>
-    <dgm:cxn modelId="{3DE34C72-34E8-4F21-809A-3720615CF38C}" type="presParOf" srcId="{B41B0945-C228-466F-ACBC-F0427AE563C3}" destId="{1379CEB1-3469-4B4A-813A-D2A2C295406E}" srcOrd="8" destOrd="0" presId="urn:microsoft.com/office/officeart/2005/8/layout/cycle2"/>
-    <dgm:cxn modelId="{80CAC3AD-CF17-4794-899A-76CF8ACE71F0}" type="presParOf" srcId="{B41B0945-C228-466F-ACBC-F0427AE563C3}" destId="{9F2CA740-10BE-422F-97C4-215D3262A7C2}" srcOrd="9" destOrd="0" presId="urn:microsoft.com/office/officeart/2005/8/layout/cycle2"/>
-    <dgm:cxn modelId="{0EFF5B99-6D45-4702-8152-C9D6DEFD867A}" type="presParOf" srcId="{9F2CA740-10BE-422F-97C4-215D3262A7C2}" destId="{C262E5EC-AFFC-4D29-8F55-4FC98D066102}" srcOrd="0" destOrd="0" presId="urn:microsoft.com/office/officeart/2005/8/layout/cycle2"/>
-    <dgm:cxn modelId="{CE837118-6BA0-48CD-A908-74152A655970}" type="presParOf" srcId="{B41B0945-C228-466F-ACBC-F0427AE563C3}" destId="{ABB91F78-7B6C-410F-9644-452AF8D7494A}" srcOrd="10" destOrd="0" presId="urn:microsoft.com/office/officeart/2005/8/layout/cycle2"/>
-    <dgm:cxn modelId="{315A8042-6791-4B29-B785-8A37C0AB49FC}" type="presParOf" srcId="{B41B0945-C228-466F-ACBC-F0427AE563C3}" destId="{48BF6C11-EF1A-4273-900D-DD5B59C0D92F}" srcOrd="11" destOrd="0" presId="urn:microsoft.com/office/officeart/2005/8/layout/cycle2"/>
-    <dgm:cxn modelId="{1DAC26BA-7961-4355-91BD-6511397934AB}" type="presParOf" srcId="{48BF6C11-EF1A-4273-900D-DD5B59C0D92F}" destId="{2D827D14-3A64-4B45-B11B-3ECDBC24212A}" srcOrd="0" destOrd="0" presId="urn:microsoft.com/office/officeart/2005/8/layout/cycle2"/>
+    <dgm:cxn modelId="{2971F22B-DB90-4FE4-A398-C56741374355}" type="presOf" srcId="{F2BE9233-54BD-4C28-B5F2-1B65E9CDDF96}" destId="{F9AED730-9635-4E85-B16D-CDB7F5FBEF2A}" srcOrd="0" destOrd="0" presId="urn:microsoft.com/office/officeart/2005/8/layout/cycle2"/>
+    <dgm:cxn modelId="{6033E76B-7731-4B61-8DAF-DA7F57F6A376}" type="presOf" srcId="{E3147738-712C-470E-BA43-1900B58F3BA1}" destId="{ABB91F78-7B6C-410F-9644-452AF8D7494A}" srcOrd="0" destOrd="0" presId="urn:microsoft.com/office/officeart/2005/8/layout/cycle2"/>
+    <dgm:cxn modelId="{E77ED2C9-27FB-4685-AD4F-BD5DF0C3E748}" type="presOf" srcId="{D01084D7-448F-40E6-BAD6-916FA5266B35}" destId="{6AB4841B-36EA-4743-8E11-22D754152787}" srcOrd="0" destOrd="0" presId="urn:microsoft.com/office/officeart/2005/8/layout/cycle2"/>
+    <dgm:cxn modelId="{8A14F7AB-A29B-43E0-B426-89F8E813141A}" type="presOf" srcId="{30169AF5-3F60-49ED-BA16-26E156F3CD77}" destId="{B41B0945-C228-466F-ACBC-F0427AE563C3}" srcOrd="0" destOrd="0" presId="urn:microsoft.com/office/officeart/2005/8/layout/cycle2"/>
+    <dgm:cxn modelId="{E27A7378-6840-417B-955C-5BD0A1C0373C}" type="presOf" srcId="{9C8E8DEB-5DB8-4F82-8CE8-1171D0ABBD37}" destId="{2C63797F-35D2-4BF1-ADFC-8E15A2A56D28}" srcOrd="0" destOrd="0" presId="urn:microsoft.com/office/officeart/2005/8/layout/cycle2"/>
+    <dgm:cxn modelId="{80A22866-8878-4339-B5E0-DA9638D76063}" type="presOf" srcId="{A3989F04-57A2-4559-BF44-044AD8FBD67A}" destId="{A670810F-0345-4254-8BC7-4FA06BB5C3CC}" srcOrd="0" destOrd="0" presId="urn:microsoft.com/office/officeart/2005/8/layout/cycle2"/>
+    <dgm:cxn modelId="{6EB564B1-FA94-412F-8471-A02C41C0BEA2}" type="presOf" srcId="{D996DF6E-E24A-4672-B53C-F45E82ED11D5}" destId="{23B2CE62-F90C-4121-BB9A-FD58550B5409}" srcOrd="0" destOrd="0" presId="urn:microsoft.com/office/officeart/2005/8/layout/cycle2"/>
+    <dgm:cxn modelId="{9281C8E6-6D23-4048-949E-8B8C6B215B35}" type="presOf" srcId="{D35F654F-C71E-4CF2-BA21-C832C92DCB2B}" destId="{C262E5EC-AFFC-4D29-8F55-4FC98D066102}" srcOrd="1" destOrd="0" presId="urn:microsoft.com/office/officeart/2005/8/layout/cycle2"/>
+    <dgm:cxn modelId="{E93E762D-38C8-4C40-BDAD-E6A611F9DED6}" type="presOf" srcId="{7C03F650-450B-470D-9F41-9EBB6F24DE08}" destId="{915300E8-D21B-48E5-86A7-A677802348CF}" srcOrd="0" destOrd="0" presId="urn:microsoft.com/office/officeart/2005/8/layout/cycle2"/>
+    <dgm:cxn modelId="{48457B3B-876E-434C-9D41-7266E9321244}" type="presParOf" srcId="{B41B0945-C228-466F-ACBC-F0427AE563C3}" destId="{915300E8-D21B-48E5-86A7-A677802348CF}" srcOrd="0" destOrd="0" presId="urn:microsoft.com/office/officeart/2005/8/layout/cycle2"/>
+    <dgm:cxn modelId="{A15D9F86-0B52-4761-BA1F-BA5E21AF1A0D}" type="presParOf" srcId="{B41B0945-C228-466F-ACBC-F0427AE563C3}" destId="{23B2CE62-F90C-4121-BB9A-FD58550B5409}" srcOrd="1" destOrd="0" presId="urn:microsoft.com/office/officeart/2005/8/layout/cycle2"/>
+    <dgm:cxn modelId="{3D89F1ED-08E7-44B1-AE16-EF79C68D15F4}" type="presParOf" srcId="{23B2CE62-F90C-4121-BB9A-FD58550B5409}" destId="{85727C8B-3068-4E77-A7A1-E6EDA8103D60}" srcOrd="0" destOrd="0" presId="urn:microsoft.com/office/officeart/2005/8/layout/cycle2"/>
+    <dgm:cxn modelId="{811A646D-250C-4E7A-BDDB-CE572A547D4D}" type="presParOf" srcId="{B41B0945-C228-466F-ACBC-F0427AE563C3}" destId="{6AB4841B-36EA-4743-8E11-22D754152787}" srcOrd="2" destOrd="0" presId="urn:microsoft.com/office/officeart/2005/8/layout/cycle2"/>
+    <dgm:cxn modelId="{68034DA4-9B83-4A54-A50A-EA261823511C}" type="presParOf" srcId="{B41B0945-C228-466F-ACBC-F0427AE563C3}" destId="{59356F7B-2878-4C69-8BCC-736D52D62464}" srcOrd="3" destOrd="0" presId="urn:microsoft.com/office/officeart/2005/8/layout/cycle2"/>
+    <dgm:cxn modelId="{581A469A-51FD-4002-A805-565C7F530FAE}" type="presParOf" srcId="{59356F7B-2878-4C69-8BCC-736D52D62464}" destId="{2FCF5CF5-49BA-4E5D-A81E-50ABA18D10A9}" srcOrd="0" destOrd="0" presId="urn:microsoft.com/office/officeart/2005/8/layout/cycle2"/>
+    <dgm:cxn modelId="{AA6881EF-01BF-4966-9343-F9769CB48958}" type="presParOf" srcId="{B41B0945-C228-466F-ACBC-F0427AE563C3}" destId="{A670810F-0345-4254-8BC7-4FA06BB5C3CC}" srcOrd="4" destOrd="0" presId="urn:microsoft.com/office/officeart/2005/8/layout/cycle2"/>
+    <dgm:cxn modelId="{964B5CE2-D2B0-4737-9CFD-A603CA8352E6}" type="presParOf" srcId="{B41B0945-C228-466F-ACBC-F0427AE563C3}" destId="{31D81D24-1473-4316-96A5-763E7A6060DC}" srcOrd="5" destOrd="0" presId="urn:microsoft.com/office/officeart/2005/8/layout/cycle2"/>
+    <dgm:cxn modelId="{F0EADCD6-82FC-42C1-AFC9-BD8852E59582}" type="presParOf" srcId="{31D81D24-1473-4316-96A5-763E7A6060DC}" destId="{74D1E673-78E8-4911-AB9E-E98BE428CF47}" srcOrd="0" destOrd="0" presId="urn:microsoft.com/office/officeart/2005/8/layout/cycle2"/>
+    <dgm:cxn modelId="{6D0C9145-51E9-4EF4-8B98-481E05978ABF}" type="presParOf" srcId="{B41B0945-C228-466F-ACBC-F0427AE563C3}" destId="{F9AED730-9635-4E85-B16D-CDB7F5FBEF2A}" srcOrd="6" destOrd="0" presId="urn:microsoft.com/office/officeart/2005/8/layout/cycle2"/>
+    <dgm:cxn modelId="{AD818572-725F-45F6-B1DD-4B7C0999B1FE}" type="presParOf" srcId="{B41B0945-C228-466F-ACBC-F0427AE563C3}" destId="{2C63797F-35D2-4BF1-ADFC-8E15A2A56D28}" srcOrd="7" destOrd="0" presId="urn:microsoft.com/office/officeart/2005/8/layout/cycle2"/>
+    <dgm:cxn modelId="{613744B8-B196-4E98-9E71-7F0ED8274658}" type="presParOf" srcId="{2C63797F-35D2-4BF1-ADFC-8E15A2A56D28}" destId="{15DBFFA1-5F90-4067-9D91-73AA2852D991}" srcOrd="0" destOrd="0" presId="urn:microsoft.com/office/officeart/2005/8/layout/cycle2"/>
+    <dgm:cxn modelId="{E12464B7-954C-4A84-8EE1-61558E5F6625}" type="presParOf" srcId="{B41B0945-C228-466F-ACBC-F0427AE563C3}" destId="{1379CEB1-3469-4B4A-813A-D2A2C295406E}" srcOrd="8" destOrd="0" presId="urn:microsoft.com/office/officeart/2005/8/layout/cycle2"/>
+    <dgm:cxn modelId="{60FE2B9B-7C07-43CC-874E-A7D47A315101}" type="presParOf" srcId="{B41B0945-C228-466F-ACBC-F0427AE563C3}" destId="{9F2CA740-10BE-422F-97C4-215D3262A7C2}" srcOrd="9" destOrd="0" presId="urn:microsoft.com/office/officeart/2005/8/layout/cycle2"/>
+    <dgm:cxn modelId="{C236EBD3-FE77-40A9-842C-ABF478DD03E6}" type="presParOf" srcId="{9F2CA740-10BE-422F-97C4-215D3262A7C2}" destId="{C262E5EC-AFFC-4D29-8F55-4FC98D066102}" srcOrd="0" destOrd="0" presId="urn:microsoft.com/office/officeart/2005/8/layout/cycle2"/>
+    <dgm:cxn modelId="{3C79A604-84DE-4138-9493-AF87A3FFB2DA}" type="presParOf" srcId="{B41B0945-C228-466F-ACBC-F0427AE563C3}" destId="{ABB91F78-7B6C-410F-9644-452AF8D7494A}" srcOrd="10" destOrd="0" presId="urn:microsoft.com/office/officeart/2005/8/layout/cycle2"/>
+    <dgm:cxn modelId="{3DA721A3-B7A4-4E13-A8DC-A1F074BEC435}" type="presParOf" srcId="{B41B0945-C228-466F-ACBC-F0427AE563C3}" destId="{48BF6C11-EF1A-4273-900D-DD5B59C0D92F}" srcOrd="11" destOrd="0" presId="urn:microsoft.com/office/officeart/2005/8/layout/cycle2"/>
+    <dgm:cxn modelId="{71983666-688E-4568-A0F2-20F1EE5C2214}" type="presParOf" srcId="{48BF6C11-EF1A-4273-900D-DD5B59C0D92F}" destId="{2D827D14-3A64-4B45-B11B-3ECDBC24212A}" srcOrd="0" destOrd="0" presId="urn:microsoft.com/office/officeart/2005/8/layout/cycle2"/>
   </dgm:cxnLst>
   <dgm:bg/>
   <dgm:whole/>

--- a/Notes.docx
+++ b/Notes.docx
@@ -4279,8 +4279,6 @@
           <w:lang w:val="en-US"/>
         </w:rPr>
       </w:pPr>
-      <w:bookmarkStart w:id="0" w:name="_GoBack"/>
-      <w:bookmarkEnd w:id="0"/>
     </w:p>
     <w:p>
       <w:pPr>
@@ -4619,6 +4617,18 @@
         </w:rPr>
         <w:t xml:space="preserve"> Will enter the text in the text box.</w:t>
       </w:r>
+      <w:r>
+        <w:rPr>
+          <w:lang w:val="en-US"/>
+        </w:rPr>
+        <w:t xml:space="preserve"> It appends the text </w:t>
+      </w:r>
+      <w:r>
+        <w:rPr>
+          <w:lang w:val="en-US"/>
+        </w:rPr>
+        <w:t>to the existing text.</w:t>
+      </w:r>
     </w:p>
     <w:p>
       <w:pPr>
@@ -4649,6 +4659,12 @@
         </w:rPr>
         <w:t xml:space="preserve"> Will click on any control.</w:t>
       </w:r>
+      <w:r>
+        <w:rPr>
+          <w:lang w:val="en-US"/>
+        </w:rPr>
+        <w:t xml:space="preserve"> Clicks at the center of the control.</w:t>
+      </w:r>
     </w:p>
     <w:p>
       <w:pPr>
@@ -4668,6 +4684,105 @@
           <w:lang w:val="en-US"/>
         </w:rPr>
       </w:pPr>
+    </w:p>
+    <w:p>
+      <w:pPr>
+        <w:rPr>
+          <w:b/>
+          <w:bCs/>
+          <w:lang w:val="en-US"/>
+        </w:rPr>
+      </w:pPr>
+      <w:r>
+        <w:rPr>
+          <w:b/>
+          <w:bCs/>
+          <w:lang w:val="en-US"/>
+        </w:rPr>
+        <w:t>CssSelector Locator</w:t>
+      </w:r>
+    </w:p>
+    <w:p>
+      <w:pPr>
+        <w:rPr>
+          <w:lang w:val="en-US"/>
+        </w:rPr>
+      </w:pPr>
+      <w:r>
+        <w:rPr>
+          <w:lang w:val="en-US"/>
+        </w:rPr>
+        <w:t>You can locate any control using attribute/s of the control.</w:t>
+      </w:r>
+    </w:p>
+    <w:p>
+      <w:pPr>
+        <w:rPr>
+          <w:lang w:val="en-US"/>
+        </w:rPr>
+      </w:pPr>
+      <w:r>
+        <w:rPr>
+          <w:lang w:val="en-US"/>
+        </w:rPr>
+        <w:t>Types</w:t>
+      </w:r>
+    </w:p>
+    <w:p>
+      <w:pPr>
+        <w:pStyle w:val="ListParagraph"/>
+        <w:numPr>
+          <w:ilvl w:val="0"/>
+          <w:numId w:val="19"/>
+        </w:numPr>
+        <w:rPr>
+          <w:lang w:val="en-US"/>
+        </w:rPr>
+      </w:pPr>
+      <w:r>
+        <w:rPr>
+          <w:lang w:val="en-US"/>
+        </w:rPr>
+        <w:t>Using single attribute</w:t>
+      </w:r>
+    </w:p>
+    <w:p>
+      <w:pPr>
+        <w:pStyle w:val="ListParagraph"/>
+        <w:numPr>
+          <w:ilvl w:val="0"/>
+          <w:numId w:val="19"/>
+        </w:numPr>
+        <w:rPr>
+          <w:lang w:val="en-US"/>
+        </w:rPr>
+      </w:pPr>
+      <w:r>
+        <w:rPr>
+          <w:lang w:val="en-US"/>
+        </w:rPr>
+        <w:t>Using multiple attributes</w:t>
+      </w:r>
+    </w:p>
+    <w:p>
+      <w:pPr>
+        <w:pStyle w:val="ListParagraph"/>
+        <w:numPr>
+          <w:ilvl w:val="0"/>
+          <w:numId w:val="19"/>
+        </w:numPr>
+        <w:rPr>
+          <w:lang w:val="en-US"/>
+        </w:rPr>
+      </w:pPr>
+      <w:r>
+        <w:rPr>
+          <w:lang w:val="en-US"/>
+        </w:rPr>
+        <w:t>Using special characters</w:t>
+      </w:r>
+      <w:bookmarkStart w:id="0" w:name="_GoBack"/>
+      <w:bookmarkEnd w:id="0"/>
     </w:p>
     <w:sectPr>
       <w:pgSz w:w="11906" w:h="16838"/>
@@ -5751,6 +5866,95 @@
     </w:lvl>
   </w:abstractNum>
   <w:abstractNum w:abstractNumId="11">
+    <w:nsid w:val="50837B95"/>
+    <w:multiLevelType w:val="hybridMultilevel"/>
+    <w:tmpl w:val="609845DA"/>
+    <w:lvl w:ilvl="0" w:tplc="4009000F">
+      <w:start w:val="1"/>
+      <w:numFmt w:val="decimal"/>
+      <w:lvlText w:val="%1."/>
+      <w:lvlJc w:val="left"/>
+      <w:pPr>
+        <w:ind w:left="720" w:hanging="360"/>
+      </w:pPr>
+      <w:rPr>
+        <w:rFonts w:hint="default"/>
+      </w:rPr>
+    </w:lvl>
+    <w:lvl w:ilvl="1" w:tplc="40090019" w:tentative="1">
+      <w:start w:val="1"/>
+      <w:numFmt w:val="lowerLetter"/>
+      <w:lvlText w:val="%2."/>
+      <w:lvlJc w:val="left"/>
+      <w:pPr>
+        <w:ind w:left="1440" w:hanging="360"/>
+      </w:pPr>
+    </w:lvl>
+    <w:lvl w:ilvl="2" w:tplc="4009001B" w:tentative="1">
+      <w:start w:val="1"/>
+      <w:numFmt w:val="lowerRoman"/>
+      <w:lvlText w:val="%3."/>
+      <w:lvlJc w:val="right"/>
+      <w:pPr>
+        <w:ind w:left="2160" w:hanging="180"/>
+      </w:pPr>
+    </w:lvl>
+    <w:lvl w:ilvl="3" w:tplc="4009000F" w:tentative="1">
+      <w:start w:val="1"/>
+      <w:numFmt w:val="decimal"/>
+      <w:lvlText w:val="%4."/>
+      <w:lvlJc w:val="left"/>
+      <w:pPr>
+        <w:ind w:left="2880" w:hanging="360"/>
+      </w:pPr>
+    </w:lvl>
+    <w:lvl w:ilvl="4" w:tplc="40090019" w:tentative="1">
+      <w:start w:val="1"/>
+      <w:numFmt w:val="lowerLetter"/>
+      <w:lvlText w:val="%5."/>
+      <w:lvlJc w:val="left"/>
+      <w:pPr>
+        <w:ind w:left="3600" w:hanging="360"/>
+      </w:pPr>
+    </w:lvl>
+    <w:lvl w:ilvl="5" w:tplc="4009001B" w:tentative="1">
+      <w:start w:val="1"/>
+      <w:numFmt w:val="lowerRoman"/>
+      <w:lvlText w:val="%6."/>
+      <w:lvlJc w:val="right"/>
+      <w:pPr>
+        <w:ind w:left="4320" w:hanging="180"/>
+      </w:pPr>
+    </w:lvl>
+    <w:lvl w:ilvl="6" w:tplc="4009000F" w:tentative="1">
+      <w:start w:val="1"/>
+      <w:numFmt w:val="decimal"/>
+      <w:lvlText w:val="%7."/>
+      <w:lvlJc w:val="left"/>
+      <w:pPr>
+        <w:ind w:left="5040" w:hanging="360"/>
+      </w:pPr>
+    </w:lvl>
+    <w:lvl w:ilvl="7" w:tplc="40090019" w:tentative="1">
+      <w:start w:val="1"/>
+      <w:numFmt w:val="lowerLetter"/>
+      <w:lvlText w:val="%8."/>
+      <w:lvlJc w:val="left"/>
+      <w:pPr>
+        <w:ind w:left="5760" w:hanging="360"/>
+      </w:pPr>
+    </w:lvl>
+    <w:lvl w:ilvl="8" w:tplc="4009001B" w:tentative="1">
+      <w:start w:val="1"/>
+      <w:numFmt w:val="lowerRoman"/>
+      <w:lvlText w:val="%9."/>
+      <w:lvlJc w:val="right"/>
+      <w:pPr>
+        <w:ind w:left="6480" w:hanging="180"/>
+      </w:pPr>
+    </w:lvl>
+  </w:abstractNum>
+  <w:abstractNum w:abstractNumId="12">
     <w:nsid w:val="58FC74FD"/>
     <w:multiLevelType w:val="hybridMultilevel"/>
     <w:tmpl w:val="A59023F4"/>
@@ -5863,7 +6067,7 @@
       </w:rPr>
     </w:lvl>
   </w:abstractNum>
-  <w:abstractNum w:abstractNumId="12">
+  <w:abstractNum w:abstractNumId="13">
     <w:nsid w:val="6BAF613D"/>
     <w:multiLevelType w:val="hybridMultilevel"/>
     <w:tmpl w:val="7DD24A66"/>
@@ -5976,7 +6180,7 @@
       </w:rPr>
     </w:lvl>
   </w:abstractNum>
-  <w:abstractNum w:abstractNumId="13">
+  <w:abstractNum w:abstractNumId="14">
     <w:nsid w:val="6FD878C3"/>
     <w:multiLevelType w:val="hybridMultilevel"/>
     <w:tmpl w:val="63B48D7C"/>
@@ -6089,7 +6293,7 @@
       </w:rPr>
     </w:lvl>
   </w:abstractNum>
-  <w:abstractNum w:abstractNumId="14">
+  <w:abstractNum w:abstractNumId="15">
     <w:nsid w:val="77E30C16"/>
     <w:multiLevelType w:val="hybridMultilevel"/>
     <w:tmpl w:val="579E9B88"/>
@@ -6178,7 +6382,7 @@
       </w:pPr>
     </w:lvl>
   </w:abstractNum>
-  <w:abstractNum w:abstractNumId="15">
+  <w:abstractNum w:abstractNumId="16">
     <w:nsid w:val="78077B09"/>
     <w:multiLevelType w:val="hybridMultilevel"/>
     <w:tmpl w:val="5F663B46"/>
@@ -6267,7 +6471,7 @@
       </w:pPr>
     </w:lvl>
   </w:abstractNum>
-  <w:abstractNum w:abstractNumId="16">
+  <w:abstractNum w:abstractNumId="17">
     <w:nsid w:val="79D23D9D"/>
     <w:multiLevelType w:val="hybridMultilevel"/>
     <w:tmpl w:val="D19E3E78"/>
@@ -6356,7 +6560,7 @@
       </w:pPr>
     </w:lvl>
   </w:abstractNum>
-  <w:abstractNum w:abstractNumId="17">
+  <w:abstractNum w:abstractNumId="18">
     <w:nsid w:val="79E47C68"/>
     <w:multiLevelType w:val="hybridMultilevel"/>
     <w:tmpl w:val="1E82EB72"/>
@@ -6446,7 +6650,7 @@
     </w:lvl>
   </w:abstractNum>
   <w:num w:numId="1">
-    <w:abstractNumId w:val="13"/>
+    <w:abstractNumId w:val="14"/>
   </w:num>
   <w:num w:numId="2">
     <w:abstractNumId w:val="2"/>
@@ -6458,7 +6662,7 @@
     <w:abstractNumId w:val="8"/>
   </w:num>
   <w:num w:numId="5">
-    <w:abstractNumId w:val="12"/>
+    <w:abstractNumId w:val="13"/>
   </w:num>
   <w:num w:numId="6">
     <w:abstractNumId w:val="1"/>
@@ -6473,10 +6677,10 @@
     <w:abstractNumId w:val="4"/>
   </w:num>
   <w:num w:numId="10">
-    <w:abstractNumId w:val="16"/>
+    <w:abstractNumId w:val="17"/>
   </w:num>
   <w:num w:numId="11">
-    <w:abstractNumId w:val="17"/>
+    <w:abstractNumId w:val="18"/>
   </w:num>
   <w:num w:numId="12">
     <w:abstractNumId w:val="5"/>
@@ -6488,16 +6692,19 @@
     <w:abstractNumId w:val="10"/>
   </w:num>
   <w:num w:numId="15">
-    <w:abstractNumId w:val="11"/>
+    <w:abstractNumId w:val="12"/>
   </w:num>
   <w:num w:numId="16">
     <w:abstractNumId w:val="6"/>
   </w:num>
   <w:num w:numId="17">
-    <w:abstractNumId w:val="14"/>
+    <w:abstractNumId w:val="15"/>
   </w:num>
   <w:num w:numId="18">
-    <w:abstractNumId w:val="15"/>
+    <w:abstractNumId w:val="16"/>
+  </w:num>
+  <w:num w:numId="19">
+    <w:abstractNumId w:val="11"/>
   </w:num>
 </w:numbering>
 </file>
@@ -6901,6 +7108,7 @@
   <w:style w:type="character" w:default="1" w:styleId="DefaultParagraphFont">
     <w:name w:val="Default Paragraph Font"/>
     <w:uiPriority w:val="1"/>
+    <w:semiHidden/>
     <w:unhideWhenUsed/>
   </w:style>
   <w:style w:type="table" w:default="1" w:styleId="TableNormal">
@@ -8201,49 +8409,49 @@
     </dgm:pt>
   </dgm:ptLst>
   <dgm:cxnLst>
-    <dgm:cxn modelId="{3BA46237-FEF9-433D-96C0-4B99746C8F1A}" type="presOf" srcId="{BA319471-CEE2-4F47-BD5C-3922FB7DFA6B}" destId="{2FCF5CF5-49BA-4E5D-A81E-50ABA18D10A9}" srcOrd="1" destOrd="0" presId="urn:microsoft.com/office/officeart/2005/8/layout/cycle2"/>
     <dgm:cxn modelId="{3354B5DD-DD06-4226-83B0-C5DBB4314929}" srcId="{30169AF5-3F60-49ED-BA16-26E156F3CD77}" destId="{D01084D7-448F-40E6-BAD6-916FA5266B35}" srcOrd="1" destOrd="0" parTransId="{11A516D9-F860-4BE8-BA91-08CBF1F90AAF}" sibTransId="{BA319471-CEE2-4F47-BD5C-3922FB7DFA6B}"/>
-    <dgm:cxn modelId="{2697B5C1-003A-49BB-BE7E-21CBDFA1AF0A}" type="presOf" srcId="{D996DF6E-E24A-4672-B53C-F45E82ED11D5}" destId="{85727C8B-3068-4E77-A7A1-E6EDA8103D60}" srcOrd="1" destOrd="0" presId="urn:microsoft.com/office/officeart/2005/8/layout/cycle2"/>
+    <dgm:cxn modelId="{0E054ECF-8453-435C-844E-B2619D226A46}" type="presOf" srcId="{F90989A5-9584-42E6-85EC-F46F18F0E118}" destId="{74D1E673-78E8-4911-AB9E-E98BE428CF47}" srcOrd="1" destOrd="0" presId="urn:microsoft.com/office/officeart/2005/8/layout/cycle2"/>
+    <dgm:cxn modelId="{19C5A023-0022-4D84-AE17-635A1F289904}" type="presOf" srcId="{F90989A5-9584-42E6-85EC-F46F18F0E118}" destId="{31D81D24-1473-4316-96A5-763E7A6060DC}" srcOrd="0" destOrd="0" presId="urn:microsoft.com/office/officeart/2005/8/layout/cycle2"/>
+    <dgm:cxn modelId="{A00980AA-8B5D-4B65-8366-DCAF52477E2B}" type="presOf" srcId="{F2BE9233-54BD-4C28-B5F2-1B65E9CDDF96}" destId="{F9AED730-9635-4E85-B16D-CDB7F5FBEF2A}" srcOrd="0" destOrd="0" presId="urn:microsoft.com/office/officeart/2005/8/layout/cycle2"/>
+    <dgm:cxn modelId="{9BB026BA-4E9E-4CAE-8C14-9537535E1132}" type="presOf" srcId="{D996DF6E-E24A-4672-B53C-F45E82ED11D5}" destId="{23B2CE62-F90C-4121-BB9A-FD58550B5409}" srcOrd="0" destOrd="0" presId="urn:microsoft.com/office/officeart/2005/8/layout/cycle2"/>
     <dgm:cxn modelId="{3A6CAD7C-9D06-4601-9DA6-58C23D4FE730}" srcId="{30169AF5-3F60-49ED-BA16-26E156F3CD77}" destId="{E3147738-712C-470E-BA43-1900B58F3BA1}" srcOrd="5" destOrd="0" parTransId="{390EF3C2-87EC-4379-B2B2-CD6400F6DFF0}" sibTransId="{A01E66F2-8DE2-4DBF-B8E1-AB48AEB22F0F}"/>
-    <dgm:cxn modelId="{338C536C-9378-4F88-8C97-0982EBE70EC7}" type="presOf" srcId="{9C8E8DEB-5DB8-4F82-8CE8-1171D0ABBD37}" destId="{15DBFFA1-5F90-4067-9D91-73AA2852D991}" srcOrd="1" destOrd="0" presId="urn:microsoft.com/office/officeart/2005/8/layout/cycle2"/>
+    <dgm:cxn modelId="{D53D26D4-1E2D-42CC-8B90-532D8DACACF1}" type="presOf" srcId="{BA319471-CEE2-4F47-BD5C-3922FB7DFA6B}" destId="{59356F7B-2878-4C69-8BCC-736D52D62464}" srcOrd="0" destOrd="0" presId="urn:microsoft.com/office/officeart/2005/8/layout/cycle2"/>
+    <dgm:cxn modelId="{5032CAA6-F102-4E68-A0B5-6B5B9EB1396E}" type="presOf" srcId="{9C8E8DEB-5DB8-4F82-8CE8-1171D0ABBD37}" destId="{15DBFFA1-5F90-4067-9D91-73AA2852D991}" srcOrd="1" destOrd="0" presId="urn:microsoft.com/office/officeart/2005/8/layout/cycle2"/>
+    <dgm:cxn modelId="{B595343F-4952-42B1-9231-E9A26D0F820B}" type="presOf" srcId="{E3147738-712C-470E-BA43-1900B58F3BA1}" destId="{ABB91F78-7B6C-410F-9644-452AF8D7494A}" srcOrd="0" destOrd="0" presId="urn:microsoft.com/office/officeart/2005/8/layout/cycle2"/>
     <dgm:cxn modelId="{026D6AE9-41C4-4E88-B421-D7A6BB38CC27}" srcId="{30169AF5-3F60-49ED-BA16-26E156F3CD77}" destId="{F2BE9233-54BD-4C28-B5F2-1B65E9CDDF96}" srcOrd="3" destOrd="0" parTransId="{672307C0-A98C-48FA-8729-D6E3187E5E3A}" sibTransId="{9C8E8DEB-5DB8-4F82-8CE8-1171D0ABBD37}"/>
-    <dgm:cxn modelId="{73FD1A65-349E-4DCA-995A-2AA9B2B9CA0E}" type="presOf" srcId="{A01E66F2-8DE2-4DBF-B8E1-AB48AEB22F0F}" destId="{48BF6C11-EF1A-4273-900D-DD5B59C0D92F}" srcOrd="0" destOrd="0" presId="urn:microsoft.com/office/officeart/2005/8/layout/cycle2"/>
-    <dgm:cxn modelId="{02F8C87E-B090-4CBF-9261-657F349A9E91}" type="presOf" srcId="{F90989A5-9584-42E6-85EC-F46F18F0E118}" destId="{31D81D24-1473-4316-96A5-763E7A6060DC}" srcOrd="0" destOrd="0" presId="urn:microsoft.com/office/officeart/2005/8/layout/cycle2"/>
-    <dgm:cxn modelId="{26A9BC3D-90F6-4290-98EF-E0909C853AE0}" type="presOf" srcId="{F90989A5-9584-42E6-85EC-F46F18F0E118}" destId="{74D1E673-78E8-4911-AB9E-E98BE428CF47}" srcOrd="1" destOrd="0" presId="urn:microsoft.com/office/officeart/2005/8/layout/cycle2"/>
-    <dgm:cxn modelId="{C0EB8593-AEDC-4320-BCF4-2F97DAA8EBF4}" type="presOf" srcId="{6BE14A29-3F47-4123-9A53-87F7E3976F30}" destId="{1379CEB1-3469-4B4A-813A-D2A2C295406E}" srcOrd="0" destOrd="0" presId="urn:microsoft.com/office/officeart/2005/8/layout/cycle2"/>
-    <dgm:cxn modelId="{627938AB-C359-4268-AF23-A5F181688EE5}" type="presOf" srcId="{A01E66F2-8DE2-4DBF-B8E1-AB48AEB22F0F}" destId="{2D827D14-3A64-4B45-B11B-3ECDBC24212A}" srcOrd="1" destOrd="0" presId="urn:microsoft.com/office/officeart/2005/8/layout/cycle2"/>
+    <dgm:cxn modelId="{9E9A76FD-A705-4E5F-8C5C-794C90BE5BEB}" type="presOf" srcId="{D996DF6E-E24A-4672-B53C-F45E82ED11D5}" destId="{85727C8B-3068-4E77-A7A1-E6EDA8103D60}" srcOrd="1" destOrd="0" presId="urn:microsoft.com/office/officeart/2005/8/layout/cycle2"/>
+    <dgm:cxn modelId="{36EBD2E3-BFF0-4403-B3AD-77BD5B797D6D}" type="presOf" srcId="{6BE14A29-3F47-4123-9A53-87F7E3976F30}" destId="{1379CEB1-3469-4B4A-813A-D2A2C295406E}" srcOrd="0" destOrd="0" presId="urn:microsoft.com/office/officeart/2005/8/layout/cycle2"/>
     <dgm:cxn modelId="{FC683937-3E9A-4071-B70B-BFE511A7B23C}" srcId="{30169AF5-3F60-49ED-BA16-26E156F3CD77}" destId="{6BE14A29-3F47-4123-9A53-87F7E3976F30}" srcOrd="4" destOrd="0" parTransId="{14C76E7C-A806-46D2-A04B-406CC2747FBF}" sibTransId="{D35F654F-C71E-4CF2-BA21-C832C92DCB2B}"/>
-    <dgm:cxn modelId="{57705FF2-2F27-4F65-A339-80F57605B549}" type="presOf" srcId="{BA319471-CEE2-4F47-BD5C-3922FB7DFA6B}" destId="{59356F7B-2878-4C69-8BCC-736D52D62464}" srcOrd="0" destOrd="0" presId="urn:microsoft.com/office/officeart/2005/8/layout/cycle2"/>
-    <dgm:cxn modelId="{91B669C1-C75D-4D2B-8A75-F2F8531ADB44}" type="presOf" srcId="{D35F654F-C71E-4CF2-BA21-C832C92DCB2B}" destId="{9F2CA740-10BE-422F-97C4-215D3262A7C2}" srcOrd="0" destOrd="0" presId="urn:microsoft.com/office/officeart/2005/8/layout/cycle2"/>
+    <dgm:cxn modelId="{710E2652-4834-4BE3-8E70-866F65A6E549}" type="presOf" srcId="{30169AF5-3F60-49ED-BA16-26E156F3CD77}" destId="{B41B0945-C228-466F-ACBC-F0427AE563C3}" srcOrd="0" destOrd="0" presId="urn:microsoft.com/office/officeart/2005/8/layout/cycle2"/>
+    <dgm:cxn modelId="{ACE03D95-A366-4C80-B4F6-495362D9BAE6}" type="presOf" srcId="{A3989F04-57A2-4559-BF44-044AD8FBD67A}" destId="{A670810F-0345-4254-8BC7-4FA06BB5C3CC}" srcOrd="0" destOrd="0" presId="urn:microsoft.com/office/officeart/2005/8/layout/cycle2"/>
+    <dgm:cxn modelId="{1495C167-1BB2-41CA-917E-338CF8AEB564}" type="presOf" srcId="{9C8E8DEB-5DB8-4F82-8CE8-1171D0ABBD37}" destId="{2C63797F-35D2-4BF1-ADFC-8E15A2A56D28}" srcOrd="0" destOrd="0" presId="urn:microsoft.com/office/officeart/2005/8/layout/cycle2"/>
     <dgm:cxn modelId="{F09F8ED9-D24F-448F-AF8E-F92EC404CBA7}" srcId="{30169AF5-3F60-49ED-BA16-26E156F3CD77}" destId="{7C03F650-450B-470D-9F41-9EBB6F24DE08}" srcOrd="0" destOrd="0" parTransId="{A8856599-3D3C-4A85-ABFD-520651FDD510}" sibTransId="{D996DF6E-E24A-4672-B53C-F45E82ED11D5}"/>
+    <dgm:cxn modelId="{7AAFA196-0359-4B53-ACD3-1FDB6BF3EB98}" type="presOf" srcId="{D35F654F-C71E-4CF2-BA21-C832C92DCB2B}" destId="{9F2CA740-10BE-422F-97C4-215D3262A7C2}" srcOrd="0" destOrd="0" presId="urn:microsoft.com/office/officeart/2005/8/layout/cycle2"/>
     <dgm:cxn modelId="{57569DDB-32CD-4132-93C5-3D28EE6D9D0F}" srcId="{30169AF5-3F60-49ED-BA16-26E156F3CD77}" destId="{A3989F04-57A2-4559-BF44-044AD8FBD67A}" srcOrd="2" destOrd="0" parTransId="{E7AABBEB-8EE1-4214-A7B4-DD1F0B63D6DC}" sibTransId="{F90989A5-9584-42E6-85EC-F46F18F0E118}"/>
-    <dgm:cxn modelId="{2971F22B-DB90-4FE4-A398-C56741374355}" type="presOf" srcId="{F2BE9233-54BD-4C28-B5F2-1B65E9CDDF96}" destId="{F9AED730-9635-4E85-B16D-CDB7F5FBEF2A}" srcOrd="0" destOrd="0" presId="urn:microsoft.com/office/officeart/2005/8/layout/cycle2"/>
-    <dgm:cxn modelId="{6033E76B-7731-4B61-8DAF-DA7F57F6A376}" type="presOf" srcId="{E3147738-712C-470E-BA43-1900B58F3BA1}" destId="{ABB91F78-7B6C-410F-9644-452AF8D7494A}" srcOrd="0" destOrd="0" presId="urn:microsoft.com/office/officeart/2005/8/layout/cycle2"/>
-    <dgm:cxn modelId="{E77ED2C9-27FB-4685-AD4F-BD5DF0C3E748}" type="presOf" srcId="{D01084D7-448F-40E6-BAD6-916FA5266B35}" destId="{6AB4841B-36EA-4743-8E11-22D754152787}" srcOrd="0" destOrd="0" presId="urn:microsoft.com/office/officeart/2005/8/layout/cycle2"/>
-    <dgm:cxn modelId="{8A14F7AB-A29B-43E0-B426-89F8E813141A}" type="presOf" srcId="{30169AF5-3F60-49ED-BA16-26E156F3CD77}" destId="{B41B0945-C228-466F-ACBC-F0427AE563C3}" srcOrd="0" destOrd="0" presId="urn:microsoft.com/office/officeart/2005/8/layout/cycle2"/>
-    <dgm:cxn modelId="{E27A7378-6840-417B-955C-5BD0A1C0373C}" type="presOf" srcId="{9C8E8DEB-5DB8-4F82-8CE8-1171D0ABBD37}" destId="{2C63797F-35D2-4BF1-ADFC-8E15A2A56D28}" srcOrd="0" destOrd="0" presId="urn:microsoft.com/office/officeart/2005/8/layout/cycle2"/>
-    <dgm:cxn modelId="{80A22866-8878-4339-B5E0-DA9638D76063}" type="presOf" srcId="{A3989F04-57A2-4559-BF44-044AD8FBD67A}" destId="{A670810F-0345-4254-8BC7-4FA06BB5C3CC}" srcOrd="0" destOrd="0" presId="urn:microsoft.com/office/officeart/2005/8/layout/cycle2"/>
-    <dgm:cxn modelId="{6EB564B1-FA94-412F-8471-A02C41C0BEA2}" type="presOf" srcId="{D996DF6E-E24A-4672-B53C-F45E82ED11D5}" destId="{23B2CE62-F90C-4121-BB9A-FD58550B5409}" srcOrd="0" destOrd="0" presId="urn:microsoft.com/office/officeart/2005/8/layout/cycle2"/>
-    <dgm:cxn modelId="{9281C8E6-6D23-4048-949E-8B8C6B215B35}" type="presOf" srcId="{D35F654F-C71E-4CF2-BA21-C832C92DCB2B}" destId="{C262E5EC-AFFC-4D29-8F55-4FC98D066102}" srcOrd="1" destOrd="0" presId="urn:microsoft.com/office/officeart/2005/8/layout/cycle2"/>
-    <dgm:cxn modelId="{E93E762D-38C8-4C40-BDAD-E6A611F9DED6}" type="presOf" srcId="{7C03F650-450B-470D-9F41-9EBB6F24DE08}" destId="{915300E8-D21B-48E5-86A7-A677802348CF}" srcOrd="0" destOrd="0" presId="urn:microsoft.com/office/officeart/2005/8/layout/cycle2"/>
-    <dgm:cxn modelId="{48457B3B-876E-434C-9D41-7266E9321244}" type="presParOf" srcId="{B41B0945-C228-466F-ACBC-F0427AE563C3}" destId="{915300E8-D21B-48E5-86A7-A677802348CF}" srcOrd="0" destOrd="0" presId="urn:microsoft.com/office/officeart/2005/8/layout/cycle2"/>
-    <dgm:cxn modelId="{A15D9F86-0B52-4761-BA1F-BA5E21AF1A0D}" type="presParOf" srcId="{B41B0945-C228-466F-ACBC-F0427AE563C3}" destId="{23B2CE62-F90C-4121-BB9A-FD58550B5409}" srcOrd="1" destOrd="0" presId="urn:microsoft.com/office/officeart/2005/8/layout/cycle2"/>
-    <dgm:cxn modelId="{3D89F1ED-08E7-44B1-AE16-EF79C68D15F4}" type="presParOf" srcId="{23B2CE62-F90C-4121-BB9A-FD58550B5409}" destId="{85727C8B-3068-4E77-A7A1-E6EDA8103D60}" srcOrd="0" destOrd="0" presId="urn:microsoft.com/office/officeart/2005/8/layout/cycle2"/>
-    <dgm:cxn modelId="{811A646D-250C-4E7A-BDDB-CE572A547D4D}" type="presParOf" srcId="{B41B0945-C228-466F-ACBC-F0427AE563C3}" destId="{6AB4841B-36EA-4743-8E11-22D754152787}" srcOrd="2" destOrd="0" presId="urn:microsoft.com/office/officeart/2005/8/layout/cycle2"/>
-    <dgm:cxn modelId="{68034DA4-9B83-4A54-A50A-EA261823511C}" type="presParOf" srcId="{B41B0945-C228-466F-ACBC-F0427AE563C3}" destId="{59356F7B-2878-4C69-8BCC-736D52D62464}" srcOrd="3" destOrd="0" presId="urn:microsoft.com/office/officeart/2005/8/layout/cycle2"/>
-    <dgm:cxn modelId="{581A469A-51FD-4002-A805-565C7F530FAE}" type="presParOf" srcId="{59356F7B-2878-4C69-8BCC-736D52D62464}" destId="{2FCF5CF5-49BA-4E5D-A81E-50ABA18D10A9}" srcOrd="0" destOrd="0" presId="urn:microsoft.com/office/officeart/2005/8/layout/cycle2"/>
-    <dgm:cxn modelId="{AA6881EF-01BF-4966-9343-F9769CB48958}" type="presParOf" srcId="{B41B0945-C228-466F-ACBC-F0427AE563C3}" destId="{A670810F-0345-4254-8BC7-4FA06BB5C3CC}" srcOrd="4" destOrd="0" presId="urn:microsoft.com/office/officeart/2005/8/layout/cycle2"/>
-    <dgm:cxn modelId="{964B5CE2-D2B0-4737-9CFD-A603CA8352E6}" type="presParOf" srcId="{B41B0945-C228-466F-ACBC-F0427AE563C3}" destId="{31D81D24-1473-4316-96A5-763E7A6060DC}" srcOrd="5" destOrd="0" presId="urn:microsoft.com/office/officeart/2005/8/layout/cycle2"/>
-    <dgm:cxn modelId="{F0EADCD6-82FC-42C1-AFC9-BD8852E59582}" type="presParOf" srcId="{31D81D24-1473-4316-96A5-763E7A6060DC}" destId="{74D1E673-78E8-4911-AB9E-E98BE428CF47}" srcOrd="0" destOrd="0" presId="urn:microsoft.com/office/officeart/2005/8/layout/cycle2"/>
-    <dgm:cxn modelId="{6D0C9145-51E9-4EF4-8B98-481E05978ABF}" type="presParOf" srcId="{B41B0945-C228-466F-ACBC-F0427AE563C3}" destId="{F9AED730-9635-4E85-B16D-CDB7F5FBEF2A}" srcOrd="6" destOrd="0" presId="urn:microsoft.com/office/officeart/2005/8/layout/cycle2"/>
-    <dgm:cxn modelId="{AD818572-725F-45F6-B1DD-4B7C0999B1FE}" type="presParOf" srcId="{B41B0945-C228-466F-ACBC-F0427AE563C3}" destId="{2C63797F-35D2-4BF1-ADFC-8E15A2A56D28}" srcOrd="7" destOrd="0" presId="urn:microsoft.com/office/officeart/2005/8/layout/cycle2"/>
-    <dgm:cxn modelId="{613744B8-B196-4E98-9E71-7F0ED8274658}" type="presParOf" srcId="{2C63797F-35D2-4BF1-ADFC-8E15A2A56D28}" destId="{15DBFFA1-5F90-4067-9D91-73AA2852D991}" srcOrd="0" destOrd="0" presId="urn:microsoft.com/office/officeart/2005/8/layout/cycle2"/>
-    <dgm:cxn modelId="{E12464B7-954C-4A84-8EE1-61558E5F6625}" type="presParOf" srcId="{B41B0945-C228-466F-ACBC-F0427AE563C3}" destId="{1379CEB1-3469-4B4A-813A-D2A2C295406E}" srcOrd="8" destOrd="0" presId="urn:microsoft.com/office/officeart/2005/8/layout/cycle2"/>
-    <dgm:cxn modelId="{60FE2B9B-7C07-43CC-874E-A7D47A315101}" type="presParOf" srcId="{B41B0945-C228-466F-ACBC-F0427AE563C3}" destId="{9F2CA740-10BE-422F-97C4-215D3262A7C2}" srcOrd="9" destOrd="0" presId="urn:microsoft.com/office/officeart/2005/8/layout/cycle2"/>
-    <dgm:cxn modelId="{C236EBD3-FE77-40A9-842C-ABF478DD03E6}" type="presParOf" srcId="{9F2CA740-10BE-422F-97C4-215D3262A7C2}" destId="{C262E5EC-AFFC-4D29-8F55-4FC98D066102}" srcOrd="0" destOrd="0" presId="urn:microsoft.com/office/officeart/2005/8/layout/cycle2"/>
-    <dgm:cxn modelId="{3C79A604-84DE-4138-9493-AF87A3FFB2DA}" type="presParOf" srcId="{B41B0945-C228-466F-ACBC-F0427AE563C3}" destId="{ABB91F78-7B6C-410F-9644-452AF8D7494A}" srcOrd="10" destOrd="0" presId="urn:microsoft.com/office/officeart/2005/8/layout/cycle2"/>
-    <dgm:cxn modelId="{3DA721A3-B7A4-4E13-A8DC-A1F074BEC435}" type="presParOf" srcId="{B41B0945-C228-466F-ACBC-F0427AE563C3}" destId="{48BF6C11-EF1A-4273-900D-DD5B59C0D92F}" srcOrd="11" destOrd="0" presId="urn:microsoft.com/office/officeart/2005/8/layout/cycle2"/>
-    <dgm:cxn modelId="{71983666-688E-4568-A0F2-20F1EE5C2214}" type="presParOf" srcId="{48BF6C11-EF1A-4273-900D-DD5B59C0D92F}" destId="{2D827D14-3A64-4B45-B11B-3ECDBC24212A}" srcOrd="0" destOrd="0" presId="urn:microsoft.com/office/officeart/2005/8/layout/cycle2"/>
+    <dgm:cxn modelId="{A2925F77-7383-43ED-A873-C9E87FC1D161}" type="presOf" srcId="{D35F654F-C71E-4CF2-BA21-C832C92DCB2B}" destId="{C262E5EC-AFFC-4D29-8F55-4FC98D066102}" srcOrd="1" destOrd="0" presId="urn:microsoft.com/office/officeart/2005/8/layout/cycle2"/>
+    <dgm:cxn modelId="{D48C3621-6373-4DB4-8D9F-BA16AF8CC87B}" type="presOf" srcId="{A01E66F2-8DE2-4DBF-B8E1-AB48AEB22F0F}" destId="{48BF6C11-EF1A-4273-900D-DD5B59C0D92F}" srcOrd="0" destOrd="0" presId="urn:microsoft.com/office/officeart/2005/8/layout/cycle2"/>
+    <dgm:cxn modelId="{78A444DB-57A6-40AE-94EA-49518C9EEBE6}" type="presOf" srcId="{7C03F650-450B-470D-9F41-9EBB6F24DE08}" destId="{915300E8-D21B-48E5-86A7-A677802348CF}" srcOrd="0" destOrd="0" presId="urn:microsoft.com/office/officeart/2005/8/layout/cycle2"/>
+    <dgm:cxn modelId="{F8785FE3-E634-45BB-821F-BCC50F9C936F}" type="presOf" srcId="{A01E66F2-8DE2-4DBF-B8E1-AB48AEB22F0F}" destId="{2D827D14-3A64-4B45-B11B-3ECDBC24212A}" srcOrd="1" destOrd="0" presId="urn:microsoft.com/office/officeart/2005/8/layout/cycle2"/>
+    <dgm:cxn modelId="{BC90C3F0-4327-44DF-A9FC-3DDFB721A4E9}" type="presOf" srcId="{BA319471-CEE2-4F47-BD5C-3922FB7DFA6B}" destId="{2FCF5CF5-49BA-4E5D-A81E-50ABA18D10A9}" srcOrd="1" destOrd="0" presId="urn:microsoft.com/office/officeart/2005/8/layout/cycle2"/>
+    <dgm:cxn modelId="{CE0448B8-FDE4-4964-AC1F-E7129022CB59}" type="presOf" srcId="{D01084D7-448F-40E6-BAD6-916FA5266B35}" destId="{6AB4841B-36EA-4743-8E11-22D754152787}" srcOrd="0" destOrd="0" presId="urn:microsoft.com/office/officeart/2005/8/layout/cycle2"/>
+    <dgm:cxn modelId="{2C366DD1-ED9C-4C04-BA78-2B10260834D4}" type="presParOf" srcId="{B41B0945-C228-466F-ACBC-F0427AE563C3}" destId="{915300E8-D21B-48E5-86A7-A677802348CF}" srcOrd="0" destOrd="0" presId="urn:microsoft.com/office/officeart/2005/8/layout/cycle2"/>
+    <dgm:cxn modelId="{EF4D5FBC-6F8E-4108-9F7B-B3B522A29CD2}" type="presParOf" srcId="{B41B0945-C228-466F-ACBC-F0427AE563C3}" destId="{23B2CE62-F90C-4121-BB9A-FD58550B5409}" srcOrd="1" destOrd="0" presId="urn:microsoft.com/office/officeart/2005/8/layout/cycle2"/>
+    <dgm:cxn modelId="{061C6425-FF89-461C-8C82-1B7C86A76CBA}" type="presParOf" srcId="{23B2CE62-F90C-4121-BB9A-FD58550B5409}" destId="{85727C8B-3068-4E77-A7A1-E6EDA8103D60}" srcOrd="0" destOrd="0" presId="urn:microsoft.com/office/officeart/2005/8/layout/cycle2"/>
+    <dgm:cxn modelId="{677A1E75-84CB-44BC-BE1F-392E7C0E4D36}" type="presParOf" srcId="{B41B0945-C228-466F-ACBC-F0427AE563C3}" destId="{6AB4841B-36EA-4743-8E11-22D754152787}" srcOrd="2" destOrd="0" presId="urn:microsoft.com/office/officeart/2005/8/layout/cycle2"/>
+    <dgm:cxn modelId="{CFD2AAAC-E081-45BD-86CE-AD8478375416}" type="presParOf" srcId="{B41B0945-C228-466F-ACBC-F0427AE563C3}" destId="{59356F7B-2878-4C69-8BCC-736D52D62464}" srcOrd="3" destOrd="0" presId="urn:microsoft.com/office/officeart/2005/8/layout/cycle2"/>
+    <dgm:cxn modelId="{5CABDB2A-4966-46D9-A998-D546074D8667}" type="presParOf" srcId="{59356F7B-2878-4C69-8BCC-736D52D62464}" destId="{2FCF5CF5-49BA-4E5D-A81E-50ABA18D10A9}" srcOrd="0" destOrd="0" presId="urn:microsoft.com/office/officeart/2005/8/layout/cycle2"/>
+    <dgm:cxn modelId="{C2461F26-8A9F-413B-B8F7-4ABE8A966EBB}" type="presParOf" srcId="{B41B0945-C228-466F-ACBC-F0427AE563C3}" destId="{A670810F-0345-4254-8BC7-4FA06BB5C3CC}" srcOrd="4" destOrd="0" presId="urn:microsoft.com/office/officeart/2005/8/layout/cycle2"/>
+    <dgm:cxn modelId="{2977067B-A1D4-41E8-8DF3-0C5DD4CDBE0D}" type="presParOf" srcId="{B41B0945-C228-466F-ACBC-F0427AE563C3}" destId="{31D81D24-1473-4316-96A5-763E7A6060DC}" srcOrd="5" destOrd="0" presId="urn:microsoft.com/office/officeart/2005/8/layout/cycle2"/>
+    <dgm:cxn modelId="{17757751-5A0D-4DAB-A160-2E8D58A5D7E4}" type="presParOf" srcId="{31D81D24-1473-4316-96A5-763E7A6060DC}" destId="{74D1E673-78E8-4911-AB9E-E98BE428CF47}" srcOrd="0" destOrd="0" presId="urn:microsoft.com/office/officeart/2005/8/layout/cycle2"/>
+    <dgm:cxn modelId="{35DA4AA9-1A5F-4DF5-BBA8-CE15C04459BB}" type="presParOf" srcId="{B41B0945-C228-466F-ACBC-F0427AE563C3}" destId="{F9AED730-9635-4E85-B16D-CDB7F5FBEF2A}" srcOrd="6" destOrd="0" presId="urn:microsoft.com/office/officeart/2005/8/layout/cycle2"/>
+    <dgm:cxn modelId="{BDD652FB-0D5B-4898-B72A-1904DD20C2D7}" type="presParOf" srcId="{B41B0945-C228-466F-ACBC-F0427AE563C3}" destId="{2C63797F-35D2-4BF1-ADFC-8E15A2A56D28}" srcOrd="7" destOrd="0" presId="urn:microsoft.com/office/officeart/2005/8/layout/cycle2"/>
+    <dgm:cxn modelId="{A5139622-B72D-4A91-803D-AB505ECBA805}" type="presParOf" srcId="{2C63797F-35D2-4BF1-ADFC-8E15A2A56D28}" destId="{15DBFFA1-5F90-4067-9D91-73AA2852D991}" srcOrd="0" destOrd="0" presId="urn:microsoft.com/office/officeart/2005/8/layout/cycle2"/>
+    <dgm:cxn modelId="{8A2D47CF-7860-4455-B7DE-8FABACE432C0}" type="presParOf" srcId="{B41B0945-C228-466F-ACBC-F0427AE563C3}" destId="{1379CEB1-3469-4B4A-813A-D2A2C295406E}" srcOrd="8" destOrd="0" presId="urn:microsoft.com/office/officeart/2005/8/layout/cycle2"/>
+    <dgm:cxn modelId="{5450F815-228E-4C73-BC97-64806A35528B}" type="presParOf" srcId="{B41B0945-C228-466F-ACBC-F0427AE563C3}" destId="{9F2CA740-10BE-422F-97C4-215D3262A7C2}" srcOrd="9" destOrd="0" presId="urn:microsoft.com/office/officeart/2005/8/layout/cycle2"/>
+    <dgm:cxn modelId="{B3E73326-271A-4B84-B759-A1C57F96C538}" type="presParOf" srcId="{9F2CA740-10BE-422F-97C4-215D3262A7C2}" destId="{C262E5EC-AFFC-4D29-8F55-4FC98D066102}" srcOrd="0" destOrd="0" presId="urn:microsoft.com/office/officeart/2005/8/layout/cycle2"/>
+    <dgm:cxn modelId="{3BDCA4AE-24F6-48AC-853F-BC8B50B866E5}" type="presParOf" srcId="{B41B0945-C228-466F-ACBC-F0427AE563C3}" destId="{ABB91F78-7B6C-410F-9644-452AF8D7494A}" srcOrd="10" destOrd="0" presId="urn:microsoft.com/office/officeart/2005/8/layout/cycle2"/>
+    <dgm:cxn modelId="{007700C0-4AA8-4C73-B7EA-842438124120}" type="presParOf" srcId="{B41B0945-C228-466F-ACBC-F0427AE563C3}" destId="{48BF6C11-EF1A-4273-900D-DD5B59C0D92F}" srcOrd="11" destOrd="0" presId="urn:microsoft.com/office/officeart/2005/8/layout/cycle2"/>
+    <dgm:cxn modelId="{805A0C7F-5DB4-4C19-A9CC-F0E84DA6F5CF}" type="presParOf" srcId="{48BF6C11-EF1A-4273-900D-DD5B59C0D92F}" destId="{2D827D14-3A64-4B45-B11B-3ECDBC24212A}" srcOrd="0" destOrd="0" presId="urn:microsoft.com/office/officeart/2005/8/layout/cycle2"/>
   </dgm:cxnLst>
   <dgm:bg/>
   <dgm:whole/>

--- a/Notes.docx
+++ b/Notes.docx
@@ -4133,8 +4133,64 @@
         <w:rPr>
           <w:lang w:val="en-US"/>
         </w:rPr>
-        <w:t xml:space="preserve"> It locates single control on the page. (WebElement)</w:t>
-      </w:r>
+        <w:t xml:space="preserve"> It locates single control on the page.</w:t>
+      </w:r>
+      <w:r>
+        <w:rPr>
+          <w:lang w:val="en-US"/>
+        </w:rPr>
+        <w:t xml:space="preserve"> Always locates for first </w:t>
+      </w:r>
+      <w:r>
+        <w:rPr>
+          <w:lang w:val="en-US"/>
+        </w:rPr>
+        <w:t>occurrence</w:t>
+      </w:r>
+      <w:r>
+        <w:rPr>
+          <w:lang w:val="en-US"/>
+        </w:rPr>
+        <w:t>.</w:t>
+      </w:r>
+      <w:r>
+        <w:rPr>
+          <w:lang w:val="en-US"/>
+        </w:rPr>
+        <w:t xml:space="preserve"> (WebElement)</w:t>
+      </w:r>
+    </w:p>
+    <w:p>
+      <w:pPr>
+        <w:pStyle w:val="ListParagraph"/>
+        <w:numPr>
+          <w:ilvl w:val="0"/>
+          <w:numId w:val="13"/>
+        </w:numPr>
+        <w:rPr>
+          <w:lang w:val="en-US"/>
+        </w:rPr>
+      </w:pPr>
+      <w:r>
+        <w:rPr>
+          <w:lang w:val="en-US"/>
+        </w:rPr>
+        <w:t xml:space="preserve">findElements() </w:t>
+      </w:r>
+      <w:r>
+        <w:rPr>
+          <w:lang w:val="en-US"/>
+        </w:rPr>
+        <w:sym w:font="Wingdings" w:char="F0E0"/>
+      </w:r>
+      <w:r>
+        <w:rPr>
+          <w:lang w:val="en-US"/>
+        </w:rPr>
+        <w:t xml:space="preserve"> It locates multiple controls on the page. </w:t>
+      </w:r>
+      <w:bookmarkStart w:id="0" w:name="_GoBack"/>
+      <w:bookmarkEnd w:id="0"/>
     </w:p>
     <w:p>
       <w:pPr>
@@ -4279,6 +4335,42 @@
           <w:lang w:val="en-US"/>
         </w:rPr>
       </w:pPr>
+      <w:r>
+        <w:rPr>
+          <w:lang w:val="en-US"/>
+        </w:rPr>
+        <w:t>The value of locator may be dynamic.</w:t>
+      </w:r>
+    </w:p>
+    <w:p>
+      <w:pPr>
+        <w:pStyle w:val="ListParagraph"/>
+        <w:numPr>
+          <w:ilvl w:val="0"/>
+          <w:numId w:val="14"/>
+        </w:numPr>
+        <w:rPr>
+          <w:lang w:val="en-US"/>
+        </w:rPr>
+      </w:pPr>
+      <w:r>
+        <w:rPr>
+          <w:lang w:val="en-US"/>
+        </w:rPr>
+        <w:t xml:space="preserve">InvalidSelectorException </w:t>
+      </w:r>
+      <w:r>
+        <w:rPr>
+          <w:lang w:val="en-US"/>
+        </w:rPr>
+        <w:sym w:font="Wingdings" w:char="F0E0"/>
+      </w:r>
+      <w:r>
+        <w:rPr>
+          <w:lang w:val="en-US"/>
+        </w:rPr>
+        <w:t xml:space="preserve"> The locator value is in wrong format. </w:t>
+      </w:r>
     </w:p>
     <w:p>
       <w:pPr>
@@ -4477,6 +4569,7 @@
         <w:rPr>
           <w:lang w:val="en-US"/>
         </w:rPr>
+        <w:lastRenderedPageBreak/>
         <w:t>PartialLinkText</w:t>
       </w:r>
     </w:p>
@@ -4530,7 +4623,6 @@
           <w:bCs/>
           <w:lang w:val="en-US"/>
         </w:rPr>
-        <w:lastRenderedPageBreak/>
         <w:t xml:space="preserve">WebElement – </w:t>
       </w:r>
     </w:p>
@@ -4677,6 +4769,24 @@
           <w:lang w:val="en-US"/>
         </w:rPr>
       </w:pPr>
+      <w:r>
+        <w:rPr>
+          <w:lang w:val="en-US"/>
+        </w:rPr>
+        <w:t xml:space="preserve">getText() </w:t>
+      </w:r>
+      <w:r>
+        <w:rPr>
+          <w:lang w:val="en-US"/>
+        </w:rPr>
+        <w:sym w:font="Wingdings" w:char="F0E0"/>
+      </w:r>
+      <w:r>
+        <w:rPr>
+          <w:lang w:val="en-US"/>
+        </w:rPr>
+        <w:t xml:space="preserve"> Will return the text on the control. (String)</w:t>
+      </w:r>
     </w:p>
     <w:p>
       <w:pPr>
@@ -4745,6 +4855,33 @@
         </w:rPr>
         <w:t>Using single attribute</w:t>
       </w:r>
+      <w:r>
+        <w:rPr>
+          <w:lang w:val="en-US"/>
+        </w:rPr>
+        <w:br/>
+        <w:t>Syntax</w:t>
+      </w:r>
+      <w:r>
+        <w:rPr>
+          <w:lang w:val="en-US"/>
+        </w:rPr>
+        <w:br/>
+        <w:t>tagName[attribute=”value”]</w:t>
+      </w:r>
+      <w:r>
+        <w:rPr>
+          <w:lang w:val="en-US"/>
+        </w:rPr>
+        <w:br/>
+        <w:t>input[</w:t>
+      </w:r>
+      <w:r>
+        <w:rPr>
+          <w:lang w:val="en-US"/>
+        </w:rPr>
+        <w:t>data-testid="royal-email"]</w:t>
+      </w:r>
     </w:p>
     <w:p>
       <w:pPr>
@@ -4763,6 +4900,20 @@
         </w:rPr>
         <w:t>Using multiple attributes</w:t>
       </w:r>
+      <w:r>
+        <w:rPr>
+          <w:lang w:val="en-US"/>
+        </w:rPr>
+        <w:br/>
+        <w:t>Syntax</w:t>
+      </w:r>
+      <w:r>
+        <w:rPr>
+          <w:lang w:val="en-US"/>
+        </w:rPr>
+        <w:br/>
+        <w:t>tagName[attribute1=”value”][attribute2=”value”]</w:t>
+      </w:r>
     </w:p>
     <w:p>
       <w:pPr>
@@ -4781,8 +4932,277 @@
         </w:rPr>
         <w:t>Using special characters</w:t>
       </w:r>
-      <w:bookmarkStart w:id="0" w:name="_GoBack"/>
-      <w:bookmarkEnd w:id="0"/>
+    </w:p>
+    <w:p>
+      <w:pPr>
+        <w:pStyle w:val="ListParagraph"/>
+        <w:numPr>
+          <w:ilvl w:val="1"/>
+          <w:numId w:val="19"/>
+        </w:numPr>
+        <w:rPr>
+          <w:lang w:val="en-US"/>
+        </w:rPr>
+      </w:pPr>
+      <w:r>
+        <w:rPr>
+          <w:lang w:val="en-US"/>
+        </w:rPr>
+        <w:t xml:space="preserve">^ - </w:t>
+      </w:r>
+      <w:r>
+        <w:rPr>
+          <w:lang w:val="en-US"/>
+        </w:rPr>
+        <w:t>Starts with</w:t>
+      </w:r>
+    </w:p>
+    <w:p>
+      <w:pPr>
+        <w:pStyle w:val="ListParagraph"/>
+        <w:numPr>
+          <w:ilvl w:val="1"/>
+          <w:numId w:val="19"/>
+        </w:numPr>
+        <w:rPr>
+          <w:lang w:val="en-US"/>
+        </w:rPr>
+      </w:pPr>
+      <w:r>
+        <w:rPr>
+          <w:lang w:val="en-US"/>
+        </w:rPr>
+        <w:t>$</w:t>
+      </w:r>
+      <w:r>
+        <w:rPr>
+          <w:lang w:val="en-US"/>
+        </w:rPr>
+        <w:t xml:space="preserve"> - Ends with </w:t>
+      </w:r>
+    </w:p>
+    <w:p>
+      <w:pPr>
+        <w:pStyle w:val="ListParagraph"/>
+        <w:numPr>
+          <w:ilvl w:val="1"/>
+          <w:numId w:val="19"/>
+        </w:numPr>
+        <w:rPr>
+          <w:lang w:val="en-US"/>
+        </w:rPr>
+      </w:pPr>
+      <w:r>
+        <w:rPr>
+          <w:lang w:val="en-US"/>
+        </w:rPr>
+        <w:t>*</w:t>
+      </w:r>
+      <w:r>
+        <w:rPr>
+          <w:lang w:val="en-US"/>
+        </w:rPr>
+        <w:t xml:space="preserve"> - Contains </w:t>
+      </w:r>
+    </w:p>
+    <w:p>
+      <w:pPr>
+        <w:rPr>
+          <w:lang w:val="en-US"/>
+        </w:rPr>
+      </w:pPr>
+    </w:p>
+    <w:p>
+      <w:pPr>
+        <w:rPr>
+          <w:lang w:val="en-US"/>
+        </w:rPr>
+      </w:pPr>
+      <w:r>
+        <w:rPr>
+          <w:lang w:val="en-US"/>
+        </w:rPr>
+        <w:t xml:space="preserve">Pattankodoli Bus Stand </w:t>
+      </w:r>
+      <w:r>
+        <w:rPr>
+          <w:lang w:val="en-US"/>
+        </w:rPr>
+        <w:sym w:font="Wingdings" w:char="F0E0"/>
+      </w:r>
+      <w:r>
+        <w:rPr>
+          <w:lang w:val="en-US"/>
+        </w:rPr>
+        <w:t xml:space="preserve"> Take a right turn </w:t>
+      </w:r>
+      <w:r>
+        <w:rPr>
+          <w:lang w:val="en-US"/>
+        </w:rPr>
+        <w:sym w:font="Wingdings" w:char="F0E0"/>
+      </w:r>
+      <w:r>
+        <w:rPr>
+          <w:lang w:val="en-US"/>
+        </w:rPr>
+        <w:t xml:space="preserve"> Hupare Nagar </w:t>
+      </w:r>
+      <w:r>
+        <w:rPr>
+          <w:lang w:val="en-US"/>
+        </w:rPr>
+        <w:sym w:font="Wingdings" w:char="F0E0"/>
+      </w:r>
+      <w:r>
+        <w:rPr>
+          <w:lang w:val="en-US"/>
+        </w:rPr>
+        <w:t xml:space="preserve"> Water Tank </w:t>
+      </w:r>
+      <w:r>
+        <w:rPr>
+          <w:lang w:val="en-US"/>
+        </w:rPr>
+        <w:sym w:font="Wingdings" w:char="F0E0"/>
+      </w:r>
+      <w:r>
+        <w:rPr>
+          <w:lang w:val="en-US"/>
+        </w:rPr>
+        <w:t xml:space="preserve"> Lane no 9 </w:t>
+      </w:r>
+      <w:r>
+        <w:rPr>
+          <w:lang w:val="en-US"/>
+        </w:rPr>
+        <w:sym w:font="Wingdings" w:char="F0E0"/>
+      </w:r>
+      <w:r>
+        <w:rPr>
+          <w:lang w:val="en-US"/>
+        </w:rPr>
+        <w:t xml:space="preserve"> House No 1128</w:t>
+      </w:r>
+    </w:p>
+    <w:p>
+      <w:pPr>
+        <w:rPr>
+          <w:lang w:val="en-US"/>
+        </w:rPr>
+      </w:pPr>
+    </w:p>
+    <w:p>
+      <w:pPr>
+        <w:rPr>
+          <w:b/>
+          <w:bCs/>
+          <w:lang w:val="en-US"/>
+        </w:rPr>
+      </w:pPr>
+      <w:r>
+        <w:rPr>
+          <w:b/>
+          <w:bCs/>
+          <w:lang w:val="en-US"/>
+        </w:rPr>
+        <w:t xml:space="preserve">XPath </w:t>
+      </w:r>
+      <w:r>
+        <w:rPr>
+          <w:b/>
+          <w:bCs/>
+          <w:lang w:val="en-US"/>
+        </w:rPr>
+        <w:sym w:font="Wingdings" w:char="F0E0"/>
+      </w:r>
+      <w:r>
+        <w:rPr>
+          <w:b/>
+          <w:bCs/>
+          <w:lang w:val="en-US"/>
+        </w:rPr>
+        <w:t xml:space="preserve"> XML Path</w:t>
+      </w:r>
+    </w:p>
+    <w:p>
+      <w:pPr>
+        <w:pStyle w:val="ListParagraph"/>
+        <w:numPr>
+          <w:ilvl w:val="0"/>
+          <w:numId w:val="20"/>
+        </w:numPr>
+        <w:rPr>
+          <w:lang w:val="en-US"/>
+        </w:rPr>
+      </w:pPr>
+      <w:r>
+        <w:rPr>
+          <w:lang w:val="en-US"/>
+        </w:rPr>
+        <w:t>Absolute XPath</w:t>
+      </w:r>
+      <w:r>
+        <w:rPr>
+          <w:lang w:val="en-US"/>
+        </w:rPr>
+        <w:br/>
+        <w:t>Starts with html</w:t>
+      </w:r>
+    </w:p>
+    <w:p>
+      <w:pPr>
+        <w:pStyle w:val="ListParagraph"/>
+        <w:numPr>
+          <w:ilvl w:val="0"/>
+          <w:numId w:val="20"/>
+        </w:numPr>
+        <w:rPr>
+          <w:lang w:val="en-US"/>
+        </w:rPr>
+      </w:pPr>
+      <w:r>
+        <w:rPr>
+          <w:lang w:val="en-US"/>
+        </w:rPr>
+        <w:t>Relative XPath</w:t>
+      </w:r>
+    </w:p>
+    <w:p>
+      <w:pPr>
+        <w:pStyle w:val="ListParagraph"/>
+        <w:numPr>
+          <w:ilvl w:val="1"/>
+          <w:numId w:val="20"/>
+        </w:numPr>
+        <w:rPr>
+          <w:lang w:val="en-US"/>
+        </w:rPr>
+      </w:pPr>
+      <w:r>
+        <w:rPr>
+          <w:lang w:val="en-US"/>
+        </w:rPr>
+        <w:t>Taking the reference of parent tag</w:t>
+      </w:r>
+    </w:p>
+    <w:p>
+      <w:pPr>
+        <w:pStyle w:val="ListParagraph"/>
+        <w:numPr>
+          <w:ilvl w:val="1"/>
+          <w:numId w:val="20"/>
+        </w:numPr>
+        <w:rPr>
+          <w:lang w:val="en-US"/>
+        </w:rPr>
+      </w:pPr>
+      <w:r>
+        <w:rPr>
+          <w:lang w:val="en-US"/>
+        </w:rPr>
+        <w:t>Taking the reference of the control.</w:t>
+      </w:r>
     </w:p>
     <w:sectPr>
       <w:pgSz w:w="11906" w:h="16838"/>
@@ -5575,6 +5995,95 @@
     </w:lvl>
   </w:abstractNum>
   <w:abstractNum w:abstractNumId="8">
+    <w:nsid w:val="39023112"/>
+    <w:multiLevelType w:val="hybridMultilevel"/>
+    <w:tmpl w:val="F48EB6B8"/>
+    <w:lvl w:ilvl="0" w:tplc="4009000F">
+      <w:start w:val="1"/>
+      <w:numFmt w:val="decimal"/>
+      <w:lvlText w:val="%1."/>
+      <w:lvlJc w:val="left"/>
+      <w:pPr>
+        <w:ind w:left="720" w:hanging="360"/>
+      </w:pPr>
+      <w:rPr>
+        <w:rFonts w:hint="default"/>
+      </w:rPr>
+    </w:lvl>
+    <w:lvl w:ilvl="1" w:tplc="40090019">
+      <w:start w:val="1"/>
+      <w:numFmt w:val="lowerLetter"/>
+      <w:lvlText w:val="%2."/>
+      <w:lvlJc w:val="left"/>
+      <w:pPr>
+        <w:ind w:left="1440" w:hanging="360"/>
+      </w:pPr>
+    </w:lvl>
+    <w:lvl w:ilvl="2" w:tplc="4009001B" w:tentative="1">
+      <w:start w:val="1"/>
+      <w:numFmt w:val="lowerRoman"/>
+      <w:lvlText w:val="%3."/>
+      <w:lvlJc w:val="right"/>
+      <w:pPr>
+        <w:ind w:left="2160" w:hanging="180"/>
+      </w:pPr>
+    </w:lvl>
+    <w:lvl w:ilvl="3" w:tplc="4009000F" w:tentative="1">
+      <w:start w:val="1"/>
+      <w:numFmt w:val="decimal"/>
+      <w:lvlText w:val="%4."/>
+      <w:lvlJc w:val="left"/>
+      <w:pPr>
+        <w:ind w:left="2880" w:hanging="360"/>
+      </w:pPr>
+    </w:lvl>
+    <w:lvl w:ilvl="4" w:tplc="40090019" w:tentative="1">
+      <w:start w:val="1"/>
+      <w:numFmt w:val="lowerLetter"/>
+      <w:lvlText w:val="%5."/>
+      <w:lvlJc w:val="left"/>
+      <w:pPr>
+        <w:ind w:left="3600" w:hanging="360"/>
+      </w:pPr>
+    </w:lvl>
+    <w:lvl w:ilvl="5" w:tplc="4009001B" w:tentative="1">
+      <w:start w:val="1"/>
+      <w:numFmt w:val="lowerRoman"/>
+      <w:lvlText w:val="%6."/>
+      <w:lvlJc w:val="right"/>
+      <w:pPr>
+        <w:ind w:left="4320" w:hanging="180"/>
+      </w:pPr>
+    </w:lvl>
+    <w:lvl w:ilvl="6" w:tplc="4009000F" w:tentative="1">
+      <w:start w:val="1"/>
+      <w:numFmt w:val="decimal"/>
+      <w:lvlText w:val="%7."/>
+      <w:lvlJc w:val="left"/>
+      <w:pPr>
+        <w:ind w:left="5040" w:hanging="360"/>
+      </w:pPr>
+    </w:lvl>
+    <w:lvl w:ilvl="7" w:tplc="40090019" w:tentative="1">
+      <w:start w:val="1"/>
+      <w:numFmt w:val="lowerLetter"/>
+      <w:lvlText w:val="%8."/>
+      <w:lvlJc w:val="left"/>
+      <w:pPr>
+        <w:ind w:left="5760" w:hanging="360"/>
+      </w:pPr>
+    </w:lvl>
+    <w:lvl w:ilvl="8" w:tplc="4009001B" w:tentative="1">
+      <w:start w:val="1"/>
+      <w:numFmt w:val="lowerRoman"/>
+      <w:lvlText w:val="%9."/>
+      <w:lvlJc w:val="right"/>
+      <w:pPr>
+        <w:ind w:left="6480" w:hanging="180"/>
+      </w:pPr>
+    </w:lvl>
+  </w:abstractNum>
+  <w:abstractNum w:abstractNumId="9">
     <w:nsid w:val="3AB146E0"/>
     <w:multiLevelType w:val="hybridMultilevel"/>
     <w:tmpl w:val="8DA4565E"/>
@@ -5687,7 +6196,7 @@
       </w:rPr>
     </w:lvl>
   </w:abstractNum>
-  <w:abstractNum w:abstractNumId="9">
+  <w:abstractNum w:abstractNumId="10">
     <w:nsid w:val="3F921678"/>
     <w:multiLevelType w:val="hybridMultilevel"/>
     <w:tmpl w:val="221E44C8"/>
@@ -5776,7 +6285,7 @@
       </w:pPr>
     </w:lvl>
   </w:abstractNum>
-  <w:abstractNum w:abstractNumId="10">
+  <w:abstractNum w:abstractNumId="11">
     <w:nsid w:val="48400206"/>
     <w:multiLevelType w:val="hybridMultilevel"/>
     <w:tmpl w:val="C27C85FC"/>
@@ -5865,7 +6374,7 @@
       </w:pPr>
     </w:lvl>
   </w:abstractNum>
-  <w:abstractNum w:abstractNumId="11">
+  <w:abstractNum w:abstractNumId="12">
     <w:nsid w:val="50837B95"/>
     <w:multiLevelType w:val="hybridMultilevel"/>
     <w:tmpl w:val="609845DA"/>
@@ -5881,7 +6390,7 @@
         <w:rFonts w:hint="default"/>
       </w:rPr>
     </w:lvl>
-    <w:lvl w:ilvl="1" w:tplc="40090019" w:tentative="1">
+    <w:lvl w:ilvl="1" w:tplc="40090019">
       <w:start w:val="1"/>
       <w:numFmt w:val="lowerLetter"/>
       <w:lvlText w:val="%2."/>
@@ -5954,7 +6463,7 @@
       </w:pPr>
     </w:lvl>
   </w:abstractNum>
-  <w:abstractNum w:abstractNumId="12">
+  <w:abstractNum w:abstractNumId="13">
     <w:nsid w:val="58FC74FD"/>
     <w:multiLevelType w:val="hybridMultilevel"/>
     <w:tmpl w:val="A59023F4"/>
@@ -6067,7 +6576,7 @@
       </w:rPr>
     </w:lvl>
   </w:abstractNum>
-  <w:abstractNum w:abstractNumId="13">
+  <w:abstractNum w:abstractNumId="14">
     <w:nsid w:val="6BAF613D"/>
     <w:multiLevelType w:val="hybridMultilevel"/>
     <w:tmpl w:val="7DD24A66"/>
@@ -6180,7 +6689,7 @@
       </w:rPr>
     </w:lvl>
   </w:abstractNum>
-  <w:abstractNum w:abstractNumId="14">
+  <w:abstractNum w:abstractNumId="15">
     <w:nsid w:val="6FD878C3"/>
     <w:multiLevelType w:val="hybridMultilevel"/>
     <w:tmpl w:val="63B48D7C"/>
@@ -6293,7 +6802,7 @@
       </w:rPr>
     </w:lvl>
   </w:abstractNum>
-  <w:abstractNum w:abstractNumId="15">
+  <w:abstractNum w:abstractNumId="16">
     <w:nsid w:val="77E30C16"/>
     <w:multiLevelType w:val="hybridMultilevel"/>
     <w:tmpl w:val="579E9B88"/>
@@ -6382,7 +6891,7 @@
       </w:pPr>
     </w:lvl>
   </w:abstractNum>
-  <w:abstractNum w:abstractNumId="16">
+  <w:abstractNum w:abstractNumId="17">
     <w:nsid w:val="78077B09"/>
     <w:multiLevelType w:val="hybridMultilevel"/>
     <w:tmpl w:val="5F663B46"/>
@@ -6471,7 +6980,7 @@
       </w:pPr>
     </w:lvl>
   </w:abstractNum>
-  <w:abstractNum w:abstractNumId="17">
+  <w:abstractNum w:abstractNumId="18">
     <w:nsid w:val="79D23D9D"/>
     <w:multiLevelType w:val="hybridMultilevel"/>
     <w:tmpl w:val="D19E3E78"/>
@@ -6560,7 +7069,7 @@
       </w:pPr>
     </w:lvl>
   </w:abstractNum>
-  <w:abstractNum w:abstractNumId="18">
+  <w:abstractNum w:abstractNumId="19">
     <w:nsid w:val="79E47C68"/>
     <w:multiLevelType w:val="hybridMultilevel"/>
     <w:tmpl w:val="1E82EB72"/>
@@ -6650,7 +7159,7 @@
     </w:lvl>
   </w:abstractNum>
   <w:num w:numId="1">
-    <w:abstractNumId w:val="14"/>
+    <w:abstractNumId w:val="15"/>
   </w:num>
   <w:num w:numId="2">
     <w:abstractNumId w:val="2"/>
@@ -6659,10 +7168,10 @@
     <w:abstractNumId w:val="3"/>
   </w:num>
   <w:num w:numId="4">
-    <w:abstractNumId w:val="8"/>
+    <w:abstractNumId w:val="9"/>
   </w:num>
   <w:num w:numId="5">
-    <w:abstractNumId w:val="13"/>
+    <w:abstractNumId w:val="14"/>
   </w:num>
   <w:num w:numId="6">
     <w:abstractNumId w:val="1"/>
@@ -6671,16 +7180,16 @@
     <w:abstractNumId w:val="0"/>
   </w:num>
   <w:num w:numId="8">
-    <w:abstractNumId w:val="9"/>
+    <w:abstractNumId w:val="10"/>
   </w:num>
   <w:num w:numId="9">
     <w:abstractNumId w:val="4"/>
   </w:num>
   <w:num w:numId="10">
-    <w:abstractNumId w:val="17"/>
+    <w:abstractNumId w:val="18"/>
   </w:num>
   <w:num w:numId="11">
-    <w:abstractNumId w:val="18"/>
+    <w:abstractNumId w:val="19"/>
   </w:num>
   <w:num w:numId="12">
     <w:abstractNumId w:val="5"/>
@@ -6689,22 +7198,25 @@
     <w:abstractNumId w:val="7"/>
   </w:num>
   <w:num w:numId="14">
-    <w:abstractNumId w:val="10"/>
+    <w:abstractNumId w:val="11"/>
   </w:num>
   <w:num w:numId="15">
-    <w:abstractNumId w:val="12"/>
+    <w:abstractNumId w:val="13"/>
   </w:num>
   <w:num w:numId="16">
     <w:abstractNumId w:val="6"/>
   </w:num>
   <w:num w:numId="17">
-    <w:abstractNumId w:val="15"/>
+    <w:abstractNumId w:val="16"/>
   </w:num>
   <w:num w:numId="18">
-    <w:abstractNumId w:val="16"/>
+    <w:abstractNumId w:val="17"/>
   </w:num>
   <w:num w:numId="19">
-    <w:abstractNumId w:val="11"/>
+    <w:abstractNumId w:val="12"/>
+  </w:num>
+  <w:num w:numId="20">
+    <w:abstractNumId w:val="8"/>
   </w:num>
 </w:numbering>
 </file>
@@ -7153,6 +7665,16 @@
       <w:color w:val="0563C1" w:themeColor="hyperlink"/>
       <w:u w:val="single"/>
     </w:rPr>
+  </w:style>
+  <w:style w:type="character" w:customStyle="1" w:styleId="webkit-html-attribute-name">
+    <w:name w:val="webkit-html-attribute-name"/>
+    <w:basedOn w:val="DefaultParagraphFont"/>
+    <w:rsid w:val="004603DD"/>
+  </w:style>
+  <w:style w:type="character" w:customStyle="1" w:styleId="webkit-html-attribute-value">
+    <w:name w:val="webkit-html-attribute-value"/>
+    <w:basedOn w:val="DefaultParagraphFont"/>
+    <w:rsid w:val="004603DD"/>
   </w:style>
 </w:styles>
 </file>
@@ -8409,49 +8931,49 @@
     </dgm:pt>
   </dgm:ptLst>
   <dgm:cxnLst>
+    <dgm:cxn modelId="{3984377C-19A0-4B66-9282-863643C27AD4}" type="presOf" srcId="{F90989A5-9584-42E6-85EC-F46F18F0E118}" destId="{74D1E673-78E8-4911-AB9E-E98BE428CF47}" srcOrd="1" destOrd="0" presId="urn:microsoft.com/office/officeart/2005/8/layout/cycle2"/>
+    <dgm:cxn modelId="{C8713589-DEFD-4137-81DA-FF4A8A09BA8F}" type="presOf" srcId="{D35F654F-C71E-4CF2-BA21-C832C92DCB2B}" destId="{9F2CA740-10BE-422F-97C4-215D3262A7C2}" srcOrd="0" destOrd="0" presId="urn:microsoft.com/office/officeart/2005/8/layout/cycle2"/>
     <dgm:cxn modelId="{3354B5DD-DD06-4226-83B0-C5DBB4314929}" srcId="{30169AF5-3F60-49ED-BA16-26E156F3CD77}" destId="{D01084D7-448F-40E6-BAD6-916FA5266B35}" srcOrd="1" destOrd="0" parTransId="{11A516D9-F860-4BE8-BA91-08CBF1F90AAF}" sibTransId="{BA319471-CEE2-4F47-BD5C-3922FB7DFA6B}"/>
-    <dgm:cxn modelId="{0E054ECF-8453-435C-844E-B2619D226A46}" type="presOf" srcId="{F90989A5-9584-42E6-85EC-F46F18F0E118}" destId="{74D1E673-78E8-4911-AB9E-E98BE428CF47}" srcOrd="1" destOrd="0" presId="urn:microsoft.com/office/officeart/2005/8/layout/cycle2"/>
-    <dgm:cxn modelId="{19C5A023-0022-4D84-AE17-635A1F289904}" type="presOf" srcId="{F90989A5-9584-42E6-85EC-F46F18F0E118}" destId="{31D81D24-1473-4316-96A5-763E7A6060DC}" srcOrd="0" destOrd="0" presId="urn:microsoft.com/office/officeart/2005/8/layout/cycle2"/>
-    <dgm:cxn modelId="{A00980AA-8B5D-4B65-8366-DCAF52477E2B}" type="presOf" srcId="{F2BE9233-54BD-4C28-B5F2-1B65E9CDDF96}" destId="{F9AED730-9635-4E85-B16D-CDB7F5FBEF2A}" srcOrd="0" destOrd="0" presId="urn:microsoft.com/office/officeart/2005/8/layout/cycle2"/>
-    <dgm:cxn modelId="{9BB026BA-4E9E-4CAE-8C14-9537535E1132}" type="presOf" srcId="{D996DF6E-E24A-4672-B53C-F45E82ED11D5}" destId="{23B2CE62-F90C-4121-BB9A-FD58550B5409}" srcOrd="0" destOrd="0" presId="urn:microsoft.com/office/officeart/2005/8/layout/cycle2"/>
+    <dgm:cxn modelId="{8E55D311-5BD3-4F2E-A50C-33821D795D28}" type="presOf" srcId="{D01084D7-448F-40E6-BAD6-916FA5266B35}" destId="{6AB4841B-36EA-4743-8E11-22D754152787}" srcOrd="0" destOrd="0" presId="urn:microsoft.com/office/officeart/2005/8/layout/cycle2"/>
     <dgm:cxn modelId="{3A6CAD7C-9D06-4601-9DA6-58C23D4FE730}" srcId="{30169AF5-3F60-49ED-BA16-26E156F3CD77}" destId="{E3147738-712C-470E-BA43-1900B58F3BA1}" srcOrd="5" destOrd="0" parTransId="{390EF3C2-87EC-4379-B2B2-CD6400F6DFF0}" sibTransId="{A01E66F2-8DE2-4DBF-B8E1-AB48AEB22F0F}"/>
-    <dgm:cxn modelId="{D53D26D4-1E2D-42CC-8B90-532D8DACACF1}" type="presOf" srcId="{BA319471-CEE2-4F47-BD5C-3922FB7DFA6B}" destId="{59356F7B-2878-4C69-8BCC-736D52D62464}" srcOrd="0" destOrd="0" presId="urn:microsoft.com/office/officeart/2005/8/layout/cycle2"/>
-    <dgm:cxn modelId="{5032CAA6-F102-4E68-A0B5-6B5B9EB1396E}" type="presOf" srcId="{9C8E8DEB-5DB8-4F82-8CE8-1171D0ABBD37}" destId="{15DBFFA1-5F90-4067-9D91-73AA2852D991}" srcOrd="1" destOrd="0" presId="urn:microsoft.com/office/officeart/2005/8/layout/cycle2"/>
-    <dgm:cxn modelId="{B595343F-4952-42B1-9231-E9A26D0F820B}" type="presOf" srcId="{E3147738-712C-470E-BA43-1900B58F3BA1}" destId="{ABB91F78-7B6C-410F-9644-452AF8D7494A}" srcOrd="0" destOrd="0" presId="urn:microsoft.com/office/officeart/2005/8/layout/cycle2"/>
+    <dgm:cxn modelId="{3AAC294E-9017-480C-9882-F46916E265AE}" type="presOf" srcId="{D35F654F-C71E-4CF2-BA21-C832C92DCB2B}" destId="{C262E5EC-AFFC-4D29-8F55-4FC98D066102}" srcOrd="1" destOrd="0" presId="urn:microsoft.com/office/officeart/2005/8/layout/cycle2"/>
     <dgm:cxn modelId="{026D6AE9-41C4-4E88-B421-D7A6BB38CC27}" srcId="{30169AF5-3F60-49ED-BA16-26E156F3CD77}" destId="{F2BE9233-54BD-4C28-B5F2-1B65E9CDDF96}" srcOrd="3" destOrd="0" parTransId="{672307C0-A98C-48FA-8729-D6E3187E5E3A}" sibTransId="{9C8E8DEB-5DB8-4F82-8CE8-1171D0ABBD37}"/>
-    <dgm:cxn modelId="{9E9A76FD-A705-4E5F-8C5C-794C90BE5BEB}" type="presOf" srcId="{D996DF6E-E24A-4672-B53C-F45E82ED11D5}" destId="{85727C8B-3068-4E77-A7A1-E6EDA8103D60}" srcOrd="1" destOrd="0" presId="urn:microsoft.com/office/officeart/2005/8/layout/cycle2"/>
-    <dgm:cxn modelId="{36EBD2E3-BFF0-4403-B3AD-77BD5B797D6D}" type="presOf" srcId="{6BE14A29-3F47-4123-9A53-87F7E3976F30}" destId="{1379CEB1-3469-4B4A-813A-D2A2C295406E}" srcOrd="0" destOrd="0" presId="urn:microsoft.com/office/officeart/2005/8/layout/cycle2"/>
+    <dgm:cxn modelId="{64C6EDC0-04F3-49AD-99C8-305E1E2DB823}" type="presOf" srcId="{30169AF5-3F60-49ED-BA16-26E156F3CD77}" destId="{B41B0945-C228-466F-ACBC-F0427AE563C3}" srcOrd="0" destOrd="0" presId="urn:microsoft.com/office/officeart/2005/8/layout/cycle2"/>
+    <dgm:cxn modelId="{433EF3E3-8E1A-461B-A580-1981FE265B52}" type="presOf" srcId="{A01E66F2-8DE2-4DBF-B8E1-AB48AEB22F0F}" destId="{48BF6C11-EF1A-4273-900D-DD5B59C0D92F}" srcOrd="0" destOrd="0" presId="urn:microsoft.com/office/officeart/2005/8/layout/cycle2"/>
+    <dgm:cxn modelId="{3442F4DF-692E-4F92-A737-DADFF8E9445B}" type="presOf" srcId="{9C8E8DEB-5DB8-4F82-8CE8-1171D0ABBD37}" destId="{2C63797F-35D2-4BF1-ADFC-8E15A2A56D28}" srcOrd="0" destOrd="0" presId="urn:microsoft.com/office/officeart/2005/8/layout/cycle2"/>
+    <dgm:cxn modelId="{7CEF7748-18E8-4AC4-B4AC-7C03D1BACA30}" type="presOf" srcId="{E3147738-712C-470E-BA43-1900B58F3BA1}" destId="{ABB91F78-7B6C-410F-9644-452AF8D7494A}" srcOrd="0" destOrd="0" presId="urn:microsoft.com/office/officeart/2005/8/layout/cycle2"/>
     <dgm:cxn modelId="{FC683937-3E9A-4071-B70B-BFE511A7B23C}" srcId="{30169AF5-3F60-49ED-BA16-26E156F3CD77}" destId="{6BE14A29-3F47-4123-9A53-87F7E3976F30}" srcOrd="4" destOrd="0" parTransId="{14C76E7C-A806-46D2-A04B-406CC2747FBF}" sibTransId="{D35F654F-C71E-4CF2-BA21-C832C92DCB2B}"/>
-    <dgm:cxn modelId="{710E2652-4834-4BE3-8E70-866F65A6E549}" type="presOf" srcId="{30169AF5-3F60-49ED-BA16-26E156F3CD77}" destId="{B41B0945-C228-466F-ACBC-F0427AE563C3}" srcOrd="0" destOrd="0" presId="urn:microsoft.com/office/officeart/2005/8/layout/cycle2"/>
-    <dgm:cxn modelId="{ACE03D95-A366-4C80-B4F6-495362D9BAE6}" type="presOf" srcId="{A3989F04-57A2-4559-BF44-044AD8FBD67A}" destId="{A670810F-0345-4254-8BC7-4FA06BB5C3CC}" srcOrd="0" destOrd="0" presId="urn:microsoft.com/office/officeart/2005/8/layout/cycle2"/>
-    <dgm:cxn modelId="{1495C167-1BB2-41CA-917E-338CF8AEB564}" type="presOf" srcId="{9C8E8DEB-5DB8-4F82-8CE8-1171D0ABBD37}" destId="{2C63797F-35D2-4BF1-ADFC-8E15A2A56D28}" srcOrd="0" destOrd="0" presId="urn:microsoft.com/office/officeart/2005/8/layout/cycle2"/>
+    <dgm:cxn modelId="{FA792BCB-FC6B-455C-8CD5-7DA61C35CB2C}" type="presOf" srcId="{A3989F04-57A2-4559-BF44-044AD8FBD67A}" destId="{A670810F-0345-4254-8BC7-4FA06BB5C3CC}" srcOrd="0" destOrd="0" presId="urn:microsoft.com/office/officeart/2005/8/layout/cycle2"/>
+    <dgm:cxn modelId="{EC5008E5-4FBD-43EB-BAF9-97331EA44ED9}" type="presOf" srcId="{BA319471-CEE2-4F47-BD5C-3922FB7DFA6B}" destId="{2FCF5CF5-49BA-4E5D-A81E-50ABA18D10A9}" srcOrd="1" destOrd="0" presId="urn:microsoft.com/office/officeart/2005/8/layout/cycle2"/>
+    <dgm:cxn modelId="{C9D60F49-6640-4B16-B8AF-A7DB924855F3}" type="presOf" srcId="{D996DF6E-E24A-4672-B53C-F45E82ED11D5}" destId="{23B2CE62-F90C-4121-BB9A-FD58550B5409}" srcOrd="0" destOrd="0" presId="urn:microsoft.com/office/officeart/2005/8/layout/cycle2"/>
+    <dgm:cxn modelId="{8C5D1F3A-648E-4A30-99EB-947A32251C95}" type="presOf" srcId="{6BE14A29-3F47-4123-9A53-87F7E3976F30}" destId="{1379CEB1-3469-4B4A-813A-D2A2C295406E}" srcOrd="0" destOrd="0" presId="urn:microsoft.com/office/officeart/2005/8/layout/cycle2"/>
+    <dgm:cxn modelId="{5C29C831-BFC1-4FA3-91B9-8DDBE6DCDE06}" type="presOf" srcId="{F90989A5-9584-42E6-85EC-F46F18F0E118}" destId="{31D81D24-1473-4316-96A5-763E7A6060DC}" srcOrd="0" destOrd="0" presId="urn:microsoft.com/office/officeart/2005/8/layout/cycle2"/>
     <dgm:cxn modelId="{F09F8ED9-D24F-448F-AF8E-F92EC404CBA7}" srcId="{30169AF5-3F60-49ED-BA16-26E156F3CD77}" destId="{7C03F650-450B-470D-9F41-9EBB6F24DE08}" srcOrd="0" destOrd="0" parTransId="{A8856599-3D3C-4A85-ABFD-520651FDD510}" sibTransId="{D996DF6E-E24A-4672-B53C-F45E82ED11D5}"/>
-    <dgm:cxn modelId="{7AAFA196-0359-4B53-ACD3-1FDB6BF3EB98}" type="presOf" srcId="{D35F654F-C71E-4CF2-BA21-C832C92DCB2B}" destId="{9F2CA740-10BE-422F-97C4-215D3262A7C2}" srcOrd="0" destOrd="0" presId="urn:microsoft.com/office/officeart/2005/8/layout/cycle2"/>
     <dgm:cxn modelId="{57569DDB-32CD-4132-93C5-3D28EE6D9D0F}" srcId="{30169AF5-3F60-49ED-BA16-26E156F3CD77}" destId="{A3989F04-57A2-4559-BF44-044AD8FBD67A}" srcOrd="2" destOrd="0" parTransId="{E7AABBEB-8EE1-4214-A7B4-DD1F0B63D6DC}" sibTransId="{F90989A5-9584-42E6-85EC-F46F18F0E118}"/>
-    <dgm:cxn modelId="{A2925F77-7383-43ED-A873-C9E87FC1D161}" type="presOf" srcId="{D35F654F-C71E-4CF2-BA21-C832C92DCB2B}" destId="{C262E5EC-AFFC-4D29-8F55-4FC98D066102}" srcOrd="1" destOrd="0" presId="urn:microsoft.com/office/officeart/2005/8/layout/cycle2"/>
-    <dgm:cxn modelId="{D48C3621-6373-4DB4-8D9F-BA16AF8CC87B}" type="presOf" srcId="{A01E66F2-8DE2-4DBF-B8E1-AB48AEB22F0F}" destId="{48BF6C11-EF1A-4273-900D-DD5B59C0D92F}" srcOrd="0" destOrd="0" presId="urn:microsoft.com/office/officeart/2005/8/layout/cycle2"/>
-    <dgm:cxn modelId="{78A444DB-57A6-40AE-94EA-49518C9EEBE6}" type="presOf" srcId="{7C03F650-450B-470D-9F41-9EBB6F24DE08}" destId="{915300E8-D21B-48E5-86A7-A677802348CF}" srcOrd="0" destOrd="0" presId="urn:microsoft.com/office/officeart/2005/8/layout/cycle2"/>
-    <dgm:cxn modelId="{F8785FE3-E634-45BB-821F-BCC50F9C936F}" type="presOf" srcId="{A01E66F2-8DE2-4DBF-B8E1-AB48AEB22F0F}" destId="{2D827D14-3A64-4B45-B11B-3ECDBC24212A}" srcOrd="1" destOrd="0" presId="urn:microsoft.com/office/officeart/2005/8/layout/cycle2"/>
-    <dgm:cxn modelId="{BC90C3F0-4327-44DF-A9FC-3DDFB721A4E9}" type="presOf" srcId="{BA319471-CEE2-4F47-BD5C-3922FB7DFA6B}" destId="{2FCF5CF5-49BA-4E5D-A81E-50ABA18D10A9}" srcOrd="1" destOrd="0" presId="urn:microsoft.com/office/officeart/2005/8/layout/cycle2"/>
-    <dgm:cxn modelId="{CE0448B8-FDE4-4964-AC1F-E7129022CB59}" type="presOf" srcId="{D01084D7-448F-40E6-BAD6-916FA5266B35}" destId="{6AB4841B-36EA-4743-8E11-22D754152787}" srcOrd="0" destOrd="0" presId="urn:microsoft.com/office/officeart/2005/8/layout/cycle2"/>
-    <dgm:cxn modelId="{2C366DD1-ED9C-4C04-BA78-2B10260834D4}" type="presParOf" srcId="{B41B0945-C228-466F-ACBC-F0427AE563C3}" destId="{915300E8-D21B-48E5-86A7-A677802348CF}" srcOrd="0" destOrd="0" presId="urn:microsoft.com/office/officeart/2005/8/layout/cycle2"/>
-    <dgm:cxn modelId="{EF4D5FBC-6F8E-4108-9F7B-B3B522A29CD2}" type="presParOf" srcId="{B41B0945-C228-466F-ACBC-F0427AE563C3}" destId="{23B2CE62-F90C-4121-BB9A-FD58550B5409}" srcOrd="1" destOrd="0" presId="urn:microsoft.com/office/officeart/2005/8/layout/cycle2"/>
-    <dgm:cxn modelId="{061C6425-FF89-461C-8C82-1B7C86A76CBA}" type="presParOf" srcId="{23B2CE62-F90C-4121-BB9A-FD58550B5409}" destId="{85727C8B-3068-4E77-A7A1-E6EDA8103D60}" srcOrd="0" destOrd="0" presId="urn:microsoft.com/office/officeart/2005/8/layout/cycle2"/>
-    <dgm:cxn modelId="{677A1E75-84CB-44BC-BE1F-392E7C0E4D36}" type="presParOf" srcId="{B41B0945-C228-466F-ACBC-F0427AE563C3}" destId="{6AB4841B-36EA-4743-8E11-22D754152787}" srcOrd="2" destOrd="0" presId="urn:microsoft.com/office/officeart/2005/8/layout/cycle2"/>
-    <dgm:cxn modelId="{CFD2AAAC-E081-45BD-86CE-AD8478375416}" type="presParOf" srcId="{B41B0945-C228-466F-ACBC-F0427AE563C3}" destId="{59356F7B-2878-4C69-8BCC-736D52D62464}" srcOrd="3" destOrd="0" presId="urn:microsoft.com/office/officeart/2005/8/layout/cycle2"/>
-    <dgm:cxn modelId="{5CABDB2A-4966-46D9-A998-D546074D8667}" type="presParOf" srcId="{59356F7B-2878-4C69-8BCC-736D52D62464}" destId="{2FCF5CF5-49BA-4E5D-A81E-50ABA18D10A9}" srcOrd="0" destOrd="0" presId="urn:microsoft.com/office/officeart/2005/8/layout/cycle2"/>
-    <dgm:cxn modelId="{C2461F26-8A9F-413B-B8F7-4ABE8A966EBB}" type="presParOf" srcId="{B41B0945-C228-466F-ACBC-F0427AE563C3}" destId="{A670810F-0345-4254-8BC7-4FA06BB5C3CC}" srcOrd="4" destOrd="0" presId="urn:microsoft.com/office/officeart/2005/8/layout/cycle2"/>
-    <dgm:cxn modelId="{2977067B-A1D4-41E8-8DF3-0C5DD4CDBE0D}" type="presParOf" srcId="{B41B0945-C228-466F-ACBC-F0427AE563C3}" destId="{31D81D24-1473-4316-96A5-763E7A6060DC}" srcOrd="5" destOrd="0" presId="urn:microsoft.com/office/officeart/2005/8/layout/cycle2"/>
-    <dgm:cxn modelId="{17757751-5A0D-4DAB-A160-2E8D58A5D7E4}" type="presParOf" srcId="{31D81D24-1473-4316-96A5-763E7A6060DC}" destId="{74D1E673-78E8-4911-AB9E-E98BE428CF47}" srcOrd="0" destOrd="0" presId="urn:microsoft.com/office/officeart/2005/8/layout/cycle2"/>
-    <dgm:cxn modelId="{35DA4AA9-1A5F-4DF5-BBA8-CE15C04459BB}" type="presParOf" srcId="{B41B0945-C228-466F-ACBC-F0427AE563C3}" destId="{F9AED730-9635-4E85-B16D-CDB7F5FBEF2A}" srcOrd="6" destOrd="0" presId="urn:microsoft.com/office/officeart/2005/8/layout/cycle2"/>
-    <dgm:cxn modelId="{BDD652FB-0D5B-4898-B72A-1904DD20C2D7}" type="presParOf" srcId="{B41B0945-C228-466F-ACBC-F0427AE563C3}" destId="{2C63797F-35D2-4BF1-ADFC-8E15A2A56D28}" srcOrd="7" destOrd="0" presId="urn:microsoft.com/office/officeart/2005/8/layout/cycle2"/>
-    <dgm:cxn modelId="{A5139622-B72D-4A91-803D-AB505ECBA805}" type="presParOf" srcId="{2C63797F-35D2-4BF1-ADFC-8E15A2A56D28}" destId="{15DBFFA1-5F90-4067-9D91-73AA2852D991}" srcOrd="0" destOrd="0" presId="urn:microsoft.com/office/officeart/2005/8/layout/cycle2"/>
-    <dgm:cxn modelId="{8A2D47CF-7860-4455-B7DE-8FABACE432C0}" type="presParOf" srcId="{B41B0945-C228-466F-ACBC-F0427AE563C3}" destId="{1379CEB1-3469-4B4A-813A-D2A2C295406E}" srcOrd="8" destOrd="0" presId="urn:microsoft.com/office/officeart/2005/8/layout/cycle2"/>
-    <dgm:cxn modelId="{5450F815-228E-4C73-BC97-64806A35528B}" type="presParOf" srcId="{B41B0945-C228-466F-ACBC-F0427AE563C3}" destId="{9F2CA740-10BE-422F-97C4-215D3262A7C2}" srcOrd="9" destOrd="0" presId="urn:microsoft.com/office/officeart/2005/8/layout/cycle2"/>
-    <dgm:cxn modelId="{B3E73326-271A-4B84-B759-A1C57F96C538}" type="presParOf" srcId="{9F2CA740-10BE-422F-97C4-215D3262A7C2}" destId="{C262E5EC-AFFC-4D29-8F55-4FC98D066102}" srcOrd="0" destOrd="0" presId="urn:microsoft.com/office/officeart/2005/8/layout/cycle2"/>
-    <dgm:cxn modelId="{3BDCA4AE-24F6-48AC-853F-BC8B50B866E5}" type="presParOf" srcId="{B41B0945-C228-466F-ACBC-F0427AE563C3}" destId="{ABB91F78-7B6C-410F-9644-452AF8D7494A}" srcOrd="10" destOrd="0" presId="urn:microsoft.com/office/officeart/2005/8/layout/cycle2"/>
-    <dgm:cxn modelId="{007700C0-4AA8-4C73-B7EA-842438124120}" type="presParOf" srcId="{B41B0945-C228-466F-ACBC-F0427AE563C3}" destId="{48BF6C11-EF1A-4273-900D-DD5B59C0D92F}" srcOrd="11" destOrd="0" presId="urn:microsoft.com/office/officeart/2005/8/layout/cycle2"/>
-    <dgm:cxn modelId="{805A0C7F-5DB4-4C19-A9CC-F0E84DA6F5CF}" type="presParOf" srcId="{48BF6C11-EF1A-4273-900D-DD5B59C0D92F}" destId="{2D827D14-3A64-4B45-B11B-3ECDBC24212A}" srcOrd="0" destOrd="0" presId="urn:microsoft.com/office/officeart/2005/8/layout/cycle2"/>
+    <dgm:cxn modelId="{1D67563E-4FC6-4355-BFA3-51E2A870C14F}" type="presOf" srcId="{D996DF6E-E24A-4672-B53C-F45E82ED11D5}" destId="{85727C8B-3068-4E77-A7A1-E6EDA8103D60}" srcOrd="1" destOrd="0" presId="urn:microsoft.com/office/officeart/2005/8/layout/cycle2"/>
+    <dgm:cxn modelId="{4EA24309-1158-46CA-92DB-7170C9207BFF}" type="presOf" srcId="{7C03F650-450B-470D-9F41-9EBB6F24DE08}" destId="{915300E8-D21B-48E5-86A7-A677802348CF}" srcOrd="0" destOrd="0" presId="urn:microsoft.com/office/officeart/2005/8/layout/cycle2"/>
+    <dgm:cxn modelId="{B85E9B96-FF74-46AC-882B-65A6D2947EEA}" type="presOf" srcId="{F2BE9233-54BD-4C28-B5F2-1B65E9CDDF96}" destId="{F9AED730-9635-4E85-B16D-CDB7F5FBEF2A}" srcOrd="0" destOrd="0" presId="urn:microsoft.com/office/officeart/2005/8/layout/cycle2"/>
+    <dgm:cxn modelId="{15B69C5A-1569-4A34-A7B5-8CF7B5F2F412}" type="presOf" srcId="{9C8E8DEB-5DB8-4F82-8CE8-1171D0ABBD37}" destId="{15DBFFA1-5F90-4067-9D91-73AA2852D991}" srcOrd="1" destOrd="0" presId="urn:microsoft.com/office/officeart/2005/8/layout/cycle2"/>
+    <dgm:cxn modelId="{0859FA4A-43D8-4FF2-A041-04224C2FF692}" type="presOf" srcId="{A01E66F2-8DE2-4DBF-B8E1-AB48AEB22F0F}" destId="{2D827D14-3A64-4B45-B11B-3ECDBC24212A}" srcOrd="1" destOrd="0" presId="urn:microsoft.com/office/officeart/2005/8/layout/cycle2"/>
+    <dgm:cxn modelId="{C41E59CE-1900-45A1-AFBE-D011C1FC3E12}" type="presOf" srcId="{BA319471-CEE2-4F47-BD5C-3922FB7DFA6B}" destId="{59356F7B-2878-4C69-8BCC-736D52D62464}" srcOrd="0" destOrd="0" presId="urn:microsoft.com/office/officeart/2005/8/layout/cycle2"/>
+    <dgm:cxn modelId="{7DB40351-D3E1-4212-B19F-9B3C95F42DEA}" type="presParOf" srcId="{B41B0945-C228-466F-ACBC-F0427AE563C3}" destId="{915300E8-D21B-48E5-86A7-A677802348CF}" srcOrd="0" destOrd="0" presId="urn:microsoft.com/office/officeart/2005/8/layout/cycle2"/>
+    <dgm:cxn modelId="{AA84D980-DE67-490A-A856-52F210250A06}" type="presParOf" srcId="{B41B0945-C228-466F-ACBC-F0427AE563C3}" destId="{23B2CE62-F90C-4121-BB9A-FD58550B5409}" srcOrd="1" destOrd="0" presId="urn:microsoft.com/office/officeart/2005/8/layout/cycle2"/>
+    <dgm:cxn modelId="{5AD05F64-755D-456F-96EA-362848950BFB}" type="presParOf" srcId="{23B2CE62-F90C-4121-BB9A-FD58550B5409}" destId="{85727C8B-3068-4E77-A7A1-E6EDA8103D60}" srcOrd="0" destOrd="0" presId="urn:microsoft.com/office/officeart/2005/8/layout/cycle2"/>
+    <dgm:cxn modelId="{BB8648F9-D53C-4339-8C78-8BA3ABFC095E}" type="presParOf" srcId="{B41B0945-C228-466F-ACBC-F0427AE563C3}" destId="{6AB4841B-36EA-4743-8E11-22D754152787}" srcOrd="2" destOrd="0" presId="urn:microsoft.com/office/officeart/2005/8/layout/cycle2"/>
+    <dgm:cxn modelId="{05A88CFE-05B8-453F-BAD7-33A87159D2B6}" type="presParOf" srcId="{B41B0945-C228-466F-ACBC-F0427AE563C3}" destId="{59356F7B-2878-4C69-8BCC-736D52D62464}" srcOrd="3" destOrd="0" presId="urn:microsoft.com/office/officeart/2005/8/layout/cycle2"/>
+    <dgm:cxn modelId="{249DF947-6909-4D64-8951-F99CF5884005}" type="presParOf" srcId="{59356F7B-2878-4C69-8BCC-736D52D62464}" destId="{2FCF5CF5-49BA-4E5D-A81E-50ABA18D10A9}" srcOrd="0" destOrd="0" presId="urn:microsoft.com/office/officeart/2005/8/layout/cycle2"/>
+    <dgm:cxn modelId="{C11B7F56-89E0-46DC-852F-0CFA9CDE7894}" type="presParOf" srcId="{B41B0945-C228-466F-ACBC-F0427AE563C3}" destId="{A670810F-0345-4254-8BC7-4FA06BB5C3CC}" srcOrd="4" destOrd="0" presId="urn:microsoft.com/office/officeart/2005/8/layout/cycle2"/>
+    <dgm:cxn modelId="{4F56C04B-F470-481F-B97C-87850FF5EBED}" type="presParOf" srcId="{B41B0945-C228-466F-ACBC-F0427AE563C3}" destId="{31D81D24-1473-4316-96A5-763E7A6060DC}" srcOrd="5" destOrd="0" presId="urn:microsoft.com/office/officeart/2005/8/layout/cycle2"/>
+    <dgm:cxn modelId="{5D0A8749-D433-4E51-96B9-7EC0514BB65C}" type="presParOf" srcId="{31D81D24-1473-4316-96A5-763E7A6060DC}" destId="{74D1E673-78E8-4911-AB9E-E98BE428CF47}" srcOrd="0" destOrd="0" presId="urn:microsoft.com/office/officeart/2005/8/layout/cycle2"/>
+    <dgm:cxn modelId="{58A3934E-F73B-400D-8E5D-5C3F76923594}" type="presParOf" srcId="{B41B0945-C228-466F-ACBC-F0427AE563C3}" destId="{F9AED730-9635-4E85-B16D-CDB7F5FBEF2A}" srcOrd="6" destOrd="0" presId="urn:microsoft.com/office/officeart/2005/8/layout/cycle2"/>
+    <dgm:cxn modelId="{8E9608D6-0B15-473E-B84A-861F266F0EB8}" type="presParOf" srcId="{B41B0945-C228-466F-ACBC-F0427AE563C3}" destId="{2C63797F-35D2-4BF1-ADFC-8E15A2A56D28}" srcOrd="7" destOrd="0" presId="urn:microsoft.com/office/officeart/2005/8/layout/cycle2"/>
+    <dgm:cxn modelId="{25221D59-AACB-4B71-BE8E-FF4BFBC1343C}" type="presParOf" srcId="{2C63797F-35D2-4BF1-ADFC-8E15A2A56D28}" destId="{15DBFFA1-5F90-4067-9D91-73AA2852D991}" srcOrd="0" destOrd="0" presId="urn:microsoft.com/office/officeart/2005/8/layout/cycle2"/>
+    <dgm:cxn modelId="{02FFB63C-6CBF-4DB6-B243-CE224B91A915}" type="presParOf" srcId="{B41B0945-C228-466F-ACBC-F0427AE563C3}" destId="{1379CEB1-3469-4B4A-813A-D2A2C295406E}" srcOrd="8" destOrd="0" presId="urn:microsoft.com/office/officeart/2005/8/layout/cycle2"/>
+    <dgm:cxn modelId="{C0DE002A-2DC4-42CF-9CF6-00154AC0CA10}" type="presParOf" srcId="{B41B0945-C228-466F-ACBC-F0427AE563C3}" destId="{9F2CA740-10BE-422F-97C4-215D3262A7C2}" srcOrd="9" destOrd="0" presId="urn:microsoft.com/office/officeart/2005/8/layout/cycle2"/>
+    <dgm:cxn modelId="{34F7D842-05BE-4B14-850C-1B4A9F354785}" type="presParOf" srcId="{9F2CA740-10BE-422F-97C4-215D3262A7C2}" destId="{C262E5EC-AFFC-4D29-8F55-4FC98D066102}" srcOrd="0" destOrd="0" presId="urn:microsoft.com/office/officeart/2005/8/layout/cycle2"/>
+    <dgm:cxn modelId="{D49F64D8-D6A7-4A79-B96B-64D7C2F70446}" type="presParOf" srcId="{B41B0945-C228-466F-ACBC-F0427AE563C3}" destId="{ABB91F78-7B6C-410F-9644-452AF8D7494A}" srcOrd="10" destOrd="0" presId="urn:microsoft.com/office/officeart/2005/8/layout/cycle2"/>
+    <dgm:cxn modelId="{49B9878E-7E84-45A7-A8AC-51890AECCC26}" type="presParOf" srcId="{B41B0945-C228-466F-ACBC-F0427AE563C3}" destId="{48BF6C11-EF1A-4273-900D-DD5B59C0D92F}" srcOrd="11" destOrd="0" presId="urn:microsoft.com/office/officeart/2005/8/layout/cycle2"/>
+    <dgm:cxn modelId="{2CD71A50-9D93-4797-85C1-C55CE313B9D6}" type="presParOf" srcId="{48BF6C11-EF1A-4273-900D-DD5B59C0D92F}" destId="{2D827D14-3A64-4B45-B11B-3ECDBC24212A}" srcOrd="0" destOrd="0" presId="urn:microsoft.com/office/officeart/2005/8/layout/cycle2"/>
   </dgm:cxnLst>
   <dgm:bg/>
   <dgm:whole/>

--- a/Notes.docx
+++ b/Notes.docx
@@ -4189,8 +4189,6 @@
         </w:rPr>
         <w:t xml:space="preserve"> It locates multiple controls on the page. </w:t>
       </w:r>
-      <w:bookmarkStart w:id="0" w:name="_GoBack"/>
-      <w:bookmarkEnd w:id="0"/>
     </w:p>
     <w:p>
       <w:pPr>
@@ -4790,6 +4788,96 @@
     </w:p>
     <w:p>
       <w:pPr>
+        <w:pStyle w:val="ListParagraph"/>
+        <w:numPr>
+          <w:ilvl w:val="0"/>
+          <w:numId w:val="18"/>
+        </w:numPr>
+        <w:rPr>
+          <w:lang w:val="en-US"/>
+        </w:rPr>
+      </w:pPr>
+      <w:r>
+        <w:rPr>
+          <w:lang w:val="en-US"/>
+        </w:rPr>
+        <w:t xml:space="preserve">isSelected() </w:t>
+      </w:r>
+      <w:r>
+        <w:rPr>
+          <w:lang w:val="en-US"/>
+        </w:rPr>
+        <w:sym w:font="Wingdings" w:char="F0E0"/>
+      </w:r>
+      <w:r>
+        <w:rPr>
+          <w:lang w:val="en-US"/>
+        </w:rPr>
+        <w:t xml:space="preserve"> Will check that whether the control (Check box / Radio button) is selected or not. (boolean)</w:t>
+      </w:r>
+    </w:p>
+    <w:p>
+      <w:pPr>
+        <w:pStyle w:val="ListParagraph"/>
+        <w:numPr>
+          <w:ilvl w:val="0"/>
+          <w:numId w:val="18"/>
+        </w:numPr>
+        <w:rPr>
+          <w:lang w:val="en-US"/>
+        </w:rPr>
+      </w:pPr>
+      <w:r>
+        <w:rPr>
+          <w:lang w:val="en-US"/>
+        </w:rPr>
+        <w:t xml:space="preserve">isEnabled() </w:t>
+      </w:r>
+      <w:r>
+        <w:rPr>
+          <w:lang w:val="en-US"/>
+        </w:rPr>
+        <w:sym w:font="Wingdings" w:char="F0E0"/>
+      </w:r>
+      <w:r>
+        <w:rPr>
+          <w:lang w:val="en-US"/>
+        </w:rPr>
+        <w:t xml:space="preserve"> Will check that whether the control is enabled or disabled. (boolean)</w:t>
+      </w:r>
+    </w:p>
+    <w:p>
+      <w:pPr>
+        <w:pStyle w:val="ListParagraph"/>
+        <w:numPr>
+          <w:ilvl w:val="0"/>
+          <w:numId w:val="18"/>
+        </w:numPr>
+        <w:rPr>
+          <w:lang w:val="en-US"/>
+        </w:rPr>
+      </w:pPr>
+      <w:r>
+        <w:rPr>
+          <w:lang w:val="en-US"/>
+        </w:rPr>
+        <w:t xml:space="preserve">isDisplayed() </w:t>
+      </w:r>
+      <w:r>
+        <w:rPr>
+          <w:lang w:val="en-US"/>
+        </w:rPr>
+        <w:sym w:font="Wingdings" w:char="F0E0"/>
+      </w:r>
+      <w:r>
+        <w:rPr>
+          <w:lang w:val="en-US"/>
+        </w:rPr>
+        <w:t xml:space="preserve"> Will check that whether the control is visible or not (boolean)</w:t>
+      </w:r>
+    </w:p>
+    <w:p>
+      <w:pPr>
         <w:rPr>
           <w:lang w:val="en-US"/>
         </w:rPr>
@@ -5203,6 +5291,288 @@
         </w:rPr>
         <w:t>Taking the reference of the control.</w:t>
       </w:r>
+    </w:p>
+    <w:p>
+      <w:pPr>
+        <w:rPr>
+          <w:lang w:val="en-US"/>
+        </w:rPr>
+      </w:pPr>
+    </w:p>
+    <w:p>
+      <w:pPr>
+        <w:rPr>
+          <w:b/>
+          <w:bCs/>
+          <w:lang w:val="en-US"/>
+        </w:rPr>
+      </w:pPr>
+      <w:r>
+        <w:rPr>
+          <w:b/>
+          <w:bCs/>
+          <w:lang w:val="en-US"/>
+        </w:rPr>
+        <w:t>Handling Drop down List / List Box</w:t>
+      </w:r>
+    </w:p>
+    <w:p>
+      <w:pPr>
+        <w:pStyle w:val="ListParagraph"/>
+        <w:numPr>
+          <w:ilvl w:val="0"/>
+          <w:numId w:val="21"/>
+        </w:numPr>
+        <w:rPr>
+          <w:lang w:val="en-US"/>
+        </w:rPr>
+      </w:pPr>
+      <w:r>
+        <w:rPr>
+          <w:lang w:val="en-US"/>
+        </w:rPr>
+        <w:t>If any control is having &lt;select&gt; tag then only Selenium treats this control as a drop down list / list box.</w:t>
+      </w:r>
+    </w:p>
+    <w:p>
+      <w:pPr>
+        <w:pStyle w:val="ListParagraph"/>
+        <w:numPr>
+          <w:ilvl w:val="0"/>
+          <w:numId w:val="21"/>
+        </w:numPr>
+        <w:rPr>
+          <w:lang w:val="en-US"/>
+        </w:rPr>
+      </w:pPr>
+      <w:r>
+        <w:rPr>
+          <w:lang w:val="en-US"/>
+        </w:rPr>
+        <w:t xml:space="preserve">Selenium provides </w:t>
+      </w:r>
+      <w:r>
+        <w:rPr>
+          <w:b/>
+          <w:bCs/>
+          <w:lang w:val="en-US"/>
+        </w:rPr>
+        <w:t xml:space="preserve">Select </w:t>
+      </w:r>
+      <w:r>
+        <w:rPr>
+          <w:lang w:val="en-US"/>
+        </w:rPr>
+        <w:t>class to handle drop down list / list box</w:t>
+      </w:r>
+    </w:p>
+    <w:p>
+      <w:pPr>
+        <w:rPr>
+          <w:b/>
+          <w:bCs/>
+          <w:lang w:val="en-US"/>
+        </w:rPr>
+      </w:pPr>
+      <w:r>
+        <w:rPr>
+          <w:b/>
+          <w:bCs/>
+          <w:lang w:val="en-US"/>
+        </w:rPr>
+        <w:t>Methods</w:t>
+      </w:r>
+    </w:p>
+    <w:p>
+      <w:pPr>
+        <w:pStyle w:val="ListParagraph"/>
+        <w:numPr>
+          <w:ilvl w:val="0"/>
+          <w:numId w:val="23"/>
+        </w:numPr>
+        <w:rPr>
+          <w:lang w:val="en-US"/>
+        </w:rPr>
+      </w:pPr>
+      <w:r>
+        <w:rPr>
+          <w:lang w:val="en-US"/>
+        </w:rPr>
+        <w:t xml:space="preserve">getFirstSelectedOption() </w:t>
+      </w:r>
+      <w:r>
+        <w:rPr>
+          <w:lang w:val="en-US"/>
+        </w:rPr>
+        <w:sym w:font="Wingdings" w:char="F0E0"/>
+      </w:r>
+      <w:r>
+        <w:rPr>
+          <w:lang w:val="en-US"/>
+        </w:rPr>
+        <w:t xml:space="preserve"> Returns the selected element / option from drop down list. (WebElement)</w:t>
+      </w:r>
+    </w:p>
+    <w:p>
+      <w:pPr>
+        <w:pStyle w:val="ListParagraph"/>
+        <w:numPr>
+          <w:ilvl w:val="0"/>
+          <w:numId w:val="23"/>
+        </w:numPr>
+        <w:rPr>
+          <w:lang w:val="en-US"/>
+        </w:rPr>
+      </w:pPr>
+      <w:r>
+        <w:rPr>
+          <w:lang w:val="en-US"/>
+        </w:rPr>
+        <w:t xml:space="preserve">getOptions() </w:t>
+      </w:r>
+      <w:r>
+        <w:rPr>
+          <w:lang w:val="en-US"/>
+        </w:rPr>
+        <w:sym w:font="Wingdings" w:char="F0E0"/>
+      </w:r>
+      <w:r>
+        <w:rPr>
+          <w:lang w:val="en-US"/>
+        </w:rPr>
+        <w:t xml:space="preserve"> Returns the list of all the elements / options from the list. (List&lt;WebElement&gt;)</w:t>
+      </w:r>
+    </w:p>
+    <w:p>
+      <w:pPr>
+        <w:pStyle w:val="ListParagraph"/>
+        <w:numPr>
+          <w:ilvl w:val="0"/>
+          <w:numId w:val="23"/>
+        </w:numPr>
+        <w:rPr>
+          <w:lang w:val="en-US"/>
+        </w:rPr>
+      </w:pPr>
+      <w:bookmarkStart w:id="0" w:name="_GoBack"/>
+      <w:bookmarkEnd w:id="0"/>
+    </w:p>
+    <w:p>
+      <w:pPr>
+        <w:rPr>
+          <w:lang w:val="en-US"/>
+        </w:rPr>
+      </w:pPr>
+      <w:r>
+        <w:rPr>
+          <w:lang w:val="en-US"/>
+        </w:rPr>
+        <w:t>Operations</w:t>
+      </w:r>
+    </w:p>
+    <w:p>
+      <w:pPr>
+        <w:pStyle w:val="ListParagraph"/>
+        <w:numPr>
+          <w:ilvl w:val="0"/>
+          <w:numId w:val="22"/>
+        </w:numPr>
+        <w:rPr>
+          <w:lang w:val="en-US"/>
+        </w:rPr>
+      </w:pPr>
+      <w:r>
+        <w:rPr>
+          <w:lang w:val="en-US"/>
+        </w:rPr>
+        <w:t>Display selected country</w:t>
+      </w:r>
+    </w:p>
+    <w:p>
+      <w:pPr>
+        <w:pStyle w:val="ListParagraph"/>
+        <w:numPr>
+          <w:ilvl w:val="0"/>
+          <w:numId w:val="22"/>
+        </w:numPr>
+        <w:rPr>
+          <w:lang w:val="en-US"/>
+        </w:rPr>
+      </w:pPr>
+      <w:r>
+        <w:rPr>
+          <w:lang w:val="en-US"/>
+        </w:rPr>
+        <w:t>Display total no of countries</w:t>
+      </w:r>
+    </w:p>
+    <w:p>
+      <w:pPr>
+        <w:pStyle w:val="ListParagraph"/>
+        <w:numPr>
+          <w:ilvl w:val="0"/>
+          <w:numId w:val="22"/>
+        </w:numPr>
+        <w:rPr>
+          <w:lang w:val="en-US"/>
+        </w:rPr>
+      </w:pPr>
+      <w:r>
+        <w:rPr>
+          <w:lang w:val="en-US"/>
+        </w:rPr>
+        <w:t>Display list of all countries</w:t>
+      </w:r>
+    </w:p>
+    <w:p>
+      <w:pPr>
+        <w:pStyle w:val="ListParagraph"/>
+        <w:numPr>
+          <w:ilvl w:val="0"/>
+          <w:numId w:val="22"/>
+        </w:numPr>
+        <w:rPr>
+          <w:lang w:val="en-US"/>
+        </w:rPr>
+      </w:pPr>
+      <w:r>
+        <w:rPr>
+          <w:lang w:val="en-US"/>
+        </w:rPr>
+        <w:t>Select Egypt from the list</w:t>
+      </w:r>
+    </w:p>
+    <w:p>
+      <w:pPr>
+        <w:pStyle w:val="ListParagraph"/>
+        <w:numPr>
+          <w:ilvl w:val="0"/>
+          <w:numId w:val="22"/>
+        </w:numPr>
+        <w:rPr>
+          <w:lang w:val="en-US"/>
+        </w:rPr>
+      </w:pPr>
+      <w:r>
+        <w:rPr>
+          <w:lang w:val="en-US"/>
+        </w:rPr>
+        <w:t>Display selected country</w:t>
+      </w:r>
+    </w:p>
+    <w:p>
+      <w:pPr>
+        <w:rPr>
+          <w:lang w:val="en-US"/>
+        </w:rPr>
+      </w:pPr>
+    </w:p>
+    <w:p>
+      <w:pPr>
+        <w:rPr>
+          <w:lang w:val="en-US"/>
+        </w:rPr>
+      </w:pPr>
     </w:p>
     <w:sectPr>
       <w:pgSz w:w="11906" w:h="16838"/>
@@ -5704,6 +6074,119 @@
     </w:lvl>
   </w:abstractNum>
   <w:abstractNum w:abstractNumId="5">
+    <w:nsid w:val="12920D9B"/>
+    <w:multiLevelType w:val="hybridMultilevel"/>
+    <w:tmpl w:val="3F783C4A"/>
+    <w:lvl w:ilvl="0" w:tplc="40090001">
+      <w:start w:val="1"/>
+      <w:numFmt w:val="bullet"/>
+      <w:lvlText w:val=""/>
+      <w:lvlJc w:val="left"/>
+      <w:pPr>
+        <w:ind w:left="720" w:hanging="360"/>
+      </w:pPr>
+      <w:rPr>
+        <w:rFonts w:ascii="Symbol" w:hAnsi="Symbol" w:hint="default"/>
+      </w:rPr>
+    </w:lvl>
+    <w:lvl w:ilvl="1" w:tplc="40090003" w:tentative="1">
+      <w:start w:val="1"/>
+      <w:numFmt w:val="bullet"/>
+      <w:lvlText w:val="o"/>
+      <w:lvlJc w:val="left"/>
+      <w:pPr>
+        <w:ind w:left="1440" w:hanging="360"/>
+      </w:pPr>
+      <w:rPr>
+        <w:rFonts w:ascii="Courier New" w:hAnsi="Courier New" w:cs="Courier New" w:hint="default"/>
+      </w:rPr>
+    </w:lvl>
+    <w:lvl w:ilvl="2" w:tplc="40090005" w:tentative="1">
+      <w:start w:val="1"/>
+      <w:numFmt w:val="bullet"/>
+      <w:lvlText w:val=""/>
+      <w:lvlJc w:val="left"/>
+      <w:pPr>
+        <w:ind w:left="2160" w:hanging="360"/>
+      </w:pPr>
+      <w:rPr>
+        <w:rFonts w:ascii="Wingdings" w:hAnsi="Wingdings" w:hint="default"/>
+      </w:rPr>
+    </w:lvl>
+    <w:lvl w:ilvl="3" w:tplc="40090001" w:tentative="1">
+      <w:start w:val="1"/>
+      <w:numFmt w:val="bullet"/>
+      <w:lvlText w:val=""/>
+      <w:lvlJc w:val="left"/>
+      <w:pPr>
+        <w:ind w:left="2880" w:hanging="360"/>
+      </w:pPr>
+      <w:rPr>
+        <w:rFonts w:ascii="Symbol" w:hAnsi="Symbol" w:hint="default"/>
+      </w:rPr>
+    </w:lvl>
+    <w:lvl w:ilvl="4" w:tplc="40090003" w:tentative="1">
+      <w:start w:val="1"/>
+      <w:numFmt w:val="bullet"/>
+      <w:lvlText w:val="o"/>
+      <w:lvlJc w:val="left"/>
+      <w:pPr>
+        <w:ind w:left="3600" w:hanging="360"/>
+      </w:pPr>
+      <w:rPr>
+        <w:rFonts w:ascii="Courier New" w:hAnsi="Courier New" w:cs="Courier New" w:hint="default"/>
+      </w:rPr>
+    </w:lvl>
+    <w:lvl w:ilvl="5" w:tplc="40090005" w:tentative="1">
+      <w:start w:val="1"/>
+      <w:numFmt w:val="bullet"/>
+      <w:lvlText w:val=""/>
+      <w:lvlJc w:val="left"/>
+      <w:pPr>
+        <w:ind w:left="4320" w:hanging="360"/>
+      </w:pPr>
+      <w:rPr>
+        <w:rFonts w:ascii="Wingdings" w:hAnsi="Wingdings" w:hint="default"/>
+      </w:rPr>
+    </w:lvl>
+    <w:lvl w:ilvl="6" w:tplc="40090001" w:tentative="1">
+      <w:start w:val="1"/>
+      <w:numFmt w:val="bullet"/>
+      <w:lvlText w:val=""/>
+      <w:lvlJc w:val="left"/>
+      <w:pPr>
+        <w:ind w:left="5040" w:hanging="360"/>
+      </w:pPr>
+      <w:rPr>
+        <w:rFonts w:ascii="Symbol" w:hAnsi="Symbol" w:hint="default"/>
+      </w:rPr>
+    </w:lvl>
+    <w:lvl w:ilvl="7" w:tplc="40090003" w:tentative="1">
+      <w:start w:val="1"/>
+      <w:numFmt w:val="bullet"/>
+      <w:lvlText w:val="o"/>
+      <w:lvlJc w:val="left"/>
+      <w:pPr>
+        <w:ind w:left="5760" w:hanging="360"/>
+      </w:pPr>
+      <w:rPr>
+        <w:rFonts w:ascii="Courier New" w:hAnsi="Courier New" w:cs="Courier New" w:hint="default"/>
+      </w:rPr>
+    </w:lvl>
+    <w:lvl w:ilvl="8" w:tplc="40090005" w:tentative="1">
+      <w:start w:val="1"/>
+      <w:numFmt w:val="bullet"/>
+      <w:lvlText w:val=""/>
+      <w:lvlJc w:val="left"/>
+      <w:pPr>
+        <w:ind w:left="6480" w:hanging="360"/>
+      </w:pPr>
+      <w:rPr>
+        <w:rFonts w:ascii="Wingdings" w:hAnsi="Wingdings" w:hint="default"/>
+      </w:rPr>
+    </w:lvl>
+  </w:abstractNum>
+  <w:abstractNum w:abstractNumId="6">
     <w:nsid w:val="23232B7A"/>
     <w:multiLevelType w:val="hybridMultilevel"/>
     <w:tmpl w:val="294E1CB4"/>
@@ -5816,7 +6299,7 @@
       </w:rPr>
     </w:lvl>
   </w:abstractNum>
-  <w:abstractNum w:abstractNumId="6">
+  <w:abstractNum w:abstractNumId="7">
     <w:nsid w:val="24C43797"/>
     <w:multiLevelType w:val="hybridMultilevel"/>
     <w:tmpl w:val="F08CF0EC"/>
@@ -5905,7 +6388,7 @@
       </w:pPr>
     </w:lvl>
   </w:abstractNum>
-  <w:abstractNum w:abstractNumId="7">
+  <w:abstractNum w:abstractNumId="8">
     <w:nsid w:val="309168F1"/>
     <w:multiLevelType w:val="hybridMultilevel"/>
     <w:tmpl w:val="680E6146"/>
@@ -5994,7 +6477,7 @@
       </w:pPr>
     </w:lvl>
   </w:abstractNum>
-  <w:abstractNum w:abstractNumId="8">
+  <w:abstractNum w:abstractNumId="9">
     <w:nsid w:val="39023112"/>
     <w:multiLevelType w:val="hybridMultilevel"/>
     <w:tmpl w:val="F48EB6B8"/>
@@ -6083,7 +6566,7 @@
       </w:pPr>
     </w:lvl>
   </w:abstractNum>
-  <w:abstractNum w:abstractNumId="9">
+  <w:abstractNum w:abstractNumId="10">
     <w:nsid w:val="3AB146E0"/>
     <w:multiLevelType w:val="hybridMultilevel"/>
     <w:tmpl w:val="8DA4565E"/>
@@ -6196,7 +6679,7 @@
       </w:rPr>
     </w:lvl>
   </w:abstractNum>
-  <w:abstractNum w:abstractNumId="10">
+  <w:abstractNum w:abstractNumId="11">
     <w:nsid w:val="3F921678"/>
     <w:multiLevelType w:val="hybridMultilevel"/>
     <w:tmpl w:val="221E44C8"/>
@@ -6285,7 +6768,96 @@
       </w:pPr>
     </w:lvl>
   </w:abstractNum>
-  <w:abstractNum w:abstractNumId="11">
+  <w:abstractNum w:abstractNumId="12">
+    <w:nsid w:val="4576746F"/>
+    <w:multiLevelType w:val="hybridMultilevel"/>
+    <w:tmpl w:val="F43EA7F6"/>
+    <w:lvl w:ilvl="0" w:tplc="4009000F">
+      <w:start w:val="1"/>
+      <w:numFmt w:val="decimal"/>
+      <w:lvlText w:val="%1."/>
+      <w:lvlJc w:val="left"/>
+      <w:pPr>
+        <w:ind w:left="720" w:hanging="360"/>
+      </w:pPr>
+      <w:rPr>
+        <w:rFonts w:hint="default"/>
+      </w:rPr>
+    </w:lvl>
+    <w:lvl w:ilvl="1" w:tplc="40090019" w:tentative="1">
+      <w:start w:val="1"/>
+      <w:numFmt w:val="lowerLetter"/>
+      <w:lvlText w:val="%2."/>
+      <w:lvlJc w:val="left"/>
+      <w:pPr>
+        <w:ind w:left="1440" w:hanging="360"/>
+      </w:pPr>
+    </w:lvl>
+    <w:lvl w:ilvl="2" w:tplc="4009001B" w:tentative="1">
+      <w:start w:val="1"/>
+      <w:numFmt w:val="lowerRoman"/>
+      <w:lvlText w:val="%3."/>
+      <w:lvlJc w:val="right"/>
+      <w:pPr>
+        <w:ind w:left="2160" w:hanging="180"/>
+      </w:pPr>
+    </w:lvl>
+    <w:lvl w:ilvl="3" w:tplc="4009000F" w:tentative="1">
+      <w:start w:val="1"/>
+      <w:numFmt w:val="decimal"/>
+      <w:lvlText w:val="%4."/>
+      <w:lvlJc w:val="left"/>
+      <w:pPr>
+        <w:ind w:left="2880" w:hanging="360"/>
+      </w:pPr>
+    </w:lvl>
+    <w:lvl w:ilvl="4" w:tplc="40090019" w:tentative="1">
+      <w:start w:val="1"/>
+      <w:numFmt w:val="lowerLetter"/>
+      <w:lvlText w:val="%5."/>
+      <w:lvlJc w:val="left"/>
+      <w:pPr>
+        <w:ind w:left="3600" w:hanging="360"/>
+      </w:pPr>
+    </w:lvl>
+    <w:lvl w:ilvl="5" w:tplc="4009001B" w:tentative="1">
+      <w:start w:val="1"/>
+      <w:numFmt w:val="lowerRoman"/>
+      <w:lvlText w:val="%6."/>
+      <w:lvlJc w:val="right"/>
+      <w:pPr>
+        <w:ind w:left="4320" w:hanging="180"/>
+      </w:pPr>
+    </w:lvl>
+    <w:lvl w:ilvl="6" w:tplc="4009000F" w:tentative="1">
+      <w:start w:val="1"/>
+      <w:numFmt w:val="decimal"/>
+      <w:lvlText w:val="%7."/>
+      <w:lvlJc w:val="left"/>
+      <w:pPr>
+        <w:ind w:left="5040" w:hanging="360"/>
+      </w:pPr>
+    </w:lvl>
+    <w:lvl w:ilvl="7" w:tplc="40090019" w:tentative="1">
+      <w:start w:val="1"/>
+      <w:numFmt w:val="lowerLetter"/>
+      <w:lvlText w:val="%8."/>
+      <w:lvlJc w:val="left"/>
+      <w:pPr>
+        <w:ind w:left="5760" w:hanging="360"/>
+      </w:pPr>
+    </w:lvl>
+    <w:lvl w:ilvl="8" w:tplc="4009001B" w:tentative="1">
+      <w:start w:val="1"/>
+      <w:numFmt w:val="lowerRoman"/>
+      <w:lvlText w:val="%9."/>
+      <w:lvlJc w:val="right"/>
+      <w:pPr>
+        <w:ind w:left="6480" w:hanging="180"/>
+      </w:pPr>
+    </w:lvl>
+  </w:abstractNum>
+  <w:abstractNum w:abstractNumId="13">
     <w:nsid w:val="48400206"/>
     <w:multiLevelType w:val="hybridMultilevel"/>
     <w:tmpl w:val="C27C85FC"/>
@@ -6374,7 +6946,7 @@
       </w:pPr>
     </w:lvl>
   </w:abstractNum>
-  <w:abstractNum w:abstractNumId="12">
+  <w:abstractNum w:abstractNumId="14">
     <w:nsid w:val="50837B95"/>
     <w:multiLevelType w:val="hybridMultilevel"/>
     <w:tmpl w:val="609845DA"/>
@@ -6463,7 +7035,96 @@
       </w:pPr>
     </w:lvl>
   </w:abstractNum>
-  <w:abstractNum w:abstractNumId="13">
+  <w:abstractNum w:abstractNumId="15">
+    <w:nsid w:val="5258329B"/>
+    <w:multiLevelType w:val="hybridMultilevel"/>
+    <w:tmpl w:val="BD92215E"/>
+    <w:lvl w:ilvl="0" w:tplc="4009000F">
+      <w:start w:val="1"/>
+      <w:numFmt w:val="decimal"/>
+      <w:lvlText w:val="%1."/>
+      <w:lvlJc w:val="left"/>
+      <w:pPr>
+        <w:ind w:left="720" w:hanging="360"/>
+      </w:pPr>
+      <w:rPr>
+        <w:rFonts w:hint="default"/>
+      </w:rPr>
+    </w:lvl>
+    <w:lvl w:ilvl="1" w:tplc="40090019" w:tentative="1">
+      <w:start w:val="1"/>
+      <w:numFmt w:val="lowerLetter"/>
+      <w:lvlText w:val="%2."/>
+      <w:lvlJc w:val="left"/>
+      <w:pPr>
+        <w:ind w:left="1440" w:hanging="360"/>
+      </w:pPr>
+    </w:lvl>
+    <w:lvl w:ilvl="2" w:tplc="4009001B" w:tentative="1">
+      <w:start w:val="1"/>
+      <w:numFmt w:val="lowerRoman"/>
+      <w:lvlText w:val="%3."/>
+      <w:lvlJc w:val="right"/>
+      <w:pPr>
+        <w:ind w:left="2160" w:hanging="180"/>
+      </w:pPr>
+    </w:lvl>
+    <w:lvl w:ilvl="3" w:tplc="4009000F" w:tentative="1">
+      <w:start w:val="1"/>
+      <w:numFmt w:val="decimal"/>
+      <w:lvlText w:val="%4."/>
+      <w:lvlJc w:val="left"/>
+      <w:pPr>
+        <w:ind w:left="2880" w:hanging="360"/>
+      </w:pPr>
+    </w:lvl>
+    <w:lvl w:ilvl="4" w:tplc="40090019" w:tentative="1">
+      <w:start w:val="1"/>
+      <w:numFmt w:val="lowerLetter"/>
+      <w:lvlText w:val="%5."/>
+      <w:lvlJc w:val="left"/>
+      <w:pPr>
+        <w:ind w:left="3600" w:hanging="360"/>
+      </w:pPr>
+    </w:lvl>
+    <w:lvl w:ilvl="5" w:tplc="4009001B" w:tentative="1">
+      <w:start w:val="1"/>
+      <w:numFmt w:val="lowerRoman"/>
+      <w:lvlText w:val="%6."/>
+      <w:lvlJc w:val="right"/>
+      <w:pPr>
+        <w:ind w:left="4320" w:hanging="180"/>
+      </w:pPr>
+    </w:lvl>
+    <w:lvl w:ilvl="6" w:tplc="4009000F" w:tentative="1">
+      <w:start w:val="1"/>
+      <w:numFmt w:val="decimal"/>
+      <w:lvlText w:val="%7."/>
+      <w:lvlJc w:val="left"/>
+      <w:pPr>
+        <w:ind w:left="5040" w:hanging="360"/>
+      </w:pPr>
+    </w:lvl>
+    <w:lvl w:ilvl="7" w:tplc="40090019" w:tentative="1">
+      <w:start w:val="1"/>
+      <w:numFmt w:val="lowerLetter"/>
+      <w:lvlText w:val="%8."/>
+      <w:lvlJc w:val="left"/>
+      <w:pPr>
+        <w:ind w:left="5760" w:hanging="360"/>
+      </w:pPr>
+    </w:lvl>
+    <w:lvl w:ilvl="8" w:tplc="4009001B" w:tentative="1">
+      <w:start w:val="1"/>
+      <w:numFmt w:val="lowerRoman"/>
+      <w:lvlText w:val="%9."/>
+      <w:lvlJc w:val="right"/>
+      <w:pPr>
+        <w:ind w:left="6480" w:hanging="180"/>
+      </w:pPr>
+    </w:lvl>
+  </w:abstractNum>
+  <w:abstractNum w:abstractNumId="16">
     <w:nsid w:val="58FC74FD"/>
     <w:multiLevelType w:val="hybridMultilevel"/>
     <w:tmpl w:val="A59023F4"/>
@@ -6576,7 +7237,7 @@
       </w:rPr>
     </w:lvl>
   </w:abstractNum>
-  <w:abstractNum w:abstractNumId="14">
+  <w:abstractNum w:abstractNumId="17">
     <w:nsid w:val="6BAF613D"/>
     <w:multiLevelType w:val="hybridMultilevel"/>
     <w:tmpl w:val="7DD24A66"/>
@@ -6689,7 +7350,7 @@
       </w:rPr>
     </w:lvl>
   </w:abstractNum>
-  <w:abstractNum w:abstractNumId="15">
+  <w:abstractNum w:abstractNumId="18">
     <w:nsid w:val="6FD878C3"/>
     <w:multiLevelType w:val="hybridMultilevel"/>
     <w:tmpl w:val="63B48D7C"/>
@@ -6802,7 +7463,7 @@
       </w:rPr>
     </w:lvl>
   </w:abstractNum>
-  <w:abstractNum w:abstractNumId="16">
+  <w:abstractNum w:abstractNumId="19">
     <w:nsid w:val="77E30C16"/>
     <w:multiLevelType w:val="hybridMultilevel"/>
     <w:tmpl w:val="579E9B88"/>
@@ -6891,7 +7552,7 @@
       </w:pPr>
     </w:lvl>
   </w:abstractNum>
-  <w:abstractNum w:abstractNumId="17">
+  <w:abstractNum w:abstractNumId="20">
     <w:nsid w:val="78077B09"/>
     <w:multiLevelType w:val="hybridMultilevel"/>
     <w:tmpl w:val="5F663B46"/>
@@ -6980,7 +7641,7 @@
       </w:pPr>
     </w:lvl>
   </w:abstractNum>
-  <w:abstractNum w:abstractNumId="18">
+  <w:abstractNum w:abstractNumId="21">
     <w:nsid w:val="79D23D9D"/>
     <w:multiLevelType w:val="hybridMultilevel"/>
     <w:tmpl w:val="D19E3E78"/>
@@ -7069,7 +7730,7 @@
       </w:pPr>
     </w:lvl>
   </w:abstractNum>
-  <w:abstractNum w:abstractNumId="19">
+  <w:abstractNum w:abstractNumId="22">
     <w:nsid w:val="79E47C68"/>
     <w:multiLevelType w:val="hybridMultilevel"/>
     <w:tmpl w:val="1E82EB72"/>
@@ -7159,7 +7820,7 @@
     </w:lvl>
   </w:abstractNum>
   <w:num w:numId="1">
-    <w:abstractNumId w:val="15"/>
+    <w:abstractNumId w:val="18"/>
   </w:num>
   <w:num w:numId="2">
     <w:abstractNumId w:val="2"/>
@@ -7168,10 +7829,10 @@
     <w:abstractNumId w:val="3"/>
   </w:num>
   <w:num w:numId="4">
-    <w:abstractNumId w:val="9"/>
+    <w:abstractNumId w:val="10"/>
   </w:num>
   <w:num w:numId="5">
-    <w:abstractNumId w:val="14"/>
+    <w:abstractNumId w:val="17"/>
   </w:num>
   <w:num w:numId="6">
     <w:abstractNumId w:val="1"/>
@@ -7180,43 +7841,52 @@
     <w:abstractNumId w:val="0"/>
   </w:num>
   <w:num w:numId="8">
-    <w:abstractNumId w:val="10"/>
+    <w:abstractNumId w:val="11"/>
   </w:num>
   <w:num w:numId="9">
     <w:abstractNumId w:val="4"/>
   </w:num>
   <w:num w:numId="10">
-    <w:abstractNumId w:val="18"/>
+    <w:abstractNumId w:val="21"/>
   </w:num>
   <w:num w:numId="11">
+    <w:abstractNumId w:val="22"/>
+  </w:num>
+  <w:num w:numId="12">
+    <w:abstractNumId w:val="6"/>
+  </w:num>
+  <w:num w:numId="13">
+    <w:abstractNumId w:val="8"/>
+  </w:num>
+  <w:num w:numId="14">
+    <w:abstractNumId w:val="13"/>
+  </w:num>
+  <w:num w:numId="15">
+    <w:abstractNumId w:val="16"/>
+  </w:num>
+  <w:num w:numId="16">
+    <w:abstractNumId w:val="7"/>
+  </w:num>
+  <w:num w:numId="17">
     <w:abstractNumId w:val="19"/>
   </w:num>
-  <w:num w:numId="12">
+  <w:num w:numId="18">
+    <w:abstractNumId w:val="20"/>
+  </w:num>
+  <w:num w:numId="19">
+    <w:abstractNumId w:val="14"/>
+  </w:num>
+  <w:num w:numId="20">
+    <w:abstractNumId w:val="9"/>
+  </w:num>
+  <w:num w:numId="21">
     <w:abstractNumId w:val="5"/>
   </w:num>
-  <w:num w:numId="13">
-    <w:abstractNumId w:val="7"/>
-  </w:num>
-  <w:num w:numId="14">
-    <w:abstractNumId w:val="11"/>
-  </w:num>
-  <w:num w:numId="15">
-    <w:abstractNumId w:val="13"/>
-  </w:num>
-  <w:num w:numId="16">
-    <w:abstractNumId w:val="6"/>
-  </w:num>
-  <w:num w:numId="17">
-    <w:abstractNumId w:val="16"/>
-  </w:num>
-  <w:num w:numId="18">
-    <w:abstractNumId w:val="17"/>
-  </w:num>
-  <w:num w:numId="19">
+  <w:num w:numId="22">
     <w:abstractNumId w:val="12"/>
   </w:num>
-  <w:num w:numId="20">
-    <w:abstractNumId w:val="8"/>
+  <w:num w:numId="23">
+    <w:abstractNumId w:val="15"/>
   </w:num>
 </w:numbering>
 </file>
@@ -8931,49 +9601,49 @@
     </dgm:pt>
   </dgm:ptLst>
   <dgm:cxnLst>
-    <dgm:cxn modelId="{3984377C-19A0-4B66-9282-863643C27AD4}" type="presOf" srcId="{F90989A5-9584-42E6-85EC-F46F18F0E118}" destId="{74D1E673-78E8-4911-AB9E-E98BE428CF47}" srcOrd="1" destOrd="0" presId="urn:microsoft.com/office/officeart/2005/8/layout/cycle2"/>
-    <dgm:cxn modelId="{C8713589-DEFD-4137-81DA-FF4A8A09BA8F}" type="presOf" srcId="{D35F654F-C71E-4CF2-BA21-C832C92DCB2B}" destId="{9F2CA740-10BE-422F-97C4-215D3262A7C2}" srcOrd="0" destOrd="0" presId="urn:microsoft.com/office/officeart/2005/8/layout/cycle2"/>
+    <dgm:cxn modelId="{361BFEF8-DDA0-4EBA-968B-0AAC33259B8F}" type="presOf" srcId="{BA319471-CEE2-4F47-BD5C-3922FB7DFA6B}" destId="{59356F7B-2878-4C69-8BCC-736D52D62464}" srcOrd="0" destOrd="0" presId="urn:microsoft.com/office/officeart/2005/8/layout/cycle2"/>
+    <dgm:cxn modelId="{B119D05A-2548-4750-BB6F-59947F637817}" type="presOf" srcId="{A01E66F2-8DE2-4DBF-B8E1-AB48AEB22F0F}" destId="{48BF6C11-EF1A-4273-900D-DD5B59C0D92F}" srcOrd="0" destOrd="0" presId="urn:microsoft.com/office/officeart/2005/8/layout/cycle2"/>
+    <dgm:cxn modelId="{B6B50DA6-66A4-4B82-A1FA-8DC0858EEF88}" type="presOf" srcId="{6BE14A29-3F47-4123-9A53-87F7E3976F30}" destId="{1379CEB1-3469-4B4A-813A-D2A2C295406E}" srcOrd="0" destOrd="0" presId="urn:microsoft.com/office/officeart/2005/8/layout/cycle2"/>
+    <dgm:cxn modelId="{57569DDB-32CD-4132-93C5-3D28EE6D9D0F}" srcId="{30169AF5-3F60-49ED-BA16-26E156F3CD77}" destId="{A3989F04-57A2-4559-BF44-044AD8FBD67A}" srcOrd="2" destOrd="0" parTransId="{E7AABBEB-8EE1-4214-A7B4-DD1F0B63D6DC}" sibTransId="{F90989A5-9584-42E6-85EC-F46F18F0E118}"/>
+    <dgm:cxn modelId="{B87AAD81-282E-419A-8D15-8F2FD084646D}" type="presOf" srcId="{9C8E8DEB-5DB8-4F82-8CE8-1171D0ABBD37}" destId="{15DBFFA1-5F90-4067-9D91-73AA2852D991}" srcOrd="1" destOrd="0" presId="urn:microsoft.com/office/officeart/2005/8/layout/cycle2"/>
+    <dgm:cxn modelId="{2A23C073-A572-463A-A7D0-D597DADF6C17}" type="presOf" srcId="{F90989A5-9584-42E6-85EC-F46F18F0E118}" destId="{74D1E673-78E8-4911-AB9E-E98BE428CF47}" srcOrd="1" destOrd="0" presId="urn:microsoft.com/office/officeart/2005/8/layout/cycle2"/>
     <dgm:cxn modelId="{3354B5DD-DD06-4226-83B0-C5DBB4314929}" srcId="{30169AF5-3F60-49ED-BA16-26E156F3CD77}" destId="{D01084D7-448F-40E6-BAD6-916FA5266B35}" srcOrd="1" destOrd="0" parTransId="{11A516D9-F860-4BE8-BA91-08CBF1F90AAF}" sibTransId="{BA319471-CEE2-4F47-BD5C-3922FB7DFA6B}"/>
-    <dgm:cxn modelId="{8E55D311-5BD3-4F2E-A50C-33821D795D28}" type="presOf" srcId="{D01084D7-448F-40E6-BAD6-916FA5266B35}" destId="{6AB4841B-36EA-4743-8E11-22D754152787}" srcOrd="0" destOrd="0" presId="urn:microsoft.com/office/officeart/2005/8/layout/cycle2"/>
+    <dgm:cxn modelId="{1A395D99-84BC-4BEB-827C-06EBFD0631B1}" type="presOf" srcId="{D35F654F-C71E-4CF2-BA21-C832C92DCB2B}" destId="{9F2CA740-10BE-422F-97C4-215D3262A7C2}" srcOrd="0" destOrd="0" presId="urn:microsoft.com/office/officeart/2005/8/layout/cycle2"/>
+    <dgm:cxn modelId="{E7611CA8-C626-49F2-9202-105FE70B6EEA}" type="presOf" srcId="{BA319471-CEE2-4F47-BD5C-3922FB7DFA6B}" destId="{2FCF5CF5-49BA-4E5D-A81E-50ABA18D10A9}" srcOrd="1" destOrd="0" presId="urn:microsoft.com/office/officeart/2005/8/layout/cycle2"/>
+    <dgm:cxn modelId="{026D6AE9-41C4-4E88-B421-D7A6BB38CC27}" srcId="{30169AF5-3F60-49ED-BA16-26E156F3CD77}" destId="{F2BE9233-54BD-4C28-B5F2-1B65E9CDDF96}" srcOrd="3" destOrd="0" parTransId="{672307C0-A98C-48FA-8729-D6E3187E5E3A}" sibTransId="{9C8E8DEB-5DB8-4F82-8CE8-1171D0ABBD37}"/>
     <dgm:cxn modelId="{3A6CAD7C-9D06-4601-9DA6-58C23D4FE730}" srcId="{30169AF5-3F60-49ED-BA16-26E156F3CD77}" destId="{E3147738-712C-470E-BA43-1900B58F3BA1}" srcOrd="5" destOrd="0" parTransId="{390EF3C2-87EC-4379-B2B2-CD6400F6DFF0}" sibTransId="{A01E66F2-8DE2-4DBF-B8E1-AB48AEB22F0F}"/>
-    <dgm:cxn modelId="{3AAC294E-9017-480C-9882-F46916E265AE}" type="presOf" srcId="{D35F654F-C71E-4CF2-BA21-C832C92DCB2B}" destId="{C262E5EC-AFFC-4D29-8F55-4FC98D066102}" srcOrd="1" destOrd="0" presId="urn:microsoft.com/office/officeart/2005/8/layout/cycle2"/>
-    <dgm:cxn modelId="{026D6AE9-41C4-4E88-B421-D7A6BB38CC27}" srcId="{30169AF5-3F60-49ED-BA16-26E156F3CD77}" destId="{F2BE9233-54BD-4C28-B5F2-1B65E9CDDF96}" srcOrd="3" destOrd="0" parTransId="{672307C0-A98C-48FA-8729-D6E3187E5E3A}" sibTransId="{9C8E8DEB-5DB8-4F82-8CE8-1171D0ABBD37}"/>
-    <dgm:cxn modelId="{64C6EDC0-04F3-49AD-99C8-305E1E2DB823}" type="presOf" srcId="{30169AF5-3F60-49ED-BA16-26E156F3CD77}" destId="{B41B0945-C228-466F-ACBC-F0427AE563C3}" srcOrd="0" destOrd="0" presId="urn:microsoft.com/office/officeart/2005/8/layout/cycle2"/>
-    <dgm:cxn modelId="{433EF3E3-8E1A-461B-A580-1981FE265B52}" type="presOf" srcId="{A01E66F2-8DE2-4DBF-B8E1-AB48AEB22F0F}" destId="{48BF6C11-EF1A-4273-900D-DD5B59C0D92F}" srcOrd="0" destOrd="0" presId="urn:microsoft.com/office/officeart/2005/8/layout/cycle2"/>
-    <dgm:cxn modelId="{3442F4DF-692E-4F92-A737-DADFF8E9445B}" type="presOf" srcId="{9C8E8DEB-5DB8-4F82-8CE8-1171D0ABBD37}" destId="{2C63797F-35D2-4BF1-ADFC-8E15A2A56D28}" srcOrd="0" destOrd="0" presId="urn:microsoft.com/office/officeart/2005/8/layout/cycle2"/>
-    <dgm:cxn modelId="{7CEF7748-18E8-4AC4-B4AC-7C03D1BACA30}" type="presOf" srcId="{E3147738-712C-470E-BA43-1900B58F3BA1}" destId="{ABB91F78-7B6C-410F-9644-452AF8D7494A}" srcOrd="0" destOrd="0" presId="urn:microsoft.com/office/officeart/2005/8/layout/cycle2"/>
+    <dgm:cxn modelId="{BC6EDE89-0CD2-4CAE-BF51-9A8A0850C99B}" type="presOf" srcId="{7C03F650-450B-470D-9F41-9EBB6F24DE08}" destId="{915300E8-D21B-48E5-86A7-A677802348CF}" srcOrd="0" destOrd="0" presId="urn:microsoft.com/office/officeart/2005/8/layout/cycle2"/>
+    <dgm:cxn modelId="{61972AC9-DB21-4563-AB3D-3C90BCAA186E}" type="presOf" srcId="{F90989A5-9584-42E6-85EC-F46F18F0E118}" destId="{31D81D24-1473-4316-96A5-763E7A6060DC}" srcOrd="0" destOrd="0" presId="urn:microsoft.com/office/officeart/2005/8/layout/cycle2"/>
+    <dgm:cxn modelId="{C331C677-BAED-42D3-BF62-C440049D8751}" type="presOf" srcId="{F2BE9233-54BD-4C28-B5F2-1B65E9CDDF96}" destId="{F9AED730-9635-4E85-B16D-CDB7F5FBEF2A}" srcOrd="0" destOrd="0" presId="urn:microsoft.com/office/officeart/2005/8/layout/cycle2"/>
+    <dgm:cxn modelId="{116EA1F9-F7DE-4946-838B-26EB1391C04C}" type="presOf" srcId="{A3989F04-57A2-4559-BF44-044AD8FBD67A}" destId="{A670810F-0345-4254-8BC7-4FA06BB5C3CC}" srcOrd="0" destOrd="0" presId="urn:microsoft.com/office/officeart/2005/8/layout/cycle2"/>
+    <dgm:cxn modelId="{6241205F-5724-4581-821C-C434C34FC536}" type="presOf" srcId="{E3147738-712C-470E-BA43-1900B58F3BA1}" destId="{ABB91F78-7B6C-410F-9644-452AF8D7494A}" srcOrd="0" destOrd="0" presId="urn:microsoft.com/office/officeart/2005/8/layout/cycle2"/>
+    <dgm:cxn modelId="{73771F3E-5FD0-4FC1-A4BB-109FC8D4BEC5}" type="presOf" srcId="{D35F654F-C71E-4CF2-BA21-C832C92DCB2B}" destId="{C262E5EC-AFFC-4D29-8F55-4FC98D066102}" srcOrd="1" destOrd="0" presId="urn:microsoft.com/office/officeart/2005/8/layout/cycle2"/>
+    <dgm:cxn modelId="{5C2963DF-04F2-4D15-B8E2-DF759F5AC2EE}" type="presOf" srcId="{D996DF6E-E24A-4672-B53C-F45E82ED11D5}" destId="{85727C8B-3068-4E77-A7A1-E6EDA8103D60}" srcOrd="1" destOrd="0" presId="urn:microsoft.com/office/officeart/2005/8/layout/cycle2"/>
+    <dgm:cxn modelId="{2063AAA7-4814-4563-8B20-09EAAC221AEF}" type="presOf" srcId="{D01084D7-448F-40E6-BAD6-916FA5266B35}" destId="{6AB4841B-36EA-4743-8E11-22D754152787}" srcOrd="0" destOrd="0" presId="urn:microsoft.com/office/officeart/2005/8/layout/cycle2"/>
+    <dgm:cxn modelId="{9CDF7BE0-B493-4925-A4B9-1C1D49D615BE}" type="presOf" srcId="{9C8E8DEB-5DB8-4F82-8CE8-1171D0ABBD37}" destId="{2C63797F-35D2-4BF1-ADFC-8E15A2A56D28}" srcOrd="0" destOrd="0" presId="urn:microsoft.com/office/officeart/2005/8/layout/cycle2"/>
+    <dgm:cxn modelId="{1A9A3283-5830-4D5D-904F-D75A366F937E}" type="presOf" srcId="{D996DF6E-E24A-4672-B53C-F45E82ED11D5}" destId="{23B2CE62-F90C-4121-BB9A-FD58550B5409}" srcOrd="0" destOrd="0" presId="urn:microsoft.com/office/officeart/2005/8/layout/cycle2"/>
+    <dgm:cxn modelId="{C6439AD6-AB21-4FF8-9EEB-4DB2C0DC1919}" type="presOf" srcId="{30169AF5-3F60-49ED-BA16-26E156F3CD77}" destId="{B41B0945-C228-466F-ACBC-F0427AE563C3}" srcOrd="0" destOrd="0" presId="urn:microsoft.com/office/officeart/2005/8/layout/cycle2"/>
+    <dgm:cxn modelId="{F09F8ED9-D24F-448F-AF8E-F92EC404CBA7}" srcId="{30169AF5-3F60-49ED-BA16-26E156F3CD77}" destId="{7C03F650-450B-470D-9F41-9EBB6F24DE08}" srcOrd="0" destOrd="0" parTransId="{A8856599-3D3C-4A85-ABFD-520651FDD510}" sibTransId="{D996DF6E-E24A-4672-B53C-F45E82ED11D5}"/>
+    <dgm:cxn modelId="{21875170-85DA-49A3-963F-B54A9F1A632B}" type="presOf" srcId="{A01E66F2-8DE2-4DBF-B8E1-AB48AEB22F0F}" destId="{2D827D14-3A64-4B45-B11B-3ECDBC24212A}" srcOrd="1" destOrd="0" presId="urn:microsoft.com/office/officeart/2005/8/layout/cycle2"/>
     <dgm:cxn modelId="{FC683937-3E9A-4071-B70B-BFE511A7B23C}" srcId="{30169AF5-3F60-49ED-BA16-26E156F3CD77}" destId="{6BE14A29-3F47-4123-9A53-87F7E3976F30}" srcOrd="4" destOrd="0" parTransId="{14C76E7C-A806-46D2-A04B-406CC2747FBF}" sibTransId="{D35F654F-C71E-4CF2-BA21-C832C92DCB2B}"/>
-    <dgm:cxn modelId="{FA792BCB-FC6B-455C-8CD5-7DA61C35CB2C}" type="presOf" srcId="{A3989F04-57A2-4559-BF44-044AD8FBD67A}" destId="{A670810F-0345-4254-8BC7-4FA06BB5C3CC}" srcOrd="0" destOrd="0" presId="urn:microsoft.com/office/officeart/2005/8/layout/cycle2"/>
-    <dgm:cxn modelId="{EC5008E5-4FBD-43EB-BAF9-97331EA44ED9}" type="presOf" srcId="{BA319471-CEE2-4F47-BD5C-3922FB7DFA6B}" destId="{2FCF5CF5-49BA-4E5D-A81E-50ABA18D10A9}" srcOrd="1" destOrd="0" presId="urn:microsoft.com/office/officeart/2005/8/layout/cycle2"/>
-    <dgm:cxn modelId="{C9D60F49-6640-4B16-B8AF-A7DB924855F3}" type="presOf" srcId="{D996DF6E-E24A-4672-B53C-F45E82ED11D5}" destId="{23B2CE62-F90C-4121-BB9A-FD58550B5409}" srcOrd="0" destOrd="0" presId="urn:microsoft.com/office/officeart/2005/8/layout/cycle2"/>
-    <dgm:cxn modelId="{8C5D1F3A-648E-4A30-99EB-947A32251C95}" type="presOf" srcId="{6BE14A29-3F47-4123-9A53-87F7E3976F30}" destId="{1379CEB1-3469-4B4A-813A-D2A2C295406E}" srcOrd="0" destOrd="0" presId="urn:microsoft.com/office/officeart/2005/8/layout/cycle2"/>
-    <dgm:cxn modelId="{5C29C831-BFC1-4FA3-91B9-8DDBE6DCDE06}" type="presOf" srcId="{F90989A5-9584-42E6-85EC-F46F18F0E118}" destId="{31D81D24-1473-4316-96A5-763E7A6060DC}" srcOrd="0" destOrd="0" presId="urn:microsoft.com/office/officeart/2005/8/layout/cycle2"/>
-    <dgm:cxn modelId="{F09F8ED9-D24F-448F-AF8E-F92EC404CBA7}" srcId="{30169AF5-3F60-49ED-BA16-26E156F3CD77}" destId="{7C03F650-450B-470D-9F41-9EBB6F24DE08}" srcOrd="0" destOrd="0" parTransId="{A8856599-3D3C-4A85-ABFD-520651FDD510}" sibTransId="{D996DF6E-E24A-4672-B53C-F45E82ED11D5}"/>
-    <dgm:cxn modelId="{57569DDB-32CD-4132-93C5-3D28EE6D9D0F}" srcId="{30169AF5-3F60-49ED-BA16-26E156F3CD77}" destId="{A3989F04-57A2-4559-BF44-044AD8FBD67A}" srcOrd="2" destOrd="0" parTransId="{E7AABBEB-8EE1-4214-A7B4-DD1F0B63D6DC}" sibTransId="{F90989A5-9584-42E6-85EC-F46F18F0E118}"/>
-    <dgm:cxn modelId="{1D67563E-4FC6-4355-BFA3-51E2A870C14F}" type="presOf" srcId="{D996DF6E-E24A-4672-B53C-F45E82ED11D5}" destId="{85727C8B-3068-4E77-A7A1-E6EDA8103D60}" srcOrd="1" destOrd="0" presId="urn:microsoft.com/office/officeart/2005/8/layout/cycle2"/>
-    <dgm:cxn modelId="{4EA24309-1158-46CA-92DB-7170C9207BFF}" type="presOf" srcId="{7C03F650-450B-470D-9F41-9EBB6F24DE08}" destId="{915300E8-D21B-48E5-86A7-A677802348CF}" srcOrd="0" destOrd="0" presId="urn:microsoft.com/office/officeart/2005/8/layout/cycle2"/>
-    <dgm:cxn modelId="{B85E9B96-FF74-46AC-882B-65A6D2947EEA}" type="presOf" srcId="{F2BE9233-54BD-4C28-B5F2-1B65E9CDDF96}" destId="{F9AED730-9635-4E85-B16D-CDB7F5FBEF2A}" srcOrd="0" destOrd="0" presId="urn:microsoft.com/office/officeart/2005/8/layout/cycle2"/>
-    <dgm:cxn modelId="{15B69C5A-1569-4A34-A7B5-8CF7B5F2F412}" type="presOf" srcId="{9C8E8DEB-5DB8-4F82-8CE8-1171D0ABBD37}" destId="{15DBFFA1-5F90-4067-9D91-73AA2852D991}" srcOrd="1" destOrd="0" presId="urn:microsoft.com/office/officeart/2005/8/layout/cycle2"/>
-    <dgm:cxn modelId="{0859FA4A-43D8-4FF2-A041-04224C2FF692}" type="presOf" srcId="{A01E66F2-8DE2-4DBF-B8E1-AB48AEB22F0F}" destId="{2D827D14-3A64-4B45-B11B-3ECDBC24212A}" srcOrd="1" destOrd="0" presId="urn:microsoft.com/office/officeart/2005/8/layout/cycle2"/>
-    <dgm:cxn modelId="{C41E59CE-1900-45A1-AFBE-D011C1FC3E12}" type="presOf" srcId="{BA319471-CEE2-4F47-BD5C-3922FB7DFA6B}" destId="{59356F7B-2878-4C69-8BCC-736D52D62464}" srcOrd="0" destOrd="0" presId="urn:microsoft.com/office/officeart/2005/8/layout/cycle2"/>
-    <dgm:cxn modelId="{7DB40351-D3E1-4212-B19F-9B3C95F42DEA}" type="presParOf" srcId="{B41B0945-C228-466F-ACBC-F0427AE563C3}" destId="{915300E8-D21B-48E5-86A7-A677802348CF}" srcOrd="0" destOrd="0" presId="urn:microsoft.com/office/officeart/2005/8/layout/cycle2"/>
-    <dgm:cxn modelId="{AA84D980-DE67-490A-A856-52F210250A06}" type="presParOf" srcId="{B41B0945-C228-466F-ACBC-F0427AE563C3}" destId="{23B2CE62-F90C-4121-BB9A-FD58550B5409}" srcOrd="1" destOrd="0" presId="urn:microsoft.com/office/officeart/2005/8/layout/cycle2"/>
-    <dgm:cxn modelId="{5AD05F64-755D-456F-96EA-362848950BFB}" type="presParOf" srcId="{23B2CE62-F90C-4121-BB9A-FD58550B5409}" destId="{85727C8B-3068-4E77-A7A1-E6EDA8103D60}" srcOrd="0" destOrd="0" presId="urn:microsoft.com/office/officeart/2005/8/layout/cycle2"/>
-    <dgm:cxn modelId="{BB8648F9-D53C-4339-8C78-8BA3ABFC095E}" type="presParOf" srcId="{B41B0945-C228-466F-ACBC-F0427AE563C3}" destId="{6AB4841B-36EA-4743-8E11-22D754152787}" srcOrd="2" destOrd="0" presId="urn:microsoft.com/office/officeart/2005/8/layout/cycle2"/>
-    <dgm:cxn modelId="{05A88CFE-05B8-453F-BAD7-33A87159D2B6}" type="presParOf" srcId="{B41B0945-C228-466F-ACBC-F0427AE563C3}" destId="{59356F7B-2878-4C69-8BCC-736D52D62464}" srcOrd="3" destOrd="0" presId="urn:microsoft.com/office/officeart/2005/8/layout/cycle2"/>
-    <dgm:cxn modelId="{249DF947-6909-4D64-8951-F99CF5884005}" type="presParOf" srcId="{59356F7B-2878-4C69-8BCC-736D52D62464}" destId="{2FCF5CF5-49BA-4E5D-A81E-50ABA18D10A9}" srcOrd="0" destOrd="0" presId="urn:microsoft.com/office/officeart/2005/8/layout/cycle2"/>
-    <dgm:cxn modelId="{C11B7F56-89E0-46DC-852F-0CFA9CDE7894}" type="presParOf" srcId="{B41B0945-C228-466F-ACBC-F0427AE563C3}" destId="{A670810F-0345-4254-8BC7-4FA06BB5C3CC}" srcOrd="4" destOrd="0" presId="urn:microsoft.com/office/officeart/2005/8/layout/cycle2"/>
-    <dgm:cxn modelId="{4F56C04B-F470-481F-B97C-87850FF5EBED}" type="presParOf" srcId="{B41B0945-C228-466F-ACBC-F0427AE563C3}" destId="{31D81D24-1473-4316-96A5-763E7A6060DC}" srcOrd="5" destOrd="0" presId="urn:microsoft.com/office/officeart/2005/8/layout/cycle2"/>
-    <dgm:cxn modelId="{5D0A8749-D433-4E51-96B9-7EC0514BB65C}" type="presParOf" srcId="{31D81D24-1473-4316-96A5-763E7A6060DC}" destId="{74D1E673-78E8-4911-AB9E-E98BE428CF47}" srcOrd="0" destOrd="0" presId="urn:microsoft.com/office/officeart/2005/8/layout/cycle2"/>
-    <dgm:cxn modelId="{58A3934E-F73B-400D-8E5D-5C3F76923594}" type="presParOf" srcId="{B41B0945-C228-466F-ACBC-F0427AE563C3}" destId="{F9AED730-9635-4E85-B16D-CDB7F5FBEF2A}" srcOrd="6" destOrd="0" presId="urn:microsoft.com/office/officeart/2005/8/layout/cycle2"/>
-    <dgm:cxn modelId="{8E9608D6-0B15-473E-B84A-861F266F0EB8}" type="presParOf" srcId="{B41B0945-C228-466F-ACBC-F0427AE563C3}" destId="{2C63797F-35D2-4BF1-ADFC-8E15A2A56D28}" srcOrd="7" destOrd="0" presId="urn:microsoft.com/office/officeart/2005/8/layout/cycle2"/>
-    <dgm:cxn modelId="{25221D59-AACB-4B71-BE8E-FF4BFBC1343C}" type="presParOf" srcId="{2C63797F-35D2-4BF1-ADFC-8E15A2A56D28}" destId="{15DBFFA1-5F90-4067-9D91-73AA2852D991}" srcOrd="0" destOrd="0" presId="urn:microsoft.com/office/officeart/2005/8/layout/cycle2"/>
-    <dgm:cxn modelId="{02FFB63C-6CBF-4DB6-B243-CE224B91A915}" type="presParOf" srcId="{B41B0945-C228-466F-ACBC-F0427AE563C3}" destId="{1379CEB1-3469-4B4A-813A-D2A2C295406E}" srcOrd="8" destOrd="0" presId="urn:microsoft.com/office/officeart/2005/8/layout/cycle2"/>
-    <dgm:cxn modelId="{C0DE002A-2DC4-42CF-9CF6-00154AC0CA10}" type="presParOf" srcId="{B41B0945-C228-466F-ACBC-F0427AE563C3}" destId="{9F2CA740-10BE-422F-97C4-215D3262A7C2}" srcOrd="9" destOrd="0" presId="urn:microsoft.com/office/officeart/2005/8/layout/cycle2"/>
-    <dgm:cxn modelId="{34F7D842-05BE-4B14-850C-1B4A9F354785}" type="presParOf" srcId="{9F2CA740-10BE-422F-97C4-215D3262A7C2}" destId="{C262E5EC-AFFC-4D29-8F55-4FC98D066102}" srcOrd="0" destOrd="0" presId="urn:microsoft.com/office/officeart/2005/8/layout/cycle2"/>
-    <dgm:cxn modelId="{D49F64D8-D6A7-4A79-B96B-64D7C2F70446}" type="presParOf" srcId="{B41B0945-C228-466F-ACBC-F0427AE563C3}" destId="{ABB91F78-7B6C-410F-9644-452AF8D7494A}" srcOrd="10" destOrd="0" presId="urn:microsoft.com/office/officeart/2005/8/layout/cycle2"/>
-    <dgm:cxn modelId="{49B9878E-7E84-45A7-A8AC-51890AECCC26}" type="presParOf" srcId="{B41B0945-C228-466F-ACBC-F0427AE563C3}" destId="{48BF6C11-EF1A-4273-900D-DD5B59C0D92F}" srcOrd="11" destOrd="0" presId="urn:microsoft.com/office/officeart/2005/8/layout/cycle2"/>
-    <dgm:cxn modelId="{2CD71A50-9D93-4797-85C1-C55CE313B9D6}" type="presParOf" srcId="{48BF6C11-EF1A-4273-900D-DD5B59C0D92F}" destId="{2D827D14-3A64-4B45-B11B-3ECDBC24212A}" srcOrd="0" destOrd="0" presId="urn:microsoft.com/office/officeart/2005/8/layout/cycle2"/>
+    <dgm:cxn modelId="{E4D3B418-693B-4FFE-A81F-5E87CEAE454F}" type="presParOf" srcId="{B41B0945-C228-466F-ACBC-F0427AE563C3}" destId="{915300E8-D21B-48E5-86A7-A677802348CF}" srcOrd="0" destOrd="0" presId="urn:microsoft.com/office/officeart/2005/8/layout/cycle2"/>
+    <dgm:cxn modelId="{00D326CF-7C54-42D7-AE0B-546515B9FDF4}" type="presParOf" srcId="{B41B0945-C228-466F-ACBC-F0427AE563C3}" destId="{23B2CE62-F90C-4121-BB9A-FD58550B5409}" srcOrd="1" destOrd="0" presId="urn:microsoft.com/office/officeart/2005/8/layout/cycle2"/>
+    <dgm:cxn modelId="{968A07F2-630A-405E-86E9-505326C8674D}" type="presParOf" srcId="{23B2CE62-F90C-4121-BB9A-FD58550B5409}" destId="{85727C8B-3068-4E77-A7A1-E6EDA8103D60}" srcOrd="0" destOrd="0" presId="urn:microsoft.com/office/officeart/2005/8/layout/cycle2"/>
+    <dgm:cxn modelId="{1267D17A-73A2-446E-8F6E-019A99E3B269}" type="presParOf" srcId="{B41B0945-C228-466F-ACBC-F0427AE563C3}" destId="{6AB4841B-36EA-4743-8E11-22D754152787}" srcOrd="2" destOrd="0" presId="urn:microsoft.com/office/officeart/2005/8/layout/cycle2"/>
+    <dgm:cxn modelId="{F86736E6-8EB7-477F-9254-203EFC459472}" type="presParOf" srcId="{B41B0945-C228-466F-ACBC-F0427AE563C3}" destId="{59356F7B-2878-4C69-8BCC-736D52D62464}" srcOrd="3" destOrd="0" presId="urn:microsoft.com/office/officeart/2005/8/layout/cycle2"/>
+    <dgm:cxn modelId="{B975AD89-EDA1-463E-96DA-D62DA961B423}" type="presParOf" srcId="{59356F7B-2878-4C69-8BCC-736D52D62464}" destId="{2FCF5CF5-49BA-4E5D-A81E-50ABA18D10A9}" srcOrd="0" destOrd="0" presId="urn:microsoft.com/office/officeart/2005/8/layout/cycle2"/>
+    <dgm:cxn modelId="{6C7AA6A1-E806-494A-99E9-6133585B27CF}" type="presParOf" srcId="{B41B0945-C228-466F-ACBC-F0427AE563C3}" destId="{A670810F-0345-4254-8BC7-4FA06BB5C3CC}" srcOrd="4" destOrd="0" presId="urn:microsoft.com/office/officeart/2005/8/layout/cycle2"/>
+    <dgm:cxn modelId="{2A2A172C-4731-44F6-84D5-EB741495FC18}" type="presParOf" srcId="{B41B0945-C228-466F-ACBC-F0427AE563C3}" destId="{31D81D24-1473-4316-96A5-763E7A6060DC}" srcOrd="5" destOrd="0" presId="urn:microsoft.com/office/officeart/2005/8/layout/cycle2"/>
+    <dgm:cxn modelId="{AEC2A241-7A81-497B-97AF-CCD5920FC6D8}" type="presParOf" srcId="{31D81D24-1473-4316-96A5-763E7A6060DC}" destId="{74D1E673-78E8-4911-AB9E-E98BE428CF47}" srcOrd="0" destOrd="0" presId="urn:microsoft.com/office/officeart/2005/8/layout/cycle2"/>
+    <dgm:cxn modelId="{0342B632-7960-47E1-8090-BEF226A14A68}" type="presParOf" srcId="{B41B0945-C228-466F-ACBC-F0427AE563C3}" destId="{F9AED730-9635-4E85-B16D-CDB7F5FBEF2A}" srcOrd="6" destOrd="0" presId="urn:microsoft.com/office/officeart/2005/8/layout/cycle2"/>
+    <dgm:cxn modelId="{72180976-829F-4E5F-BA1A-165CAF61BD59}" type="presParOf" srcId="{B41B0945-C228-466F-ACBC-F0427AE563C3}" destId="{2C63797F-35D2-4BF1-ADFC-8E15A2A56D28}" srcOrd="7" destOrd="0" presId="urn:microsoft.com/office/officeart/2005/8/layout/cycle2"/>
+    <dgm:cxn modelId="{D71E1999-3C88-4F20-83DC-14DCF6078E85}" type="presParOf" srcId="{2C63797F-35D2-4BF1-ADFC-8E15A2A56D28}" destId="{15DBFFA1-5F90-4067-9D91-73AA2852D991}" srcOrd="0" destOrd="0" presId="urn:microsoft.com/office/officeart/2005/8/layout/cycle2"/>
+    <dgm:cxn modelId="{57EE619A-A57E-4D79-8853-8B4B76515210}" type="presParOf" srcId="{B41B0945-C228-466F-ACBC-F0427AE563C3}" destId="{1379CEB1-3469-4B4A-813A-D2A2C295406E}" srcOrd="8" destOrd="0" presId="urn:microsoft.com/office/officeart/2005/8/layout/cycle2"/>
+    <dgm:cxn modelId="{500A328C-4B99-4939-91F5-61DE28C11F6E}" type="presParOf" srcId="{B41B0945-C228-466F-ACBC-F0427AE563C3}" destId="{9F2CA740-10BE-422F-97C4-215D3262A7C2}" srcOrd="9" destOrd="0" presId="urn:microsoft.com/office/officeart/2005/8/layout/cycle2"/>
+    <dgm:cxn modelId="{03B35DD2-675E-43B9-83A7-B5F827F01B94}" type="presParOf" srcId="{9F2CA740-10BE-422F-97C4-215D3262A7C2}" destId="{C262E5EC-AFFC-4D29-8F55-4FC98D066102}" srcOrd="0" destOrd="0" presId="urn:microsoft.com/office/officeart/2005/8/layout/cycle2"/>
+    <dgm:cxn modelId="{53556B7D-D55E-4201-BB39-6DF76BA0F4A1}" type="presParOf" srcId="{B41B0945-C228-466F-ACBC-F0427AE563C3}" destId="{ABB91F78-7B6C-410F-9644-452AF8D7494A}" srcOrd="10" destOrd="0" presId="urn:microsoft.com/office/officeart/2005/8/layout/cycle2"/>
+    <dgm:cxn modelId="{EA9E3356-B7CA-4F42-BAF0-EB250471A1D1}" type="presParOf" srcId="{B41B0945-C228-466F-ACBC-F0427AE563C3}" destId="{48BF6C11-EF1A-4273-900D-DD5B59C0D92F}" srcOrd="11" destOrd="0" presId="urn:microsoft.com/office/officeart/2005/8/layout/cycle2"/>
+    <dgm:cxn modelId="{16DF6EF9-91E9-418B-9429-6473BB8AE104}" type="presParOf" srcId="{48BF6C11-EF1A-4273-900D-DD5B59C0D92F}" destId="{2D827D14-3A64-4B45-B11B-3ECDBC24212A}" srcOrd="0" destOrd="0" presId="urn:microsoft.com/office/officeart/2005/8/layout/cycle2"/>
   </dgm:cxnLst>
   <dgm:bg/>
   <dgm:whole/>

--- a/Notes.docx
+++ b/Notes.docx
@@ -5454,6 +5454,138 @@
           <w:lang w:val="en-US"/>
         </w:rPr>
       </w:pPr>
+      <w:r>
+        <w:rPr>
+          <w:lang w:val="en-US"/>
+        </w:rPr>
+        <w:t>selectByContainsVisibleText()</w:t>
+      </w:r>
+    </w:p>
+    <w:p>
+      <w:pPr>
+        <w:pStyle w:val="ListParagraph"/>
+        <w:numPr>
+          <w:ilvl w:val="0"/>
+          <w:numId w:val="23"/>
+        </w:numPr>
+        <w:rPr>
+          <w:lang w:val="en-US"/>
+        </w:rPr>
+      </w:pPr>
+      <w:r>
+        <w:rPr>
+          <w:lang w:val="en-US"/>
+        </w:rPr>
+        <w:t>selectByVisibleText()</w:t>
+      </w:r>
+    </w:p>
+    <w:p>
+      <w:pPr>
+        <w:pStyle w:val="ListParagraph"/>
+        <w:numPr>
+          <w:ilvl w:val="0"/>
+          <w:numId w:val="23"/>
+        </w:numPr>
+        <w:rPr>
+          <w:lang w:val="en-US"/>
+        </w:rPr>
+      </w:pPr>
+      <w:r>
+        <w:rPr>
+          <w:lang w:val="en-US"/>
+        </w:rPr>
+        <w:t>selectByValue()</w:t>
+      </w:r>
+    </w:p>
+    <w:p>
+      <w:pPr>
+        <w:pStyle w:val="ListParagraph"/>
+        <w:numPr>
+          <w:ilvl w:val="0"/>
+          <w:numId w:val="23"/>
+        </w:numPr>
+        <w:rPr>
+          <w:lang w:val="en-US"/>
+        </w:rPr>
+      </w:pPr>
+      <w:r>
+        <w:rPr>
+          <w:lang w:val="en-US"/>
+        </w:rPr>
+        <w:t>selectByIndex()</w:t>
+      </w:r>
+    </w:p>
+    <w:p>
+      <w:pPr>
+        <w:pStyle w:val="ListParagraph"/>
+        <w:numPr>
+          <w:ilvl w:val="0"/>
+          <w:numId w:val="23"/>
+        </w:numPr>
+        <w:rPr>
+          <w:lang w:val="en-US"/>
+        </w:rPr>
+      </w:pPr>
+      <w:r>
+        <w:rPr>
+          <w:lang w:val="en-US"/>
+        </w:rPr>
+        <w:t xml:space="preserve">getAllSelectedOptions() </w:t>
+      </w:r>
+      <w:r>
+        <w:rPr>
+          <w:lang w:val="en-US"/>
+        </w:rPr>
+        <w:sym w:font="Wingdings" w:char="F0E0"/>
+      </w:r>
+      <w:r>
+        <w:rPr>
+          <w:lang w:val="en-US"/>
+        </w:rPr>
+        <w:t xml:space="preserve"> Returns list of all the selected elements / options from List</w:t>
+      </w:r>
+      <w:r>
+        <w:rPr>
+          <w:lang w:val="en-US"/>
+        </w:rPr>
+        <w:t xml:space="preserve"> </w:t>
+      </w:r>
+      <w:r>
+        <w:rPr>
+          <w:lang w:val="en-US"/>
+        </w:rPr>
+        <w:t>box. (List&lt;WebElement&gt;)</w:t>
+      </w:r>
+    </w:p>
+    <w:p>
+      <w:pPr>
+        <w:pStyle w:val="ListParagraph"/>
+        <w:numPr>
+          <w:ilvl w:val="0"/>
+          <w:numId w:val="23"/>
+        </w:numPr>
+        <w:rPr>
+          <w:lang w:val="en-US"/>
+        </w:rPr>
+      </w:pPr>
+      <w:r>
+        <w:rPr>
+          <w:lang w:val="en-US"/>
+        </w:rPr>
+        <w:t xml:space="preserve">isMultiple() </w:t>
+      </w:r>
+      <w:r>
+        <w:rPr>
+          <w:lang w:val="en-US"/>
+        </w:rPr>
+        <w:sym w:font="Wingdings" w:char="F0E0"/>
+      </w:r>
+      <w:r>
+        <w:rPr>
+          <w:lang w:val="en-US"/>
+        </w:rPr>
+        <w:t xml:space="preserve"> Checks that whether the control allows to select multiple options or not. (boolean)</w:t>
+      </w:r>
       <w:bookmarkStart w:id="0" w:name="_GoBack"/>
       <w:bookmarkEnd w:id="0"/>
     </w:p>
@@ -9601,49 +9733,49 @@
     </dgm:pt>
   </dgm:ptLst>
   <dgm:cxnLst>
-    <dgm:cxn modelId="{361BFEF8-DDA0-4EBA-968B-0AAC33259B8F}" type="presOf" srcId="{BA319471-CEE2-4F47-BD5C-3922FB7DFA6B}" destId="{59356F7B-2878-4C69-8BCC-736D52D62464}" srcOrd="0" destOrd="0" presId="urn:microsoft.com/office/officeart/2005/8/layout/cycle2"/>
-    <dgm:cxn modelId="{B119D05A-2548-4750-BB6F-59947F637817}" type="presOf" srcId="{A01E66F2-8DE2-4DBF-B8E1-AB48AEB22F0F}" destId="{48BF6C11-EF1A-4273-900D-DD5B59C0D92F}" srcOrd="0" destOrd="0" presId="urn:microsoft.com/office/officeart/2005/8/layout/cycle2"/>
-    <dgm:cxn modelId="{B6B50DA6-66A4-4B82-A1FA-8DC0858EEF88}" type="presOf" srcId="{6BE14A29-3F47-4123-9A53-87F7E3976F30}" destId="{1379CEB1-3469-4B4A-813A-D2A2C295406E}" srcOrd="0" destOrd="0" presId="urn:microsoft.com/office/officeart/2005/8/layout/cycle2"/>
+    <dgm:cxn modelId="{EB0EC7C9-CEC1-467B-ADF7-7628B8E44729}" type="presOf" srcId="{D35F654F-C71E-4CF2-BA21-C832C92DCB2B}" destId="{C262E5EC-AFFC-4D29-8F55-4FC98D066102}" srcOrd="1" destOrd="0" presId="urn:microsoft.com/office/officeart/2005/8/layout/cycle2"/>
+    <dgm:cxn modelId="{A0109055-ACF2-4F86-91DB-C3434C6FFA91}" type="presOf" srcId="{D35F654F-C71E-4CF2-BA21-C832C92DCB2B}" destId="{9F2CA740-10BE-422F-97C4-215D3262A7C2}" srcOrd="0" destOrd="0" presId="urn:microsoft.com/office/officeart/2005/8/layout/cycle2"/>
+    <dgm:cxn modelId="{3354B5DD-DD06-4226-83B0-C5DBB4314929}" srcId="{30169AF5-3F60-49ED-BA16-26E156F3CD77}" destId="{D01084D7-448F-40E6-BAD6-916FA5266B35}" srcOrd="1" destOrd="0" parTransId="{11A516D9-F860-4BE8-BA91-08CBF1F90AAF}" sibTransId="{BA319471-CEE2-4F47-BD5C-3922FB7DFA6B}"/>
+    <dgm:cxn modelId="{3A6CAD7C-9D06-4601-9DA6-58C23D4FE730}" srcId="{30169AF5-3F60-49ED-BA16-26E156F3CD77}" destId="{E3147738-712C-470E-BA43-1900B58F3BA1}" srcOrd="5" destOrd="0" parTransId="{390EF3C2-87EC-4379-B2B2-CD6400F6DFF0}" sibTransId="{A01E66F2-8DE2-4DBF-B8E1-AB48AEB22F0F}"/>
+    <dgm:cxn modelId="{7D752029-B3EF-4D9F-801A-6F87E5067D1D}" type="presOf" srcId="{A3989F04-57A2-4559-BF44-044AD8FBD67A}" destId="{A670810F-0345-4254-8BC7-4FA06BB5C3CC}" srcOrd="0" destOrd="0" presId="urn:microsoft.com/office/officeart/2005/8/layout/cycle2"/>
+    <dgm:cxn modelId="{D2E04241-210D-4CF4-9323-1CFE19946662}" type="presOf" srcId="{D996DF6E-E24A-4672-B53C-F45E82ED11D5}" destId="{23B2CE62-F90C-4121-BB9A-FD58550B5409}" srcOrd="0" destOrd="0" presId="urn:microsoft.com/office/officeart/2005/8/layout/cycle2"/>
+    <dgm:cxn modelId="{026D6AE9-41C4-4E88-B421-D7A6BB38CC27}" srcId="{30169AF5-3F60-49ED-BA16-26E156F3CD77}" destId="{F2BE9233-54BD-4C28-B5F2-1B65E9CDDF96}" srcOrd="3" destOrd="0" parTransId="{672307C0-A98C-48FA-8729-D6E3187E5E3A}" sibTransId="{9C8E8DEB-5DB8-4F82-8CE8-1171D0ABBD37}"/>
+    <dgm:cxn modelId="{B8CB0855-835F-4AD4-B068-C4751FDF253D}" type="presOf" srcId="{A01E66F2-8DE2-4DBF-B8E1-AB48AEB22F0F}" destId="{48BF6C11-EF1A-4273-900D-DD5B59C0D92F}" srcOrd="0" destOrd="0" presId="urn:microsoft.com/office/officeart/2005/8/layout/cycle2"/>
+    <dgm:cxn modelId="{68A3F72A-CE1C-40EA-B47C-58DF96C0B486}" type="presOf" srcId="{D01084D7-448F-40E6-BAD6-916FA5266B35}" destId="{6AB4841B-36EA-4743-8E11-22D754152787}" srcOrd="0" destOrd="0" presId="urn:microsoft.com/office/officeart/2005/8/layout/cycle2"/>
+    <dgm:cxn modelId="{E9D35F14-D542-4236-BA24-5DBC11D56849}" type="presOf" srcId="{9C8E8DEB-5DB8-4F82-8CE8-1171D0ABBD37}" destId="{15DBFFA1-5F90-4067-9D91-73AA2852D991}" srcOrd="1" destOrd="0" presId="urn:microsoft.com/office/officeart/2005/8/layout/cycle2"/>
+    <dgm:cxn modelId="{CD767F68-E827-495F-95F2-026EBE8D528C}" type="presOf" srcId="{E3147738-712C-470E-BA43-1900B58F3BA1}" destId="{ABB91F78-7B6C-410F-9644-452AF8D7494A}" srcOrd="0" destOrd="0" presId="urn:microsoft.com/office/officeart/2005/8/layout/cycle2"/>
+    <dgm:cxn modelId="{52FB9DC5-6380-4116-8C70-FAC8D715E805}" type="presOf" srcId="{F2BE9233-54BD-4C28-B5F2-1B65E9CDDF96}" destId="{F9AED730-9635-4E85-B16D-CDB7F5FBEF2A}" srcOrd="0" destOrd="0" presId="urn:microsoft.com/office/officeart/2005/8/layout/cycle2"/>
+    <dgm:cxn modelId="{1D0B91C2-469C-46B5-9E32-E3980FF77AA9}" type="presOf" srcId="{6BE14A29-3F47-4123-9A53-87F7E3976F30}" destId="{1379CEB1-3469-4B4A-813A-D2A2C295406E}" srcOrd="0" destOrd="0" presId="urn:microsoft.com/office/officeart/2005/8/layout/cycle2"/>
+    <dgm:cxn modelId="{848F4C5E-1795-4D95-A513-241970F0A4EE}" type="presOf" srcId="{A01E66F2-8DE2-4DBF-B8E1-AB48AEB22F0F}" destId="{2D827D14-3A64-4B45-B11B-3ECDBC24212A}" srcOrd="1" destOrd="0" presId="urn:microsoft.com/office/officeart/2005/8/layout/cycle2"/>
+    <dgm:cxn modelId="{FC683937-3E9A-4071-B70B-BFE511A7B23C}" srcId="{30169AF5-3F60-49ED-BA16-26E156F3CD77}" destId="{6BE14A29-3F47-4123-9A53-87F7E3976F30}" srcOrd="4" destOrd="0" parTransId="{14C76E7C-A806-46D2-A04B-406CC2747FBF}" sibTransId="{D35F654F-C71E-4CF2-BA21-C832C92DCB2B}"/>
+    <dgm:cxn modelId="{BAB1F8DD-1BA3-417C-9DC2-C72EFD2766F8}" type="presOf" srcId="{D996DF6E-E24A-4672-B53C-F45E82ED11D5}" destId="{85727C8B-3068-4E77-A7A1-E6EDA8103D60}" srcOrd="1" destOrd="0" presId="urn:microsoft.com/office/officeart/2005/8/layout/cycle2"/>
+    <dgm:cxn modelId="{F09F8ED9-D24F-448F-AF8E-F92EC404CBA7}" srcId="{30169AF5-3F60-49ED-BA16-26E156F3CD77}" destId="{7C03F650-450B-470D-9F41-9EBB6F24DE08}" srcOrd="0" destOrd="0" parTransId="{A8856599-3D3C-4A85-ABFD-520651FDD510}" sibTransId="{D996DF6E-E24A-4672-B53C-F45E82ED11D5}"/>
     <dgm:cxn modelId="{57569DDB-32CD-4132-93C5-3D28EE6D9D0F}" srcId="{30169AF5-3F60-49ED-BA16-26E156F3CD77}" destId="{A3989F04-57A2-4559-BF44-044AD8FBD67A}" srcOrd="2" destOrd="0" parTransId="{E7AABBEB-8EE1-4214-A7B4-DD1F0B63D6DC}" sibTransId="{F90989A5-9584-42E6-85EC-F46F18F0E118}"/>
-    <dgm:cxn modelId="{B87AAD81-282E-419A-8D15-8F2FD084646D}" type="presOf" srcId="{9C8E8DEB-5DB8-4F82-8CE8-1171D0ABBD37}" destId="{15DBFFA1-5F90-4067-9D91-73AA2852D991}" srcOrd="1" destOrd="0" presId="urn:microsoft.com/office/officeart/2005/8/layout/cycle2"/>
-    <dgm:cxn modelId="{2A23C073-A572-463A-A7D0-D597DADF6C17}" type="presOf" srcId="{F90989A5-9584-42E6-85EC-F46F18F0E118}" destId="{74D1E673-78E8-4911-AB9E-E98BE428CF47}" srcOrd="1" destOrd="0" presId="urn:microsoft.com/office/officeart/2005/8/layout/cycle2"/>
-    <dgm:cxn modelId="{3354B5DD-DD06-4226-83B0-C5DBB4314929}" srcId="{30169AF5-3F60-49ED-BA16-26E156F3CD77}" destId="{D01084D7-448F-40E6-BAD6-916FA5266B35}" srcOrd="1" destOrd="0" parTransId="{11A516D9-F860-4BE8-BA91-08CBF1F90AAF}" sibTransId="{BA319471-CEE2-4F47-BD5C-3922FB7DFA6B}"/>
-    <dgm:cxn modelId="{1A395D99-84BC-4BEB-827C-06EBFD0631B1}" type="presOf" srcId="{D35F654F-C71E-4CF2-BA21-C832C92DCB2B}" destId="{9F2CA740-10BE-422F-97C4-215D3262A7C2}" srcOrd="0" destOrd="0" presId="urn:microsoft.com/office/officeart/2005/8/layout/cycle2"/>
-    <dgm:cxn modelId="{E7611CA8-C626-49F2-9202-105FE70B6EEA}" type="presOf" srcId="{BA319471-CEE2-4F47-BD5C-3922FB7DFA6B}" destId="{2FCF5CF5-49BA-4E5D-A81E-50ABA18D10A9}" srcOrd="1" destOrd="0" presId="urn:microsoft.com/office/officeart/2005/8/layout/cycle2"/>
-    <dgm:cxn modelId="{026D6AE9-41C4-4E88-B421-D7A6BB38CC27}" srcId="{30169AF5-3F60-49ED-BA16-26E156F3CD77}" destId="{F2BE9233-54BD-4C28-B5F2-1B65E9CDDF96}" srcOrd="3" destOrd="0" parTransId="{672307C0-A98C-48FA-8729-D6E3187E5E3A}" sibTransId="{9C8E8DEB-5DB8-4F82-8CE8-1171D0ABBD37}"/>
-    <dgm:cxn modelId="{3A6CAD7C-9D06-4601-9DA6-58C23D4FE730}" srcId="{30169AF5-3F60-49ED-BA16-26E156F3CD77}" destId="{E3147738-712C-470E-BA43-1900B58F3BA1}" srcOrd="5" destOrd="0" parTransId="{390EF3C2-87EC-4379-B2B2-CD6400F6DFF0}" sibTransId="{A01E66F2-8DE2-4DBF-B8E1-AB48AEB22F0F}"/>
-    <dgm:cxn modelId="{BC6EDE89-0CD2-4CAE-BF51-9A8A0850C99B}" type="presOf" srcId="{7C03F650-450B-470D-9F41-9EBB6F24DE08}" destId="{915300E8-D21B-48E5-86A7-A677802348CF}" srcOrd="0" destOrd="0" presId="urn:microsoft.com/office/officeart/2005/8/layout/cycle2"/>
-    <dgm:cxn modelId="{61972AC9-DB21-4563-AB3D-3C90BCAA186E}" type="presOf" srcId="{F90989A5-9584-42E6-85EC-F46F18F0E118}" destId="{31D81D24-1473-4316-96A5-763E7A6060DC}" srcOrd="0" destOrd="0" presId="urn:microsoft.com/office/officeart/2005/8/layout/cycle2"/>
-    <dgm:cxn modelId="{C331C677-BAED-42D3-BF62-C440049D8751}" type="presOf" srcId="{F2BE9233-54BD-4C28-B5F2-1B65E9CDDF96}" destId="{F9AED730-9635-4E85-B16D-CDB7F5FBEF2A}" srcOrd="0" destOrd="0" presId="urn:microsoft.com/office/officeart/2005/8/layout/cycle2"/>
-    <dgm:cxn modelId="{116EA1F9-F7DE-4946-838B-26EB1391C04C}" type="presOf" srcId="{A3989F04-57A2-4559-BF44-044AD8FBD67A}" destId="{A670810F-0345-4254-8BC7-4FA06BB5C3CC}" srcOrd="0" destOrd="0" presId="urn:microsoft.com/office/officeart/2005/8/layout/cycle2"/>
-    <dgm:cxn modelId="{6241205F-5724-4581-821C-C434C34FC536}" type="presOf" srcId="{E3147738-712C-470E-BA43-1900B58F3BA1}" destId="{ABB91F78-7B6C-410F-9644-452AF8D7494A}" srcOrd="0" destOrd="0" presId="urn:microsoft.com/office/officeart/2005/8/layout/cycle2"/>
-    <dgm:cxn modelId="{73771F3E-5FD0-4FC1-A4BB-109FC8D4BEC5}" type="presOf" srcId="{D35F654F-C71E-4CF2-BA21-C832C92DCB2B}" destId="{C262E5EC-AFFC-4D29-8F55-4FC98D066102}" srcOrd="1" destOrd="0" presId="urn:microsoft.com/office/officeart/2005/8/layout/cycle2"/>
-    <dgm:cxn modelId="{5C2963DF-04F2-4D15-B8E2-DF759F5AC2EE}" type="presOf" srcId="{D996DF6E-E24A-4672-B53C-F45E82ED11D5}" destId="{85727C8B-3068-4E77-A7A1-E6EDA8103D60}" srcOrd="1" destOrd="0" presId="urn:microsoft.com/office/officeart/2005/8/layout/cycle2"/>
-    <dgm:cxn modelId="{2063AAA7-4814-4563-8B20-09EAAC221AEF}" type="presOf" srcId="{D01084D7-448F-40E6-BAD6-916FA5266B35}" destId="{6AB4841B-36EA-4743-8E11-22D754152787}" srcOrd="0" destOrd="0" presId="urn:microsoft.com/office/officeart/2005/8/layout/cycle2"/>
-    <dgm:cxn modelId="{9CDF7BE0-B493-4925-A4B9-1C1D49D615BE}" type="presOf" srcId="{9C8E8DEB-5DB8-4F82-8CE8-1171D0ABBD37}" destId="{2C63797F-35D2-4BF1-ADFC-8E15A2A56D28}" srcOrd="0" destOrd="0" presId="urn:microsoft.com/office/officeart/2005/8/layout/cycle2"/>
-    <dgm:cxn modelId="{1A9A3283-5830-4D5D-904F-D75A366F937E}" type="presOf" srcId="{D996DF6E-E24A-4672-B53C-F45E82ED11D5}" destId="{23B2CE62-F90C-4121-BB9A-FD58550B5409}" srcOrd="0" destOrd="0" presId="urn:microsoft.com/office/officeart/2005/8/layout/cycle2"/>
-    <dgm:cxn modelId="{C6439AD6-AB21-4FF8-9EEB-4DB2C0DC1919}" type="presOf" srcId="{30169AF5-3F60-49ED-BA16-26E156F3CD77}" destId="{B41B0945-C228-466F-ACBC-F0427AE563C3}" srcOrd="0" destOrd="0" presId="urn:microsoft.com/office/officeart/2005/8/layout/cycle2"/>
-    <dgm:cxn modelId="{F09F8ED9-D24F-448F-AF8E-F92EC404CBA7}" srcId="{30169AF5-3F60-49ED-BA16-26E156F3CD77}" destId="{7C03F650-450B-470D-9F41-9EBB6F24DE08}" srcOrd="0" destOrd="0" parTransId="{A8856599-3D3C-4A85-ABFD-520651FDD510}" sibTransId="{D996DF6E-E24A-4672-B53C-F45E82ED11D5}"/>
-    <dgm:cxn modelId="{21875170-85DA-49A3-963F-B54A9F1A632B}" type="presOf" srcId="{A01E66F2-8DE2-4DBF-B8E1-AB48AEB22F0F}" destId="{2D827D14-3A64-4B45-B11B-3ECDBC24212A}" srcOrd="1" destOrd="0" presId="urn:microsoft.com/office/officeart/2005/8/layout/cycle2"/>
-    <dgm:cxn modelId="{FC683937-3E9A-4071-B70B-BFE511A7B23C}" srcId="{30169AF5-3F60-49ED-BA16-26E156F3CD77}" destId="{6BE14A29-3F47-4123-9A53-87F7E3976F30}" srcOrd="4" destOrd="0" parTransId="{14C76E7C-A806-46D2-A04B-406CC2747FBF}" sibTransId="{D35F654F-C71E-4CF2-BA21-C832C92DCB2B}"/>
-    <dgm:cxn modelId="{E4D3B418-693B-4FFE-A81F-5E87CEAE454F}" type="presParOf" srcId="{B41B0945-C228-466F-ACBC-F0427AE563C3}" destId="{915300E8-D21B-48E5-86A7-A677802348CF}" srcOrd="0" destOrd="0" presId="urn:microsoft.com/office/officeart/2005/8/layout/cycle2"/>
-    <dgm:cxn modelId="{00D326CF-7C54-42D7-AE0B-546515B9FDF4}" type="presParOf" srcId="{B41B0945-C228-466F-ACBC-F0427AE563C3}" destId="{23B2CE62-F90C-4121-BB9A-FD58550B5409}" srcOrd="1" destOrd="0" presId="urn:microsoft.com/office/officeart/2005/8/layout/cycle2"/>
-    <dgm:cxn modelId="{968A07F2-630A-405E-86E9-505326C8674D}" type="presParOf" srcId="{23B2CE62-F90C-4121-BB9A-FD58550B5409}" destId="{85727C8B-3068-4E77-A7A1-E6EDA8103D60}" srcOrd="0" destOrd="0" presId="urn:microsoft.com/office/officeart/2005/8/layout/cycle2"/>
-    <dgm:cxn modelId="{1267D17A-73A2-446E-8F6E-019A99E3B269}" type="presParOf" srcId="{B41B0945-C228-466F-ACBC-F0427AE563C3}" destId="{6AB4841B-36EA-4743-8E11-22D754152787}" srcOrd="2" destOrd="0" presId="urn:microsoft.com/office/officeart/2005/8/layout/cycle2"/>
-    <dgm:cxn modelId="{F86736E6-8EB7-477F-9254-203EFC459472}" type="presParOf" srcId="{B41B0945-C228-466F-ACBC-F0427AE563C3}" destId="{59356F7B-2878-4C69-8BCC-736D52D62464}" srcOrd="3" destOrd="0" presId="urn:microsoft.com/office/officeart/2005/8/layout/cycle2"/>
-    <dgm:cxn modelId="{B975AD89-EDA1-463E-96DA-D62DA961B423}" type="presParOf" srcId="{59356F7B-2878-4C69-8BCC-736D52D62464}" destId="{2FCF5CF5-49BA-4E5D-A81E-50ABA18D10A9}" srcOrd="0" destOrd="0" presId="urn:microsoft.com/office/officeart/2005/8/layout/cycle2"/>
-    <dgm:cxn modelId="{6C7AA6A1-E806-494A-99E9-6133585B27CF}" type="presParOf" srcId="{B41B0945-C228-466F-ACBC-F0427AE563C3}" destId="{A670810F-0345-4254-8BC7-4FA06BB5C3CC}" srcOrd="4" destOrd="0" presId="urn:microsoft.com/office/officeart/2005/8/layout/cycle2"/>
-    <dgm:cxn modelId="{2A2A172C-4731-44F6-84D5-EB741495FC18}" type="presParOf" srcId="{B41B0945-C228-466F-ACBC-F0427AE563C3}" destId="{31D81D24-1473-4316-96A5-763E7A6060DC}" srcOrd="5" destOrd="0" presId="urn:microsoft.com/office/officeart/2005/8/layout/cycle2"/>
-    <dgm:cxn modelId="{AEC2A241-7A81-497B-97AF-CCD5920FC6D8}" type="presParOf" srcId="{31D81D24-1473-4316-96A5-763E7A6060DC}" destId="{74D1E673-78E8-4911-AB9E-E98BE428CF47}" srcOrd="0" destOrd="0" presId="urn:microsoft.com/office/officeart/2005/8/layout/cycle2"/>
-    <dgm:cxn modelId="{0342B632-7960-47E1-8090-BEF226A14A68}" type="presParOf" srcId="{B41B0945-C228-466F-ACBC-F0427AE563C3}" destId="{F9AED730-9635-4E85-B16D-CDB7F5FBEF2A}" srcOrd="6" destOrd="0" presId="urn:microsoft.com/office/officeart/2005/8/layout/cycle2"/>
-    <dgm:cxn modelId="{72180976-829F-4E5F-BA1A-165CAF61BD59}" type="presParOf" srcId="{B41B0945-C228-466F-ACBC-F0427AE563C3}" destId="{2C63797F-35D2-4BF1-ADFC-8E15A2A56D28}" srcOrd="7" destOrd="0" presId="urn:microsoft.com/office/officeart/2005/8/layout/cycle2"/>
-    <dgm:cxn modelId="{D71E1999-3C88-4F20-83DC-14DCF6078E85}" type="presParOf" srcId="{2C63797F-35D2-4BF1-ADFC-8E15A2A56D28}" destId="{15DBFFA1-5F90-4067-9D91-73AA2852D991}" srcOrd="0" destOrd="0" presId="urn:microsoft.com/office/officeart/2005/8/layout/cycle2"/>
-    <dgm:cxn modelId="{57EE619A-A57E-4D79-8853-8B4B76515210}" type="presParOf" srcId="{B41B0945-C228-466F-ACBC-F0427AE563C3}" destId="{1379CEB1-3469-4B4A-813A-D2A2C295406E}" srcOrd="8" destOrd="0" presId="urn:microsoft.com/office/officeart/2005/8/layout/cycle2"/>
-    <dgm:cxn modelId="{500A328C-4B99-4939-91F5-61DE28C11F6E}" type="presParOf" srcId="{B41B0945-C228-466F-ACBC-F0427AE563C3}" destId="{9F2CA740-10BE-422F-97C4-215D3262A7C2}" srcOrd="9" destOrd="0" presId="urn:microsoft.com/office/officeart/2005/8/layout/cycle2"/>
-    <dgm:cxn modelId="{03B35DD2-675E-43B9-83A7-B5F827F01B94}" type="presParOf" srcId="{9F2CA740-10BE-422F-97C4-215D3262A7C2}" destId="{C262E5EC-AFFC-4D29-8F55-4FC98D066102}" srcOrd="0" destOrd="0" presId="urn:microsoft.com/office/officeart/2005/8/layout/cycle2"/>
-    <dgm:cxn modelId="{53556B7D-D55E-4201-BB39-6DF76BA0F4A1}" type="presParOf" srcId="{B41B0945-C228-466F-ACBC-F0427AE563C3}" destId="{ABB91F78-7B6C-410F-9644-452AF8D7494A}" srcOrd="10" destOrd="0" presId="urn:microsoft.com/office/officeart/2005/8/layout/cycle2"/>
-    <dgm:cxn modelId="{EA9E3356-B7CA-4F42-BAF0-EB250471A1D1}" type="presParOf" srcId="{B41B0945-C228-466F-ACBC-F0427AE563C3}" destId="{48BF6C11-EF1A-4273-900D-DD5B59C0D92F}" srcOrd="11" destOrd="0" presId="urn:microsoft.com/office/officeart/2005/8/layout/cycle2"/>
-    <dgm:cxn modelId="{16DF6EF9-91E9-418B-9429-6473BB8AE104}" type="presParOf" srcId="{48BF6C11-EF1A-4273-900D-DD5B59C0D92F}" destId="{2D827D14-3A64-4B45-B11B-3ECDBC24212A}" srcOrd="0" destOrd="0" presId="urn:microsoft.com/office/officeart/2005/8/layout/cycle2"/>
+    <dgm:cxn modelId="{C798414A-263C-4879-9C9A-B89A5476B363}" type="presOf" srcId="{30169AF5-3F60-49ED-BA16-26E156F3CD77}" destId="{B41B0945-C228-466F-ACBC-F0427AE563C3}" srcOrd="0" destOrd="0" presId="urn:microsoft.com/office/officeart/2005/8/layout/cycle2"/>
+    <dgm:cxn modelId="{C83E9738-6A24-48E5-8C0F-D627BD0904C1}" type="presOf" srcId="{7C03F650-450B-470D-9F41-9EBB6F24DE08}" destId="{915300E8-D21B-48E5-86A7-A677802348CF}" srcOrd="0" destOrd="0" presId="urn:microsoft.com/office/officeart/2005/8/layout/cycle2"/>
+    <dgm:cxn modelId="{0F7B59BB-F455-4BA2-BF11-1205C73865A5}" type="presOf" srcId="{BA319471-CEE2-4F47-BD5C-3922FB7DFA6B}" destId="{2FCF5CF5-49BA-4E5D-A81E-50ABA18D10A9}" srcOrd="1" destOrd="0" presId="urn:microsoft.com/office/officeart/2005/8/layout/cycle2"/>
+    <dgm:cxn modelId="{B8199DDA-93F7-4DF3-AF3C-1E1680C3A11D}" type="presOf" srcId="{F90989A5-9584-42E6-85EC-F46F18F0E118}" destId="{74D1E673-78E8-4911-AB9E-E98BE428CF47}" srcOrd="1" destOrd="0" presId="urn:microsoft.com/office/officeart/2005/8/layout/cycle2"/>
+    <dgm:cxn modelId="{7BF5CBBD-F90F-4965-B8C6-7283E5F54417}" type="presOf" srcId="{F90989A5-9584-42E6-85EC-F46F18F0E118}" destId="{31D81D24-1473-4316-96A5-763E7A6060DC}" srcOrd="0" destOrd="0" presId="urn:microsoft.com/office/officeart/2005/8/layout/cycle2"/>
+    <dgm:cxn modelId="{112562DF-E40F-4BA2-B87D-395BF5857FFD}" type="presOf" srcId="{BA319471-CEE2-4F47-BD5C-3922FB7DFA6B}" destId="{59356F7B-2878-4C69-8BCC-736D52D62464}" srcOrd="0" destOrd="0" presId="urn:microsoft.com/office/officeart/2005/8/layout/cycle2"/>
+    <dgm:cxn modelId="{BF0D0B76-2461-4F98-AEFF-76D10F2F677C}" type="presOf" srcId="{9C8E8DEB-5DB8-4F82-8CE8-1171D0ABBD37}" destId="{2C63797F-35D2-4BF1-ADFC-8E15A2A56D28}" srcOrd="0" destOrd="0" presId="urn:microsoft.com/office/officeart/2005/8/layout/cycle2"/>
+    <dgm:cxn modelId="{4C598B37-2E76-4BFD-9960-4E0A20F08E32}" type="presParOf" srcId="{B41B0945-C228-466F-ACBC-F0427AE563C3}" destId="{915300E8-D21B-48E5-86A7-A677802348CF}" srcOrd="0" destOrd="0" presId="urn:microsoft.com/office/officeart/2005/8/layout/cycle2"/>
+    <dgm:cxn modelId="{ADADE189-EAEC-4864-923E-F6DCE9020ED9}" type="presParOf" srcId="{B41B0945-C228-466F-ACBC-F0427AE563C3}" destId="{23B2CE62-F90C-4121-BB9A-FD58550B5409}" srcOrd="1" destOrd="0" presId="urn:microsoft.com/office/officeart/2005/8/layout/cycle2"/>
+    <dgm:cxn modelId="{C6A047B2-C6F3-4429-AAEC-4C2392F21B01}" type="presParOf" srcId="{23B2CE62-F90C-4121-BB9A-FD58550B5409}" destId="{85727C8B-3068-4E77-A7A1-E6EDA8103D60}" srcOrd="0" destOrd="0" presId="urn:microsoft.com/office/officeart/2005/8/layout/cycle2"/>
+    <dgm:cxn modelId="{B17A201D-7BF9-4140-A86B-8774DD809DE5}" type="presParOf" srcId="{B41B0945-C228-466F-ACBC-F0427AE563C3}" destId="{6AB4841B-36EA-4743-8E11-22D754152787}" srcOrd="2" destOrd="0" presId="urn:microsoft.com/office/officeart/2005/8/layout/cycle2"/>
+    <dgm:cxn modelId="{1AA285AA-0A72-4FEF-9904-33F88F928693}" type="presParOf" srcId="{B41B0945-C228-466F-ACBC-F0427AE563C3}" destId="{59356F7B-2878-4C69-8BCC-736D52D62464}" srcOrd="3" destOrd="0" presId="urn:microsoft.com/office/officeart/2005/8/layout/cycle2"/>
+    <dgm:cxn modelId="{0A0FC2B0-CFD1-40C4-83F9-064C13DAA033}" type="presParOf" srcId="{59356F7B-2878-4C69-8BCC-736D52D62464}" destId="{2FCF5CF5-49BA-4E5D-A81E-50ABA18D10A9}" srcOrd="0" destOrd="0" presId="urn:microsoft.com/office/officeart/2005/8/layout/cycle2"/>
+    <dgm:cxn modelId="{F288EE29-AC66-4B56-9C6B-CB26EA8D034A}" type="presParOf" srcId="{B41B0945-C228-466F-ACBC-F0427AE563C3}" destId="{A670810F-0345-4254-8BC7-4FA06BB5C3CC}" srcOrd="4" destOrd="0" presId="urn:microsoft.com/office/officeart/2005/8/layout/cycle2"/>
+    <dgm:cxn modelId="{72360F2C-6AA6-4BFA-A78A-B869A5C03EF2}" type="presParOf" srcId="{B41B0945-C228-466F-ACBC-F0427AE563C3}" destId="{31D81D24-1473-4316-96A5-763E7A6060DC}" srcOrd="5" destOrd="0" presId="urn:microsoft.com/office/officeart/2005/8/layout/cycle2"/>
+    <dgm:cxn modelId="{477EF41A-8770-4D92-A2F0-C370C5470FBA}" type="presParOf" srcId="{31D81D24-1473-4316-96A5-763E7A6060DC}" destId="{74D1E673-78E8-4911-AB9E-E98BE428CF47}" srcOrd="0" destOrd="0" presId="urn:microsoft.com/office/officeart/2005/8/layout/cycle2"/>
+    <dgm:cxn modelId="{FFCD36EA-9CC1-4369-81A8-D3E30CC29465}" type="presParOf" srcId="{B41B0945-C228-466F-ACBC-F0427AE563C3}" destId="{F9AED730-9635-4E85-B16D-CDB7F5FBEF2A}" srcOrd="6" destOrd="0" presId="urn:microsoft.com/office/officeart/2005/8/layout/cycle2"/>
+    <dgm:cxn modelId="{110DC392-EAF0-4856-ACA5-D565157C9C44}" type="presParOf" srcId="{B41B0945-C228-466F-ACBC-F0427AE563C3}" destId="{2C63797F-35D2-4BF1-ADFC-8E15A2A56D28}" srcOrd="7" destOrd="0" presId="urn:microsoft.com/office/officeart/2005/8/layout/cycle2"/>
+    <dgm:cxn modelId="{16F8EFE3-F14D-4CF0-AC5C-26988D8B6940}" type="presParOf" srcId="{2C63797F-35D2-4BF1-ADFC-8E15A2A56D28}" destId="{15DBFFA1-5F90-4067-9D91-73AA2852D991}" srcOrd="0" destOrd="0" presId="urn:microsoft.com/office/officeart/2005/8/layout/cycle2"/>
+    <dgm:cxn modelId="{B54B5D1F-AE29-4D0A-802E-A73A57A27BFA}" type="presParOf" srcId="{B41B0945-C228-466F-ACBC-F0427AE563C3}" destId="{1379CEB1-3469-4B4A-813A-D2A2C295406E}" srcOrd="8" destOrd="0" presId="urn:microsoft.com/office/officeart/2005/8/layout/cycle2"/>
+    <dgm:cxn modelId="{F88BBBC7-5643-4F08-B2B2-F0326A0DFE19}" type="presParOf" srcId="{B41B0945-C228-466F-ACBC-F0427AE563C3}" destId="{9F2CA740-10BE-422F-97C4-215D3262A7C2}" srcOrd="9" destOrd="0" presId="urn:microsoft.com/office/officeart/2005/8/layout/cycle2"/>
+    <dgm:cxn modelId="{A90D865F-5A95-4A89-B763-673D4957236B}" type="presParOf" srcId="{9F2CA740-10BE-422F-97C4-215D3262A7C2}" destId="{C262E5EC-AFFC-4D29-8F55-4FC98D066102}" srcOrd="0" destOrd="0" presId="urn:microsoft.com/office/officeart/2005/8/layout/cycle2"/>
+    <dgm:cxn modelId="{90EE716A-DEE6-4624-B2F2-8D0916E23AA6}" type="presParOf" srcId="{B41B0945-C228-466F-ACBC-F0427AE563C3}" destId="{ABB91F78-7B6C-410F-9644-452AF8D7494A}" srcOrd="10" destOrd="0" presId="urn:microsoft.com/office/officeart/2005/8/layout/cycle2"/>
+    <dgm:cxn modelId="{849E2F36-A766-4778-ABCA-2D0ADB68B427}" type="presParOf" srcId="{B41B0945-C228-466F-ACBC-F0427AE563C3}" destId="{48BF6C11-EF1A-4273-900D-DD5B59C0D92F}" srcOrd="11" destOrd="0" presId="urn:microsoft.com/office/officeart/2005/8/layout/cycle2"/>
+    <dgm:cxn modelId="{187B32B9-8257-4452-8DAE-7977BCE1572C}" type="presParOf" srcId="{48BF6C11-EF1A-4273-900D-DD5B59C0D92F}" destId="{2D827D14-3A64-4B45-B11B-3ECDBC24212A}" srcOrd="0" destOrd="0" presId="urn:microsoft.com/office/officeart/2005/8/layout/cycle2"/>
   </dgm:cxnLst>
   <dgm:bg/>
   <dgm:whole/>

--- a/Notes.docx
+++ b/Notes.docx
@@ -5586,38 +5586,291 @@
         </w:rPr>
         <w:t xml:space="preserve"> Checks that whether the control allows to select multiple options or not. (boolean)</w:t>
       </w:r>
+    </w:p>
+    <w:p>
+      <w:pPr>
+        <w:rPr>
+          <w:lang w:val="en-US"/>
+        </w:rPr>
+      </w:pPr>
+      <w:r>
+        <w:rPr>
+          <w:lang w:val="en-US"/>
+        </w:rPr>
+        <w:t>Operations</w:t>
+      </w:r>
+    </w:p>
+    <w:p>
+      <w:pPr>
+        <w:pStyle w:val="ListParagraph"/>
+        <w:numPr>
+          <w:ilvl w:val="0"/>
+          <w:numId w:val="22"/>
+        </w:numPr>
+        <w:rPr>
+          <w:lang w:val="en-US"/>
+        </w:rPr>
+      </w:pPr>
+      <w:r>
+        <w:rPr>
+          <w:lang w:val="en-US"/>
+        </w:rPr>
+        <w:t>Display selected country</w:t>
+      </w:r>
+    </w:p>
+    <w:p>
+      <w:pPr>
+        <w:pStyle w:val="ListParagraph"/>
+        <w:numPr>
+          <w:ilvl w:val="0"/>
+          <w:numId w:val="22"/>
+        </w:numPr>
+        <w:rPr>
+          <w:lang w:val="en-US"/>
+        </w:rPr>
+      </w:pPr>
+      <w:r>
+        <w:rPr>
+          <w:lang w:val="en-US"/>
+        </w:rPr>
+        <w:t>Display total no of countries</w:t>
+      </w:r>
+    </w:p>
+    <w:p>
+      <w:pPr>
+        <w:pStyle w:val="ListParagraph"/>
+        <w:numPr>
+          <w:ilvl w:val="0"/>
+          <w:numId w:val="22"/>
+        </w:numPr>
+        <w:rPr>
+          <w:lang w:val="en-US"/>
+        </w:rPr>
+      </w:pPr>
+      <w:r>
+        <w:rPr>
+          <w:lang w:val="en-US"/>
+        </w:rPr>
+        <w:t>Display list of all countries</w:t>
+      </w:r>
+    </w:p>
+    <w:p>
+      <w:pPr>
+        <w:pStyle w:val="ListParagraph"/>
+        <w:numPr>
+          <w:ilvl w:val="0"/>
+          <w:numId w:val="22"/>
+        </w:numPr>
+        <w:rPr>
+          <w:lang w:val="en-US"/>
+        </w:rPr>
+      </w:pPr>
+      <w:r>
+        <w:rPr>
+          <w:lang w:val="en-US"/>
+        </w:rPr>
+        <w:t>Select Egypt from the list</w:t>
+      </w:r>
+    </w:p>
+    <w:p>
+      <w:pPr>
+        <w:pStyle w:val="ListParagraph"/>
+        <w:numPr>
+          <w:ilvl w:val="0"/>
+          <w:numId w:val="22"/>
+        </w:numPr>
+        <w:rPr>
+          <w:lang w:val="en-US"/>
+        </w:rPr>
+      </w:pPr>
+      <w:r>
+        <w:rPr>
+          <w:lang w:val="en-US"/>
+        </w:rPr>
+        <w:t>Display selected country</w:t>
+      </w:r>
+    </w:p>
+    <w:p>
+      <w:pPr>
+        <w:rPr>
+          <w:lang w:val="en-US"/>
+        </w:rPr>
+      </w:pPr>
+    </w:p>
+    <w:p>
+      <w:pPr>
+        <w:rPr>
+          <w:b/>
+          <w:bCs/>
+          <w:lang w:val="en-US"/>
+        </w:rPr>
+      </w:pPr>
+      <w:r>
+        <w:rPr>
+          <w:b/>
+          <w:bCs/>
+          <w:lang w:val="en-US"/>
+        </w:rPr>
+        <w:t>Synchronization (Waits in Selenium)</w:t>
+      </w:r>
+    </w:p>
+    <w:p>
+      <w:pPr>
+        <w:rPr>
+          <w:lang w:val="en-US"/>
+        </w:rPr>
+      </w:pPr>
+      <w:r>
+        <w:rPr>
+          <w:lang w:val="en-US"/>
+        </w:rPr>
+        <w:t>Synchronization is a process of adjusting speed of tool with speed of application</w:t>
+      </w:r>
+    </w:p>
+    <w:p>
+      <w:pPr>
+        <w:pStyle w:val="ListParagraph"/>
+        <w:numPr>
+          <w:ilvl w:val="0"/>
+          <w:numId w:val="24"/>
+        </w:numPr>
+        <w:rPr>
+          <w:lang w:val="en-US"/>
+        </w:rPr>
+      </w:pPr>
+      <w:r>
+        <w:rPr>
+          <w:lang w:val="en-US"/>
+        </w:rPr>
+        <w:t>Thread.sleep()</w:t>
+      </w:r>
+      <w:r>
+        <w:rPr>
+          <w:lang w:val="en-US"/>
+        </w:rPr>
+        <w:t xml:space="preserve"> </w:t>
+      </w:r>
+      <w:r>
+        <w:rPr>
+          <w:lang w:val="en-US"/>
+        </w:rPr>
+        <w:sym w:font="Wingdings" w:char="F0E0"/>
+      </w:r>
+      <w:r>
+        <w:rPr>
+          <w:lang w:val="en-US"/>
+        </w:rPr>
+        <w:t xml:space="preserve"> Will add a pause the execution of script for specified milliseconds. </w:t>
+      </w:r>
+    </w:p>
+    <w:p>
+      <w:pPr>
+        <w:pStyle w:val="ListParagraph"/>
+        <w:numPr>
+          <w:ilvl w:val="1"/>
+          <w:numId w:val="24"/>
+        </w:numPr>
+        <w:rPr>
+          <w:lang w:val="en-US"/>
+        </w:rPr>
+      </w:pPr>
+      <w:r>
+        <w:rPr>
+          <w:lang w:val="en-US"/>
+        </w:rPr>
+        <w:t>It takes mandatory delay.</w:t>
+      </w:r>
+    </w:p>
+    <w:p>
+      <w:pPr>
+        <w:pStyle w:val="ListParagraph"/>
+        <w:numPr>
+          <w:ilvl w:val="1"/>
+          <w:numId w:val="24"/>
+        </w:numPr>
+        <w:rPr>
+          <w:lang w:val="en-US"/>
+        </w:rPr>
+      </w:pPr>
+      <w:r>
+        <w:rPr>
+          <w:lang w:val="en-US"/>
+        </w:rPr>
+        <w:t>It is applicable to single statement only.</w:t>
+      </w:r>
+    </w:p>
+    <w:p>
+      <w:pPr>
+        <w:pStyle w:val="ListParagraph"/>
+        <w:numPr>
+          <w:ilvl w:val="0"/>
+          <w:numId w:val="24"/>
+        </w:numPr>
+        <w:rPr>
+          <w:lang w:val="en-US"/>
+        </w:rPr>
+      </w:pPr>
+      <w:r>
+        <w:rPr>
+          <w:lang w:val="en-US"/>
+        </w:rPr>
+        <w:t>ImplicitWait</w:t>
+      </w:r>
+    </w:p>
+    <w:p>
+      <w:pPr>
+        <w:pStyle w:val="ListParagraph"/>
+        <w:numPr>
+          <w:ilvl w:val="1"/>
+          <w:numId w:val="24"/>
+        </w:numPr>
+        <w:rPr>
+          <w:lang w:val="en-US"/>
+        </w:rPr>
+      </w:pPr>
+      <w:r>
+        <w:rPr>
+          <w:lang w:val="en-US"/>
+        </w:rPr>
+        <w:t>It is applicable throughout the script</w:t>
+      </w:r>
+    </w:p>
+    <w:p>
+      <w:pPr>
+        <w:pStyle w:val="ListParagraph"/>
+        <w:numPr>
+          <w:ilvl w:val="1"/>
+          <w:numId w:val="24"/>
+        </w:numPr>
+        <w:rPr>
+          <w:lang w:val="en-US"/>
+        </w:rPr>
+      </w:pPr>
+      <w:r>
+        <w:rPr>
+          <w:lang w:val="en-US"/>
+        </w:rPr>
+        <w:t>It doesn’t take mandatory delay.</w:t>
+      </w:r>
       <w:bookmarkStart w:id="0" w:name="_GoBack"/>
       <w:bookmarkEnd w:id="0"/>
     </w:p>
     <w:p>
       <w:pPr>
-        <w:rPr>
-          <w:lang w:val="en-US"/>
-        </w:rPr>
-      </w:pPr>
-      <w:r>
-        <w:rPr>
-          <w:lang w:val="en-US"/>
-        </w:rPr>
-        <w:t>Operations</w:t>
-      </w:r>
-    </w:p>
-    <w:p>
-      <w:pPr>
         <w:pStyle w:val="ListParagraph"/>
         <w:numPr>
           <w:ilvl w:val="0"/>
-          <w:numId w:val="22"/>
-        </w:numPr>
-        <w:rPr>
-          <w:lang w:val="en-US"/>
-        </w:rPr>
-      </w:pPr>
-      <w:r>
-        <w:rPr>
-          <w:lang w:val="en-US"/>
-        </w:rPr>
-        <w:t>Display selected country</w:t>
+          <w:numId w:val="24"/>
+        </w:numPr>
+        <w:rPr>
+          <w:lang w:val="en-US"/>
+        </w:rPr>
+      </w:pPr>
+      <w:r>
+        <w:rPr>
+          <w:lang w:val="en-US"/>
+        </w:rPr>
+        <w:t>ExplicitWait</w:t>
       </w:r>
     </w:p>
     <w:p>
@@ -5625,17 +5878,17 @@
         <w:pStyle w:val="ListParagraph"/>
         <w:numPr>
           <w:ilvl w:val="0"/>
-          <w:numId w:val="22"/>
-        </w:numPr>
-        <w:rPr>
-          <w:lang w:val="en-US"/>
-        </w:rPr>
-      </w:pPr>
-      <w:r>
-        <w:rPr>
-          <w:lang w:val="en-US"/>
-        </w:rPr>
-        <w:t>Display total no of countries</w:t>
+          <w:numId w:val="24"/>
+        </w:numPr>
+        <w:rPr>
+          <w:lang w:val="en-US"/>
+        </w:rPr>
+      </w:pPr>
+      <w:r>
+        <w:rPr>
+          <w:lang w:val="en-US"/>
+        </w:rPr>
+        <w:t>FluentWait</w:t>
       </w:r>
     </w:p>
     <w:p>
@@ -5643,68 +5896,18 @@
         <w:pStyle w:val="ListParagraph"/>
         <w:numPr>
           <w:ilvl w:val="0"/>
-          <w:numId w:val="22"/>
-        </w:numPr>
-        <w:rPr>
-          <w:lang w:val="en-US"/>
-        </w:rPr>
-      </w:pPr>
-      <w:r>
-        <w:rPr>
-          <w:lang w:val="en-US"/>
-        </w:rPr>
-        <w:t>Display list of all countries</w:t>
-      </w:r>
-    </w:p>
-    <w:p>
-      <w:pPr>
-        <w:pStyle w:val="ListParagraph"/>
-        <w:numPr>
-          <w:ilvl w:val="0"/>
-          <w:numId w:val="22"/>
-        </w:numPr>
-        <w:rPr>
-          <w:lang w:val="en-US"/>
-        </w:rPr>
-      </w:pPr>
-      <w:r>
-        <w:rPr>
-          <w:lang w:val="en-US"/>
-        </w:rPr>
-        <w:t>Select Egypt from the list</w:t>
-      </w:r>
-    </w:p>
-    <w:p>
-      <w:pPr>
-        <w:pStyle w:val="ListParagraph"/>
-        <w:numPr>
-          <w:ilvl w:val="0"/>
-          <w:numId w:val="22"/>
-        </w:numPr>
-        <w:rPr>
-          <w:lang w:val="en-US"/>
-        </w:rPr>
-      </w:pPr>
-      <w:r>
-        <w:rPr>
-          <w:lang w:val="en-US"/>
-        </w:rPr>
-        <w:t>Display selected country</w:t>
-      </w:r>
-    </w:p>
-    <w:p>
-      <w:pPr>
-        <w:rPr>
-          <w:lang w:val="en-US"/>
-        </w:rPr>
-      </w:pPr>
-    </w:p>
-    <w:p>
-      <w:pPr>
-        <w:rPr>
-          <w:lang w:val="en-US"/>
-        </w:rPr>
-      </w:pPr>
+          <w:numId w:val="24"/>
+        </w:numPr>
+        <w:rPr>
+          <w:lang w:val="en-US"/>
+        </w:rPr>
+      </w:pPr>
+      <w:r>
+        <w:rPr>
+          <w:lang w:val="en-US"/>
+        </w:rPr>
+        <w:t>PageLoadTimeout</w:t>
+      </w:r>
     </w:p>
     <w:sectPr>
       <w:pgSz w:w="11906" w:h="16838"/>
@@ -6521,6 +6724,95 @@
     </w:lvl>
   </w:abstractNum>
   <w:abstractNum w:abstractNumId="8">
+    <w:nsid w:val="25AB391C"/>
+    <w:multiLevelType w:val="hybridMultilevel"/>
+    <w:tmpl w:val="A8B25F10"/>
+    <w:lvl w:ilvl="0" w:tplc="4009000F">
+      <w:start w:val="1"/>
+      <w:numFmt w:val="decimal"/>
+      <w:lvlText w:val="%1."/>
+      <w:lvlJc w:val="left"/>
+      <w:pPr>
+        <w:ind w:left="720" w:hanging="360"/>
+      </w:pPr>
+      <w:rPr>
+        <w:rFonts w:hint="default"/>
+      </w:rPr>
+    </w:lvl>
+    <w:lvl w:ilvl="1" w:tplc="40090019">
+      <w:start w:val="1"/>
+      <w:numFmt w:val="lowerLetter"/>
+      <w:lvlText w:val="%2."/>
+      <w:lvlJc w:val="left"/>
+      <w:pPr>
+        <w:ind w:left="1440" w:hanging="360"/>
+      </w:pPr>
+    </w:lvl>
+    <w:lvl w:ilvl="2" w:tplc="4009001B" w:tentative="1">
+      <w:start w:val="1"/>
+      <w:numFmt w:val="lowerRoman"/>
+      <w:lvlText w:val="%3."/>
+      <w:lvlJc w:val="right"/>
+      <w:pPr>
+        <w:ind w:left="2160" w:hanging="180"/>
+      </w:pPr>
+    </w:lvl>
+    <w:lvl w:ilvl="3" w:tplc="4009000F" w:tentative="1">
+      <w:start w:val="1"/>
+      <w:numFmt w:val="decimal"/>
+      <w:lvlText w:val="%4."/>
+      <w:lvlJc w:val="left"/>
+      <w:pPr>
+        <w:ind w:left="2880" w:hanging="360"/>
+      </w:pPr>
+    </w:lvl>
+    <w:lvl w:ilvl="4" w:tplc="40090019" w:tentative="1">
+      <w:start w:val="1"/>
+      <w:numFmt w:val="lowerLetter"/>
+      <w:lvlText w:val="%5."/>
+      <w:lvlJc w:val="left"/>
+      <w:pPr>
+        <w:ind w:left="3600" w:hanging="360"/>
+      </w:pPr>
+    </w:lvl>
+    <w:lvl w:ilvl="5" w:tplc="4009001B" w:tentative="1">
+      <w:start w:val="1"/>
+      <w:numFmt w:val="lowerRoman"/>
+      <w:lvlText w:val="%6."/>
+      <w:lvlJc w:val="right"/>
+      <w:pPr>
+        <w:ind w:left="4320" w:hanging="180"/>
+      </w:pPr>
+    </w:lvl>
+    <w:lvl w:ilvl="6" w:tplc="4009000F" w:tentative="1">
+      <w:start w:val="1"/>
+      <w:numFmt w:val="decimal"/>
+      <w:lvlText w:val="%7."/>
+      <w:lvlJc w:val="left"/>
+      <w:pPr>
+        <w:ind w:left="5040" w:hanging="360"/>
+      </w:pPr>
+    </w:lvl>
+    <w:lvl w:ilvl="7" w:tplc="40090019" w:tentative="1">
+      <w:start w:val="1"/>
+      <w:numFmt w:val="lowerLetter"/>
+      <w:lvlText w:val="%8."/>
+      <w:lvlJc w:val="left"/>
+      <w:pPr>
+        <w:ind w:left="5760" w:hanging="360"/>
+      </w:pPr>
+    </w:lvl>
+    <w:lvl w:ilvl="8" w:tplc="4009001B" w:tentative="1">
+      <w:start w:val="1"/>
+      <w:numFmt w:val="lowerRoman"/>
+      <w:lvlText w:val="%9."/>
+      <w:lvlJc w:val="right"/>
+      <w:pPr>
+        <w:ind w:left="6480" w:hanging="180"/>
+      </w:pPr>
+    </w:lvl>
+  </w:abstractNum>
+  <w:abstractNum w:abstractNumId="9">
     <w:nsid w:val="309168F1"/>
     <w:multiLevelType w:val="hybridMultilevel"/>
     <w:tmpl w:val="680E6146"/>
@@ -6609,7 +6901,7 @@
       </w:pPr>
     </w:lvl>
   </w:abstractNum>
-  <w:abstractNum w:abstractNumId="9">
+  <w:abstractNum w:abstractNumId="10">
     <w:nsid w:val="39023112"/>
     <w:multiLevelType w:val="hybridMultilevel"/>
     <w:tmpl w:val="F48EB6B8"/>
@@ -6698,7 +6990,7 @@
       </w:pPr>
     </w:lvl>
   </w:abstractNum>
-  <w:abstractNum w:abstractNumId="10">
+  <w:abstractNum w:abstractNumId="11">
     <w:nsid w:val="3AB146E0"/>
     <w:multiLevelType w:val="hybridMultilevel"/>
     <w:tmpl w:val="8DA4565E"/>
@@ -6811,7 +7103,7 @@
       </w:rPr>
     </w:lvl>
   </w:abstractNum>
-  <w:abstractNum w:abstractNumId="11">
+  <w:abstractNum w:abstractNumId="12">
     <w:nsid w:val="3F921678"/>
     <w:multiLevelType w:val="hybridMultilevel"/>
     <w:tmpl w:val="221E44C8"/>
@@ -6900,7 +7192,7 @@
       </w:pPr>
     </w:lvl>
   </w:abstractNum>
-  <w:abstractNum w:abstractNumId="12">
+  <w:abstractNum w:abstractNumId="13">
     <w:nsid w:val="4576746F"/>
     <w:multiLevelType w:val="hybridMultilevel"/>
     <w:tmpl w:val="F43EA7F6"/>
@@ -6989,7 +7281,7 @@
       </w:pPr>
     </w:lvl>
   </w:abstractNum>
-  <w:abstractNum w:abstractNumId="13">
+  <w:abstractNum w:abstractNumId="14">
     <w:nsid w:val="48400206"/>
     <w:multiLevelType w:val="hybridMultilevel"/>
     <w:tmpl w:val="C27C85FC"/>
@@ -7078,7 +7370,7 @@
       </w:pPr>
     </w:lvl>
   </w:abstractNum>
-  <w:abstractNum w:abstractNumId="14">
+  <w:abstractNum w:abstractNumId="15">
     <w:nsid w:val="50837B95"/>
     <w:multiLevelType w:val="hybridMultilevel"/>
     <w:tmpl w:val="609845DA"/>
@@ -7167,7 +7459,7 @@
       </w:pPr>
     </w:lvl>
   </w:abstractNum>
-  <w:abstractNum w:abstractNumId="15">
+  <w:abstractNum w:abstractNumId="16">
     <w:nsid w:val="5258329B"/>
     <w:multiLevelType w:val="hybridMultilevel"/>
     <w:tmpl w:val="BD92215E"/>
@@ -7256,7 +7548,7 @@
       </w:pPr>
     </w:lvl>
   </w:abstractNum>
-  <w:abstractNum w:abstractNumId="16">
+  <w:abstractNum w:abstractNumId="17">
     <w:nsid w:val="58FC74FD"/>
     <w:multiLevelType w:val="hybridMultilevel"/>
     <w:tmpl w:val="A59023F4"/>
@@ -7369,7 +7661,7 @@
       </w:rPr>
     </w:lvl>
   </w:abstractNum>
-  <w:abstractNum w:abstractNumId="17">
+  <w:abstractNum w:abstractNumId="18">
     <w:nsid w:val="6BAF613D"/>
     <w:multiLevelType w:val="hybridMultilevel"/>
     <w:tmpl w:val="7DD24A66"/>
@@ -7482,7 +7774,7 @@
       </w:rPr>
     </w:lvl>
   </w:abstractNum>
-  <w:abstractNum w:abstractNumId="18">
+  <w:abstractNum w:abstractNumId="19">
     <w:nsid w:val="6FD878C3"/>
     <w:multiLevelType w:val="hybridMultilevel"/>
     <w:tmpl w:val="63B48D7C"/>
@@ -7595,7 +7887,7 @@
       </w:rPr>
     </w:lvl>
   </w:abstractNum>
-  <w:abstractNum w:abstractNumId="19">
+  <w:abstractNum w:abstractNumId="20">
     <w:nsid w:val="77E30C16"/>
     <w:multiLevelType w:val="hybridMultilevel"/>
     <w:tmpl w:val="579E9B88"/>
@@ -7684,7 +7976,7 @@
       </w:pPr>
     </w:lvl>
   </w:abstractNum>
-  <w:abstractNum w:abstractNumId="20">
+  <w:abstractNum w:abstractNumId="21">
     <w:nsid w:val="78077B09"/>
     <w:multiLevelType w:val="hybridMultilevel"/>
     <w:tmpl w:val="5F663B46"/>
@@ -7773,7 +8065,7 @@
       </w:pPr>
     </w:lvl>
   </w:abstractNum>
-  <w:abstractNum w:abstractNumId="21">
+  <w:abstractNum w:abstractNumId="22">
     <w:nsid w:val="79D23D9D"/>
     <w:multiLevelType w:val="hybridMultilevel"/>
     <w:tmpl w:val="D19E3E78"/>
@@ -7862,7 +8154,7 @@
       </w:pPr>
     </w:lvl>
   </w:abstractNum>
-  <w:abstractNum w:abstractNumId="22">
+  <w:abstractNum w:abstractNumId="23">
     <w:nsid w:val="79E47C68"/>
     <w:multiLevelType w:val="hybridMultilevel"/>
     <w:tmpl w:val="1E82EB72"/>
@@ -7952,7 +8244,7 @@
     </w:lvl>
   </w:abstractNum>
   <w:num w:numId="1">
-    <w:abstractNumId w:val="18"/>
+    <w:abstractNumId w:val="19"/>
   </w:num>
   <w:num w:numId="2">
     <w:abstractNumId w:val="2"/>
@@ -7961,10 +8253,10 @@
     <w:abstractNumId w:val="3"/>
   </w:num>
   <w:num w:numId="4">
-    <w:abstractNumId w:val="10"/>
+    <w:abstractNumId w:val="11"/>
   </w:num>
   <w:num w:numId="5">
-    <w:abstractNumId w:val="17"/>
+    <w:abstractNumId w:val="18"/>
   </w:num>
   <w:num w:numId="6">
     <w:abstractNumId w:val="1"/>
@@ -7973,52 +8265,55 @@
     <w:abstractNumId w:val="0"/>
   </w:num>
   <w:num w:numId="8">
-    <w:abstractNumId w:val="11"/>
+    <w:abstractNumId w:val="12"/>
   </w:num>
   <w:num w:numId="9">
     <w:abstractNumId w:val="4"/>
   </w:num>
   <w:num w:numId="10">
-    <w:abstractNumId w:val="21"/>
+    <w:abstractNumId w:val="22"/>
   </w:num>
   <w:num w:numId="11">
-    <w:abstractNumId w:val="22"/>
+    <w:abstractNumId w:val="23"/>
   </w:num>
   <w:num w:numId="12">
     <w:abstractNumId w:val="6"/>
   </w:num>
   <w:num w:numId="13">
-    <w:abstractNumId w:val="8"/>
+    <w:abstractNumId w:val="9"/>
   </w:num>
   <w:num w:numId="14">
-    <w:abstractNumId w:val="13"/>
+    <w:abstractNumId w:val="14"/>
   </w:num>
   <w:num w:numId="15">
-    <w:abstractNumId w:val="16"/>
+    <w:abstractNumId w:val="17"/>
   </w:num>
   <w:num w:numId="16">
     <w:abstractNumId w:val="7"/>
   </w:num>
   <w:num w:numId="17">
-    <w:abstractNumId w:val="19"/>
+    <w:abstractNumId w:val="20"/>
   </w:num>
   <w:num w:numId="18">
-    <w:abstractNumId w:val="20"/>
+    <w:abstractNumId w:val="21"/>
   </w:num>
   <w:num w:numId="19">
-    <w:abstractNumId w:val="14"/>
+    <w:abstractNumId w:val="15"/>
   </w:num>
   <w:num w:numId="20">
-    <w:abstractNumId w:val="9"/>
+    <w:abstractNumId w:val="10"/>
   </w:num>
   <w:num w:numId="21">
     <w:abstractNumId w:val="5"/>
   </w:num>
   <w:num w:numId="22">
-    <w:abstractNumId w:val="12"/>
+    <w:abstractNumId w:val="13"/>
   </w:num>
   <w:num w:numId="23">
-    <w:abstractNumId w:val="15"/>
+    <w:abstractNumId w:val="16"/>
+  </w:num>
+  <w:num w:numId="24">
+    <w:abstractNumId w:val="8"/>
   </w:num>
 </w:numbering>
 </file>
@@ -9733,49 +10028,49 @@
     </dgm:pt>
   </dgm:ptLst>
   <dgm:cxnLst>
-    <dgm:cxn modelId="{EB0EC7C9-CEC1-467B-ADF7-7628B8E44729}" type="presOf" srcId="{D35F654F-C71E-4CF2-BA21-C832C92DCB2B}" destId="{C262E5EC-AFFC-4D29-8F55-4FC98D066102}" srcOrd="1" destOrd="0" presId="urn:microsoft.com/office/officeart/2005/8/layout/cycle2"/>
-    <dgm:cxn modelId="{A0109055-ACF2-4F86-91DB-C3434C6FFA91}" type="presOf" srcId="{D35F654F-C71E-4CF2-BA21-C832C92DCB2B}" destId="{9F2CA740-10BE-422F-97C4-215D3262A7C2}" srcOrd="0" destOrd="0" presId="urn:microsoft.com/office/officeart/2005/8/layout/cycle2"/>
+    <dgm:cxn modelId="{3BCDC424-3432-4BB4-9AEF-447E2A60E070}" type="presOf" srcId="{F2BE9233-54BD-4C28-B5F2-1B65E9CDDF96}" destId="{F9AED730-9635-4E85-B16D-CDB7F5FBEF2A}" srcOrd="0" destOrd="0" presId="urn:microsoft.com/office/officeart/2005/8/layout/cycle2"/>
+    <dgm:cxn modelId="{5E3393DD-A28C-4489-BBB9-E853FDAA2080}" type="presOf" srcId="{D996DF6E-E24A-4672-B53C-F45E82ED11D5}" destId="{23B2CE62-F90C-4121-BB9A-FD58550B5409}" srcOrd="0" destOrd="0" presId="urn:microsoft.com/office/officeart/2005/8/layout/cycle2"/>
+    <dgm:cxn modelId="{4886E310-2ED4-4CFE-B880-B7A0F92A358B}" type="presOf" srcId="{E3147738-712C-470E-BA43-1900B58F3BA1}" destId="{ABB91F78-7B6C-410F-9644-452AF8D7494A}" srcOrd="0" destOrd="0" presId="urn:microsoft.com/office/officeart/2005/8/layout/cycle2"/>
+    <dgm:cxn modelId="{0FD75181-02AF-43B3-9CC2-7A9F9D2135CB}" type="presOf" srcId="{D996DF6E-E24A-4672-B53C-F45E82ED11D5}" destId="{85727C8B-3068-4E77-A7A1-E6EDA8103D60}" srcOrd="1" destOrd="0" presId="urn:microsoft.com/office/officeart/2005/8/layout/cycle2"/>
+    <dgm:cxn modelId="{C9F7278C-D8BA-4CE0-B42E-17843FCE0CBD}" type="presOf" srcId="{F90989A5-9584-42E6-85EC-F46F18F0E118}" destId="{74D1E673-78E8-4911-AB9E-E98BE428CF47}" srcOrd="1" destOrd="0" presId="urn:microsoft.com/office/officeart/2005/8/layout/cycle2"/>
+    <dgm:cxn modelId="{56F70760-3E83-497E-B77B-50FB2A235AD6}" type="presOf" srcId="{D35F654F-C71E-4CF2-BA21-C832C92DCB2B}" destId="{9F2CA740-10BE-422F-97C4-215D3262A7C2}" srcOrd="0" destOrd="0" presId="urn:microsoft.com/office/officeart/2005/8/layout/cycle2"/>
+    <dgm:cxn modelId="{A6422A21-DE1F-4C61-83E8-4188C188C062}" type="presOf" srcId="{F90989A5-9584-42E6-85EC-F46F18F0E118}" destId="{31D81D24-1473-4316-96A5-763E7A6060DC}" srcOrd="0" destOrd="0" presId="urn:microsoft.com/office/officeart/2005/8/layout/cycle2"/>
+    <dgm:cxn modelId="{771935DB-CAC1-4EB3-93BD-FB1451A3DD4B}" type="presOf" srcId="{A3989F04-57A2-4559-BF44-044AD8FBD67A}" destId="{A670810F-0345-4254-8BC7-4FA06BB5C3CC}" srcOrd="0" destOrd="0" presId="urn:microsoft.com/office/officeart/2005/8/layout/cycle2"/>
+    <dgm:cxn modelId="{3A6CAD7C-9D06-4601-9DA6-58C23D4FE730}" srcId="{30169AF5-3F60-49ED-BA16-26E156F3CD77}" destId="{E3147738-712C-470E-BA43-1900B58F3BA1}" srcOrd="5" destOrd="0" parTransId="{390EF3C2-87EC-4379-B2B2-CD6400F6DFF0}" sibTransId="{A01E66F2-8DE2-4DBF-B8E1-AB48AEB22F0F}"/>
+    <dgm:cxn modelId="{4CF589D9-AB10-4284-9EAD-87ADA82FB20F}" type="presOf" srcId="{D35F654F-C71E-4CF2-BA21-C832C92DCB2B}" destId="{C262E5EC-AFFC-4D29-8F55-4FC98D066102}" srcOrd="1" destOrd="0" presId="urn:microsoft.com/office/officeart/2005/8/layout/cycle2"/>
+    <dgm:cxn modelId="{5542519F-1D19-43BE-86E3-BB7AAE8106BE}" type="presOf" srcId="{A01E66F2-8DE2-4DBF-B8E1-AB48AEB22F0F}" destId="{2D827D14-3A64-4B45-B11B-3ECDBC24212A}" srcOrd="1" destOrd="0" presId="urn:microsoft.com/office/officeart/2005/8/layout/cycle2"/>
+    <dgm:cxn modelId="{FC683937-3E9A-4071-B70B-BFE511A7B23C}" srcId="{30169AF5-3F60-49ED-BA16-26E156F3CD77}" destId="{6BE14A29-3F47-4123-9A53-87F7E3976F30}" srcOrd="4" destOrd="0" parTransId="{14C76E7C-A806-46D2-A04B-406CC2747FBF}" sibTransId="{D35F654F-C71E-4CF2-BA21-C832C92DCB2B}"/>
+    <dgm:cxn modelId="{ED12EDC5-02AD-4B20-AE33-0CA4B6C74865}" type="presOf" srcId="{9C8E8DEB-5DB8-4F82-8CE8-1171D0ABBD37}" destId="{15DBFFA1-5F90-4067-9D91-73AA2852D991}" srcOrd="1" destOrd="0" presId="urn:microsoft.com/office/officeart/2005/8/layout/cycle2"/>
+    <dgm:cxn modelId="{026D6AE9-41C4-4E88-B421-D7A6BB38CC27}" srcId="{30169AF5-3F60-49ED-BA16-26E156F3CD77}" destId="{F2BE9233-54BD-4C28-B5F2-1B65E9CDDF96}" srcOrd="3" destOrd="0" parTransId="{672307C0-A98C-48FA-8729-D6E3187E5E3A}" sibTransId="{9C8E8DEB-5DB8-4F82-8CE8-1171D0ABBD37}"/>
+    <dgm:cxn modelId="{771F3FD9-A673-4B2E-98F3-623AEBDB2E83}" type="presOf" srcId="{D01084D7-448F-40E6-BAD6-916FA5266B35}" destId="{6AB4841B-36EA-4743-8E11-22D754152787}" srcOrd="0" destOrd="0" presId="urn:microsoft.com/office/officeart/2005/8/layout/cycle2"/>
+    <dgm:cxn modelId="{DC1F50EA-2891-48DB-9810-7D7221386AD3}" type="presOf" srcId="{30169AF5-3F60-49ED-BA16-26E156F3CD77}" destId="{B41B0945-C228-466F-ACBC-F0427AE563C3}" srcOrd="0" destOrd="0" presId="urn:microsoft.com/office/officeart/2005/8/layout/cycle2"/>
+    <dgm:cxn modelId="{A41716FB-C372-4F5F-9A6A-8C4371ED9BCD}" type="presOf" srcId="{9C8E8DEB-5DB8-4F82-8CE8-1171D0ABBD37}" destId="{2C63797F-35D2-4BF1-ADFC-8E15A2A56D28}" srcOrd="0" destOrd="0" presId="urn:microsoft.com/office/officeart/2005/8/layout/cycle2"/>
+    <dgm:cxn modelId="{36878069-CF5B-4968-835A-5E800DBFC466}" type="presOf" srcId="{BA319471-CEE2-4F47-BD5C-3922FB7DFA6B}" destId="{2FCF5CF5-49BA-4E5D-A81E-50ABA18D10A9}" srcOrd="1" destOrd="0" presId="urn:microsoft.com/office/officeart/2005/8/layout/cycle2"/>
+    <dgm:cxn modelId="{2F22A477-6D20-4084-A3B8-F0742B1DC7CD}" type="presOf" srcId="{A01E66F2-8DE2-4DBF-B8E1-AB48AEB22F0F}" destId="{48BF6C11-EF1A-4273-900D-DD5B59C0D92F}" srcOrd="0" destOrd="0" presId="urn:microsoft.com/office/officeart/2005/8/layout/cycle2"/>
+    <dgm:cxn modelId="{F09F8ED9-D24F-448F-AF8E-F92EC404CBA7}" srcId="{30169AF5-3F60-49ED-BA16-26E156F3CD77}" destId="{7C03F650-450B-470D-9F41-9EBB6F24DE08}" srcOrd="0" destOrd="0" parTransId="{A8856599-3D3C-4A85-ABFD-520651FDD510}" sibTransId="{D996DF6E-E24A-4672-B53C-F45E82ED11D5}"/>
+    <dgm:cxn modelId="{AA8EA2CD-3DF6-4CC0-A1A1-E65A8B8A78CF}" type="presOf" srcId="{BA319471-CEE2-4F47-BD5C-3922FB7DFA6B}" destId="{59356F7B-2878-4C69-8BCC-736D52D62464}" srcOrd="0" destOrd="0" presId="urn:microsoft.com/office/officeart/2005/8/layout/cycle2"/>
+    <dgm:cxn modelId="{57569DDB-32CD-4132-93C5-3D28EE6D9D0F}" srcId="{30169AF5-3F60-49ED-BA16-26E156F3CD77}" destId="{A3989F04-57A2-4559-BF44-044AD8FBD67A}" srcOrd="2" destOrd="0" parTransId="{E7AABBEB-8EE1-4214-A7B4-DD1F0B63D6DC}" sibTransId="{F90989A5-9584-42E6-85EC-F46F18F0E118}"/>
     <dgm:cxn modelId="{3354B5DD-DD06-4226-83B0-C5DBB4314929}" srcId="{30169AF5-3F60-49ED-BA16-26E156F3CD77}" destId="{D01084D7-448F-40E6-BAD6-916FA5266B35}" srcOrd="1" destOrd="0" parTransId="{11A516D9-F860-4BE8-BA91-08CBF1F90AAF}" sibTransId="{BA319471-CEE2-4F47-BD5C-3922FB7DFA6B}"/>
-    <dgm:cxn modelId="{3A6CAD7C-9D06-4601-9DA6-58C23D4FE730}" srcId="{30169AF5-3F60-49ED-BA16-26E156F3CD77}" destId="{E3147738-712C-470E-BA43-1900B58F3BA1}" srcOrd="5" destOrd="0" parTransId="{390EF3C2-87EC-4379-B2B2-CD6400F6DFF0}" sibTransId="{A01E66F2-8DE2-4DBF-B8E1-AB48AEB22F0F}"/>
-    <dgm:cxn modelId="{7D752029-B3EF-4D9F-801A-6F87E5067D1D}" type="presOf" srcId="{A3989F04-57A2-4559-BF44-044AD8FBD67A}" destId="{A670810F-0345-4254-8BC7-4FA06BB5C3CC}" srcOrd="0" destOrd="0" presId="urn:microsoft.com/office/officeart/2005/8/layout/cycle2"/>
-    <dgm:cxn modelId="{D2E04241-210D-4CF4-9323-1CFE19946662}" type="presOf" srcId="{D996DF6E-E24A-4672-B53C-F45E82ED11D5}" destId="{23B2CE62-F90C-4121-BB9A-FD58550B5409}" srcOrd="0" destOrd="0" presId="urn:microsoft.com/office/officeart/2005/8/layout/cycle2"/>
-    <dgm:cxn modelId="{026D6AE9-41C4-4E88-B421-D7A6BB38CC27}" srcId="{30169AF5-3F60-49ED-BA16-26E156F3CD77}" destId="{F2BE9233-54BD-4C28-B5F2-1B65E9CDDF96}" srcOrd="3" destOrd="0" parTransId="{672307C0-A98C-48FA-8729-D6E3187E5E3A}" sibTransId="{9C8E8DEB-5DB8-4F82-8CE8-1171D0ABBD37}"/>
-    <dgm:cxn modelId="{B8CB0855-835F-4AD4-B068-C4751FDF253D}" type="presOf" srcId="{A01E66F2-8DE2-4DBF-B8E1-AB48AEB22F0F}" destId="{48BF6C11-EF1A-4273-900D-DD5B59C0D92F}" srcOrd="0" destOrd="0" presId="urn:microsoft.com/office/officeart/2005/8/layout/cycle2"/>
-    <dgm:cxn modelId="{68A3F72A-CE1C-40EA-B47C-58DF96C0B486}" type="presOf" srcId="{D01084D7-448F-40E6-BAD6-916FA5266B35}" destId="{6AB4841B-36EA-4743-8E11-22D754152787}" srcOrd="0" destOrd="0" presId="urn:microsoft.com/office/officeart/2005/8/layout/cycle2"/>
-    <dgm:cxn modelId="{E9D35F14-D542-4236-BA24-5DBC11D56849}" type="presOf" srcId="{9C8E8DEB-5DB8-4F82-8CE8-1171D0ABBD37}" destId="{15DBFFA1-5F90-4067-9D91-73AA2852D991}" srcOrd="1" destOrd="0" presId="urn:microsoft.com/office/officeart/2005/8/layout/cycle2"/>
-    <dgm:cxn modelId="{CD767F68-E827-495F-95F2-026EBE8D528C}" type="presOf" srcId="{E3147738-712C-470E-BA43-1900B58F3BA1}" destId="{ABB91F78-7B6C-410F-9644-452AF8D7494A}" srcOrd="0" destOrd="0" presId="urn:microsoft.com/office/officeart/2005/8/layout/cycle2"/>
-    <dgm:cxn modelId="{52FB9DC5-6380-4116-8C70-FAC8D715E805}" type="presOf" srcId="{F2BE9233-54BD-4C28-B5F2-1B65E9CDDF96}" destId="{F9AED730-9635-4E85-B16D-CDB7F5FBEF2A}" srcOrd="0" destOrd="0" presId="urn:microsoft.com/office/officeart/2005/8/layout/cycle2"/>
-    <dgm:cxn modelId="{1D0B91C2-469C-46B5-9E32-E3980FF77AA9}" type="presOf" srcId="{6BE14A29-3F47-4123-9A53-87F7E3976F30}" destId="{1379CEB1-3469-4B4A-813A-D2A2C295406E}" srcOrd="0" destOrd="0" presId="urn:microsoft.com/office/officeart/2005/8/layout/cycle2"/>
-    <dgm:cxn modelId="{848F4C5E-1795-4D95-A513-241970F0A4EE}" type="presOf" srcId="{A01E66F2-8DE2-4DBF-B8E1-AB48AEB22F0F}" destId="{2D827D14-3A64-4B45-B11B-3ECDBC24212A}" srcOrd="1" destOrd="0" presId="urn:microsoft.com/office/officeart/2005/8/layout/cycle2"/>
-    <dgm:cxn modelId="{FC683937-3E9A-4071-B70B-BFE511A7B23C}" srcId="{30169AF5-3F60-49ED-BA16-26E156F3CD77}" destId="{6BE14A29-3F47-4123-9A53-87F7E3976F30}" srcOrd="4" destOrd="0" parTransId="{14C76E7C-A806-46D2-A04B-406CC2747FBF}" sibTransId="{D35F654F-C71E-4CF2-BA21-C832C92DCB2B}"/>
-    <dgm:cxn modelId="{BAB1F8DD-1BA3-417C-9DC2-C72EFD2766F8}" type="presOf" srcId="{D996DF6E-E24A-4672-B53C-F45E82ED11D5}" destId="{85727C8B-3068-4E77-A7A1-E6EDA8103D60}" srcOrd="1" destOrd="0" presId="urn:microsoft.com/office/officeart/2005/8/layout/cycle2"/>
-    <dgm:cxn modelId="{F09F8ED9-D24F-448F-AF8E-F92EC404CBA7}" srcId="{30169AF5-3F60-49ED-BA16-26E156F3CD77}" destId="{7C03F650-450B-470D-9F41-9EBB6F24DE08}" srcOrd="0" destOrd="0" parTransId="{A8856599-3D3C-4A85-ABFD-520651FDD510}" sibTransId="{D996DF6E-E24A-4672-B53C-F45E82ED11D5}"/>
-    <dgm:cxn modelId="{57569DDB-32CD-4132-93C5-3D28EE6D9D0F}" srcId="{30169AF5-3F60-49ED-BA16-26E156F3CD77}" destId="{A3989F04-57A2-4559-BF44-044AD8FBD67A}" srcOrd="2" destOrd="0" parTransId="{E7AABBEB-8EE1-4214-A7B4-DD1F0B63D6DC}" sibTransId="{F90989A5-9584-42E6-85EC-F46F18F0E118}"/>
-    <dgm:cxn modelId="{C798414A-263C-4879-9C9A-B89A5476B363}" type="presOf" srcId="{30169AF5-3F60-49ED-BA16-26E156F3CD77}" destId="{B41B0945-C228-466F-ACBC-F0427AE563C3}" srcOrd="0" destOrd="0" presId="urn:microsoft.com/office/officeart/2005/8/layout/cycle2"/>
-    <dgm:cxn modelId="{C83E9738-6A24-48E5-8C0F-D627BD0904C1}" type="presOf" srcId="{7C03F650-450B-470D-9F41-9EBB6F24DE08}" destId="{915300E8-D21B-48E5-86A7-A677802348CF}" srcOrd="0" destOrd="0" presId="urn:microsoft.com/office/officeart/2005/8/layout/cycle2"/>
-    <dgm:cxn modelId="{0F7B59BB-F455-4BA2-BF11-1205C73865A5}" type="presOf" srcId="{BA319471-CEE2-4F47-BD5C-3922FB7DFA6B}" destId="{2FCF5CF5-49BA-4E5D-A81E-50ABA18D10A9}" srcOrd="1" destOrd="0" presId="urn:microsoft.com/office/officeart/2005/8/layout/cycle2"/>
-    <dgm:cxn modelId="{B8199DDA-93F7-4DF3-AF3C-1E1680C3A11D}" type="presOf" srcId="{F90989A5-9584-42E6-85EC-F46F18F0E118}" destId="{74D1E673-78E8-4911-AB9E-E98BE428CF47}" srcOrd="1" destOrd="0" presId="urn:microsoft.com/office/officeart/2005/8/layout/cycle2"/>
-    <dgm:cxn modelId="{7BF5CBBD-F90F-4965-B8C6-7283E5F54417}" type="presOf" srcId="{F90989A5-9584-42E6-85EC-F46F18F0E118}" destId="{31D81D24-1473-4316-96A5-763E7A6060DC}" srcOrd="0" destOrd="0" presId="urn:microsoft.com/office/officeart/2005/8/layout/cycle2"/>
-    <dgm:cxn modelId="{112562DF-E40F-4BA2-B87D-395BF5857FFD}" type="presOf" srcId="{BA319471-CEE2-4F47-BD5C-3922FB7DFA6B}" destId="{59356F7B-2878-4C69-8BCC-736D52D62464}" srcOrd="0" destOrd="0" presId="urn:microsoft.com/office/officeart/2005/8/layout/cycle2"/>
-    <dgm:cxn modelId="{BF0D0B76-2461-4F98-AEFF-76D10F2F677C}" type="presOf" srcId="{9C8E8DEB-5DB8-4F82-8CE8-1171D0ABBD37}" destId="{2C63797F-35D2-4BF1-ADFC-8E15A2A56D28}" srcOrd="0" destOrd="0" presId="urn:microsoft.com/office/officeart/2005/8/layout/cycle2"/>
-    <dgm:cxn modelId="{4C598B37-2E76-4BFD-9960-4E0A20F08E32}" type="presParOf" srcId="{B41B0945-C228-466F-ACBC-F0427AE563C3}" destId="{915300E8-D21B-48E5-86A7-A677802348CF}" srcOrd="0" destOrd="0" presId="urn:microsoft.com/office/officeart/2005/8/layout/cycle2"/>
-    <dgm:cxn modelId="{ADADE189-EAEC-4864-923E-F6DCE9020ED9}" type="presParOf" srcId="{B41B0945-C228-466F-ACBC-F0427AE563C3}" destId="{23B2CE62-F90C-4121-BB9A-FD58550B5409}" srcOrd="1" destOrd="0" presId="urn:microsoft.com/office/officeart/2005/8/layout/cycle2"/>
-    <dgm:cxn modelId="{C6A047B2-C6F3-4429-AAEC-4C2392F21B01}" type="presParOf" srcId="{23B2CE62-F90C-4121-BB9A-FD58550B5409}" destId="{85727C8B-3068-4E77-A7A1-E6EDA8103D60}" srcOrd="0" destOrd="0" presId="urn:microsoft.com/office/officeart/2005/8/layout/cycle2"/>
-    <dgm:cxn modelId="{B17A201D-7BF9-4140-A86B-8774DD809DE5}" type="presParOf" srcId="{B41B0945-C228-466F-ACBC-F0427AE563C3}" destId="{6AB4841B-36EA-4743-8E11-22D754152787}" srcOrd="2" destOrd="0" presId="urn:microsoft.com/office/officeart/2005/8/layout/cycle2"/>
-    <dgm:cxn modelId="{1AA285AA-0A72-4FEF-9904-33F88F928693}" type="presParOf" srcId="{B41B0945-C228-466F-ACBC-F0427AE563C3}" destId="{59356F7B-2878-4C69-8BCC-736D52D62464}" srcOrd="3" destOrd="0" presId="urn:microsoft.com/office/officeart/2005/8/layout/cycle2"/>
-    <dgm:cxn modelId="{0A0FC2B0-CFD1-40C4-83F9-064C13DAA033}" type="presParOf" srcId="{59356F7B-2878-4C69-8BCC-736D52D62464}" destId="{2FCF5CF5-49BA-4E5D-A81E-50ABA18D10A9}" srcOrd="0" destOrd="0" presId="urn:microsoft.com/office/officeart/2005/8/layout/cycle2"/>
-    <dgm:cxn modelId="{F288EE29-AC66-4B56-9C6B-CB26EA8D034A}" type="presParOf" srcId="{B41B0945-C228-466F-ACBC-F0427AE563C3}" destId="{A670810F-0345-4254-8BC7-4FA06BB5C3CC}" srcOrd="4" destOrd="0" presId="urn:microsoft.com/office/officeart/2005/8/layout/cycle2"/>
-    <dgm:cxn modelId="{72360F2C-6AA6-4BFA-A78A-B869A5C03EF2}" type="presParOf" srcId="{B41B0945-C228-466F-ACBC-F0427AE563C3}" destId="{31D81D24-1473-4316-96A5-763E7A6060DC}" srcOrd="5" destOrd="0" presId="urn:microsoft.com/office/officeart/2005/8/layout/cycle2"/>
-    <dgm:cxn modelId="{477EF41A-8770-4D92-A2F0-C370C5470FBA}" type="presParOf" srcId="{31D81D24-1473-4316-96A5-763E7A6060DC}" destId="{74D1E673-78E8-4911-AB9E-E98BE428CF47}" srcOrd="0" destOrd="0" presId="urn:microsoft.com/office/officeart/2005/8/layout/cycle2"/>
-    <dgm:cxn modelId="{FFCD36EA-9CC1-4369-81A8-D3E30CC29465}" type="presParOf" srcId="{B41B0945-C228-466F-ACBC-F0427AE563C3}" destId="{F9AED730-9635-4E85-B16D-CDB7F5FBEF2A}" srcOrd="6" destOrd="0" presId="urn:microsoft.com/office/officeart/2005/8/layout/cycle2"/>
-    <dgm:cxn modelId="{110DC392-EAF0-4856-ACA5-D565157C9C44}" type="presParOf" srcId="{B41B0945-C228-466F-ACBC-F0427AE563C3}" destId="{2C63797F-35D2-4BF1-ADFC-8E15A2A56D28}" srcOrd="7" destOrd="0" presId="urn:microsoft.com/office/officeart/2005/8/layout/cycle2"/>
-    <dgm:cxn modelId="{16F8EFE3-F14D-4CF0-AC5C-26988D8B6940}" type="presParOf" srcId="{2C63797F-35D2-4BF1-ADFC-8E15A2A56D28}" destId="{15DBFFA1-5F90-4067-9D91-73AA2852D991}" srcOrd="0" destOrd="0" presId="urn:microsoft.com/office/officeart/2005/8/layout/cycle2"/>
-    <dgm:cxn modelId="{B54B5D1F-AE29-4D0A-802E-A73A57A27BFA}" type="presParOf" srcId="{B41B0945-C228-466F-ACBC-F0427AE563C3}" destId="{1379CEB1-3469-4B4A-813A-D2A2C295406E}" srcOrd="8" destOrd="0" presId="urn:microsoft.com/office/officeart/2005/8/layout/cycle2"/>
-    <dgm:cxn modelId="{F88BBBC7-5643-4F08-B2B2-F0326A0DFE19}" type="presParOf" srcId="{B41B0945-C228-466F-ACBC-F0427AE563C3}" destId="{9F2CA740-10BE-422F-97C4-215D3262A7C2}" srcOrd="9" destOrd="0" presId="urn:microsoft.com/office/officeart/2005/8/layout/cycle2"/>
-    <dgm:cxn modelId="{A90D865F-5A95-4A89-B763-673D4957236B}" type="presParOf" srcId="{9F2CA740-10BE-422F-97C4-215D3262A7C2}" destId="{C262E5EC-AFFC-4D29-8F55-4FC98D066102}" srcOrd="0" destOrd="0" presId="urn:microsoft.com/office/officeart/2005/8/layout/cycle2"/>
-    <dgm:cxn modelId="{90EE716A-DEE6-4624-B2F2-8D0916E23AA6}" type="presParOf" srcId="{B41B0945-C228-466F-ACBC-F0427AE563C3}" destId="{ABB91F78-7B6C-410F-9644-452AF8D7494A}" srcOrd="10" destOrd="0" presId="urn:microsoft.com/office/officeart/2005/8/layout/cycle2"/>
-    <dgm:cxn modelId="{849E2F36-A766-4778-ABCA-2D0ADB68B427}" type="presParOf" srcId="{B41B0945-C228-466F-ACBC-F0427AE563C3}" destId="{48BF6C11-EF1A-4273-900D-DD5B59C0D92F}" srcOrd="11" destOrd="0" presId="urn:microsoft.com/office/officeart/2005/8/layout/cycle2"/>
-    <dgm:cxn modelId="{187B32B9-8257-4452-8DAE-7977BCE1572C}" type="presParOf" srcId="{48BF6C11-EF1A-4273-900D-DD5B59C0D92F}" destId="{2D827D14-3A64-4B45-B11B-3ECDBC24212A}" srcOrd="0" destOrd="0" presId="urn:microsoft.com/office/officeart/2005/8/layout/cycle2"/>
+    <dgm:cxn modelId="{11069B8A-D03E-4F22-B4E6-A8B2BD3EFE7F}" type="presOf" srcId="{6BE14A29-3F47-4123-9A53-87F7E3976F30}" destId="{1379CEB1-3469-4B4A-813A-D2A2C295406E}" srcOrd="0" destOrd="0" presId="urn:microsoft.com/office/officeart/2005/8/layout/cycle2"/>
+    <dgm:cxn modelId="{8BA190F3-C3C2-468D-8B3B-14AB356DFC78}" type="presOf" srcId="{7C03F650-450B-470D-9F41-9EBB6F24DE08}" destId="{915300E8-D21B-48E5-86A7-A677802348CF}" srcOrd="0" destOrd="0" presId="urn:microsoft.com/office/officeart/2005/8/layout/cycle2"/>
+    <dgm:cxn modelId="{8F946956-F068-4944-AB38-5CFD2BDDE3B0}" type="presParOf" srcId="{B41B0945-C228-466F-ACBC-F0427AE563C3}" destId="{915300E8-D21B-48E5-86A7-A677802348CF}" srcOrd="0" destOrd="0" presId="urn:microsoft.com/office/officeart/2005/8/layout/cycle2"/>
+    <dgm:cxn modelId="{156547EC-3B87-476F-BE31-EDE7713B4696}" type="presParOf" srcId="{B41B0945-C228-466F-ACBC-F0427AE563C3}" destId="{23B2CE62-F90C-4121-BB9A-FD58550B5409}" srcOrd="1" destOrd="0" presId="urn:microsoft.com/office/officeart/2005/8/layout/cycle2"/>
+    <dgm:cxn modelId="{CAAE2960-5E04-4FCF-8560-FA88205F95F0}" type="presParOf" srcId="{23B2CE62-F90C-4121-BB9A-FD58550B5409}" destId="{85727C8B-3068-4E77-A7A1-E6EDA8103D60}" srcOrd="0" destOrd="0" presId="urn:microsoft.com/office/officeart/2005/8/layout/cycle2"/>
+    <dgm:cxn modelId="{539795D7-AF2C-4E65-9233-74B5E1BB25B7}" type="presParOf" srcId="{B41B0945-C228-466F-ACBC-F0427AE563C3}" destId="{6AB4841B-36EA-4743-8E11-22D754152787}" srcOrd="2" destOrd="0" presId="urn:microsoft.com/office/officeart/2005/8/layout/cycle2"/>
+    <dgm:cxn modelId="{D650BBB3-0ADC-4F12-A1CC-9E143689B4FE}" type="presParOf" srcId="{B41B0945-C228-466F-ACBC-F0427AE563C3}" destId="{59356F7B-2878-4C69-8BCC-736D52D62464}" srcOrd="3" destOrd="0" presId="urn:microsoft.com/office/officeart/2005/8/layout/cycle2"/>
+    <dgm:cxn modelId="{396EBCDC-A7C9-42E2-B7A0-E1CC54CFD2CD}" type="presParOf" srcId="{59356F7B-2878-4C69-8BCC-736D52D62464}" destId="{2FCF5CF5-49BA-4E5D-A81E-50ABA18D10A9}" srcOrd="0" destOrd="0" presId="urn:microsoft.com/office/officeart/2005/8/layout/cycle2"/>
+    <dgm:cxn modelId="{423D072A-3AD6-4FD8-9EBD-F0562315BE13}" type="presParOf" srcId="{B41B0945-C228-466F-ACBC-F0427AE563C3}" destId="{A670810F-0345-4254-8BC7-4FA06BB5C3CC}" srcOrd="4" destOrd="0" presId="urn:microsoft.com/office/officeart/2005/8/layout/cycle2"/>
+    <dgm:cxn modelId="{0CFB32F2-B717-4A39-9E22-4158715E6823}" type="presParOf" srcId="{B41B0945-C228-466F-ACBC-F0427AE563C3}" destId="{31D81D24-1473-4316-96A5-763E7A6060DC}" srcOrd="5" destOrd="0" presId="urn:microsoft.com/office/officeart/2005/8/layout/cycle2"/>
+    <dgm:cxn modelId="{854D99D5-8C7C-4A6E-BF7F-35E92B14AA2E}" type="presParOf" srcId="{31D81D24-1473-4316-96A5-763E7A6060DC}" destId="{74D1E673-78E8-4911-AB9E-E98BE428CF47}" srcOrd="0" destOrd="0" presId="urn:microsoft.com/office/officeart/2005/8/layout/cycle2"/>
+    <dgm:cxn modelId="{B10551D0-E64F-44AE-9A9F-217668E7815B}" type="presParOf" srcId="{B41B0945-C228-466F-ACBC-F0427AE563C3}" destId="{F9AED730-9635-4E85-B16D-CDB7F5FBEF2A}" srcOrd="6" destOrd="0" presId="urn:microsoft.com/office/officeart/2005/8/layout/cycle2"/>
+    <dgm:cxn modelId="{30610E27-AA69-4659-BF43-DBF94145B5C4}" type="presParOf" srcId="{B41B0945-C228-466F-ACBC-F0427AE563C3}" destId="{2C63797F-35D2-4BF1-ADFC-8E15A2A56D28}" srcOrd="7" destOrd="0" presId="urn:microsoft.com/office/officeart/2005/8/layout/cycle2"/>
+    <dgm:cxn modelId="{81979410-CA10-4381-A7E6-B55E23AD99FD}" type="presParOf" srcId="{2C63797F-35D2-4BF1-ADFC-8E15A2A56D28}" destId="{15DBFFA1-5F90-4067-9D91-73AA2852D991}" srcOrd="0" destOrd="0" presId="urn:microsoft.com/office/officeart/2005/8/layout/cycle2"/>
+    <dgm:cxn modelId="{BA2E41AC-BEA3-49AB-B2B3-AF7CADDF3BD7}" type="presParOf" srcId="{B41B0945-C228-466F-ACBC-F0427AE563C3}" destId="{1379CEB1-3469-4B4A-813A-D2A2C295406E}" srcOrd="8" destOrd="0" presId="urn:microsoft.com/office/officeart/2005/8/layout/cycle2"/>
+    <dgm:cxn modelId="{75F977D2-39EE-4DA0-AAB4-E60573FCA0B3}" type="presParOf" srcId="{B41B0945-C228-466F-ACBC-F0427AE563C3}" destId="{9F2CA740-10BE-422F-97C4-215D3262A7C2}" srcOrd="9" destOrd="0" presId="urn:microsoft.com/office/officeart/2005/8/layout/cycle2"/>
+    <dgm:cxn modelId="{FC0C3AC5-9CDF-4430-BDAE-C3CB56357F22}" type="presParOf" srcId="{9F2CA740-10BE-422F-97C4-215D3262A7C2}" destId="{C262E5EC-AFFC-4D29-8F55-4FC98D066102}" srcOrd="0" destOrd="0" presId="urn:microsoft.com/office/officeart/2005/8/layout/cycle2"/>
+    <dgm:cxn modelId="{452C894B-B299-4E03-8B81-1810AABCD45C}" type="presParOf" srcId="{B41B0945-C228-466F-ACBC-F0427AE563C3}" destId="{ABB91F78-7B6C-410F-9644-452AF8D7494A}" srcOrd="10" destOrd="0" presId="urn:microsoft.com/office/officeart/2005/8/layout/cycle2"/>
+    <dgm:cxn modelId="{119138BE-693A-4789-B627-6A70D63EB604}" type="presParOf" srcId="{B41B0945-C228-466F-ACBC-F0427AE563C3}" destId="{48BF6C11-EF1A-4273-900D-DD5B59C0D92F}" srcOrd="11" destOrd="0" presId="urn:microsoft.com/office/officeart/2005/8/layout/cycle2"/>
+    <dgm:cxn modelId="{1786F55F-A387-4009-A764-EB4F14560C12}" type="presParOf" srcId="{48BF6C11-EF1A-4273-900D-DD5B59C0D92F}" destId="{2D827D14-3A64-4B45-B11B-3ECDBC24212A}" srcOrd="0" destOrd="0" presId="urn:microsoft.com/office/officeart/2005/8/layout/cycle2"/>
   </dgm:cxnLst>
   <dgm:bg/>
   <dgm:whole/>

--- a/Notes.docx
+++ b/Notes.docx
@@ -4344,6 +4344,30 @@
       <w:pPr>
         <w:pStyle w:val="ListParagraph"/>
         <w:numPr>
+          <w:ilvl w:val="1"/>
+          <w:numId w:val="14"/>
+        </w:numPr>
+        <w:rPr>
+          <w:lang w:val="en-US"/>
+        </w:rPr>
+      </w:pPr>
+      <w:r>
+        <w:rPr>
+          <w:lang w:val="en-US"/>
+        </w:rPr>
+        <w:t>Synchronization Issue</w:t>
+      </w:r>
+      <w:r>
+        <w:rPr>
+          <w:lang w:val="en-US"/>
+        </w:rPr>
+        <w:t>. (Control is taking time to load)</w:t>
+      </w:r>
+    </w:p>
+    <w:p>
+      <w:pPr>
+        <w:pStyle w:val="ListParagraph"/>
+        <w:numPr>
           <w:ilvl w:val="0"/>
           <w:numId w:val="14"/>
         </w:numPr>
@@ -4368,6 +4392,36 @@
           <w:lang w:val="en-US"/>
         </w:rPr>
         <w:t xml:space="preserve"> The locator value is in wrong format. </w:t>
+      </w:r>
+    </w:p>
+    <w:p>
+      <w:pPr>
+        <w:pStyle w:val="ListParagraph"/>
+        <w:numPr>
+          <w:ilvl w:val="0"/>
+          <w:numId w:val="14"/>
+        </w:numPr>
+        <w:rPr>
+          <w:lang w:val="en-US"/>
+        </w:rPr>
+      </w:pPr>
+      <w:r>
+        <w:rPr>
+          <w:lang w:val="en-US"/>
+        </w:rPr>
+        <w:t xml:space="preserve">SessionTimeOutException </w:t>
+      </w:r>
+      <w:r>
+        <w:rPr>
+          <w:lang w:val="en-US"/>
+        </w:rPr>
+        <w:sym w:font="Wingdings" w:char="F0E0"/>
+      </w:r>
+      <w:r>
+        <w:rPr>
+          <w:lang w:val="en-US"/>
+        </w:rPr>
+        <w:t xml:space="preserve"> If the page is not getting loaded within 30 seconds.</w:t>
       </w:r>
     </w:p>
     <w:p>
@@ -4531,6 +4585,7 @@
         <w:rPr>
           <w:lang w:val="en-US"/>
         </w:rPr>
+        <w:lastRenderedPageBreak/>
         <w:t>CssSelector</w:t>
       </w:r>
     </w:p>
@@ -4567,7 +4622,6 @@
         <w:rPr>
           <w:lang w:val="en-US"/>
         </w:rPr>
-        <w:lastRenderedPageBreak/>
         <w:t>PartialLinkText</w:t>
       </w:r>
     </w:p>
@@ -5289,6 +5343,7 @@
         <w:rPr>
           <w:lang w:val="en-US"/>
         </w:rPr>
+        <w:lastRenderedPageBreak/>
         <w:t>Taking the reference of the control.</w:t>
       </w:r>
     </w:p>
@@ -5852,62 +5907,289 @@
         </w:rPr>
         <w:t>It doesn’t take mandatory delay.</w:t>
       </w:r>
+    </w:p>
+    <w:p>
+      <w:pPr>
+        <w:pStyle w:val="ListParagraph"/>
+        <w:numPr>
+          <w:ilvl w:val="0"/>
+          <w:numId w:val="24"/>
+        </w:numPr>
+        <w:rPr>
+          <w:lang w:val="en-US"/>
+        </w:rPr>
+      </w:pPr>
+      <w:r>
+        <w:rPr>
+          <w:lang w:val="en-US"/>
+        </w:rPr>
+        <w:t>ExplicitWait</w:t>
+      </w:r>
+      <w:r>
+        <w:rPr>
+          <w:lang w:val="en-US"/>
+        </w:rPr>
+        <w:t xml:space="preserve"> (WebDriverWait class)</w:t>
+      </w:r>
+    </w:p>
+    <w:p>
+      <w:pPr>
+        <w:pStyle w:val="ListParagraph"/>
+        <w:numPr>
+          <w:ilvl w:val="1"/>
+          <w:numId w:val="24"/>
+        </w:numPr>
+        <w:rPr>
+          <w:lang w:val="en-US"/>
+        </w:rPr>
+      </w:pPr>
+      <w:r>
+        <w:rPr>
+          <w:lang w:val="en-US"/>
+        </w:rPr>
+        <w:t>Applicable to single statement only.</w:t>
+      </w:r>
+    </w:p>
+    <w:p>
+      <w:pPr>
+        <w:pStyle w:val="ListParagraph"/>
+        <w:numPr>
+          <w:ilvl w:val="1"/>
+          <w:numId w:val="24"/>
+        </w:numPr>
+        <w:rPr>
+          <w:lang w:val="en-US"/>
+        </w:rPr>
+      </w:pPr>
+      <w:r>
+        <w:rPr>
+          <w:lang w:val="en-US"/>
+        </w:rPr>
+        <w:t>It doesn’t take mandatory delay</w:t>
+      </w:r>
+    </w:p>
+    <w:p>
+      <w:pPr>
+        <w:pStyle w:val="ListParagraph"/>
+        <w:numPr>
+          <w:ilvl w:val="1"/>
+          <w:numId w:val="24"/>
+        </w:numPr>
+        <w:rPr>
+          <w:lang w:val="en-US"/>
+        </w:rPr>
+      </w:pPr>
+      <w:r>
+        <w:rPr>
+          <w:lang w:val="en-US"/>
+        </w:rPr>
+        <w:t>We can handle the conditions like viability of element, element to be clickable, alert to be present etc</w:t>
+      </w:r>
+    </w:p>
+    <w:p>
+      <w:pPr>
+        <w:pStyle w:val="ListParagraph"/>
+        <w:numPr>
+          <w:ilvl w:val="0"/>
+          <w:numId w:val="24"/>
+        </w:numPr>
+        <w:rPr>
+          <w:lang w:val="en-US"/>
+        </w:rPr>
+      </w:pPr>
+      <w:r>
+        <w:rPr>
+          <w:lang w:val="en-US"/>
+        </w:rPr>
+        <w:t>FluentWait</w:t>
+      </w:r>
+    </w:p>
+    <w:p>
+      <w:pPr>
+        <w:pStyle w:val="ListParagraph"/>
+        <w:numPr>
+          <w:ilvl w:val="1"/>
+          <w:numId w:val="24"/>
+        </w:numPr>
+        <w:rPr>
+          <w:lang w:val="en-US"/>
+        </w:rPr>
+      </w:pPr>
+      <w:r>
+        <w:rPr>
+          <w:lang w:val="en-US"/>
+        </w:rPr>
+        <w:t>Applicable to single statement only.</w:t>
+      </w:r>
+    </w:p>
+    <w:p>
+      <w:pPr>
+        <w:pStyle w:val="ListParagraph"/>
+        <w:numPr>
+          <w:ilvl w:val="1"/>
+          <w:numId w:val="24"/>
+        </w:numPr>
+        <w:rPr>
+          <w:lang w:val="en-US"/>
+        </w:rPr>
+      </w:pPr>
+      <w:r>
+        <w:rPr>
+          <w:lang w:val="en-US"/>
+        </w:rPr>
+        <w:t>It doesn’t take mandatory delay</w:t>
+      </w:r>
+    </w:p>
+    <w:p>
+      <w:pPr>
+        <w:pStyle w:val="ListParagraph"/>
+        <w:numPr>
+          <w:ilvl w:val="1"/>
+          <w:numId w:val="24"/>
+        </w:numPr>
+        <w:rPr>
+          <w:lang w:val="en-US"/>
+        </w:rPr>
+      </w:pPr>
+      <w:r>
+        <w:rPr>
+          <w:lang w:val="en-US"/>
+        </w:rPr>
+        <w:lastRenderedPageBreak/>
+        <w:t>We can handle the conditions like viability of element, element to be clickable, alert to be present etc</w:t>
+      </w:r>
+    </w:p>
+    <w:p>
+      <w:pPr>
+        <w:pStyle w:val="ListParagraph"/>
+        <w:numPr>
+          <w:ilvl w:val="1"/>
+          <w:numId w:val="24"/>
+        </w:numPr>
+        <w:rPr>
+          <w:lang w:val="en-US"/>
+        </w:rPr>
+      </w:pPr>
+      <w:r>
+        <w:rPr>
+          <w:lang w:val="en-US"/>
+        </w:rPr>
+        <w:t>We can handle the exception as well.</w:t>
+      </w:r>
+      <w:r>
+        <w:rPr>
+          <w:lang w:val="en-US"/>
+        </w:rPr>
+        <w:br/>
+        <w:t xml:space="preserve">w </w:t>
+      </w:r>
+      <w:r>
+        <w:rPr>
+          <w:lang w:val="en-US"/>
+        </w:rPr>
+        <w:sym w:font="Wingdings" w:char="F0E0"/>
+      </w:r>
+      <w:r>
+        <w:rPr>
+          <w:lang w:val="en-US"/>
+        </w:rPr>
+        <w:t xml:space="preserve"> withTimeout</w:t>
+      </w:r>
+      <w:r>
+        <w:rPr>
+          <w:lang w:val="en-US"/>
+        </w:rPr>
+        <w:br/>
+        <w:t xml:space="preserve">i </w:t>
+      </w:r>
+      <w:r>
+        <w:rPr>
+          <w:lang w:val="en-US"/>
+        </w:rPr>
+        <w:sym w:font="Wingdings" w:char="F0E0"/>
+      </w:r>
+      <w:r>
+        <w:rPr>
+          <w:lang w:val="en-US"/>
+        </w:rPr>
+        <w:t xml:space="preserve"> ignoring</w:t>
+      </w:r>
+      <w:r>
+        <w:rPr>
+          <w:lang w:val="en-US"/>
+        </w:rPr>
+        <w:br/>
+        <w:t xml:space="preserve">p </w:t>
+      </w:r>
+      <w:r>
+        <w:rPr>
+          <w:lang w:val="en-US"/>
+        </w:rPr>
+        <w:sym w:font="Wingdings" w:char="F0E0"/>
+      </w:r>
+      <w:r>
+        <w:rPr>
+          <w:lang w:val="en-US"/>
+        </w:rPr>
+        <w:t xml:space="preserve"> pollingEvery</w:t>
+      </w:r>
+      <w:r>
+        <w:rPr>
+          <w:lang w:val="en-US"/>
+        </w:rPr>
+        <w:br/>
+        <w:t xml:space="preserve">u </w:t>
+      </w:r>
+      <w:r>
+        <w:rPr>
+          <w:lang w:val="en-US"/>
+        </w:rPr>
+        <w:sym w:font="Wingdings" w:char="F0E0"/>
+      </w:r>
+      <w:r>
+        <w:rPr>
+          <w:lang w:val="en-US"/>
+        </w:rPr>
+        <w:t xml:space="preserve"> until</w:t>
+      </w:r>
+    </w:p>
+    <w:p>
+      <w:pPr>
+        <w:pStyle w:val="ListParagraph"/>
+        <w:numPr>
+          <w:ilvl w:val="0"/>
+          <w:numId w:val="24"/>
+        </w:numPr>
+        <w:rPr>
+          <w:lang w:val="en-US"/>
+        </w:rPr>
+      </w:pPr>
+      <w:r>
+        <w:rPr>
+          <w:lang w:val="en-US"/>
+        </w:rPr>
+        <w:t>PageLoadTimeout</w:t>
+      </w:r>
+      <w:r>
+        <w:rPr>
+          <w:lang w:val="en-US"/>
+        </w:rPr>
+        <w:t xml:space="preserve"> </w:t>
+      </w:r>
+      <w:r>
+        <w:rPr>
+          <w:lang w:val="en-US"/>
+        </w:rPr>
+        <w:sym w:font="Wingdings" w:char="F0E0"/>
+      </w:r>
+      <w:r>
+        <w:rPr>
+          <w:lang w:val="en-US"/>
+        </w:rPr>
+        <w:t xml:space="preserve"> Used to avoid SessionTimeoutException. This will increase the time to load any web page.</w:t>
+      </w:r>
       <w:bookmarkStart w:id="0" w:name="_GoBack"/>
       <w:bookmarkEnd w:id="0"/>
-    </w:p>
-    <w:p>
-      <w:pPr>
-        <w:pStyle w:val="ListParagraph"/>
-        <w:numPr>
-          <w:ilvl w:val="0"/>
-          <w:numId w:val="24"/>
-        </w:numPr>
-        <w:rPr>
-          <w:lang w:val="en-US"/>
-        </w:rPr>
-      </w:pPr>
-      <w:r>
-        <w:rPr>
-          <w:lang w:val="en-US"/>
-        </w:rPr>
-        <w:t>ExplicitWait</w:t>
-      </w:r>
-    </w:p>
-    <w:p>
-      <w:pPr>
-        <w:pStyle w:val="ListParagraph"/>
-        <w:numPr>
-          <w:ilvl w:val="0"/>
-          <w:numId w:val="24"/>
-        </w:numPr>
-        <w:rPr>
-          <w:lang w:val="en-US"/>
-        </w:rPr>
-      </w:pPr>
-      <w:r>
-        <w:rPr>
-          <w:lang w:val="en-US"/>
-        </w:rPr>
-        <w:t>FluentWait</w:t>
-      </w:r>
-    </w:p>
-    <w:p>
-      <w:pPr>
-        <w:pStyle w:val="ListParagraph"/>
-        <w:numPr>
-          <w:ilvl w:val="0"/>
-          <w:numId w:val="24"/>
-        </w:numPr>
-        <w:rPr>
-          <w:lang w:val="en-US"/>
-        </w:rPr>
-      </w:pPr>
-      <w:r>
-        <w:rPr>
-          <w:lang w:val="en-US"/>
-        </w:rPr>
-        <w:t>PageLoadTimeout</w:t>
-      </w:r>
     </w:p>
     <w:sectPr>
       <w:pgSz w:w="11906" w:h="16838"/>
@@ -10028,49 +10310,49 @@
     </dgm:pt>
   </dgm:ptLst>
   <dgm:cxnLst>
-    <dgm:cxn modelId="{3BCDC424-3432-4BB4-9AEF-447E2A60E070}" type="presOf" srcId="{F2BE9233-54BD-4C28-B5F2-1B65E9CDDF96}" destId="{F9AED730-9635-4E85-B16D-CDB7F5FBEF2A}" srcOrd="0" destOrd="0" presId="urn:microsoft.com/office/officeart/2005/8/layout/cycle2"/>
-    <dgm:cxn modelId="{5E3393DD-A28C-4489-BBB9-E853FDAA2080}" type="presOf" srcId="{D996DF6E-E24A-4672-B53C-F45E82ED11D5}" destId="{23B2CE62-F90C-4121-BB9A-FD58550B5409}" srcOrd="0" destOrd="0" presId="urn:microsoft.com/office/officeart/2005/8/layout/cycle2"/>
-    <dgm:cxn modelId="{4886E310-2ED4-4CFE-B880-B7A0F92A358B}" type="presOf" srcId="{E3147738-712C-470E-BA43-1900B58F3BA1}" destId="{ABB91F78-7B6C-410F-9644-452AF8D7494A}" srcOrd="0" destOrd="0" presId="urn:microsoft.com/office/officeart/2005/8/layout/cycle2"/>
-    <dgm:cxn modelId="{0FD75181-02AF-43B3-9CC2-7A9F9D2135CB}" type="presOf" srcId="{D996DF6E-E24A-4672-B53C-F45E82ED11D5}" destId="{85727C8B-3068-4E77-A7A1-E6EDA8103D60}" srcOrd="1" destOrd="0" presId="urn:microsoft.com/office/officeart/2005/8/layout/cycle2"/>
-    <dgm:cxn modelId="{C9F7278C-D8BA-4CE0-B42E-17843FCE0CBD}" type="presOf" srcId="{F90989A5-9584-42E6-85EC-F46F18F0E118}" destId="{74D1E673-78E8-4911-AB9E-E98BE428CF47}" srcOrd="1" destOrd="0" presId="urn:microsoft.com/office/officeart/2005/8/layout/cycle2"/>
-    <dgm:cxn modelId="{56F70760-3E83-497E-B77B-50FB2A235AD6}" type="presOf" srcId="{D35F654F-C71E-4CF2-BA21-C832C92DCB2B}" destId="{9F2CA740-10BE-422F-97C4-215D3262A7C2}" srcOrd="0" destOrd="0" presId="urn:microsoft.com/office/officeart/2005/8/layout/cycle2"/>
-    <dgm:cxn modelId="{A6422A21-DE1F-4C61-83E8-4188C188C062}" type="presOf" srcId="{F90989A5-9584-42E6-85EC-F46F18F0E118}" destId="{31D81D24-1473-4316-96A5-763E7A6060DC}" srcOrd="0" destOrd="0" presId="urn:microsoft.com/office/officeart/2005/8/layout/cycle2"/>
-    <dgm:cxn modelId="{771935DB-CAC1-4EB3-93BD-FB1451A3DD4B}" type="presOf" srcId="{A3989F04-57A2-4559-BF44-044AD8FBD67A}" destId="{A670810F-0345-4254-8BC7-4FA06BB5C3CC}" srcOrd="0" destOrd="0" presId="urn:microsoft.com/office/officeart/2005/8/layout/cycle2"/>
+    <dgm:cxn modelId="{1F636A96-9853-41E5-8248-82E6D1D92DB4}" type="presOf" srcId="{A01E66F2-8DE2-4DBF-B8E1-AB48AEB22F0F}" destId="{2D827D14-3A64-4B45-B11B-3ECDBC24212A}" srcOrd="1" destOrd="0" presId="urn:microsoft.com/office/officeart/2005/8/layout/cycle2"/>
+    <dgm:cxn modelId="{67C28C47-7BE6-45FC-9FDA-E26475A07DBA}" type="presOf" srcId="{D996DF6E-E24A-4672-B53C-F45E82ED11D5}" destId="{23B2CE62-F90C-4121-BB9A-FD58550B5409}" srcOrd="0" destOrd="0" presId="urn:microsoft.com/office/officeart/2005/8/layout/cycle2"/>
+    <dgm:cxn modelId="{32BBC606-AE37-4024-ABA2-0DE826308BC5}" type="presOf" srcId="{D35F654F-C71E-4CF2-BA21-C832C92DCB2B}" destId="{9F2CA740-10BE-422F-97C4-215D3262A7C2}" srcOrd="0" destOrd="0" presId="urn:microsoft.com/office/officeart/2005/8/layout/cycle2"/>
+    <dgm:cxn modelId="{3354B5DD-DD06-4226-83B0-C5DBB4314929}" srcId="{30169AF5-3F60-49ED-BA16-26E156F3CD77}" destId="{D01084D7-448F-40E6-BAD6-916FA5266B35}" srcOrd="1" destOrd="0" parTransId="{11A516D9-F860-4BE8-BA91-08CBF1F90AAF}" sibTransId="{BA319471-CEE2-4F47-BD5C-3922FB7DFA6B}"/>
     <dgm:cxn modelId="{3A6CAD7C-9D06-4601-9DA6-58C23D4FE730}" srcId="{30169AF5-3F60-49ED-BA16-26E156F3CD77}" destId="{E3147738-712C-470E-BA43-1900B58F3BA1}" srcOrd="5" destOrd="0" parTransId="{390EF3C2-87EC-4379-B2B2-CD6400F6DFF0}" sibTransId="{A01E66F2-8DE2-4DBF-B8E1-AB48AEB22F0F}"/>
-    <dgm:cxn modelId="{4CF589D9-AB10-4284-9EAD-87ADA82FB20F}" type="presOf" srcId="{D35F654F-C71E-4CF2-BA21-C832C92DCB2B}" destId="{C262E5EC-AFFC-4D29-8F55-4FC98D066102}" srcOrd="1" destOrd="0" presId="urn:microsoft.com/office/officeart/2005/8/layout/cycle2"/>
-    <dgm:cxn modelId="{5542519F-1D19-43BE-86E3-BB7AAE8106BE}" type="presOf" srcId="{A01E66F2-8DE2-4DBF-B8E1-AB48AEB22F0F}" destId="{2D827D14-3A64-4B45-B11B-3ECDBC24212A}" srcOrd="1" destOrd="0" presId="urn:microsoft.com/office/officeart/2005/8/layout/cycle2"/>
+    <dgm:cxn modelId="{C26388BB-E548-478C-BEC0-40CA4C1887E7}" type="presOf" srcId="{6BE14A29-3F47-4123-9A53-87F7E3976F30}" destId="{1379CEB1-3469-4B4A-813A-D2A2C295406E}" srcOrd="0" destOrd="0" presId="urn:microsoft.com/office/officeart/2005/8/layout/cycle2"/>
+    <dgm:cxn modelId="{EDDECF8B-C170-4B1B-9BDC-8C355E2936A9}" type="presOf" srcId="{7C03F650-450B-470D-9F41-9EBB6F24DE08}" destId="{915300E8-D21B-48E5-86A7-A677802348CF}" srcOrd="0" destOrd="0" presId="urn:microsoft.com/office/officeart/2005/8/layout/cycle2"/>
+    <dgm:cxn modelId="{45B28C55-733E-4F00-A680-16D076652147}" type="presOf" srcId="{D996DF6E-E24A-4672-B53C-F45E82ED11D5}" destId="{85727C8B-3068-4E77-A7A1-E6EDA8103D60}" srcOrd="1" destOrd="0" presId="urn:microsoft.com/office/officeart/2005/8/layout/cycle2"/>
+    <dgm:cxn modelId="{5BC8BFE9-D811-4690-9775-25A0FCBB1B3D}" type="presOf" srcId="{BA319471-CEE2-4F47-BD5C-3922FB7DFA6B}" destId="{2FCF5CF5-49BA-4E5D-A81E-50ABA18D10A9}" srcOrd="1" destOrd="0" presId="urn:microsoft.com/office/officeart/2005/8/layout/cycle2"/>
+    <dgm:cxn modelId="{A2829E71-B7FD-4AFD-AEF0-9A9AF790585C}" type="presOf" srcId="{D01084D7-448F-40E6-BAD6-916FA5266B35}" destId="{6AB4841B-36EA-4743-8E11-22D754152787}" srcOrd="0" destOrd="0" presId="urn:microsoft.com/office/officeart/2005/8/layout/cycle2"/>
+    <dgm:cxn modelId="{026D6AE9-41C4-4E88-B421-D7A6BB38CC27}" srcId="{30169AF5-3F60-49ED-BA16-26E156F3CD77}" destId="{F2BE9233-54BD-4C28-B5F2-1B65E9CDDF96}" srcOrd="3" destOrd="0" parTransId="{672307C0-A98C-48FA-8729-D6E3187E5E3A}" sibTransId="{9C8E8DEB-5DB8-4F82-8CE8-1171D0ABBD37}"/>
+    <dgm:cxn modelId="{F12B96DA-E7E5-4FFC-93E7-62CCDE20E2C7}" type="presOf" srcId="{D35F654F-C71E-4CF2-BA21-C832C92DCB2B}" destId="{C262E5EC-AFFC-4D29-8F55-4FC98D066102}" srcOrd="1" destOrd="0" presId="urn:microsoft.com/office/officeart/2005/8/layout/cycle2"/>
+    <dgm:cxn modelId="{385849FD-0D2C-411D-AB47-18EC37B876A6}" type="presOf" srcId="{F90989A5-9584-42E6-85EC-F46F18F0E118}" destId="{31D81D24-1473-4316-96A5-763E7A6060DC}" srcOrd="0" destOrd="0" presId="urn:microsoft.com/office/officeart/2005/8/layout/cycle2"/>
+    <dgm:cxn modelId="{A55C8F84-2312-4CAA-9777-AA8B575B7C2F}" type="presOf" srcId="{30169AF5-3F60-49ED-BA16-26E156F3CD77}" destId="{B41B0945-C228-466F-ACBC-F0427AE563C3}" srcOrd="0" destOrd="0" presId="urn:microsoft.com/office/officeart/2005/8/layout/cycle2"/>
     <dgm:cxn modelId="{FC683937-3E9A-4071-B70B-BFE511A7B23C}" srcId="{30169AF5-3F60-49ED-BA16-26E156F3CD77}" destId="{6BE14A29-3F47-4123-9A53-87F7E3976F30}" srcOrd="4" destOrd="0" parTransId="{14C76E7C-A806-46D2-A04B-406CC2747FBF}" sibTransId="{D35F654F-C71E-4CF2-BA21-C832C92DCB2B}"/>
-    <dgm:cxn modelId="{ED12EDC5-02AD-4B20-AE33-0CA4B6C74865}" type="presOf" srcId="{9C8E8DEB-5DB8-4F82-8CE8-1171D0ABBD37}" destId="{15DBFFA1-5F90-4067-9D91-73AA2852D991}" srcOrd="1" destOrd="0" presId="urn:microsoft.com/office/officeart/2005/8/layout/cycle2"/>
-    <dgm:cxn modelId="{026D6AE9-41C4-4E88-B421-D7A6BB38CC27}" srcId="{30169AF5-3F60-49ED-BA16-26E156F3CD77}" destId="{F2BE9233-54BD-4C28-B5F2-1B65E9CDDF96}" srcOrd="3" destOrd="0" parTransId="{672307C0-A98C-48FA-8729-D6E3187E5E3A}" sibTransId="{9C8E8DEB-5DB8-4F82-8CE8-1171D0ABBD37}"/>
-    <dgm:cxn modelId="{771F3FD9-A673-4B2E-98F3-623AEBDB2E83}" type="presOf" srcId="{D01084D7-448F-40E6-BAD6-916FA5266B35}" destId="{6AB4841B-36EA-4743-8E11-22D754152787}" srcOrd="0" destOrd="0" presId="urn:microsoft.com/office/officeart/2005/8/layout/cycle2"/>
-    <dgm:cxn modelId="{DC1F50EA-2891-48DB-9810-7D7221386AD3}" type="presOf" srcId="{30169AF5-3F60-49ED-BA16-26E156F3CD77}" destId="{B41B0945-C228-466F-ACBC-F0427AE563C3}" srcOrd="0" destOrd="0" presId="urn:microsoft.com/office/officeart/2005/8/layout/cycle2"/>
-    <dgm:cxn modelId="{A41716FB-C372-4F5F-9A6A-8C4371ED9BCD}" type="presOf" srcId="{9C8E8DEB-5DB8-4F82-8CE8-1171D0ABBD37}" destId="{2C63797F-35D2-4BF1-ADFC-8E15A2A56D28}" srcOrd="0" destOrd="0" presId="urn:microsoft.com/office/officeart/2005/8/layout/cycle2"/>
-    <dgm:cxn modelId="{36878069-CF5B-4968-835A-5E800DBFC466}" type="presOf" srcId="{BA319471-CEE2-4F47-BD5C-3922FB7DFA6B}" destId="{2FCF5CF5-49BA-4E5D-A81E-50ABA18D10A9}" srcOrd="1" destOrd="0" presId="urn:microsoft.com/office/officeart/2005/8/layout/cycle2"/>
-    <dgm:cxn modelId="{2F22A477-6D20-4084-A3B8-F0742B1DC7CD}" type="presOf" srcId="{A01E66F2-8DE2-4DBF-B8E1-AB48AEB22F0F}" destId="{48BF6C11-EF1A-4273-900D-DD5B59C0D92F}" srcOrd="0" destOrd="0" presId="urn:microsoft.com/office/officeart/2005/8/layout/cycle2"/>
+    <dgm:cxn modelId="{A548B2CA-903C-4121-B427-262BF3FA34F2}" type="presOf" srcId="{A3989F04-57A2-4559-BF44-044AD8FBD67A}" destId="{A670810F-0345-4254-8BC7-4FA06BB5C3CC}" srcOrd="0" destOrd="0" presId="urn:microsoft.com/office/officeart/2005/8/layout/cycle2"/>
+    <dgm:cxn modelId="{C62E2372-DF53-4D6E-836D-79260DB734E2}" type="presOf" srcId="{BA319471-CEE2-4F47-BD5C-3922FB7DFA6B}" destId="{59356F7B-2878-4C69-8BCC-736D52D62464}" srcOrd="0" destOrd="0" presId="urn:microsoft.com/office/officeart/2005/8/layout/cycle2"/>
+    <dgm:cxn modelId="{515B3191-12F7-4B7D-BC3B-4113F68C5432}" type="presOf" srcId="{A01E66F2-8DE2-4DBF-B8E1-AB48AEB22F0F}" destId="{48BF6C11-EF1A-4273-900D-DD5B59C0D92F}" srcOrd="0" destOrd="0" presId="urn:microsoft.com/office/officeart/2005/8/layout/cycle2"/>
     <dgm:cxn modelId="{F09F8ED9-D24F-448F-AF8E-F92EC404CBA7}" srcId="{30169AF5-3F60-49ED-BA16-26E156F3CD77}" destId="{7C03F650-450B-470D-9F41-9EBB6F24DE08}" srcOrd="0" destOrd="0" parTransId="{A8856599-3D3C-4A85-ABFD-520651FDD510}" sibTransId="{D996DF6E-E24A-4672-B53C-F45E82ED11D5}"/>
-    <dgm:cxn modelId="{AA8EA2CD-3DF6-4CC0-A1A1-E65A8B8A78CF}" type="presOf" srcId="{BA319471-CEE2-4F47-BD5C-3922FB7DFA6B}" destId="{59356F7B-2878-4C69-8BCC-736D52D62464}" srcOrd="0" destOrd="0" presId="urn:microsoft.com/office/officeart/2005/8/layout/cycle2"/>
     <dgm:cxn modelId="{57569DDB-32CD-4132-93C5-3D28EE6D9D0F}" srcId="{30169AF5-3F60-49ED-BA16-26E156F3CD77}" destId="{A3989F04-57A2-4559-BF44-044AD8FBD67A}" srcOrd="2" destOrd="0" parTransId="{E7AABBEB-8EE1-4214-A7B4-DD1F0B63D6DC}" sibTransId="{F90989A5-9584-42E6-85EC-F46F18F0E118}"/>
-    <dgm:cxn modelId="{3354B5DD-DD06-4226-83B0-C5DBB4314929}" srcId="{30169AF5-3F60-49ED-BA16-26E156F3CD77}" destId="{D01084D7-448F-40E6-BAD6-916FA5266B35}" srcOrd="1" destOrd="0" parTransId="{11A516D9-F860-4BE8-BA91-08CBF1F90AAF}" sibTransId="{BA319471-CEE2-4F47-BD5C-3922FB7DFA6B}"/>
-    <dgm:cxn modelId="{11069B8A-D03E-4F22-B4E6-A8B2BD3EFE7F}" type="presOf" srcId="{6BE14A29-3F47-4123-9A53-87F7E3976F30}" destId="{1379CEB1-3469-4B4A-813A-D2A2C295406E}" srcOrd="0" destOrd="0" presId="urn:microsoft.com/office/officeart/2005/8/layout/cycle2"/>
-    <dgm:cxn modelId="{8BA190F3-C3C2-468D-8B3B-14AB356DFC78}" type="presOf" srcId="{7C03F650-450B-470D-9F41-9EBB6F24DE08}" destId="{915300E8-D21B-48E5-86A7-A677802348CF}" srcOrd="0" destOrd="0" presId="urn:microsoft.com/office/officeart/2005/8/layout/cycle2"/>
-    <dgm:cxn modelId="{8F946956-F068-4944-AB38-5CFD2BDDE3B0}" type="presParOf" srcId="{B41B0945-C228-466F-ACBC-F0427AE563C3}" destId="{915300E8-D21B-48E5-86A7-A677802348CF}" srcOrd="0" destOrd="0" presId="urn:microsoft.com/office/officeart/2005/8/layout/cycle2"/>
-    <dgm:cxn modelId="{156547EC-3B87-476F-BE31-EDE7713B4696}" type="presParOf" srcId="{B41B0945-C228-466F-ACBC-F0427AE563C3}" destId="{23B2CE62-F90C-4121-BB9A-FD58550B5409}" srcOrd="1" destOrd="0" presId="urn:microsoft.com/office/officeart/2005/8/layout/cycle2"/>
-    <dgm:cxn modelId="{CAAE2960-5E04-4FCF-8560-FA88205F95F0}" type="presParOf" srcId="{23B2CE62-F90C-4121-BB9A-FD58550B5409}" destId="{85727C8B-3068-4E77-A7A1-E6EDA8103D60}" srcOrd="0" destOrd="0" presId="urn:microsoft.com/office/officeart/2005/8/layout/cycle2"/>
-    <dgm:cxn modelId="{539795D7-AF2C-4E65-9233-74B5E1BB25B7}" type="presParOf" srcId="{B41B0945-C228-466F-ACBC-F0427AE563C3}" destId="{6AB4841B-36EA-4743-8E11-22D754152787}" srcOrd="2" destOrd="0" presId="urn:microsoft.com/office/officeart/2005/8/layout/cycle2"/>
-    <dgm:cxn modelId="{D650BBB3-0ADC-4F12-A1CC-9E143689B4FE}" type="presParOf" srcId="{B41B0945-C228-466F-ACBC-F0427AE563C3}" destId="{59356F7B-2878-4C69-8BCC-736D52D62464}" srcOrd="3" destOrd="0" presId="urn:microsoft.com/office/officeart/2005/8/layout/cycle2"/>
-    <dgm:cxn modelId="{396EBCDC-A7C9-42E2-B7A0-E1CC54CFD2CD}" type="presParOf" srcId="{59356F7B-2878-4C69-8BCC-736D52D62464}" destId="{2FCF5CF5-49BA-4E5D-A81E-50ABA18D10A9}" srcOrd="0" destOrd="0" presId="urn:microsoft.com/office/officeart/2005/8/layout/cycle2"/>
-    <dgm:cxn modelId="{423D072A-3AD6-4FD8-9EBD-F0562315BE13}" type="presParOf" srcId="{B41B0945-C228-466F-ACBC-F0427AE563C3}" destId="{A670810F-0345-4254-8BC7-4FA06BB5C3CC}" srcOrd="4" destOrd="0" presId="urn:microsoft.com/office/officeart/2005/8/layout/cycle2"/>
-    <dgm:cxn modelId="{0CFB32F2-B717-4A39-9E22-4158715E6823}" type="presParOf" srcId="{B41B0945-C228-466F-ACBC-F0427AE563C3}" destId="{31D81D24-1473-4316-96A5-763E7A6060DC}" srcOrd="5" destOrd="0" presId="urn:microsoft.com/office/officeart/2005/8/layout/cycle2"/>
-    <dgm:cxn modelId="{854D99D5-8C7C-4A6E-BF7F-35E92B14AA2E}" type="presParOf" srcId="{31D81D24-1473-4316-96A5-763E7A6060DC}" destId="{74D1E673-78E8-4911-AB9E-E98BE428CF47}" srcOrd="0" destOrd="0" presId="urn:microsoft.com/office/officeart/2005/8/layout/cycle2"/>
-    <dgm:cxn modelId="{B10551D0-E64F-44AE-9A9F-217668E7815B}" type="presParOf" srcId="{B41B0945-C228-466F-ACBC-F0427AE563C3}" destId="{F9AED730-9635-4E85-B16D-CDB7F5FBEF2A}" srcOrd="6" destOrd="0" presId="urn:microsoft.com/office/officeart/2005/8/layout/cycle2"/>
-    <dgm:cxn modelId="{30610E27-AA69-4659-BF43-DBF94145B5C4}" type="presParOf" srcId="{B41B0945-C228-466F-ACBC-F0427AE563C3}" destId="{2C63797F-35D2-4BF1-ADFC-8E15A2A56D28}" srcOrd="7" destOrd="0" presId="urn:microsoft.com/office/officeart/2005/8/layout/cycle2"/>
-    <dgm:cxn modelId="{81979410-CA10-4381-A7E6-B55E23AD99FD}" type="presParOf" srcId="{2C63797F-35D2-4BF1-ADFC-8E15A2A56D28}" destId="{15DBFFA1-5F90-4067-9D91-73AA2852D991}" srcOrd="0" destOrd="0" presId="urn:microsoft.com/office/officeart/2005/8/layout/cycle2"/>
-    <dgm:cxn modelId="{BA2E41AC-BEA3-49AB-B2B3-AF7CADDF3BD7}" type="presParOf" srcId="{B41B0945-C228-466F-ACBC-F0427AE563C3}" destId="{1379CEB1-3469-4B4A-813A-D2A2C295406E}" srcOrd="8" destOrd="0" presId="urn:microsoft.com/office/officeart/2005/8/layout/cycle2"/>
-    <dgm:cxn modelId="{75F977D2-39EE-4DA0-AAB4-E60573FCA0B3}" type="presParOf" srcId="{B41B0945-C228-466F-ACBC-F0427AE563C3}" destId="{9F2CA740-10BE-422F-97C4-215D3262A7C2}" srcOrd="9" destOrd="0" presId="urn:microsoft.com/office/officeart/2005/8/layout/cycle2"/>
-    <dgm:cxn modelId="{FC0C3AC5-9CDF-4430-BDAE-C3CB56357F22}" type="presParOf" srcId="{9F2CA740-10BE-422F-97C4-215D3262A7C2}" destId="{C262E5EC-AFFC-4D29-8F55-4FC98D066102}" srcOrd="0" destOrd="0" presId="urn:microsoft.com/office/officeart/2005/8/layout/cycle2"/>
-    <dgm:cxn modelId="{452C894B-B299-4E03-8B81-1810AABCD45C}" type="presParOf" srcId="{B41B0945-C228-466F-ACBC-F0427AE563C3}" destId="{ABB91F78-7B6C-410F-9644-452AF8D7494A}" srcOrd="10" destOrd="0" presId="urn:microsoft.com/office/officeart/2005/8/layout/cycle2"/>
-    <dgm:cxn modelId="{119138BE-693A-4789-B627-6A70D63EB604}" type="presParOf" srcId="{B41B0945-C228-466F-ACBC-F0427AE563C3}" destId="{48BF6C11-EF1A-4273-900D-DD5B59C0D92F}" srcOrd="11" destOrd="0" presId="urn:microsoft.com/office/officeart/2005/8/layout/cycle2"/>
-    <dgm:cxn modelId="{1786F55F-A387-4009-A764-EB4F14560C12}" type="presParOf" srcId="{48BF6C11-EF1A-4273-900D-DD5B59C0D92F}" destId="{2D827D14-3A64-4B45-B11B-3ECDBC24212A}" srcOrd="0" destOrd="0" presId="urn:microsoft.com/office/officeart/2005/8/layout/cycle2"/>
+    <dgm:cxn modelId="{296F22EF-7B68-4E1C-8444-3DDF80663D5C}" type="presOf" srcId="{E3147738-712C-470E-BA43-1900B58F3BA1}" destId="{ABB91F78-7B6C-410F-9644-452AF8D7494A}" srcOrd="0" destOrd="0" presId="urn:microsoft.com/office/officeart/2005/8/layout/cycle2"/>
+    <dgm:cxn modelId="{A02E6F8F-CCCE-4324-B4A7-477B51F45D3E}" type="presOf" srcId="{9C8E8DEB-5DB8-4F82-8CE8-1171D0ABBD37}" destId="{2C63797F-35D2-4BF1-ADFC-8E15A2A56D28}" srcOrd="0" destOrd="0" presId="urn:microsoft.com/office/officeart/2005/8/layout/cycle2"/>
+    <dgm:cxn modelId="{219BEFF2-F033-4849-B9B7-C3B5FFF80D06}" type="presOf" srcId="{F2BE9233-54BD-4C28-B5F2-1B65E9CDDF96}" destId="{F9AED730-9635-4E85-B16D-CDB7F5FBEF2A}" srcOrd="0" destOrd="0" presId="urn:microsoft.com/office/officeart/2005/8/layout/cycle2"/>
+    <dgm:cxn modelId="{BF65FF4D-C966-440B-B28F-99A63BA057F5}" type="presOf" srcId="{9C8E8DEB-5DB8-4F82-8CE8-1171D0ABBD37}" destId="{15DBFFA1-5F90-4067-9D91-73AA2852D991}" srcOrd="1" destOrd="0" presId="urn:microsoft.com/office/officeart/2005/8/layout/cycle2"/>
+    <dgm:cxn modelId="{6431AFB3-E682-4865-AF64-4C010232FFA9}" type="presOf" srcId="{F90989A5-9584-42E6-85EC-F46F18F0E118}" destId="{74D1E673-78E8-4911-AB9E-E98BE428CF47}" srcOrd="1" destOrd="0" presId="urn:microsoft.com/office/officeart/2005/8/layout/cycle2"/>
+    <dgm:cxn modelId="{94BF64D1-2C01-44E6-A266-D7CDE7B2C97B}" type="presParOf" srcId="{B41B0945-C228-466F-ACBC-F0427AE563C3}" destId="{915300E8-D21B-48E5-86A7-A677802348CF}" srcOrd="0" destOrd="0" presId="urn:microsoft.com/office/officeart/2005/8/layout/cycle2"/>
+    <dgm:cxn modelId="{D4205D9D-ACF0-4FB8-AFB1-8E353EBC8ED8}" type="presParOf" srcId="{B41B0945-C228-466F-ACBC-F0427AE563C3}" destId="{23B2CE62-F90C-4121-BB9A-FD58550B5409}" srcOrd="1" destOrd="0" presId="urn:microsoft.com/office/officeart/2005/8/layout/cycle2"/>
+    <dgm:cxn modelId="{D1EFC4D3-F312-4F50-A336-53FAB13EDBBB}" type="presParOf" srcId="{23B2CE62-F90C-4121-BB9A-FD58550B5409}" destId="{85727C8B-3068-4E77-A7A1-E6EDA8103D60}" srcOrd="0" destOrd="0" presId="urn:microsoft.com/office/officeart/2005/8/layout/cycle2"/>
+    <dgm:cxn modelId="{9CAD0EE2-C316-4051-A21A-3EE8DCB204FB}" type="presParOf" srcId="{B41B0945-C228-466F-ACBC-F0427AE563C3}" destId="{6AB4841B-36EA-4743-8E11-22D754152787}" srcOrd="2" destOrd="0" presId="urn:microsoft.com/office/officeart/2005/8/layout/cycle2"/>
+    <dgm:cxn modelId="{D998D716-BD8D-4E99-BCB5-DB5A11291179}" type="presParOf" srcId="{B41B0945-C228-466F-ACBC-F0427AE563C3}" destId="{59356F7B-2878-4C69-8BCC-736D52D62464}" srcOrd="3" destOrd="0" presId="urn:microsoft.com/office/officeart/2005/8/layout/cycle2"/>
+    <dgm:cxn modelId="{F3B4899D-71B0-468C-B213-765E03A42F80}" type="presParOf" srcId="{59356F7B-2878-4C69-8BCC-736D52D62464}" destId="{2FCF5CF5-49BA-4E5D-A81E-50ABA18D10A9}" srcOrd="0" destOrd="0" presId="urn:microsoft.com/office/officeart/2005/8/layout/cycle2"/>
+    <dgm:cxn modelId="{140D7C8C-166B-478F-952F-508E2514F02F}" type="presParOf" srcId="{B41B0945-C228-466F-ACBC-F0427AE563C3}" destId="{A670810F-0345-4254-8BC7-4FA06BB5C3CC}" srcOrd="4" destOrd="0" presId="urn:microsoft.com/office/officeart/2005/8/layout/cycle2"/>
+    <dgm:cxn modelId="{5D635FD0-9B71-47BC-B000-BF8296E1E67D}" type="presParOf" srcId="{B41B0945-C228-466F-ACBC-F0427AE563C3}" destId="{31D81D24-1473-4316-96A5-763E7A6060DC}" srcOrd="5" destOrd="0" presId="urn:microsoft.com/office/officeart/2005/8/layout/cycle2"/>
+    <dgm:cxn modelId="{FFE36B03-4F2F-4C86-B6A9-43FB969B74FC}" type="presParOf" srcId="{31D81D24-1473-4316-96A5-763E7A6060DC}" destId="{74D1E673-78E8-4911-AB9E-E98BE428CF47}" srcOrd="0" destOrd="0" presId="urn:microsoft.com/office/officeart/2005/8/layout/cycle2"/>
+    <dgm:cxn modelId="{81F49334-1728-4935-8C34-4416579EC2B7}" type="presParOf" srcId="{B41B0945-C228-466F-ACBC-F0427AE563C3}" destId="{F9AED730-9635-4E85-B16D-CDB7F5FBEF2A}" srcOrd="6" destOrd="0" presId="urn:microsoft.com/office/officeart/2005/8/layout/cycle2"/>
+    <dgm:cxn modelId="{E3703145-25A2-4D66-9ACF-EED49306F223}" type="presParOf" srcId="{B41B0945-C228-466F-ACBC-F0427AE563C3}" destId="{2C63797F-35D2-4BF1-ADFC-8E15A2A56D28}" srcOrd="7" destOrd="0" presId="urn:microsoft.com/office/officeart/2005/8/layout/cycle2"/>
+    <dgm:cxn modelId="{9ADE0EEF-C586-4A3B-9C32-832F273E6E7B}" type="presParOf" srcId="{2C63797F-35D2-4BF1-ADFC-8E15A2A56D28}" destId="{15DBFFA1-5F90-4067-9D91-73AA2852D991}" srcOrd="0" destOrd="0" presId="urn:microsoft.com/office/officeart/2005/8/layout/cycle2"/>
+    <dgm:cxn modelId="{36155AB1-5BDC-41B3-8957-4E488F65C478}" type="presParOf" srcId="{B41B0945-C228-466F-ACBC-F0427AE563C3}" destId="{1379CEB1-3469-4B4A-813A-D2A2C295406E}" srcOrd="8" destOrd="0" presId="urn:microsoft.com/office/officeart/2005/8/layout/cycle2"/>
+    <dgm:cxn modelId="{BD6C39CF-8B90-4DE6-9755-53AD18968A1F}" type="presParOf" srcId="{B41B0945-C228-466F-ACBC-F0427AE563C3}" destId="{9F2CA740-10BE-422F-97C4-215D3262A7C2}" srcOrd="9" destOrd="0" presId="urn:microsoft.com/office/officeart/2005/8/layout/cycle2"/>
+    <dgm:cxn modelId="{5525B4A6-C67E-4CF5-910E-19DAA077FAC8}" type="presParOf" srcId="{9F2CA740-10BE-422F-97C4-215D3262A7C2}" destId="{C262E5EC-AFFC-4D29-8F55-4FC98D066102}" srcOrd="0" destOrd="0" presId="urn:microsoft.com/office/officeart/2005/8/layout/cycle2"/>
+    <dgm:cxn modelId="{8C8884FE-677B-4801-B2B4-B5EC359CCCE8}" type="presParOf" srcId="{B41B0945-C228-466F-ACBC-F0427AE563C3}" destId="{ABB91F78-7B6C-410F-9644-452AF8D7494A}" srcOrd="10" destOrd="0" presId="urn:microsoft.com/office/officeart/2005/8/layout/cycle2"/>
+    <dgm:cxn modelId="{BF9997B5-D49B-4B8E-B416-9CE75EDF6131}" type="presParOf" srcId="{B41B0945-C228-466F-ACBC-F0427AE563C3}" destId="{48BF6C11-EF1A-4273-900D-DD5B59C0D92F}" srcOrd="11" destOrd="0" presId="urn:microsoft.com/office/officeart/2005/8/layout/cycle2"/>
+    <dgm:cxn modelId="{9BEAF7F9-1CFD-45BC-8077-A5787483A3CF}" type="presParOf" srcId="{48BF6C11-EF1A-4273-900D-DD5B59C0D92F}" destId="{2D827D14-3A64-4B45-B11B-3ECDBC24212A}" srcOrd="0" destOrd="0" presId="urn:microsoft.com/office/officeart/2005/8/layout/cycle2"/>
   </dgm:cxnLst>
   <dgm:bg/>
   <dgm:whole/>

--- a/Notes.docx
+++ b/Notes.docx
@@ -534,11 +534,19 @@
           <w:lang w:val="en-US"/>
         </w:rPr>
       </w:pPr>
-      <w:r>
-        <w:rPr>
-          <w:lang w:val="en-US"/>
-        </w:rPr>
-        <w:t>Thread.sleep()</w:t>
+      <w:proofErr w:type="spellStart"/>
+      <w:r>
+        <w:rPr>
+          <w:lang w:val="en-US"/>
+        </w:rPr>
+        <w:t>Thread.sleep</w:t>
+      </w:r>
+      <w:proofErr w:type="spellEnd"/>
+      <w:r>
+        <w:rPr>
+          <w:lang w:val="en-US"/>
+        </w:rPr>
+        <w:t>()</w:t>
       </w:r>
     </w:p>
     <w:p>
@@ -1921,8 +1929,18 @@
           <w:lang w:val="en-US"/>
         </w:rPr>
         <w:lastRenderedPageBreak/>
-        <w:t>What is Software Testing</w:t>
-      </w:r>
+        <w:t xml:space="preserve">What is Software </w:t>
+      </w:r>
+      <w:proofErr w:type="gramStart"/>
+      <w:r>
+        <w:rPr>
+          <w:b/>
+          <w:bCs/>
+          <w:lang w:val="en-US"/>
+        </w:rPr>
+        <w:t>Testing</w:t>
+      </w:r>
+      <w:proofErr w:type="gramEnd"/>
     </w:p>
     <w:p>
       <w:pPr>
@@ -2873,8 +2891,16 @@
         <w:rPr>
           <w:lang w:val="en-US"/>
         </w:rPr>
-        <w:t xml:space="preserve"> – Record and playback mech</w:t>
-      </w:r>
+        <w:t xml:space="preserve"> – Record and playback </w:t>
+      </w:r>
+      <w:proofErr w:type="spellStart"/>
+      <w:r>
+        <w:rPr>
+          <w:lang w:val="en-US"/>
+        </w:rPr>
+        <w:t>mech</w:t>
+      </w:r>
+      <w:proofErr w:type="spellEnd"/>
     </w:p>
     <w:p>
       <w:pPr>
@@ -3204,8 +3230,16 @@
         <w:rPr>
           <w:lang w:val="en-US"/>
         </w:rPr>
-        <w:t>Idea Intellj</w:t>
-      </w:r>
+        <w:t xml:space="preserve">Idea </w:t>
+      </w:r>
+      <w:proofErr w:type="spellStart"/>
+      <w:r>
+        <w:rPr>
+          <w:lang w:val="en-US"/>
+        </w:rPr>
+        <w:t>Intellj</w:t>
+      </w:r>
+      <w:proofErr w:type="spellEnd"/>
     </w:p>
     <w:p>
       <w:pPr>
@@ -3273,12 +3307,14 @@
           <w:lang w:val="en-US"/>
         </w:rPr>
       </w:pPr>
+      <w:proofErr w:type="spellStart"/>
       <w:r>
         <w:rPr>
           <w:lang w:val="en-US"/>
         </w:rPr>
         <w:t>YourName_SeleniumDemos</w:t>
       </w:r>
+      <w:proofErr w:type="spellEnd"/>
     </w:p>
     <w:p>
       <w:pPr>
@@ -3587,7 +3623,21 @@
         <w:rPr>
           <w:lang w:val="en-US"/>
         </w:rPr>
-        <w:t>Give the name to project (MyAutomationProject)</w:t>
+        <w:t>Give the name to project (</w:t>
+      </w:r>
+      <w:proofErr w:type="spellStart"/>
+      <w:r>
+        <w:rPr>
+          <w:lang w:val="en-US"/>
+        </w:rPr>
+        <w:t>MyAutomationProject</w:t>
+      </w:r>
+      <w:proofErr w:type="spellEnd"/>
+      <w:r>
+        <w:rPr>
+          <w:lang w:val="en-US"/>
+        </w:rPr>
+        <w:t>)</w:t>
       </w:r>
     </w:p>
     <w:p>
@@ -3697,7 +3747,21 @@
         <w:rPr>
           <w:lang w:val="en-US"/>
         </w:rPr>
-        <w:t xml:space="preserve"> Package (com.WebDriverDemos)</w:t>
+        <w:t xml:space="preserve"> Package (</w:t>
+      </w:r>
+      <w:proofErr w:type="spellStart"/>
+      <w:r>
+        <w:rPr>
+          <w:lang w:val="en-US"/>
+        </w:rPr>
+        <w:t>com.WebDriverDemos</w:t>
+      </w:r>
+      <w:proofErr w:type="spellEnd"/>
+      <w:r>
+        <w:rPr>
+          <w:lang w:val="en-US"/>
+        </w:rPr>
+        <w:t>)</w:t>
       </w:r>
     </w:p>
     <w:p>
@@ -3793,8 +3857,16 @@
         <w:rPr>
           <w:lang w:val="en-US"/>
         </w:rPr>
-        <w:t>Click on Classpath</w:t>
-      </w:r>
+        <w:t xml:space="preserve">Click on </w:t>
+      </w:r>
+      <w:proofErr w:type="spellStart"/>
+      <w:r>
+        <w:rPr>
+          <w:lang w:val="en-US"/>
+        </w:rPr>
+        <w:t>Classpath</w:t>
+      </w:r>
+      <w:proofErr w:type="spellEnd"/>
     </w:p>
     <w:p>
       <w:pPr>
@@ -3961,11 +4033,19 @@
           <w:lang w:val="en-US"/>
         </w:rPr>
       </w:pPr>
-      <w:r>
-        <w:rPr>
-          <w:lang w:val="en-US"/>
-        </w:rPr>
-        <w:t xml:space="preserve">get() </w:t>
+      <w:proofErr w:type="gramStart"/>
+      <w:r>
+        <w:rPr>
+          <w:lang w:val="en-US"/>
+        </w:rPr>
+        <w:t>get(</w:t>
+      </w:r>
+      <w:proofErr w:type="gramEnd"/>
+      <w:r>
+        <w:rPr>
+          <w:lang w:val="en-US"/>
+        </w:rPr>
+        <w:t xml:space="preserve">) </w:t>
       </w:r>
       <w:r>
         <w:rPr>
@@ -3991,11 +4071,27 @@
           <w:lang w:val="en-US"/>
         </w:rPr>
       </w:pPr>
-      <w:r>
-        <w:rPr>
-          <w:lang w:val="en-US"/>
-        </w:rPr>
-        <w:t xml:space="preserve">driver.manage().window().maximize() </w:t>
+      <w:proofErr w:type="spellStart"/>
+      <w:proofErr w:type="gramStart"/>
+      <w:r>
+        <w:rPr>
+          <w:lang w:val="en-US"/>
+        </w:rPr>
+        <w:t>driver.manage</w:t>
+      </w:r>
+      <w:proofErr w:type="spellEnd"/>
+      <w:r>
+        <w:rPr>
+          <w:lang w:val="en-US"/>
+        </w:rPr>
+        <w:t>(</w:t>
+      </w:r>
+      <w:proofErr w:type="gramEnd"/>
+      <w:r>
+        <w:rPr>
+          <w:lang w:val="en-US"/>
+        </w:rPr>
+        <w:t xml:space="preserve">).window().maximize() </w:t>
       </w:r>
       <w:r>
         <w:rPr>
@@ -4021,11 +4117,19 @@
           <w:lang w:val="en-US"/>
         </w:rPr>
       </w:pPr>
-      <w:r>
-        <w:rPr>
-          <w:lang w:val="en-US"/>
-        </w:rPr>
-        <w:t xml:space="preserve">close() </w:t>
+      <w:proofErr w:type="gramStart"/>
+      <w:r>
+        <w:rPr>
+          <w:lang w:val="en-US"/>
+        </w:rPr>
+        <w:t>close(</w:t>
+      </w:r>
+      <w:proofErr w:type="gramEnd"/>
+      <w:r>
+        <w:rPr>
+          <w:lang w:val="en-US"/>
+        </w:rPr>
+        <w:t xml:space="preserve">) </w:t>
       </w:r>
       <w:r>
         <w:rPr>
@@ -4051,11 +4155,19 @@
           <w:lang w:val="en-US"/>
         </w:rPr>
       </w:pPr>
-      <w:r>
-        <w:rPr>
-          <w:lang w:val="en-US"/>
-        </w:rPr>
-        <w:t xml:space="preserve">getTitle() </w:t>
+      <w:proofErr w:type="gramStart"/>
+      <w:r>
+        <w:rPr>
+          <w:lang w:val="en-US"/>
+        </w:rPr>
+        <w:t>getTitle(</w:t>
+      </w:r>
+      <w:proofErr w:type="gramEnd"/>
+      <w:r>
+        <w:rPr>
+          <w:lang w:val="en-US"/>
+        </w:rPr>
+        <w:t xml:space="preserve">) </w:t>
       </w:r>
       <w:r>
         <w:rPr>
@@ -4087,11 +4199,19 @@
           <w:lang w:val="en-US"/>
         </w:rPr>
       </w:pPr>
-      <w:r>
-        <w:rPr>
-          <w:lang w:val="en-US"/>
-        </w:rPr>
-        <w:t xml:space="preserve">getCurrentUrl() </w:t>
+      <w:proofErr w:type="gramStart"/>
+      <w:r>
+        <w:rPr>
+          <w:lang w:val="en-US"/>
+        </w:rPr>
+        <w:t>getCurrentUrl(</w:t>
+      </w:r>
+      <w:proofErr w:type="gramEnd"/>
+      <w:r>
+        <w:rPr>
+          <w:lang w:val="en-US"/>
+        </w:rPr>
+        <w:t xml:space="preserve">) </w:t>
       </w:r>
       <w:r>
         <w:rPr>
@@ -4117,11 +4237,19 @@
           <w:lang w:val="en-US"/>
         </w:rPr>
       </w:pPr>
-      <w:r>
-        <w:rPr>
-          <w:lang w:val="en-US"/>
-        </w:rPr>
-        <w:t xml:space="preserve">findElement() </w:t>
+      <w:proofErr w:type="gramStart"/>
+      <w:r>
+        <w:rPr>
+          <w:lang w:val="en-US"/>
+        </w:rPr>
+        <w:t>findElement(</w:t>
+      </w:r>
+      <w:proofErr w:type="gramEnd"/>
+      <w:r>
+        <w:rPr>
+          <w:lang w:val="en-US"/>
+        </w:rPr>
+        <w:t xml:space="preserve">) </w:t>
       </w:r>
       <w:r>
         <w:rPr>
@@ -4171,11 +4299,19 @@
           <w:lang w:val="en-US"/>
         </w:rPr>
       </w:pPr>
-      <w:r>
-        <w:rPr>
-          <w:lang w:val="en-US"/>
-        </w:rPr>
-        <w:t xml:space="preserve">findElements() </w:t>
+      <w:proofErr w:type="gramStart"/>
+      <w:r>
+        <w:rPr>
+          <w:lang w:val="en-US"/>
+        </w:rPr>
+        <w:t>findElements(</w:t>
+      </w:r>
+      <w:proofErr w:type="gramEnd"/>
+      <w:r>
+        <w:rPr>
+          <w:lang w:val="en-US"/>
+        </w:rPr>
+        <w:t xml:space="preserve">) </w:t>
       </w:r>
       <w:r>
         <w:rPr>
@@ -4743,11 +4879,19 @@
           <w:lang w:val="en-US"/>
         </w:rPr>
       </w:pPr>
-      <w:r>
-        <w:rPr>
-          <w:lang w:val="en-US"/>
-        </w:rPr>
-        <w:t xml:space="preserve">sendKeys() </w:t>
+      <w:proofErr w:type="gramStart"/>
+      <w:r>
+        <w:rPr>
+          <w:lang w:val="en-US"/>
+        </w:rPr>
+        <w:t>sendKeys(</w:t>
+      </w:r>
+      <w:proofErr w:type="gramEnd"/>
+      <w:r>
+        <w:rPr>
+          <w:lang w:val="en-US"/>
+        </w:rPr>
+        <w:t xml:space="preserve">) </w:t>
       </w:r>
       <w:r>
         <w:rPr>
@@ -4785,11 +4929,19 @@
           <w:lang w:val="en-US"/>
         </w:rPr>
       </w:pPr>
-      <w:r>
-        <w:rPr>
-          <w:lang w:val="en-US"/>
-        </w:rPr>
-        <w:t xml:space="preserve">click() </w:t>
+      <w:proofErr w:type="gramStart"/>
+      <w:r>
+        <w:rPr>
+          <w:lang w:val="en-US"/>
+        </w:rPr>
+        <w:t>click(</w:t>
+      </w:r>
+      <w:proofErr w:type="gramEnd"/>
+      <w:r>
+        <w:rPr>
+          <w:lang w:val="en-US"/>
+        </w:rPr>
+        <w:t xml:space="preserve">) </w:t>
       </w:r>
       <w:r>
         <w:rPr>
@@ -4821,11 +4973,19 @@
           <w:lang w:val="en-US"/>
         </w:rPr>
       </w:pPr>
-      <w:r>
-        <w:rPr>
-          <w:lang w:val="en-US"/>
-        </w:rPr>
-        <w:t xml:space="preserve">getText() </w:t>
+      <w:proofErr w:type="gramStart"/>
+      <w:r>
+        <w:rPr>
+          <w:lang w:val="en-US"/>
+        </w:rPr>
+        <w:t>getText(</w:t>
+      </w:r>
+      <w:proofErr w:type="gramEnd"/>
+      <w:r>
+        <w:rPr>
+          <w:lang w:val="en-US"/>
+        </w:rPr>
+        <w:t xml:space="preserve">) </w:t>
       </w:r>
       <w:r>
         <w:rPr>
@@ -4851,11 +5011,19 @@
           <w:lang w:val="en-US"/>
         </w:rPr>
       </w:pPr>
-      <w:r>
-        <w:rPr>
-          <w:lang w:val="en-US"/>
-        </w:rPr>
-        <w:t xml:space="preserve">isSelected() </w:t>
+      <w:proofErr w:type="gramStart"/>
+      <w:r>
+        <w:rPr>
+          <w:lang w:val="en-US"/>
+        </w:rPr>
+        <w:t>isSelected(</w:t>
+      </w:r>
+      <w:proofErr w:type="gramEnd"/>
+      <w:r>
+        <w:rPr>
+          <w:lang w:val="en-US"/>
+        </w:rPr>
+        <w:t xml:space="preserve">) </w:t>
       </w:r>
       <w:r>
         <w:rPr>
@@ -4881,11 +5049,19 @@
           <w:lang w:val="en-US"/>
         </w:rPr>
       </w:pPr>
-      <w:r>
-        <w:rPr>
-          <w:lang w:val="en-US"/>
-        </w:rPr>
-        <w:t xml:space="preserve">isEnabled() </w:t>
+      <w:proofErr w:type="gramStart"/>
+      <w:r>
+        <w:rPr>
+          <w:lang w:val="en-US"/>
+        </w:rPr>
+        <w:t>isEnabled(</w:t>
+      </w:r>
+      <w:proofErr w:type="gramEnd"/>
+      <w:r>
+        <w:rPr>
+          <w:lang w:val="en-US"/>
+        </w:rPr>
+        <w:t xml:space="preserve">) </w:t>
       </w:r>
       <w:r>
         <w:rPr>
@@ -5022,7 +5198,21 @@
         <w:rPr>
           <w:lang w:val="en-US"/>
         </w:rPr>
-        <w:t>data-testid="royal-email"]</w:t>
+        <w:t>data-</w:t>
+      </w:r>
+      <w:proofErr w:type="spellStart"/>
+      <w:r>
+        <w:rPr>
+          <w:lang w:val="en-US"/>
+        </w:rPr>
+        <w:t>testid</w:t>
+      </w:r>
+      <w:proofErr w:type="spellEnd"/>
+      <w:r>
+        <w:rPr>
+          <w:lang w:val="en-US"/>
+        </w:rPr>
+        <w:t>="royal-email"]</w:t>
       </w:r>
     </w:p>
     <w:p>
@@ -5449,11 +5639,19 @@
           <w:lang w:val="en-US"/>
         </w:rPr>
       </w:pPr>
-      <w:r>
-        <w:rPr>
-          <w:lang w:val="en-US"/>
-        </w:rPr>
-        <w:t xml:space="preserve">getFirstSelectedOption() </w:t>
+      <w:proofErr w:type="gramStart"/>
+      <w:r>
+        <w:rPr>
+          <w:lang w:val="en-US"/>
+        </w:rPr>
+        <w:t>getFirstSelectedOption(</w:t>
+      </w:r>
+      <w:proofErr w:type="gramEnd"/>
+      <w:r>
+        <w:rPr>
+          <w:lang w:val="en-US"/>
+        </w:rPr>
+        <w:t xml:space="preserve">) </w:t>
       </w:r>
       <w:r>
         <w:rPr>
@@ -5479,11 +5677,19 @@
           <w:lang w:val="en-US"/>
         </w:rPr>
       </w:pPr>
-      <w:r>
-        <w:rPr>
-          <w:lang w:val="en-US"/>
-        </w:rPr>
-        <w:t xml:space="preserve">getOptions() </w:t>
+      <w:proofErr w:type="gramStart"/>
+      <w:r>
+        <w:rPr>
+          <w:lang w:val="en-US"/>
+        </w:rPr>
+        <w:t>getOptions(</w:t>
+      </w:r>
+      <w:proofErr w:type="gramEnd"/>
+      <w:r>
+        <w:rPr>
+          <w:lang w:val="en-US"/>
+        </w:rPr>
+        <w:t xml:space="preserve">) </w:t>
       </w:r>
       <w:r>
         <w:rPr>
@@ -5581,11 +5787,19 @@
           <w:lang w:val="en-US"/>
         </w:rPr>
       </w:pPr>
-      <w:r>
-        <w:rPr>
-          <w:lang w:val="en-US"/>
-        </w:rPr>
-        <w:t xml:space="preserve">getAllSelectedOptions() </w:t>
+      <w:proofErr w:type="gramStart"/>
+      <w:r>
+        <w:rPr>
+          <w:lang w:val="en-US"/>
+        </w:rPr>
+        <w:t>getAllSelectedOptions(</w:t>
+      </w:r>
+      <w:proofErr w:type="gramEnd"/>
+      <w:r>
+        <w:rPr>
+          <w:lang w:val="en-US"/>
+        </w:rPr>
+        <w:t xml:space="preserve">) </w:t>
       </w:r>
       <w:r>
         <w:rPr>
@@ -5623,11 +5837,19 @@
           <w:lang w:val="en-US"/>
         </w:rPr>
       </w:pPr>
-      <w:r>
-        <w:rPr>
-          <w:lang w:val="en-US"/>
-        </w:rPr>
-        <w:t xml:space="preserve">isMultiple() </w:t>
+      <w:proofErr w:type="gramStart"/>
+      <w:r>
+        <w:rPr>
+          <w:lang w:val="en-US"/>
+        </w:rPr>
+        <w:t>isMultiple(</w:t>
+      </w:r>
+      <w:proofErr w:type="gramEnd"/>
+      <w:r>
+        <w:rPr>
+          <w:lang w:val="en-US"/>
+        </w:rPr>
+        <w:t xml:space="preserve">) </w:t>
       </w:r>
       <w:r>
         <w:rPr>
@@ -5793,11 +6015,27 @@
           <w:lang w:val="en-US"/>
         </w:rPr>
       </w:pPr>
-      <w:r>
-        <w:rPr>
-          <w:lang w:val="en-US"/>
-        </w:rPr>
-        <w:t>Thread.sleep()</w:t>
+      <w:proofErr w:type="spellStart"/>
+      <w:proofErr w:type="gramStart"/>
+      <w:r>
+        <w:rPr>
+          <w:lang w:val="en-US"/>
+        </w:rPr>
+        <w:t>Thread.sleep</w:t>
+      </w:r>
+      <w:proofErr w:type="spellEnd"/>
+      <w:r>
+        <w:rPr>
+          <w:lang w:val="en-US"/>
+        </w:rPr>
+        <w:t>(</w:t>
+      </w:r>
+      <w:proofErr w:type="gramEnd"/>
+      <w:r>
+        <w:rPr>
+          <w:lang w:val="en-US"/>
+        </w:rPr>
+        <w:t>)</w:t>
       </w:r>
       <w:r>
         <w:rPr>
@@ -5985,6 +6223,12 @@
         </w:rPr>
         <w:t>We can handle the conditions like viability of element, element to be clickable, alert to be present etc</w:t>
       </w:r>
+      <w:r>
+        <w:rPr>
+          <w:lang w:val="en-US"/>
+        </w:rPr>
+        <w:t>.</w:t>
+      </w:r>
     </w:p>
     <w:p>
       <w:pPr>
@@ -6058,6 +6302,12 @@
         <w:lastRenderedPageBreak/>
         <w:t>We can handle the conditions like viability of element, element to be clickable, alert to be present etc</w:t>
       </w:r>
+      <w:r>
+        <w:rPr>
+          <w:lang w:val="en-US"/>
+        </w:rPr>
+        <w:t>.</w:t>
+      </w:r>
     </w:p>
     <w:p>
       <w:pPr>
@@ -6100,7 +6350,20 @@
           <w:lang w:val="en-US"/>
         </w:rPr>
         <w:br/>
-        <w:t xml:space="preserve">i </w:t>
+      </w:r>
+      <w:proofErr w:type="spellStart"/>
+      <w:r>
+        <w:rPr>
+          <w:lang w:val="en-US"/>
+        </w:rPr>
+        <w:t>i</w:t>
+      </w:r>
+      <w:proofErr w:type="spellEnd"/>
+      <w:r>
+        <w:rPr>
+          <w:lang w:val="en-US"/>
+        </w:rPr>
+        <w:t xml:space="preserve"> </w:t>
       </w:r>
       <w:r>
         <w:rPr>
@@ -6186,10 +6449,230 @@
         <w:rPr>
           <w:lang w:val="en-US"/>
         </w:rPr>
-        <w:t xml:space="preserve"> Used to avoid SessionTimeoutException. This will increase the time to load any web page.</w:t>
+        <w:t xml:space="preserve"> Used to avoid </w:t>
+      </w:r>
+      <w:r>
+        <w:rPr>
+          <w:b/>
+          <w:bCs/>
+          <w:lang w:val="en-US"/>
+        </w:rPr>
+        <w:t>SessionTimeoutException</w:t>
+      </w:r>
+      <w:r>
+        <w:rPr>
+          <w:lang w:val="en-US"/>
+        </w:rPr>
+        <w:t>. This will increase the time to load any web page.</w:t>
+      </w:r>
+    </w:p>
+    <w:p>
+      <w:pPr>
+        <w:rPr>
+          <w:lang w:val="en-US"/>
+        </w:rPr>
+      </w:pPr>
+    </w:p>
+    <w:p>
+      <w:pPr>
+        <w:rPr>
+          <w:lang w:val="en-US"/>
+        </w:rPr>
+      </w:pPr>
+    </w:p>
+    <w:p>
+      <w:pPr>
+        <w:rPr>
+          <w:b/>
+          <w:bCs/>
+          <w:lang w:val="en-US"/>
+        </w:rPr>
+      </w:pPr>
+      <w:r>
+        <w:rPr>
+          <w:b/>
+          <w:bCs/>
+          <w:lang w:val="en-US"/>
+        </w:rPr>
+        <w:t>Handling Table</w:t>
+      </w:r>
+    </w:p>
+    <w:p>
+      <w:pPr>
+        <w:pStyle w:val="ListParagraph"/>
+        <w:numPr>
+          <w:ilvl w:val="0"/>
+          <w:numId w:val="26"/>
+        </w:numPr>
+        <w:rPr>
+          <w:lang w:val="en-US"/>
+        </w:rPr>
+      </w:pPr>
+      <w:r>
+        <w:rPr>
+          <w:lang w:val="en-US"/>
+        </w:rPr>
+        <w:t>Display all table headers</w:t>
+      </w:r>
+    </w:p>
+    <w:p>
+      <w:pPr>
+        <w:pStyle w:val="ListParagraph"/>
+        <w:numPr>
+          <w:ilvl w:val="0"/>
+          <w:numId w:val="26"/>
+        </w:numPr>
+        <w:rPr>
+          <w:lang w:val="en-US"/>
+        </w:rPr>
+      </w:pPr>
+      <w:r>
+        <w:rPr>
+          <w:lang w:val="en-US"/>
+        </w:rPr>
+        <w:t>Display total no of rows</w:t>
+      </w:r>
+    </w:p>
+    <w:p>
+      <w:pPr>
+        <w:pStyle w:val="ListParagraph"/>
+        <w:numPr>
+          <w:ilvl w:val="0"/>
+          <w:numId w:val="26"/>
+        </w:numPr>
+        <w:rPr>
+          <w:lang w:val="en-US"/>
+        </w:rPr>
+      </w:pPr>
+      <w:r>
+        <w:rPr>
+          <w:lang w:val="en-US"/>
+        </w:rPr>
+        <w:t>Display any row randomly</w:t>
+      </w:r>
+    </w:p>
+    <w:p>
+      <w:pPr>
+        <w:rPr>
+          <w:lang w:val="en-US"/>
+        </w:rPr>
+      </w:pPr>
+    </w:p>
+    <w:p>
+      <w:pPr>
+        <w:rPr>
+          <w:lang w:val="en-US"/>
+        </w:rPr>
+      </w:pPr>
+    </w:p>
+    <w:p>
+      <w:pPr>
+        <w:rPr>
+          <w:lang w:val="en-US"/>
+        </w:rPr>
+      </w:pPr>
+      <w:r>
+        <w:rPr>
+          <w:b/>
+          <w:bCs/>
+          <w:lang w:val="en-US"/>
+        </w:rPr>
+        <w:t xml:space="preserve">JavascriptExecutor </w:t>
+      </w:r>
+      <w:r>
+        <w:rPr>
+          <w:b/>
+          <w:bCs/>
+          <w:lang w:val="en-US"/>
+        </w:rPr>
+        <w:sym w:font="Wingdings" w:char="F0E0"/>
+      </w:r>
+      <w:r>
+        <w:rPr>
+          <w:b/>
+          <w:bCs/>
+          <w:lang w:val="en-US"/>
+        </w:rPr>
+        <w:t xml:space="preserve"> </w:t>
+      </w:r>
+    </w:p>
+    <w:p>
+      <w:pPr>
+        <w:rPr>
+          <w:lang w:val="en-US"/>
+        </w:rPr>
+      </w:pPr>
+      <w:r>
+        <w:rPr>
+          <w:lang w:val="en-US"/>
+        </w:rPr>
+        <w:t xml:space="preserve">This is an </w:t>
       </w:r>
       <w:bookmarkStart w:id="0" w:name="_GoBack"/>
+      <w:r>
+        <w:rPr>
+          <w:b/>
+          <w:bCs/>
+          <w:lang w:val="en-US"/>
+        </w:rPr>
+        <w:t>interface</w:t>
+      </w:r>
+      <w:r>
+        <w:rPr>
+          <w:lang w:val="en-US"/>
+        </w:rPr>
+        <w:t xml:space="preserve"> </w:t>
+      </w:r>
       <w:bookmarkEnd w:id="0"/>
+      <w:r>
+        <w:rPr>
+          <w:lang w:val="en-US"/>
+        </w:rPr>
+        <w:t>which is used to</w:t>
+      </w:r>
+    </w:p>
+    <w:p>
+      <w:pPr>
+        <w:pStyle w:val="ListParagraph"/>
+        <w:numPr>
+          <w:ilvl w:val="0"/>
+          <w:numId w:val="27"/>
+        </w:numPr>
+        <w:rPr>
+          <w:lang w:val="en-US"/>
+        </w:rPr>
+      </w:pPr>
+      <w:r>
+        <w:rPr>
+          <w:lang w:val="en-US"/>
+        </w:rPr>
+        <w:t>Scroll the web page horizontally or vertically</w:t>
+      </w:r>
+    </w:p>
+    <w:p>
+      <w:pPr>
+        <w:pStyle w:val="ListParagraph"/>
+        <w:numPr>
+          <w:ilvl w:val="0"/>
+          <w:numId w:val="27"/>
+        </w:numPr>
+        <w:rPr>
+          <w:lang w:val="en-US"/>
+        </w:rPr>
+      </w:pPr>
+      <w:r>
+        <w:rPr>
+          <w:lang w:val="en-US"/>
+        </w:rPr>
+        <w:t>Click on some controls which are hidden by some another controls</w:t>
+      </w:r>
+    </w:p>
+    <w:p>
+      <w:pPr>
+        <w:rPr>
+          <w:lang w:val="en-US"/>
+        </w:rPr>
+      </w:pPr>
     </w:p>
     <w:sectPr>
       <w:pgSz w:w="11906" w:h="16838"/>
@@ -6489,6 +6972,95 @@
     </w:lvl>
   </w:abstractNum>
   <w:abstractNum w:abstractNumId="3">
+    <w:nsid w:val="064A7961"/>
+    <w:multiLevelType w:val="hybridMultilevel"/>
+    <w:tmpl w:val="9C32C114"/>
+    <w:lvl w:ilvl="0" w:tplc="4009000F">
+      <w:start w:val="1"/>
+      <w:numFmt w:val="decimal"/>
+      <w:lvlText w:val="%1."/>
+      <w:lvlJc w:val="left"/>
+      <w:pPr>
+        <w:ind w:left="720" w:hanging="360"/>
+      </w:pPr>
+      <w:rPr>
+        <w:rFonts w:hint="default"/>
+      </w:rPr>
+    </w:lvl>
+    <w:lvl w:ilvl="1" w:tplc="40090019" w:tentative="1">
+      <w:start w:val="1"/>
+      <w:numFmt w:val="lowerLetter"/>
+      <w:lvlText w:val="%2."/>
+      <w:lvlJc w:val="left"/>
+      <w:pPr>
+        <w:ind w:left="1440" w:hanging="360"/>
+      </w:pPr>
+    </w:lvl>
+    <w:lvl w:ilvl="2" w:tplc="4009001B" w:tentative="1">
+      <w:start w:val="1"/>
+      <w:numFmt w:val="lowerRoman"/>
+      <w:lvlText w:val="%3."/>
+      <w:lvlJc w:val="right"/>
+      <w:pPr>
+        <w:ind w:left="2160" w:hanging="180"/>
+      </w:pPr>
+    </w:lvl>
+    <w:lvl w:ilvl="3" w:tplc="4009000F" w:tentative="1">
+      <w:start w:val="1"/>
+      <w:numFmt w:val="decimal"/>
+      <w:lvlText w:val="%4."/>
+      <w:lvlJc w:val="left"/>
+      <w:pPr>
+        <w:ind w:left="2880" w:hanging="360"/>
+      </w:pPr>
+    </w:lvl>
+    <w:lvl w:ilvl="4" w:tplc="40090019" w:tentative="1">
+      <w:start w:val="1"/>
+      <w:numFmt w:val="lowerLetter"/>
+      <w:lvlText w:val="%5."/>
+      <w:lvlJc w:val="left"/>
+      <w:pPr>
+        <w:ind w:left="3600" w:hanging="360"/>
+      </w:pPr>
+    </w:lvl>
+    <w:lvl w:ilvl="5" w:tplc="4009001B" w:tentative="1">
+      <w:start w:val="1"/>
+      <w:numFmt w:val="lowerRoman"/>
+      <w:lvlText w:val="%6."/>
+      <w:lvlJc w:val="right"/>
+      <w:pPr>
+        <w:ind w:left="4320" w:hanging="180"/>
+      </w:pPr>
+    </w:lvl>
+    <w:lvl w:ilvl="6" w:tplc="4009000F" w:tentative="1">
+      <w:start w:val="1"/>
+      <w:numFmt w:val="decimal"/>
+      <w:lvlText w:val="%7."/>
+      <w:lvlJc w:val="left"/>
+      <w:pPr>
+        <w:ind w:left="5040" w:hanging="360"/>
+      </w:pPr>
+    </w:lvl>
+    <w:lvl w:ilvl="7" w:tplc="40090019" w:tentative="1">
+      <w:start w:val="1"/>
+      <w:numFmt w:val="lowerLetter"/>
+      <w:lvlText w:val="%8."/>
+      <w:lvlJc w:val="left"/>
+      <w:pPr>
+        <w:ind w:left="5760" w:hanging="360"/>
+      </w:pPr>
+    </w:lvl>
+    <w:lvl w:ilvl="8" w:tplc="4009001B" w:tentative="1">
+      <w:start w:val="1"/>
+      <w:numFmt w:val="lowerRoman"/>
+      <w:lvlText w:val="%9."/>
+      <w:lvlJc w:val="right"/>
+      <w:pPr>
+        <w:ind w:left="6480" w:hanging="180"/>
+      </w:pPr>
+    </w:lvl>
+  </w:abstractNum>
+  <w:abstractNum w:abstractNumId="4">
     <w:nsid w:val="081C4B5C"/>
     <w:multiLevelType w:val="hybridMultilevel"/>
     <w:tmpl w:val="A7724B04"/>
@@ -6601,7 +7173,7 @@
       </w:rPr>
     </w:lvl>
   </w:abstractNum>
-  <w:abstractNum w:abstractNumId="4">
+  <w:abstractNum w:abstractNumId="5">
     <w:nsid w:val="0FC11B21"/>
     <w:multiLevelType w:val="hybridMultilevel"/>
     <w:tmpl w:val="D2A46348"/>
@@ -6690,7 +7262,7 @@
       </w:pPr>
     </w:lvl>
   </w:abstractNum>
-  <w:abstractNum w:abstractNumId="5">
+  <w:abstractNum w:abstractNumId="6">
     <w:nsid w:val="12920D9B"/>
     <w:multiLevelType w:val="hybridMultilevel"/>
     <w:tmpl w:val="3F783C4A"/>
@@ -6803,7 +7375,7 @@
       </w:rPr>
     </w:lvl>
   </w:abstractNum>
-  <w:abstractNum w:abstractNumId="6">
+  <w:abstractNum w:abstractNumId="7">
     <w:nsid w:val="23232B7A"/>
     <w:multiLevelType w:val="hybridMultilevel"/>
     <w:tmpl w:val="294E1CB4"/>
@@ -6916,7 +7488,7 @@
       </w:rPr>
     </w:lvl>
   </w:abstractNum>
-  <w:abstractNum w:abstractNumId="7">
+  <w:abstractNum w:abstractNumId="8">
     <w:nsid w:val="24C43797"/>
     <w:multiLevelType w:val="hybridMultilevel"/>
     <w:tmpl w:val="F08CF0EC"/>
@@ -7005,7 +7577,7 @@
       </w:pPr>
     </w:lvl>
   </w:abstractNum>
-  <w:abstractNum w:abstractNumId="8">
+  <w:abstractNum w:abstractNumId="9">
     <w:nsid w:val="25AB391C"/>
     <w:multiLevelType w:val="hybridMultilevel"/>
     <w:tmpl w:val="A8B25F10"/>
@@ -7094,7 +7666,7 @@
       </w:pPr>
     </w:lvl>
   </w:abstractNum>
-  <w:abstractNum w:abstractNumId="9">
+  <w:abstractNum w:abstractNumId="10">
     <w:nsid w:val="309168F1"/>
     <w:multiLevelType w:val="hybridMultilevel"/>
     <w:tmpl w:val="680E6146"/>
@@ -7183,7 +7755,7 @@
       </w:pPr>
     </w:lvl>
   </w:abstractNum>
-  <w:abstractNum w:abstractNumId="10">
+  <w:abstractNum w:abstractNumId="11">
     <w:nsid w:val="39023112"/>
     <w:multiLevelType w:val="hybridMultilevel"/>
     <w:tmpl w:val="F48EB6B8"/>
@@ -7272,7 +7844,7 @@
       </w:pPr>
     </w:lvl>
   </w:abstractNum>
-  <w:abstractNum w:abstractNumId="11">
+  <w:abstractNum w:abstractNumId="12">
     <w:nsid w:val="3AB146E0"/>
     <w:multiLevelType w:val="hybridMultilevel"/>
     <w:tmpl w:val="8DA4565E"/>
@@ -7385,7 +7957,7 @@
       </w:rPr>
     </w:lvl>
   </w:abstractNum>
-  <w:abstractNum w:abstractNumId="12">
+  <w:abstractNum w:abstractNumId="13">
     <w:nsid w:val="3F921678"/>
     <w:multiLevelType w:val="hybridMultilevel"/>
     <w:tmpl w:val="221E44C8"/>
@@ -7474,7 +8046,7 @@
       </w:pPr>
     </w:lvl>
   </w:abstractNum>
-  <w:abstractNum w:abstractNumId="13">
+  <w:abstractNum w:abstractNumId="14">
     <w:nsid w:val="4576746F"/>
     <w:multiLevelType w:val="hybridMultilevel"/>
     <w:tmpl w:val="F43EA7F6"/>
@@ -7563,7 +8135,7 @@
       </w:pPr>
     </w:lvl>
   </w:abstractNum>
-  <w:abstractNum w:abstractNumId="14">
+  <w:abstractNum w:abstractNumId="15">
     <w:nsid w:val="48400206"/>
     <w:multiLevelType w:val="hybridMultilevel"/>
     <w:tmpl w:val="C27C85FC"/>
@@ -7652,7 +8224,7 @@
       </w:pPr>
     </w:lvl>
   </w:abstractNum>
-  <w:abstractNum w:abstractNumId="15">
+  <w:abstractNum w:abstractNumId="16">
     <w:nsid w:val="50837B95"/>
     <w:multiLevelType w:val="hybridMultilevel"/>
     <w:tmpl w:val="609845DA"/>
@@ -7741,7 +8313,7 @@
       </w:pPr>
     </w:lvl>
   </w:abstractNum>
-  <w:abstractNum w:abstractNumId="16">
+  <w:abstractNum w:abstractNumId="17">
     <w:nsid w:val="5258329B"/>
     <w:multiLevelType w:val="hybridMultilevel"/>
     <w:tmpl w:val="BD92215E"/>
@@ -7830,7 +8402,7 @@
       </w:pPr>
     </w:lvl>
   </w:abstractNum>
-  <w:abstractNum w:abstractNumId="17">
+  <w:abstractNum w:abstractNumId="18">
     <w:nsid w:val="58FC74FD"/>
     <w:multiLevelType w:val="hybridMultilevel"/>
     <w:tmpl w:val="A59023F4"/>
@@ -7943,7 +8515,96 @@
       </w:rPr>
     </w:lvl>
   </w:abstractNum>
-  <w:abstractNum w:abstractNumId="18">
+  <w:abstractNum w:abstractNumId="19">
+    <w:nsid w:val="62C20A5C"/>
+    <w:multiLevelType w:val="hybridMultilevel"/>
+    <w:tmpl w:val="1F1CB96E"/>
+    <w:lvl w:ilvl="0" w:tplc="4009000F">
+      <w:start w:val="1"/>
+      <w:numFmt w:val="decimal"/>
+      <w:lvlText w:val="%1."/>
+      <w:lvlJc w:val="left"/>
+      <w:pPr>
+        <w:ind w:left="720" w:hanging="360"/>
+      </w:pPr>
+      <w:rPr>
+        <w:rFonts w:hint="default"/>
+      </w:rPr>
+    </w:lvl>
+    <w:lvl w:ilvl="1" w:tplc="40090019" w:tentative="1">
+      <w:start w:val="1"/>
+      <w:numFmt w:val="lowerLetter"/>
+      <w:lvlText w:val="%2."/>
+      <w:lvlJc w:val="left"/>
+      <w:pPr>
+        <w:ind w:left="1440" w:hanging="360"/>
+      </w:pPr>
+    </w:lvl>
+    <w:lvl w:ilvl="2" w:tplc="4009001B" w:tentative="1">
+      <w:start w:val="1"/>
+      <w:numFmt w:val="lowerRoman"/>
+      <w:lvlText w:val="%3."/>
+      <w:lvlJc w:val="right"/>
+      <w:pPr>
+        <w:ind w:left="2160" w:hanging="180"/>
+      </w:pPr>
+    </w:lvl>
+    <w:lvl w:ilvl="3" w:tplc="4009000F" w:tentative="1">
+      <w:start w:val="1"/>
+      <w:numFmt w:val="decimal"/>
+      <w:lvlText w:val="%4."/>
+      <w:lvlJc w:val="left"/>
+      <w:pPr>
+        <w:ind w:left="2880" w:hanging="360"/>
+      </w:pPr>
+    </w:lvl>
+    <w:lvl w:ilvl="4" w:tplc="40090019" w:tentative="1">
+      <w:start w:val="1"/>
+      <w:numFmt w:val="lowerLetter"/>
+      <w:lvlText w:val="%5."/>
+      <w:lvlJc w:val="left"/>
+      <w:pPr>
+        <w:ind w:left="3600" w:hanging="360"/>
+      </w:pPr>
+    </w:lvl>
+    <w:lvl w:ilvl="5" w:tplc="4009001B" w:tentative="1">
+      <w:start w:val="1"/>
+      <w:numFmt w:val="lowerRoman"/>
+      <w:lvlText w:val="%6."/>
+      <w:lvlJc w:val="right"/>
+      <w:pPr>
+        <w:ind w:left="4320" w:hanging="180"/>
+      </w:pPr>
+    </w:lvl>
+    <w:lvl w:ilvl="6" w:tplc="4009000F" w:tentative="1">
+      <w:start w:val="1"/>
+      <w:numFmt w:val="decimal"/>
+      <w:lvlText w:val="%7."/>
+      <w:lvlJc w:val="left"/>
+      <w:pPr>
+        <w:ind w:left="5040" w:hanging="360"/>
+      </w:pPr>
+    </w:lvl>
+    <w:lvl w:ilvl="7" w:tplc="40090019" w:tentative="1">
+      <w:start w:val="1"/>
+      <w:numFmt w:val="lowerLetter"/>
+      <w:lvlText w:val="%8."/>
+      <w:lvlJc w:val="left"/>
+      <w:pPr>
+        <w:ind w:left="5760" w:hanging="360"/>
+      </w:pPr>
+    </w:lvl>
+    <w:lvl w:ilvl="8" w:tplc="4009001B" w:tentative="1">
+      <w:start w:val="1"/>
+      <w:numFmt w:val="lowerRoman"/>
+      <w:lvlText w:val="%9."/>
+      <w:lvlJc w:val="right"/>
+      <w:pPr>
+        <w:ind w:left="6480" w:hanging="180"/>
+      </w:pPr>
+    </w:lvl>
+  </w:abstractNum>
+  <w:abstractNum w:abstractNumId="20">
     <w:nsid w:val="6BAF613D"/>
     <w:multiLevelType w:val="hybridMultilevel"/>
     <w:tmpl w:val="7DD24A66"/>
@@ -8056,7 +8717,7 @@
       </w:rPr>
     </w:lvl>
   </w:abstractNum>
-  <w:abstractNum w:abstractNumId="19">
+  <w:abstractNum w:abstractNumId="21">
     <w:nsid w:val="6FD878C3"/>
     <w:multiLevelType w:val="hybridMultilevel"/>
     <w:tmpl w:val="63B48D7C"/>
@@ -8169,7 +8830,7 @@
       </w:rPr>
     </w:lvl>
   </w:abstractNum>
-  <w:abstractNum w:abstractNumId="20">
+  <w:abstractNum w:abstractNumId="22">
     <w:nsid w:val="77E30C16"/>
     <w:multiLevelType w:val="hybridMultilevel"/>
     <w:tmpl w:val="579E9B88"/>
@@ -8258,7 +8919,7 @@
       </w:pPr>
     </w:lvl>
   </w:abstractNum>
-  <w:abstractNum w:abstractNumId="21">
+  <w:abstractNum w:abstractNumId="23">
     <w:nsid w:val="78077B09"/>
     <w:multiLevelType w:val="hybridMultilevel"/>
     <w:tmpl w:val="5F663B46"/>
@@ -8347,7 +9008,96 @@
       </w:pPr>
     </w:lvl>
   </w:abstractNum>
-  <w:abstractNum w:abstractNumId="22">
+  <w:abstractNum w:abstractNumId="24">
+    <w:nsid w:val="79103F06"/>
+    <w:multiLevelType w:val="hybridMultilevel"/>
+    <w:tmpl w:val="1716EC20"/>
+    <w:lvl w:ilvl="0" w:tplc="4009000F">
+      <w:start w:val="1"/>
+      <w:numFmt w:val="decimal"/>
+      <w:lvlText w:val="%1."/>
+      <w:lvlJc w:val="left"/>
+      <w:pPr>
+        <w:ind w:left="720" w:hanging="360"/>
+      </w:pPr>
+      <w:rPr>
+        <w:rFonts w:hint="default"/>
+      </w:rPr>
+    </w:lvl>
+    <w:lvl w:ilvl="1" w:tplc="40090019" w:tentative="1">
+      <w:start w:val="1"/>
+      <w:numFmt w:val="lowerLetter"/>
+      <w:lvlText w:val="%2."/>
+      <w:lvlJc w:val="left"/>
+      <w:pPr>
+        <w:ind w:left="1440" w:hanging="360"/>
+      </w:pPr>
+    </w:lvl>
+    <w:lvl w:ilvl="2" w:tplc="4009001B" w:tentative="1">
+      <w:start w:val="1"/>
+      <w:numFmt w:val="lowerRoman"/>
+      <w:lvlText w:val="%3."/>
+      <w:lvlJc w:val="right"/>
+      <w:pPr>
+        <w:ind w:left="2160" w:hanging="180"/>
+      </w:pPr>
+    </w:lvl>
+    <w:lvl w:ilvl="3" w:tplc="4009000F" w:tentative="1">
+      <w:start w:val="1"/>
+      <w:numFmt w:val="decimal"/>
+      <w:lvlText w:val="%4."/>
+      <w:lvlJc w:val="left"/>
+      <w:pPr>
+        <w:ind w:left="2880" w:hanging="360"/>
+      </w:pPr>
+    </w:lvl>
+    <w:lvl w:ilvl="4" w:tplc="40090019" w:tentative="1">
+      <w:start w:val="1"/>
+      <w:numFmt w:val="lowerLetter"/>
+      <w:lvlText w:val="%5."/>
+      <w:lvlJc w:val="left"/>
+      <w:pPr>
+        <w:ind w:left="3600" w:hanging="360"/>
+      </w:pPr>
+    </w:lvl>
+    <w:lvl w:ilvl="5" w:tplc="4009001B" w:tentative="1">
+      <w:start w:val="1"/>
+      <w:numFmt w:val="lowerRoman"/>
+      <w:lvlText w:val="%6."/>
+      <w:lvlJc w:val="right"/>
+      <w:pPr>
+        <w:ind w:left="4320" w:hanging="180"/>
+      </w:pPr>
+    </w:lvl>
+    <w:lvl w:ilvl="6" w:tplc="4009000F" w:tentative="1">
+      <w:start w:val="1"/>
+      <w:numFmt w:val="decimal"/>
+      <w:lvlText w:val="%7."/>
+      <w:lvlJc w:val="left"/>
+      <w:pPr>
+        <w:ind w:left="5040" w:hanging="360"/>
+      </w:pPr>
+    </w:lvl>
+    <w:lvl w:ilvl="7" w:tplc="40090019" w:tentative="1">
+      <w:start w:val="1"/>
+      <w:numFmt w:val="lowerLetter"/>
+      <w:lvlText w:val="%8."/>
+      <w:lvlJc w:val="left"/>
+      <w:pPr>
+        <w:ind w:left="5760" w:hanging="360"/>
+      </w:pPr>
+    </w:lvl>
+    <w:lvl w:ilvl="8" w:tplc="4009001B" w:tentative="1">
+      <w:start w:val="1"/>
+      <w:numFmt w:val="lowerRoman"/>
+      <w:lvlText w:val="%9."/>
+      <w:lvlJc w:val="right"/>
+      <w:pPr>
+        <w:ind w:left="6480" w:hanging="180"/>
+      </w:pPr>
+    </w:lvl>
+  </w:abstractNum>
+  <w:abstractNum w:abstractNumId="25">
     <w:nsid w:val="79D23D9D"/>
     <w:multiLevelType w:val="hybridMultilevel"/>
     <w:tmpl w:val="D19E3E78"/>
@@ -8436,7 +9186,7 @@
       </w:pPr>
     </w:lvl>
   </w:abstractNum>
-  <w:abstractNum w:abstractNumId="23">
+  <w:abstractNum w:abstractNumId="26">
     <w:nsid w:val="79E47C68"/>
     <w:multiLevelType w:val="hybridMultilevel"/>
     <w:tmpl w:val="1E82EB72"/>
@@ -8526,19 +9276,19 @@
     </w:lvl>
   </w:abstractNum>
   <w:num w:numId="1">
-    <w:abstractNumId w:val="19"/>
+    <w:abstractNumId w:val="21"/>
   </w:num>
   <w:num w:numId="2">
     <w:abstractNumId w:val="2"/>
   </w:num>
   <w:num w:numId="3">
-    <w:abstractNumId w:val="3"/>
+    <w:abstractNumId w:val="4"/>
   </w:num>
   <w:num w:numId="4">
-    <w:abstractNumId w:val="11"/>
+    <w:abstractNumId w:val="12"/>
   </w:num>
   <w:num w:numId="5">
-    <w:abstractNumId w:val="18"/>
+    <w:abstractNumId w:val="20"/>
   </w:num>
   <w:num w:numId="6">
     <w:abstractNumId w:val="1"/>
@@ -8547,55 +9297,64 @@
     <w:abstractNumId w:val="0"/>
   </w:num>
   <w:num w:numId="8">
-    <w:abstractNumId w:val="12"/>
+    <w:abstractNumId w:val="13"/>
   </w:num>
   <w:num w:numId="9">
-    <w:abstractNumId w:val="4"/>
+    <w:abstractNumId w:val="5"/>
   </w:num>
   <w:num w:numId="10">
+    <w:abstractNumId w:val="25"/>
+  </w:num>
+  <w:num w:numId="11">
+    <w:abstractNumId w:val="26"/>
+  </w:num>
+  <w:num w:numId="12">
+    <w:abstractNumId w:val="7"/>
+  </w:num>
+  <w:num w:numId="13">
+    <w:abstractNumId w:val="10"/>
+  </w:num>
+  <w:num w:numId="14">
+    <w:abstractNumId w:val="15"/>
+  </w:num>
+  <w:num w:numId="15">
+    <w:abstractNumId w:val="18"/>
+  </w:num>
+  <w:num w:numId="16">
+    <w:abstractNumId w:val="8"/>
+  </w:num>
+  <w:num w:numId="17">
     <w:abstractNumId w:val="22"/>
   </w:num>
-  <w:num w:numId="11">
+  <w:num w:numId="18">
     <w:abstractNumId w:val="23"/>
   </w:num>
-  <w:num w:numId="12">
+  <w:num w:numId="19">
+    <w:abstractNumId w:val="16"/>
+  </w:num>
+  <w:num w:numId="20">
+    <w:abstractNumId w:val="11"/>
+  </w:num>
+  <w:num w:numId="21">
     <w:abstractNumId w:val="6"/>
   </w:num>
-  <w:num w:numId="13">
+  <w:num w:numId="22">
+    <w:abstractNumId w:val="14"/>
+  </w:num>
+  <w:num w:numId="23">
+    <w:abstractNumId w:val="17"/>
+  </w:num>
+  <w:num w:numId="24">
     <w:abstractNumId w:val="9"/>
   </w:num>
-  <w:num w:numId="14">
-    <w:abstractNumId w:val="14"/>
+  <w:num w:numId="25">
+    <w:abstractNumId w:val="3"/>
   </w:num>
-  <w:num w:numId="15">
-    <w:abstractNumId w:val="17"/>
+  <w:num w:numId="26">
+    <w:abstractNumId w:val="19"/>
   </w:num>
-  <w:num w:numId="16">
-    <w:abstractNumId w:val="7"/>
-  </w:num>
-  <w:num w:numId="17">
-    <w:abstractNumId w:val="20"/>
-  </w:num>
-  <w:num w:numId="18">
-    <w:abstractNumId w:val="21"/>
-  </w:num>
-  <w:num w:numId="19">
-    <w:abstractNumId w:val="15"/>
-  </w:num>
-  <w:num w:numId="20">
-    <w:abstractNumId w:val="10"/>
-  </w:num>
-  <w:num w:numId="21">
-    <w:abstractNumId w:val="5"/>
-  </w:num>
-  <w:num w:numId="22">
-    <w:abstractNumId w:val="13"/>
-  </w:num>
-  <w:num w:numId="23">
-    <w:abstractNumId w:val="16"/>
-  </w:num>
-  <w:num w:numId="24">
-    <w:abstractNumId w:val="8"/>
+  <w:num w:numId="27">
+    <w:abstractNumId w:val="24"/>
   </w:num>
 </w:numbering>
 </file>
@@ -10310,49 +11069,49 @@
     </dgm:pt>
   </dgm:ptLst>
   <dgm:cxnLst>
-    <dgm:cxn modelId="{1F636A96-9853-41E5-8248-82E6D1D92DB4}" type="presOf" srcId="{A01E66F2-8DE2-4DBF-B8E1-AB48AEB22F0F}" destId="{2D827D14-3A64-4B45-B11B-3ECDBC24212A}" srcOrd="1" destOrd="0" presId="urn:microsoft.com/office/officeart/2005/8/layout/cycle2"/>
-    <dgm:cxn modelId="{67C28C47-7BE6-45FC-9FDA-E26475A07DBA}" type="presOf" srcId="{D996DF6E-E24A-4672-B53C-F45E82ED11D5}" destId="{23B2CE62-F90C-4121-BB9A-FD58550B5409}" srcOrd="0" destOrd="0" presId="urn:microsoft.com/office/officeart/2005/8/layout/cycle2"/>
-    <dgm:cxn modelId="{32BBC606-AE37-4024-ABA2-0DE826308BC5}" type="presOf" srcId="{D35F654F-C71E-4CF2-BA21-C832C92DCB2B}" destId="{9F2CA740-10BE-422F-97C4-215D3262A7C2}" srcOrd="0" destOrd="0" presId="urn:microsoft.com/office/officeart/2005/8/layout/cycle2"/>
+    <dgm:cxn modelId="{448FD75E-7EFE-420D-B00D-194BD3361281}" type="presOf" srcId="{A01E66F2-8DE2-4DBF-B8E1-AB48AEB22F0F}" destId="{2D827D14-3A64-4B45-B11B-3ECDBC24212A}" srcOrd="1" destOrd="0" presId="urn:microsoft.com/office/officeart/2005/8/layout/cycle2"/>
+    <dgm:cxn modelId="{F6386A76-7233-4AC0-BA51-A1E2F566996A}" type="presOf" srcId="{9C8E8DEB-5DB8-4F82-8CE8-1171D0ABBD37}" destId="{2C63797F-35D2-4BF1-ADFC-8E15A2A56D28}" srcOrd="0" destOrd="0" presId="urn:microsoft.com/office/officeart/2005/8/layout/cycle2"/>
+    <dgm:cxn modelId="{6890F039-8662-431B-A0A8-C1C0C912B4FF}" type="presOf" srcId="{A3989F04-57A2-4559-BF44-044AD8FBD67A}" destId="{A670810F-0345-4254-8BC7-4FA06BB5C3CC}" srcOrd="0" destOrd="0" presId="urn:microsoft.com/office/officeart/2005/8/layout/cycle2"/>
+    <dgm:cxn modelId="{0341EB79-D5CD-4867-A82F-4FC3E5AFAD5D}" type="presOf" srcId="{F90989A5-9584-42E6-85EC-F46F18F0E118}" destId="{74D1E673-78E8-4911-AB9E-E98BE428CF47}" srcOrd="1" destOrd="0" presId="urn:microsoft.com/office/officeart/2005/8/layout/cycle2"/>
+    <dgm:cxn modelId="{0FD7AF07-F4B4-4354-9D5F-99093BEAE51D}" type="presOf" srcId="{7C03F650-450B-470D-9F41-9EBB6F24DE08}" destId="{915300E8-D21B-48E5-86A7-A677802348CF}" srcOrd="0" destOrd="0" presId="urn:microsoft.com/office/officeart/2005/8/layout/cycle2"/>
+    <dgm:cxn modelId="{F1E3299A-0E35-48FA-AF86-A9F8D233AD6C}" type="presOf" srcId="{BA319471-CEE2-4F47-BD5C-3922FB7DFA6B}" destId="{59356F7B-2878-4C69-8BCC-736D52D62464}" srcOrd="0" destOrd="0" presId="urn:microsoft.com/office/officeart/2005/8/layout/cycle2"/>
+    <dgm:cxn modelId="{3A6CAD7C-9D06-4601-9DA6-58C23D4FE730}" srcId="{30169AF5-3F60-49ED-BA16-26E156F3CD77}" destId="{E3147738-712C-470E-BA43-1900B58F3BA1}" srcOrd="5" destOrd="0" parTransId="{390EF3C2-87EC-4379-B2B2-CD6400F6DFF0}" sibTransId="{A01E66F2-8DE2-4DBF-B8E1-AB48AEB22F0F}"/>
+    <dgm:cxn modelId="{E1D6C8B7-BBFB-4E63-915D-214ACAA268F2}" type="presOf" srcId="{9C8E8DEB-5DB8-4F82-8CE8-1171D0ABBD37}" destId="{15DBFFA1-5F90-4067-9D91-73AA2852D991}" srcOrd="1" destOrd="0" presId="urn:microsoft.com/office/officeart/2005/8/layout/cycle2"/>
+    <dgm:cxn modelId="{FC683937-3E9A-4071-B70B-BFE511A7B23C}" srcId="{30169AF5-3F60-49ED-BA16-26E156F3CD77}" destId="{6BE14A29-3F47-4123-9A53-87F7E3976F30}" srcOrd="4" destOrd="0" parTransId="{14C76E7C-A806-46D2-A04B-406CC2747FBF}" sibTransId="{D35F654F-C71E-4CF2-BA21-C832C92DCB2B}"/>
+    <dgm:cxn modelId="{53600EE5-BDC2-449E-8882-91C446740344}" type="presOf" srcId="{F90989A5-9584-42E6-85EC-F46F18F0E118}" destId="{31D81D24-1473-4316-96A5-763E7A6060DC}" srcOrd="0" destOrd="0" presId="urn:microsoft.com/office/officeart/2005/8/layout/cycle2"/>
+    <dgm:cxn modelId="{7697A1EF-B14B-404E-A446-44B60F960289}" type="presOf" srcId="{D996DF6E-E24A-4672-B53C-F45E82ED11D5}" destId="{23B2CE62-F90C-4121-BB9A-FD58550B5409}" srcOrd="0" destOrd="0" presId="urn:microsoft.com/office/officeart/2005/8/layout/cycle2"/>
+    <dgm:cxn modelId="{026D6AE9-41C4-4E88-B421-D7A6BB38CC27}" srcId="{30169AF5-3F60-49ED-BA16-26E156F3CD77}" destId="{F2BE9233-54BD-4C28-B5F2-1B65E9CDDF96}" srcOrd="3" destOrd="0" parTransId="{672307C0-A98C-48FA-8729-D6E3187E5E3A}" sibTransId="{9C8E8DEB-5DB8-4F82-8CE8-1171D0ABBD37}"/>
+    <dgm:cxn modelId="{1FB0B01D-9263-4548-89B5-ECBC543DA30A}" type="presOf" srcId="{BA319471-CEE2-4F47-BD5C-3922FB7DFA6B}" destId="{2FCF5CF5-49BA-4E5D-A81E-50ABA18D10A9}" srcOrd="1" destOrd="0" presId="urn:microsoft.com/office/officeart/2005/8/layout/cycle2"/>
+    <dgm:cxn modelId="{79F5B80B-DEB2-476E-AE54-ECB96EEADB4C}" type="presOf" srcId="{E3147738-712C-470E-BA43-1900B58F3BA1}" destId="{ABB91F78-7B6C-410F-9644-452AF8D7494A}" srcOrd="0" destOrd="0" presId="urn:microsoft.com/office/officeart/2005/8/layout/cycle2"/>
+    <dgm:cxn modelId="{43250B83-43B7-4B29-92B9-049882CE5226}" type="presOf" srcId="{D01084D7-448F-40E6-BAD6-916FA5266B35}" destId="{6AB4841B-36EA-4743-8E11-22D754152787}" srcOrd="0" destOrd="0" presId="urn:microsoft.com/office/officeart/2005/8/layout/cycle2"/>
+    <dgm:cxn modelId="{C8EC013D-8853-4182-856F-A3B6A05B6600}" type="presOf" srcId="{D35F654F-C71E-4CF2-BA21-C832C92DCB2B}" destId="{C262E5EC-AFFC-4D29-8F55-4FC98D066102}" srcOrd="1" destOrd="0" presId="urn:microsoft.com/office/officeart/2005/8/layout/cycle2"/>
+    <dgm:cxn modelId="{F09F8ED9-D24F-448F-AF8E-F92EC404CBA7}" srcId="{30169AF5-3F60-49ED-BA16-26E156F3CD77}" destId="{7C03F650-450B-470D-9F41-9EBB6F24DE08}" srcOrd="0" destOrd="0" parTransId="{A8856599-3D3C-4A85-ABFD-520651FDD510}" sibTransId="{D996DF6E-E24A-4672-B53C-F45E82ED11D5}"/>
+    <dgm:cxn modelId="{7ACDFF06-B367-44F9-94B8-626E65650D57}" type="presOf" srcId="{6BE14A29-3F47-4123-9A53-87F7E3976F30}" destId="{1379CEB1-3469-4B4A-813A-D2A2C295406E}" srcOrd="0" destOrd="0" presId="urn:microsoft.com/office/officeart/2005/8/layout/cycle2"/>
+    <dgm:cxn modelId="{8B4D518D-783C-4475-935B-35933CC59B53}" type="presOf" srcId="{D35F654F-C71E-4CF2-BA21-C832C92DCB2B}" destId="{9F2CA740-10BE-422F-97C4-215D3262A7C2}" srcOrd="0" destOrd="0" presId="urn:microsoft.com/office/officeart/2005/8/layout/cycle2"/>
+    <dgm:cxn modelId="{DF151B67-E91B-4D6D-8EF5-4B98B5FFD45F}" type="presOf" srcId="{A01E66F2-8DE2-4DBF-B8E1-AB48AEB22F0F}" destId="{48BF6C11-EF1A-4273-900D-DD5B59C0D92F}" srcOrd="0" destOrd="0" presId="urn:microsoft.com/office/officeart/2005/8/layout/cycle2"/>
+    <dgm:cxn modelId="{57569DDB-32CD-4132-93C5-3D28EE6D9D0F}" srcId="{30169AF5-3F60-49ED-BA16-26E156F3CD77}" destId="{A3989F04-57A2-4559-BF44-044AD8FBD67A}" srcOrd="2" destOrd="0" parTransId="{E7AABBEB-8EE1-4214-A7B4-DD1F0B63D6DC}" sibTransId="{F90989A5-9584-42E6-85EC-F46F18F0E118}"/>
+    <dgm:cxn modelId="{695F0B68-87CA-4174-89C1-7E5F7C2C0297}" type="presOf" srcId="{F2BE9233-54BD-4C28-B5F2-1B65E9CDDF96}" destId="{F9AED730-9635-4E85-B16D-CDB7F5FBEF2A}" srcOrd="0" destOrd="0" presId="urn:microsoft.com/office/officeart/2005/8/layout/cycle2"/>
     <dgm:cxn modelId="{3354B5DD-DD06-4226-83B0-C5DBB4314929}" srcId="{30169AF5-3F60-49ED-BA16-26E156F3CD77}" destId="{D01084D7-448F-40E6-BAD6-916FA5266B35}" srcOrd="1" destOrd="0" parTransId="{11A516D9-F860-4BE8-BA91-08CBF1F90AAF}" sibTransId="{BA319471-CEE2-4F47-BD5C-3922FB7DFA6B}"/>
-    <dgm:cxn modelId="{3A6CAD7C-9D06-4601-9DA6-58C23D4FE730}" srcId="{30169AF5-3F60-49ED-BA16-26E156F3CD77}" destId="{E3147738-712C-470E-BA43-1900B58F3BA1}" srcOrd="5" destOrd="0" parTransId="{390EF3C2-87EC-4379-B2B2-CD6400F6DFF0}" sibTransId="{A01E66F2-8DE2-4DBF-B8E1-AB48AEB22F0F}"/>
-    <dgm:cxn modelId="{C26388BB-E548-478C-BEC0-40CA4C1887E7}" type="presOf" srcId="{6BE14A29-3F47-4123-9A53-87F7E3976F30}" destId="{1379CEB1-3469-4B4A-813A-D2A2C295406E}" srcOrd="0" destOrd="0" presId="urn:microsoft.com/office/officeart/2005/8/layout/cycle2"/>
-    <dgm:cxn modelId="{EDDECF8B-C170-4B1B-9BDC-8C355E2936A9}" type="presOf" srcId="{7C03F650-450B-470D-9F41-9EBB6F24DE08}" destId="{915300E8-D21B-48E5-86A7-A677802348CF}" srcOrd="0" destOrd="0" presId="urn:microsoft.com/office/officeart/2005/8/layout/cycle2"/>
-    <dgm:cxn modelId="{45B28C55-733E-4F00-A680-16D076652147}" type="presOf" srcId="{D996DF6E-E24A-4672-B53C-F45E82ED11D5}" destId="{85727C8B-3068-4E77-A7A1-E6EDA8103D60}" srcOrd="1" destOrd="0" presId="urn:microsoft.com/office/officeart/2005/8/layout/cycle2"/>
-    <dgm:cxn modelId="{5BC8BFE9-D811-4690-9775-25A0FCBB1B3D}" type="presOf" srcId="{BA319471-CEE2-4F47-BD5C-3922FB7DFA6B}" destId="{2FCF5CF5-49BA-4E5D-A81E-50ABA18D10A9}" srcOrd="1" destOrd="0" presId="urn:microsoft.com/office/officeart/2005/8/layout/cycle2"/>
-    <dgm:cxn modelId="{A2829E71-B7FD-4AFD-AEF0-9A9AF790585C}" type="presOf" srcId="{D01084D7-448F-40E6-BAD6-916FA5266B35}" destId="{6AB4841B-36EA-4743-8E11-22D754152787}" srcOrd="0" destOrd="0" presId="urn:microsoft.com/office/officeart/2005/8/layout/cycle2"/>
-    <dgm:cxn modelId="{026D6AE9-41C4-4E88-B421-D7A6BB38CC27}" srcId="{30169AF5-3F60-49ED-BA16-26E156F3CD77}" destId="{F2BE9233-54BD-4C28-B5F2-1B65E9CDDF96}" srcOrd="3" destOrd="0" parTransId="{672307C0-A98C-48FA-8729-D6E3187E5E3A}" sibTransId="{9C8E8DEB-5DB8-4F82-8CE8-1171D0ABBD37}"/>
-    <dgm:cxn modelId="{F12B96DA-E7E5-4FFC-93E7-62CCDE20E2C7}" type="presOf" srcId="{D35F654F-C71E-4CF2-BA21-C832C92DCB2B}" destId="{C262E5EC-AFFC-4D29-8F55-4FC98D066102}" srcOrd="1" destOrd="0" presId="urn:microsoft.com/office/officeart/2005/8/layout/cycle2"/>
-    <dgm:cxn modelId="{385849FD-0D2C-411D-AB47-18EC37B876A6}" type="presOf" srcId="{F90989A5-9584-42E6-85EC-F46F18F0E118}" destId="{31D81D24-1473-4316-96A5-763E7A6060DC}" srcOrd="0" destOrd="0" presId="urn:microsoft.com/office/officeart/2005/8/layout/cycle2"/>
-    <dgm:cxn modelId="{A55C8F84-2312-4CAA-9777-AA8B575B7C2F}" type="presOf" srcId="{30169AF5-3F60-49ED-BA16-26E156F3CD77}" destId="{B41B0945-C228-466F-ACBC-F0427AE563C3}" srcOrd="0" destOrd="0" presId="urn:microsoft.com/office/officeart/2005/8/layout/cycle2"/>
-    <dgm:cxn modelId="{FC683937-3E9A-4071-B70B-BFE511A7B23C}" srcId="{30169AF5-3F60-49ED-BA16-26E156F3CD77}" destId="{6BE14A29-3F47-4123-9A53-87F7E3976F30}" srcOrd="4" destOrd="0" parTransId="{14C76E7C-A806-46D2-A04B-406CC2747FBF}" sibTransId="{D35F654F-C71E-4CF2-BA21-C832C92DCB2B}"/>
-    <dgm:cxn modelId="{A548B2CA-903C-4121-B427-262BF3FA34F2}" type="presOf" srcId="{A3989F04-57A2-4559-BF44-044AD8FBD67A}" destId="{A670810F-0345-4254-8BC7-4FA06BB5C3CC}" srcOrd="0" destOrd="0" presId="urn:microsoft.com/office/officeart/2005/8/layout/cycle2"/>
-    <dgm:cxn modelId="{C62E2372-DF53-4D6E-836D-79260DB734E2}" type="presOf" srcId="{BA319471-CEE2-4F47-BD5C-3922FB7DFA6B}" destId="{59356F7B-2878-4C69-8BCC-736D52D62464}" srcOrd="0" destOrd="0" presId="urn:microsoft.com/office/officeart/2005/8/layout/cycle2"/>
-    <dgm:cxn modelId="{515B3191-12F7-4B7D-BC3B-4113F68C5432}" type="presOf" srcId="{A01E66F2-8DE2-4DBF-B8E1-AB48AEB22F0F}" destId="{48BF6C11-EF1A-4273-900D-DD5B59C0D92F}" srcOrd="0" destOrd="0" presId="urn:microsoft.com/office/officeart/2005/8/layout/cycle2"/>
-    <dgm:cxn modelId="{F09F8ED9-D24F-448F-AF8E-F92EC404CBA7}" srcId="{30169AF5-3F60-49ED-BA16-26E156F3CD77}" destId="{7C03F650-450B-470D-9F41-9EBB6F24DE08}" srcOrd="0" destOrd="0" parTransId="{A8856599-3D3C-4A85-ABFD-520651FDD510}" sibTransId="{D996DF6E-E24A-4672-B53C-F45E82ED11D5}"/>
-    <dgm:cxn modelId="{57569DDB-32CD-4132-93C5-3D28EE6D9D0F}" srcId="{30169AF5-3F60-49ED-BA16-26E156F3CD77}" destId="{A3989F04-57A2-4559-BF44-044AD8FBD67A}" srcOrd="2" destOrd="0" parTransId="{E7AABBEB-8EE1-4214-A7B4-DD1F0B63D6DC}" sibTransId="{F90989A5-9584-42E6-85EC-F46F18F0E118}"/>
-    <dgm:cxn modelId="{296F22EF-7B68-4E1C-8444-3DDF80663D5C}" type="presOf" srcId="{E3147738-712C-470E-BA43-1900B58F3BA1}" destId="{ABB91F78-7B6C-410F-9644-452AF8D7494A}" srcOrd="0" destOrd="0" presId="urn:microsoft.com/office/officeart/2005/8/layout/cycle2"/>
-    <dgm:cxn modelId="{A02E6F8F-CCCE-4324-B4A7-477B51F45D3E}" type="presOf" srcId="{9C8E8DEB-5DB8-4F82-8CE8-1171D0ABBD37}" destId="{2C63797F-35D2-4BF1-ADFC-8E15A2A56D28}" srcOrd="0" destOrd="0" presId="urn:microsoft.com/office/officeart/2005/8/layout/cycle2"/>
-    <dgm:cxn modelId="{219BEFF2-F033-4849-B9B7-C3B5FFF80D06}" type="presOf" srcId="{F2BE9233-54BD-4C28-B5F2-1B65E9CDDF96}" destId="{F9AED730-9635-4E85-B16D-CDB7F5FBEF2A}" srcOrd="0" destOrd="0" presId="urn:microsoft.com/office/officeart/2005/8/layout/cycle2"/>
-    <dgm:cxn modelId="{BF65FF4D-C966-440B-B28F-99A63BA057F5}" type="presOf" srcId="{9C8E8DEB-5DB8-4F82-8CE8-1171D0ABBD37}" destId="{15DBFFA1-5F90-4067-9D91-73AA2852D991}" srcOrd="1" destOrd="0" presId="urn:microsoft.com/office/officeart/2005/8/layout/cycle2"/>
-    <dgm:cxn modelId="{6431AFB3-E682-4865-AF64-4C010232FFA9}" type="presOf" srcId="{F90989A5-9584-42E6-85EC-F46F18F0E118}" destId="{74D1E673-78E8-4911-AB9E-E98BE428CF47}" srcOrd="1" destOrd="0" presId="urn:microsoft.com/office/officeart/2005/8/layout/cycle2"/>
-    <dgm:cxn modelId="{94BF64D1-2C01-44E6-A266-D7CDE7B2C97B}" type="presParOf" srcId="{B41B0945-C228-466F-ACBC-F0427AE563C3}" destId="{915300E8-D21B-48E5-86A7-A677802348CF}" srcOrd="0" destOrd="0" presId="urn:microsoft.com/office/officeart/2005/8/layout/cycle2"/>
-    <dgm:cxn modelId="{D4205D9D-ACF0-4FB8-AFB1-8E353EBC8ED8}" type="presParOf" srcId="{B41B0945-C228-466F-ACBC-F0427AE563C3}" destId="{23B2CE62-F90C-4121-BB9A-FD58550B5409}" srcOrd="1" destOrd="0" presId="urn:microsoft.com/office/officeart/2005/8/layout/cycle2"/>
-    <dgm:cxn modelId="{D1EFC4D3-F312-4F50-A336-53FAB13EDBBB}" type="presParOf" srcId="{23B2CE62-F90C-4121-BB9A-FD58550B5409}" destId="{85727C8B-3068-4E77-A7A1-E6EDA8103D60}" srcOrd="0" destOrd="0" presId="urn:microsoft.com/office/officeart/2005/8/layout/cycle2"/>
-    <dgm:cxn modelId="{9CAD0EE2-C316-4051-A21A-3EE8DCB204FB}" type="presParOf" srcId="{B41B0945-C228-466F-ACBC-F0427AE563C3}" destId="{6AB4841B-36EA-4743-8E11-22D754152787}" srcOrd="2" destOrd="0" presId="urn:microsoft.com/office/officeart/2005/8/layout/cycle2"/>
-    <dgm:cxn modelId="{D998D716-BD8D-4E99-BCB5-DB5A11291179}" type="presParOf" srcId="{B41B0945-C228-466F-ACBC-F0427AE563C3}" destId="{59356F7B-2878-4C69-8BCC-736D52D62464}" srcOrd="3" destOrd="0" presId="urn:microsoft.com/office/officeart/2005/8/layout/cycle2"/>
-    <dgm:cxn modelId="{F3B4899D-71B0-468C-B213-765E03A42F80}" type="presParOf" srcId="{59356F7B-2878-4C69-8BCC-736D52D62464}" destId="{2FCF5CF5-49BA-4E5D-A81E-50ABA18D10A9}" srcOrd="0" destOrd="0" presId="urn:microsoft.com/office/officeart/2005/8/layout/cycle2"/>
-    <dgm:cxn modelId="{140D7C8C-166B-478F-952F-508E2514F02F}" type="presParOf" srcId="{B41B0945-C228-466F-ACBC-F0427AE563C3}" destId="{A670810F-0345-4254-8BC7-4FA06BB5C3CC}" srcOrd="4" destOrd="0" presId="urn:microsoft.com/office/officeart/2005/8/layout/cycle2"/>
-    <dgm:cxn modelId="{5D635FD0-9B71-47BC-B000-BF8296E1E67D}" type="presParOf" srcId="{B41B0945-C228-466F-ACBC-F0427AE563C3}" destId="{31D81D24-1473-4316-96A5-763E7A6060DC}" srcOrd="5" destOrd="0" presId="urn:microsoft.com/office/officeart/2005/8/layout/cycle2"/>
-    <dgm:cxn modelId="{FFE36B03-4F2F-4C86-B6A9-43FB969B74FC}" type="presParOf" srcId="{31D81D24-1473-4316-96A5-763E7A6060DC}" destId="{74D1E673-78E8-4911-AB9E-E98BE428CF47}" srcOrd="0" destOrd="0" presId="urn:microsoft.com/office/officeart/2005/8/layout/cycle2"/>
-    <dgm:cxn modelId="{81F49334-1728-4935-8C34-4416579EC2B7}" type="presParOf" srcId="{B41B0945-C228-466F-ACBC-F0427AE563C3}" destId="{F9AED730-9635-4E85-B16D-CDB7F5FBEF2A}" srcOrd="6" destOrd="0" presId="urn:microsoft.com/office/officeart/2005/8/layout/cycle2"/>
-    <dgm:cxn modelId="{E3703145-25A2-4D66-9ACF-EED49306F223}" type="presParOf" srcId="{B41B0945-C228-466F-ACBC-F0427AE563C3}" destId="{2C63797F-35D2-4BF1-ADFC-8E15A2A56D28}" srcOrd="7" destOrd="0" presId="urn:microsoft.com/office/officeart/2005/8/layout/cycle2"/>
-    <dgm:cxn modelId="{9ADE0EEF-C586-4A3B-9C32-832F273E6E7B}" type="presParOf" srcId="{2C63797F-35D2-4BF1-ADFC-8E15A2A56D28}" destId="{15DBFFA1-5F90-4067-9D91-73AA2852D991}" srcOrd="0" destOrd="0" presId="urn:microsoft.com/office/officeart/2005/8/layout/cycle2"/>
-    <dgm:cxn modelId="{36155AB1-5BDC-41B3-8957-4E488F65C478}" type="presParOf" srcId="{B41B0945-C228-466F-ACBC-F0427AE563C3}" destId="{1379CEB1-3469-4B4A-813A-D2A2C295406E}" srcOrd="8" destOrd="0" presId="urn:microsoft.com/office/officeart/2005/8/layout/cycle2"/>
-    <dgm:cxn modelId="{BD6C39CF-8B90-4DE6-9755-53AD18968A1F}" type="presParOf" srcId="{B41B0945-C228-466F-ACBC-F0427AE563C3}" destId="{9F2CA740-10BE-422F-97C4-215D3262A7C2}" srcOrd="9" destOrd="0" presId="urn:microsoft.com/office/officeart/2005/8/layout/cycle2"/>
-    <dgm:cxn modelId="{5525B4A6-C67E-4CF5-910E-19DAA077FAC8}" type="presParOf" srcId="{9F2CA740-10BE-422F-97C4-215D3262A7C2}" destId="{C262E5EC-AFFC-4D29-8F55-4FC98D066102}" srcOrd="0" destOrd="0" presId="urn:microsoft.com/office/officeart/2005/8/layout/cycle2"/>
-    <dgm:cxn modelId="{8C8884FE-677B-4801-B2B4-B5EC359CCCE8}" type="presParOf" srcId="{B41B0945-C228-466F-ACBC-F0427AE563C3}" destId="{ABB91F78-7B6C-410F-9644-452AF8D7494A}" srcOrd="10" destOrd="0" presId="urn:microsoft.com/office/officeart/2005/8/layout/cycle2"/>
-    <dgm:cxn modelId="{BF9997B5-D49B-4B8E-B416-9CE75EDF6131}" type="presParOf" srcId="{B41B0945-C228-466F-ACBC-F0427AE563C3}" destId="{48BF6C11-EF1A-4273-900D-DD5B59C0D92F}" srcOrd="11" destOrd="0" presId="urn:microsoft.com/office/officeart/2005/8/layout/cycle2"/>
-    <dgm:cxn modelId="{9BEAF7F9-1CFD-45BC-8077-A5787483A3CF}" type="presParOf" srcId="{48BF6C11-EF1A-4273-900D-DD5B59C0D92F}" destId="{2D827D14-3A64-4B45-B11B-3ECDBC24212A}" srcOrd="0" destOrd="0" presId="urn:microsoft.com/office/officeart/2005/8/layout/cycle2"/>
+    <dgm:cxn modelId="{F23B8F0B-363E-4DE5-9363-599C6E9B614D}" type="presOf" srcId="{D996DF6E-E24A-4672-B53C-F45E82ED11D5}" destId="{85727C8B-3068-4E77-A7A1-E6EDA8103D60}" srcOrd="1" destOrd="0" presId="urn:microsoft.com/office/officeart/2005/8/layout/cycle2"/>
+    <dgm:cxn modelId="{143AB1D5-BAED-481E-BA72-1FEAAA8198CF}" type="presOf" srcId="{30169AF5-3F60-49ED-BA16-26E156F3CD77}" destId="{B41B0945-C228-466F-ACBC-F0427AE563C3}" srcOrd="0" destOrd="0" presId="urn:microsoft.com/office/officeart/2005/8/layout/cycle2"/>
+    <dgm:cxn modelId="{05FC71A9-344F-41A5-8F0D-392642FD402B}" type="presParOf" srcId="{B41B0945-C228-466F-ACBC-F0427AE563C3}" destId="{915300E8-D21B-48E5-86A7-A677802348CF}" srcOrd="0" destOrd="0" presId="urn:microsoft.com/office/officeart/2005/8/layout/cycle2"/>
+    <dgm:cxn modelId="{CD50D0C9-E526-414A-B214-6FEDB26FB53D}" type="presParOf" srcId="{B41B0945-C228-466F-ACBC-F0427AE563C3}" destId="{23B2CE62-F90C-4121-BB9A-FD58550B5409}" srcOrd="1" destOrd="0" presId="urn:microsoft.com/office/officeart/2005/8/layout/cycle2"/>
+    <dgm:cxn modelId="{449808B1-5ED5-484F-B013-A1A1547E0305}" type="presParOf" srcId="{23B2CE62-F90C-4121-BB9A-FD58550B5409}" destId="{85727C8B-3068-4E77-A7A1-E6EDA8103D60}" srcOrd="0" destOrd="0" presId="urn:microsoft.com/office/officeart/2005/8/layout/cycle2"/>
+    <dgm:cxn modelId="{6D3A0C38-9A30-4A0A-84E7-5FAB4EABBF09}" type="presParOf" srcId="{B41B0945-C228-466F-ACBC-F0427AE563C3}" destId="{6AB4841B-36EA-4743-8E11-22D754152787}" srcOrd="2" destOrd="0" presId="urn:microsoft.com/office/officeart/2005/8/layout/cycle2"/>
+    <dgm:cxn modelId="{2D12431E-444D-4591-A84B-D23BAF4F5560}" type="presParOf" srcId="{B41B0945-C228-466F-ACBC-F0427AE563C3}" destId="{59356F7B-2878-4C69-8BCC-736D52D62464}" srcOrd="3" destOrd="0" presId="urn:microsoft.com/office/officeart/2005/8/layout/cycle2"/>
+    <dgm:cxn modelId="{FCB06113-D9AA-41DA-9D84-C3F794844125}" type="presParOf" srcId="{59356F7B-2878-4C69-8BCC-736D52D62464}" destId="{2FCF5CF5-49BA-4E5D-A81E-50ABA18D10A9}" srcOrd="0" destOrd="0" presId="urn:microsoft.com/office/officeart/2005/8/layout/cycle2"/>
+    <dgm:cxn modelId="{9F5848DD-D69A-45E5-93EF-886353AF29D4}" type="presParOf" srcId="{B41B0945-C228-466F-ACBC-F0427AE563C3}" destId="{A670810F-0345-4254-8BC7-4FA06BB5C3CC}" srcOrd="4" destOrd="0" presId="urn:microsoft.com/office/officeart/2005/8/layout/cycle2"/>
+    <dgm:cxn modelId="{D1B4C054-030B-42E5-9B16-E508F000A429}" type="presParOf" srcId="{B41B0945-C228-466F-ACBC-F0427AE563C3}" destId="{31D81D24-1473-4316-96A5-763E7A6060DC}" srcOrd="5" destOrd="0" presId="urn:microsoft.com/office/officeart/2005/8/layout/cycle2"/>
+    <dgm:cxn modelId="{C775541C-9B36-4320-88FA-4F3D32F3FEE6}" type="presParOf" srcId="{31D81D24-1473-4316-96A5-763E7A6060DC}" destId="{74D1E673-78E8-4911-AB9E-E98BE428CF47}" srcOrd="0" destOrd="0" presId="urn:microsoft.com/office/officeart/2005/8/layout/cycle2"/>
+    <dgm:cxn modelId="{83E1EE3B-3D7F-4192-811F-D1A17B1B4239}" type="presParOf" srcId="{B41B0945-C228-466F-ACBC-F0427AE563C3}" destId="{F9AED730-9635-4E85-B16D-CDB7F5FBEF2A}" srcOrd="6" destOrd="0" presId="urn:microsoft.com/office/officeart/2005/8/layout/cycle2"/>
+    <dgm:cxn modelId="{8B70097B-0354-451B-91EA-0A19A854C6D0}" type="presParOf" srcId="{B41B0945-C228-466F-ACBC-F0427AE563C3}" destId="{2C63797F-35D2-4BF1-ADFC-8E15A2A56D28}" srcOrd="7" destOrd="0" presId="urn:microsoft.com/office/officeart/2005/8/layout/cycle2"/>
+    <dgm:cxn modelId="{9F1273F5-4311-4ACF-81B1-630C750F7952}" type="presParOf" srcId="{2C63797F-35D2-4BF1-ADFC-8E15A2A56D28}" destId="{15DBFFA1-5F90-4067-9D91-73AA2852D991}" srcOrd="0" destOrd="0" presId="urn:microsoft.com/office/officeart/2005/8/layout/cycle2"/>
+    <dgm:cxn modelId="{61C0FF8C-7BBA-47AF-A9FA-592983BEEA08}" type="presParOf" srcId="{B41B0945-C228-466F-ACBC-F0427AE563C3}" destId="{1379CEB1-3469-4B4A-813A-D2A2C295406E}" srcOrd="8" destOrd="0" presId="urn:microsoft.com/office/officeart/2005/8/layout/cycle2"/>
+    <dgm:cxn modelId="{CC26EFAB-684C-4B68-96C4-2B3A95F941BA}" type="presParOf" srcId="{B41B0945-C228-466F-ACBC-F0427AE563C3}" destId="{9F2CA740-10BE-422F-97C4-215D3262A7C2}" srcOrd="9" destOrd="0" presId="urn:microsoft.com/office/officeart/2005/8/layout/cycle2"/>
+    <dgm:cxn modelId="{8253E128-CDB1-48AF-AC06-2FD81F9363A2}" type="presParOf" srcId="{9F2CA740-10BE-422F-97C4-215D3262A7C2}" destId="{C262E5EC-AFFC-4D29-8F55-4FC98D066102}" srcOrd="0" destOrd="0" presId="urn:microsoft.com/office/officeart/2005/8/layout/cycle2"/>
+    <dgm:cxn modelId="{D2A4622F-A7A2-45BF-8475-5183B85E4F3B}" type="presParOf" srcId="{B41B0945-C228-466F-ACBC-F0427AE563C3}" destId="{ABB91F78-7B6C-410F-9644-452AF8D7494A}" srcOrd="10" destOrd="0" presId="urn:microsoft.com/office/officeart/2005/8/layout/cycle2"/>
+    <dgm:cxn modelId="{C53DBE5E-540A-443B-967F-98474C72B971}" type="presParOf" srcId="{B41B0945-C228-466F-ACBC-F0427AE563C3}" destId="{48BF6C11-EF1A-4273-900D-DD5B59C0D92F}" srcOrd="11" destOrd="0" presId="urn:microsoft.com/office/officeart/2005/8/layout/cycle2"/>
+    <dgm:cxn modelId="{0565DF6E-672C-496C-9CDC-3F5D454C71E4}" type="presParOf" srcId="{48BF6C11-EF1A-4273-900D-DD5B59C0D92F}" destId="{2D827D14-3A64-4B45-B11B-3ECDBC24212A}" srcOrd="0" destOrd="0" presId="urn:microsoft.com/office/officeart/2005/8/layout/cycle2"/>
   </dgm:cxnLst>
   <dgm:bg/>
   <dgm:whole/>

--- a/Notes.docx
+++ b/Notes.docx
@@ -4324,6 +4324,80 @@
           <w:lang w:val="en-US"/>
         </w:rPr>
         <w:t xml:space="preserve"> It locates multiple controls on the page. </w:t>
+      </w:r>
+      <w:r>
+        <w:rPr>
+          <w:lang w:val="en-US"/>
+        </w:rPr>
+        <w:t>(List&lt;WebElement&gt;)</w:t>
+      </w:r>
+    </w:p>
+    <w:p>
+      <w:pPr>
+        <w:pStyle w:val="ListParagraph"/>
+        <w:numPr>
+          <w:ilvl w:val="0"/>
+          <w:numId w:val="13"/>
+        </w:numPr>
+        <w:rPr>
+          <w:lang w:val="en-US"/>
+        </w:rPr>
+      </w:pPr>
+      <w:r>
+        <w:rPr>
+          <w:lang w:val="en-US"/>
+        </w:rPr>
+        <w:t xml:space="preserve">getWindowHandles() </w:t>
+      </w:r>
+      <w:r>
+        <w:rPr>
+          <w:lang w:val="en-US"/>
+        </w:rPr>
+        <w:sym w:font="Wingdings" w:char="F0E0"/>
+      </w:r>
+      <w:r>
+        <w:rPr>
+          <w:lang w:val="en-US"/>
+        </w:rPr>
+        <w:t xml:space="preserve"> Returns id’s of the windows those are opened by WebDriver object (Set&lt;String&gt;)</w:t>
+      </w:r>
+    </w:p>
+    <w:p>
+      <w:pPr>
+        <w:pStyle w:val="ListParagraph"/>
+        <w:numPr>
+          <w:ilvl w:val="0"/>
+          <w:numId w:val="13"/>
+        </w:numPr>
+        <w:rPr>
+          <w:lang w:val="en-US"/>
+        </w:rPr>
+      </w:pPr>
+      <w:proofErr w:type="gramStart"/>
+      <w:r>
+        <w:rPr>
+          <w:lang w:val="en-US"/>
+        </w:rPr>
+        <w:t>quit(</w:t>
+      </w:r>
+      <w:proofErr w:type="gramEnd"/>
+      <w:r>
+        <w:rPr>
+          <w:lang w:val="en-US"/>
+        </w:rPr>
+        <w:t xml:space="preserve">) </w:t>
+      </w:r>
+      <w:r>
+        <w:rPr>
+          <w:lang w:val="en-US"/>
+        </w:rPr>
+        <w:sym w:font="Wingdings" w:char="F0E0"/>
+      </w:r>
+      <w:r>
+        <w:rPr>
+          <w:lang w:val="en-US"/>
+        </w:rPr>
+        <w:t xml:space="preserve"> Will close all the windows / tabs those are opened by WebDriver object.</w:t>
       </w:r>
     </w:p>
     <w:p>
@@ -4667,6 +4741,7 @@
         <w:rPr>
           <w:lang w:val="en-US"/>
         </w:rPr>
+        <w:lastRenderedPageBreak/>
         <w:t>Name</w:t>
       </w:r>
     </w:p>
@@ -4721,7 +4796,6 @@
         <w:rPr>
           <w:lang w:val="en-US"/>
         </w:rPr>
-        <w:lastRenderedPageBreak/>
         <w:t>CssSelector</w:t>
       </w:r>
     </w:p>
@@ -5472,6 +5546,7 @@
         <w:rPr>
           <w:lang w:val="en-US"/>
         </w:rPr>
+        <w:lastRenderedPageBreak/>
         <w:t>Absolute XPath</w:t>
       </w:r>
       <w:r>
@@ -5533,7 +5608,6 @@
         <w:rPr>
           <w:lang w:val="en-US"/>
         </w:rPr>
-        <w:lastRenderedPageBreak/>
         <w:t>Taking the reference of the control.</w:t>
       </w:r>
     </w:p>
@@ -6221,6 +6295,7 @@
         <w:rPr>
           <w:lang w:val="en-US"/>
         </w:rPr>
+        <w:lastRenderedPageBreak/>
         <w:t>We can handle the conditions like viability of element, element to be clickable, alert to be present etc</w:t>
       </w:r>
       <w:r>
@@ -6299,7 +6374,6 @@
         <w:rPr>
           <w:lang w:val="en-US"/>
         </w:rPr>
-        <w:lastRenderedPageBreak/>
         <w:t>We can handle the conditions like viability of element, element to be clickable, alert to be present etc</w:t>
       </w:r>
       <w:r>
@@ -6608,7 +6682,6 @@
         </w:rPr>
         <w:t xml:space="preserve">This is an </w:t>
       </w:r>
-      <w:bookmarkStart w:id="0" w:name="_GoBack"/>
       <w:r>
         <w:rPr>
           <w:b/>
@@ -6621,14 +6694,7 @@
         <w:rPr>
           <w:lang w:val="en-US"/>
         </w:rPr>
-        <w:t xml:space="preserve"> </w:t>
-      </w:r>
-      <w:bookmarkEnd w:id="0"/>
-      <w:r>
-        <w:rPr>
-          <w:lang w:val="en-US"/>
-        </w:rPr>
-        <w:t>which is used to</w:t>
+        <w:t xml:space="preserve"> which is used to</w:t>
       </w:r>
     </w:p>
     <w:p>
@@ -6673,6 +6739,306 @@
           <w:lang w:val="en-US"/>
         </w:rPr>
       </w:pPr>
+    </w:p>
+    <w:p>
+      <w:pPr>
+        <w:rPr>
+          <w:b/>
+          <w:bCs/>
+          <w:lang w:val="en-US"/>
+        </w:rPr>
+      </w:pPr>
+      <w:r>
+        <w:rPr>
+          <w:b/>
+          <w:bCs/>
+          <w:lang w:val="en-US"/>
+        </w:rPr>
+        <w:t>Handling Alert</w:t>
+      </w:r>
+    </w:p>
+    <w:p>
+      <w:pPr>
+        <w:rPr>
+          <w:lang w:val="en-US"/>
+        </w:rPr>
+      </w:pPr>
+      <w:r>
+        <w:rPr>
+          <w:lang w:val="en-US"/>
+        </w:rPr>
+        <w:t>Alert is an message that appear on the page which is</w:t>
+      </w:r>
+    </w:p>
+    <w:p>
+      <w:pPr>
+        <w:pStyle w:val="ListParagraph"/>
+        <w:numPr>
+          <w:ilvl w:val="0"/>
+          <w:numId w:val="28"/>
+        </w:numPr>
+        <w:rPr>
+          <w:lang w:val="en-US"/>
+        </w:rPr>
+      </w:pPr>
+      <w:r>
+        <w:rPr>
+          <w:lang w:val="en-US"/>
+        </w:rPr>
+        <w:t>Not able to inspect</w:t>
+      </w:r>
+    </w:p>
+    <w:p>
+      <w:pPr>
+        <w:pStyle w:val="ListParagraph"/>
+        <w:numPr>
+          <w:ilvl w:val="0"/>
+          <w:numId w:val="28"/>
+        </w:numPr>
+        <w:rPr>
+          <w:lang w:val="en-US"/>
+        </w:rPr>
+      </w:pPr>
+      <w:r>
+        <w:rPr>
+          <w:lang w:val="en-US"/>
+        </w:rPr>
+        <w:t>Don’t having close button</w:t>
+      </w:r>
+    </w:p>
+    <w:p>
+      <w:pPr>
+        <w:pStyle w:val="ListParagraph"/>
+        <w:numPr>
+          <w:ilvl w:val="0"/>
+          <w:numId w:val="28"/>
+        </w:numPr>
+        <w:rPr>
+          <w:lang w:val="en-US"/>
+        </w:rPr>
+      </w:pPr>
+      <w:r>
+        <w:rPr>
+          <w:lang w:val="en-US"/>
+        </w:rPr>
+        <w:t xml:space="preserve">You </w:t>
+      </w:r>
+      <w:proofErr w:type="spellStart"/>
+      <w:r>
+        <w:rPr>
+          <w:lang w:val="en-US"/>
+        </w:rPr>
+        <w:t>can not</w:t>
+      </w:r>
+      <w:proofErr w:type="spellEnd"/>
+      <w:r>
+        <w:rPr>
+          <w:lang w:val="en-US"/>
+        </w:rPr>
+        <w:t xml:space="preserve"> perform any operation on the page if alert is present</w:t>
+      </w:r>
+    </w:p>
+    <w:p>
+      <w:pPr>
+        <w:rPr>
+          <w:lang w:val="en-US"/>
+        </w:rPr>
+      </w:pPr>
+    </w:p>
+    <w:p>
+      <w:pPr>
+        <w:rPr>
+          <w:lang w:val="en-US"/>
+        </w:rPr>
+      </w:pPr>
+      <w:r>
+        <w:rPr>
+          <w:b/>
+          <w:bCs/>
+          <w:lang w:val="en-US"/>
+        </w:rPr>
+        <w:t xml:space="preserve">Alert </w:t>
+      </w:r>
+      <w:r>
+        <w:rPr>
+          <w:lang w:val="en-US"/>
+        </w:rPr>
+        <w:t>interface is used to handle such alerts.</w:t>
+      </w:r>
+    </w:p>
+    <w:p>
+      <w:pPr>
+        <w:rPr>
+          <w:lang w:val="en-US"/>
+        </w:rPr>
+      </w:pPr>
+      <w:r>
+        <w:rPr>
+          <w:lang w:val="en-US"/>
+        </w:rPr>
+        <w:t>Methods for handling alert</w:t>
+      </w:r>
+    </w:p>
+    <w:p>
+      <w:pPr>
+        <w:pStyle w:val="ListParagraph"/>
+        <w:numPr>
+          <w:ilvl w:val="0"/>
+          <w:numId w:val="29"/>
+        </w:numPr>
+        <w:rPr>
+          <w:lang w:val="en-US"/>
+        </w:rPr>
+      </w:pPr>
+      <w:proofErr w:type="spellStart"/>
+      <w:r>
+        <w:rPr>
+          <w:lang w:val="en-US"/>
+        </w:rPr>
+        <w:t>switchTo</w:t>
+      </w:r>
+      <w:proofErr w:type="spellEnd"/>
+      <w:r>
+        <w:rPr>
+          <w:lang w:val="en-US"/>
+        </w:rPr>
+        <w:t xml:space="preserve">().alert() </w:t>
+      </w:r>
+      <w:r>
+        <w:rPr>
+          <w:lang w:val="en-US"/>
+        </w:rPr>
+        <w:sym w:font="Wingdings" w:char="F0E0"/>
+      </w:r>
+      <w:r>
+        <w:rPr>
+          <w:lang w:val="en-US"/>
+        </w:rPr>
+        <w:t xml:space="preserve"> This will switch to the alert</w:t>
+      </w:r>
+    </w:p>
+    <w:p>
+      <w:pPr>
+        <w:pStyle w:val="ListParagraph"/>
+        <w:numPr>
+          <w:ilvl w:val="0"/>
+          <w:numId w:val="29"/>
+        </w:numPr>
+        <w:rPr>
+          <w:lang w:val="en-US"/>
+        </w:rPr>
+      </w:pPr>
+      <w:proofErr w:type="gramStart"/>
+      <w:r>
+        <w:rPr>
+          <w:lang w:val="en-US"/>
+        </w:rPr>
+        <w:t>getText(</w:t>
+      </w:r>
+      <w:proofErr w:type="gramEnd"/>
+      <w:r>
+        <w:rPr>
+          <w:lang w:val="en-US"/>
+        </w:rPr>
+        <w:t xml:space="preserve">) </w:t>
+      </w:r>
+      <w:r>
+        <w:rPr>
+          <w:lang w:val="en-US"/>
+        </w:rPr>
+        <w:sym w:font="Wingdings" w:char="F0E0"/>
+      </w:r>
+      <w:r>
+        <w:rPr>
+          <w:lang w:val="en-US"/>
+        </w:rPr>
+        <w:t xml:space="preserve"> Will return the text on the alert. (String)</w:t>
+      </w:r>
+    </w:p>
+    <w:p>
+      <w:pPr>
+        <w:pStyle w:val="ListParagraph"/>
+        <w:numPr>
+          <w:ilvl w:val="0"/>
+          <w:numId w:val="29"/>
+        </w:numPr>
+        <w:rPr>
+          <w:lang w:val="en-US"/>
+        </w:rPr>
+      </w:pPr>
+      <w:proofErr w:type="gramStart"/>
+      <w:r>
+        <w:rPr>
+          <w:lang w:val="en-US"/>
+        </w:rPr>
+        <w:t>accept(</w:t>
+      </w:r>
+      <w:proofErr w:type="gramEnd"/>
+      <w:r>
+        <w:rPr>
+          <w:lang w:val="en-US"/>
+        </w:rPr>
+        <w:t xml:space="preserve">) </w:t>
+      </w:r>
+      <w:r>
+        <w:rPr>
+          <w:lang w:val="en-US"/>
+        </w:rPr>
+        <w:sym w:font="Wingdings" w:char="F0E0"/>
+      </w:r>
+      <w:r>
+        <w:rPr>
+          <w:lang w:val="en-US"/>
+        </w:rPr>
+        <w:t xml:space="preserve"> Will click on the Ok button on alert.</w:t>
+      </w:r>
+    </w:p>
+    <w:p>
+      <w:pPr>
+        <w:pStyle w:val="ListParagraph"/>
+        <w:numPr>
+          <w:ilvl w:val="0"/>
+          <w:numId w:val="29"/>
+        </w:numPr>
+        <w:rPr>
+          <w:lang w:val="en-US"/>
+        </w:rPr>
+      </w:pPr>
+      <w:proofErr w:type="gramStart"/>
+      <w:r>
+        <w:rPr>
+          <w:lang w:val="en-US"/>
+        </w:rPr>
+        <w:lastRenderedPageBreak/>
+        <w:t>dismiss(</w:t>
+      </w:r>
+      <w:proofErr w:type="gramEnd"/>
+      <w:r>
+        <w:rPr>
+          <w:lang w:val="en-US"/>
+        </w:rPr>
+        <w:t xml:space="preserve">) </w:t>
+      </w:r>
+      <w:r>
+        <w:rPr>
+          <w:lang w:val="en-US"/>
+        </w:rPr>
+        <w:sym w:font="Wingdings" w:char="F0E0"/>
+      </w:r>
+      <w:r>
+        <w:rPr>
+          <w:lang w:val="en-US"/>
+        </w:rPr>
+        <w:t xml:space="preserve"> Will click on Cancel button</w:t>
+      </w:r>
+      <w:r>
+        <w:rPr>
+          <w:lang w:val="en-US"/>
+        </w:rPr>
+        <w:t>.</w:t>
+      </w:r>
+      <w:bookmarkStart w:id="0" w:name="_GoBack"/>
+      <w:bookmarkEnd w:id="0"/>
     </w:p>
     <w:sectPr>
       <w:pgSz w:w="11906" w:h="16838"/>
@@ -7376,6 +7742,95 @@
     </w:lvl>
   </w:abstractNum>
   <w:abstractNum w:abstractNumId="7">
+    <w:nsid w:val="1406528E"/>
+    <w:multiLevelType w:val="hybridMultilevel"/>
+    <w:tmpl w:val="B58C35A4"/>
+    <w:lvl w:ilvl="0" w:tplc="4009000F">
+      <w:start w:val="1"/>
+      <w:numFmt w:val="decimal"/>
+      <w:lvlText w:val="%1."/>
+      <w:lvlJc w:val="left"/>
+      <w:pPr>
+        <w:ind w:left="720" w:hanging="360"/>
+      </w:pPr>
+      <w:rPr>
+        <w:rFonts w:hint="default"/>
+      </w:rPr>
+    </w:lvl>
+    <w:lvl w:ilvl="1" w:tplc="40090019" w:tentative="1">
+      <w:start w:val="1"/>
+      <w:numFmt w:val="lowerLetter"/>
+      <w:lvlText w:val="%2."/>
+      <w:lvlJc w:val="left"/>
+      <w:pPr>
+        <w:ind w:left="1440" w:hanging="360"/>
+      </w:pPr>
+    </w:lvl>
+    <w:lvl w:ilvl="2" w:tplc="4009001B" w:tentative="1">
+      <w:start w:val="1"/>
+      <w:numFmt w:val="lowerRoman"/>
+      <w:lvlText w:val="%3."/>
+      <w:lvlJc w:val="right"/>
+      <w:pPr>
+        <w:ind w:left="2160" w:hanging="180"/>
+      </w:pPr>
+    </w:lvl>
+    <w:lvl w:ilvl="3" w:tplc="4009000F" w:tentative="1">
+      <w:start w:val="1"/>
+      <w:numFmt w:val="decimal"/>
+      <w:lvlText w:val="%4."/>
+      <w:lvlJc w:val="left"/>
+      <w:pPr>
+        <w:ind w:left="2880" w:hanging="360"/>
+      </w:pPr>
+    </w:lvl>
+    <w:lvl w:ilvl="4" w:tplc="40090019" w:tentative="1">
+      <w:start w:val="1"/>
+      <w:numFmt w:val="lowerLetter"/>
+      <w:lvlText w:val="%5."/>
+      <w:lvlJc w:val="left"/>
+      <w:pPr>
+        <w:ind w:left="3600" w:hanging="360"/>
+      </w:pPr>
+    </w:lvl>
+    <w:lvl w:ilvl="5" w:tplc="4009001B" w:tentative="1">
+      <w:start w:val="1"/>
+      <w:numFmt w:val="lowerRoman"/>
+      <w:lvlText w:val="%6."/>
+      <w:lvlJc w:val="right"/>
+      <w:pPr>
+        <w:ind w:left="4320" w:hanging="180"/>
+      </w:pPr>
+    </w:lvl>
+    <w:lvl w:ilvl="6" w:tplc="4009000F" w:tentative="1">
+      <w:start w:val="1"/>
+      <w:numFmt w:val="decimal"/>
+      <w:lvlText w:val="%7."/>
+      <w:lvlJc w:val="left"/>
+      <w:pPr>
+        <w:ind w:left="5040" w:hanging="360"/>
+      </w:pPr>
+    </w:lvl>
+    <w:lvl w:ilvl="7" w:tplc="40090019" w:tentative="1">
+      <w:start w:val="1"/>
+      <w:numFmt w:val="lowerLetter"/>
+      <w:lvlText w:val="%8."/>
+      <w:lvlJc w:val="left"/>
+      <w:pPr>
+        <w:ind w:left="5760" w:hanging="360"/>
+      </w:pPr>
+    </w:lvl>
+    <w:lvl w:ilvl="8" w:tplc="4009001B" w:tentative="1">
+      <w:start w:val="1"/>
+      <w:numFmt w:val="lowerRoman"/>
+      <w:lvlText w:val="%9."/>
+      <w:lvlJc w:val="right"/>
+      <w:pPr>
+        <w:ind w:left="6480" w:hanging="180"/>
+      </w:pPr>
+    </w:lvl>
+  </w:abstractNum>
+  <w:abstractNum w:abstractNumId="8">
     <w:nsid w:val="23232B7A"/>
     <w:multiLevelType w:val="hybridMultilevel"/>
     <w:tmpl w:val="294E1CB4"/>
@@ -7488,7 +7943,7 @@
       </w:rPr>
     </w:lvl>
   </w:abstractNum>
-  <w:abstractNum w:abstractNumId="8">
+  <w:abstractNum w:abstractNumId="9">
     <w:nsid w:val="24C43797"/>
     <w:multiLevelType w:val="hybridMultilevel"/>
     <w:tmpl w:val="F08CF0EC"/>
@@ -7577,7 +8032,7 @@
       </w:pPr>
     </w:lvl>
   </w:abstractNum>
-  <w:abstractNum w:abstractNumId="9">
+  <w:abstractNum w:abstractNumId="10">
     <w:nsid w:val="25AB391C"/>
     <w:multiLevelType w:val="hybridMultilevel"/>
     <w:tmpl w:val="A8B25F10"/>
@@ -7666,7 +8121,7 @@
       </w:pPr>
     </w:lvl>
   </w:abstractNum>
-  <w:abstractNum w:abstractNumId="10">
+  <w:abstractNum w:abstractNumId="11">
     <w:nsid w:val="309168F1"/>
     <w:multiLevelType w:val="hybridMultilevel"/>
     <w:tmpl w:val="680E6146"/>
@@ -7755,7 +8210,7 @@
       </w:pPr>
     </w:lvl>
   </w:abstractNum>
-  <w:abstractNum w:abstractNumId="11">
+  <w:abstractNum w:abstractNumId="12">
     <w:nsid w:val="39023112"/>
     <w:multiLevelType w:val="hybridMultilevel"/>
     <w:tmpl w:val="F48EB6B8"/>
@@ -7844,7 +8299,7 @@
       </w:pPr>
     </w:lvl>
   </w:abstractNum>
-  <w:abstractNum w:abstractNumId="12">
+  <w:abstractNum w:abstractNumId="13">
     <w:nsid w:val="3AB146E0"/>
     <w:multiLevelType w:val="hybridMultilevel"/>
     <w:tmpl w:val="8DA4565E"/>
@@ -7957,7 +8412,7 @@
       </w:rPr>
     </w:lvl>
   </w:abstractNum>
-  <w:abstractNum w:abstractNumId="13">
+  <w:abstractNum w:abstractNumId="14">
     <w:nsid w:val="3F921678"/>
     <w:multiLevelType w:val="hybridMultilevel"/>
     <w:tmpl w:val="221E44C8"/>
@@ -8046,7 +8501,7 @@
       </w:pPr>
     </w:lvl>
   </w:abstractNum>
-  <w:abstractNum w:abstractNumId="14">
+  <w:abstractNum w:abstractNumId="15">
     <w:nsid w:val="4576746F"/>
     <w:multiLevelType w:val="hybridMultilevel"/>
     <w:tmpl w:val="F43EA7F6"/>
@@ -8135,7 +8590,7 @@
       </w:pPr>
     </w:lvl>
   </w:abstractNum>
-  <w:abstractNum w:abstractNumId="15">
+  <w:abstractNum w:abstractNumId="16">
     <w:nsid w:val="48400206"/>
     <w:multiLevelType w:val="hybridMultilevel"/>
     <w:tmpl w:val="C27C85FC"/>
@@ -8224,7 +8679,7 @@
       </w:pPr>
     </w:lvl>
   </w:abstractNum>
-  <w:abstractNum w:abstractNumId="16">
+  <w:abstractNum w:abstractNumId="17">
     <w:nsid w:val="50837B95"/>
     <w:multiLevelType w:val="hybridMultilevel"/>
     <w:tmpl w:val="609845DA"/>
@@ -8313,7 +8768,7 @@
       </w:pPr>
     </w:lvl>
   </w:abstractNum>
-  <w:abstractNum w:abstractNumId="17">
+  <w:abstractNum w:abstractNumId="18">
     <w:nsid w:val="5258329B"/>
     <w:multiLevelType w:val="hybridMultilevel"/>
     <w:tmpl w:val="BD92215E"/>
@@ -8402,7 +8857,7 @@
       </w:pPr>
     </w:lvl>
   </w:abstractNum>
-  <w:abstractNum w:abstractNumId="18">
+  <w:abstractNum w:abstractNumId="19">
     <w:nsid w:val="58FC74FD"/>
     <w:multiLevelType w:val="hybridMultilevel"/>
     <w:tmpl w:val="A59023F4"/>
@@ -8515,7 +8970,96 @@
       </w:rPr>
     </w:lvl>
   </w:abstractNum>
-  <w:abstractNum w:abstractNumId="19">
+  <w:abstractNum w:abstractNumId="20">
+    <w:nsid w:val="5F06226B"/>
+    <w:multiLevelType w:val="hybridMultilevel"/>
+    <w:tmpl w:val="605E8DFA"/>
+    <w:lvl w:ilvl="0" w:tplc="4009000F">
+      <w:start w:val="1"/>
+      <w:numFmt w:val="decimal"/>
+      <w:lvlText w:val="%1."/>
+      <w:lvlJc w:val="left"/>
+      <w:pPr>
+        <w:ind w:left="720" w:hanging="360"/>
+      </w:pPr>
+      <w:rPr>
+        <w:rFonts w:hint="default"/>
+      </w:rPr>
+    </w:lvl>
+    <w:lvl w:ilvl="1" w:tplc="40090019" w:tentative="1">
+      <w:start w:val="1"/>
+      <w:numFmt w:val="lowerLetter"/>
+      <w:lvlText w:val="%2."/>
+      <w:lvlJc w:val="left"/>
+      <w:pPr>
+        <w:ind w:left="1440" w:hanging="360"/>
+      </w:pPr>
+    </w:lvl>
+    <w:lvl w:ilvl="2" w:tplc="4009001B" w:tentative="1">
+      <w:start w:val="1"/>
+      <w:numFmt w:val="lowerRoman"/>
+      <w:lvlText w:val="%3."/>
+      <w:lvlJc w:val="right"/>
+      <w:pPr>
+        <w:ind w:left="2160" w:hanging="180"/>
+      </w:pPr>
+    </w:lvl>
+    <w:lvl w:ilvl="3" w:tplc="4009000F" w:tentative="1">
+      <w:start w:val="1"/>
+      <w:numFmt w:val="decimal"/>
+      <w:lvlText w:val="%4."/>
+      <w:lvlJc w:val="left"/>
+      <w:pPr>
+        <w:ind w:left="2880" w:hanging="360"/>
+      </w:pPr>
+    </w:lvl>
+    <w:lvl w:ilvl="4" w:tplc="40090019" w:tentative="1">
+      <w:start w:val="1"/>
+      <w:numFmt w:val="lowerLetter"/>
+      <w:lvlText w:val="%5."/>
+      <w:lvlJc w:val="left"/>
+      <w:pPr>
+        <w:ind w:left="3600" w:hanging="360"/>
+      </w:pPr>
+    </w:lvl>
+    <w:lvl w:ilvl="5" w:tplc="4009001B" w:tentative="1">
+      <w:start w:val="1"/>
+      <w:numFmt w:val="lowerRoman"/>
+      <w:lvlText w:val="%6."/>
+      <w:lvlJc w:val="right"/>
+      <w:pPr>
+        <w:ind w:left="4320" w:hanging="180"/>
+      </w:pPr>
+    </w:lvl>
+    <w:lvl w:ilvl="6" w:tplc="4009000F" w:tentative="1">
+      <w:start w:val="1"/>
+      <w:numFmt w:val="decimal"/>
+      <w:lvlText w:val="%7."/>
+      <w:lvlJc w:val="left"/>
+      <w:pPr>
+        <w:ind w:left="5040" w:hanging="360"/>
+      </w:pPr>
+    </w:lvl>
+    <w:lvl w:ilvl="7" w:tplc="40090019" w:tentative="1">
+      <w:start w:val="1"/>
+      <w:numFmt w:val="lowerLetter"/>
+      <w:lvlText w:val="%8."/>
+      <w:lvlJc w:val="left"/>
+      <w:pPr>
+        <w:ind w:left="5760" w:hanging="360"/>
+      </w:pPr>
+    </w:lvl>
+    <w:lvl w:ilvl="8" w:tplc="4009001B" w:tentative="1">
+      <w:start w:val="1"/>
+      <w:numFmt w:val="lowerRoman"/>
+      <w:lvlText w:val="%9."/>
+      <w:lvlJc w:val="right"/>
+      <w:pPr>
+        <w:ind w:left="6480" w:hanging="180"/>
+      </w:pPr>
+    </w:lvl>
+  </w:abstractNum>
+  <w:abstractNum w:abstractNumId="21">
     <w:nsid w:val="62C20A5C"/>
     <w:multiLevelType w:val="hybridMultilevel"/>
     <w:tmpl w:val="1F1CB96E"/>
@@ -8604,7 +9148,7 @@
       </w:pPr>
     </w:lvl>
   </w:abstractNum>
-  <w:abstractNum w:abstractNumId="20">
+  <w:abstractNum w:abstractNumId="22">
     <w:nsid w:val="6BAF613D"/>
     <w:multiLevelType w:val="hybridMultilevel"/>
     <w:tmpl w:val="7DD24A66"/>
@@ -8717,7 +9261,7 @@
       </w:rPr>
     </w:lvl>
   </w:abstractNum>
-  <w:abstractNum w:abstractNumId="21">
+  <w:abstractNum w:abstractNumId="23">
     <w:nsid w:val="6FD878C3"/>
     <w:multiLevelType w:val="hybridMultilevel"/>
     <w:tmpl w:val="63B48D7C"/>
@@ -8830,7 +9374,7 @@
       </w:rPr>
     </w:lvl>
   </w:abstractNum>
-  <w:abstractNum w:abstractNumId="22">
+  <w:abstractNum w:abstractNumId="24">
     <w:nsid w:val="77E30C16"/>
     <w:multiLevelType w:val="hybridMultilevel"/>
     <w:tmpl w:val="579E9B88"/>
@@ -8919,7 +9463,7 @@
       </w:pPr>
     </w:lvl>
   </w:abstractNum>
-  <w:abstractNum w:abstractNumId="23">
+  <w:abstractNum w:abstractNumId="25">
     <w:nsid w:val="78077B09"/>
     <w:multiLevelType w:val="hybridMultilevel"/>
     <w:tmpl w:val="5F663B46"/>
@@ -9008,7 +9552,7 @@
       </w:pPr>
     </w:lvl>
   </w:abstractNum>
-  <w:abstractNum w:abstractNumId="24">
+  <w:abstractNum w:abstractNumId="26">
     <w:nsid w:val="79103F06"/>
     <w:multiLevelType w:val="hybridMultilevel"/>
     <w:tmpl w:val="1716EC20"/>
@@ -9097,7 +9641,7 @@
       </w:pPr>
     </w:lvl>
   </w:abstractNum>
-  <w:abstractNum w:abstractNumId="25">
+  <w:abstractNum w:abstractNumId="27">
     <w:nsid w:val="79D23D9D"/>
     <w:multiLevelType w:val="hybridMultilevel"/>
     <w:tmpl w:val="D19E3E78"/>
@@ -9186,7 +9730,7 @@
       </w:pPr>
     </w:lvl>
   </w:abstractNum>
-  <w:abstractNum w:abstractNumId="26">
+  <w:abstractNum w:abstractNumId="28">
     <w:nsid w:val="79E47C68"/>
     <w:multiLevelType w:val="hybridMultilevel"/>
     <w:tmpl w:val="1E82EB72"/>
@@ -9276,7 +9820,7 @@
     </w:lvl>
   </w:abstractNum>
   <w:num w:numId="1">
-    <w:abstractNumId w:val="21"/>
+    <w:abstractNumId w:val="23"/>
   </w:num>
   <w:num w:numId="2">
     <w:abstractNumId w:val="2"/>
@@ -9285,10 +9829,10 @@
     <w:abstractNumId w:val="4"/>
   </w:num>
   <w:num w:numId="4">
-    <w:abstractNumId w:val="12"/>
+    <w:abstractNumId w:val="13"/>
   </w:num>
   <w:num w:numId="5">
-    <w:abstractNumId w:val="20"/>
+    <w:abstractNumId w:val="22"/>
   </w:num>
   <w:num w:numId="6">
     <w:abstractNumId w:val="1"/>
@@ -9297,64 +9841,70 @@
     <w:abstractNumId w:val="0"/>
   </w:num>
   <w:num w:numId="8">
-    <w:abstractNumId w:val="13"/>
+    <w:abstractNumId w:val="14"/>
   </w:num>
   <w:num w:numId="9">
     <w:abstractNumId w:val="5"/>
   </w:num>
   <w:num w:numId="10">
+    <w:abstractNumId w:val="27"/>
+  </w:num>
+  <w:num w:numId="11">
+    <w:abstractNumId w:val="28"/>
+  </w:num>
+  <w:num w:numId="12">
+    <w:abstractNumId w:val="8"/>
+  </w:num>
+  <w:num w:numId="13">
+    <w:abstractNumId w:val="11"/>
+  </w:num>
+  <w:num w:numId="14">
+    <w:abstractNumId w:val="16"/>
+  </w:num>
+  <w:num w:numId="15">
+    <w:abstractNumId w:val="19"/>
+  </w:num>
+  <w:num w:numId="16">
+    <w:abstractNumId w:val="9"/>
+  </w:num>
+  <w:num w:numId="17">
+    <w:abstractNumId w:val="24"/>
+  </w:num>
+  <w:num w:numId="18">
     <w:abstractNumId w:val="25"/>
   </w:num>
-  <w:num w:numId="11">
-    <w:abstractNumId w:val="26"/>
-  </w:num>
-  <w:num w:numId="12">
-    <w:abstractNumId w:val="7"/>
-  </w:num>
-  <w:num w:numId="13">
-    <w:abstractNumId w:val="10"/>
-  </w:num>
-  <w:num w:numId="14">
-    <w:abstractNumId w:val="15"/>
-  </w:num>
-  <w:num w:numId="15">
-    <w:abstractNumId w:val="18"/>
-  </w:num>
-  <w:num w:numId="16">
-    <w:abstractNumId w:val="8"/>
-  </w:num>
-  <w:num w:numId="17">
-    <w:abstractNumId w:val="22"/>
-  </w:num>
-  <w:num w:numId="18">
-    <w:abstractNumId w:val="23"/>
-  </w:num>
   <w:num w:numId="19">
-    <w:abstractNumId w:val="16"/>
+    <w:abstractNumId w:val="17"/>
   </w:num>
   <w:num w:numId="20">
-    <w:abstractNumId w:val="11"/>
+    <w:abstractNumId w:val="12"/>
   </w:num>
   <w:num w:numId="21">
     <w:abstractNumId w:val="6"/>
   </w:num>
   <w:num w:numId="22">
-    <w:abstractNumId w:val="14"/>
+    <w:abstractNumId w:val="15"/>
   </w:num>
   <w:num w:numId="23">
-    <w:abstractNumId w:val="17"/>
+    <w:abstractNumId w:val="18"/>
   </w:num>
   <w:num w:numId="24">
-    <w:abstractNumId w:val="9"/>
+    <w:abstractNumId w:val="10"/>
   </w:num>
   <w:num w:numId="25">
     <w:abstractNumId w:val="3"/>
   </w:num>
   <w:num w:numId="26">
-    <w:abstractNumId w:val="19"/>
+    <w:abstractNumId w:val="21"/>
   </w:num>
   <w:num w:numId="27">
-    <w:abstractNumId w:val="24"/>
+    <w:abstractNumId w:val="26"/>
+  </w:num>
+  <w:num w:numId="28">
+    <w:abstractNumId w:val="7"/>
+  </w:num>
+  <w:num w:numId="29">
+    <w:abstractNumId w:val="20"/>
   </w:num>
 </w:numbering>
 </file>
@@ -11069,49 +11619,49 @@
     </dgm:pt>
   </dgm:ptLst>
   <dgm:cxnLst>
-    <dgm:cxn modelId="{448FD75E-7EFE-420D-B00D-194BD3361281}" type="presOf" srcId="{A01E66F2-8DE2-4DBF-B8E1-AB48AEB22F0F}" destId="{2D827D14-3A64-4B45-B11B-3ECDBC24212A}" srcOrd="1" destOrd="0" presId="urn:microsoft.com/office/officeart/2005/8/layout/cycle2"/>
-    <dgm:cxn modelId="{F6386A76-7233-4AC0-BA51-A1E2F566996A}" type="presOf" srcId="{9C8E8DEB-5DB8-4F82-8CE8-1171D0ABBD37}" destId="{2C63797F-35D2-4BF1-ADFC-8E15A2A56D28}" srcOrd="0" destOrd="0" presId="urn:microsoft.com/office/officeart/2005/8/layout/cycle2"/>
-    <dgm:cxn modelId="{6890F039-8662-431B-A0A8-C1C0C912B4FF}" type="presOf" srcId="{A3989F04-57A2-4559-BF44-044AD8FBD67A}" destId="{A670810F-0345-4254-8BC7-4FA06BB5C3CC}" srcOrd="0" destOrd="0" presId="urn:microsoft.com/office/officeart/2005/8/layout/cycle2"/>
-    <dgm:cxn modelId="{0341EB79-D5CD-4867-A82F-4FC3E5AFAD5D}" type="presOf" srcId="{F90989A5-9584-42E6-85EC-F46F18F0E118}" destId="{74D1E673-78E8-4911-AB9E-E98BE428CF47}" srcOrd="1" destOrd="0" presId="urn:microsoft.com/office/officeart/2005/8/layout/cycle2"/>
-    <dgm:cxn modelId="{0FD7AF07-F4B4-4354-9D5F-99093BEAE51D}" type="presOf" srcId="{7C03F650-450B-470D-9F41-9EBB6F24DE08}" destId="{915300E8-D21B-48E5-86A7-A677802348CF}" srcOrd="0" destOrd="0" presId="urn:microsoft.com/office/officeart/2005/8/layout/cycle2"/>
-    <dgm:cxn modelId="{F1E3299A-0E35-48FA-AF86-A9F8D233AD6C}" type="presOf" srcId="{BA319471-CEE2-4F47-BD5C-3922FB7DFA6B}" destId="{59356F7B-2878-4C69-8BCC-736D52D62464}" srcOrd="0" destOrd="0" presId="urn:microsoft.com/office/officeart/2005/8/layout/cycle2"/>
+    <dgm:cxn modelId="{E6FF1340-1168-4C4B-A2D7-7CF8AB37AA2D}" type="presOf" srcId="{F90989A5-9584-42E6-85EC-F46F18F0E118}" destId="{31D81D24-1473-4316-96A5-763E7A6060DC}" srcOrd="0" destOrd="0" presId="urn:microsoft.com/office/officeart/2005/8/layout/cycle2"/>
+    <dgm:cxn modelId="{1D23FCA3-CB70-4FE4-AE78-FA9B85067C6D}" type="presOf" srcId="{D35F654F-C71E-4CF2-BA21-C832C92DCB2B}" destId="{C262E5EC-AFFC-4D29-8F55-4FC98D066102}" srcOrd="1" destOrd="0" presId="urn:microsoft.com/office/officeart/2005/8/layout/cycle2"/>
+    <dgm:cxn modelId="{7C93D1DA-1FB2-4EF4-A97C-CBF365376FA3}" type="presOf" srcId="{30169AF5-3F60-49ED-BA16-26E156F3CD77}" destId="{B41B0945-C228-466F-ACBC-F0427AE563C3}" srcOrd="0" destOrd="0" presId="urn:microsoft.com/office/officeart/2005/8/layout/cycle2"/>
+    <dgm:cxn modelId="{50EE6CA7-A741-4718-8E10-66E8DE04CAAF}" type="presOf" srcId="{D996DF6E-E24A-4672-B53C-F45E82ED11D5}" destId="{85727C8B-3068-4E77-A7A1-E6EDA8103D60}" srcOrd="1" destOrd="0" presId="urn:microsoft.com/office/officeart/2005/8/layout/cycle2"/>
+    <dgm:cxn modelId="{60470724-4BC0-4719-9081-32A1A0DAB464}" type="presOf" srcId="{BA319471-CEE2-4F47-BD5C-3922FB7DFA6B}" destId="{59356F7B-2878-4C69-8BCC-736D52D62464}" srcOrd="0" destOrd="0" presId="urn:microsoft.com/office/officeart/2005/8/layout/cycle2"/>
+    <dgm:cxn modelId="{F7519082-E94D-4C39-89CE-1E412622D68A}" type="presOf" srcId="{BA319471-CEE2-4F47-BD5C-3922FB7DFA6B}" destId="{2FCF5CF5-49BA-4E5D-A81E-50ABA18D10A9}" srcOrd="1" destOrd="0" presId="urn:microsoft.com/office/officeart/2005/8/layout/cycle2"/>
+    <dgm:cxn modelId="{4808BE4E-4572-4471-9855-64114AED207D}" type="presOf" srcId="{F90989A5-9584-42E6-85EC-F46F18F0E118}" destId="{74D1E673-78E8-4911-AB9E-E98BE428CF47}" srcOrd="1" destOrd="0" presId="urn:microsoft.com/office/officeart/2005/8/layout/cycle2"/>
+    <dgm:cxn modelId="{0496D9ED-E00D-4784-BC12-17C11FD2203E}" type="presOf" srcId="{9C8E8DEB-5DB8-4F82-8CE8-1171D0ABBD37}" destId="{15DBFFA1-5F90-4067-9D91-73AA2852D991}" srcOrd="1" destOrd="0" presId="urn:microsoft.com/office/officeart/2005/8/layout/cycle2"/>
     <dgm:cxn modelId="{3A6CAD7C-9D06-4601-9DA6-58C23D4FE730}" srcId="{30169AF5-3F60-49ED-BA16-26E156F3CD77}" destId="{E3147738-712C-470E-BA43-1900B58F3BA1}" srcOrd="5" destOrd="0" parTransId="{390EF3C2-87EC-4379-B2B2-CD6400F6DFF0}" sibTransId="{A01E66F2-8DE2-4DBF-B8E1-AB48AEB22F0F}"/>
-    <dgm:cxn modelId="{E1D6C8B7-BBFB-4E63-915D-214ACAA268F2}" type="presOf" srcId="{9C8E8DEB-5DB8-4F82-8CE8-1171D0ABBD37}" destId="{15DBFFA1-5F90-4067-9D91-73AA2852D991}" srcOrd="1" destOrd="0" presId="urn:microsoft.com/office/officeart/2005/8/layout/cycle2"/>
+    <dgm:cxn modelId="{BA48C744-BA8A-456D-B160-4A119B256B26}" type="presOf" srcId="{6BE14A29-3F47-4123-9A53-87F7E3976F30}" destId="{1379CEB1-3469-4B4A-813A-D2A2C295406E}" srcOrd="0" destOrd="0" presId="urn:microsoft.com/office/officeart/2005/8/layout/cycle2"/>
     <dgm:cxn modelId="{FC683937-3E9A-4071-B70B-BFE511A7B23C}" srcId="{30169AF5-3F60-49ED-BA16-26E156F3CD77}" destId="{6BE14A29-3F47-4123-9A53-87F7E3976F30}" srcOrd="4" destOrd="0" parTransId="{14C76E7C-A806-46D2-A04B-406CC2747FBF}" sibTransId="{D35F654F-C71E-4CF2-BA21-C832C92DCB2B}"/>
-    <dgm:cxn modelId="{53600EE5-BDC2-449E-8882-91C446740344}" type="presOf" srcId="{F90989A5-9584-42E6-85EC-F46F18F0E118}" destId="{31D81D24-1473-4316-96A5-763E7A6060DC}" srcOrd="0" destOrd="0" presId="urn:microsoft.com/office/officeart/2005/8/layout/cycle2"/>
-    <dgm:cxn modelId="{7697A1EF-B14B-404E-A446-44B60F960289}" type="presOf" srcId="{D996DF6E-E24A-4672-B53C-F45E82ED11D5}" destId="{23B2CE62-F90C-4121-BB9A-FD58550B5409}" srcOrd="0" destOrd="0" presId="urn:microsoft.com/office/officeart/2005/8/layout/cycle2"/>
+    <dgm:cxn modelId="{2640404A-487C-4478-B14C-EC51028DB906}" type="presOf" srcId="{A01E66F2-8DE2-4DBF-B8E1-AB48AEB22F0F}" destId="{48BF6C11-EF1A-4273-900D-DD5B59C0D92F}" srcOrd="0" destOrd="0" presId="urn:microsoft.com/office/officeart/2005/8/layout/cycle2"/>
     <dgm:cxn modelId="{026D6AE9-41C4-4E88-B421-D7A6BB38CC27}" srcId="{30169AF5-3F60-49ED-BA16-26E156F3CD77}" destId="{F2BE9233-54BD-4C28-B5F2-1B65E9CDDF96}" srcOrd="3" destOrd="0" parTransId="{672307C0-A98C-48FA-8729-D6E3187E5E3A}" sibTransId="{9C8E8DEB-5DB8-4F82-8CE8-1171D0ABBD37}"/>
-    <dgm:cxn modelId="{1FB0B01D-9263-4548-89B5-ECBC543DA30A}" type="presOf" srcId="{BA319471-CEE2-4F47-BD5C-3922FB7DFA6B}" destId="{2FCF5CF5-49BA-4E5D-A81E-50ABA18D10A9}" srcOrd="1" destOrd="0" presId="urn:microsoft.com/office/officeart/2005/8/layout/cycle2"/>
-    <dgm:cxn modelId="{79F5B80B-DEB2-476E-AE54-ECB96EEADB4C}" type="presOf" srcId="{E3147738-712C-470E-BA43-1900B58F3BA1}" destId="{ABB91F78-7B6C-410F-9644-452AF8D7494A}" srcOrd="0" destOrd="0" presId="urn:microsoft.com/office/officeart/2005/8/layout/cycle2"/>
-    <dgm:cxn modelId="{43250B83-43B7-4B29-92B9-049882CE5226}" type="presOf" srcId="{D01084D7-448F-40E6-BAD6-916FA5266B35}" destId="{6AB4841B-36EA-4743-8E11-22D754152787}" srcOrd="0" destOrd="0" presId="urn:microsoft.com/office/officeart/2005/8/layout/cycle2"/>
-    <dgm:cxn modelId="{C8EC013D-8853-4182-856F-A3B6A05B6600}" type="presOf" srcId="{D35F654F-C71E-4CF2-BA21-C832C92DCB2B}" destId="{C262E5EC-AFFC-4D29-8F55-4FC98D066102}" srcOrd="1" destOrd="0" presId="urn:microsoft.com/office/officeart/2005/8/layout/cycle2"/>
+    <dgm:cxn modelId="{979A7E6E-615E-4857-B533-F787C8B75AB5}" type="presOf" srcId="{D01084D7-448F-40E6-BAD6-916FA5266B35}" destId="{6AB4841B-36EA-4743-8E11-22D754152787}" srcOrd="0" destOrd="0" presId="urn:microsoft.com/office/officeart/2005/8/layout/cycle2"/>
+    <dgm:cxn modelId="{9685A33C-93F0-46D4-837E-12D36F8BBC6F}" type="presOf" srcId="{7C03F650-450B-470D-9F41-9EBB6F24DE08}" destId="{915300E8-D21B-48E5-86A7-A677802348CF}" srcOrd="0" destOrd="0" presId="urn:microsoft.com/office/officeart/2005/8/layout/cycle2"/>
+    <dgm:cxn modelId="{B853424A-61FE-43B9-B66D-78C34A6D2EFD}" type="presOf" srcId="{F2BE9233-54BD-4C28-B5F2-1B65E9CDDF96}" destId="{F9AED730-9635-4E85-B16D-CDB7F5FBEF2A}" srcOrd="0" destOrd="0" presId="urn:microsoft.com/office/officeart/2005/8/layout/cycle2"/>
     <dgm:cxn modelId="{F09F8ED9-D24F-448F-AF8E-F92EC404CBA7}" srcId="{30169AF5-3F60-49ED-BA16-26E156F3CD77}" destId="{7C03F650-450B-470D-9F41-9EBB6F24DE08}" srcOrd="0" destOrd="0" parTransId="{A8856599-3D3C-4A85-ABFD-520651FDD510}" sibTransId="{D996DF6E-E24A-4672-B53C-F45E82ED11D5}"/>
-    <dgm:cxn modelId="{7ACDFF06-B367-44F9-94B8-626E65650D57}" type="presOf" srcId="{6BE14A29-3F47-4123-9A53-87F7E3976F30}" destId="{1379CEB1-3469-4B4A-813A-D2A2C295406E}" srcOrd="0" destOrd="0" presId="urn:microsoft.com/office/officeart/2005/8/layout/cycle2"/>
-    <dgm:cxn modelId="{8B4D518D-783C-4475-935B-35933CC59B53}" type="presOf" srcId="{D35F654F-C71E-4CF2-BA21-C832C92DCB2B}" destId="{9F2CA740-10BE-422F-97C4-215D3262A7C2}" srcOrd="0" destOrd="0" presId="urn:microsoft.com/office/officeart/2005/8/layout/cycle2"/>
-    <dgm:cxn modelId="{DF151B67-E91B-4D6D-8EF5-4B98B5FFD45F}" type="presOf" srcId="{A01E66F2-8DE2-4DBF-B8E1-AB48AEB22F0F}" destId="{48BF6C11-EF1A-4273-900D-DD5B59C0D92F}" srcOrd="0" destOrd="0" presId="urn:microsoft.com/office/officeart/2005/8/layout/cycle2"/>
+    <dgm:cxn modelId="{3FBA6063-B693-40F7-A01F-F1DEDE0BD1AB}" type="presOf" srcId="{A01E66F2-8DE2-4DBF-B8E1-AB48AEB22F0F}" destId="{2D827D14-3A64-4B45-B11B-3ECDBC24212A}" srcOrd="1" destOrd="0" presId="urn:microsoft.com/office/officeart/2005/8/layout/cycle2"/>
     <dgm:cxn modelId="{57569DDB-32CD-4132-93C5-3D28EE6D9D0F}" srcId="{30169AF5-3F60-49ED-BA16-26E156F3CD77}" destId="{A3989F04-57A2-4559-BF44-044AD8FBD67A}" srcOrd="2" destOrd="0" parTransId="{E7AABBEB-8EE1-4214-A7B4-DD1F0B63D6DC}" sibTransId="{F90989A5-9584-42E6-85EC-F46F18F0E118}"/>
-    <dgm:cxn modelId="{695F0B68-87CA-4174-89C1-7E5F7C2C0297}" type="presOf" srcId="{F2BE9233-54BD-4C28-B5F2-1B65E9CDDF96}" destId="{F9AED730-9635-4E85-B16D-CDB7F5FBEF2A}" srcOrd="0" destOrd="0" presId="urn:microsoft.com/office/officeart/2005/8/layout/cycle2"/>
+    <dgm:cxn modelId="{DC752A82-84AD-496B-8F77-AEEAEE505939}" type="presOf" srcId="{9C8E8DEB-5DB8-4F82-8CE8-1171D0ABBD37}" destId="{2C63797F-35D2-4BF1-ADFC-8E15A2A56D28}" srcOrd="0" destOrd="0" presId="urn:microsoft.com/office/officeart/2005/8/layout/cycle2"/>
+    <dgm:cxn modelId="{578FF9D6-C8EE-4315-B6B1-3A7D9135F6CC}" type="presOf" srcId="{D35F654F-C71E-4CF2-BA21-C832C92DCB2B}" destId="{9F2CA740-10BE-422F-97C4-215D3262A7C2}" srcOrd="0" destOrd="0" presId="urn:microsoft.com/office/officeart/2005/8/layout/cycle2"/>
     <dgm:cxn modelId="{3354B5DD-DD06-4226-83B0-C5DBB4314929}" srcId="{30169AF5-3F60-49ED-BA16-26E156F3CD77}" destId="{D01084D7-448F-40E6-BAD6-916FA5266B35}" srcOrd="1" destOrd="0" parTransId="{11A516D9-F860-4BE8-BA91-08CBF1F90AAF}" sibTransId="{BA319471-CEE2-4F47-BD5C-3922FB7DFA6B}"/>
-    <dgm:cxn modelId="{F23B8F0B-363E-4DE5-9363-599C6E9B614D}" type="presOf" srcId="{D996DF6E-E24A-4672-B53C-F45E82ED11D5}" destId="{85727C8B-3068-4E77-A7A1-E6EDA8103D60}" srcOrd="1" destOrd="0" presId="urn:microsoft.com/office/officeart/2005/8/layout/cycle2"/>
-    <dgm:cxn modelId="{143AB1D5-BAED-481E-BA72-1FEAAA8198CF}" type="presOf" srcId="{30169AF5-3F60-49ED-BA16-26E156F3CD77}" destId="{B41B0945-C228-466F-ACBC-F0427AE563C3}" srcOrd="0" destOrd="0" presId="urn:microsoft.com/office/officeart/2005/8/layout/cycle2"/>
-    <dgm:cxn modelId="{05FC71A9-344F-41A5-8F0D-392642FD402B}" type="presParOf" srcId="{B41B0945-C228-466F-ACBC-F0427AE563C3}" destId="{915300E8-D21B-48E5-86A7-A677802348CF}" srcOrd="0" destOrd="0" presId="urn:microsoft.com/office/officeart/2005/8/layout/cycle2"/>
-    <dgm:cxn modelId="{CD50D0C9-E526-414A-B214-6FEDB26FB53D}" type="presParOf" srcId="{B41B0945-C228-466F-ACBC-F0427AE563C3}" destId="{23B2CE62-F90C-4121-BB9A-FD58550B5409}" srcOrd="1" destOrd="0" presId="urn:microsoft.com/office/officeart/2005/8/layout/cycle2"/>
-    <dgm:cxn modelId="{449808B1-5ED5-484F-B013-A1A1547E0305}" type="presParOf" srcId="{23B2CE62-F90C-4121-BB9A-FD58550B5409}" destId="{85727C8B-3068-4E77-A7A1-E6EDA8103D60}" srcOrd="0" destOrd="0" presId="urn:microsoft.com/office/officeart/2005/8/layout/cycle2"/>
-    <dgm:cxn modelId="{6D3A0C38-9A30-4A0A-84E7-5FAB4EABBF09}" type="presParOf" srcId="{B41B0945-C228-466F-ACBC-F0427AE563C3}" destId="{6AB4841B-36EA-4743-8E11-22D754152787}" srcOrd="2" destOrd="0" presId="urn:microsoft.com/office/officeart/2005/8/layout/cycle2"/>
-    <dgm:cxn modelId="{2D12431E-444D-4591-A84B-D23BAF4F5560}" type="presParOf" srcId="{B41B0945-C228-466F-ACBC-F0427AE563C3}" destId="{59356F7B-2878-4C69-8BCC-736D52D62464}" srcOrd="3" destOrd="0" presId="urn:microsoft.com/office/officeart/2005/8/layout/cycle2"/>
-    <dgm:cxn modelId="{FCB06113-D9AA-41DA-9D84-C3F794844125}" type="presParOf" srcId="{59356F7B-2878-4C69-8BCC-736D52D62464}" destId="{2FCF5CF5-49BA-4E5D-A81E-50ABA18D10A9}" srcOrd="0" destOrd="0" presId="urn:microsoft.com/office/officeart/2005/8/layout/cycle2"/>
-    <dgm:cxn modelId="{9F5848DD-D69A-45E5-93EF-886353AF29D4}" type="presParOf" srcId="{B41B0945-C228-466F-ACBC-F0427AE563C3}" destId="{A670810F-0345-4254-8BC7-4FA06BB5C3CC}" srcOrd="4" destOrd="0" presId="urn:microsoft.com/office/officeart/2005/8/layout/cycle2"/>
-    <dgm:cxn modelId="{D1B4C054-030B-42E5-9B16-E508F000A429}" type="presParOf" srcId="{B41B0945-C228-466F-ACBC-F0427AE563C3}" destId="{31D81D24-1473-4316-96A5-763E7A6060DC}" srcOrd="5" destOrd="0" presId="urn:microsoft.com/office/officeart/2005/8/layout/cycle2"/>
-    <dgm:cxn modelId="{C775541C-9B36-4320-88FA-4F3D32F3FEE6}" type="presParOf" srcId="{31D81D24-1473-4316-96A5-763E7A6060DC}" destId="{74D1E673-78E8-4911-AB9E-E98BE428CF47}" srcOrd="0" destOrd="0" presId="urn:microsoft.com/office/officeart/2005/8/layout/cycle2"/>
-    <dgm:cxn modelId="{83E1EE3B-3D7F-4192-811F-D1A17B1B4239}" type="presParOf" srcId="{B41B0945-C228-466F-ACBC-F0427AE563C3}" destId="{F9AED730-9635-4E85-B16D-CDB7F5FBEF2A}" srcOrd="6" destOrd="0" presId="urn:microsoft.com/office/officeart/2005/8/layout/cycle2"/>
-    <dgm:cxn modelId="{8B70097B-0354-451B-91EA-0A19A854C6D0}" type="presParOf" srcId="{B41B0945-C228-466F-ACBC-F0427AE563C3}" destId="{2C63797F-35D2-4BF1-ADFC-8E15A2A56D28}" srcOrd="7" destOrd="0" presId="urn:microsoft.com/office/officeart/2005/8/layout/cycle2"/>
-    <dgm:cxn modelId="{9F1273F5-4311-4ACF-81B1-630C750F7952}" type="presParOf" srcId="{2C63797F-35D2-4BF1-ADFC-8E15A2A56D28}" destId="{15DBFFA1-5F90-4067-9D91-73AA2852D991}" srcOrd="0" destOrd="0" presId="urn:microsoft.com/office/officeart/2005/8/layout/cycle2"/>
-    <dgm:cxn modelId="{61C0FF8C-7BBA-47AF-A9FA-592983BEEA08}" type="presParOf" srcId="{B41B0945-C228-466F-ACBC-F0427AE563C3}" destId="{1379CEB1-3469-4B4A-813A-D2A2C295406E}" srcOrd="8" destOrd="0" presId="urn:microsoft.com/office/officeart/2005/8/layout/cycle2"/>
-    <dgm:cxn modelId="{CC26EFAB-684C-4B68-96C4-2B3A95F941BA}" type="presParOf" srcId="{B41B0945-C228-466F-ACBC-F0427AE563C3}" destId="{9F2CA740-10BE-422F-97C4-215D3262A7C2}" srcOrd="9" destOrd="0" presId="urn:microsoft.com/office/officeart/2005/8/layout/cycle2"/>
-    <dgm:cxn modelId="{8253E128-CDB1-48AF-AC06-2FD81F9363A2}" type="presParOf" srcId="{9F2CA740-10BE-422F-97C4-215D3262A7C2}" destId="{C262E5EC-AFFC-4D29-8F55-4FC98D066102}" srcOrd="0" destOrd="0" presId="urn:microsoft.com/office/officeart/2005/8/layout/cycle2"/>
-    <dgm:cxn modelId="{D2A4622F-A7A2-45BF-8475-5183B85E4F3B}" type="presParOf" srcId="{B41B0945-C228-466F-ACBC-F0427AE563C3}" destId="{ABB91F78-7B6C-410F-9644-452AF8D7494A}" srcOrd="10" destOrd="0" presId="urn:microsoft.com/office/officeart/2005/8/layout/cycle2"/>
-    <dgm:cxn modelId="{C53DBE5E-540A-443B-967F-98474C72B971}" type="presParOf" srcId="{B41B0945-C228-466F-ACBC-F0427AE563C3}" destId="{48BF6C11-EF1A-4273-900D-DD5B59C0D92F}" srcOrd="11" destOrd="0" presId="urn:microsoft.com/office/officeart/2005/8/layout/cycle2"/>
-    <dgm:cxn modelId="{0565DF6E-672C-496C-9CDC-3F5D454C71E4}" type="presParOf" srcId="{48BF6C11-EF1A-4273-900D-DD5B59C0D92F}" destId="{2D827D14-3A64-4B45-B11B-3ECDBC24212A}" srcOrd="0" destOrd="0" presId="urn:microsoft.com/office/officeart/2005/8/layout/cycle2"/>
+    <dgm:cxn modelId="{E6C82AE1-967B-4523-BB2B-57C2F3ABA488}" type="presOf" srcId="{A3989F04-57A2-4559-BF44-044AD8FBD67A}" destId="{A670810F-0345-4254-8BC7-4FA06BB5C3CC}" srcOrd="0" destOrd="0" presId="urn:microsoft.com/office/officeart/2005/8/layout/cycle2"/>
+    <dgm:cxn modelId="{9E6E9EB5-5A72-48EA-93E0-4765086584DD}" type="presOf" srcId="{E3147738-712C-470E-BA43-1900B58F3BA1}" destId="{ABB91F78-7B6C-410F-9644-452AF8D7494A}" srcOrd="0" destOrd="0" presId="urn:microsoft.com/office/officeart/2005/8/layout/cycle2"/>
+    <dgm:cxn modelId="{4FA77E06-7DFB-4C97-A505-8CC200198F8A}" type="presOf" srcId="{D996DF6E-E24A-4672-B53C-F45E82ED11D5}" destId="{23B2CE62-F90C-4121-BB9A-FD58550B5409}" srcOrd="0" destOrd="0" presId="urn:microsoft.com/office/officeart/2005/8/layout/cycle2"/>
+    <dgm:cxn modelId="{6982A2AD-224E-404C-BFDE-7AA5BC9D6D14}" type="presParOf" srcId="{B41B0945-C228-466F-ACBC-F0427AE563C3}" destId="{915300E8-D21B-48E5-86A7-A677802348CF}" srcOrd="0" destOrd="0" presId="urn:microsoft.com/office/officeart/2005/8/layout/cycle2"/>
+    <dgm:cxn modelId="{964A6C2A-807F-4657-BEEE-1D75931B1661}" type="presParOf" srcId="{B41B0945-C228-466F-ACBC-F0427AE563C3}" destId="{23B2CE62-F90C-4121-BB9A-FD58550B5409}" srcOrd="1" destOrd="0" presId="urn:microsoft.com/office/officeart/2005/8/layout/cycle2"/>
+    <dgm:cxn modelId="{FD994199-56B6-4692-9294-053F342161FE}" type="presParOf" srcId="{23B2CE62-F90C-4121-BB9A-FD58550B5409}" destId="{85727C8B-3068-4E77-A7A1-E6EDA8103D60}" srcOrd="0" destOrd="0" presId="urn:microsoft.com/office/officeart/2005/8/layout/cycle2"/>
+    <dgm:cxn modelId="{1C6CE405-A360-42D9-9B70-98ED05E53C59}" type="presParOf" srcId="{B41B0945-C228-466F-ACBC-F0427AE563C3}" destId="{6AB4841B-36EA-4743-8E11-22D754152787}" srcOrd="2" destOrd="0" presId="urn:microsoft.com/office/officeart/2005/8/layout/cycle2"/>
+    <dgm:cxn modelId="{125CA850-7202-4012-8A2E-BA4EAE829EF0}" type="presParOf" srcId="{B41B0945-C228-466F-ACBC-F0427AE563C3}" destId="{59356F7B-2878-4C69-8BCC-736D52D62464}" srcOrd="3" destOrd="0" presId="urn:microsoft.com/office/officeart/2005/8/layout/cycle2"/>
+    <dgm:cxn modelId="{15A2ECCE-2EC4-4E4B-884E-24C07A3DF74C}" type="presParOf" srcId="{59356F7B-2878-4C69-8BCC-736D52D62464}" destId="{2FCF5CF5-49BA-4E5D-A81E-50ABA18D10A9}" srcOrd="0" destOrd="0" presId="urn:microsoft.com/office/officeart/2005/8/layout/cycle2"/>
+    <dgm:cxn modelId="{B794C343-0AF7-44BB-9AD5-E19183C836A5}" type="presParOf" srcId="{B41B0945-C228-466F-ACBC-F0427AE563C3}" destId="{A670810F-0345-4254-8BC7-4FA06BB5C3CC}" srcOrd="4" destOrd="0" presId="urn:microsoft.com/office/officeart/2005/8/layout/cycle2"/>
+    <dgm:cxn modelId="{00DC7FD0-ADE5-4A3A-A3BA-042AB41871F4}" type="presParOf" srcId="{B41B0945-C228-466F-ACBC-F0427AE563C3}" destId="{31D81D24-1473-4316-96A5-763E7A6060DC}" srcOrd="5" destOrd="0" presId="urn:microsoft.com/office/officeart/2005/8/layout/cycle2"/>
+    <dgm:cxn modelId="{C160028F-812C-416B-84AE-74DD2CD33377}" type="presParOf" srcId="{31D81D24-1473-4316-96A5-763E7A6060DC}" destId="{74D1E673-78E8-4911-AB9E-E98BE428CF47}" srcOrd="0" destOrd="0" presId="urn:microsoft.com/office/officeart/2005/8/layout/cycle2"/>
+    <dgm:cxn modelId="{45C2E28E-5125-4E00-876D-8DA050511456}" type="presParOf" srcId="{B41B0945-C228-466F-ACBC-F0427AE563C3}" destId="{F9AED730-9635-4E85-B16D-CDB7F5FBEF2A}" srcOrd="6" destOrd="0" presId="urn:microsoft.com/office/officeart/2005/8/layout/cycle2"/>
+    <dgm:cxn modelId="{7F9E2A2D-841D-4211-BC52-D2C9BEAE89B9}" type="presParOf" srcId="{B41B0945-C228-466F-ACBC-F0427AE563C3}" destId="{2C63797F-35D2-4BF1-ADFC-8E15A2A56D28}" srcOrd="7" destOrd="0" presId="urn:microsoft.com/office/officeart/2005/8/layout/cycle2"/>
+    <dgm:cxn modelId="{11FDBB7D-0D38-41DD-A4C3-5017187BD435}" type="presParOf" srcId="{2C63797F-35D2-4BF1-ADFC-8E15A2A56D28}" destId="{15DBFFA1-5F90-4067-9D91-73AA2852D991}" srcOrd="0" destOrd="0" presId="urn:microsoft.com/office/officeart/2005/8/layout/cycle2"/>
+    <dgm:cxn modelId="{B5369555-BE89-4A57-9CBD-8CD4A82F903E}" type="presParOf" srcId="{B41B0945-C228-466F-ACBC-F0427AE563C3}" destId="{1379CEB1-3469-4B4A-813A-D2A2C295406E}" srcOrd="8" destOrd="0" presId="urn:microsoft.com/office/officeart/2005/8/layout/cycle2"/>
+    <dgm:cxn modelId="{DE969C7B-B8A5-4AEC-A8AA-70E24F63DFAC}" type="presParOf" srcId="{B41B0945-C228-466F-ACBC-F0427AE563C3}" destId="{9F2CA740-10BE-422F-97C4-215D3262A7C2}" srcOrd="9" destOrd="0" presId="urn:microsoft.com/office/officeart/2005/8/layout/cycle2"/>
+    <dgm:cxn modelId="{7BE070AD-DB0A-453F-A50A-E73B803A410C}" type="presParOf" srcId="{9F2CA740-10BE-422F-97C4-215D3262A7C2}" destId="{C262E5EC-AFFC-4D29-8F55-4FC98D066102}" srcOrd="0" destOrd="0" presId="urn:microsoft.com/office/officeart/2005/8/layout/cycle2"/>
+    <dgm:cxn modelId="{E0881A2C-5E79-4915-ADA2-7C16BAA7ABEF}" type="presParOf" srcId="{B41B0945-C228-466F-ACBC-F0427AE563C3}" destId="{ABB91F78-7B6C-410F-9644-452AF8D7494A}" srcOrd="10" destOrd="0" presId="urn:microsoft.com/office/officeart/2005/8/layout/cycle2"/>
+    <dgm:cxn modelId="{DBDD00D2-C519-4928-8F83-AA027FA8805D}" type="presParOf" srcId="{B41B0945-C228-466F-ACBC-F0427AE563C3}" destId="{48BF6C11-EF1A-4273-900D-DD5B59C0D92F}" srcOrd="11" destOrd="0" presId="urn:microsoft.com/office/officeart/2005/8/layout/cycle2"/>
+    <dgm:cxn modelId="{CA7FDC01-A39F-42D5-81EC-F486C0C75989}" type="presParOf" srcId="{48BF6C11-EF1A-4273-900D-DD5B59C0D92F}" destId="{2D827D14-3A64-4B45-B11B-3ECDBC24212A}" srcOrd="0" destOrd="0" presId="urn:microsoft.com/office/officeart/2005/8/layout/cycle2"/>
   </dgm:cxnLst>
   <dgm:bg/>
   <dgm:whole/>

--- a/Notes.docx
+++ b/Notes.docx
@@ -534,19 +534,11 @@
           <w:lang w:val="en-US"/>
         </w:rPr>
       </w:pPr>
-      <w:proofErr w:type="spellStart"/>
-      <w:r>
-        <w:rPr>
-          <w:lang w:val="en-US"/>
-        </w:rPr>
-        <w:t>Thread.sleep</w:t>
-      </w:r>
-      <w:proofErr w:type="spellEnd"/>
-      <w:r>
-        <w:rPr>
-          <w:lang w:val="en-US"/>
-        </w:rPr>
-        <w:t>()</w:t>
+      <w:r>
+        <w:rPr>
+          <w:lang w:val="en-US"/>
+        </w:rPr>
+        <w:t>Thread.sleep()</w:t>
       </w:r>
     </w:p>
     <w:p>
@@ -1929,18 +1921,8 @@
           <w:lang w:val="en-US"/>
         </w:rPr>
         <w:lastRenderedPageBreak/>
-        <w:t xml:space="preserve">What is Software </w:t>
-      </w:r>
-      <w:proofErr w:type="gramStart"/>
-      <w:r>
-        <w:rPr>
-          <w:b/>
-          <w:bCs/>
-          <w:lang w:val="en-US"/>
-        </w:rPr>
-        <w:t>Testing</w:t>
-      </w:r>
-      <w:proofErr w:type="gramEnd"/>
+        <w:t>What is Software Testing</w:t>
+      </w:r>
     </w:p>
     <w:p>
       <w:pPr>
@@ -2891,16 +2873,8 @@
         <w:rPr>
           <w:lang w:val="en-US"/>
         </w:rPr>
-        <w:t xml:space="preserve"> – Record and playback </w:t>
-      </w:r>
-      <w:proofErr w:type="spellStart"/>
-      <w:r>
-        <w:rPr>
-          <w:lang w:val="en-US"/>
-        </w:rPr>
-        <w:t>mech</w:t>
-      </w:r>
-      <w:proofErr w:type="spellEnd"/>
+        <w:t xml:space="preserve"> – Record and playback mech</w:t>
+      </w:r>
     </w:p>
     <w:p>
       <w:pPr>
@@ -3230,16 +3204,8 @@
         <w:rPr>
           <w:lang w:val="en-US"/>
         </w:rPr>
-        <w:t xml:space="preserve">Idea </w:t>
-      </w:r>
-      <w:proofErr w:type="spellStart"/>
-      <w:r>
-        <w:rPr>
-          <w:lang w:val="en-US"/>
-        </w:rPr>
-        <w:t>Intellj</w:t>
-      </w:r>
-      <w:proofErr w:type="spellEnd"/>
+        <w:t>Idea Intellj</w:t>
+      </w:r>
     </w:p>
     <w:p>
       <w:pPr>
@@ -3307,14 +3273,12 @@
           <w:lang w:val="en-US"/>
         </w:rPr>
       </w:pPr>
-      <w:proofErr w:type="spellStart"/>
       <w:r>
         <w:rPr>
           <w:lang w:val="en-US"/>
         </w:rPr>
         <w:t>YourName_SeleniumDemos</w:t>
       </w:r>
-      <w:proofErr w:type="spellEnd"/>
     </w:p>
     <w:p>
       <w:pPr>
@@ -3623,21 +3587,7 @@
         <w:rPr>
           <w:lang w:val="en-US"/>
         </w:rPr>
-        <w:t>Give the name to project (</w:t>
-      </w:r>
-      <w:proofErr w:type="spellStart"/>
-      <w:r>
-        <w:rPr>
-          <w:lang w:val="en-US"/>
-        </w:rPr>
-        <w:t>MyAutomationProject</w:t>
-      </w:r>
-      <w:proofErr w:type="spellEnd"/>
-      <w:r>
-        <w:rPr>
-          <w:lang w:val="en-US"/>
-        </w:rPr>
-        <w:t>)</w:t>
+        <w:t>Give the name to project (MyAutomationProject)</w:t>
       </w:r>
     </w:p>
     <w:p>
@@ -3747,21 +3697,7 @@
         <w:rPr>
           <w:lang w:val="en-US"/>
         </w:rPr>
-        <w:t xml:space="preserve"> Package (</w:t>
-      </w:r>
-      <w:proofErr w:type="spellStart"/>
-      <w:r>
-        <w:rPr>
-          <w:lang w:val="en-US"/>
-        </w:rPr>
-        <w:t>com.WebDriverDemos</w:t>
-      </w:r>
-      <w:proofErr w:type="spellEnd"/>
-      <w:r>
-        <w:rPr>
-          <w:lang w:val="en-US"/>
-        </w:rPr>
-        <w:t>)</w:t>
+        <w:t xml:space="preserve"> Package (com.WebDriverDemos)</w:t>
       </w:r>
     </w:p>
     <w:p>
@@ -3857,16 +3793,8 @@
         <w:rPr>
           <w:lang w:val="en-US"/>
         </w:rPr>
-        <w:t xml:space="preserve">Click on </w:t>
-      </w:r>
-      <w:proofErr w:type="spellStart"/>
-      <w:r>
-        <w:rPr>
-          <w:lang w:val="en-US"/>
-        </w:rPr>
-        <w:t>Classpath</w:t>
-      </w:r>
-      <w:proofErr w:type="spellEnd"/>
+        <w:t>Click on Classpath</w:t>
+      </w:r>
     </w:p>
     <w:p>
       <w:pPr>
@@ -4033,19 +3961,11 @@
           <w:lang w:val="en-US"/>
         </w:rPr>
       </w:pPr>
-      <w:proofErr w:type="gramStart"/>
-      <w:r>
-        <w:rPr>
-          <w:lang w:val="en-US"/>
-        </w:rPr>
-        <w:t>get(</w:t>
-      </w:r>
-      <w:proofErr w:type="gramEnd"/>
-      <w:r>
-        <w:rPr>
-          <w:lang w:val="en-US"/>
-        </w:rPr>
-        <w:t xml:space="preserve">) </w:t>
+      <w:r>
+        <w:rPr>
+          <w:lang w:val="en-US"/>
+        </w:rPr>
+        <w:t xml:space="preserve">get() </w:t>
       </w:r>
       <w:r>
         <w:rPr>
@@ -4071,27 +3991,11 @@
           <w:lang w:val="en-US"/>
         </w:rPr>
       </w:pPr>
-      <w:proofErr w:type="spellStart"/>
-      <w:proofErr w:type="gramStart"/>
-      <w:r>
-        <w:rPr>
-          <w:lang w:val="en-US"/>
-        </w:rPr>
-        <w:t>driver.manage</w:t>
-      </w:r>
-      <w:proofErr w:type="spellEnd"/>
-      <w:r>
-        <w:rPr>
-          <w:lang w:val="en-US"/>
-        </w:rPr>
-        <w:t>(</w:t>
-      </w:r>
-      <w:proofErr w:type="gramEnd"/>
-      <w:r>
-        <w:rPr>
-          <w:lang w:val="en-US"/>
-        </w:rPr>
-        <w:t xml:space="preserve">).window().maximize() </w:t>
+      <w:r>
+        <w:rPr>
+          <w:lang w:val="en-US"/>
+        </w:rPr>
+        <w:t xml:space="preserve">driver.manage().window().maximize() </w:t>
       </w:r>
       <w:r>
         <w:rPr>
@@ -4117,19 +4021,11 @@
           <w:lang w:val="en-US"/>
         </w:rPr>
       </w:pPr>
-      <w:proofErr w:type="gramStart"/>
-      <w:r>
-        <w:rPr>
-          <w:lang w:val="en-US"/>
-        </w:rPr>
-        <w:t>close(</w:t>
-      </w:r>
-      <w:proofErr w:type="gramEnd"/>
-      <w:r>
-        <w:rPr>
-          <w:lang w:val="en-US"/>
-        </w:rPr>
-        <w:t xml:space="preserve">) </w:t>
+      <w:r>
+        <w:rPr>
+          <w:lang w:val="en-US"/>
+        </w:rPr>
+        <w:t xml:space="preserve">close() </w:t>
       </w:r>
       <w:r>
         <w:rPr>
@@ -4155,19 +4051,11 @@
           <w:lang w:val="en-US"/>
         </w:rPr>
       </w:pPr>
-      <w:proofErr w:type="gramStart"/>
-      <w:r>
-        <w:rPr>
-          <w:lang w:val="en-US"/>
-        </w:rPr>
-        <w:t>getTitle(</w:t>
-      </w:r>
-      <w:proofErr w:type="gramEnd"/>
-      <w:r>
-        <w:rPr>
-          <w:lang w:val="en-US"/>
-        </w:rPr>
-        <w:t xml:space="preserve">) </w:t>
+      <w:r>
+        <w:rPr>
+          <w:lang w:val="en-US"/>
+        </w:rPr>
+        <w:t xml:space="preserve">getTitle() </w:t>
       </w:r>
       <w:r>
         <w:rPr>
@@ -4199,19 +4087,11 @@
           <w:lang w:val="en-US"/>
         </w:rPr>
       </w:pPr>
-      <w:proofErr w:type="gramStart"/>
-      <w:r>
-        <w:rPr>
-          <w:lang w:val="en-US"/>
-        </w:rPr>
-        <w:t>getCurrentUrl(</w:t>
-      </w:r>
-      <w:proofErr w:type="gramEnd"/>
-      <w:r>
-        <w:rPr>
-          <w:lang w:val="en-US"/>
-        </w:rPr>
-        <w:t xml:space="preserve">) </w:t>
+      <w:r>
+        <w:rPr>
+          <w:lang w:val="en-US"/>
+        </w:rPr>
+        <w:t xml:space="preserve">getCurrentUrl() </w:t>
       </w:r>
       <w:r>
         <w:rPr>
@@ -4237,19 +4117,11 @@
           <w:lang w:val="en-US"/>
         </w:rPr>
       </w:pPr>
-      <w:proofErr w:type="gramStart"/>
-      <w:r>
-        <w:rPr>
-          <w:lang w:val="en-US"/>
-        </w:rPr>
-        <w:t>findElement(</w:t>
-      </w:r>
-      <w:proofErr w:type="gramEnd"/>
-      <w:r>
-        <w:rPr>
-          <w:lang w:val="en-US"/>
-        </w:rPr>
-        <w:t xml:space="preserve">) </w:t>
+      <w:r>
+        <w:rPr>
+          <w:lang w:val="en-US"/>
+        </w:rPr>
+        <w:t xml:space="preserve">findElement() </w:t>
       </w:r>
       <w:r>
         <w:rPr>
@@ -4299,19 +4171,11 @@
           <w:lang w:val="en-US"/>
         </w:rPr>
       </w:pPr>
-      <w:proofErr w:type="gramStart"/>
-      <w:r>
-        <w:rPr>
-          <w:lang w:val="en-US"/>
-        </w:rPr>
-        <w:t>findElements(</w:t>
-      </w:r>
-      <w:proofErr w:type="gramEnd"/>
-      <w:r>
-        <w:rPr>
-          <w:lang w:val="en-US"/>
-        </w:rPr>
-        <w:t xml:space="preserve">) </w:t>
+      <w:r>
+        <w:rPr>
+          <w:lang w:val="en-US"/>
+        </w:rPr>
+        <w:t xml:space="preserve">findElements() </w:t>
       </w:r>
       <w:r>
         <w:rPr>
@@ -4373,19 +4237,11 @@
           <w:lang w:val="en-US"/>
         </w:rPr>
       </w:pPr>
-      <w:proofErr w:type="gramStart"/>
-      <w:r>
-        <w:rPr>
-          <w:lang w:val="en-US"/>
-        </w:rPr>
-        <w:t>quit(</w:t>
-      </w:r>
-      <w:proofErr w:type="gramEnd"/>
-      <w:r>
-        <w:rPr>
-          <w:lang w:val="en-US"/>
-        </w:rPr>
-        <w:t xml:space="preserve">) </w:t>
+      <w:r>
+        <w:rPr>
+          <w:lang w:val="en-US"/>
+        </w:rPr>
+        <w:t xml:space="preserve">quit() </w:t>
       </w:r>
       <w:r>
         <w:rPr>
@@ -4953,19 +4809,11 @@
           <w:lang w:val="en-US"/>
         </w:rPr>
       </w:pPr>
-      <w:proofErr w:type="gramStart"/>
-      <w:r>
-        <w:rPr>
-          <w:lang w:val="en-US"/>
-        </w:rPr>
-        <w:t>sendKeys(</w:t>
-      </w:r>
-      <w:proofErr w:type="gramEnd"/>
-      <w:r>
-        <w:rPr>
-          <w:lang w:val="en-US"/>
-        </w:rPr>
-        <w:t xml:space="preserve">) </w:t>
+      <w:r>
+        <w:rPr>
+          <w:lang w:val="en-US"/>
+        </w:rPr>
+        <w:t xml:space="preserve">sendKeys() </w:t>
       </w:r>
       <w:r>
         <w:rPr>
@@ -5003,19 +4851,11 @@
           <w:lang w:val="en-US"/>
         </w:rPr>
       </w:pPr>
-      <w:proofErr w:type="gramStart"/>
-      <w:r>
-        <w:rPr>
-          <w:lang w:val="en-US"/>
-        </w:rPr>
-        <w:t>click(</w:t>
-      </w:r>
-      <w:proofErr w:type="gramEnd"/>
-      <w:r>
-        <w:rPr>
-          <w:lang w:val="en-US"/>
-        </w:rPr>
-        <w:t xml:space="preserve">) </w:t>
+      <w:r>
+        <w:rPr>
+          <w:lang w:val="en-US"/>
+        </w:rPr>
+        <w:t xml:space="preserve">click() </w:t>
       </w:r>
       <w:r>
         <w:rPr>
@@ -5047,19 +4887,11 @@
           <w:lang w:val="en-US"/>
         </w:rPr>
       </w:pPr>
-      <w:proofErr w:type="gramStart"/>
-      <w:r>
-        <w:rPr>
-          <w:lang w:val="en-US"/>
-        </w:rPr>
-        <w:t>getText(</w:t>
-      </w:r>
-      <w:proofErr w:type="gramEnd"/>
-      <w:r>
-        <w:rPr>
-          <w:lang w:val="en-US"/>
-        </w:rPr>
-        <w:t xml:space="preserve">) </w:t>
+      <w:r>
+        <w:rPr>
+          <w:lang w:val="en-US"/>
+        </w:rPr>
+        <w:t xml:space="preserve">getText() </w:t>
       </w:r>
       <w:r>
         <w:rPr>
@@ -5085,19 +4917,11 @@
           <w:lang w:val="en-US"/>
         </w:rPr>
       </w:pPr>
-      <w:proofErr w:type="gramStart"/>
-      <w:r>
-        <w:rPr>
-          <w:lang w:val="en-US"/>
-        </w:rPr>
-        <w:t>isSelected(</w:t>
-      </w:r>
-      <w:proofErr w:type="gramEnd"/>
-      <w:r>
-        <w:rPr>
-          <w:lang w:val="en-US"/>
-        </w:rPr>
-        <w:t xml:space="preserve">) </w:t>
+      <w:r>
+        <w:rPr>
+          <w:lang w:val="en-US"/>
+        </w:rPr>
+        <w:t xml:space="preserve">isSelected() </w:t>
       </w:r>
       <w:r>
         <w:rPr>
@@ -5123,19 +4947,11 @@
           <w:lang w:val="en-US"/>
         </w:rPr>
       </w:pPr>
-      <w:proofErr w:type="gramStart"/>
-      <w:r>
-        <w:rPr>
-          <w:lang w:val="en-US"/>
-        </w:rPr>
-        <w:t>isEnabled(</w:t>
-      </w:r>
-      <w:proofErr w:type="gramEnd"/>
-      <w:r>
-        <w:rPr>
-          <w:lang w:val="en-US"/>
-        </w:rPr>
-        <w:t xml:space="preserve">) </w:t>
+      <w:r>
+        <w:rPr>
+          <w:lang w:val="en-US"/>
+        </w:rPr>
+        <w:t xml:space="preserve">isEnabled() </w:t>
       </w:r>
       <w:r>
         <w:rPr>
@@ -5272,21 +5088,7 @@
         <w:rPr>
           <w:lang w:val="en-US"/>
         </w:rPr>
-        <w:t>data-</w:t>
-      </w:r>
-      <w:proofErr w:type="spellStart"/>
-      <w:r>
-        <w:rPr>
-          <w:lang w:val="en-US"/>
-        </w:rPr>
-        <w:t>testid</w:t>
-      </w:r>
-      <w:proofErr w:type="spellEnd"/>
-      <w:r>
-        <w:rPr>
-          <w:lang w:val="en-US"/>
-        </w:rPr>
-        <w:t>="royal-email"]</w:t>
+        <w:t>data-testid="royal-email"]</w:t>
       </w:r>
     </w:p>
     <w:p>
@@ -5713,19 +5515,11 @@
           <w:lang w:val="en-US"/>
         </w:rPr>
       </w:pPr>
-      <w:proofErr w:type="gramStart"/>
-      <w:r>
-        <w:rPr>
-          <w:lang w:val="en-US"/>
-        </w:rPr>
-        <w:t>getFirstSelectedOption(</w:t>
-      </w:r>
-      <w:proofErr w:type="gramEnd"/>
-      <w:r>
-        <w:rPr>
-          <w:lang w:val="en-US"/>
-        </w:rPr>
-        <w:t xml:space="preserve">) </w:t>
+      <w:r>
+        <w:rPr>
+          <w:lang w:val="en-US"/>
+        </w:rPr>
+        <w:t xml:space="preserve">getFirstSelectedOption() </w:t>
       </w:r>
       <w:r>
         <w:rPr>
@@ -5751,19 +5545,11 @@
           <w:lang w:val="en-US"/>
         </w:rPr>
       </w:pPr>
-      <w:proofErr w:type="gramStart"/>
-      <w:r>
-        <w:rPr>
-          <w:lang w:val="en-US"/>
-        </w:rPr>
-        <w:t>getOptions(</w:t>
-      </w:r>
-      <w:proofErr w:type="gramEnd"/>
-      <w:r>
-        <w:rPr>
-          <w:lang w:val="en-US"/>
-        </w:rPr>
-        <w:t xml:space="preserve">) </w:t>
+      <w:r>
+        <w:rPr>
+          <w:lang w:val="en-US"/>
+        </w:rPr>
+        <w:t xml:space="preserve">getOptions() </w:t>
       </w:r>
       <w:r>
         <w:rPr>
@@ -5861,19 +5647,11 @@
           <w:lang w:val="en-US"/>
         </w:rPr>
       </w:pPr>
-      <w:proofErr w:type="gramStart"/>
-      <w:r>
-        <w:rPr>
-          <w:lang w:val="en-US"/>
-        </w:rPr>
-        <w:t>getAllSelectedOptions(</w:t>
-      </w:r>
-      <w:proofErr w:type="gramEnd"/>
-      <w:r>
-        <w:rPr>
-          <w:lang w:val="en-US"/>
-        </w:rPr>
-        <w:t xml:space="preserve">) </w:t>
+      <w:r>
+        <w:rPr>
+          <w:lang w:val="en-US"/>
+        </w:rPr>
+        <w:t xml:space="preserve">getAllSelectedOptions() </w:t>
       </w:r>
       <w:r>
         <w:rPr>
@@ -5911,19 +5689,11 @@
           <w:lang w:val="en-US"/>
         </w:rPr>
       </w:pPr>
-      <w:proofErr w:type="gramStart"/>
-      <w:r>
-        <w:rPr>
-          <w:lang w:val="en-US"/>
-        </w:rPr>
-        <w:t>isMultiple(</w:t>
-      </w:r>
-      <w:proofErr w:type="gramEnd"/>
-      <w:r>
-        <w:rPr>
-          <w:lang w:val="en-US"/>
-        </w:rPr>
-        <w:t xml:space="preserve">) </w:t>
+      <w:r>
+        <w:rPr>
+          <w:lang w:val="en-US"/>
+        </w:rPr>
+        <w:t xml:space="preserve">isMultiple() </w:t>
       </w:r>
       <w:r>
         <w:rPr>
@@ -6089,27 +5859,11 @@
           <w:lang w:val="en-US"/>
         </w:rPr>
       </w:pPr>
-      <w:proofErr w:type="spellStart"/>
-      <w:proofErr w:type="gramStart"/>
-      <w:r>
-        <w:rPr>
-          <w:lang w:val="en-US"/>
-        </w:rPr>
-        <w:t>Thread.sleep</w:t>
-      </w:r>
-      <w:proofErr w:type="spellEnd"/>
-      <w:r>
-        <w:rPr>
-          <w:lang w:val="en-US"/>
-        </w:rPr>
-        <w:t>(</w:t>
-      </w:r>
-      <w:proofErr w:type="gramEnd"/>
-      <w:r>
-        <w:rPr>
-          <w:lang w:val="en-US"/>
-        </w:rPr>
-        <w:t>)</w:t>
+      <w:r>
+        <w:rPr>
+          <w:lang w:val="en-US"/>
+        </w:rPr>
+        <w:t>Thread.sleep()</w:t>
       </w:r>
       <w:r>
         <w:rPr>
@@ -6424,20 +6178,7 @@
           <w:lang w:val="en-US"/>
         </w:rPr>
         <w:br/>
-      </w:r>
-      <w:proofErr w:type="spellStart"/>
-      <w:r>
-        <w:rPr>
-          <w:lang w:val="en-US"/>
-        </w:rPr>
-        <w:t>i</w:t>
-      </w:r>
-      <w:proofErr w:type="spellEnd"/>
-      <w:r>
-        <w:rPr>
-          <w:lang w:val="en-US"/>
-        </w:rPr>
-        <w:t xml:space="preserve"> </w:t>
+        <w:t xml:space="preserve">i </w:t>
       </w:r>
       <w:r>
         <w:rPr>
@@ -6821,21 +6562,7 @@
         <w:rPr>
           <w:lang w:val="en-US"/>
         </w:rPr>
-        <w:t xml:space="preserve">You </w:t>
-      </w:r>
-      <w:proofErr w:type="spellStart"/>
-      <w:r>
-        <w:rPr>
-          <w:lang w:val="en-US"/>
-        </w:rPr>
-        <w:t>can not</w:t>
-      </w:r>
-      <w:proofErr w:type="spellEnd"/>
-      <w:r>
-        <w:rPr>
-          <w:lang w:val="en-US"/>
-        </w:rPr>
-        <w:t xml:space="preserve"> perform any operation on the page if alert is present</w:t>
+        <w:t>You can not perform any operation on the page if alert is present</w:t>
       </w:r>
     </w:p>
     <w:p>
@@ -6890,19 +6617,11 @@
           <w:lang w:val="en-US"/>
         </w:rPr>
       </w:pPr>
-      <w:proofErr w:type="spellStart"/>
-      <w:r>
-        <w:rPr>
-          <w:lang w:val="en-US"/>
-        </w:rPr>
-        <w:t>switchTo</w:t>
-      </w:r>
-      <w:proofErr w:type="spellEnd"/>
-      <w:r>
-        <w:rPr>
-          <w:lang w:val="en-US"/>
-        </w:rPr>
-        <w:t xml:space="preserve">().alert() </w:t>
+      <w:r>
+        <w:rPr>
+          <w:lang w:val="en-US"/>
+        </w:rPr>
+        <w:t xml:space="preserve">switchTo().alert() </w:t>
       </w:r>
       <w:r>
         <w:rPr>
@@ -6928,19 +6647,11 @@
           <w:lang w:val="en-US"/>
         </w:rPr>
       </w:pPr>
-      <w:proofErr w:type="gramStart"/>
-      <w:r>
-        <w:rPr>
-          <w:lang w:val="en-US"/>
-        </w:rPr>
-        <w:t>getText(</w:t>
-      </w:r>
-      <w:proofErr w:type="gramEnd"/>
-      <w:r>
-        <w:rPr>
-          <w:lang w:val="en-US"/>
-        </w:rPr>
-        <w:t xml:space="preserve">) </w:t>
+      <w:r>
+        <w:rPr>
+          <w:lang w:val="en-US"/>
+        </w:rPr>
+        <w:t xml:space="preserve">getText() </w:t>
       </w:r>
       <w:r>
         <w:rPr>
@@ -6966,19 +6677,11 @@
           <w:lang w:val="en-US"/>
         </w:rPr>
       </w:pPr>
-      <w:proofErr w:type="gramStart"/>
-      <w:r>
-        <w:rPr>
-          <w:lang w:val="en-US"/>
-        </w:rPr>
-        <w:t>accept(</w:t>
-      </w:r>
-      <w:proofErr w:type="gramEnd"/>
-      <w:r>
-        <w:rPr>
-          <w:lang w:val="en-US"/>
-        </w:rPr>
-        <w:t xml:space="preserve">) </w:t>
+      <w:r>
+        <w:rPr>
+          <w:lang w:val="en-US"/>
+        </w:rPr>
+        <w:t xml:space="preserve">accept() </w:t>
       </w:r>
       <w:r>
         <w:rPr>
@@ -7004,20 +6707,12 @@
           <w:lang w:val="en-US"/>
         </w:rPr>
       </w:pPr>
-      <w:proofErr w:type="gramStart"/>
       <w:r>
         <w:rPr>
           <w:lang w:val="en-US"/>
         </w:rPr>
         <w:lastRenderedPageBreak/>
-        <w:t>dismiss(</w:t>
-      </w:r>
-      <w:proofErr w:type="gramEnd"/>
-      <w:r>
-        <w:rPr>
-          <w:lang w:val="en-US"/>
-        </w:rPr>
-        <w:t xml:space="preserve">) </w:t>
+        <w:t xml:space="preserve">dismiss() </w:t>
       </w:r>
       <w:r>
         <w:rPr>
@@ -7037,6 +6732,155 @@
         </w:rPr>
         <w:t>.</w:t>
       </w:r>
+    </w:p>
+    <w:p>
+      <w:pPr>
+        <w:rPr>
+          <w:lang w:val="en-US"/>
+        </w:rPr>
+      </w:pPr>
+    </w:p>
+    <w:p>
+      <w:pPr>
+        <w:rPr>
+          <w:b/>
+          <w:bCs/>
+          <w:lang w:val="en-US"/>
+        </w:rPr>
+      </w:pPr>
+      <w:r>
+        <w:rPr>
+          <w:b/>
+          <w:bCs/>
+          <w:lang w:val="en-US"/>
+        </w:rPr>
+        <w:t>Mouse Actions</w:t>
+      </w:r>
+    </w:p>
+    <w:p>
+      <w:pPr>
+        <w:pStyle w:val="ListParagraph"/>
+        <w:numPr>
+          <w:ilvl w:val="0"/>
+          <w:numId w:val="30"/>
+        </w:numPr>
+        <w:rPr>
+          <w:lang w:val="en-US"/>
+        </w:rPr>
+      </w:pPr>
+      <w:r>
+        <w:rPr>
+          <w:lang w:val="en-US"/>
+        </w:rPr>
+        <w:t>Hover</w:t>
+      </w:r>
+    </w:p>
+    <w:p>
+      <w:pPr>
+        <w:pStyle w:val="ListParagraph"/>
+        <w:numPr>
+          <w:ilvl w:val="0"/>
+          <w:numId w:val="30"/>
+        </w:numPr>
+        <w:rPr>
+          <w:lang w:val="en-US"/>
+        </w:rPr>
+      </w:pPr>
+      <w:r>
+        <w:rPr>
+          <w:lang w:val="en-US"/>
+        </w:rPr>
+        <w:t>Right Click</w:t>
+      </w:r>
+    </w:p>
+    <w:p>
+      <w:pPr>
+        <w:pStyle w:val="ListParagraph"/>
+        <w:numPr>
+          <w:ilvl w:val="0"/>
+          <w:numId w:val="30"/>
+        </w:numPr>
+        <w:rPr>
+          <w:lang w:val="en-US"/>
+        </w:rPr>
+      </w:pPr>
+      <w:r>
+        <w:rPr>
+          <w:lang w:val="en-US"/>
+        </w:rPr>
+        <w:t>Click</w:t>
+      </w:r>
+    </w:p>
+    <w:p>
+      <w:pPr>
+        <w:pStyle w:val="ListParagraph"/>
+        <w:numPr>
+          <w:ilvl w:val="0"/>
+          <w:numId w:val="30"/>
+        </w:numPr>
+        <w:rPr>
+          <w:lang w:val="en-US"/>
+        </w:rPr>
+      </w:pPr>
+      <w:r>
+        <w:rPr>
+          <w:lang w:val="en-US"/>
+        </w:rPr>
+        <w:t>Drag and drop</w:t>
+      </w:r>
+    </w:p>
+    <w:p>
+      <w:pPr>
+        <w:pStyle w:val="ListParagraph"/>
+        <w:numPr>
+          <w:ilvl w:val="0"/>
+          <w:numId w:val="30"/>
+        </w:numPr>
+        <w:rPr>
+          <w:lang w:val="en-US"/>
+        </w:rPr>
+      </w:pPr>
+      <w:r>
+        <w:rPr>
+          <w:lang w:val="en-US"/>
+        </w:rPr>
+        <w:t>Double Click</w:t>
+      </w:r>
+    </w:p>
+    <w:p>
+      <w:pPr>
+        <w:rPr>
+          <w:lang w:val="en-US"/>
+        </w:rPr>
+      </w:pPr>
+      <w:r>
+        <w:rPr>
+          <w:b/>
+          <w:bCs/>
+          <w:lang w:val="en-US"/>
+        </w:rPr>
+        <w:t xml:space="preserve">Actions Class </w:t>
+      </w:r>
+      <w:r>
+        <w:rPr>
+          <w:lang w:val="en-US"/>
+        </w:rPr>
+        <w:t>is used to perform above actions</w:t>
+      </w:r>
+    </w:p>
+    <w:p>
+      <w:pPr>
+        <w:rPr>
+          <w:lang w:val="en-US"/>
+        </w:rPr>
+      </w:pPr>
+    </w:p>
+    <w:p>
+      <w:pPr>
+        <w:rPr>
+          <w:lang w:val="en-US"/>
+        </w:rPr>
+      </w:pPr>
       <w:bookmarkStart w:id="0" w:name="_GoBack"/>
       <w:bookmarkEnd w:id="0"/>
     </w:p>
@@ -8122,6 +7966,95 @@
     </w:lvl>
   </w:abstractNum>
   <w:abstractNum w:abstractNumId="11">
+    <w:nsid w:val="2AAB2CAA"/>
+    <w:multiLevelType w:val="hybridMultilevel"/>
+    <w:tmpl w:val="19484F04"/>
+    <w:lvl w:ilvl="0" w:tplc="4009000F">
+      <w:start w:val="1"/>
+      <w:numFmt w:val="decimal"/>
+      <w:lvlText w:val="%1."/>
+      <w:lvlJc w:val="left"/>
+      <w:pPr>
+        <w:ind w:left="720" w:hanging="360"/>
+      </w:pPr>
+      <w:rPr>
+        <w:rFonts w:hint="default"/>
+      </w:rPr>
+    </w:lvl>
+    <w:lvl w:ilvl="1" w:tplc="40090019" w:tentative="1">
+      <w:start w:val="1"/>
+      <w:numFmt w:val="lowerLetter"/>
+      <w:lvlText w:val="%2."/>
+      <w:lvlJc w:val="left"/>
+      <w:pPr>
+        <w:ind w:left="1440" w:hanging="360"/>
+      </w:pPr>
+    </w:lvl>
+    <w:lvl w:ilvl="2" w:tplc="4009001B" w:tentative="1">
+      <w:start w:val="1"/>
+      <w:numFmt w:val="lowerRoman"/>
+      <w:lvlText w:val="%3."/>
+      <w:lvlJc w:val="right"/>
+      <w:pPr>
+        <w:ind w:left="2160" w:hanging="180"/>
+      </w:pPr>
+    </w:lvl>
+    <w:lvl w:ilvl="3" w:tplc="4009000F" w:tentative="1">
+      <w:start w:val="1"/>
+      <w:numFmt w:val="decimal"/>
+      <w:lvlText w:val="%4."/>
+      <w:lvlJc w:val="left"/>
+      <w:pPr>
+        <w:ind w:left="2880" w:hanging="360"/>
+      </w:pPr>
+    </w:lvl>
+    <w:lvl w:ilvl="4" w:tplc="40090019" w:tentative="1">
+      <w:start w:val="1"/>
+      <w:numFmt w:val="lowerLetter"/>
+      <w:lvlText w:val="%5."/>
+      <w:lvlJc w:val="left"/>
+      <w:pPr>
+        <w:ind w:left="3600" w:hanging="360"/>
+      </w:pPr>
+    </w:lvl>
+    <w:lvl w:ilvl="5" w:tplc="4009001B" w:tentative="1">
+      <w:start w:val="1"/>
+      <w:numFmt w:val="lowerRoman"/>
+      <w:lvlText w:val="%6."/>
+      <w:lvlJc w:val="right"/>
+      <w:pPr>
+        <w:ind w:left="4320" w:hanging="180"/>
+      </w:pPr>
+    </w:lvl>
+    <w:lvl w:ilvl="6" w:tplc="4009000F" w:tentative="1">
+      <w:start w:val="1"/>
+      <w:numFmt w:val="decimal"/>
+      <w:lvlText w:val="%7."/>
+      <w:lvlJc w:val="left"/>
+      <w:pPr>
+        <w:ind w:left="5040" w:hanging="360"/>
+      </w:pPr>
+    </w:lvl>
+    <w:lvl w:ilvl="7" w:tplc="40090019" w:tentative="1">
+      <w:start w:val="1"/>
+      <w:numFmt w:val="lowerLetter"/>
+      <w:lvlText w:val="%8."/>
+      <w:lvlJc w:val="left"/>
+      <w:pPr>
+        <w:ind w:left="5760" w:hanging="360"/>
+      </w:pPr>
+    </w:lvl>
+    <w:lvl w:ilvl="8" w:tplc="4009001B" w:tentative="1">
+      <w:start w:val="1"/>
+      <w:numFmt w:val="lowerRoman"/>
+      <w:lvlText w:val="%9."/>
+      <w:lvlJc w:val="right"/>
+      <w:pPr>
+        <w:ind w:left="6480" w:hanging="180"/>
+      </w:pPr>
+    </w:lvl>
+  </w:abstractNum>
+  <w:abstractNum w:abstractNumId="12">
     <w:nsid w:val="309168F1"/>
     <w:multiLevelType w:val="hybridMultilevel"/>
     <w:tmpl w:val="680E6146"/>
@@ -8210,7 +8143,7 @@
       </w:pPr>
     </w:lvl>
   </w:abstractNum>
-  <w:abstractNum w:abstractNumId="12">
+  <w:abstractNum w:abstractNumId="13">
     <w:nsid w:val="39023112"/>
     <w:multiLevelType w:val="hybridMultilevel"/>
     <w:tmpl w:val="F48EB6B8"/>
@@ -8299,7 +8232,7 @@
       </w:pPr>
     </w:lvl>
   </w:abstractNum>
-  <w:abstractNum w:abstractNumId="13">
+  <w:abstractNum w:abstractNumId="14">
     <w:nsid w:val="3AB146E0"/>
     <w:multiLevelType w:val="hybridMultilevel"/>
     <w:tmpl w:val="8DA4565E"/>
@@ -8412,7 +8345,7 @@
       </w:rPr>
     </w:lvl>
   </w:abstractNum>
-  <w:abstractNum w:abstractNumId="14">
+  <w:abstractNum w:abstractNumId="15">
     <w:nsid w:val="3F921678"/>
     <w:multiLevelType w:val="hybridMultilevel"/>
     <w:tmpl w:val="221E44C8"/>
@@ -8501,7 +8434,7 @@
       </w:pPr>
     </w:lvl>
   </w:abstractNum>
-  <w:abstractNum w:abstractNumId="15">
+  <w:abstractNum w:abstractNumId="16">
     <w:nsid w:val="4576746F"/>
     <w:multiLevelType w:val="hybridMultilevel"/>
     <w:tmpl w:val="F43EA7F6"/>
@@ -8590,7 +8523,7 @@
       </w:pPr>
     </w:lvl>
   </w:abstractNum>
-  <w:abstractNum w:abstractNumId="16">
+  <w:abstractNum w:abstractNumId="17">
     <w:nsid w:val="48400206"/>
     <w:multiLevelType w:val="hybridMultilevel"/>
     <w:tmpl w:val="C27C85FC"/>
@@ -8679,7 +8612,7 @@
       </w:pPr>
     </w:lvl>
   </w:abstractNum>
-  <w:abstractNum w:abstractNumId="17">
+  <w:abstractNum w:abstractNumId="18">
     <w:nsid w:val="50837B95"/>
     <w:multiLevelType w:val="hybridMultilevel"/>
     <w:tmpl w:val="609845DA"/>
@@ -8768,7 +8701,7 @@
       </w:pPr>
     </w:lvl>
   </w:abstractNum>
-  <w:abstractNum w:abstractNumId="18">
+  <w:abstractNum w:abstractNumId="19">
     <w:nsid w:val="5258329B"/>
     <w:multiLevelType w:val="hybridMultilevel"/>
     <w:tmpl w:val="BD92215E"/>
@@ -8857,7 +8790,7 @@
       </w:pPr>
     </w:lvl>
   </w:abstractNum>
-  <w:abstractNum w:abstractNumId="19">
+  <w:abstractNum w:abstractNumId="20">
     <w:nsid w:val="58FC74FD"/>
     <w:multiLevelType w:val="hybridMultilevel"/>
     <w:tmpl w:val="A59023F4"/>
@@ -8970,7 +8903,7 @@
       </w:rPr>
     </w:lvl>
   </w:abstractNum>
-  <w:abstractNum w:abstractNumId="20">
+  <w:abstractNum w:abstractNumId="21">
     <w:nsid w:val="5F06226B"/>
     <w:multiLevelType w:val="hybridMultilevel"/>
     <w:tmpl w:val="605E8DFA"/>
@@ -9059,7 +8992,7 @@
       </w:pPr>
     </w:lvl>
   </w:abstractNum>
-  <w:abstractNum w:abstractNumId="21">
+  <w:abstractNum w:abstractNumId="22">
     <w:nsid w:val="62C20A5C"/>
     <w:multiLevelType w:val="hybridMultilevel"/>
     <w:tmpl w:val="1F1CB96E"/>
@@ -9148,7 +9081,7 @@
       </w:pPr>
     </w:lvl>
   </w:abstractNum>
-  <w:abstractNum w:abstractNumId="22">
+  <w:abstractNum w:abstractNumId="23">
     <w:nsid w:val="6BAF613D"/>
     <w:multiLevelType w:val="hybridMultilevel"/>
     <w:tmpl w:val="7DD24A66"/>
@@ -9261,7 +9194,7 @@
       </w:rPr>
     </w:lvl>
   </w:abstractNum>
-  <w:abstractNum w:abstractNumId="23">
+  <w:abstractNum w:abstractNumId="24">
     <w:nsid w:val="6FD878C3"/>
     <w:multiLevelType w:val="hybridMultilevel"/>
     <w:tmpl w:val="63B48D7C"/>
@@ -9374,7 +9307,7 @@
       </w:rPr>
     </w:lvl>
   </w:abstractNum>
-  <w:abstractNum w:abstractNumId="24">
+  <w:abstractNum w:abstractNumId="25">
     <w:nsid w:val="77E30C16"/>
     <w:multiLevelType w:val="hybridMultilevel"/>
     <w:tmpl w:val="579E9B88"/>
@@ -9463,7 +9396,7 @@
       </w:pPr>
     </w:lvl>
   </w:abstractNum>
-  <w:abstractNum w:abstractNumId="25">
+  <w:abstractNum w:abstractNumId="26">
     <w:nsid w:val="78077B09"/>
     <w:multiLevelType w:val="hybridMultilevel"/>
     <w:tmpl w:val="5F663B46"/>
@@ -9552,7 +9485,7 @@
       </w:pPr>
     </w:lvl>
   </w:abstractNum>
-  <w:abstractNum w:abstractNumId="26">
+  <w:abstractNum w:abstractNumId="27">
     <w:nsid w:val="79103F06"/>
     <w:multiLevelType w:val="hybridMultilevel"/>
     <w:tmpl w:val="1716EC20"/>
@@ -9641,7 +9574,7 @@
       </w:pPr>
     </w:lvl>
   </w:abstractNum>
-  <w:abstractNum w:abstractNumId="27">
+  <w:abstractNum w:abstractNumId="28">
     <w:nsid w:val="79D23D9D"/>
     <w:multiLevelType w:val="hybridMultilevel"/>
     <w:tmpl w:val="D19E3E78"/>
@@ -9730,7 +9663,7 @@
       </w:pPr>
     </w:lvl>
   </w:abstractNum>
-  <w:abstractNum w:abstractNumId="28">
+  <w:abstractNum w:abstractNumId="29">
     <w:nsid w:val="79E47C68"/>
     <w:multiLevelType w:val="hybridMultilevel"/>
     <w:tmpl w:val="1E82EB72"/>
@@ -9820,7 +9753,7 @@
     </w:lvl>
   </w:abstractNum>
   <w:num w:numId="1">
-    <w:abstractNumId w:val="23"/>
+    <w:abstractNumId w:val="24"/>
   </w:num>
   <w:num w:numId="2">
     <w:abstractNumId w:val="2"/>
@@ -9829,10 +9762,10 @@
     <w:abstractNumId w:val="4"/>
   </w:num>
   <w:num w:numId="4">
-    <w:abstractNumId w:val="13"/>
+    <w:abstractNumId w:val="14"/>
   </w:num>
   <w:num w:numId="5">
-    <w:abstractNumId w:val="22"/>
+    <w:abstractNumId w:val="23"/>
   </w:num>
   <w:num w:numId="6">
     <w:abstractNumId w:val="1"/>
@@ -9841,52 +9774,52 @@
     <w:abstractNumId w:val="0"/>
   </w:num>
   <w:num w:numId="8">
-    <w:abstractNumId w:val="14"/>
+    <w:abstractNumId w:val="15"/>
   </w:num>
   <w:num w:numId="9">
     <w:abstractNumId w:val="5"/>
   </w:num>
   <w:num w:numId="10">
-    <w:abstractNumId w:val="27"/>
+    <w:abstractNumId w:val="28"/>
   </w:num>
   <w:num w:numId="11">
-    <w:abstractNumId w:val="28"/>
+    <w:abstractNumId w:val="29"/>
   </w:num>
   <w:num w:numId="12">
     <w:abstractNumId w:val="8"/>
   </w:num>
   <w:num w:numId="13">
-    <w:abstractNumId w:val="11"/>
+    <w:abstractNumId w:val="12"/>
   </w:num>
   <w:num w:numId="14">
-    <w:abstractNumId w:val="16"/>
+    <w:abstractNumId w:val="17"/>
   </w:num>
   <w:num w:numId="15">
-    <w:abstractNumId w:val="19"/>
+    <w:abstractNumId w:val="20"/>
   </w:num>
   <w:num w:numId="16">
     <w:abstractNumId w:val="9"/>
   </w:num>
   <w:num w:numId="17">
-    <w:abstractNumId w:val="24"/>
+    <w:abstractNumId w:val="25"/>
   </w:num>
   <w:num w:numId="18">
-    <w:abstractNumId w:val="25"/>
+    <w:abstractNumId w:val="26"/>
   </w:num>
   <w:num w:numId="19">
-    <w:abstractNumId w:val="17"/>
+    <w:abstractNumId w:val="18"/>
   </w:num>
   <w:num w:numId="20">
-    <w:abstractNumId w:val="12"/>
+    <w:abstractNumId w:val="13"/>
   </w:num>
   <w:num w:numId="21">
     <w:abstractNumId w:val="6"/>
   </w:num>
   <w:num w:numId="22">
-    <w:abstractNumId w:val="15"/>
+    <w:abstractNumId w:val="16"/>
   </w:num>
   <w:num w:numId="23">
-    <w:abstractNumId w:val="18"/>
+    <w:abstractNumId w:val="19"/>
   </w:num>
   <w:num w:numId="24">
     <w:abstractNumId w:val="10"/>
@@ -9895,16 +9828,19 @@
     <w:abstractNumId w:val="3"/>
   </w:num>
   <w:num w:numId="26">
-    <w:abstractNumId w:val="21"/>
+    <w:abstractNumId w:val="22"/>
   </w:num>
   <w:num w:numId="27">
-    <w:abstractNumId w:val="26"/>
+    <w:abstractNumId w:val="27"/>
   </w:num>
   <w:num w:numId="28">
     <w:abstractNumId w:val="7"/>
   </w:num>
   <w:num w:numId="29">
-    <w:abstractNumId w:val="20"/>
+    <w:abstractNumId w:val="21"/>
+  </w:num>
+  <w:num w:numId="30">
+    <w:abstractNumId w:val="11"/>
   </w:num>
 </w:numbering>
 </file>
@@ -11619,49 +11555,49 @@
     </dgm:pt>
   </dgm:ptLst>
   <dgm:cxnLst>
-    <dgm:cxn modelId="{E6FF1340-1168-4C4B-A2D7-7CF8AB37AA2D}" type="presOf" srcId="{F90989A5-9584-42E6-85EC-F46F18F0E118}" destId="{31D81D24-1473-4316-96A5-763E7A6060DC}" srcOrd="0" destOrd="0" presId="urn:microsoft.com/office/officeart/2005/8/layout/cycle2"/>
-    <dgm:cxn modelId="{1D23FCA3-CB70-4FE4-AE78-FA9B85067C6D}" type="presOf" srcId="{D35F654F-C71E-4CF2-BA21-C832C92DCB2B}" destId="{C262E5EC-AFFC-4D29-8F55-4FC98D066102}" srcOrd="1" destOrd="0" presId="urn:microsoft.com/office/officeart/2005/8/layout/cycle2"/>
-    <dgm:cxn modelId="{7C93D1DA-1FB2-4EF4-A97C-CBF365376FA3}" type="presOf" srcId="{30169AF5-3F60-49ED-BA16-26E156F3CD77}" destId="{B41B0945-C228-466F-ACBC-F0427AE563C3}" srcOrd="0" destOrd="0" presId="urn:microsoft.com/office/officeart/2005/8/layout/cycle2"/>
-    <dgm:cxn modelId="{50EE6CA7-A741-4718-8E10-66E8DE04CAAF}" type="presOf" srcId="{D996DF6E-E24A-4672-B53C-F45E82ED11D5}" destId="{85727C8B-3068-4E77-A7A1-E6EDA8103D60}" srcOrd="1" destOrd="0" presId="urn:microsoft.com/office/officeart/2005/8/layout/cycle2"/>
-    <dgm:cxn modelId="{60470724-4BC0-4719-9081-32A1A0DAB464}" type="presOf" srcId="{BA319471-CEE2-4F47-BD5C-3922FB7DFA6B}" destId="{59356F7B-2878-4C69-8BCC-736D52D62464}" srcOrd="0" destOrd="0" presId="urn:microsoft.com/office/officeart/2005/8/layout/cycle2"/>
-    <dgm:cxn modelId="{F7519082-E94D-4C39-89CE-1E412622D68A}" type="presOf" srcId="{BA319471-CEE2-4F47-BD5C-3922FB7DFA6B}" destId="{2FCF5CF5-49BA-4E5D-A81E-50ABA18D10A9}" srcOrd="1" destOrd="0" presId="urn:microsoft.com/office/officeart/2005/8/layout/cycle2"/>
-    <dgm:cxn modelId="{4808BE4E-4572-4471-9855-64114AED207D}" type="presOf" srcId="{F90989A5-9584-42E6-85EC-F46F18F0E118}" destId="{74D1E673-78E8-4911-AB9E-E98BE428CF47}" srcOrd="1" destOrd="0" presId="urn:microsoft.com/office/officeart/2005/8/layout/cycle2"/>
-    <dgm:cxn modelId="{0496D9ED-E00D-4784-BC12-17C11FD2203E}" type="presOf" srcId="{9C8E8DEB-5DB8-4F82-8CE8-1171D0ABBD37}" destId="{15DBFFA1-5F90-4067-9D91-73AA2852D991}" srcOrd="1" destOrd="0" presId="urn:microsoft.com/office/officeart/2005/8/layout/cycle2"/>
+    <dgm:cxn modelId="{BFE1B4B4-650B-40BA-8476-63953BA92D5D}" type="presOf" srcId="{7C03F650-450B-470D-9F41-9EBB6F24DE08}" destId="{915300E8-D21B-48E5-86A7-A677802348CF}" srcOrd="0" destOrd="0" presId="urn:microsoft.com/office/officeart/2005/8/layout/cycle2"/>
+    <dgm:cxn modelId="{85BB6F5F-043B-4223-814C-DBF29CBCDFD3}" type="presOf" srcId="{A3989F04-57A2-4559-BF44-044AD8FBD67A}" destId="{A670810F-0345-4254-8BC7-4FA06BB5C3CC}" srcOrd="0" destOrd="0" presId="urn:microsoft.com/office/officeart/2005/8/layout/cycle2"/>
+    <dgm:cxn modelId="{B1A95587-84CA-4CFC-BC3C-4ACFCE87D22E}" type="presOf" srcId="{D35F654F-C71E-4CF2-BA21-C832C92DCB2B}" destId="{9F2CA740-10BE-422F-97C4-215D3262A7C2}" srcOrd="0" destOrd="0" presId="urn:microsoft.com/office/officeart/2005/8/layout/cycle2"/>
+    <dgm:cxn modelId="{9B8BF793-47C8-469E-AADB-E360466F279C}" type="presOf" srcId="{D996DF6E-E24A-4672-B53C-F45E82ED11D5}" destId="{23B2CE62-F90C-4121-BB9A-FD58550B5409}" srcOrd="0" destOrd="0" presId="urn:microsoft.com/office/officeart/2005/8/layout/cycle2"/>
+    <dgm:cxn modelId="{5C86FD51-6C48-4D6F-953F-A3A698494528}" type="presOf" srcId="{30169AF5-3F60-49ED-BA16-26E156F3CD77}" destId="{B41B0945-C228-466F-ACBC-F0427AE563C3}" srcOrd="0" destOrd="0" presId="urn:microsoft.com/office/officeart/2005/8/layout/cycle2"/>
+    <dgm:cxn modelId="{CE986251-73F8-49FF-AFC6-62CF5071D78A}" type="presOf" srcId="{D01084D7-448F-40E6-BAD6-916FA5266B35}" destId="{6AB4841B-36EA-4743-8E11-22D754152787}" srcOrd="0" destOrd="0" presId="urn:microsoft.com/office/officeart/2005/8/layout/cycle2"/>
+    <dgm:cxn modelId="{11FCEE71-2108-4737-AC30-246C5CCC4D72}" type="presOf" srcId="{F2BE9233-54BD-4C28-B5F2-1B65E9CDDF96}" destId="{F9AED730-9635-4E85-B16D-CDB7F5FBEF2A}" srcOrd="0" destOrd="0" presId="urn:microsoft.com/office/officeart/2005/8/layout/cycle2"/>
+    <dgm:cxn modelId="{66EC039D-E2B4-45BB-B66C-1DD25754B212}" type="presOf" srcId="{F90989A5-9584-42E6-85EC-F46F18F0E118}" destId="{74D1E673-78E8-4911-AB9E-E98BE428CF47}" srcOrd="1" destOrd="0" presId="urn:microsoft.com/office/officeart/2005/8/layout/cycle2"/>
+    <dgm:cxn modelId="{4858F79C-6121-48BC-A02F-27C4E2E08B84}" type="presOf" srcId="{A01E66F2-8DE2-4DBF-B8E1-AB48AEB22F0F}" destId="{48BF6C11-EF1A-4273-900D-DD5B59C0D92F}" srcOrd="0" destOrd="0" presId="urn:microsoft.com/office/officeart/2005/8/layout/cycle2"/>
+    <dgm:cxn modelId="{B779FFA9-EBDE-481E-9037-2C97C8965141}" type="presOf" srcId="{6BE14A29-3F47-4123-9A53-87F7E3976F30}" destId="{1379CEB1-3469-4B4A-813A-D2A2C295406E}" srcOrd="0" destOrd="0" presId="urn:microsoft.com/office/officeart/2005/8/layout/cycle2"/>
     <dgm:cxn modelId="{3A6CAD7C-9D06-4601-9DA6-58C23D4FE730}" srcId="{30169AF5-3F60-49ED-BA16-26E156F3CD77}" destId="{E3147738-712C-470E-BA43-1900B58F3BA1}" srcOrd="5" destOrd="0" parTransId="{390EF3C2-87EC-4379-B2B2-CD6400F6DFF0}" sibTransId="{A01E66F2-8DE2-4DBF-B8E1-AB48AEB22F0F}"/>
-    <dgm:cxn modelId="{BA48C744-BA8A-456D-B160-4A119B256B26}" type="presOf" srcId="{6BE14A29-3F47-4123-9A53-87F7E3976F30}" destId="{1379CEB1-3469-4B4A-813A-D2A2C295406E}" srcOrd="0" destOrd="0" presId="urn:microsoft.com/office/officeart/2005/8/layout/cycle2"/>
+    <dgm:cxn modelId="{164BCAD4-90AE-4875-9BCB-53B2E4913A4D}" type="presOf" srcId="{D996DF6E-E24A-4672-B53C-F45E82ED11D5}" destId="{85727C8B-3068-4E77-A7A1-E6EDA8103D60}" srcOrd="1" destOrd="0" presId="urn:microsoft.com/office/officeart/2005/8/layout/cycle2"/>
+    <dgm:cxn modelId="{F6A56139-7F2E-431B-BDF4-48A0AC1E10B3}" type="presOf" srcId="{BA319471-CEE2-4F47-BD5C-3922FB7DFA6B}" destId="{2FCF5CF5-49BA-4E5D-A81E-50ABA18D10A9}" srcOrd="1" destOrd="0" presId="urn:microsoft.com/office/officeart/2005/8/layout/cycle2"/>
+    <dgm:cxn modelId="{56B244FB-6C4B-401B-85DE-446509522270}" type="presOf" srcId="{F90989A5-9584-42E6-85EC-F46F18F0E118}" destId="{31D81D24-1473-4316-96A5-763E7A6060DC}" srcOrd="0" destOrd="0" presId="urn:microsoft.com/office/officeart/2005/8/layout/cycle2"/>
+    <dgm:cxn modelId="{390F1CA6-CCF9-4480-810F-FAFDB989256A}" type="presOf" srcId="{9C8E8DEB-5DB8-4F82-8CE8-1171D0ABBD37}" destId="{15DBFFA1-5F90-4067-9D91-73AA2852D991}" srcOrd="1" destOrd="0" presId="urn:microsoft.com/office/officeart/2005/8/layout/cycle2"/>
     <dgm:cxn modelId="{FC683937-3E9A-4071-B70B-BFE511A7B23C}" srcId="{30169AF5-3F60-49ED-BA16-26E156F3CD77}" destId="{6BE14A29-3F47-4123-9A53-87F7E3976F30}" srcOrd="4" destOrd="0" parTransId="{14C76E7C-A806-46D2-A04B-406CC2747FBF}" sibTransId="{D35F654F-C71E-4CF2-BA21-C832C92DCB2B}"/>
-    <dgm:cxn modelId="{2640404A-487C-4478-B14C-EC51028DB906}" type="presOf" srcId="{A01E66F2-8DE2-4DBF-B8E1-AB48AEB22F0F}" destId="{48BF6C11-EF1A-4273-900D-DD5B59C0D92F}" srcOrd="0" destOrd="0" presId="urn:microsoft.com/office/officeart/2005/8/layout/cycle2"/>
+    <dgm:cxn modelId="{61418BAD-BFF7-4104-B807-3921163C3709}" type="presOf" srcId="{BA319471-CEE2-4F47-BD5C-3922FB7DFA6B}" destId="{59356F7B-2878-4C69-8BCC-736D52D62464}" srcOrd="0" destOrd="0" presId="urn:microsoft.com/office/officeart/2005/8/layout/cycle2"/>
+    <dgm:cxn modelId="{2CC467D8-9E66-42A4-B884-D9ACE6EB9455}" type="presOf" srcId="{E3147738-712C-470E-BA43-1900B58F3BA1}" destId="{ABB91F78-7B6C-410F-9644-452AF8D7494A}" srcOrd="0" destOrd="0" presId="urn:microsoft.com/office/officeart/2005/8/layout/cycle2"/>
     <dgm:cxn modelId="{026D6AE9-41C4-4E88-B421-D7A6BB38CC27}" srcId="{30169AF5-3F60-49ED-BA16-26E156F3CD77}" destId="{F2BE9233-54BD-4C28-B5F2-1B65E9CDDF96}" srcOrd="3" destOrd="0" parTransId="{672307C0-A98C-48FA-8729-D6E3187E5E3A}" sibTransId="{9C8E8DEB-5DB8-4F82-8CE8-1171D0ABBD37}"/>
-    <dgm:cxn modelId="{979A7E6E-615E-4857-B533-F787C8B75AB5}" type="presOf" srcId="{D01084D7-448F-40E6-BAD6-916FA5266B35}" destId="{6AB4841B-36EA-4743-8E11-22D754152787}" srcOrd="0" destOrd="0" presId="urn:microsoft.com/office/officeart/2005/8/layout/cycle2"/>
-    <dgm:cxn modelId="{9685A33C-93F0-46D4-837E-12D36F8BBC6F}" type="presOf" srcId="{7C03F650-450B-470D-9F41-9EBB6F24DE08}" destId="{915300E8-D21B-48E5-86A7-A677802348CF}" srcOrd="0" destOrd="0" presId="urn:microsoft.com/office/officeart/2005/8/layout/cycle2"/>
-    <dgm:cxn modelId="{B853424A-61FE-43B9-B66D-78C34A6D2EFD}" type="presOf" srcId="{F2BE9233-54BD-4C28-B5F2-1B65E9CDDF96}" destId="{F9AED730-9635-4E85-B16D-CDB7F5FBEF2A}" srcOrd="0" destOrd="0" presId="urn:microsoft.com/office/officeart/2005/8/layout/cycle2"/>
     <dgm:cxn modelId="{F09F8ED9-D24F-448F-AF8E-F92EC404CBA7}" srcId="{30169AF5-3F60-49ED-BA16-26E156F3CD77}" destId="{7C03F650-450B-470D-9F41-9EBB6F24DE08}" srcOrd="0" destOrd="0" parTransId="{A8856599-3D3C-4A85-ABFD-520651FDD510}" sibTransId="{D996DF6E-E24A-4672-B53C-F45E82ED11D5}"/>
-    <dgm:cxn modelId="{3FBA6063-B693-40F7-A01F-F1DEDE0BD1AB}" type="presOf" srcId="{A01E66F2-8DE2-4DBF-B8E1-AB48AEB22F0F}" destId="{2D827D14-3A64-4B45-B11B-3ECDBC24212A}" srcOrd="1" destOrd="0" presId="urn:microsoft.com/office/officeart/2005/8/layout/cycle2"/>
+    <dgm:cxn modelId="{DC8B3ADF-6BC8-417C-A49E-535407DD4803}" type="presOf" srcId="{D35F654F-C71E-4CF2-BA21-C832C92DCB2B}" destId="{C262E5EC-AFFC-4D29-8F55-4FC98D066102}" srcOrd="1" destOrd="0" presId="urn:microsoft.com/office/officeart/2005/8/layout/cycle2"/>
     <dgm:cxn modelId="{57569DDB-32CD-4132-93C5-3D28EE6D9D0F}" srcId="{30169AF5-3F60-49ED-BA16-26E156F3CD77}" destId="{A3989F04-57A2-4559-BF44-044AD8FBD67A}" srcOrd="2" destOrd="0" parTransId="{E7AABBEB-8EE1-4214-A7B4-DD1F0B63D6DC}" sibTransId="{F90989A5-9584-42E6-85EC-F46F18F0E118}"/>
-    <dgm:cxn modelId="{DC752A82-84AD-496B-8F77-AEEAEE505939}" type="presOf" srcId="{9C8E8DEB-5DB8-4F82-8CE8-1171D0ABBD37}" destId="{2C63797F-35D2-4BF1-ADFC-8E15A2A56D28}" srcOrd="0" destOrd="0" presId="urn:microsoft.com/office/officeart/2005/8/layout/cycle2"/>
-    <dgm:cxn modelId="{578FF9D6-C8EE-4315-B6B1-3A7D9135F6CC}" type="presOf" srcId="{D35F654F-C71E-4CF2-BA21-C832C92DCB2B}" destId="{9F2CA740-10BE-422F-97C4-215D3262A7C2}" srcOrd="0" destOrd="0" presId="urn:microsoft.com/office/officeart/2005/8/layout/cycle2"/>
+    <dgm:cxn modelId="{FA7A24BF-6670-415D-900E-08678E08C861}" type="presOf" srcId="{9C8E8DEB-5DB8-4F82-8CE8-1171D0ABBD37}" destId="{2C63797F-35D2-4BF1-ADFC-8E15A2A56D28}" srcOrd="0" destOrd="0" presId="urn:microsoft.com/office/officeart/2005/8/layout/cycle2"/>
     <dgm:cxn modelId="{3354B5DD-DD06-4226-83B0-C5DBB4314929}" srcId="{30169AF5-3F60-49ED-BA16-26E156F3CD77}" destId="{D01084D7-448F-40E6-BAD6-916FA5266B35}" srcOrd="1" destOrd="0" parTransId="{11A516D9-F860-4BE8-BA91-08CBF1F90AAF}" sibTransId="{BA319471-CEE2-4F47-BD5C-3922FB7DFA6B}"/>
-    <dgm:cxn modelId="{E6C82AE1-967B-4523-BB2B-57C2F3ABA488}" type="presOf" srcId="{A3989F04-57A2-4559-BF44-044AD8FBD67A}" destId="{A670810F-0345-4254-8BC7-4FA06BB5C3CC}" srcOrd="0" destOrd="0" presId="urn:microsoft.com/office/officeart/2005/8/layout/cycle2"/>
-    <dgm:cxn modelId="{9E6E9EB5-5A72-48EA-93E0-4765086584DD}" type="presOf" srcId="{E3147738-712C-470E-BA43-1900B58F3BA1}" destId="{ABB91F78-7B6C-410F-9644-452AF8D7494A}" srcOrd="0" destOrd="0" presId="urn:microsoft.com/office/officeart/2005/8/layout/cycle2"/>
-    <dgm:cxn modelId="{4FA77E06-7DFB-4C97-A505-8CC200198F8A}" type="presOf" srcId="{D996DF6E-E24A-4672-B53C-F45E82ED11D5}" destId="{23B2CE62-F90C-4121-BB9A-FD58550B5409}" srcOrd="0" destOrd="0" presId="urn:microsoft.com/office/officeart/2005/8/layout/cycle2"/>
-    <dgm:cxn modelId="{6982A2AD-224E-404C-BFDE-7AA5BC9D6D14}" type="presParOf" srcId="{B41B0945-C228-466F-ACBC-F0427AE563C3}" destId="{915300E8-D21B-48E5-86A7-A677802348CF}" srcOrd="0" destOrd="0" presId="urn:microsoft.com/office/officeart/2005/8/layout/cycle2"/>
-    <dgm:cxn modelId="{964A6C2A-807F-4657-BEEE-1D75931B1661}" type="presParOf" srcId="{B41B0945-C228-466F-ACBC-F0427AE563C3}" destId="{23B2CE62-F90C-4121-BB9A-FD58550B5409}" srcOrd="1" destOrd="0" presId="urn:microsoft.com/office/officeart/2005/8/layout/cycle2"/>
-    <dgm:cxn modelId="{FD994199-56B6-4692-9294-053F342161FE}" type="presParOf" srcId="{23B2CE62-F90C-4121-BB9A-FD58550B5409}" destId="{85727C8B-3068-4E77-A7A1-E6EDA8103D60}" srcOrd="0" destOrd="0" presId="urn:microsoft.com/office/officeart/2005/8/layout/cycle2"/>
-    <dgm:cxn modelId="{1C6CE405-A360-42D9-9B70-98ED05E53C59}" type="presParOf" srcId="{B41B0945-C228-466F-ACBC-F0427AE563C3}" destId="{6AB4841B-36EA-4743-8E11-22D754152787}" srcOrd="2" destOrd="0" presId="urn:microsoft.com/office/officeart/2005/8/layout/cycle2"/>
-    <dgm:cxn modelId="{125CA850-7202-4012-8A2E-BA4EAE829EF0}" type="presParOf" srcId="{B41B0945-C228-466F-ACBC-F0427AE563C3}" destId="{59356F7B-2878-4C69-8BCC-736D52D62464}" srcOrd="3" destOrd="0" presId="urn:microsoft.com/office/officeart/2005/8/layout/cycle2"/>
-    <dgm:cxn modelId="{15A2ECCE-2EC4-4E4B-884E-24C07A3DF74C}" type="presParOf" srcId="{59356F7B-2878-4C69-8BCC-736D52D62464}" destId="{2FCF5CF5-49BA-4E5D-A81E-50ABA18D10A9}" srcOrd="0" destOrd="0" presId="urn:microsoft.com/office/officeart/2005/8/layout/cycle2"/>
-    <dgm:cxn modelId="{B794C343-0AF7-44BB-9AD5-E19183C836A5}" type="presParOf" srcId="{B41B0945-C228-466F-ACBC-F0427AE563C3}" destId="{A670810F-0345-4254-8BC7-4FA06BB5C3CC}" srcOrd="4" destOrd="0" presId="urn:microsoft.com/office/officeart/2005/8/layout/cycle2"/>
-    <dgm:cxn modelId="{00DC7FD0-ADE5-4A3A-A3BA-042AB41871F4}" type="presParOf" srcId="{B41B0945-C228-466F-ACBC-F0427AE563C3}" destId="{31D81D24-1473-4316-96A5-763E7A6060DC}" srcOrd="5" destOrd="0" presId="urn:microsoft.com/office/officeart/2005/8/layout/cycle2"/>
-    <dgm:cxn modelId="{C160028F-812C-416B-84AE-74DD2CD33377}" type="presParOf" srcId="{31D81D24-1473-4316-96A5-763E7A6060DC}" destId="{74D1E673-78E8-4911-AB9E-E98BE428CF47}" srcOrd="0" destOrd="0" presId="urn:microsoft.com/office/officeart/2005/8/layout/cycle2"/>
-    <dgm:cxn modelId="{45C2E28E-5125-4E00-876D-8DA050511456}" type="presParOf" srcId="{B41B0945-C228-466F-ACBC-F0427AE563C3}" destId="{F9AED730-9635-4E85-B16D-CDB7F5FBEF2A}" srcOrd="6" destOrd="0" presId="urn:microsoft.com/office/officeart/2005/8/layout/cycle2"/>
-    <dgm:cxn modelId="{7F9E2A2D-841D-4211-BC52-D2C9BEAE89B9}" type="presParOf" srcId="{B41B0945-C228-466F-ACBC-F0427AE563C3}" destId="{2C63797F-35D2-4BF1-ADFC-8E15A2A56D28}" srcOrd="7" destOrd="0" presId="urn:microsoft.com/office/officeart/2005/8/layout/cycle2"/>
-    <dgm:cxn modelId="{11FDBB7D-0D38-41DD-A4C3-5017187BD435}" type="presParOf" srcId="{2C63797F-35D2-4BF1-ADFC-8E15A2A56D28}" destId="{15DBFFA1-5F90-4067-9D91-73AA2852D991}" srcOrd="0" destOrd="0" presId="urn:microsoft.com/office/officeart/2005/8/layout/cycle2"/>
-    <dgm:cxn modelId="{B5369555-BE89-4A57-9CBD-8CD4A82F903E}" type="presParOf" srcId="{B41B0945-C228-466F-ACBC-F0427AE563C3}" destId="{1379CEB1-3469-4B4A-813A-D2A2C295406E}" srcOrd="8" destOrd="0" presId="urn:microsoft.com/office/officeart/2005/8/layout/cycle2"/>
-    <dgm:cxn modelId="{DE969C7B-B8A5-4AEC-A8AA-70E24F63DFAC}" type="presParOf" srcId="{B41B0945-C228-466F-ACBC-F0427AE563C3}" destId="{9F2CA740-10BE-422F-97C4-215D3262A7C2}" srcOrd="9" destOrd="0" presId="urn:microsoft.com/office/officeart/2005/8/layout/cycle2"/>
-    <dgm:cxn modelId="{7BE070AD-DB0A-453F-A50A-E73B803A410C}" type="presParOf" srcId="{9F2CA740-10BE-422F-97C4-215D3262A7C2}" destId="{C262E5EC-AFFC-4D29-8F55-4FC98D066102}" srcOrd="0" destOrd="0" presId="urn:microsoft.com/office/officeart/2005/8/layout/cycle2"/>
-    <dgm:cxn modelId="{E0881A2C-5E79-4915-ADA2-7C16BAA7ABEF}" type="presParOf" srcId="{B41B0945-C228-466F-ACBC-F0427AE563C3}" destId="{ABB91F78-7B6C-410F-9644-452AF8D7494A}" srcOrd="10" destOrd="0" presId="urn:microsoft.com/office/officeart/2005/8/layout/cycle2"/>
-    <dgm:cxn modelId="{DBDD00D2-C519-4928-8F83-AA027FA8805D}" type="presParOf" srcId="{B41B0945-C228-466F-ACBC-F0427AE563C3}" destId="{48BF6C11-EF1A-4273-900D-DD5B59C0D92F}" srcOrd="11" destOrd="0" presId="urn:microsoft.com/office/officeart/2005/8/layout/cycle2"/>
-    <dgm:cxn modelId="{CA7FDC01-A39F-42D5-81EC-F486C0C75989}" type="presParOf" srcId="{48BF6C11-EF1A-4273-900D-DD5B59C0D92F}" destId="{2D827D14-3A64-4B45-B11B-3ECDBC24212A}" srcOrd="0" destOrd="0" presId="urn:microsoft.com/office/officeart/2005/8/layout/cycle2"/>
+    <dgm:cxn modelId="{D9D66686-A659-4E05-AB61-1D8AA5F87951}" type="presOf" srcId="{A01E66F2-8DE2-4DBF-B8E1-AB48AEB22F0F}" destId="{2D827D14-3A64-4B45-B11B-3ECDBC24212A}" srcOrd="1" destOrd="0" presId="urn:microsoft.com/office/officeart/2005/8/layout/cycle2"/>
+    <dgm:cxn modelId="{B0FD8BD0-5F3F-40D6-B8EA-29755A7CA720}" type="presParOf" srcId="{B41B0945-C228-466F-ACBC-F0427AE563C3}" destId="{915300E8-D21B-48E5-86A7-A677802348CF}" srcOrd="0" destOrd="0" presId="urn:microsoft.com/office/officeart/2005/8/layout/cycle2"/>
+    <dgm:cxn modelId="{03607631-265D-4A0C-BA4A-03C0FF131CBB}" type="presParOf" srcId="{B41B0945-C228-466F-ACBC-F0427AE563C3}" destId="{23B2CE62-F90C-4121-BB9A-FD58550B5409}" srcOrd="1" destOrd="0" presId="urn:microsoft.com/office/officeart/2005/8/layout/cycle2"/>
+    <dgm:cxn modelId="{50592A71-CC10-4DFE-8F2E-E8ED03192D8D}" type="presParOf" srcId="{23B2CE62-F90C-4121-BB9A-FD58550B5409}" destId="{85727C8B-3068-4E77-A7A1-E6EDA8103D60}" srcOrd="0" destOrd="0" presId="urn:microsoft.com/office/officeart/2005/8/layout/cycle2"/>
+    <dgm:cxn modelId="{0AE84D30-A3D8-4EB1-B705-56D1819EC90A}" type="presParOf" srcId="{B41B0945-C228-466F-ACBC-F0427AE563C3}" destId="{6AB4841B-36EA-4743-8E11-22D754152787}" srcOrd="2" destOrd="0" presId="urn:microsoft.com/office/officeart/2005/8/layout/cycle2"/>
+    <dgm:cxn modelId="{AE77C208-354A-4850-98BA-32399A9EACF6}" type="presParOf" srcId="{B41B0945-C228-466F-ACBC-F0427AE563C3}" destId="{59356F7B-2878-4C69-8BCC-736D52D62464}" srcOrd="3" destOrd="0" presId="urn:microsoft.com/office/officeart/2005/8/layout/cycle2"/>
+    <dgm:cxn modelId="{94A1BF37-3E34-4BA3-9DAB-68467E1B2F23}" type="presParOf" srcId="{59356F7B-2878-4C69-8BCC-736D52D62464}" destId="{2FCF5CF5-49BA-4E5D-A81E-50ABA18D10A9}" srcOrd="0" destOrd="0" presId="urn:microsoft.com/office/officeart/2005/8/layout/cycle2"/>
+    <dgm:cxn modelId="{6A963C6B-1485-4223-A275-819D32228783}" type="presParOf" srcId="{B41B0945-C228-466F-ACBC-F0427AE563C3}" destId="{A670810F-0345-4254-8BC7-4FA06BB5C3CC}" srcOrd="4" destOrd="0" presId="urn:microsoft.com/office/officeart/2005/8/layout/cycle2"/>
+    <dgm:cxn modelId="{96BFA7AC-7945-4A22-9B7D-CAD014CF10AE}" type="presParOf" srcId="{B41B0945-C228-466F-ACBC-F0427AE563C3}" destId="{31D81D24-1473-4316-96A5-763E7A6060DC}" srcOrd="5" destOrd="0" presId="urn:microsoft.com/office/officeart/2005/8/layout/cycle2"/>
+    <dgm:cxn modelId="{A0E66B0F-5687-4CAC-B755-D00208512BB4}" type="presParOf" srcId="{31D81D24-1473-4316-96A5-763E7A6060DC}" destId="{74D1E673-78E8-4911-AB9E-E98BE428CF47}" srcOrd="0" destOrd="0" presId="urn:microsoft.com/office/officeart/2005/8/layout/cycle2"/>
+    <dgm:cxn modelId="{5C59D3F9-9221-4A94-BE18-9DA372C19340}" type="presParOf" srcId="{B41B0945-C228-466F-ACBC-F0427AE563C3}" destId="{F9AED730-9635-4E85-B16D-CDB7F5FBEF2A}" srcOrd="6" destOrd="0" presId="urn:microsoft.com/office/officeart/2005/8/layout/cycle2"/>
+    <dgm:cxn modelId="{559096B8-0E90-4CDB-9C76-05203DCC699E}" type="presParOf" srcId="{B41B0945-C228-466F-ACBC-F0427AE563C3}" destId="{2C63797F-35D2-4BF1-ADFC-8E15A2A56D28}" srcOrd="7" destOrd="0" presId="urn:microsoft.com/office/officeart/2005/8/layout/cycle2"/>
+    <dgm:cxn modelId="{EEFA0E85-6245-4A4E-86E6-CEA69EC15BCF}" type="presParOf" srcId="{2C63797F-35D2-4BF1-ADFC-8E15A2A56D28}" destId="{15DBFFA1-5F90-4067-9D91-73AA2852D991}" srcOrd="0" destOrd="0" presId="urn:microsoft.com/office/officeart/2005/8/layout/cycle2"/>
+    <dgm:cxn modelId="{AC7B2EA5-157A-427A-9B54-CE559B861CB1}" type="presParOf" srcId="{B41B0945-C228-466F-ACBC-F0427AE563C3}" destId="{1379CEB1-3469-4B4A-813A-D2A2C295406E}" srcOrd="8" destOrd="0" presId="urn:microsoft.com/office/officeart/2005/8/layout/cycle2"/>
+    <dgm:cxn modelId="{6ECACB14-C2AB-4FCD-8C50-F61CB102F38E}" type="presParOf" srcId="{B41B0945-C228-466F-ACBC-F0427AE563C3}" destId="{9F2CA740-10BE-422F-97C4-215D3262A7C2}" srcOrd="9" destOrd="0" presId="urn:microsoft.com/office/officeart/2005/8/layout/cycle2"/>
+    <dgm:cxn modelId="{64FAF0A2-2E10-43A1-9126-CB1BD3A32190}" type="presParOf" srcId="{9F2CA740-10BE-422F-97C4-215D3262A7C2}" destId="{C262E5EC-AFFC-4D29-8F55-4FC98D066102}" srcOrd="0" destOrd="0" presId="urn:microsoft.com/office/officeart/2005/8/layout/cycle2"/>
+    <dgm:cxn modelId="{7CDD24E3-6D58-4652-883C-EE686E91CF28}" type="presParOf" srcId="{B41B0945-C228-466F-ACBC-F0427AE563C3}" destId="{ABB91F78-7B6C-410F-9644-452AF8D7494A}" srcOrd="10" destOrd="0" presId="urn:microsoft.com/office/officeart/2005/8/layout/cycle2"/>
+    <dgm:cxn modelId="{E68DD692-E6E5-48B6-B281-AE42555C0411}" type="presParOf" srcId="{B41B0945-C228-466F-ACBC-F0427AE563C3}" destId="{48BF6C11-EF1A-4273-900D-DD5B59C0D92F}" srcOrd="11" destOrd="0" presId="urn:microsoft.com/office/officeart/2005/8/layout/cycle2"/>
+    <dgm:cxn modelId="{B87ECD7D-2DE2-4DAF-8C1B-1E3B12FA1A34}" type="presParOf" srcId="{48BF6C11-EF1A-4273-900D-DD5B59C0D92F}" destId="{2D827D14-3A64-4B45-B11B-3ECDBC24212A}" srcOrd="0" destOrd="0" presId="urn:microsoft.com/office/officeart/2005/8/layout/cycle2"/>
   </dgm:cxnLst>
   <dgm:bg/>
   <dgm:whole/>

--- a/Notes.docx
+++ b/Notes.docx
@@ -4429,6 +4429,26 @@
         </w:rPr>
         <w:t>. (Control is taking time to load)</w:t>
       </w:r>
+    </w:p>
+    <w:p>
+      <w:pPr>
+        <w:pStyle w:val="ListParagraph"/>
+        <w:numPr>
+          <w:ilvl w:val="1"/>
+          <w:numId w:val="14"/>
+        </w:numPr>
+        <w:rPr>
+          <w:lang w:val="en-US"/>
+        </w:rPr>
+      </w:pPr>
+      <w:r>
+        <w:rPr>
+          <w:lang w:val="en-US"/>
+        </w:rPr>
+        <w:t>The control may be inside frame or shadow root.</w:t>
+      </w:r>
+      <w:bookmarkStart w:id="0" w:name="_GoBack"/>
+      <w:bookmarkEnd w:id="0"/>
     </w:p>
     <w:p>
       <w:pPr>
@@ -4597,7 +4617,6 @@
         <w:rPr>
           <w:lang w:val="en-US"/>
         </w:rPr>
-        <w:lastRenderedPageBreak/>
         <w:t>Name</w:t>
       </w:r>
     </w:p>
@@ -6881,8 +6900,6 @@
           <w:lang w:val="en-US"/>
         </w:rPr>
       </w:pPr>
-      <w:bookmarkStart w:id="0" w:name="_GoBack"/>
-      <w:bookmarkEnd w:id="0"/>
     </w:p>
     <w:sectPr>
       <w:pgSz w:w="11906" w:h="16838"/>
@@ -11555,49 +11572,49 @@
     </dgm:pt>
   </dgm:ptLst>
   <dgm:cxnLst>
-    <dgm:cxn modelId="{BFE1B4B4-650B-40BA-8476-63953BA92D5D}" type="presOf" srcId="{7C03F650-450B-470D-9F41-9EBB6F24DE08}" destId="{915300E8-D21B-48E5-86A7-A677802348CF}" srcOrd="0" destOrd="0" presId="urn:microsoft.com/office/officeart/2005/8/layout/cycle2"/>
-    <dgm:cxn modelId="{85BB6F5F-043B-4223-814C-DBF29CBCDFD3}" type="presOf" srcId="{A3989F04-57A2-4559-BF44-044AD8FBD67A}" destId="{A670810F-0345-4254-8BC7-4FA06BB5C3CC}" srcOrd="0" destOrd="0" presId="urn:microsoft.com/office/officeart/2005/8/layout/cycle2"/>
-    <dgm:cxn modelId="{B1A95587-84CA-4CFC-BC3C-4ACFCE87D22E}" type="presOf" srcId="{D35F654F-C71E-4CF2-BA21-C832C92DCB2B}" destId="{9F2CA740-10BE-422F-97C4-215D3262A7C2}" srcOrd="0" destOrd="0" presId="urn:microsoft.com/office/officeart/2005/8/layout/cycle2"/>
-    <dgm:cxn modelId="{9B8BF793-47C8-469E-AADB-E360466F279C}" type="presOf" srcId="{D996DF6E-E24A-4672-B53C-F45E82ED11D5}" destId="{23B2CE62-F90C-4121-BB9A-FD58550B5409}" srcOrd="0" destOrd="0" presId="urn:microsoft.com/office/officeart/2005/8/layout/cycle2"/>
-    <dgm:cxn modelId="{5C86FD51-6C48-4D6F-953F-A3A698494528}" type="presOf" srcId="{30169AF5-3F60-49ED-BA16-26E156F3CD77}" destId="{B41B0945-C228-466F-ACBC-F0427AE563C3}" srcOrd="0" destOrd="0" presId="urn:microsoft.com/office/officeart/2005/8/layout/cycle2"/>
-    <dgm:cxn modelId="{CE986251-73F8-49FF-AFC6-62CF5071D78A}" type="presOf" srcId="{D01084D7-448F-40E6-BAD6-916FA5266B35}" destId="{6AB4841B-36EA-4743-8E11-22D754152787}" srcOrd="0" destOrd="0" presId="urn:microsoft.com/office/officeart/2005/8/layout/cycle2"/>
-    <dgm:cxn modelId="{11FCEE71-2108-4737-AC30-246C5CCC4D72}" type="presOf" srcId="{F2BE9233-54BD-4C28-B5F2-1B65E9CDDF96}" destId="{F9AED730-9635-4E85-B16D-CDB7F5FBEF2A}" srcOrd="0" destOrd="0" presId="urn:microsoft.com/office/officeart/2005/8/layout/cycle2"/>
-    <dgm:cxn modelId="{66EC039D-E2B4-45BB-B66C-1DD25754B212}" type="presOf" srcId="{F90989A5-9584-42E6-85EC-F46F18F0E118}" destId="{74D1E673-78E8-4911-AB9E-E98BE428CF47}" srcOrd="1" destOrd="0" presId="urn:microsoft.com/office/officeart/2005/8/layout/cycle2"/>
-    <dgm:cxn modelId="{4858F79C-6121-48BC-A02F-27C4E2E08B84}" type="presOf" srcId="{A01E66F2-8DE2-4DBF-B8E1-AB48AEB22F0F}" destId="{48BF6C11-EF1A-4273-900D-DD5B59C0D92F}" srcOrd="0" destOrd="0" presId="urn:microsoft.com/office/officeart/2005/8/layout/cycle2"/>
-    <dgm:cxn modelId="{B779FFA9-EBDE-481E-9037-2C97C8965141}" type="presOf" srcId="{6BE14A29-3F47-4123-9A53-87F7E3976F30}" destId="{1379CEB1-3469-4B4A-813A-D2A2C295406E}" srcOrd="0" destOrd="0" presId="urn:microsoft.com/office/officeart/2005/8/layout/cycle2"/>
+    <dgm:cxn modelId="{BCB73CA1-A8BA-4630-8998-0AB5F1412635}" type="presOf" srcId="{9C8E8DEB-5DB8-4F82-8CE8-1171D0ABBD37}" destId="{15DBFFA1-5F90-4067-9D91-73AA2852D991}" srcOrd="1" destOrd="0" presId="urn:microsoft.com/office/officeart/2005/8/layout/cycle2"/>
+    <dgm:cxn modelId="{3354B5DD-DD06-4226-83B0-C5DBB4314929}" srcId="{30169AF5-3F60-49ED-BA16-26E156F3CD77}" destId="{D01084D7-448F-40E6-BAD6-916FA5266B35}" srcOrd="1" destOrd="0" parTransId="{11A516D9-F860-4BE8-BA91-08CBF1F90AAF}" sibTransId="{BA319471-CEE2-4F47-BD5C-3922FB7DFA6B}"/>
+    <dgm:cxn modelId="{4A7628CA-D4FA-409C-B5C4-816187EDC643}" type="presOf" srcId="{7C03F650-450B-470D-9F41-9EBB6F24DE08}" destId="{915300E8-D21B-48E5-86A7-A677802348CF}" srcOrd="0" destOrd="0" presId="urn:microsoft.com/office/officeart/2005/8/layout/cycle2"/>
     <dgm:cxn modelId="{3A6CAD7C-9D06-4601-9DA6-58C23D4FE730}" srcId="{30169AF5-3F60-49ED-BA16-26E156F3CD77}" destId="{E3147738-712C-470E-BA43-1900B58F3BA1}" srcOrd="5" destOrd="0" parTransId="{390EF3C2-87EC-4379-B2B2-CD6400F6DFF0}" sibTransId="{A01E66F2-8DE2-4DBF-B8E1-AB48AEB22F0F}"/>
-    <dgm:cxn modelId="{164BCAD4-90AE-4875-9BCB-53B2E4913A4D}" type="presOf" srcId="{D996DF6E-E24A-4672-B53C-F45E82ED11D5}" destId="{85727C8B-3068-4E77-A7A1-E6EDA8103D60}" srcOrd="1" destOrd="0" presId="urn:microsoft.com/office/officeart/2005/8/layout/cycle2"/>
-    <dgm:cxn modelId="{F6A56139-7F2E-431B-BDF4-48A0AC1E10B3}" type="presOf" srcId="{BA319471-CEE2-4F47-BD5C-3922FB7DFA6B}" destId="{2FCF5CF5-49BA-4E5D-A81E-50ABA18D10A9}" srcOrd="1" destOrd="0" presId="urn:microsoft.com/office/officeart/2005/8/layout/cycle2"/>
-    <dgm:cxn modelId="{56B244FB-6C4B-401B-85DE-446509522270}" type="presOf" srcId="{F90989A5-9584-42E6-85EC-F46F18F0E118}" destId="{31D81D24-1473-4316-96A5-763E7A6060DC}" srcOrd="0" destOrd="0" presId="urn:microsoft.com/office/officeart/2005/8/layout/cycle2"/>
-    <dgm:cxn modelId="{390F1CA6-CCF9-4480-810F-FAFDB989256A}" type="presOf" srcId="{9C8E8DEB-5DB8-4F82-8CE8-1171D0ABBD37}" destId="{15DBFFA1-5F90-4067-9D91-73AA2852D991}" srcOrd="1" destOrd="0" presId="urn:microsoft.com/office/officeart/2005/8/layout/cycle2"/>
+    <dgm:cxn modelId="{3C433518-88E4-4CFC-90D6-B9E2CF94162D}" type="presOf" srcId="{30169AF5-3F60-49ED-BA16-26E156F3CD77}" destId="{B41B0945-C228-466F-ACBC-F0427AE563C3}" srcOrd="0" destOrd="0" presId="urn:microsoft.com/office/officeart/2005/8/layout/cycle2"/>
+    <dgm:cxn modelId="{FA45F822-2B82-46C8-9297-BF4F9B0B5C16}" type="presOf" srcId="{6BE14A29-3F47-4123-9A53-87F7E3976F30}" destId="{1379CEB1-3469-4B4A-813A-D2A2C295406E}" srcOrd="0" destOrd="0" presId="urn:microsoft.com/office/officeart/2005/8/layout/cycle2"/>
+    <dgm:cxn modelId="{108537BD-B320-4119-A1CC-706462728100}" type="presOf" srcId="{D35F654F-C71E-4CF2-BA21-C832C92DCB2B}" destId="{9F2CA740-10BE-422F-97C4-215D3262A7C2}" srcOrd="0" destOrd="0" presId="urn:microsoft.com/office/officeart/2005/8/layout/cycle2"/>
+    <dgm:cxn modelId="{9D50B2B8-24E7-4BE2-8C11-5B806721853F}" type="presOf" srcId="{9C8E8DEB-5DB8-4F82-8CE8-1171D0ABBD37}" destId="{2C63797F-35D2-4BF1-ADFC-8E15A2A56D28}" srcOrd="0" destOrd="0" presId="urn:microsoft.com/office/officeart/2005/8/layout/cycle2"/>
+    <dgm:cxn modelId="{74371C81-19E4-408E-8AEA-2D1D9211BDCB}" type="presOf" srcId="{A3989F04-57A2-4559-BF44-044AD8FBD67A}" destId="{A670810F-0345-4254-8BC7-4FA06BB5C3CC}" srcOrd="0" destOrd="0" presId="urn:microsoft.com/office/officeart/2005/8/layout/cycle2"/>
+    <dgm:cxn modelId="{026D6AE9-41C4-4E88-B421-D7A6BB38CC27}" srcId="{30169AF5-3F60-49ED-BA16-26E156F3CD77}" destId="{F2BE9233-54BD-4C28-B5F2-1B65E9CDDF96}" srcOrd="3" destOrd="0" parTransId="{672307C0-A98C-48FA-8729-D6E3187E5E3A}" sibTransId="{9C8E8DEB-5DB8-4F82-8CE8-1171D0ABBD37}"/>
+    <dgm:cxn modelId="{F09098C9-25DA-4B02-9318-DF911A08464B}" type="presOf" srcId="{F90989A5-9584-42E6-85EC-F46F18F0E118}" destId="{74D1E673-78E8-4911-AB9E-E98BE428CF47}" srcOrd="1" destOrd="0" presId="urn:microsoft.com/office/officeart/2005/8/layout/cycle2"/>
+    <dgm:cxn modelId="{1C93728A-C307-4AD1-B38B-9D6DE14AE321}" type="presOf" srcId="{BA319471-CEE2-4F47-BD5C-3922FB7DFA6B}" destId="{2FCF5CF5-49BA-4E5D-A81E-50ABA18D10A9}" srcOrd="1" destOrd="0" presId="urn:microsoft.com/office/officeart/2005/8/layout/cycle2"/>
     <dgm:cxn modelId="{FC683937-3E9A-4071-B70B-BFE511A7B23C}" srcId="{30169AF5-3F60-49ED-BA16-26E156F3CD77}" destId="{6BE14A29-3F47-4123-9A53-87F7E3976F30}" srcOrd="4" destOrd="0" parTransId="{14C76E7C-A806-46D2-A04B-406CC2747FBF}" sibTransId="{D35F654F-C71E-4CF2-BA21-C832C92DCB2B}"/>
-    <dgm:cxn modelId="{61418BAD-BFF7-4104-B807-3921163C3709}" type="presOf" srcId="{BA319471-CEE2-4F47-BD5C-3922FB7DFA6B}" destId="{59356F7B-2878-4C69-8BCC-736D52D62464}" srcOrd="0" destOrd="0" presId="urn:microsoft.com/office/officeart/2005/8/layout/cycle2"/>
-    <dgm:cxn modelId="{2CC467D8-9E66-42A4-B884-D9ACE6EB9455}" type="presOf" srcId="{E3147738-712C-470E-BA43-1900B58F3BA1}" destId="{ABB91F78-7B6C-410F-9644-452AF8D7494A}" srcOrd="0" destOrd="0" presId="urn:microsoft.com/office/officeart/2005/8/layout/cycle2"/>
-    <dgm:cxn modelId="{026D6AE9-41C4-4E88-B421-D7A6BB38CC27}" srcId="{30169AF5-3F60-49ED-BA16-26E156F3CD77}" destId="{F2BE9233-54BD-4C28-B5F2-1B65E9CDDF96}" srcOrd="3" destOrd="0" parTransId="{672307C0-A98C-48FA-8729-D6E3187E5E3A}" sibTransId="{9C8E8DEB-5DB8-4F82-8CE8-1171D0ABBD37}"/>
+    <dgm:cxn modelId="{2235659A-BB6D-42E0-AD13-F29A35BE3AF2}" type="presOf" srcId="{BA319471-CEE2-4F47-BD5C-3922FB7DFA6B}" destId="{59356F7B-2878-4C69-8BCC-736D52D62464}" srcOrd="0" destOrd="0" presId="urn:microsoft.com/office/officeart/2005/8/layout/cycle2"/>
     <dgm:cxn modelId="{F09F8ED9-D24F-448F-AF8E-F92EC404CBA7}" srcId="{30169AF5-3F60-49ED-BA16-26E156F3CD77}" destId="{7C03F650-450B-470D-9F41-9EBB6F24DE08}" srcOrd="0" destOrd="0" parTransId="{A8856599-3D3C-4A85-ABFD-520651FDD510}" sibTransId="{D996DF6E-E24A-4672-B53C-F45E82ED11D5}"/>
-    <dgm:cxn modelId="{DC8B3ADF-6BC8-417C-A49E-535407DD4803}" type="presOf" srcId="{D35F654F-C71E-4CF2-BA21-C832C92DCB2B}" destId="{C262E5EC-AFFC-4D29-8F55-4FC98D066102}" srcOrd="1" destOrd="0" presId="urn:microsoft.com/office/officeart/2005/8/layout/cycle2"/>
     <dgm:cxn modelId="{57569DDB-32CD-4132-93C5-3D28EE6D9D0F}" srcId="{30169AF5-3F60-49ED-BA16-26E156F3CD77}" destId="{A3989F04-57A2-4559-BF44-044AD8FBD67A}" srcOrd="2" destOrd="0" parTransId="{E7AABBEB-8EE1-4214-A7B4-DD1F0B63D6DC}" sibTransId="{F90989A5-9584-42E6-85EC-F46F18F0E118}"/>
-    <dgm:cxn modelId="{FA7A24BF-6670-415D-900E-08678E08C861}" type="presOf" srcId="{9C8E8DEB-5DB8-4F82-8CE8-1171D0ABBD37}" destId="{2C63797F-35D2-4BF1-ADFC-8E15A2A56D28}" srcOrd="0" destOrd="0" presId="urn:microsoft.com/office/officeart/2005/8/layout/cycle2"/>
-    <dgm:cxn modelId="{3354B5DD-DD06-4226-83B0-C5DBB4314929}" srcId="{30169AF5-3F60-49ED-BA16-26E156F3CD77}" destId="{D01084D7-448F-40E6-BAD6-916FA5266B35}" srcOrd="1" destOrd="0" parTransId="{11A516D9-F860-4BE8-BA91-08CBF1F90AAF}" sibTransId="{BA319471-CEE2-4F47-BD5C-3922FB7DFA6B}"/>
-    <dgm:cxn modelId="{D9D66686-A659-4E05-AB61-1D8AA5F87951}" type="presOf" srcId="{A01E66F2-8DE2-4DBF-B8E1-AB48AEB22F0F}" destId="{2D827D14-3A64-4B45-B11B-3ECDBC24212A}" srcOrd="1" destOrd="0" presId="urn:microsoft.com/office/officeart/2005/8/layout/cycle2"/>
-    <dgm:cxn modelId="{B0FD8BD0-5F3F-40D6-B8EA-29755A7CA720}" type="presParOf" srcId="{B41B0945-C228-466F-ACBC-F0427AE563C3}" destId="{915300E8-D21B-48E5-86A7-A677802348CF}" srcOrd="0" destOrd="0" presId="urn:microsoft.com/office/officeart/2005/8/layout/cycle2"/>
-    <dgm:cxn modelId="{03607631-265D-4A0C-BA4A-03C0FF131CBB}" type="presParOf" srcId="{B41B0945-C228-466F-ACBC-F0427AE563C3}" destId="{23B2CE62-F90C-4121-BB9A-FD58550B5409}" srcOrd="1" destOrd="0" presId="urn:microsoft.com/office/officeart/2005/8/layout/cycle2"/>
-    <dgm:cxn modelId="{50592A71-CC10-4DFE-8F2E-E8ED03192D8D}" type="presParOf" srcId="{23B2CE62-F90C-4121-BB9A-FD58550B5409}" destId="{85727C8B-3068-4E77-A7A1-E6EDA8103D60}" srcOrd="0" destOrd="0" presId="urn:microsoft.com/office/officeart/2005/8/layout/cycle2"/>
-    <dgm:cxn modelId="{0AE84D30-A3D8-4EB1-B705-56D1819EC90A}" type="presParOf" srcId="{B41B0945-C228-466F-ACBC-F0427AE563C3}" destId="{6AB4841B-36EA-4743-8E11-22D754152787}" srcOrd="2" destOrd="0" presId="urn:microsoft.com/office/officeart/2005/8/layout/cycle2"/>
-    <dgm:cxn modelId="{AE77C208-354A-4850-98BA-32399A9EACF6}" type="presParOf" srcId="{B41B0945-C228-466F-ACBC-F0427AE563C3}" destId="{59356F7B-2878-4C69-8BCC-736D52D62464}" srcOrd="3" destOrd="0" presId="urn:microsoft.com/office/officeart/2005/8/layout/cycle2"/>
-    <dgm:cxn modelId="{94A1BF37-3E34-4BA3-9DAB-68467E1B2F23}" type="presParOf" srcId="{59356F7B-2878-4C69-8BCC-736D52D62464}" destId="{2FCF5CF5-49BA-4E5D-A81E-50ABA18D10A9}" srcOrd="0" destOrd="0" presId="urn:microsoft.com/office/officeart/2005/8/layout/cycle2"/>
-    <dgm:cxn modelId="{6A963C6B-1485-4223-A275-819D32228783}" type="presParOf" srcId="{B41B0945-C228-466F-ACBC-F0427AE563C3}" destId="{A670810F-0345-4254-8BC7-4FA06BB5C3CC}" srcOrd="4" destOrd="0" presId="urn:microsoft.com/office/officeart/2005/8/layout/cycle2"/>
-    <dgm:cxn modelId="{96BFA7AC-7945-4A22-9B7D-CAD014CF10AE}" type="presParOf" srcId="{B41B0945-C228-466F-ACBC-F0427AE563C3}" destId="{31D81D24-1473-4316-96A5-763E7A6060DC}" srcOrd="5" destOrd="0" presId="urn:microsoft.com/office/officeart/2005/8/layout/cycle2"/>
-    <dgm:cxn modelId="{A0E66B0F-5687-4CAC-B755-D00208512BB4}" type="presParOf" srcId="{31D81D24-1473-4316-96A5-763E7A6060DC}" destId="{74D1E673-78E8-4911-AB9E-E98BE428CF47}" srcOrd="0" destOrd="0" presId="urn:microsoft.com/office/officeart/2005/8/layout/cycle2"/>
-    <dgm:cxn modelId="{5C59D3F9-9221-4A94-BE18-9DA372C19340}" type="presParOf" srcId="{B41B0945-C228-466F-ACBC-F0427AE563C3}" destId="{F9AED730-9635-4E85-B16D-CDB7F5FBEF2A}" srcOrd="6" destOrd="0" presId="urn:microsoft.com/office/officeart/2005/8/layout/cycle2"/>
-    <dgm:cxn modelId="{559096B8-0E90-4CDB-9C76-05203DCC699E}" type="presParOf" srcId="{B41B0945-C228-466F-ACBC-F0427AE563C3}" destId="{2C63797F-35D2-4BF1-ADFC-8E15A2A56D28}" srcOrd="7" destOrd="0" presId="urn:microsoft.com/office/officeart/2005/8/layout/cycle2"/>
-    <dgm:cxn modelId="{EEFA0E85-6245-4A4E-86E6-CEA69EC15BCF}" type="presParOf" srcId="{2C63797F-35D2-4BF1-ADFC-8E15A2A56D28}" destId="{15DBFFA1-5F90-4067-9D91-73AA2852D991}" srcOrd="0" destOrd="0" presId="urn:microsoft.com/office/officeart/2005/8/layout/cycle2"/>
-    <dgm:cxn modelId="{AC7B2EA5-157A-427A-9B54-CE559B861CB1}" type="presParOf" srcId="{B41B0945-C228-466F-ACBC-F0427AE563C3}" destId="{1379CEB1-3469-4B4A-813A-D2A2C295406E}" srcOrd="8" destOrd="0" presId="urn:microsoft.com/office/officeart/2005/8/layout/cycle2"/>
-    <dgm:cxn modelId="{6ECACB14-C2AB-4FCD-8C50-F61CB102F38E}" type="presParOf" srcId="{B41B0945-C228-466F-ACBC-F0427AE563C3}" destId="{9F2CA740-10BE-422F-97C4-215D3262A7C2}" srcOrd="9" destOrd="0" presId="urn:microsoft.com/office/officeart/2005/8/layout/cycle2"/>
-    <dgm:cxn modelId="{64FAF0A2-2E10-43A1-9126-CB1BD3A32190}" type="presParOf" srcId="{9F2CA740-10BE-422F-97C4-215D3262A7C2}" destId="{C262E5EC-AFFC-4D29-8F55-4FC98D066102}" srcOrd="0" destOrd="0" presId="urn:microsoft.com/office/officeart/2005/8/layout/cycle2"/>
-    <dgm:cxn modelId="{7CDD24E3-6D58-4652-883C-EE686E91CF28}" type="presParOf" srcId="{B41B0945-C228-466F-ACBC-F0427AE563C3}" destId="{ABB91F78-7B6C-410F-9644-452AF8D7494A}" srcOrd="10" destOrd="0" presId="urn:microsoft.com/office/officeart/2005/8/layout/cycle2"/>
-    <dgm:cxn modelId="{E68DD692-E6E5-48B6-B281-AE42555C0411}" type="presParOf" srcId="{B41B0945-C228-466F-ACBC-F0427AE563C3}" destId="{48BF6C11-EF1A-4273-900D-DD5B59C0D92F}" srcOrd="11" destOrd="0" presId="urn:microsoft.com/office/officeart/2005/8/layout/cycle2"/>
-    <dgm:cxn modelId="{B87ECD7D-2DE2-4DAF-8C1B-1E3B12FA1A34}" type="presParOf" srcId="{48BF6C11-EF1A-4273-900D-DD5B59C0D92F}" destId="{2D827D14-3A64-4B45-B11B-3ECDBC24212A}" srcOrd="0" destOrd="0" presId="urn:microsoft.com/office/officeart/2005/8/layout/cycle2"/>
+    <dgm:cxn modelId="{F30C02A5-69CD-4C19-9E74-E7FDB3E07676}" type="presOf" srcId="{A01E66F2-8DE2-4DBF-B8E1-AB48AEB22F0F}" destId="{48BF6C11-EF1A-4273-900D-DD5B59C0D92F}" srcOrd="0" destOrd="0" presId="urn:microsoft.com/office/officeart/2005/8/layout/cycle2"/>
+    <dgm:cxn modelId="{DE7F4290-D436-4F06-920C-7CBDC9898D48}" type="presOf" srcId="{F2BE9233-54BD-4C28-B5F2-1B65E9CDDF96}" destId="{F9AED730-9635-4E85-B16D-CDB7F5FBEF2A}" srcOrd="0" destOrd="0" presId="urn:microsoft.com/office/officeart/2005/8/layout/cycle2"/>
+    <dgm:cxn modelId="{53EE3BFC-F89F-438C-84C2-F919936EB0F7}" type="presOf" srcId="{D35F654F-C71E-4CF2-BA21-C832C92DCB2B}" destId="{C262E5EC-AFFC-4D29-8F55-4FC98D066102}" srcOrd="1" destOrd="0" presId="urn:microsoft.com/office/officeart/2005/8/layout/cycle2"/>
+    <dgm:cxn modelId="{DB836588-6F57-4A36-B4C1-1BDF9C3AA295}" type="presOf" srcId="{D996DF6E-E24A-4672-B53C-F45E82ED11D5}" destId="{85727C8B-3068-4E77-A7A1-E6EDA8103D60}" srcOrd="1" destOrd="0" presId="urn:microsoft.com/office/officeart/2005/8/layout/cycle2"/>
+    <dgm:cxn modelId="{7E9FB7AF-F01D-4FB6-96A6-346C8355AC84}" type="presOf" srcId="{E3147738-712C-470E-BA43-1900B58F3BA1}" destId="{ABB91F78-7B6C-410F-9644-452AF8D7494A}" srcOrd="0" destOrd="0" presId="urn:microsoft.com/office/officeart/2005/8/layout/cycle2"/>
+    <dgm:cxn modelId="{294B337E-7996-4801-96E3-7E59B5195695}" type="presOf" srcId="{F90989A5-9584-42E6-85EC-F46F18F0E118}" destId="{31D81D24-1473-4316-96A5-763E7A6060DC}" srcOrd="0" destOrd="0" presId="urn:microsoft.com/office/officeart/2005/8/layout/cycle2"/>
+    <dgm:cxn modelId="{9F007A08-E535-49F0-A76A-DED844E0F66D}" type="presOf" srcId="{D996DF6E-E24A-4672-B53C-F45E82ED11D5}" destId="{23B2CE62-F90C-4121-BB9A-FD58550B5409}" srcOrd="0" destOrd="0" presId="urn:microsoft.com/office/officeart/2005/8/layout/cycle2"/>
+    <dgm:cxn modelId="{E2E1ED2E-FC0F-4580-A558-F94BF26D9C6C}" type="presOf" srcId="{A01E66F2-8DE2-4DBF-B8E1-AB48AEB22F0F}" destId="{2D827D14-3A64-4B45-B11B-3ECDBC24212A}" srcOrd="1" destOrd="0" presId="urn:microsoft.com/office/officeart/2005/8/layout/cycle2"/>
+    <dgm:cxn modelId="{9E8B3E0E-E998-4F24-BEC8-ECB7382B4BCD}" type="presOf" srcId="{D01084D7-448F-40E6-BAD6-916FA5266B35}" destId="{6AB4841B-36EA-4743-8E11-22D754152787}" srcOrd="0" destOrd="0" presId="urn:microsoft.com/office/officeart/2005/8/layout/cycle2"/>
+    <dgm:cxn modelId="{643C260E-C688-4474-A795-7431602C7E10}" type="presParOf" srcId="{B41B0945-C228-466F-ACBC-F0427AE563C3}" destId="{915300E8-D21B-48E5-86A7-A677802348CF}" srcOrd="0" destOrd="0" presId="urn:microsoft.com/office/officeart/2005/8/layout/cycle2"/>
+    <dgm:cxn modelId="{DE67ACCD-523A-41AD-B8DB-CBBC33A15C15}" type="presParOf" srcId="{B41B0945-C228-466F-ACBC-F0427AE563C3}" destId="{23B2CE62-F90C-4121-BB9A-FD58550B5409}" srcOrd="1" destOrd="0" presId="urn:microsoft.com/office/officeart/2005/8/layout/cycle2"/>
+    <dgm:cxn modelId="{39F0BDE5-7625-48CC-BBD3-2AB017A98289}" type="presParOf" srcId="{23B2CE62-F90C-4121-BB9A-FD58550B5409}" destId="{85727C8B-3068-4E77-A7A1-E6EDA8103D60}" srcOrd="0" destOrd="0" presId="urn:microsoft.com/office/officeart/2005/8/layout/cycle2"/>
+    <dgm:cxn modelId="{60B1F311-AB88-4E3D-A75B-77245893F48F}" type="presParOf" srcId="{B41B0945-C228-466F-ACBC-F0427AE563C3}" destId="{6AB4841B-36EA-4743-8E11-22D754152787}" srcOrd="2" destOrd="0" presId="urn:microsoft.com/office/officeart/2005/8/layout/cycle2"/>
+    <dgm:cxn modelId="{3E202A76-4766-4F6D-A78F-5CF51436B025}" type="presParOf" srcId="{B41B0945-C228-466F-ACBC-F0427AE563C3}" destId="{59356F7B-2878-4C69-8BCC-736D52D62464}" srcOrd="3" destOrd="0" presId="urn:microsoft.com/office/officeart/2005/8/layout/cycle2"/>
+    <dgm:cxn modelId="{6D492EF9-137B-487D-8255-F1368F0AB0A0}" type="presParOf" srcId="{59356F7B-2878-4C69-8BCC-736D52D62464}" destId="{2FCF5CF5-49BA-4E5D-A81E-50ABA18D10A9}" srcOrd="0" destOrd="0" presId="urn:microsoft.com/office/officeart/2005/8/layout/cycle2"/>
+    <dgm:cxn modelId="{0C8D62D5-2611-44ED-8B21-A196E9AEEB38}" type="presParOf" srcId="{B41B0945-C228-466F-ACBC-F0427AE563C3}" destId="{A670810F-0345-4254-8BC7-4FA06BB5C3CC}" srcOrd="4" destOrd="0" presId="urn:microsoft.com/office/officeart/2005/8/layout/cycle2"/>
+    <dgm:cxn modelId="{E9DB90E0-9043-406C-9662-263AD31A3BF2}" type="presParOf" srcId="{B41B0945-C228-466F-ACBC-F0427AE563C3}" destId="{31D81D24-1473-4316-96A5-763E7A6060DC}" srcOrd="5" destOrd="0" presId="urn:microsoft.com/office/officeart/2005/8/layout/cycle2"/>
+    <dgm:cxn modelId="{3F591ECC-60DE-4C91-830C-87BBB3C8122F}" type="presParOf" srcId="{31D81D24-1473-4316-96A5-763E7A6060DC}" destId="{74D1E673-78E8-4911-AB9E-E98BE428CF47}" srcOrd="0" destOrd="0" presId="urn:microsoft.com/office/officeart/2005/8/layout/cycle2"/>
+    <dgm:cxn modelId="{94A819D3-59D5-4A0E-A513-C80B18386D9F}" type="presParOf" srcId="{B41B0945-C228-466F-ACBC-F0427AE563C3}" destId="{F9AED730-9635-4E85-B16D-CDB7F5FBEF2A}" srcOrd="6" destOrd="0" presId="urn:microsoft.com/office/officeart/2005/8/layout/cycle2"/>
+    <dgm:cxn modelId="{004557E4-64AC-46E7-9A51-0BD605012F46}" type="presParOf" srcId="{B41B0945-C228-466F-ACBC-F0427AE563C3}" destId="{2C63797F-35D2-4BF1-ADFC-8E15A2A56D28}" srcOrd="7" destOrd="0" presId="urn:microsoft.com/office/officeart/2005/8/layout/cycle2"/>
+    <dgm:cxn modelId="{3ACDFC4E-0A14-4E62-9F69-3C37E5B65401}" type="presParOf" srcId="{2C63797F-35D2-4BF1-ADFC-8E15A2A56D28}" destId="{15DBFFA1-5F90-4067-9D91-73AA2852D991}" srcOrd="0" destOrd="0" presId="urn:microsoft.com/office/officeart/2005/8/layout/cycle2"/>
+    <dgm:cxn modelId="{14C5CEDF-35CD-49F9-A8DB-3770852A9BB1}" type="presParOf" srcId="{B41B0945-C228-466F-ACBC-F0427AE563C3}" destId="{1379CEB1-3469-4B4A-813A-D2A2C295406E}" srcOrd="8" destOrd="0" presId="urn:microsoft.com/office/officeart/2005/8/layout/cycle2"/>
+    <dgm:cxn modelId="{17F28821-AD17-4842-892F-43DF570CB748}" type="presParOf" srcId="{B41B0945-C228-466F-ACBC-F0427AE563C3}" destId="{9F2CA740-10BE-422F-97C4-215D3262A7C2}" srcOrd="9" destOrd="0" presId="urn:microsoft.com/office/officeart/2005/8/layout/cycle2"/>
+    <dgm:cxn modelId="{2EA7C2ED-B78B-4AD7-B3E6-581D6F8030A4}" type="presParOf" srcId="{9F2CA740-10BE-422F-97C4-215D3262A7C2}" destId="{C262E5EC-AFFC-4D29-8F55-4FC98D066102}" srcOrd="0" destOrd="0" presId="urn:microsoft.com/office/officeart/2005/8/layout/cycle2"/>
+    <dgm:cxn modelId="{553E8C00-EB93-4944-9B2F-E06373423644}" type="presParOf" srcId="{B41B0945-C228-466F-ACBC-F0427AE563C3}" destId="{ABB91F78-7B6C-410F-9644-452AF8D7494A}" srcOrd="10" destOrd="0" presId="urn:microsoft.com/office/officeart/2005/8/layout/cycle2"/>
+    <dgm:cxn modelId="{E6270E17-B604-464E-A7A6-926DC478FAB8}" type="presParOf" srcId="{B41B0945-C228-466F-ACBC-F0427AE563C3}" destId="{48BF6C11-EF1A-4273-900D-DD5B59C0D92F}" srcOrd="11" destOrd="0" presId="urn:microsoft.com/office/officeart/2005/8/layout/cycle2"/>
+    <dgm:cxn modelId="{3130EAC9-F3FA-4F2A-9FA4-606859D1CAF6}" type="presParOf" srcId="{48BF6C11-EF1A-4273-900D-DD5B59C0D92F}" destId="{2D827D14-3A64-4B45-B11B-3ECDBC24212A}" srcOrd="0" destOrd="0" presId="urn:microsoft.com/office/officeart/2005/8/layout/cycle2"/>
   </dgm:cxnLst>
   <dgm:bg/>
   <dgm:whole/>

--- a/Notes.docx
+++ b/Notes.docx
@@ -534,11 +534,19 @@
           <w:lang w:val="en-US"/>
         </w:rPr>
       </w:pPr>
-      <w:r>
-        <w:rPr>
-          <w:lang w:val="en-US"/>
-        </w:rPr>
-        <w:t>Thread.sleep()</w:t>
+      <w:proofErr w:type="spellStart"/>
+      <w:r>
+        <w:rPr>
+          <w:lang w:val="en-US"/>
+        </w:rPr>
+        <w:t>Thread.sleep</w:t>
+      </w:r>
+      <w:proofErr w:type="spellEnd"/>
+      <w:r>
+        <w:rPr>
+          <w:lang w:val="en-US"/>
+        </w:rPr>
+        <w:t>()</w:t>
       </w:r>
     </w:p>
     <w:p>
@@ -1921,8 +1929,18 @@
           <w:lang w:val="en-US"/>
         </w:rPr>
         <w:lastRenderedPageBreak/>
-        <w:t>What is Software Testing</w:t>
-      </w:r>
+        <w:t xml:space="preserve">What is Software </w:t>
+      </w:r>
+      <w:proofErr w:type="gramStart"/>
+      <w:r>
+        <w:rPr>
+          <w:b/>
+          <w:bCs/>
+          <w:lang w:val="en-US"/>
+        </w:rPr>
+        <w:t>Testing</w:t>
+      </w:r>
+      <w:proofErr w:type="gramEnd"/>
     </w:p>
     <w:p>
       <w:pPr>
@@ -2873,8 +2891,16 @@
         <w:rPr>
           <w:lang w:val="en-US"/>
         </w:rPr>
-        <w:t xml:space="preserve"> – Record and playback mech</w:t>
-      </w:r>
+        <w:t xml:space="preserve"> – Record and playback </w:t>
+      </w:r>
+      <w:proofErr w:type="spellStart"/>
+      <w:r>
+        <w:rPr>
+          <w:lang w:val="en-US"/>
+        </w:rPr>
+        <w:t>mech</w:t>
+      </w:r>
+      <w:proofErr w:type="spellEnd"/>
     </w:p>
     <w:p>
       <w:pPr>
@@ -3204,8 +3230,16 @@
         <w:rPr>
           <w:lang w:val="en-US"/>
         </w:rPr>
-        <w:t>Idea Intellj</w:t>
-      </w:r>
+        <w:t xml:space="preserve">Idea </w:t>
+      </w:r>
+      <w:proofErr w:type="spellStart"/>
+      <w:r>
+        <w:rPr>
+          <w:lang w:val="en-US"/>
+        </w:rPr>
+        <w:t>Intellj</w:t>
+      </w:r>
+      <w:proofErr w:type="spellEnd"/>
     </w:p>
     <w:p>
       <w:pPr>
@@ -3273,12 +3307,14 @@
           <w:lang w:val="en-US"/>
         </w:rPr>
       </w:pPr>
+      <w:proofErr w:type="spellStart"/>
       <w:r>
         <w:rPr>
           <w:lang w:val="en-US"/>
         </w:rPr>
         <w:t>YourName_SeleniumDemos</w:t>
       </w:r>
+      <w:proofErr w:type="spellEnd"/>
     </w:p>
     <w:p>
       <w:pPr>
@@ -3587,7 +3623,21 @@
         <w:rPr>
           <w:lang w:val="en-US"/>
         </w:rPr>
-        <w:t>Give the name to project (MyAutomationProject)</w:t>
+        <w:t>Give the name to project (</w:t>
+      </w:r>
+      <w:proofErr w:type="spellStart"/>
+      <w:r>
+        <w:rPr>
+          <w:lang w:val="en-US"/>
+        </w:rPr>
+        <w:t>MyAutomationProject</w:t>
+      </w:r>
+      <w:proofErr w:type="spellEnd"/>
+      <w:r>
+        <w:rPr>
+          <w:lang w:val="en-US"/>
+        </w:rPr>
+        <w:t>)</w:t>
       </w:r>
     </w:p>
     <w:p>
@@ -3697,7 +3747,21 @@
         <w:rPr>
           <w:lang w:val="en-US"/>
         </w:rPr>
-        <w:t xml:space="preserve"> Package (com.WebDriverDemos)</w:t>
+        <w:t xml:space="preserve"> Package (</w:t>
+      </w:r>
+      <w:proofErr w:type="spellStart"/>
+      <w:r>
+        <w:rPr>
+          <w:lang w:val="en-US"/>
+        </w:rPr>
+        <w:t>com.WebDriverDemos</w:t>
+      </w:r>
+      <w:proofErr w:type="spellEnd"/>
+      <w:r>
+        <w:rPr>
+          <w:lang w:val="en-US"/>
+        </w:rPr>
+        <w:t>)</w:t>
       </w:r>
     </w:p>
     <w:p>
@@ -3793,8 +3857,16 @@
         <w:rPr>
           <w:lang w:val="en-US"/>
         </w:rPr>
-        <w:t>Click on Classpath</w:t>
-      </w:r>
+        <w:t xml:space="preserve">Click on </w:t>
+      </w:r>
+      <w:proofErr w:type="spellStart"/>
+      <w:r>
+        <w:rPr>
+          <w:lang w:val="en-US"/>
+        </w:rPr>
+        <w:t>Classpath</w:t>
+      </w:r>
+      <w:proofErr w:type="spellEnd"/>
     </w:p>
     <w:p>
       <w:pPr>
@@ -3961,11 +4033,19 @@
           <w:lang w:val="en-US"/>
         </w:rPr>
       </w:pPr>
-      <w:r>
-        <w:rPr>
-          <w:lang w:val="en-US"/>
-        </w:rPr>
-        <w:t xml:space="preserve">get() </w:t>
+      <w:proofErr w:type="gramStart"/>
+      <w:r>
+        <w:rPr>
+          <w:lang w:val="en-US"/>
+        </w:rPr>
+        <w:t>get(</w:t>
+      </w:r>
+      <w:proofErr w:type="gramEnd"/>
+      <w:r>
+        <w:rPr>
+          <w:lang w:val="en-US"/>
+        </w:rPr>
+        <w:t xml:space="preserve">) </w:t>
       </w:r>
       <w:r>
         <w:rPr>
@@ -3991,11 +4071,27 @@
           <w:lang w:val="en-US"/>
         </w:rPr>
       </w:pPr>
-      <w:r>
-        <w:rPr>
-          <w:lang w:val="en-US"/>
-        </w:rPr>
-        <w:t xml:space="preserve">driver.manage().window().maximize() </w:t>
+      <w:proofErr w:type="spellStart"/>
+      <w:proofErr w:type="gramStart"/>
+      <w:r>
+        <w:rPr>
+          <w:lang w:val="en-US"/>
+        </w:rPr>
+        <w:t>driver.manage</w:t>
+      </w:r>
+      <w:proofErr w:type="spellEnd"/>
+      <w:r>
+        <w:rPr>
+          <w:lang w:val="en-US"/>
+        </w:rPr>
+        <w:t>(</w:t>
+      </w:r>
+      <w:proofErr w:type="gramEnd"/>
+      <w:r>
+        <w:rPr>
+          <w:lang w:val="en-US"/>
+        </w:rPr>
+        <w:t xml:space="preserve">).window().maximize() </w:t>
       </w:r>
       <w:r>
         <w:rPr>
@@ -4021,11 +4117,19 @@
           <w:lang w:val="en-US"/>
         </w:rPr>
       </w:pPr>
-      <w:r>
-        <w:rPr>
-          <w:lang w:val="en-US"/>
-        </w:rPr>
-        <w:t xml:space="preserve">close() </w:t>
+      <w:proofErr w:type="gramStart"/>
+      <w:r>
+        <w:rPr>
+          <w:lang w:val="en-US"/>
+        </w:rPr>
+        <w:t>close(</w:t>
+      </w:r>
+      <w:proofErr w:type="gramEnd"/>
+      <w:r>
+        <w:rPr>
+          <w:lang w:val="en-US"/>
+        </w:rPr>
+        <w:t xml:space="preserve">) </w:t>
       </w:r>
       <w:r>
         <w:rPr>
@@ -4051,11 +4155,19 @@
           <w:lang w:val="en-US"/>
         </w:rPr>
       </w:pPr>
-      <w:r>
-        <w:rPr>
-          <w:lang w:val="en-US"/>
-        </w:rPr>
-        <w:t xml:space="preserve">getTitle() </w:t>
+      <w:proofErr w:type="gramStart"/>
+      <w:r>
+        <w:rPr>
+          <w:lang w:val="en-US"/>
+        </w:rPr>
+        <w:t>getTitle(</w:t>
+      </w:r>
+      <w:proofErr w:type="gramEnd"/>
+      <w:r>
+        <w:rPr>
+          <w:lang w:val="en-US"/>
+        </w:rPr>
+        <w:t xml:space="preserve">) </w:t>
       </w:r>
       <w:r>
         <w:rPr>
@@ -4087,11 +4199,19 @@
           <w:lang w:val="en-US"/>
         </w:rPr>
       </w:pPr>
-      <w:r>
-        <w:rPr>
-          <w:lang w:val="en-US"/>
-        </w:rPr>
-        <w:t xml:space="preserve">getCurrentUrl() </w:t>
+      <w:proofErr w:type="gramStart"/>
+      <w:r>
+        <w:rPr>
+          <w:lang w:val="en-US"/>
+        </w:rPr>
+        <w:t>getCurrentUrl(</w:t>
+      </w:r>
+      <w:proofErr w:type="gramEnd"/>
+      <w:r>
+        <w:rPr>
+          <w:lang w:val="en-US"/>
+        </w:rPr>
+        <w:t xml:space="preserve">) </w:t>
       </w:r>
       <w:r>
         <w:rPr>
@@ -4117,11 +4237,19 @@
           <w:lang w:val="en-US"/>
         </w:rPr>
       </w:pPr>
-      <w:r>
-        <w:rPr>
-          <w:lang w:val="en-US"/>
-        </w:rPr>
-        <w:t xml:space="preserve">findElement() </w:t>
+      <w:proofErr w:type="gramStart"/>
+      <w:r>
+        <w:rPr>
+          <w:lang w:val="en-US"/>
+        </w:rPr>
+        <w:t>findElement(</w:t>
+      </w:r>
+      <w:proofErr w:type="gramEnd"/>
+      <w:r>
+        <w:rPr>
+          <w:lang w:val="en-US"/>
+        </w:rPr>
+        <w:t xml:space="preserve">) </w:t>
       </w:r>
       <w:r>
         <w:rPr>
@@ -4171,11 +4299,19 @@
           <w:lang w:val="en-US"/>
         </w:rPr>
       </w:pPr>
-      <w:r>
-        <w:rPr>
-          <w:lang w:val="en-US"/>
-        </w:rPr>
-        <w:t xml:space="preserve">findElements() </w:t>
+      <w:proofErr w:type="gramStart"/>
+      <w:r>
+        <w:rPr>
+          <w:lang w:val="en-US"/>
+        </w:rPr>
+        <w:t>findElements(</w:t>
+      </w:r>
+      <w:proofErr w:type="gramEnd"/>
+      <w:r>
+        <w:rPr>
+          <w:lang w:val="en-US"/>
+        </w:rPr>
+        <w:t xml:space="preserve">) </w:t>
       </w:r>
       <w:r>
         <w:rPr>
@@ -4237,11 +4373,19 @@
           <w:lang w:val="en-US"/>
         </w:rPr>
       </w:pPr>
-      <w:r>
-        <w:rPr>
-          <w:lang w:val="en-US"/>
-        </w:rPr>
-        <w:t xml:space="preserve">quit() </w:t>
+      <w:proofErr w:type="gramStart"/>
+      <w:r>
+        <w:rPr>
+          <w:lang w:val="en-US"/>
+        </w:rPr>
+        <w:t>quit(</w:t>
+      </w:r>
+      <w:proofErr w:type="gramEnd"/>
+      <w:r>
+        <w:rPr>
+          <w:lang w:val="en-US"/>
+        </w:rPr>
+        <w:t xml:space="preserve">) </w:t>
       </w:r>
       <w:r>
         <w:rPr>
@@ -4447,8 +4591,6 @@
         </w:rPr>
         <w:t>The control may be inside frame or shadow root.</w:t>
       </w:r>
-      <w:bookmarkStart w:id="0" w:name="_GoBack"/>
-      <w:bookmarkEnd w:id="0"/>
     </w:p>
     <w:p>
       <w:pPr>
@@ -4828,11 +4970,19 @@
           <w:lang w:val="en-US"/>
         </w:rPr>
       </w:pPr>
-      <w:r>
-        <w:rPr>
-          <w:lang w:val="en-US"/>
-        </w:rPr>
-        <w:t xml:space="preserve">sendKeys() </w:t>
+      <w:proofErr w:type="gramStart"/>
+      <w:r>
+        <w:rPr>
+          <w:lang w:val="en-US"/>
+        </w:rPr>
+        <w:t>sendKeys(</w:t>
+      </w:r>
+      <w:proofErr w:type="gramEnd"/>
+      <w:r>
+        <w:rPr>
+          <w:lang w:val="en-US"/>
+        </w:rPr>
+        <w:t xml:space="preserve">) </w:t>
       </w:r>
       <w:r>
         <w:rPr>
@@ -4870,11 +5020,19 @@
           <w:lang w:val="en-US"/>
         </w:rPr>
       </w:pPr>
-      <w:r>
-        <w:rPr>
-          <w:lang w:val="en-US"/>
-        </w:rPr>
-        <w:t xml:space="preserve">click() </w:t>
+      <w:proofErr w:type="gramStart"/>
+      <w:r>
+        <w:rPr>
+          <w:lang w:val="en-US"/>
+        </w:rPr>
+        <w:t>click(</w:t>
+      </w:r>
+      <w:proofErr w:type="gramEnd"/>
+      <w:r>
+        <w:rPr>
+          <w:lang w:val="en-US"/>
+        </w:rPr>
+        <w:t xml:space="preserve">) </w:t>
       </w:r>
       <w:r>
         <w:rPr>
@@ -4906,11 +5064,19 @@
           <w:lang w:val="en-US"/>
         </w:rPr>
       </w:pPr>
-      <w:r>
-        <w:rPr>
-          <w:lang w:val="en-US"/>
-        </w:rPr>
-        <w:t xml:space="preserve">getText() </w:t>
+      <w:proofErr w:type="gramStart"/>
+      <w:r>
+        <w:rPr>
+          <w:lang w:val="en-US"/>
+        </w:rPr>
+        <w:t>getText(</w:t>
+      </w:r>
+      <w:proofErr w:type="gramEnd"/>
+      <w:r>
+        <w:rPr>
+          <w:lang w:val="en-US"/>
+        </w:rPr>
+        <w:t xml:space="preserve">) </w:t>
       </w:r>
       <w:r>
         <w:rPr>
@@ -4936,11 +5102,19 @@
           <w:lang w:val="en-US"/>
         </w:rPr>
       </w:pPr>
-      <w:r>
-        <w:rPr>
-          <w:lang w:val="en-US"/>
-        </w:rPr>
-        <w:t xml:space="preserve">isSelected() </w:t>
+      <w:proofErr w:type="gramStart"/>
+      <w:r>
+        <w:rPr>
+          <w:lang w:val="en-US"/>
+        </w:rPr>
+        <w:t>isSelected(</w:t>
+      </w:r>
+      <w:proofErr w:type="gramEnd"/>
+      <w:r>
+        <w:rPr>
+          <w:lang w:val="en-US"/>
+        </w:rPr>
+        <w:t xml:space="preserve">) </w:t>
       </w:r>
       <w:r>
         <w:rPr>
@@ -4966,11 +5140,19 @@
           <w:lang w:val="en-US"/>
         </w:rPr>
       </w:pPr>
-      <w:r>
-        <w:rPr>
-          <w:lang w:val="en-US"/>
-        </w:rPr>
-        <w:t xml:space="preserve">isEnabled() </w:t>
+      <w:proofErr w:type="gramStart"/>
+      <w:r>
+        <w:rPr>
+          <w:lang w:val="en-US"/>
+        </w:rPr>
+        <w:t>isEnabled(</w:t>
+      </w:r>
+      <w:proofErr w:type="gramEnd"/>
+      <w:r>
+        <w:rPr>
+          <w:lang w:val="en-US"/>
+        </w:rPr>
+        <w:t xml:space="preserve">) </w:t>
       </w:r>
       <w:r>
         <w:rPr>
@@ -5107,7 +5289,21 @@
         <w:rPr>
           <w:lang w:val="en-US"/>
         </w:rPr>
-        <w:t>data-testid="royal-email"]</w:t>
+        <w:t>data-</w:t>
+      </w:r>
+      <w:proofErr w:type="spellStart"/>
+      <w:r>
+        <w:rPr>
+          <w:lang w:val="en-US"/>
+        </w:rPr>
+        <w:t>testid</w:t>
+      </w:r>
+      <w:proofErr w:type="spellEnd"/>
+      <w:r>
+        <w:rPr>
+          <w:lang w:val="en-US"/>
+        </w:rPr>
+        <w:t>="royal-email"]</w:t>
       </w:r>
     </w:p>
     <w:p>
@@ -5534,11 +5730,19 @@
           <w:lang w:val="en-US"/>
         </w:rPr>
       </w:pPr>
-      <w:r>
-        <w:rPr>
-          <w:lang w:val="en-US"/>
-        </w:rPr>
-        <w:t xml:space="preserve">getFirstSelectedOption() </w:t>
+      <w:proofErr w:type="gramStart"/>
+      <w:r>
+        <w:rPr>
+          <w:lang w:val="en-US"/>
+        </w:rPr>
+        <w:t>getFirstSelectedOption(</w:t>
+      </w:r>
+      <w:proofErr w:type="gramEnd"/>
+      <w:r>
+        <w:rPr>
+          <w:lang w:val="en-US"/>
+        </w:rPr>
+        <w:t xml:space="preserve">) </w:t>
       </w:r>
       <w:r>
         <w:rPr>
@@ -5564,11 +5768,19 @@
           <w:lang w:val="en-US"/>
         </w:rPr>
       </w:pPr>
-      <w:r>
-        <w:rPr>
-          <w:lang w:val="en-US"/>
-        </w:rPr>
-        <w:t xml:space="preserve">getOptions() </w:t>
+      <w:proofErr w:type="gramStart"/>
+      <w:r>
+        <w:rPr>
+          <w:lang w:val="en-US"/>
+        </w:rPr>
+        <w:t>getOptions(</w:t>
+      </w:r>
+      <w:proofErr w:type="gramEnd"/>
+      <w:r>
+        <w:rPr>
+          <w:lang w:val="en-US"/>
+        </w:rPr>
+        <w:t xml:space="preserve">) </w:t>
       </w:r>
       <w:r>
         <w:rPr>
@@ -5666,11 +5878,19 @@
           <w:lang w:val="en-US"/>
         </w:rPr>
       </w:pPr>
-      <w:r>
-        <w:rPr>
-          <w:lang w:val="en-US"/>
-        </w:rPr>
-        <w:t xml:space="preserve">getAllSelectedOptions() </w:t>
+      <w:proofErr w:type="gramStart"/>
+      <w:r>
+        <w:rPr>
+          <w:lang w:val="en-US"/>
+        </w:rPr>
+        <w:t>getAllSelectedOptions(</w:t>
+      </w:r>
+      <w:proofErr w:type="gramEnd"/>
+      <w:r>
+        <w:rPr>
+          <w:lang w:val="en-US"/>
+        </w:rPr>
+        <w:t xml:space="preserve">) </w:t>
       </w:r>
       <w:r>
         <w:rPr>
@@ -5708,11 +5928,19 @@
           <w:lang w:val="en-US"/>
         </w:rPr>
       </w:pPr>
-      <w:r>
-        <w:rPr>
-          <w:lang w:val="en-US"/>
-        </w:rPr>
-        <w:t xml:space="preserve">isMultiple() </w:t>
+      <w:proofErr w:type="gramStart"/>
+      <w:r>
+        <w:rPr>
+          <w:lang w:val="en-US"/>
+        </w:rPr>
+        <w:t>isMultiple(</w:t>
+      </w:r>
+      <w:proofErr w:type="gramEnd"/>
+      <w:r>
+        <w:rPr>
+          <w:lang w:val="en-US"/>
+        </w:rPr>
+        <w:t xml:space="preserve">) </w:t>
       </w:r>
       <w:r>
         <w:rPr>
@@ -5878,11 +6106,27 @@
           <w:lang w:val="en-US"/>
         </w:rPr>
       </w:pPr>
-      <w:r>
-        <w:rPr>
-          <w:lang w:val="en-US"/>
-        </w:rPr>
-        <w:t>Thread.sleep()</w:t>
+      <w:proofErr w:type="spellStart"/>
+      <w:proofErr w:type="gramStart"/>
+      <w:r>
+        <w:rPr>
+          <w:lang w:val="en-US"/>
+        </w:rPr>
+        <w:t>Thread.sleep</w:t>
+      </w:r>
+      <w:proofErr w:type="spellEnd"/>
+      <w:r>
+        <w:rPr>
+          <w:lang w:val="en-US"/>
+        </w:rPr>
+        <w:t>(</w:t>
+      </w:r>
+      <w:proofErr w:type="gramEnd"/>
+      <w:r>
+        <w:rPr>
+          <w:lang w:val="en-US"/>
+        </w:rPr>
+        <w:t>)</w:t>
       </w:r>
       <w:r>
         <w:rPr>
@@ -6197,7 +6441,20 @@
           <w:lang w:val="en-US"/>
         </w:rPr>
         <w:br/>
-        <w:t xml:space="preserve">i </w:t>
+      </w:r>
+      <w:proofErr w:type="spellStart"/>
+      <w:r>
+        <w:rPr>
+          <w:lang w:val="en-US"/>
+        </w:rPr>
+        <w:t>i</w:t>
+      </w:r>
+      <w:proofErr w:type="spellEnd"/>
+      <w:r>
+        <w:rPr>
+          <w:lang w:val="en-US"/>
+        </w:rPr>
+        <w:t xml:space="preserve"> </w:t>
       </w:r>
       <w:r>
         <w:rPr>
@@ -6581,7 +6838,21 @@
         <w:rPr>
           <w:lang w:val="en-US"/>
         </w:rPr>
-        <w:t>You can not perform any operation on the page if alert is present</w:t>
+        <w:t xml:space="preserve">You </w:t>
+      </w:r>
+      <w:proofErr w:type="spellStart"/>
+      <w:r>
+        <w:rPr>
+          <w:lang w:val="en-US"/>
+        </w:rPr>
+        <w:t>can not</w:t>
+      </w:r>
+      <w:proofErr w:type="spellEnd"/>
+      <w:r>
+        <w:rPr>
+          <w:lang w:val="en-US"/>
+        </w:rPr>
+        <w:t xml:space="preserve"> perform any operation on the page if alert is present</w:t>
       </w:r>
     </w:p>
     <w:p>
@@ -6636,11 +6907,19 @@
           <w:lang w:val="en-US"/>
         </w:rPr>
       </w:pPr>
-      <w:r>
-        <w:rPr>
-          <w:lang w:val="en-US"/>
-        </w:rPr>
-        <w:t xml:space="preserve">switchTo().alert() </w:t>
+      <w:proofErr w:type="spellStart"/>
+      <w:r>
+        <w:rPr>
+          <w:lang w:val="en-US"/>
+        </w:rPr>
+        <w:t>switchTo</w:t>
+      </w:r>
+      <w:proofErr w:type="spellEnd"/>
+      <w:r>
+        <w:rPr>
+          <w:lang w:val="en-US"/>
+        </w:rPr>
+        <w:t xml:space="preserve">().alert() </w:t>
       </w:r>
       <w:r>
         <w:rPr>
@@ -6666,11 +6945,19 @@
           <w:lang w:val="en-US"/>
         </w:rPr>
       </w:pPr>
-      <w:r>
-        <w:rPr>
-          <w:lang w:val="en-US"/>
-        </w:rPr>
-        <w:t xml:space="preserve">getText() </w:t>
+      <w:proofErr w:type="gramStart"/>
+      <w:r>
+        <w:rPr>
+          <w:lang w:val="en-US"/>
+        </w:rPr>
+        <w:t>getText(</w:t>
+      </w:r>
+      <w:proofErr w:type="gramEnd"/>
+      <w:r>
+        <w:rPr>
+          <w:lang w:val="en-US"/>
+        </w:rPr>
+        <w:t xml:space="preserve">) </w:t>
       </w:r>
       <w:r>
         <w:rPr>
@@ -6696,11 +6983,19 @@
           <w:lang w:val="en-US"/>
         </w:rPr>
       </w:pPr>
-      <w:r>
-        <w:rPr>
-          <w:lang w:val="en-US"/>
-        </w:rPr>
-        <w:t xml:space="preserve">accept() </w:t>
+      <w:proofErr w:type="gramStart"/>
+      <w:r>
+        <w:rPr>
+          <w:lang w:val="en-US"/>
+        </w:rPr>
+        <w:t>accept(</w:t>
+      </w:r>
+      <w:proofErr w:type="gramEnd"/>
+      <w:r>
+        <w:rPr>
+          <w:lang w:val="en-US"/>
+        </w:rPr>
+        <w:t xml:space="preserve">) </w:t>
       </w:r>
       <w:r>
         <w:rPr>
@@ -6726,12 +7021,20 @@
           <w:lang w:val="en-US"/>
         </w:rPr>
       </w:pPr>
+      <w:proofErr w:type="gramStart"/>
       <w:r>
         <w:rPr>
           <w:lang w:val="en-US"/>
         </w:rPr>
         <w:lastRenderedPageBreak/>
-        <w:t xml:space="preserve">dismiss() </w:t>
+        <w:t>dismiss(</w:t>
+      </w:r>
+      <w:proofErr w:type="gramEnd"/>
+      <w:r>
+        <w:rPr>
+          <w:lang w:val="en-US"/>
+        </w:rPr>
+        <w:t xml:space="preserve">) </w:t>
       </w:r>
       <w:r>
         <w:rPr>
@@ -6900,6 +7203,599 @@
           <w:lang w:val="en-US"/>
         </w:rPr>
       </w:pPr>
+      <w:r>
+        <w:rPr>
+          <w:lang w:val="en-US"/>
+        </w:rPr>
+        <w:br w:type="page"/>
+      </w:r>
+    </w:p>
+    <w:p>
+      <w:pPr>
+        <w:rPr>
+          <w:b/>
+          <w:bCs/>
+          <w:lang w:val="en-US"/>
+        </w:rPr>
+      </w:pPr>
+      <w:r>
+        <w:rPr>
+          <w:b/>
+          <w:bCs/>
+          <w:lang w:val="en-US"/>
+        </w:rPr>
+        <w:lastRenderedPageBreak/>
+        <w:t>TestNG (Test Next Generation)</w:t>
+      </w:r>
+    </w:p>
+    <w:p>
+      <w:pPr>
+        <w:rPr>
+          <w:lang w:val="en-US"/>
+        </w:rPr>
+      </w:pPr>
+      <w:r>
+        <w:rPr>
+          <w:lang w:val="en-US"/>
+        </w:rPr>
+        <w:t>It is testing framework.</w:t>
+      </w:r>
+    </w:p>
+    <w:p>
+      <w:pPr>
+        <w:rPr>
+          <w:b/>
+          <w:bCs/>
+          <w:lang w:val="en-US"/>
+        </w:rPr>
+      </w:pPr>
+      <w:r>
+        <w:rPr>
+          <w:b/>
+          <w:bCs/>
+          <w:lang w:val="en-US"/>
+        </w:rPr>
+        <w:t>Framework: These are rules, guidelines for making your automation testing more easily.</w:t>
+      </w:r>
+    </w:p>
+    <w:p>
+      <w:pPr>
+        <w:rPr>
+          <w:b/>
+          <w:bCs/>
+          <w:lang w:val="en-US"/>
+        </w:rPr>
+      </w:pPr>
+      <w:r>
+        <w:rPr>
+          <w:b/>
+          <w:bCs/>
+          <w:lang w:val="en-US"/>
+        </w:rPr>
+        <w:t>Advantages of TestNG</w:t>
+      </w:r>
+    </w:p>
+    <w:p>
+      <w:pPr>
+        <w:rPr>
+          <w:b/>
+          <w:bCs/>
+          <w:lang w:val="en-US"/>
+        </w:rPr>
+      </w:pPr>
+    </w:p>
+    <w:p>
+      <w:pPr>
+        <w:pStyle w:val="ListParagraph"/>
+        <w:numPr>
+          <w:ilvl w:val="0"/>
+          <w:numId w:val="31"/>
+        </w:numPr>
+        <w:rPr>
+          <w:lang w:val="en-US"/>
+        </w:rPr>
+      </w:pPr>
+      <w:r>
+        <w:rPr>
+          <w:lang w:val="en-US"/>
+        </w:rPr>
+        <w:t>Collection of multiple tests</w:t>
+      </w:r>
+    </w:p>
+    <w:p>
+      <w:pPr>
+        <w:pStyle w:val="ListParagraph"/>
+        <w:numPr>
+          <w:ilvl w:val="0"/>
+          <w:numId w:val="31"/>
+        </w:numPr>
+        <w:rPr>
+          <w:lang w:val="en-US"/>
+        </w:rPr>
+      </w:pPr>
+      <w:r>
+        <w:rPr>
+          <w:lang w:val="en-US"/>
+        </w:rPr>
+        <w:t>Allows to set priority to tests</w:t>
+      </w:r>
+    </w:p>
+    <w:p>
+      <w:pPr>
+        <w:pStyle w:val="ListParagraph"/>
+        <w:numPr>
+          <w:ilvl w:val="0"/>
+          <w:numId w:val="31"/>
+        </w:numPr>
+        <w:rPr>
+          <w:lang w:val="en-US"/>
+        </w:rPr>
+      </w:pPr>
+      <w:r>
+        <w:rPr>
+          <w:lang w:val="en-US"/>
+        </w:rPr>
+        <w:t xml:space="preserve">Reduces the script </w:t>
+      </w:r>
+    </w:p>
+    <w:p>
+      <w:pPr>
+        <w:pStyle w:val="ListParagraph"/>
+        <w:numPr>
+          <w:ilvl w:val="0"/>
+          <w:numId w:val="31"/>
+        </w:numPr>
+        <w:rPr>
+          <w:lang w:val="en-US"/>
+        </w:rPr>
+      </w:pPr>
+      <w:r>
+        <w:rPr>
+          <w:lang w:val="en-US"/>
+        </w:rPr>
+        <w:t>Avoid repetitions</w:t>
+      </w:r>
+    </w:p>
+    <w:p>
+      <w:pPr>
+        <w:pStyle w:val="ListParagraph"/>
+        <w:numPr>
+          <w:ilvl w:val="0"/>
+          <w:numId w:val="31"/>
+        </w:numPr>
+        <w:rPr>
+          <w:lang w:val="en-US"/>
+        </w:rPr>
+      </w:pPr>
+      <w:r>
+        <w:rPr>
+          <w:lang w:val="en-US"/>
+        </w:rPr>
+        <w:t>Automated report</w:t>
+      </w:r>
+    </w:p>
+    <w:p>
+      <w:pPr>
+        <w:pStyle w:val="ListParagraph"/>
+        <w:numPr>
+          <w:ilvl w:val="1"/>
+          <w:numId w:val="31"/>
+        </w:numPr>
+        <w:rPr>
+          <w:lang w:val="en-US"/>
+        </w:rPr>
+      </w:pPr>
+      <w:r>
+        <w:rPr>
+          <w:lang w:val="en-US"/>
+        </w:rPr>
+        <w:t>Normal report</w:t>
+      </w:r>
+    </w:p>
+    <w:p>
+      <w:pPr>
+        <w:pStyle w:val="ListParagraph"/>
+        <w:numPr>
+          <w:ilvl w:val="1"/>
+          <w:numId w:val="31"/>
+        </w:numPr>
+        <w:rPr>
+          <w:lang w:val="en-US"/>
+        </w:rPr>
+      </w:pPr>
+      <w:r>
+        <w:rPr>
+          <w:lang w:val="en-US"/>
+        </w:rPr>
+        <w:t>HTML report</w:t>
+      </w:r>
+    </w:p>
+    <w:p>
+      <w:pPr>
+        <w:pStyle w:val="ListParagraph"/>
+        <w:numPr>
+          <w:ilvl w:val="0"/>
+          <w:numId w:val="31"/>
+        </w:numPr>
+        <w:rPr>
+          <w:lang w:val="en-US"/>
+        </w:rPr>
+      </w:pPr>
+      <w:r>
+        <w:rPr>
+          <w:lang w:val="en-US"/>
+        </w:rPr>
+        <w:t>Using annotations</w:t>
+      </w:r>
+    </w:p>
+    <w:p>
+      <w:pPr>
+        <w:pStyle w:val="ListParagraph"/>
+        <w:numPr>
+          <w:ilvl w:val="1"/>
+          <w:numId w:val="31"/>
+        </w:numPr>
+        <w:rPr>
+          <w:lang w:val="en-US"/>
+        </w:rPr>
+      </w:pPr>
+      <w:r>
+        <w:rPr>
+          <w:lang w:val="en-US"/>
+        </w:rPr>
+        <w:t>@Test</w:t>
+      </w:r>
+    </w:p>
+    <w:p>
+      <w:pPr>
+        <w:pStyle w:val="ListParagraph"/>
+        <w:numPr>
+          <w:ilvl w:val="1"/>
+          <w:numId w:val="31"/>
+        </w:numPr>
+        <w:rPr>
+          <w:lang w:val="en-US"/>
+        </w:rPr>
+      </w:pPr>
+      <w:r>
+        <w:rPr>
+          <w:lang w:val="en-US"/>
+        </w:rPr>
+        <w:t>@BeforeTest</w:t>
+      </w:r>
+    </w:p>
+    <w:p>
+      <w:pPr>
+        <w:pStyle w:val="ListParagraph"/>
+        <w:numPr>
+          <w:ilvl w:val="1"/>
+          <w:numId w:val="31"/>
+        </w:numPr>
+        <w:rPr>
+          <w:lang w:val="en-US"/>
+        </w:rPr>
+      </w:pPr>
+      <w:r>
+        <w:rPr>
+          <w:lang w:val="en-US"/>
+        </w:rPr>
+        <w:t>@AfterTest</w:t>
+      </w:r>
+    </w:p>
+    <w:p>
+      <w:pPr>
+        <w:pStyle w:val="ListParagraph"/>
+        <w:numPr>
+          <w:ilvl w:val="1"/>
+          <w:numId w:val="31"/>
+        </w:numPr>
+        <w:rPr>
+          <w:lang w:val="en-US"/>
+        </w:rPr>
+      </w:pPr>
+      <w:r>
+        <w:rPr>
+          <w:lang w:val="en-US"/>
+        </w:rPr>
+        <w:t>@BeforeMethod</w:t>
+      </w:r>
+    </w:p>
+    <w:p>
+      <w:pPr>
+        <w:pStyle w:val="ListParagraph"/>
+        <w:numPr>
+          <w:ilvl w:val="1"/>
+          <w:numId w:val="31"/>
+        </w:numPr>
+        <w:rPr>
+          <w:lang w:val="en-US"/>
+        </w:rPr>
+      </w:pPr>
+      <w:r>
+        <w:rPr>
+          <w:lang w:val="en-US"/>
+        </w:rPr>
+        <w:t>@AfterMethod</w:t>
+      </w:r>
+    </w:p>
+    <w:p>
+      <w:pPr>
+        <w:pStyle w:val="ListParagraph"/>
+        <w:numPr>
+          <w:ilvl w:val="1"/>
+          <w:numId w:val="31"/>
+        </w:numPr>
+        <w:rPr>
+          <w:lang w:val="en-US"/>
+        </w:rPr>
+      </w:pPr>
+      <w:r>
+        <w:rPr>
+          <w:lang w:val="en-US"/>
+        </w:rPr>
+        <w:t>@DataProvider</w:t>
+      </w:r>
+    </w:p>
+    <w:p>
+      <w:pPr>
+        <w:pStyle w:val="ListParagraph"/>
+        <w:numPr>
+          <w:ilvl w:val="1"/>
+          <w:numId w:val="31"/>
+        </w:numPr>
+        <w:rPr>
+          <w:lang w:val="en-US"/>
+        </w:rPr>
+      </w:pPr>
+      <w:r>
+        <w:rPr>
+          <w:lang w:val="en-US"/>
+        </w:rPr>
+        <w:t>@BeforeClass</w:t>
+      </w:r>
+    </w:p>
+    <w:p>
+      <w:pPr>
+        <w:pStyle w:val="ListParagraph"/>
+        <w:numPr>
+          <w:ilvl w:val="1"/>
+          <w:numId w:val="31"/>
+        </w:numPr>
+        <w:rPr>
+          <w:lang w:val="en-US"/>
+        </w:rPr>
+      </w:pPr>
+      <w:r>
+        <w:rPr>
+          <w:lang w:val="en-US"/>
+        </w:rPr>
+        <w:t>@AfterClass</w:t>
+      </w:r>
+    </w:p>
+    <w:p>
+      <w:pPr>
+        <w:pStyle w:val="ListParagraph"/>
+        <w:numPr>
+          <w:ilvl w:val="1"/>
+          <w:numId w:val="31"/>
+        </w:numPr>
+        <w:rPr>
+          <w:lang w:val="en-US"/>
+        </w:rPr>
+      </w:pPr>
+      <w:r>
+        <w:rPr>
+          <w:lang w:val="en-US"/>
+        </w:rPr>
+        <w:t>@Parameters</w:t>
+      </w:r>
+    </w:p>
+    <w:p>
+      <w:pPr>
+        <w:pStyle w:val="ListParagraph"/>
+        <w:numPr>
+          <w:ilvl w:val="0"/>
+          <w:numId w:val="31"/>
+        </w:numPr>
+        <w:rPr>
+          <w:lang w:val="en-US"/>
+        </w:rPr>
+      </w:pPr>
+      <w:r>
+        <w:rPr>
+          <w:lang w:val="en-US"/>
+        </w:rPr>
+        <w:t>Data driven testing</w:t>
+      </w:r>
+    </w:p>
+    <w:p>
+      <w:pPr>
+        <w:pStyle w:val="ListParagraph"/>
+        <w:numPr>
+          <w:ilvl w:val="0"/>
+          <w:numId w:val="31"/>
+        </w:numPr>
+        <w:rPr>
+          <w:lang w:val="en-US"/>
+        </w:rPr>
+      </w:pPr>
+      <w:r>
+        <w:rPr>
+          <w:lang w:val="en-US"/>
+        </w:rPr>
+        <w:t>Allows parameterization</w:t>
+      </w:r>
+    </w:p>
+    <w:p>
+      <w:pPr>
+        <w:pStyle w:val="ListParagraph"/>
+        <w:numPr>
+          <w:ilvl w:val="0"/>
+          <w:numId w:val="31"/>
+        </w:numPr>
+        <w:rPr>
+          <w:lang w:val="en-US"/>
+        </w:rPr>
+      </w:pPr>
+      <w:r>
+        <w:rPr>
+          <w:lang w:val="en-US"/>
+        </w:rPr>
+        <w:t>Allows to execute or skip single / multiple tests</w:t>
+      </w:r>
+    </w:p>
+    <w:p>
+      <w:pPr>
+        <w:pStyle w:val="ListParagraph"/>
+        <w:numPr>
+          <w:ilvl w:val="0"/>
+          <w:numId w:val="31"/>
+        </w:numPr>
+        <w:rPr>
+          <w:lang w:val="en-US"/>
+        </w:rPr>
+      </w:pPr>
+      <w:r>
+        <w:rPr>
+          <w:lang w:val="en-US"/>
+        </w:rPr>
+        <w:t>Allows to execute or skip tests in groups</w:t>
+      </w:r>
+    </w:p>
+    <w:p>
+      <w:pPr>
+        <w:pStyle w:val="ListParagraph"/>
+        <w:numPr>
+          <w:ilvl w:val="0"/>
+          <w:numId w:val="31"/>
+        </w:numPr>
+        <w:rPr>
+          <w:lang w:val="en-US"/>
+        </w:rPr>
+      </w:pPr>
+      <w:r>
+        <w:rPr>
+          <w:lang w:val="en-US"/>
+        </w:rPr>
+        <w:t>Allows configuring different types of framework</w:t>
+      </w:r>
+    </w:p>
+    <w:p>
+      <w:pPr>
+        <w:pStyle w:val="ListParagraph"/>
+        <w:numPr>
+          <w:ilvl w:val="1"/>
+          <w:numId w:val="31"/>
+        </w:numPr>
+        <w:rPr>
+          <w:lang w:val="en-US"/>
+        </w:rPr>
+      </w:pPr>
+      <w:r>
+        <w:rPr>
+          <w:lang w:val="en-US"/>
+        </w:rPr>
+        <w:t>Linear Framework</w:t>
+      </w:r>
+    </w:p>
+    <w:p>
+      <w:pPr>
+        <w:pStyle w:val="ListParagraph"/>
+        <w:numPr>
+          <w:ilvl w:val="1"/>
+          <w:numId w:val="31"/>
+        </w:numPr>
+        <w:rPr>
+          <w:lang w:val="en-US"/>
+        </w:rPr>
+      </w:pPr>
+      <w:r>
+        <w:rPr>
+          <w:lang w:val="en-US"/>
+        </w:rPr>
+        <w:t>Modular Framework</w:t>
+      </w:r>
+    </w:p>
+    <w:p>
+      <w:pPr>
+        <w:pStyle w:val="ListParagraph"/>
+        <w:numPr>
+          <w:ilvl w:val="1"/>
+          <w:numId w:val="31"/>
+        </w:numPr>
+        <w:rPr>
+          <w:lang w:val="en-US"/>
+        </w:rPr>
+      </w:pPr>
+      <w:r>
+        <w:rPr>
+          <w:lang w:val="en-US"/>
+        </w:rPr>
+        <w:t>Keyword Driven Framework</w:t>
+      </w:r>
+    </w:p>
+    <w:p>
+      <w:pPr>
+        <w:pStyle w:val="ListParagraph"/>
+        <w:numPr>
+          <w:ilvl w:val="1"/>
+          <w:numId w:val="31"/>
+        </w:numPr>
+        <w:rPr>
+          <w:lang w:val="en-US"/>
+        </w:rPr>
+      </w:pPr>
+      <w:r>
+        <w:rPr>
+          <w:lang w:val="en-US"/>
+        </w:rPr>
+        <w:t>Page Object Model</w:t>
+      </w:r>
+    </w:p>
+    <w:p>
+      <w:pPr>
+        <w:pStyle w:val="ListParagraph"/>
+        <w:numPr>
+          <w:ilvl w:val="1"/>
+          <w:numId w:val="31"/>
+        </w:numPr>
+        <w:rPr>
+          <w:lang w:val="en-US"/>
+        </w:rPr>
+      </w:pPr>
+      <w:r>
+        <w:rPr>
+          <w:lang w:val="en-US"/>
+        </w:rPr>
+        <w:t>Data Driven Framework</w:t>
+      </w:r>
+    </w:p>
+    <w:p>
+      <w:pPr>
+        <w:pStyle w:val="ListParagraph"/>
+        <w:numPr>
+          <w:ilvl w:val="1"/>
+          <w:numId w:val="31"/>
+        </w:numPr>
+        <w:rPr>
+          <w:lang w:val="en-US"/>
+        </w:rPr>
+      </w:pPr>
+      <w:r>
+        <w:rPr>
+          <w:lang w:val="en-US"/>
+        </w:rPr>
+        <w:t>Hybrid Framework</w:t>
+      </w:r>
+    </w:p>
+    <w:p>
+      <w:pPr>
+        <w:rPr>
+          <w:lang w:val="en-US"/>
+        </w:rPr>
+      </w:pPr>
+      <w:bookmarkStart w:id="0" w:name="_GoBack"/>
+      <w:bookmarkEnd w:id="0"/>
     </w:p>
     <w:sectPr>
       <w:pgSz w:w="11906" w:h="16838"/>
@@ -7894,6 +8790,92 @@
     </w:lvl>
   </w:abstractNum>
   <w:abstractNum w:abstractNumId="10">
+    <w:nsid w:val="2578294E"/>
+    <w:multiLevelType w:val="hybridMultilevel"/>
+    <w:tmpl w:val="98103AE6"/>
+    <w:lvl w:ilvl="0" w:tplc="4009000F">
+      <w:start w:val="1"/>
+      <w:numFmt w:val="decimal"/>
+      <w:lvlText w:val="%1."/>
+      <w:lvlJc w:val="left"/>
+      <w:pPr>
+        <w:ind w:left="720" w:hanging="360"/>
+      </w:pPr>
+    </w:lvl>
+    <w:lvl w:ilvl="1" w:tplc="40090019">
+      <w:start w:val="1"/>
+      <w:numFmt w:val="lowerLetter"/>
+      <w:lvlText w:val="%2."/>
+      <w:lvlJc w:val="left"/>
+      <w:pPr>
+        <w:ind w:left="1440" w:hanging="360"/>
+      </w:pPr>
+    </w:lvl>
+    <w:lvl w:ilvl="2" w:tplc="4009001B" w:tentative="1">
+      <w:start w:val="1"/>
+      <w:numFmt w:val="lowerRoman"/>
+      <w:lvlText w:val="%3."/>
+      <w:lvlJc w:val="right"/>
+      <w:pPr>
+        <w:ind w:left="2160" w:hanging="180"/>
+      </w:pPr>
+    </w:lvl>
+    <w:lvl w:ilvl="3" w:tplc="4009000F" w:tentative="1">
+      <w:start w:val="1"/>
+      <w:numFmt w:val="decimal"/>
+      <w:lvlText w:val="%4."/>
+      <w:lvlJc w:val="left"/>
+      <w:pPr>
+        <w:ind w:left="2880" w:hanging="360"/>
+      </w:pPr>
+    </w:lvl>
+    <w:lvl w:ilvl="4" w:tplc="40090019" w:tentative="1">
+      <w:start w:val="1"/>
+      <w:numFmt w:val="lowerLetter"/>
+      <w:lvlText w:val="%5."/>
+      <w:lvlJc w:val="left"/>
+      <w:pPr>
+        <w:ind w:left="3600" w:hanging="360"/>
+      </w:pPr>
+    </w:lvl>
+    <w:lvl w:ilvl="5" w:tplc="4009001B" w:tentative="1">
+      <w:start w:val="1"/>
+      <w:numFmt w:val="lowerRoman"/>
+      <w:lvlText w:val="%6."/>
+      <w:lvlJc w:val="right"/>
+      <w:pPr>
+        <w:ind w:left="4320" w:hanging="180"/>
+      </w:pPr>
+    </w:lvl>
+    <w:lvl w:ilvl="6" w:tplc="4009000F" w:tentative="1">
+      <w:start w:val="1"/>
+      <w:numFmt w:val="decimal"/>
+      <w:lvlText w:val="%7."/>
+      <w:lvlJc w:val="left"/>
+      <w:pPr>
+        <w:ind w:left="5040" w:hanging="360"/>
+      </w:pPr>
+    </w:lvl>
+    <w:lvl w:ilvl="7" w:tplc="40090019" w:tentative="1">
+      <w:start w:val="1"/>
+      <w:numFmt w:val="lowerLetter"/>
+      <w:lvlText w:val="%8."/>
+      <w:lvlJc w:val="left"/>
+      <w:pPr>
+        <w:ind w:left="5760" w:hanging="360"/>
+      </w:pPr>
+    </w:lvl>
+    <w:lvl w:ilvl="8" w:tplc="4009001B" w:tentative="1">
+      <w:start w:val="1"/>
+      <w:numFmt w:val="lowerRoman"/>
+      <w:lvlText w:val="%9."/>
+      <w:lvlJc w:val="right"/>
+      <w:pPr>
+        <w:ind w:left="6480" w:hanging="180"/>
+      </w:pPr>
+    </w:lvl>
+  </w:abstractNum>
+  <w:abstractNum w:abstractNumId="11">
     <w:nsid w:val="25AB391C"/>
     <w:multiLevelType w:val="hybridMultilevel"/>
     <w:tmpl w:val="A8B25F10"/>
@@ -7982,7 +8964,7 @@
       </w:pPr>
     </w:lvl>
   </w:abstractNum>
-  <w:abstractNum w:abstractNumId="11">
+  <w:abstractNum w:abstractNumId="12">
     <w:nsid w:val="2AAB2CAA"/>
     <w:multiLevelType w:val="hybridMultilevel"/>
     <w:tmpl w:val="19484F04"/>
@@ -8071,7 +9053,7 @@
       </w:pPr>
     </w:lvl>
   </w:abstractNum>
-  <w:abstractNum w:abstractNumId="12">
+  <w:abstractNum w:abstractNumId="13">
     <w:nsid w:val="309168F1"/>
     <w:multiLevelType w:val="hybridMultilevel"/>
     <w:tmpl w:val="680E6146"/>
@@ -8160,7 +9142,7 @@
       </w:pPr>
     </w:lvl>
   </w:abstractNum>
-  <w:abstractNum w:abstractNumId="13">
+  <w:abstractNum w:abstractNumId="14">
     <w:nsid w:val="39023112"/>
     <w:multiLevelType w:val="hybridMultilevel"/>
     <w:tmpl w:val="F48EB6B8"/>
@@ -8249,7 +9231,7 @@
       </w:pPr>
     </w:lvl>
   </w:abstractNum>
-  <w:abstractNum w:abstractNumId="14">
+  <w:abstractNum w:abstractNumId="15">
     <w:nsid w:val="3AB146E0"/>
     <w:multiLevelType w:val="hybridMultilevel"/>
     <w:tmpl w:val="8DA4565E"/>
@@ -8362,7 +9344,7 @@
       </w:rPr>
     </w:lvl>
   </w:abstractNum>
-  <w:abstractNum w:abstractNumId="15">
+  <w:abstractNum w:abstractNumId="16">
     <w:nsid w:val="3F921678"/>
     <w:multiLevelType w:val="hybridMultilevel"/>
     <w:tmpl w:val="221E44C8"/>
@@ -8451,7 +9433,7 @@
       </w:pPr>
     </w:lvl>
   </w:abstractNum>
-  <w:abstractNum w:abstractNumId="16">
+  <w:abstractNum w:abstractNumId="17">
     <w:nsid w:val="4576746F"/>
     <w:multiLevelType w:val="hybridMultilevel"/>
     <w:tmpl w:val="F43EA7F6"/>
@@ -8540,7 +9522,7 @@
       </w:pPr>
     </w:lvl>
   </w:abstractNum>
-  <w:abstractNum w:abstractNumId="17">
+  <w:abstractNum w:abstractNumId="18">
     <w:nsid w:val="48400206"/>
     <w:multiLevelType w:val="hybridMultilevel"/>
     <w:tmpl w:val="C27C85FC"/>
@@ -8629,7 +9611,7 @@
       </w:pPr>
     </w:lvl>
   </w:abstractNum>
-  <w:abstractNum w:abstractNumId="18">
+  <w:abstractNum w:abstractNumId="19">
     <w:nsid w:val="50837B95"/>
     <w:multiLevelType w:val="hybridMultilevel"/>
     <w:tmpl w:val="609845DA"/>
@@ -8718,7 +9700,7 @@
       </w:pPr>
     </w:lvl>
   </w:abstractNum>
-  <w:abstractNum w:abstractNumId="19">
+  <w:abstractNum w:abstractNumId="20">
     <w:nsid w:val="5258329B"/>
     <w:multiLevelType w:val="hybridMultilevel"/>
     <w:tmpl w:val="BD92215E"/>
@@ -8807,7 +9789,7 @@
       </w:pPr>
     </w:lvl>
   </w:abstractNum>
-  <w:abstractNum w:abstractNumId="20">
+  <w:abstractNum w:abstractNumId="21">
     <w:nsid w:val="58FC74FD"/>
     <w:multiLevelType w:val="hybridMultilevel"/>
     <w:tmpl w:val="A59023F4"/>
@@ -8920,7 +9902,7 @@
       </w:rPr>
     </w:lvl>
   </w:abstractNum>
-  <w:abstractNum w:abstractNumId="21">
+  <w:abstractNum w:abstractNumId="22">
     <w:nsid w:val="5F06226B"/>
     <w:multiLevelType w:val="hybridMultilevel"/>
     <w:tmpl w:val="605E8DFA"/>
@@ -9009,7 +9991,7 @@
       </w:pPr>
     </w:lvl>
   </w:abstractNum>
-  <w:abstractNum w:abstractNumId="22">
+  <w:abstractNum w:abstractNumId="23">
     <w:nsid w:val="62C20A5C"/>
     <w:multiLevelType w:val="hybridMultilevel"/>
     <w:tmpl w:val="1F1CB96E"/>
@@ -9098,7 +10080,7 @@
       </w:pPr>
     </w:lvl>
   </w:abstractNum>
-  <w:abstractNum w:abstractNumId="23">
+  <w:abstractNum w:abstractNumId="24">
     <w:nsid w:val="6BAF613D"/>
     <w:multiLevelType w:val="hybridMultilevel"/>
     <w:tmpl w:val="7DD24A66"/>
@@ -9211,7 +10193,7 @@
       </w:rPr>
     </w:lvl>
   </w:abstractNum>
-  <w:abstractNum w:abstractNumId="24">
+  <w:abstractNum w:abstractNumId="25">
     <w:nsid w:val="6FD878C3"/>
     <w:multiLevelType w:val="hybridMultilevel"/>
     <w:tmpl w:val="63B48D7C"/>
@@ -9324,7 +10306,7 @@
       </w:rPr>
     </w:lvl>
   </w:abstractNum>
-  <w:abstractNum w:abstractNumId="25">
+  <w:abstractNum w:abstractNumId="26">
     <w:nsid w:val="77E30C16"/>
     <w:multiLevelType w:val="hybridMultilevel"/>
     <w:tmpl w:val="579E9B88"/>
@@ -9413,7 +10395,7 @@
       </w:pPr>
     </w:lvl>
   </w:abstractNum>
-  <w:abstractNum w:abstractNumId="26">
+  <w:abstractNum w:abstractNumId="27">
     <w:nsid w:val="78077B09"/>
     <w:multiLevelType w:val="hybridMultilevel"/>
     <w:tmpl w:val="5F663B46"/>
@@ -9502,7 +10484,7 @@
       </w:pPr>
     </w:lvl>
   </w:abstractNum>
-  <w:abstractNum w:abstractNumId="27">
+  <w:abstractNum w:abstractNumId="28">
     <w:nsid w:val="79103F06"/>
     <w:multiLevelType w:val="hybridMultilevel"/>
     <w:tmpl w:val="1716EC20"/>
@@ -9591,7 +10573,7 @@
       </w:pPr>
     </w:lvl>
   </w:abstractNum>
-  <w:abstractNum w:abstractNumId="28">
+  <w:abstractNum w:abstractNumId="29">
     <w:nsid w:val="79D23D9D"/>
     <w:multiLevelType w:val="hybridMultilevel"/>
     <w:tmpl w:val="D19E3E78"/>
@@ -9680,7 +10662,7 @@
       </w:pPr>
     </w:lvl>
   </w:abstractNum>
-  <w:abstractNum w:abstractNumId="29">
+  <w:abstractNum w:abstractNumId="30">
     <w:nsid w:val="79E47C68"/>
     <w:multiLevelType w:val="hybridMultilevel"/>
     <w:tmpl w:val="1E82EB72"/>
@@ -9770,7 +10752,7 @@
     </w:lvl>
   </w:abstractNum>
   <w:num w:numId="1">
-    <w:abstractNumId w:val="24"/>
+    <w:abstractNumId w:val="25"/>
   </w:num>
   <w:num w:numId="2">
     <w:abstractNumId w:val="2"/>
@@ -9779,10 +10761,10 @@
     <w:abstractNumId w:val="4"/>
   </w:num>
   <w:num w:numId="4">
-    <w:abstractNumId w:val="14"/>
+    <w:abstractNumId w:val="15"/>
   </w:num>
   <w:num w:numId="5">
-    <w:abstractNumId w:val="23"/>
+    <w:abstractNumId w:val="24"/>
   </w:num>
   <w:num w:numId="6">
     <w:abstractNumId w:val="1"/>
@@ -9791,73 +10773,76 @@
     <w:abstractNumId w:val="0"/>
   </w:num>
   <w:num w:numId="8">
-    <w:abstractNumId w:val="15"/>
+    <w:abstractNumId w:val="16"/>
   </w:num>
   <w:num w:numId="9">
     <w:abstractNumId w:val="5"/>
   </w:num>
   <w:num w:numId="10">
-    <w:abstractNumId w:val="28"/>
+    <w:abstractNumId w:val="29"/>
   </w:num>
   <w:num w:numId="11">
-    <w:abstractNumId w:val="29"/>
+    <w:abstractNumId w:val="30"/>
   </w:num>
   <w:num w:numId="12">
     <w:abstractNumId w:val="8"/>
   </w:num>
   <w:num w:numId="13">
-    <w:abstractNumId w:val="12"/>
+    <w:abstractNumId w:val="13"/>
   </w:num>
   <w:num w:numId="14">
-    <w:abstractNumId w:val="17"/>
+    <w:abstractNumId w:val="18"/>
   </w:num>
   <w:num w:numId="15">
-    <w:abstractNumId w:val="20"/>
+    <w:abstractNumId w:val="21"/>
   </w:num>
   <w:num w:numId="16">
     <w:abstractNumId w:val="9"/>
   </w:num>
   <w:num w:numId="17">
-    <w:abstractNumId w:val="25"/>
+    <w:abstractNumId w:val="26"/>
   </w:num>
   <w:num w:numId="18">
-    <w:abstractNumId w:val="26"/>
+    <w:abstractNumId w:val="27"/>
   </w:num>
   <w:num w:numId="19">
-    <w:abstractNumId w:val="18"/>
+    <w:abstractNumId w:val="19"/>
   </w:num>
   <w:num w:numId="20">
-    <w:abstractNumId w:val="13"/>
+    <w:abstractNumId w:val="14"/>
   </w:num>
   <w:num w:numId="21">
     <w:abstractNumId w:val="6"/>
   </w:num>
   <w:num w:numId="22">
-    <w:abstractNumId w:val="16"/>
+    <w:abstractNumId w:val="17"/>
   </w:num>
   <w:num w:numId="23">
-    <w:abstractNumId w:val="19"/>
+    <w:abstractNumId w:val="20"/>
   </w:num>
   <w:num w:numId="24">
-    <w:abstractNumId w:val="10"/>
+    <w:abstractNumId w:val="11"/>
   </w:num>
   <w:num w:numId="25">
     <w:abstractNumId w:val="3"/>
   </w:num>
   <w:num w:numId="26">
-    <w:abstractNumId w:val="22"/>
+    <w:abstractNumId w:val="23"/>
   </w:num>
   <w:num w:numId="27">
-    <w:abstractNumId w:val="27"/>
+    <w:abstractNumId w:val="28"/>
   </w:num>
   <w:num w:numId="28">
     <w:abstractNumId w:val="7"/>
   </w:num>
   <w:num w:numId="29">
-    <w:abstractNumId w:val="21"/>
+    <w:abstractNumId w:val="22"/>
   </w:num>
   <w:num w:numId="30">
-    <w:abstractNumId w:val="11"/>
+    <w:abstractNumId w:val="12"/>
+  </w:num>
+  <w:num w:numId="31">
+    <w:abstractNumId w:val="10"/>
   </w:num>
 </w:numbering>
 </file>
@@ -11572,49 +12557,49 @@
     </dgm:pt>
   </dgm:ptLst>
   <dgm:cxnLst>
-    <dgm:cxn modelId="{BCB73CA1-A8BA-4630-8998-0AB5F1412635}" type="presOf" srcId="{9C8E8DEB-5DB8-4F82-8CE8-1171D0ABBD37}" destId="{15DBFFA1-5F90-4067-9D91-73AA2852D991}" srcOrd="1" destOrd="0" presId="urn:microsoft.com/office/officeart/2005/8/layout/cycle2"/>
+    <dgm:cxn modelId="{67BE9765-DFDE-4542-ACC2-3C4231B6F441}" type="presOf" srcId="{F2BE9233-54BD-4C28-B5F2-1B65E9CDDF96}" destId="{F9AED730-9635-4E85-B16D-CDB7F5FBEF2A}" srcOrd="0" destOrd="0" presId="urn:microsoft.com/office/officeart/2005/8/layout/cycle2"/>
+    <dgm:cxn modelId="{982E3392-0436-40F5-B7F8-3AE6E7D709FB}" type="presOf" srcId="{9C8E8DEB-5DB8-4F82-8CE8-1171D0ABBD37}" destId="{2C63797F-35D2-4BF1-ADFC-8E15A2A56D28}" srcOrd="0" destOrd="0" presId="urn:microsoft.com/office/officeart/2005/8/layout/cycle2"/>
+    <dgm:cxn modelId="{460B7917-4F22-4255-AFD7-3E9EE854FB6A}" type="presOf" srcId="{7C03F650-450B-470D-9F41-9EBB6F24DE08}" destId="{915300E8-D21B-48E5-86A7-A677802348CF}" srcOrd="0" destOrd="0" presId="urn:microsoft.com/office/officeart/2005/8/layout/cycle2"/>
+    <dgm:cxn modelId="{C2354F7A-2FC3-4C4C-890D-2D99630EC005}" type="presOf" srcId="{6BE14A29-3F47-4123-9A53-87F7E3976F30}" destId="{1379CEB1-3469-4B4A-813A-D2A2C295406E}" srcOrd="0" destOrd="0" presId="urn:microsoft.com/office/officeart/2005/8/layout/cycle2"/>
+    <dgm:cxn modelId="{3D384ECA-5F0F-40E4-98E7-13BD3FF50C87}" type="presOf" srcId="{9C8E8DEB-5DB8-4F82-8CE8-1171D0ABBD37}" destId="{15DBFFA1-5F90-4067-9D91-73AA2852D991}" srcOrd="1" destOrd="0" presId="urn:microsoft.com/office/officeart/2005/8/layout/cycle2"/>
+    <dgm:cxn modelId="{D7B1774E-B961-4593-BBFD-75148C7690A7}" type="presOf" srcId="{BA319471-CEE2-4F47-BD5C-3922FB7DFA6B}" destId="{59356F7B-2878-4C69-8BCC-736D52D62464}" srcOrd="0" destOrd="0" presId="urn:microsoft.com/office/officeart/2005/8/layout/cycle2"/>
+    <dgm:cxn modelId="{F1082B08-C304-4831-9610-B6DE5F2E34E6}" type="presOf" srcId="{D996DF6E-E24A-4672-B53C-F45E82ED11D5}" destId="{85727C8B-3068-4E77-A7A1-E6EDA8103D60}" srcOrd="1" destOrd="0" presId="urn:microsoft.com/office/officeart/2005/8/layout/cycle2"/>
+    <dgm:cxn modelId="{D30D27C9-3899-427D-A387-DA30EEC79114}" type="presOf" srcId="{A01E66F2-8DE2-4DBF-B8E1-AB48AEB22F0F}" destId="{2D827D14-3A64-4B45-B11B-3ECDBC24212A}" srcOrd="1" destOrd="0" presId="urn:microsoft.com/office/officeart/2005/8/layout/cycle2"/>
+    <dgm:cxn modelId="{3A6CAD7C-9D06-4601-9DA6-58C23D4FE730}" srcId="{30169AF5-3F60-49ED-BA16-26E156F3CD77}" destId="{E3147738-712C-470E-BA43-1900B58F3BA1}" srcOrd="5" destOrd="0" parTransId="{390EF3C2-87EC-4379-B2B2-CD6400F6DFF0}" sibTransId="{A01E66F2-8DE2-4DBF-B8E1-AB48AEB22F0F}"/>
+    <dgm:cxn modelId="{6CEA374A-22F2-4B56-9F93-D8F8EBC6E85C}" type="presOf" srcId="{A3989F04-57A2-4559-BF44-044AD8FBD67A}" destId="{A670810F-0345-4254-8BC7-4FA06BB5C3CC}" srcOrd="0" destOrd="0" presId="urn:microsoft.com/office/officeart/2005/8/layout/cycle2"/>
+    <dgm:cxn modelId="{2D91D37F-38C4-4CBE-AFFA-019F87F70924}" type="presOf" srcId="{BA319471-CEE2-4F47-BD5C-3922FB7DFA6B}" destId="{2FCF5CF5-49BA-4E5D-A81E-50ABA18D10A9}" srcOrd="1" destOrd="0" presId="urn:microsoft.com/office/officeart/2005/8/layout/cycle2"/>
+    <dgm:cxn modelId="{FD5062DD-44A5-45EE-80BB-B5BFE8EBE649}" type="presOf" srcId="{D996DF6E-E24A-4672-B53C-F45E82ED11D5}" destId="{23B2CE62-F90C-4121-BB9A-FD58550B5409}" srcOrd="0" destOrd="0" presId="urn:microsoft.com/office/officeart/2005/8/layout/cycle2"/>
+    <dgm:cxn modelId="{EB8FDA24-15D7-4F1F-857A-94019500141B}" type="presOf" srcId="{F90989A5-9584-42E6-85EC-F46F18F0E118}" destId="{74D1E673-78E8-4911-AB9E-E98BE428CF47}" srcOrd="1" destOrd="0" presId="urn:microsoft.com/office/officeart/2005/8/layout/cycle2"/>
+    <dgm:cxn modelId="{FC683937-3E9A-4071-B70B-BFE511A7B23C}" srcId="{30169AF5-3F60-49ED-BA16-26E156F3CD77}" destId="{6BE14A29-3F47-4123-9A53-87F7E3976F30}" srcOrd="4" destOrd="0" parTransId="{14C76E7C-A806-46D2-A04B-406CC2747FBF}" sibTransId="{D35F654F-C71E-4CF2-BA21-C832C92DCB2B}"/>
+    <dgm:cxn modelId="{1E3FB845-551F-4A5E-ABEA-545E1D16F596}" type="presOf" srcId="{D35F654F-C71E-4CF2-BA21-C832C92DCB2B}" destId="{9F2CA740-10BE-422F-97C4-215D3262A7C2}" srcOrd="0" destOrd="0" presId="urn:microsoft.com/office/officeart/2005/8/layout/cycle2"/>
+    <dgm:cxn modelId="{3FC2E293-C73E-4494-8978-8ED21543F9DC}" type="presOf" srcId="{D35F654F-C71E-4CF2-BA21-C832C92DCB2B}" destId="{C262E5EC-AFFC-4D29-8F55-4FC98D066102}" srcOrd="1" destOrd="0" presId="urn:microsoft.com/office/officeart/2005/8/layout/cycle2"/>
+    <dgm:cxn modelId="{84FBA792-9B0B-4137-B254-778F6F01EFA7}" type="presOf" srcId="{30169AF5-3F60-49ED-BA16-26E156F3CD77}" destId="{B41B0945-C228-466F-ACBC-F0427AE563C3}" srcOrd="0" destOrd="0" presId="urn:microsoft.com/office/officeart/2005/8/layout/cycle2"/>
+    <dgm:cxn modelId="{026D6AE9-41C4-4E88-B421-D7A6BB38CC27}" srcId="{30169AF5-3F60-49ED-BA16-26E156F3CD77}" destId="{F2BE9233-54BD-4C28-B5F2-1B65E9CDDF96}" srcOrd="3" destOrd="0" parTransId="{672307C0-A98C-48FA-8729-D6E3187E5E3A}" sibTransId="{9C8E8DEB-5DB8-4F82-8CE8-1171D0ABBD37}"/>
+    <dgm:cxn modelId="{CAB4F157-51B4-4F2B-90F7-402595427037}" type="presOf" srcId="{F90989A5-9584-42E6-85EC-F46F18F0E118}" destId="{31D81D24-1473-4316-96A5-763E7A6060DC}" srcOrd="0" destOrd="0" presId="urn:microsoft.com/office/officeart/2005/8/layout/cycle2"/>
+    <dgm:cxn modelId="{C2B31F46-E712-412B-8BCB-E5BFBB0A3B5A}" type="presOf" srcId="{A01E66F2-8DE2-4DBF-B8E1-AB48AEB22F0F}" destId="{48BF6C11-EF1A-4273-900D-DD5B59C0D92F}" srcOrd="0" destOrd="0" presId="urn:microsoft.com/office/officeart/2005/8/layout/cycle2"/>
+    <dgm:cxn modelId="{7CBB06D5-96E7-40A0-9D46-1698213AF2CA}" type="presOf" srcId="{E3147738-712C-470E-BA43-1900B58F3BA1}" destId="{ABB91F78-7B6C-410F-9644-452AF8D7494A}" srcOrd="0" destOrd="0" presId="urn:microsoft.com/office/officeart/2005/8/layout/cycle2"/>
+    <dgm:cxn modelId="{F09F8ED9-D24F-448F-AF8E-F92EC404CBA7}" srcId="{30169AF5-3F60-49ED-BA16-26E156F3CD77}" destId="{7C03F650-450B-470D-9F41-9EBB6F24DE08}" srcOrd="0" destOrd="0" parTransId="{A8856599-3D3C-4A85-ABFD-520651FDD510}" sibTransId="{D996DF6E-E24A-4672-B53C-F45E82ED11D5}"/>
+    <dgm:cxn modelId="{EF3AC084-FA94-49F5-8FE8-D7250296CF92}" type="presOf" srcId="{D01084D7-448F-40E6-BAD6-916FA5266B35}" destId="{6AB4841B-36EA-4743-8E11-22D754152787}" srcOrd="0" destOrd="0" presId="urn:microsoft.com/office/officeart/2005/8/layout/cycle2"/>
+    <dgm:cxn modelId="{57569DDB-32CD-4132-93C5-3D28EE6D9D0F}" srcId="{30169AF5-3F60-49ED-BA16-26E156F3CD77}" destId="{A3989F04-57A2-4559-BF44-044AD8FBD67A}" srcOrd="2" destOrd="0" parTransId="{E7AABBEB-8EE1-4214-A7B4-DD1F0B63D6DC}" sibTransId="{F90989A5-9584-42E6-85EC-F46F18F0E118}"/>
     <dgm:cxn modelId="{3354B5DD-DD06-4226-83B0-C5DBB4314929}" srcId="{30169AF5-3F60-49ED-BA16-26E156F3CD77}" destId="{D01084D7-448F-40E6-BAD6-916FA5266B35}" srcOrd="1" destOrd="0" parTransId="{11A516D9-F860-4BE8-BA91-08CBF1F90AAF}" sibTransId="{BA319471-CEE2-4F47-BD5C-3922FB7DFA6B}"/>
-    <dgm:cxn modelId="{4A7628CA-D4FA-409C-B5C4-816187EDC643}" type="presOf" srcId="{7C03F650-450B-470D-9F41-9EBB6F24DE08}" destId="{915300E8-D21B-48E5-86A7-A677802348CF}" srcOrd="0" destOrd="0" presId="urn:microsoft.com/office/officeart/2005/8/layout/cycle2"/>
-    <dgm:cxn modelId="{3A6CAD7C-9D06-4601-9DA6-58C23D4FE730}" srcId="{30169AF5-3F60-49ED-BA16-26E156F3CD77}" destId="{E3147738-712C-470E-BA43-1900B58F3BA1}" srcOrd="5" destOrd="0" parTransId="{390EF3C2-87EC-4379-B2B2-CD6400F6DFF0}" sibTransId="{A01E66F2-8DE2-4DBF-B8E1-AB48AEB22F0F}"/>
-    <dgm:cxn modelId="{3C433518-88E4-4CFC-90D6-B9E2CF94162D}" type="presOf" srcId="{30169AF5-3F60-49ED-BA16-26E156F3CD77}" destId="{B41B0945-C228-466F-ACBC-F0427AE563C3}" srcOrd="0" destOrd="0" presId="urn:microsoft.com/office/officeart/2005/8/layout/cycle2"/>
-    <dgm:cxn modelId="{FA45F822-2B82-46C8-9297-BF4F9B0B5C16}" type="presOf" srcId="{6BE14A29-3F47-4123-9A53-87F7E3976F30}" destId="{1379CEB1-3469-4B4A-813A-D2A2C295406E}" srcOrd="0" destOrd="0" presId="urn:microsoft.com/office/officeart/2005/8/layout/cycle2"/>
-    <dgm:cxn modelId="{108537BD-B320-4119-A1CC-706462728100}" type="presOf" srcId="{D35F654F-C71E-4CF2-BA21-C832C92DCB2B}" destId="{9F2CA740-10BE-422F-97C4-215D3262A7C2}" srcOrd="0" destOrd="0" presId="urn:microsoft.com/office/officeart/2005/8/layout/cycle2"/>
-    <dgm:cxn modelId="{9D50B2B8-24E7-4BE2-8C11-5B806721853F}" type="presOf" srcId="{9C8E8DEB-5DB8-4F82-8CE8-1171D0ABBD37}" destId="{2C63797F-35D2-4BF1-ADFC-8E15A2A56D28}" srcOrd="0" destOrd="0" presId="urn:microsoft.com/office/officeart/2005/8/layout/cycle2"/>
-    <dgm:cxn modelId="{74371C81-19E4-408E-8AEA-2D1D9211BDCB}" type="presOf" srcId="{A3989F04-57A2-4559-BF44-044AD8FBD67A}" destId="{A670810F-0345-4254-8BC7-4FA06BB5C3CC}" srcOrd="0" destOrd="0" presId="urn:microsoft.com/office/officeart/2005/8/layout/cycle2"/>
-    <dgm:cxn modelId="{026D6AE9-41C4-4E88-B421-D7A6BB38CC27}" srcId="{30169AF5-3F60-49ED-BA16-26E156F3CD77}" destId="{F2BE9233-54BD-4C28-B5F2-1B65E9CDDF96}" srcOrd="3" destOrd="0" parTransId="{672307C0-A98C-48FA-8729-D6E3187E5E3A}" sibTransId="{9C8E8DEB-5DB8-4F82-8CE8-1171D0ABBD37}"/>
-    <dgm:cxn modelId="{F09098C9-25DA-4B02-9318-DF911A08464B}" type="presOf" srcId="{F90989A5-9584-42E6-85EC-F46F18F0E118}" destId="{74D1E673-78E8-4911-AB9E-E98BE428CF47}" srcOrd="1" destOrd="0" presId="urn:microsoft.com/office/officeart/2005/8/layout/cycle2"/>
-    <dgm:cxn modelId="{1C93728A-C307-4AD1-B38B-9D6DE14AE321}" type="presOf" srcId="{BA319471-CEE2-4F47-BD5C-3922FB7DFA6B}" destId="{2FCF5CF5-49BA-4E5D-A81E-50ABA18D10A9}" srcOrd="1" destOrd="0" presId="urn:microsoft.com/office/officeart/2005/8/layout/cycle2"/>
-    <dgm:cxn modelId="{FC683937-3E9A-4071-B70B-BFE511A7B23C}" srcId="{30169AF5-3F60-49ED-BA16-26E156F3CD77}" destId="{6BE14A29-3F47-4123-9A53-87F7E3976F30}" srcOrd="4" destOrd="0" parTransId="{14C76E7C-A806-46D2-A04B-406CC2747FBF}" sibTransId="{D35F654F-C71E-4CF2-BA21-C832C92DCB2B}"/>
-    <dgm:cxn modelId="{2235659A-BB6D-42E0-AD13-F29A35BE3AF2}" type="presOf" srcId="{BA319471-CEE2-4F47-BD5C-3922FB7DFA6B}" destId="{59356F7B-2878-4C69-8BCC-736D52D62464}" srcOrd="0" destOrd="0" presId="urn:microsoft.com/office/officeart/2005/8/layout/cycle2"/>
-    <dgm:cxn modelId="{F09F8ED9-D24F-448F-AF8E-F92EC404CBA7}" srcId="{30169AF5-3F60-49ED-BA16-26E156F3CD77}" destId="{7C03F650-450B-470D-9F41-9EBB6F24DE08}" srcOrd="0" destOrd="0" parTransId="{A8856599-3D3C-4A85-ABFD-520651FDD510}" sibTransId="{D996DF6E-E24A-4672-B53C-F45E82ED11D5}"/>
-    <dgm:cxn modelId="{57569DDB-32CD-4132-93C5-3D28EE6D9D0F}" srcId="{30169AF5-3F60-49ED-BA16-26E156F3CD77}" destId="{A3989F04-57A2-4559-BF44-044AD8FBD67A}" srcOrd="2" destOrd="0" parTransId="{E7AABBEB-8EE1-4214-A7B4-DD1F0B63D6DC}" sibTransId="{F90989A5-9584-42E6-85EC-F46F18F0E118}"/>
-    <dgm:cxn modelId="{F30C02A5-69CD-4C19-9E74-E7FDB3E07676}" type="presOf" srcId="{A01E66F2-8DE2-4DBF-B8E1-AB48AEB22F0F}" destId="{48BF6C11-EF1A-4273-900D-DD5B59C0D92F}" srcOrd="0" destOrd="0" presId="urn:microsoft.com/office/officeart/2005/8/layout/cycle2"/>
-    <dgm:cxn modelId="{DE7F4290-D436-4F06-920C-7CBDC9898D48}" type="presOf" srcId="{F2BE9233-54BD-4C28-B5F2-1B65E9CDDF96}" destId="{F9AED730-9635-4E85-B16D-CDB7F5FBEF2A}" srcOrd="0" destOrd="0" presId="urn:microsoft.com/office/officeart/2005/8/layout/cycle2"/>
-    <dgm:cxn modelId="{53EE3BFC-F89F-438C-84C2-F919936EB0F7}" type="presOf" srcId="{D35F654F-C71E-4CF2-BA21-C832C92DCB2B}" destId="{C262E5EC-AFFC-4D29-8F55-4FC98D066102}" srcOrd="1" destOrd="0" presId="urn:microsoft.com/office/officeart/2005/8/layout/cycle2"/>
-    <dgm:cxn modelId="{DB836588-6F57-4A36-B4C1-1BDF9C3AA295}" type="presOf" srcId="{D996DF6E-E24A-4672-B53C-F45E82ED11D5}" destId="{85727C8B-3068-4E77-A7A1-E6EDA8103D60}" srcOrd="1" destOrd="0" presId="urn:microsoft.com/office/officeart/2005/8/layout/cycle2"/>
-    <dgm:cxn modelId="{7E9FB7AF-F01D-4FB6-96A6-346C8355AC84}" type="presOf" srcId="{E3147738-712C-470E-BA43-1900B58F3BA1}" destId="{ABB91F78-7B6C-410F-9644-452AF8D7494A}" srcOrd="0" destOrd="0" presId="urn:microsoft.com/office/officeart/2005/8/layout/cycle2"/>
-    <dgm:cxn modelId="{294B337E-7996-4801-96E3-7E59B5195695}" type="presOf" srcId="{F90989A5-9584-42E6-85EC-F46F18F0E118}" destId="{31D81D24-1473-4316-96A5-763E7A6060DC}" srcOrd="0" destOrd="0" presId="urn:microsoft.com/office/officeart/2005/8/layout/cycle2"/>
-    <dgm:cxn modelId="{9F007A08-E535-49F0-A76A-DED844E0F66D}" type="presOf" srcId="{D996DF6E-E24A-4672-B53C-F45E82ED11D5}" destId="{23B2CE62-F90C-4121-BB9A-FD58550B5409}" srcOrd="0" destOrd="0" presId="urn:microsoft.com/office/officeart/2005/8/layout/cycle2"/>
-    <dgm:cxn modelId="{E2E1ED2E-FC0F-4580-A558-F94BF26D9C6C}" type="presOf" srcId="{A01E66F2-8DE2-4DBF-B8E1-AB48AEB22F0F}" destId="{2D827D14-3A64-4B45-B11B-3ECDBC24212A}" srcOrd="1" destOrd="0" presId="urn:microsoft.com/office/officeart/2005/8/layout/cycle2"/>
-    <dgm:cxn modelId="{9E8B3E0E-E998-4F24-BEC8-ECB7382B4BCD}" type="presOf" srcId="{D01084D7-448F-40E6-BAD6-916FA5266B35}" destId="{6AB4841B-36EA-4743-8E11-22D754152787}" srcOrd="0" destOrd="0" presId="urn:microsoft.com/office/officeart/2005/8/layout/cycle2"/>
-    <dgm:cxn modelId="{643C260E-C688-4474-A795-7431602C7E10}" type="presParOf" srcId="{B41B0945-C228-466F-ACBC-F0427AE563C3}" destId="{915300E8-D21B-48E5-86A7-A677802348CF}" srcOrd="0" destOrd="0" presId="urn:microsoft.com/office/officeart/2005/8/layout/cycle2"/>
-    <dgm:cxn modelId="{DE67ACCD-523A-41AD-B8DB-CBBC33A15C15}" type="presParOf" srcId="{B41B0945-C228-466F-ACBC-F0427AE563C3}" destId="{23B2CE62-F90C-4121-BB9A-FD58550B5409}" srcOrd="1" destOrd="0" presId="urn:microsoft.com/office/officeart/2005/8/layout/cycle2"/>
-    <dgm:cxn modelId="{39F0BDE5-7625-48CC-BBD3-2AB017A98289}" type="presParOf" srcId="{23B2CE62-F90C-4121-BB9A-FD58550B5409}" destId="{85727C8B-3068-4E77-A7A1-E6EDA8103D60}" srcOrd="0" destOrd="0" presId="urn:microsoft.com/office/officeart/2005/8/layout/cycle2"/>
-    <dgm:cxn modelId="{60B1F311-AB88-4E3D-A75B-77245893F48F}" type="presParOf" srcId="{B41B0945-C228-466F-ACBC-F0427AE563C3}" destId="{6AB4841B-36EA-4743-8E11-22D754152787}" srcOrd="2" destOrd="0" presId="urn:microsoft.com/office/officeart/2005/8/layout/cycle2"/>
-    <dgm:cxn modelId="{3E202A76-4766-4F6D-A78F-5CF51436B025}" type="presParOf" srcId="{B41B0945-C228-466F-ACBC-F0427AE563C3}" destId="{59356F7B-2878-4C69-8BCC-736D52D62464}" srcOrd="3" destOrd="0" presId="urn:microsoft.com/office/officeart/2005/8/layout/cycle2"/>
-    <dgm:cxn modelId="{6D492EF9-137B-487D-8255-F1368F0AB0A0}" type="presParOf" srcId="{59356F7B-2878-4C69-8BCC-736D52D62464}" destId="{2FCF5CF5-49BA-4E5D-A81E-50ABA18D10A9}" srcOrd="0" destOrd="0" presId="urn:microsoft.com/office/officeart/2005/8/layout/cycle2"/>
-    <dgm:cxn modelId="{0C8D62D5-2611-44ED-8B21-A196E9AEEB38}" type="presParOf" srcId="{B41B0945-C228-466F-ACBC-F0427AE563C3}" destId="{A670810F-0345-4254-8BC7-4FA06BB5C3CC}" srcOrd="4" destOrd="0" presId="urn:microsoft.com/office/officeart/2005/8/layout/cycle2"/>
-    <dgm:cxn modelId="{E9DB90E0-9043-406C-9662-263AD31A3BF2}" type="presParOf" srcId="{B41B0945-C228-466F-ACBC-F0427AE563C3}" destId="{31D81D24-1473-4316-96A5-763E7A6060DC}" srcOrd="5" destOrd="0" presId="urn:microsoft.com/office/officeart/2005/8/layout/cycle2"/>
-    <dgm:cxn modelId="{3F591ECC-60DE-4C91-830C-87BBB3C8122F}" type="presParOf" srcId="{31D81D24-1473-4316-96A5-763E7A6060DC}" destId="{74D1E673-78E8-4911-AB9E-E98BE428CF47}" srcOrd="0" destOrd="0" presId="urn:microsoft.com/office/officeart/2005/8/layout/cycle2"/>
-    <dgm:cxn modelId="{94A819D3-59D5-4A0E-A513-C80B18386D9F}" type="presParOf" srcId="{B41B0945-C228-466F-ACBC-F0427AE563C3}" destId="{F9AED730-9635-4E85-B16D-CDB7F5FBEF2A}" srcOrd="6" destOrd="0" presId="urn:microsoft.com/office/officeart/2005/8/layout/cycle2"/>
-    <dgm:cxn modelId="{004557E4-64AC-46E7-9A51-0BD605012F46}" type="presParOf" srcId="{B41B0945-C228-466F-ACBC-F0427AE563C3}" destId="{2C63797F-35D2-4BF1-ADFC-8E15A2A56D28}" srcOrd="7" destOrd="0" presId="urn:microsoft.com/office/officeart/2005/8/layout/cycle2"/>
-    <dgm:cxn modelId="{3ACDFC4E-0A14-4E62-9F69-3C37E5B65401}" type="presParOf" srcId="{2C63797F-35D2-4BF1-ADFC-8E15A2A56D28}" destId="{15DBFFA1-5F90-4067-9D91-73AA2852D991}" srcOrd="0" destOrd="0" presId="urn:microsoft.com/office/officeart/2005/8/layout/cycle2"/>
-    <dgm:cxn modelId="{14C5CEDF-35CD-49F9-A8DB-3770852A9BB1}" type="presParOf" srcId="{B41B0945-C228-466F-ACBC-F0427AE563C3}" destId="{1379CEB1-3469-4B4A-813A-D2A2C295406E}" srcOrd="8" destOrd="0" presId="urn:microsoft.com/office/officeart/2005/8/layout/cycle2"/>
-    <dgm:cxn modelId="{17F28821-AD17-4842-892F-43DF570CB748}" type="presParOf" srcId="{B41B0945-C228-466F-ACBC-F0427AE563C3}" destId="{9F2CA740-10BE-422F-97C4-215D3262A7C2}" srcOrd="9" destOrd="0" presId="urn:microsoft.com/office/officeart/2005/8/layout/cycle2"/>
-    <dgm:cxn modelId="{2EA7C2ED-B78B-4AD7-B3E6-581D6F8030A4}" type="presParOf" srcId="{9F2CA740-10BE-422F-97C4-215D3262A7C2}" destId="{C262E5EC-AFFC-4D29-8F55-4FC98D066102}" srcOrd="0" destOrd="0" presId="urn:microsoft.com/office/officeart/2005/8/layout/cycle2"/>
-    <dgm:cxn modelId="{553E8C00-EB93-4944-9B2F-E06373423644}" type="presParOf" srcId="{B41B0945-C228-466F-ACBC-F0427AE563C3}" destId="{ABB91F78-7B6C-410F-9644-452AF8D7494A}" srcOrd="10" destOrd="0" presId="urn:microsoft.com/office/officeart/2005/8/layout/cycle2"/>
-    <dgm:cxn modelId="{E6270E17-B604-464E-A7A6-926DC478FAB8}" type="presParOf" srcId="{B41B0945-C228-466F-ACBC-F0427AE563C3}" destId="{48BF6C11-EF1A-4273-900D-DD5B59C0D92F}" srcOrd="11" destOrd="0" presId="urn:microsoft.com/office/officeart/2005/8/layout/cycle2"/>
-    <dgm:cxn modelId="{3130EAC9-F3FA-4F2A-9FA4-606859D1CAF6}" type="presParOf" srcId="{48BF6C11-EF1A-4273-900D-DD5B59C0D92F}" destId="{2D827D14-3A64-4B45-B11B-3ECDBC24212A}" srcOrd="0" destOrd="0" presId="urn:microsoft.com/office/officeart/2005/8/layout/cycle2"/>
+    <dgm:cxn modelId="{F4AA4DA6-8869-42E0-A068-0DB88F42D428}" type="presParOf" srcId="{B41B0945-C228-466F-ACBC-F0427AE563C3}" destId="{915300E8-D21B-48E5-86A7-A677802348CF}" srcOrd="0" destOrd="0" presId="urn:microsoft.com/office/officeart/2005/8/layout/cycle2"/>
+    <dgm:cxn modelId="{9B8BEF86-76DB-45DD-BED1-9F63682AA188}" type="presParOf" srcId="{B41B0945-C228-466F-ACBC-F0427AE563C3}" destId="{23B2CE62-F90C-4121-BB9A-FD58550B5409}" srcOrd="1" destOrd="0" presId="urn:microsoft.com/office/officeart/2005/8/layout/cycle2"/>
+    <dgm:cxn modelId="{8AFC8C19-C0FA-432B-B3CC-40EC1E302DC7}" type="presParOf" srcId="{23B2CE62-F90C-4121-BB9A-FD58550B5409}" destId="{85727C8B-3068-4E77-A7A1-E6EDA8103D60}" srcOrd="0" destOrd="0" presId="urn:microsoft.com/office/officeart/2005/8/layout/cycle2"/>
+    <dgm:cxn modelId="{89C451A0-B06D-4D28-9319-F7036AB9C026}" type="presParOf" srcId="{B41B0945-C228-466F-ACBC-F0427AE563C3}" destId="{6AB4841B-36EA-4743-8E11-22D754152787}" srcOrd="2" destOrd="0" presId="urn:microsoft.com/office/officeart/2005/8/layout/cycle2"/>
+    <dgm:cxn modelId="{016DA99F-866F-4206-83A1-0B49E1E06155}" type="presParOf" srcId="{B41B0945-C228-466F-ACBC-F0427AE563C3}" destId="{59356F7B-2878-4C69-8BCC-736D52D62464}" srcOrd="3" destOrd="0" presId="urn:microsoft.com/office/officeart/2005/8/layout/cycle2"/>
+    <dgm:cxn modelId="{70B8C1D9-A9B9-4A3A-9795-9E0E89850D0A}" type="presParOf" srcId="{59356F7B-2878-4C69-8BCC-736D52D62464}" destId="{2FCF5CF5-49BA-4E5D-A81E-50ABA18D10A9}" srcOrd="0" destOrd="0" presId="urn:microsoft.com/office/officeart/2005/8/layout/cycle2"/>
+    <dgm:cxn modelId="{95582083-E07E-4494-86F5-F8D0860D3D7F}" type="presParOf" srcId="{B41B0945-C228-466F-ACBC-F0427AE563C3}" destId="{A670810F-0345-4254-8BC7-4FA06BB5C3CC}" srcOrd="4" destOrd="0" presId="urn:microsoft.com/office/officeart/2005/8/layout/cycle2"/>
+    <dgm:cxn modelId="{D4FE382B-F0D9-4485-B122-1778571EE763}" type="presParOf" srcId="{B41B0945-C228-466F-ACBC-F0427AE563C3}" destId="{31D81D24-1473-4316-96A5-763E7A6060DC}" srcOrd="5" destOrd="0" presId="urn:microsoft.com/office/officeart/2005/8/layout/cycle2"/>
+    <dgm:cxn modelId="{F945212C-F305-460A-92F2-251FD3CA52C2}" type="presParOf" srcId="{31D81D24-1473-4316-96A5-763E7A6060DC}" destId="{74D1E673-78E8-4911-AB9E-E98BE428CF47}" srcOrd="0" destOrd="0" presId="urn:microsoft.com/office/officeart/2005/8/layout/cycle2"/>
+    <dgm:cxn modelId="{26ECA238-7694-4DB1-921B-7B0D685D121C}" type="presParOf" srcId="{B41B0945-C228-466F-ACBC-F0427AE563C3}" destId="{F9AED730-9635-4E85-B16D-CDB7F5FBEF2A}" srcOrd="6" destOrd="0" presId="urn:microsoft.com/office/officeart/2005/8/layout/cycle2"/>
+    <dgm:cxn modelId="{50CAA9EF-426E-4D7B-B93F-18D093A58DBF}" type="presParOf" srcId="{B41B0945-C228-466F-ACBC-F0427AE563C3}" destId="{2C63797F-35D2-4BF1-ADFC-8E15A2A56D28}" srcOrd="7" destOrd="0" presId="urn:microsoft.com/office/officeart/2005/8/layout/cycle2"/>
+    <dgm:cxn modelId="{3EA6C6A7-5C87-4AC9-BDB3-313E0007F574}" type="presParOf" srcId="{2C63797F-35D2-4BF1-ADFC-8E15A2A56D28}" destId="{15DBFFA1-5F90-4067-9D91-73AA2852D991}" srcOrd="0" destOrd="0" presId="urn:microsoft.com/office/officeart/2005/8/layout/cycle2"/>
+    <dgm:cxn modelId="{441A3867-E014-41D3-BE4B-21176B14464A}" type="presParOf" srcId="{B41B0945-C228-466F-ACBC-F0427AE563C3}" destId="{1379CEB1-3469-4B4A-813A-D2A2C295406E}" srcOrd="8" destOrd="0" presId="urn:microsoft.com/office/officeart/2005/8/layout/cycle2"/>
+    <dgm:cxn modelId="{3B941B49-3F88-49A5-A2B7-47B5A8721791}" type="presParOf" srcId="{B41B0945-C228-466F-ACBC-F0427AE563C3}" destId="{9F2CA740-10BE-422F-97C4-215D3262A7C2}" srcOrd="9" destOrd="0" presId="urn:microsoft.com/office/officeart/2005/8/layout/cycle2"/>
+    <dgm:cxn modelId="{491ACC36-046B-47C1-97E7-615FE05321DE}" type="presParOf" srcId="{9F2CA740-10BE-422F-97C4-215D3262A7C2}" destId="{C262E5EC-AFFC-4D29-8F55-4FC98D066102}" srcOrd="0" destOrd="0" presId="urn:microsoft.com/office/officeart/2005/8/layout/cycle2"/>
+    <dgm:cxn modelId="{DF70B73B-E227-4211-9F79-6EA6FB56D96F}" type="presParOf" srcId="{B41B0945-C228-466F-ACBC-F0427AE563C3}" destId="{ABB91F78-7B6C-410F-9644-452AF8D7494A}" srcOrd="10" destOrd="0" presId="urn:microsoft.com/office/officeart/2005/8/layout/cycle2"/>
+    <dgm:cxn modelId="{5D54205B-276C-4598-8D90-2311310E633E}" type="presParOf" srcId="{B41B0945-C228-466F-ACBC-F0427AE563C3}" destId="{48BF6C11-EF1A-4273-900D-DD5B59C0D92F}" srcOrd="11" destOrd="0" presId="urn:microsoft.com/office/officeart/2005/8/layout/cycle2"/>
+    <dgm:cxn modelId="{746B3BEE-6327-4660-A276-F0A9348A555E}" type="presParOf" srcId="{48BF6C11-EF1A-4273-900D-DD5B59C0D92F}" destId="{2D827D14-3A64-4B45-B11B-3ECDBC24212A}" srcOrd="0" destOrd="0" presId="urn:microsoft.com/office/officeart/2005/8/layout/cycle2"/>
   </dgm:cxnLst>
   <dgm:bg/>
   <dgm:whole/>

--- a/Notes.docx
+++ b/Notes.docx
@@ -534,19 +534,11 @@
           <w:lang w:val="en-US"/>
         </w:rPr>
       </w:pPr>
-      <w:proofErr w:type="spellStart"/>
-      <w:r>
-        <w:rPr>
-          <w:lang w:val="en-US"/>
-        </w:rPr>
-        <w:t>Thread.sleep</w:t>
-      </w:r>
-      <w:proofErr w:type="spellEnd"/>
-      <w:r>
-        <w:rPr>
-          <w:lang w:val="en-US"/>
-        </w:rPr>
-        <w:t>()</w:t>
+      <w:r>
+        <w:rPr>
+          <w:lang w:val="en-US"/>
+        </w:rPr>
+        <w:t>Thread.sleep()</w:t>
       </w:r>
     </w:p>
     <w:p>
@@ -1929,18 +1921,8 @@
           <w:lang w:val="en-US"/>
         </w:rPr>
         <w:lastRenderedPageBreak/>
-        <w:t xml:space="preserve">What is Software </w:t>
-      </w:r>
-      <w:proofErr w:type="gramStart"/>
-      <w:r>
-        <w:rPr>
-          <w:b/>
-          <w:bCs/>
-          <w:lang w:val="en-US"/>
-        </w:rPr>
-        <w:t>Testing</w:t>
-      </w:r>
-      <w:proofErr w:type="gramEnd"/>
+        <w:t>What is Software Testing</w:t>
+      </w:r>
     </w:p>
     <w:p>
       <w:pPr>
@@ -2891,16 +2873,8 @@
         <w:rPr>
           <w:lang w:val="en-US"/>
         </w:rPr>
-        <w:t xml:space="preserve"> – Record and playback </w:t>
-      </w:r>
-      <w:proofErr w:type="spellStart"/>
-      <w:r>
-        <w:rPr>
-          <w:lang w:val="en-US"/>
-        </w:rPr>
-        <w:t>mech</w:t>
-      </w:r>
-      <w:proofErr w:type="spellEnd"/>
+        <w:t xml:space="preserve"> – Record and playback mech</w:t>
+      </w:r>
     </w:p>
     <w:p>
       <w:pPr>
@@ -3230,16 +3204,8 @@
         <w:rPr>
           <w:lang w:val="en-US"/>
         </w:rPr>
-        <w:t xml:space="preserve">Idea </w:t>
-      </w:r>
-      <w:proofErr w:type="spellStart"/>
-      <w:r>
-        <w:rPr>
-          <w:lang w:val="en-US"/>
-        </w:rPr>
-        <w:t>Intellj</w:t>
-      </w:r>
-      <w:proofErr w:type="spellEnd"/>
+        <w:t>Idea Intellj</w:t>
+      </w:r>
     </w:p>
     <w:p>
       <w:pPr>
@@ -3307,14 +3273,12 @@
           <w:lang w:val="en-US"/>
         </w:rPr>
       </w:pPr>
-      <w:proofErr w:type="spellStart"/>
       <w:r>
         <w:rPr>
           <w:lang w:val="en-US"/>
         </w:rPr>
         <w:t>YourName_SeleniumDemos</w:t>
       </w:r>
-      <w:proofErr w:type="spellEnd"/>
     </w:p>
     <w:p>
       <w:pPr>
@@ -3623,21 +3587,7 @@
         <w:rPr>
           <w:lang w:val="en-US"/>
         </w:rPr>
-        <w:t>Give the name to project (</w:t>
-      </w:r>
-      <w:proofErr w:type="spellStart"/>
-      <w:r>
-        <w:rPr>
-          <w:lang w:val="en-US"/>
-        </w:rPr>
-        <w:t>MyAutomationProject</w:t>
-      </w:r>
-      <w:proofErr w:type="spellEnd"/>
-      <w:r>
-        <w:rPr>
-          <w:lang w:val="en-US"/>
-        </w:rPr>
-        <w:t>)</w:t>
+        <w:t>Give the name to project (MyAutomationProject)</w:t>
       </w:r>
     </w:p>
     <w:p>
@@ -3747,21 +3697,7 @@
         <w:rPr>
           <w:lang w:val="en-US"/>
         </w:rPr>
-        <w:t xml:space="preserve"> Package (</w:t>
-      </w:r>
-      <w:proofErr w:type="spellStart"/>
-      <w:r>
-        <w:rPr>
-          <w:lang w:val="en-US"/>
-        </w:rPr>
-        <w:t>com.WebDriverDemos</w:t>
-      </w:r>
-      <w:proofErr w:type="spellEnd"/>
-      <w:r>
-        <w:rPr>
-          <w:lang w:val="en-US"/>
-        </w:rPr>
-        <w:t>)</w:t>
+        <w:t xml:space="preserve"> Package (com.WebDriverDemos)</w:t>
       </w:r>
     </w:p>
     <w:p>
@@ -3857,16 +3793,8 @@
         <w:rPr>
           <w:lang w:val="en-US"/>
         </w:rPr>
-        <w:t xml:space="preserve">Click on </w:t>
-      </w:r>
-      <w:proofErr w:type="spellStart"/>
-      <w:r>
-        <w:rPr>
-          <w:lang w:val="en-US"/>
-        </w:rPr>
-        <w:t>Classpath</w:t>
-      </w:r>
-      <w:proofErr w:type="spellEnd"/>
+        <w:t>Click on Classpath</w:t>
+      </w:r>
     </w:p>
     <w:p>
       <w:pPr>
@@ -4033,19 +3961,11 @@
           <w:lang w:val="en-US"/>
         </w:rPr>
       </w:pPr>
-      <w:proofErr w:type="gramStart"/>
-      <w:r>
-        <w:rPr>
-          <w:lang w:val="en-US"/>
-        </w:rPr>
-        <w:t>get(</w:t>
-      </w:r>
-      <w:proofErr w:type="gramEnd"/>
-      <w:r>
-        <w:rPr>
-          <w:lang w:val="en-US"/>
-        </w:rPr>
-        <w:t xml:space="preserve">) </w:t>
+      <w:r>
+        <w:rPr>
+          <w:lang w:val="en-US"/>
+        </w:rPr>
+        <w:t xml:space="preserve">get() </w:t>
       </w:r>
       <w:r>
         <w:rPr>
@@ -4071,27 +3991,11 @@
           <w:lang w:val="en-US"/>
         </w:rPr>
       </w:pPr>
-      <w:proofErr w:type="spellStart"/>
-      <w:proofErr w:type="gramStart"/>
-      <w:r>
-        <w:rPr>
-          <w:lang w:val="en-US"/>
-        </w:rPr>
-        <w:t>driver.manage</w:t>
-      </w:r>
-      <w:proofErr w:type="spellEnd"/>
-      <w:r>
-        <w:rPr>
-          <w:lang w:val="en-US"/>
-        </w:rPr>
-        <w:t>(</w:t>
-      </w:r>
-      <w:proofErr w:type="gramEnd"/>
-      <w:r>
-        <w:rPr>
-          <w:lang w:val="en-US"/>
-        </w:rPr>
-        <w:t xml:space="preserve">).window().maximize() </w:t>
+      <w:r>
+        <w:rPr>
+          <w:lang w:val="en-US"/>
+        </w:rPr>
+        <w:t xml:space="preserve">driver.manage().window().maximize() </w:t>
       </w:r>
       <w:r>
         <w:rPr>
@@ -4117,19 +4021,11 @@
           <w:lang w:val="en-US"/>
         </w:rPr>
       </w:pPr>
-      <w:proofErr w:type="gramStart"/>
-      <w:r>
-        <w:rPr>
-          <w:lang w:val="en-US"/>
-        </w:rPr>
-        <w:t>close(</w:t>
-      </w:r>
-      <w:proofErr w:type="gramEnd"/>
-      <w:r>
-        <w:rPr>
-          <w:lang w:val="en-US"/>
-        </w:rPr>
-        <w:t xml:space="preserve">) </w:t>
+      <w:r>
+        <w:rPr>
+          <w:lang w:val="en-US"/>
+        </w:rPr>
+        <w:t xml:space="preserve">close() </w:t>
       </w:r>
       <w:r>
         <w:rPr>
@@ -4155,19 +4051,11 @@
           <w:lang w:val="en-US"/>
         </w:rPr>
       </w:pPr>
-      <w:proofErr w:type="gramStart"/>
-      <w:r>
-        <w:rPr>
-          <w:lang w:val="en-US"/>
-        </w:rPr>
-        <w:t>getTitle(</w:t>
-      </w:r>
-      <w:proofErr w:type="gramEnd"/>
-      <w:r>
-        <w:rPr>
-          <w:lang w:val="en-US"/>
-        </w:rPr>
-        <w:t xml:space="preserve">) </w:t>
+      <w:r>
+        <w:rPr>
+          <w:lang w:val="en-US"/>
+        </w:rPr>
+        <w:t xml:space="preserve">getTitle() </w:t>
       </w:r>
       <w:r>
         <w:rPr>
@@ -4199,19 +4087,11 @@
           <w:lang w:val="en-US"/>
         </w:rPr>
       </w:pPr>
-      <w:proofErr w:type="gramStart"/>
-      <w:r>
-        <w:rPr>
-          <w:lang w:val="en-US"/>
-        </w:rPr>
-        <w:t>getCurrentUrl(</w:t>
-      </w:r>
-      <w:proofErr w:type="gramEnd"/>
-      <w:r>
-        <w:rPr>
-          <w:lang w:val="en-US"/>
-        </w:rPr>
-        <w:t xml:space="preserve">) </w:t>
+      <w:r>
+        <w:rPr>
+          <w:lang w:val="en-US"/>
+        </w:rPr>
+        <w:t xml:space="preserve">getCurrentUrl() </w:t>
       </w:r>
       <w:r>
         <w:rPr>
@@ -4237,19 +4117,11 @@
           <w:lang w:val="en-US"/>
         </w:rPr>
       </w:pPr>
-      <w:proofErr w:type="gramStart"/>
-      <w:r>
-        <w:rPr>
-          <w:lang w:val="en-US"/>
-        </w:rPr>
-        <w:t>findElement(</w:t>
-      </w:r>
-      <w:proofErr w:type="gramEnd"/>
-      <w:r>
-        <w:rPr>
-          <w:lang w:val="en-US"/>
-        </w:rPr>
-        <w:t xml:space="preserve">) </w:t>
+      <w:r>
+        <w:rPr>
+          <w:lang w:val="en-US"/>
+        </w:rPr>
+        <w:t xml:space="preserve">findElement() </w:t>
       </w:r>
       <w:r>
         <w:rPr>
@@ -4299,19 +4171,11 @@
           <w:lang w:val="en-US"/>
         </w:rPr>
       </w:pPr>
-      <w:proofErr w:type="gramStart"/>
-      <w:r>
-        <w:rPr>
-          <w:lang w:val="en-US"/>
-        </w:rPr>
-        <w:t>findElements(</w:t>
-      </w:r>
-      <w:proofErr w:type="gramEnd"/>
-      <w:r>
-        <w:rPr>
-          <w:lang w:val="en-US"/>
-        </w:rPr>
-        <w:t xml:space="preserve">) </w:t>
+      <w:r>
+        <w:rPr>
+          <w:lang w:val="en-US"/>
+        </w:rPr>
+        <w:t xml:space="preserve">findElements() </w:t>
       </w:r>
       <w:r>
         <w:rPr>
@@ -4373,19 +4237,11 @@
           <w:lang w:val="en-US"/>
         </w:rPr>
       </w:pPr>
-      <w:proofErr w:type="gramStart"/>
-      <w:r>
-        <w:rPr>
-          <w:lang w:val="en-US"/>
-        </w:rPr>
-        <w:t>quit(</w:t>
-      </w:r>
-      <w:proofErr w:type="gramEnd"/>
-      <w:r>
-        <w:rPr>
-          <w:lang w:val="en-US"/>
-        </w:rPr>
-        <w:t xml:space="preserve">) </w:t>
+      <w:r>
+        <w:rPr>
+          <w:lang w:val="en-US"/>
+        </w:rPr>
+        <w:t xml:space="preserve">quit() </w:t>
       </w:r>
       <w:r>
         <w:rPr>
@@ -4970,19 +4826,11 @@
           <w:lang w:val="en-US"/>
         </w:rPr>
       </w:pPr>
-      <w:proofErr w:type="gramStart"/>
-      <w:r>
-        <w:rPr>
-          <w:lang w:val="en-US"/>
-        </w:rPr>
-        <w:t>sendKeys(</w:t>
-      </w:r>
-      <w:proofErr w:type="gramEnd"/>
-      <w:r>
-        <w:rPr>
-          <w:lang w:val="en-US"/>
-        </w:rPr>
-        <w:t xml:space="preserve">) </w:t>
+      <w:r>
+        <w:rPr>
+          <w:lang w:val="en-US"/>
+        </w:rPr>
+        <w:t xml:space="preserve">sendKeys() </w:t>
       </w:r>
       <w:r>
         <w:rPr>
@@ -5020,19 +4868,11 @@
           <w:lang w:val="en-US"/>
         </w:rPr>
       </w:pPr>
-      <w:proofErr w:type="gramStart"/>
-      <w:r>
-        <w:rPr>
-          <w:lang w:val="en-US"/>
-        </w:rPr>
-        <w:t>click(</w:t>
-      </w:r>
-      <w:proofErr w:type="gramEnd"/>
-      <w:r>
-        <w:rPr>
-          <w:lang w:val="en-US"/>
-        </w:rPr>
-        <w:t xml:space="preserve">) </w:t>
+      <w:r>
+        <w:rPr>
+          <w:lang w:val="en-US"/>
+        </w:rPr>
+        <w:t xml:space="preserve">click() </w:t>
       </w:r>
       <w:r>
         <w:rPr>
@@ -5064,19 +4904,11 @@
           <w:lang w:val="en-US"/>
         </w:rPr>
       </w:pPr>
-      <w:proofErr w:type="gramStart"/>
-      <w:r>
-        <w:rPr>
-          <w:lang w:val="en-US"/>
-        </w:rPr>
-        <w:t>getText(</w:t>
-      </w:r>
-      <w:proofErr w:type="gramEnd"/>
-      <w:r>
-        <w:rPr>
-          <w:lang w:val="en-US"/>
-        </w:rPr>
-        <w:t xml:space="preserve">) </w:t>
+      <w:r>
+        <w:rPr>
+          <w:lang w:val="en-US"/>
+        </w:rPr>
+        <w:t xml:space="preserve">getText() </w:t>
       </w:r>
       <w:r>
         <w:rPr>
@@ -5102,19 +4934,11 @@
           <w:lang w:val="en-US"/>
         </w:rPr>
       </w:pPr>
-      <w:proofErr w:type="gramStart"/>
-      <w:r>
-        <w:rPr>
-          <w:lang w:val="en-US"/>
-        </w:rPr>
-        <w:t>isSelected(</w:t>
-      </w:r>
-      <w:proofErr w:type="gramEnd"/>
-      <w:r>
-        <w:rPr>
-          <w:lang w:val="en-US"/>
-        </w:rPr>
-        <w:t xml:space="preserve">) </w:t>
+      <w:r>
+        <w:rPr>
+          <w:lang w:val="en-US"/>
+        </w:rPr>
+        <w:t xml:space="preserve">isSelected() </w:t>
       </w:r>
       <w:r>
         <w:rPr>
@@ -5140,19 +4964,11 @@
           <w:lang w:val="en-US"/>
         </w:rPr>
       </w:pPr>
-      <w:proofErr w:type="gramStart"/>
-      <w:r>
-        <w:rPr>
-          <w:lang w:val="en-US"/>
-        </w:rPr>
-        <w:t>isEnabled(</w:t>
-      </w:r>
-      <w:proofErr w:type="gramEnd"/>
-      <w:r>
-        <w:rPr>
-          <w:lang w:val="en-US"/>
-        </w:rPr>
-        <w:t xml:space="preserve">) </w:t>
+      <w:r>
+        <w:rPr>
+          <w:lang w:val="en-US"/>
+        </w:rPr>
+        <w:t xml:space="preserve">isEnabled() </w:t>
       </w:r>
       <w:r>
         <w:rPr>
@@ -5289,21 +5105,7 @@
         <w:rPr>
           <w:lang w:val="en-US"/>
         </w:rPr>
-        <w:t>data-</w:t>
-      </w:r>
-      <w:proofErr w:type="spellStart"/>
-      <w:r>
-        <w:rPr>
-          <w:lang w:val="en-US"/>
-        </w:rPr>
-        <w:t>testid</w:t>
-      </w:r>
-      <w:proofErr w:type="spellEnd"/>
-      <w:r>
-        <w:rPr>
-          <w:lang w:val="en-US"/>
-        </w:rPr>
-        <w:t>="royal-email"]</w:t>
+        <w:t>data-testid="royal-email"]</w:t>
       </w:r>
     </w:p>
     <w:p>
@@ -5730,19 +5532,11 @@
           <w:lang w:val="en-US"/>
         </w:rPr>
       </w:pPr>
-      <w:proofErr w:type="gramStart"/>
-      <w:r>
-        <w:rPr>
-          <w:lang w:val="en-US"/>
-        </w:rPr>
-        <w:t>getFirstSelectedOption(</w:t>
-      </w:r>
-      <w:proofErr w:type="gramEnd"/>
-      <w:r>
-        <w:rPr>
-          <w:lang w:val="en-US"/>
-        </w:rPr>
-        <w:t xml:space="preserve">) </w:t>
+      <w:r>
+        <w:rPr>
+          <w:lang w:val="en-US"/>
+        </w:rPr>
+        <w:t xml:space="preserve">getFirstSelectedOption() </w:t>
       </w:r>
       <w:r>
         <w:rPr>
@@ -5768,19 +5562,11 @@
           <w:lang w:val="en-US"/>
         </w:rPr>
       </w:pPr>
-      <w:proofErr w:type="gramStart"/>
-      <w:r>
-        <w:rPr>
-          <w:lang w:val="en-US"/>
-        </w:rPr>
-        <w:t>getOptions(</w:t>
-      </w:r>
-      <w:proofErr w:type="gramEnd"/>
-      <w:r>
-        <w:rPr>
-          <w:lang w:val="en-US"/>
-        </w:rPr>
-        <w:t xml:space="preserve">) </w:t>
+      <w:r>
+        <w:rPr>
+          <w:lang w:val="en-US"/>
+        </w:rPr>
+        <w:t xml:space="preserve">getOptions() </w:t>
       </w:r>
       <w:r>
         <w:rPr>
@@ -5878,19 +5664,11 @@
           <w:lang w:val="en-US"/>
         </w:rPr>
       </w:pPr>
-      <w:proofErr w:type="gramStart"/>
-      <w:r>
-        <w:rPr>
-          <w:lang w:val="en-US"/>
-        </w:rPr>
-        <w:t>getAllSelectedOptions(</w:t>
-      </w:r>
-      <w:proofErr w:type="gramEnd"/>
-      <w:r>
-        <w:rPr>
-          <w:lang w:val="en-US"/>
-        </w:rPr>
-        <w:t xml:space="preserve">) </w:t>
+      <w:r>
+        <w:rPr>
+          <w:lang w:val="en-US"/>
+        </w:rPr>
+        <w:t xml:space="preserve">getAllSelectedOptions() </w:t>
       </w:r>
       <w:r>
         <w:rPr>
@@ -5928,19 +5706,11 @@
           <w:lang w:val="en-US"/>
         </w:rPr>
       </w:pPr>
-      <w:proofErr w:type="gramStart"/>
-      <w:r>
-        <w:rPr>
-          <w:lang w:val="en-US"/>
-        </w:rPr>
-        <w:t>isMultiple(</w:t>
-      </w:r>
-      <w:proofErr w:type="gramEnd"/>
-      <w:r>
-        <w:rPr>
-          <w:lang w:val="en-US"/>
-        </w:rPr>
-        <w:t xml:space="preserve">) </w:t>
+      <w:r>
+        <w:rPr>
+          <w:lang w:val="en-US"/>
+        </w:rPr>
+        <w:t xml:space="preserve">isMultiple() </w:t>
       </w:r>
       <w:r>
         <w:rPr>
@@ -6106,27 +5876,11 @@
           <w:lang w:val="en-US"/>
         </w:rPr>
       </w:pPr>
-      <w:proofErr w:type="spellStart"/>
-      <w:proofErr w:type="gramStart"/>
-      <w:r>
-        <w:rPr>
-          <w:lang w:val="en-US"/>
-        </w:rPr>
-        <w:t>Thread.sleep</w:t>
-      </w:r>
-      <w:proofErr w:type="spellEnd"/>
-      <w:r>
-        <w:rPr>
-          <w:lang w:val="en-US"/>
-        </w:rPr>
-        <w:t>(</w:t>
-      </w:r>
-      <w:proofErr w:type="gramEnd"/>
-      <w:r>
-        <w:rPr>
-          <w:lang w:val="en-US"/>
-        </w:rPr>
-        <w:t>)</w:t>
+      <w:r>
+        <w:rPr>
+          <w:lang w:val="en-US"/>
+        </w:rPr>
+        <w:t>Thread.sleep()</w:t>
       </w:r>
       <w:r>
         <w:rPr>
@@ -6441,20 +6195,7 @@
           <w:lang w:val="en-US"/>
         </w:rPr>
         <w:br/>
-      </w:r>
-      <w:proofErr w:type="spellStart"/>
-      <w:r>
-        <w:rPr>
-          <w:lang w:val="en-US"/>
-        </w:rPr>
-        <w:t>i</w:t>
-      </w:r>
-      <w:proofErr w:type="spellEnd"/>
-      <w:r>
-        <w:rPr>
-          <w:lang w:val="en-US"/>
-        </w:rPr>
-        <w:t xml:space="preserve"> </w:t>
+        <w:t xml:space="preserve">i </w:t>
       </w:r>
       <w:r>
         <w:rPr>
@@ -6838,21 +6579,7 @@
         <w:rPr>
           <w:lang w:val="en-US"/>
         </w:rPr>
-        <w:t xml:space="preserve">You </w:t>
-      </w:r>
-      <w:proofErr w:type="spellStart"/>
-      <w:r>
-        <w:rPr>
-          <w:lang w:val="en-US"/>
-        </w:rPr>
-        <w:t>can not</w:t>
-      </w:r>
-      <w:proofErr w:type="spellEnd"/>
-      <w:r>
-        <w:rPr>
-          <w:lang w:val="en-US"/>
-        </w:rPr>
-        <w:t xml:space="preserve"> perform any operation on the page if alert is present</w:t>
+        <w:t>You can not perform any operation on the page if alert is present</w:t>
       </w:r>
     </w:p>
     <w:p>
@@ -6907,19 +6634,11 @@
           <w:lang w:val="en-US"/>
         </w:rPr>
       </w:pPr>
-      <w:proofErr w:type="spellStart"/>
-      <w:r>
-        <w:rPr>
-          <w:lang w:val="en-US"/>
-        </w:rPr>
-        <w:t>switchTo</w:t>
-      </w:r>
-      <w:proofErr w:type="spellEnd"/>
-      <w:r>
-        <w:rPr>
-          <w:lang w:val="en-US"/>
-        </w:rPr>
-        <w:t xml:space="preserve">().alert() </w:t>
+      <w:r>
+        <w:rPr>
+          <w:lang w:val="en-US"/>
+        </w:rPr>
+        <w:t xml:space="preserve">switchTo().alert() </w:t>
       </w:r>
       <w:r>
         <w:rPr>
@@ -6945,19 +6664,11 @@
           <w:lang w:val="en-US"/>
         </w:rPr>
       </w:pPr>
-      <w:proofErr w:type="gramStart"/>
-      <w:r>
-        <w:rPr>
-          <w:lang w:val="en-US"/>
-        </w:rPr>
-        <w:t>getText(</w:t>
-      </w:r>
-      <w:proofErr w:type="gramEnd"/>
-      <w:r>
-        <w:rPr>
-          <w:lang w:val="en-US"/>
-        </w:rPr>
-        <w:t xml:space="preserve">) </w:t>
+      <w:r>
+        <w:rPr>
+          <w:lang w:val="en-US"/>
+        </w:rPr>
+        <w:t xml:space="preserve">getText() </w:t>
       </w:r>
       <w:r>
         <w:rPr>
@@ -6983,19 +6694,11 @@
           <w:lang w:val="en-US"/>
         </w:rPr>
       </w:pPr>
-      <w:proofErr w:type="gramStart"/>
-      <w:r>
-        <w:rPr>
-          <w:lang w:val="en-US"/>
-        </w:rPr>
-        <w:t>accept(</w:t>
-      </w:r>
-      <w:proofErr w:type="gramEnd"/>
-      <w:r>
-        <w:rPr>
-          <w:lang w:val="en-US"/>
-        </w:rPr>
-        <w:t xml:space="preserve">) </w:t>
+      <w:r>
+        <w:rPr>
+          <w:lang w:val="en-US"/>
+        </w:rPr>
+        <w:t xml:space="preserve">accept() </w:t>
       </w:r>
       <w:r>
         <w:rPr>
@@ -7021,20 +6724,12 @@
           <w:lang w:val="en-US"/>
         </w:rPr>
       </w:pPr>
-      <w:proofErr w:type="gramStart"/>
       <w:r>
         <w:rPr>
           <w:lang w:val="en-US"/>
         </w:rPr>
         <w:lastRenderedPageBreak/>
-        <w:t>dismiss(</w:t>
-      </w:r>
-      <w:proofErr w:type="gramEnd"/>
-      <w:r>
-        <w:rPr>
-          <w:lang w:val="en-US"/>
-        </w:rPr>
-        <w:t xml:space="preserve">) </w:t>
+        <w:t xml:space="preserve">dismiss() </w:t>
       </w:r>
       <w:r>
         <w:rPr>
@@ -7787,6 +7482,701 @@
         </w:rPr>
         <w:t>Hybrid Framework</w:t>
       </w:r>
+    </w:p>
+    <w:p>
+      <w:pPr>
+        <w:rPr>
+          <w:lang w:val="en-US"/>
+        </w:rPr>
+      </w:pPr>
+    </w:p>
+    <w:p>
+      <w:pPr>
+        <w:rPr>
+          <w:b/>
+          <w:bCs/>
+          <w:lang w:val="en-US"/>
+        </w:rPr>
+      </w:pPr>
+      <w:r>
+        <w:rPr>
+          <w:b/>
+          <w:bCs/>
+          <w:lang w:val="en-US"/>
+        </w:rPr>
+        <w:t>Annotations in TestNG</w:t>
+      </w:r>
+    </w:p>
+    <w:p>
+      <w:pPr>
+        <w:pStyle w:val="ListParagraph"/>
+        <w:numPr>
+          <w:ilvl w:val="0"/>
+          <w:numId w:val="33"/>
+        </w:numPr>
+        <w:rPr>
+          <w:lang w:val="en-US"/>
+        </w:rPr>
+      </w:pPr>
+      <w:r>
+        <w:rPr>
+          <w:lang w:val="en-US"/>
+        </w:rPr>
+        <w:t xml:space="preserve">@Test </w:t>
+      </w:r>
+      <w:r>
+        <w:rPr>
+          <w:lang w:val="en-US"/>
+        </w:rPr>
+        <w:sym w:font="Wingdings" w:char="F0E0"/>
+      </w:r>
+      <w:r>
+        <w:rPr>
+          <w:lang w:val="en-US"/>
+        </w:rPr>
+        <w:t xml:space="preserve"> </w:t>
+      </w:r>
+      <w:r>
+        <w:rPr>
+          <w:lang w:val="en-US"/>
+        </w:rPr>
+        <w:t>This method will treated as Test Case</w:t>
+      </w:r>
+    </w:p>
+    <w:p>
+      <w:pPr>
+        <w:pStyle w:val="ListParagraph"/>
+        <w:numPr>
+          <w:ilvl w:val="0"/>
+          <w:numId w:val="33"/>
+        </w:numPr>
+        <w:rPr>
+          <w:lang w:val="en-US"/>
+        </w:rPr>
+      </w:pPr>
+      <w:r>
+        <w:rPr>
+          <w:lang w:val="en-US"/>
+        </w:rPr>
+        <w:t xml:space="preserve">@BeforeTest </w:t>
+      </w:r>
+      <w:r>
+        <w:rPr>
+          <w:lang w:val="en-US"/>
+        </w:rPr>
+        <w:sym w:font="Wingdings" w:char="F0E0"/>
+      </w:r>
+      <w:r>
+        <w:rPr>
+          <w:lang w:val="en-US"/>
+        </w:rPr>
+        <w:t xml:space="preserve"> This method will get executed </w:t>
+      </w:r>
+      <w:r>
+        <w:rPr>
+          <w:b/>
+          <w:bCs/>
+          <w:lang w:val="en-US"/>
+        </w:rPr>
+        <w:t>only once before executing 1</w:t>
+      </w:r>
+      <w:r>
+        <w:rPr>
+          <w:b/>
+          <w:bCs/>
+          <w:vertAlign w:val="superscript"/>
+          <w:lang w:val="en-US"/>
+        </w:rPr>
+        <w:t>st</w:t>
+      </w:r>
+      <w:r>
+        <w:rPr>
+          <w:b/>
+          <w:bCs/>
+          <w:lang w:val="en-US"/>
+        </w:rPr>
+        <w:t xml:space="preserve"> test</w:t>
+      </w:r>
+    </w:p>
+    <w:p>
+      <w:pPr>
+        <w:pStyle w:val="ListParagraph"/>
+        <w:numPr>
+          <w:ilvl w:val="0"/>
+          <w:numId w:val="33"/>
+        </w:numPr>
+        <w:rPr>
+          <w:lang w:val="en-US"/>
+        </w:rPr>
+      </w:pPr>
+      <w:r>
+        <w:rPr>
+          <w:lang w:val="en-US"/>
+        </w:rPr>
+        <w:t xml:space="preserve">@AfterTest </w:t>
+      </w:r>
+      <w:r>
+        <w:rPr>
+          <w:lang w:val="en-US"/>
+        </w:rPr>
+        <w:sym w:font="Wingdings" w:char="F0E0"/>
+      </w:r>
+      <w:r>
+        <w:rPr>
+          <w:lang w:val="en-US"/>
+        </w:rPr>
+        <w:t xml:space="preserve"> This method will get executed </w:t>
+      </w:r>
+      <w:r>
+        <w:rPr>
+          <w:b/>
+          <w:bCs/>
+          <w:lang w:val="en-US"/>
+        </w:rPr>
+        <w:t>only once after executing last test</w:t>
+      </w:r>
+    </w:p>
+    <w:p>
+      <w:pPr>
+        <w:pStyle w:val="ListParagraph"/>
+        <w:numPr>
+          <w:ilvl w:val="0"/>
+          <w:numId w:val="33"/>
+        </w:numPr>
+        <w:rPr>
+          <w:lang w:val="en-US"/>
+        </w:rPr>
+      </w:pPr>
+      <w:r>
+        <w:rPr>
+          <w:lang w:val="en-US"/>
+        </w:rPr>
+        <w:t xml:space="preserve">@BeforeMethod </w:t>
+      </w:r>
+      <w:r>
+        <w:rPr>
+          <w:lang w:val="en-US"/>
+        </w:rPr>
+        <w:sym w:font="Wingdings" w:char="F0E0"/>
+      </w:r>
+      <w:r>
+        <w:rPr>
+          <w:lang w:val="en-US"/>
+        </w:rPr>
+        <w:t xml:space="preserve"> This method will get executed </w:t>
+      </w:r>
+      <w:r>
+        <w:rPr>
+          <w:b/>
+          <w:bCs/>
+          <w:lang w:val="en-US"/>
+        </w:rPr>
+        <w:t>before every test</w:t>
+      </w:r>
+    </w:p>
+    <w:p>
+      <w:pPr>
+        <w:pStyle w:val="ListParagraph"/>
+        <w:numPr>
+          <w:ilvl w:val="0"/>
+          <w:numId w:val="33"/>
+        </w:numPr>
+        <w:rPr>
+          <w:lang w:val="en-US"/>
+        </w:rPr>
+      </w:pPr>
+      <w:r>
+        <w:rPr>
+          <w:lang w:val="en-US"/>
+        </w:rPr>
+        <w:t xml:space="preserve">@AfterMethod </w:t>
+      </w:r>
+      <w:r>
+        <w:rPr>
+          <w:lang w:val="en-US"/>
+        </w:rPr>
+        <w:sym w:font="Wingdings" w:char="F0E0"/>
+      </w:r>
+      <w:r>
+        <w:rPr>
+          <w:lang w:val="en-US"/>
+        </w:rPr>
+        <w:t xml:space="preserve"> This method will get executed </w:t>
+      </w:r>
+      <w:r>
+        <w:rPr>
+          <w:b/>
+          <w:bCs/>
+          <w:lang w:val="en-US"/>
+        </w:rPr>
+        <w:t>after every test</w:t>
+      </w:r>
+    </w:p>
+    <w:p>
+      <w:pPr>
+        <w:pStyle w:val="ListParagraph"/>
+        <w:numPr>
+          <w:ilvl w:val="0"/>
+          <w:numId w:val="33"/>
+        </w:numPr>
+        <w:rPr>
+          <w:lang w:val="en-US"/>
+        </w:rPr>
+      </w:pPr>
+      <w:r>
+        <w:rPr>
+          <w:lang w:val="en-US"/>
+        </w:rPr>
+        <w:t xml:space="preserve">@DataProvider </w:t>
+      </w:r>
+      <w:r>
+        <w:rPr>
+          <w:lang w:val="en-US"/>
+        </w:rPr>
+        <w:sym w:font="Wingdings" w:char="F0E0"/>
+      </w:r>
+      <w:r>
+        <w:rPr>
+          <w:lang w:val="en-US"/>
+        </w:rPr>
+        <w:t xml:space="preserve"> This method sends the data to @Test method, so that the Test will get executed for multiple times.</w:t>
+      </w:r>
+    </w:p>
+    <w:p>
+      <w:pPr>
+        <w:rPr>
+          <w:lang w:val="en-US"/>
+        </w:rPr>
+      </w:pPr>
+    </w:p>
+    <w:p>
+      <w:pPr>
+        <w:rPr>
+          <w:b/>
+          <w:bCs/>
+          <w:lang w:val="en-US"/>
+        </w:rPr>
+      </w:pPr>
+    </w:p>
+    <w:p>
+      <w:pPr>
+        <w:rPr>
+          <w:b/>
+          <w:bCs/>
+          <w:lang w:val="en-US"/>
+        </w:rPr>
+      </w:pPr>
+      <w:r>
+        <w:rPr>
+          <w:b/>
+          <w:bCs/>
+          <w:lang w:val="en-US"/>
+        </w:rPr>
+        <w:t>Points to be noted about configuration methods.</w:t>
+      </w:r>
+    </w:p>
+    <w:p>
+      <w:pPr>
+        <w:pStyle w:val="ListParagraph"/>
+        <w:numPr>
+          <w:ilvl w:val="0"/>
+          <w:numId w:val="34"/>
+        </w:numPr>
+        <w:rPr>
+          <w:lang w:val="en-US"/>
+        </w:rPr>
+      </w:pPr>
+      <w:r>
+        <w:rPr>
+          <w:lang w:val="en-US"/>
+        </w:rPr>
+        <w:t>They can appear anywhere in the code. (Sequence doesn’t matter)</w:t>
+      </w:r>
+    </w:p>
+    <w:p>
+      <w:pPr>
+        <w:pStyle w:val="ListParagraph"/>
+        <w:numPr>
+          <w:ilvl w:val="0"/>
+          <w:numId w:val="34"/>
+        </w:numPr>
+        <w:rPr>
+          <w:lang w:val="en-US"/>
+        </w:rPr>
+      </w:pPr>
+      <w:r>
+        <w:rPr>
+          <w:lang w:val="en-US"/>
+        </w:rPr>
+        <w:t>They need not to be in pair</w:t>
+      </w:r>
+      <w:r>
+        <w:rPr>
+          <w:lang w:val="en-US"/>
+        </w:rPr>
+        <w:t>.</w:t>
+      </w:r>
+    </w:p>
+    <w:p>
+      <w:pPr>
+        <w:rPr>
+          <w:lang w:val="en-US"/>
+        </w:rPr>
+      </w:pPr>
+      <w:r>
+        <w:rPr>
+          <w:lang w:val="en-US"/>
+        </w:rPr>
+        <w:t>BeforeTest</w:t>
+      </w:r>
+    </w:p>
+    <w:p>
+      <w:pPr>
+        <w:rPr>
+          <w:lang w:val="en-US"/>
+        </w:rPr>
+      </w:pPr>
+      <w:r>
+        <w:rPr>
+          <w:lang w:val="en-US"/>
+        </w:rPr>
+        <w:tab/>
+        <w:t>BeforeMethod</w:t>
+      </w:r>
+    </w:p>
+    <w:p>
+      <w:pPr>
+        <w:rPr>
+          <w:lang w:val="en-US"/>
+        </w:rPr>
+      </w:pPr>
+      <w:r>
+        <w:rPr>
+          <w:lang w:val="en-US"/>
+        </w:rPr>
+        <w:tab/>
+      </w:r>
+      <w:r>
+        <w:rPr>
+          <w:lang w:val="en-US"/>
+        </w:rPr>
+        <w:tab/>
+      </w:r>
+      <w:r>
+        <w:rPr>
+          <w:lang w:val="en-US"/>
+        </w:rPr>
+        <w:t>Test 1</w:t>
+      </w:r>
+    </w:p>
+    <w:p>
+      <w:pPr>
+        <w:rPr>
+          <w:lang w:val="en-US"/>
+        </w:rPr>
+      </w:pPr>
+      <w:r>
+        <w:rPr>
+          <w:lang w:val="en-US"/>
+        </w:rPr>
+        <w:tab/>
+        <w:t>AfterMethod</w:t>
+      </w:r>
+    </w:p>
+    <w:p>
+      <w:pPr>
+        <w:rPr>
+          <w:lang w:val="en-US"/>
+        </w:rPr>
+      </w:pPr>
+      <w:r>
+        <w:rPr>
+          <w:lang w:val="en-US"/>
+        </w:rPr>
+        <w:tab/>
+        <w:t>BeforeMethod</w:t>
+      </w:r>
+    </w:p>
+    <w:p>
+      <w:pPr>
+        <w:rPr>
+          <w:lang w:val="en-US"/>
+        </w:rPr>
+      </w:pPr>
+      <w:r>
+        <w:rPr>
+          <w:lang w:val="en-US"/>
+        </w:rPr>
+        <w:tab/>
+      </w:r>
+      <w:r>
+        <w:rPr>
+          <w:lang w:val="en-US"/>
+        </w:rPr>
+        <w:tab/>
+      </w:r>
+      <w:r>
+        <w:rPr>
+          <w:lang w:val="en-US"/>
+        </w:rPr>
+        <w:t>Test 2</w:t>
+      </w:r>
+    </w:p>
+    <w:p>
+      <w:pPr>
+        <w:rPr>
+          <w:lang w:val="en-US"/>
+        </w:rPr>
+      </w:pPr>
+      <w:r>
+        <w:rPr>
+          <w:lang w:val="en-US"/>
+        </w:rPr>
+        <w:tab/>
+        <w:t>AfterMethod</w:t>
+      </w:r>
+    </w:p>
+    <w:p>
+      <w:pPr>
+        <w:rPr>
+          <w:lang w:val="en-US"/>
+        </w:rPr>
+      </w:pPr>
+      <w:r>
+        <w:rPr>
+          <w:lang w:val="en-US"/>
+        </w:rPr>
+        <w:tab/>
+        <w:t>BeforeMethod</w:t>
+      </w:r>
+    </w:p>
+    <w:p>
+      <w:pPr>
+        <w:rPr>
+          <w:lang w:val="en-US"/>
+        </w:rPr>
+      </w:pPr>
+      <w:r>
+        <w:rPr>
+          <w:lang w:val="en-US"/>
+        </w:rPr>
+        <w:tab/>
+      </w:r>
+      <w:r>
+        <w:rPr>
+          <w:lang w:val="en-US"/>
+        </w:rPr>
+        <w:tab/>
+      </w:r>
+      <w:r>
+        <w:rPr>
+          <w:lang w:val="en-US"/>
+        </w:rPr>
+        <w:t>Test 3</w:t>
+      </w:r>
+    </w:p>
+    <w:p>
+      <w:pPr>
+        <w:rPr>
+          <w:lang w:val="en-US"/>
+        </w:rPr>
+      </w:pPr>
+      <w:r>
+        <w:rPr>
+          <w:lang w:val="en-US"/>
+        </w:rPr>
+        <w:tab/>
+        <w:t>AfterMethod</w:t>
+      </w:r>
+    </w:p>
+    <w:p>
+      <w:pPr>
+        <w:rPr>
+          <w:lang w:val="en-US"/>
+        </w:rPr>
+      </w:pPr>
+      <w:r>
+        <w:rPr>
+          <w:lang w:val="en-US"/>
+        </w:rPr>
+        <w:tab/>
+        <w:t>BeforeMethod</w:t>
+      </w:r>
+    </w:p>
+    <w:p>
+      <w:pPr>
+        <w:rPr>
+          <w:lang w:val="en-US"/>
+        </w:rPr>
+      </w:pPr>
+      <w:r>
+        <w:rPr>
+          <w:lang w:val="en-US"/>
+        </w:rPr>
+        <w:tab/>
+      </w:r>
+      <w:r>
+        <w:rPr>
+          <w:lang w:val="en-US"/>
+        </w:rPr>
+        <w:tab/>
+      </w:r>
+      <w:r>
+        <w:rPr>
+          <w:lang w:val="en-US"/>
+        </w:rPr>
+        <w:t>Test 4</w:t>
+      </w:r>
+    </w:p>
+    <w:p>
+      <w:pPr>
+        <w:rPr>
+          <w:lang w:val="en-US"/>
+        </w:rPr>
+      </w:pPr>
+      <w:r>
+        <w:rPr>
+          <w:lang w:val="en-US"/>
+        </w:rPr>
+        <w:tab/>
+        <w:t>AfterMethod</w:t>
+      </w:r>
+    </w:p>
+    <w:p>
+      <w:pPr>
+        <w:rPr>
+          <w:lang w:val="en-US"/>
+        </w:rPr>
+      </w:pPr>
+      <w:r>
+        <w:rPr>
+          <w:lang w:val="en-US"/>
+        </w:rPr>
+        <w:t>AfterTest</w:t>
+      </w:r>
+    </w:p>
+    <w:p>
+      <w:pPr>
+        <w:rPr>
+          <w:lang w:val="en-US"/>
+        </w:rPr>
+      </w:pPr>
+    </w:p>
+    <w:p>
+      <w:pPr>
+        <w:rPr>
+          <w:b/>
+          <w:bCs/>
+          <w:lang w:val="en-US"/>
+        </w:rPr>
+      </w:pPr>
+      <w:r>
+        <w:rPr>
+          <w:b/>
+          <w:bCs/>
+          <w:lang w:val="en-US"/>
+        </w:rPr>
+        <w:t>Data Driven Testing</w:t>
+      </w:r>
+    </w:p>
+    <w:p>
+      <w:pPr>
+        <w:rPr>
+          <w:lang w:val="en-US"/>
+        </w:rPr>
+      </w:pPr>
+      <w:r>
+        <w:rPr>
+          <w:lang w:val="en-US"/>
+        </w:rPr>
+        <w:t>This is the process of executing single test for multiple times with multiple data set</w:t>
+      </w:r>
+      <w:r>
+        <w:rPr>
+          <w:lang w:val="en-US"/>
+        </w:rPr>
+        <w:t>.</w:t>
+      </w:r>
+    </w:p>
+    <w:p>
+      <w:pPr>
+        <w:rPr>
+          <w:lang w:val="en-US"/>
+        </w:rPr>
+      </w:pPr>
+      <w:r>
+        <w:rPr>
+          <w:lang w:val="en-US"/>
+        </w:rPr>
+        <w:t>This is done using @DataProvider</w:t>
+      </w:r>
+    </w:p>
+    <w:p>
+      <w:pPr>
+        <w:rPr>
+          <w:lang w:val="en-US"/>
+        </w:rPr>
+      </w:pPr>
+    </w:p>
+    <w:p>
+      <w:pPr>
+        <w:rPr>
+          <w:b/>
+          <w:bCs/>
+          <w:lang w:val="en-US"/>
+        </w:rPr>
+      </w:pPr>
+      <w:r>
+        <w:rPr>
+          <w:b/>
+          <w:bCs/>
+          <w:lang w:val="en-US"/>
+        </w:rPr>
+        <w:t>Modular Framework</w:t>
+      </w:r>
+    </w:p>
+    <w:p>
+      <w:pPr>
+        <w:pStyle w:val="ListParagraph"/>
+        <w:numPr>
+          <w:ilvl w:val="0"/>
+          <w:numId w:val="35"/>
+        </w:numPr>
+        <w:rPr>
+          <w:lang w:val="en-US"/>
+        </w:rPr>
+      </w:pPr>
+      <w:r>
+        <w:rPr>
+          <w:lang w:val="en-US"/>
+        </w:rPr>
+        <w:t>Allows you to execute / skip single / multiple test(s).</w:t>
+      </w:r>
+    </w:p>
+    <w:p>
+      <w:pPr>
+        <w:pStyle w:val="ListParagraph"/>
+        <w:numPr>
+          <w:ilvl w:val="0"/>
+          <w:numId w:val="35"/>
+        </w:numPr>
+        <w:rPr>
+          <w:lang w:val="en-US"/>
+        </w:rPr>
+      </w:pPr>
+      <w:r>
+        <w:rPr>
+          <w:lang w:val="en-US"/>
+        </w:rPr>
+        <w:t>Done via .xml file.</w:t>
+      </w:r>
+    </w:p>
+    <w:p>
+      <w:pPr>
+        <w:rPr>
+          <w:lang w:val="en-US"/>
+        </w:rPr>
+      </w:pPr>
     </w:p>
     <w:p>
       <w:pPr>
@@ -8297,6 +8687,119 @@
     </w:lvl>
   </w:abstractNum>
   <w:abstractNum w:abstractNumId="5">
+    <w:nsid w:val="0D650195"/>
+    <w:multiLevelType w:val="hybridMultilevel"/>
+    <w:tmpl w:val="C8E48FE0"/>
+    <w:lvl w:ilvl="0" w:tplc="40090001">
+      <w:start w:val="1"/>
+      <w:numFmt w:val="bullet"/>
+      <w:lvlText w:val=""/>
+      <w:lvlJc w:val="left"/>
+      <w:pPr>
+        <w:ind w:left="720" w:hanging="360"/>
+      </w:pPr>
+      <w:rPr>
+        <w:rFonts w:ascii="Symbol" w:hAnsi="Symbol" w:hint="default"/>
+      </w:rPr>
+    </w:lvl>
+    <w:lvl w:ilvl="1" w:tplc="40090003" w:tentative="1">
+      <w:start w:val="1"/>
+      <w:numFmt w:val="bullet"/>
+      <w:lvlText w:val="o"/>
+      <w:lvlJc w:val="left"/>
+      <w:pPr>
+        <w:ind w:left="1440" w:hanging="360"/>
+      </w:pPr>
+      <w:rPr>
+        <w:rFonts w:ascii="Courier New" w:hAnsi="Courier New" w:cs="Courier New" w:hint="default"/>
+      </w:rPr>
+    </w:lvl>
+    <w:lvl w:ilvl="2" w:tplc="40090005" w:tentative="1">
+      <w:start w:val="1"/>
+      <w:numFmt w:val="bullet"/>
+      <w:lvlText w:val=""/>
+      <w:lvlJc w:val="left"/>
+      <w:pPr>
+        <w:ind w:left="2160" w:hanging="360"/>
+      </w:pPr>
+      <w:rPr>
+        <w:rFonts w:ascii="Wingdings" w:hAnsi="Wingdings" w:hint="default"/>
+      </w:rPr>
+    </w:lvl>
+    <w:lvl w:ilvl="3" w:tplc="40090001" w:tentative="1">
+      <w:start w:val="1"/>
+      <w:numFmt w:val="bullet"/>
+      <w:lvlText w:val=""/>
+      <w:lvlJc w:val="left"/>
+      <w:pPr>
+        <w:ind w:left="2880" w:hanging="360"/>
+      </w:pPr>
+      <w:rPr>
+        <w:rFonts w:ascii="Symbol" w:hAnsi="Symbol" w:hint="default"/>
+      </w:rPr>
+    </w:lvl>
+    <w:lvl w:ilvl="4" w:tplc="40090003" w:tentative="1">
+      <w:start w:val="1"/>
+      <w:numFmt w:val="bullet"/>
+      <w:lvlText w:val="o"/>
+      <w:lvlJc w:val="left"/>
+      <w:pPr>
+        <w:ind w:left="3600" w:hanging="360"/>
+      </w:pPr>
+      <w:rPr>
+        <w:rFonts w:ascii="Courier New" w:hAnsi="Courier New" w:cs="Courier New" w:hint="default"/>
+      </w:rPr>
+    </w:lvl>
+    <w:lvl w:ilvl="5" w:tplc="40090005" w:tentative="1">
+      <w:start w:val="1"/>
+      <w:numFmt w:val="bullet"/>
+      <w:lvlText w:val=""/>
+      <w:lvlJc w:val="left"/>
+      <w:pPr>
+        <w:ind w:left="4320" w:hanging="360"/>
+      </w:pPr>
+      <w:rPr>
+        <w:rFonts w:ascii="Wingdings" w:hAnsi="Wingdings" w:hint="default"/>
+      </w:rPr>
+    </w:lvl>
+    <w:lvl w:ilvl="6" w:tplc="40090001" w:tentative="1">
+      <w:start w:val="1"/>
+      <w:numFmt w:val="bullet"/>
+      <w:lvlText w:val=""/>
+      <w:lvlJc w:val="left"/>
+      <w:pPr>
+        <w:ind w:left="5040" w:hanging="360"/>
+      </w:pPr>
+      <w:rPr>
+        <w:rFonts w:ascii="Symbol" w:hAnsi="Symbol" w:hint="default"/>
+      </w:rPr>
+    </w:lvl>
+    <w:lvl w:ilvl="7" w:tplc="40090003" w:tentative="1">
+      <w:start w:val="1"/>
+      <w:numFmt w:val="bullet"/>
+      <w:lvlText w:val="o"/>
+      <w:lvlJc w:val="left"/>
+      <w:pPr>
+        <w:ind w:left="5760" w:hanging="360"/>
+      </w:pPr>
+      <w:rPr>
+        <w:rFonts w:ascii="Courier New" w:hAnsi="Courier New" w:cs="Courier New" w:hint="default"/>
+      </w:rPr>
+    </w:lvl>
+    <w:lvl w:ilvl="8" w:tplc="40090005" w:tentative="1">
+      <w:start w:val="1"/>
+      <w:numFmt w:val="bullet"/>
+      <w:lvlText w:val=""/>
+      <w:lvlJc w:val="left"/>
+      <w:pPr>
+        <w:ind w:left="6480" w:hanging="360"/>
+      </w:pPr>
+      <w:rPr>
+        <w:rFonts w:ascii="Wingdings" w:hAnsi="Wingdings" w:hint="default"/>
+      </w:rPr>
+    </w:lvl>
+  </w:abstractNum>
+  <w:abstractNum w:abstractNumId="6">
     <w:nsid w:val="0FC11B21"/>
     <w:multiLevelType w:val="hybridMultilevel"/>
     <w:tmpl w:val="D2A46348"/>
@@ -8385,7 +8888,7 @@
       </w:pPr>
     </w:lvl>
   </w:abstractNum>
-  <w:abstractNum w:abstractNumId="6">
+  <w:abstractNum w:abstractNumId="7">
     <w:nsid w:val="12920D9B"/>
     <w:multiLevelType w:val="hybridMultilevel"/>
     <w:tmpl w:val="3F783C4A"/>
@@ -8498,7 +9001,7 @@
       </w:rPr>
     </w:lvl>
   </w:abstractNum>
-  <w:abstractNum w:abstractNumId="7">
+  <w:abstractNum w:abstractNumId="8">
     <w:nsid w:val="1406528E"/>
     <w:multiLevelType w:val="hybridMultilevel"/>
     <w:tmpl w:val="B58C35A4"/>
@@ -8587,7 +9090,7 @@
       </w:pPr>
     </w:lvl>
   </w:abstractNum>
-  <w:abstractNum w:abstractNumId="8">
+  <w:abstractNum w:abstractNumId="9">
     <w:nsid w:val="23232B7A"/>
     <w:multiLevelType w:val="hybridMultilevel"/>
     <w:tmpl w:val="294E1CB4"/>
@@ -8700,7 +9203,7 @@
       </w:rPr>
     </w:lvl>
   </w:abstractNum>
-  <w:abstractNum w:abstractNumId="9">
+  <w:abstractNum w:abstractNumId="10">
     <w:nsid w:val="24C43797"/>
     <w:multiLevelType w:val="hybridMultilevel"/>
     <w:tmpl w:val="F08CF0EC"/>
@@ -8789,7 +9292,7 @@
       </w:pPr>
     </w:lvl>
   </w:abstractNum>
-  <w:abstractNum w:abstractNumId="10">
+  <w:abstractNum w:abstractNumId="11">
     <w:nsid w:val="2578294E"/>
     <w:multiLevelType w:val="hybridMultilevel"/>
     <w:tmpl w:val="98103AE6"/>
@@ -8875,7 +9378,7 @@
       </w:pPr>
     </w:lvl>
   </w:abstractNum>
-  <w:abstractNum w:abstractNumId="11">
+  <w:abstractNum w:abstractNumId="12">
     <w:nsid w:val="25AB391C"/>
     <w:multiLevelType w:val="hybridMultilevel"/>
     <w:tmpl w:val="A8B25F10"/>
@@ -8964,7 +9467,7 @@
       </w:pPr>
     </w:lvl>
   </w:abstractNum>
-  <w:abstractNum w:abstractNumId="12">
+  <w:abstractNum w:abstractNumId="13">
     <w:nsid w:val="2AAB2CAA"/>
     <w:multiLevelType w:val="hybridMultilevel"/>
     <w:tmpl w:val="19484F04"/>
@@ -9053,7 +9556,7 @@
       </w:pPr>
     </w:lvl>
   </w:abstractNum>
-  <w:abstractNum w:abstractNumId="13">
+  <w:abstractNum w:abstractNumId="14">
     <w:nsid w:val="309168F1"/>
     <w:multiLevelType w:val="hybridMultilevel"/>
     <w:tmpl w:val="680E6146"/>
@@ -9142,7 +9645,7 @@
       </w:pPr>
     </w:lvl>
   </w:abstractNum>
-  <w:abstractNum w:abstractNumId="14">
+  <w:abstractNum w:abstractNumId="15">
     <w:nsid w:val="39023112"/>
     <w:multiLevelType w:val="hybridMultilevel"/>
     <w:tmpl w:val="F48EB6B8"/>
@@ -9231,7 +9734,7 @@
       </w:pPr>
     </w:lvl>
   </w:abstractNum>
-  <w:abstractNum w:abstractNumId="15">
+  <w:abstractNum w:abstractNumId="16">
     <w:nsid w:val="3AB146E0"/>
     <w:multiLevelType w:val="hybridMultilevel"/>
     <w:tmpl w:val="8DA4565E"/>
@@ -9344,7 +9847,96 @@
       </w:rPr>
     </w:lvl>
   </w:abstractNum>
-  <w:abstractNum w:abstractNumId="16">
+  <w:abstractNum w:abstractNumId="17">
+    <w:nsid w:val="3D09335A"/>
+    <w:multiLevelType w:val="hybridMultilevel"/>
+    <w:tmpl w:val="4C283138"/>
+    <w:lvl w:ilvl="0" w:tplc="4009000F">
+      <w:start w:val="1"/>
+      <w:numFmt w:val="decimal"/>
+      <w:lvlText w:val="%1."/>
+      <w:lvlJc w:val="left"/>
+      <w:pPr>
+        <w:ind w:left="720" w:hanging="360"/>
+      </w:pPr>
+      <w:rPr>
+        <w:rFonts w:hint="default"/>
+      </w:rPr>
+    </w:lvl>
+    <w:lvl w:ilvl="1" w:tplc="40090019" w:tentative="1">
+      <w:start w:val="1"/>
+      <w:numFmt w:val="lowerLetter"/>
+      <w:lvlText w:val="%2."/>
+      <w:lvlJc w:val="left"/>
+      <w:pPr>
+        <w:ind w:left="1440" w:hanging="360"/>
+      </w:pPr>
+    </w:lvl>
+    <w:lvl w:ilvl="2" w:tplc="4009001B" w:tentative="1">
+      <w:start w:val="1"/>
+      <w:numFmt w:val="lowerRoman"/>
+      <w:lvlText w:val="%3."/>
+      <w:lvlJc w:val="right"/>
+      <w:pPr>
+        <w:ind w:left="2160" w:hanging="180"/>
+      </w:pPr>
+    </w:lvl>
+    <w:lvl w:ilvl="3" w:tplc="4009000F" w:tentative="1">
+      <w:start w:val="1"/>
+      <w:numFmt w:val="decimal"/>
+      <w:lvlText w:val="%4."/>
+      <w:lvlJc w:val="left"/>
+      <w:pPr>
+        <w:ind w:left="2880" w:hanging="360"/>
+      </w:pPr>
+    </w:lvl>
+    <w:lvl w:ilvl="4" w:tplc="40090019" w:tentative="1">
+      <w:start w:val="1"/>
+      <w:numFmt w:val="lowerLetter"/>
+      <w:lvlText w:val="%5."/>
+      <w:lvlJc w:val="left"/>
+      <w:pPr>
+        <w:ind w:left="3600" w:hanging="360"/>
+      </w:pPr>
+    </w:lvl>
+    <w:lvl w:ilvl="5" w:tplc="4009001B" w:tentative="1">
+      <w:start w:val="1"/>
+      <w:numFmt w:val="lowerRoman"/>
+      <w:lvlText w:val="%6."/>
+      <w:lvlJc w:val="right"/>
+      <w:pPr>
+        <w:ind w:left="4320" w:hanging="180"/>
+      </w:pPr>
+    </w:lvl>
+    <w:lvl w:ilvl="6" w:tplc="4009000F" w:tentative="1">
+      <w:start w:val="1"/>
+      <w:numFmt w:val="decimal"/>
+      <w:lvlText w:val="%7."/>
+      <w:lvlJc w:val="left"/>
+      <w:pPr>
+        <w:ind w:left="5040" w:hanging="360"/>
+      </w:pPr>
+    </w:lvl>
+    <w:lvl w:ilvl="7" w:tplc="40090019" w:tentative="1">
+      <w:start w:val="1"/>
+      <w:numFmt w:val="lowerLetter"/>
+      <w:lvlText w:val="%8."/>
+      <w:lvlJc w:val="left"/>
+      <w:pPr>
+        <w:ind w:left="5760" w:hanging="360"/>
+      </w:pPr>
+    </w:lvl>
+    <w:lvl w:ilvl="8" w:tplc="4009001B" w:tentative="1">
+      <w:start w:val="1"/>
+      <w:numFmt w:val="lowerRoman"/>
+      <w:lvlText w:val="%9."/>
+      <w:lvlJc w:val="right"/>
+      <w:pPr>
+        <w:ind w:left="6480" w:hanging="180"/>
+      </w:pPr>
+    </w:lvl>
+  </w:abstractNum>
+  <w:abstractNum w:abstractNumId="18">
     <w:nsid w:val="3F921678"/>
     <w:multiLevelType w:val="hybridMultilevel"/>
     <w:tmpl w:val="221E44C8"/>
@@ -9433,7 +10025,7 @@
       </w:pPr>
     </w:lvl>
   </w:abstractNum>
-  <w:abstractNum w:abstractNumId="17">
+  <w:abstractNum w:abstractNumId="19">
     <w:nsid w:val="4576746F"/>
     <w:multiLevelType w:val="hybridMultilevel"/>
     <w:tmpl w:val="F43EA7F6"/>
@@ -9522,7 +10114,7 @@
       </w:pPr>
     </w:lvl>
   </w:abstractNum>
-  <w:abstractNum w:abstractNumId="18">
+  <w:abstractNum w:abstractNumId="20">
     <w:nsid w:val="48400206"/>
     <w:multiLevelType w:val="hybridMultilevel"/>
     <w:tmpl w:val="C27C85FC"/>
@@ -9611,7 +10203,7 @@
       </w:pPr>
     </w:lvl>
   </w:abstractNum>
-  <w:abstractNum w:abstractNumId="19">
+  <w:abstractNum w:abstractNumId="21">
     <w:nsid w:val="50837B95"/>
     <w:multiLevelType w:val="hybridMultilevel"/>
     <w:tmpl w:val="609845DA"/>
@@ -9700,7 +10292,7 @@
       </w:pPr>
     </w:lvl>
   </w:abstractNum>
-  <w:abstractNum w:abstractNumId="20">
+  <w:abstractNum w:abstractNumId="22">
     <w:nsid w:val="5258329B"/>
     <w:multiLevelType w:val="hybridMultilevel"/>
     <w:tmpl w:val="BD92215E"/>
@@ -9789,7 +10381,96 @@
       </w:pPr>
     </w:lvl>
   </w:abstractNum>
-  <w:abstractNum w:abstractNumId="21">
+  <w:abstractNum w:abstractNumId="23">
+    <w:nsid w:val="54DB2DAC"/>
+    <w:multiLevelType w:val="hybridMultilevel"/>
+    <w:tmpl w:val="1B7A5AE2"/>
+    <w:lvl w:ilvl="0" w:tplc="4009000F">
+      <w:start w:val="1"/>
+      <w:numFmt w:val="decimal"/>
+      <w:lvlText w:val="%1."/>
+      <w:lvlJc w:val="left"/>
+      <w:pPr>
+        <w:ind w:left="720" w:hanging="360"/>
+      </w:pPr>
+      <w:rPr>
+        <w:rFonts w:hint="default"/>
+      </w:rPr>
+    </w:lvl>
+    <w:lvl w:ilvl="1" w:tplc="40090019" w:tentative="1">
+      <w:start w:val="1"/>
+      <w:numFmt w:val="lowerLetter"/>
+      <w:lvlText w:val="%2."/>
+      <w:lvlJc w:val="left"/>
+      <w:pPr>
+        <w:ind w:left="1440" w:hanging="360"/>
+      </w:pPr>
+    </w:lvl>
+    <w:lvl w:ilvl="2" w:tplc="4009001B" w:tentative="1">
+      <w:start w:val="1"/>
+      <w:numFmt w:val="lowerRoman"/>
+      <w:lvlText w:val="%3."/>
+      <w:lvlJc w:val="right"/>
+      <w:pPr>
+        <w:ind w:left="2160" w:hanging="180"/>
+      </w:pPr>
+    </w:lvl>
+    <w:lvl w:ilvl="3" w:tplc="4009000F" w:tentative="1">
+      <w:start w:val="1"/>
+      <w:numFmt w:val="decimal"/>
+      <w:lvlText w:val="%4."/>
+      <w:lvlJc w:val="left"/>
+      <w:pPr>
+        <w:ind w:left="2880" w:hanging="360"/>
+      </w:pPr>
+    </w:lvl>
+    <w:lvl w:ilvl="4" w:tplc="40090019" w:tentative="1">
+      <w:start w:val="1"/>
+      <w:numFmt w:val="lowerLetter"/>
+      <w:lvlText w:val="%5."/>
+      <w:lvlJc w:val="left"/>
+      <w:pPr>
+        <w:ind w:left="3600" w:hanging="360"/>
+      </w:pPr>
+    </w:lvl>
+    <w:lvl w:ilvl="5" w:tplc="4009001B" w:tentative="1">
+      <w:start w:val="1"/>
+      <w:numFmt w:val="lowerRoman"/>
+      <w:lvlText w:val="%6."/>
+      <w:lvlJc w:val="right"/>
+      <w:pPr>
+        <w:ind w:left="4320" w:hanging="180"/>
+      </w:pPr>
+    </w:lvl>
+    <w:lvl w:ilvl="6" w:tplc="4009000F" w:tentative="1">
+      <w:start w:val="1"/>
+      <w:numFmt w:val="decimal"/>
+      <w:lvlText w:val="%7."/>
+      <w:lvlJc w:val="left"/>
+      <w:pPr>
+        <w:ind w:left="5040" w:hanging="360"/>
+      </w:pPr>
+    </w:lvl>
+    <w:lvl w:ilvl="7" w:tplc="40090019" w:tentative="1">
+      <w:start w:val="1"/>
+      <w:numFmt w:val="lowerLetter"/>
+      <w:lvlText w:val="%8."/>
+      <w:lvlJc w:val="left"/>
+      <w:pPr>
+        <w:ind w:left="5760" w:hanging="360"/>
+      </w:pPr>
+    </w:lvl>
+    <w:lvl w:ilvl="8" w:tplc="4009001B" w:tentative="1">
+      <w:start w:val="1"/>
+      <w:numFmt w:val="lowerRoman"/>
+      <w:lvlText w:val="%9."/>
+      <w:lvlJc w:val="right"/>
+      <w:pPr>
+        <w:ind w:left="6480" w:hanging="180"/>
+      </w:pPr>
+    </w:lvl>
+  </w:abstractNum>
+  <w:abstractNum w:abstractNumId="24">
     <w:nsid w:val="58FC74FD"/>
     <w:multiLevelType w:val="hybridMultilevel"/>
     <w:tmpl w:val="A59023F4"/>
@@ -9902,7 +10583,7 @@
       </w:rPr>
     </w:lvl>
   </w:abstractNum>
-  <w:abstractNum w:abstractNumId="22">
+  <w:abstractNum w:abstractNumId="25">
     <w:nsid w:val="5F06226B"/>
     <w:multiLevelType w:val="hybridMultilevel"/>
     <w:tmpl w:val="605E8DFA"/>
@@ -9991,7 +10672,7 @@
       </w:pPr>
     </w:lvl>
   </w:abstractNum>
-  <w:abstractNum w:abstractNumId="23">
+  <w:abstractNum w:abstractNumId="26">
     <w:nsid w:val="62C20A5C"/>
     <w:multiLevelType w:val="hybridMultilevel"/>
     <w:tmpl w:val="1F1CB96E"/>
@@ -10080,7 +10761,7 @@
       </w:pPr>
     </w:lvl>
   </w:abstractNum>
-  <w:abstractNum w:abstractNumId="24">
+  <w:abstractNum w:abstractNumId="27">
     <w:nsid w:val="6BAF613D"/>
     <w:multiLevelType w:val="hybridMultilevel"/>
     <w:tmpl w:val="7DD24A66"/>
@@ -10193,7 +10874,7 @@
       </w:rPr>
     </w:lvl>
   </w:abstractNum>
-  <w:abstractNum w:abstractNumId="25">
+  <w:abstractNum w:abstractNumId="28">
     <w:nsid w:val="6FD878C3"/>
     <w:multiLevelType w:val="hybridMultilevel"/>
     <w:tmpl w:val="63B48D7C"/>
@@ -10306,7 +10987,7 @@
       </w:rPr>
     </w:lvl>
   </w:abstractNum>
-  <w:abstractNum w:abstractNumId="26">
+  <w:abstractNum w:abstractNumId="29">
     <w:nsid w:val="77E30C16"/>
     <w:multiLevelType w:val="hybridMultilevel"/>
     <w:tmpl w:val="579E9B88"/>
@@ -10395,7 +11076,7 @@
       </w:pPr>
     </w:lvl>
   </w:abstractNum>
-  <w:abstractNum w:abstractNumId="27">
+  <w:abstractNum w:abstractNumId="30">
     <w:nsid w:val="78077B09"/>
     <w:multiLevelType w:val="hybridMultilevel"/>
     <w:tmpl w:val="5F663B46"/>
@@ -10484,7 +11165,96 @@
       </w:pPr>
     </w:lvl>
   </w:abstractNum>
-  <w:abstractNum w:abstractNumId="28">
+  <w:abstractNum w:abstractNumId="31">
+    <w:nsid w:val="78BD4FB2"/>
+    <w:multiLevelType w:val="hybridMultilevel"/>
+    <w:tmpl w:val="63D445FA"/>
+    <w:lvl w:ilvl="0" w:tplc="4009000F">
+      <w:start w:val="1"/>
+      <w:numFmt w:val="decimal"/>
+      <w:lvlText w:val="%1."/>
+      <w:lvlJc w:val="left"/>
+      <w:pPr>
+        <w:ind w:left="720" w:hanging="360"/>
+      </w:pPr>
+      <w:rPr>
+        <w:rFonts w:hint="default"/>
+      </w:rPr>
+    </w:lvl>
+    <w:lvl w:ilvl="1" w:tplc="40090019" w:tentative="1">
+      <w:start w:val="1"/>
+      <w:numFmt w:val="lowerLetter"/>
+      <w:lvlText w:val="%2."/>
+      <w:lvlJc w:val="left"/>
+      <w:pPr>
+        <w:ind w:left="1440" w:hanging="360"/>
+      </w:pPr>
+    </w:lvl>
+    <w:lvl w:ilvl="2" w:tplc="4009001B" w:tentative="1">
+      <w:start w:val="1"/>
+      <w:numFmt w:val="lowerRoman"/>
+      <w:lvlText w:val="%3."/>
+      <w:lvlJc w:val="right"/>
+      <w:pPr>
+        <w:ind w:left="2160" w:hanging="180"/>
+      </w:pPr>
+    </w:lvl>
+    <w:lvl w:ilvl="3" w:tplc="4009000F" w:tentative="1">
+      <w:start w:val="1"/>
+      <w:numFmt w:val="decimal"/>
+      <w:lvlText w:val="%4."/>
+      <w:lvlJc w:val="left"/>
+      <w:pPr>
+        <w:ind w:left="2880" w:hanging="360"/>
+      </w:pPr>
+    </w:lvl>
+    <w:lvl w:ilvl="4" w:tplc="40090019" w:tentative="1">
+      <w:start w:val="1"/>
+      <w:numFmt w:val="lowerLetter"/>
+      <w:lvlText w:val="%5."/>
+      <w:lvlJc w:val="left"/>
+      <w:pPr>
+        <w:ind w:left="3600" w:hanging="360"/>
+      </w:pPr>
+    </w:lvl>
+    <w:lvl w:ilvl="5" w:tplc="4009001B" w:tentative="1">
+      <w:start w:val="1"/>
+      <w:numFmt w:val="lowerRoman"/>
+      <w:lvlText w:val="%6."/>
+      <w:lvlJc w:val="right"/>
+      <w:pPr>
+        <w:ind w:left="4320" w:hanging="180"/>
+      </w:pPr>
+    </w:lvl>
+    <w:lvl w:ilvl="6" w:tplc="4009000F" w:tentative="1">
+      <w:start w:val="1"/>
+      <w:numFmt w:val="decimal"/>
+      <w:lvlText w:val="%7."/>
+      <w:lvlJc w:val="left"/>
+      <w:pPr>
+        <w:ind w:left="5040" w:hanging="360"/>
+      </w:pPr>
+    </w:lvl>
+    <w:lvl w:ilvl="7" w:tplc="40090019" w:tentative="1">
+      <w:start w:val="1"/>
+      <w:numFmt w:val="lowerLetter"/>
+      <w:lvlText w:val="%8."/>
+      <w:lvlJc w:val="left"/>
+      <w:pPr>
+        <w:ind w:left="5760" w:hanging="360"/>
+      </w:pPr>
+    </w:lvl>
+    <w:lvl w:ilvl="8" w:tplc="4009001B" w:tentative="1">
+      <w:start w:val="1"/>
+      <w:numFmt w:val="lowerRoman"/>
+      <w:lvlText w:val="%9."/>
+      <w:lvlJc w:val="right"/>
+      <w:pPr>
+        <w:ind w:left="6480" w:hanging="180"/>
+      </w:pPr>
+    </w:lvl>
+  </w:abstractNum>
+  <w:abstractNum w:abstractNumId="32">
     <w:nsid w:val="79103F06"/>
     <w:multiLevelType w:val="hybridMultilevel"/>
     <w:tmpl w:val="1716EC20"/>
@@ -10573,7 +11343,7 @@
       </w:pPr>
     </w:lvl>
   </w:abstractNum>
-  <w:abstractNum w:abstractNumId="29">
+  <w:abstractNum w:abstractNumId="33">
     <w:nsid w:val="79D23D9D"/>
     <w:multiLevelType w:val="hybridMultilevel"/>
     <w:tmpl w:val="D19E3E78"/>
@@ -10662,7 +11432,7 @@
       </w:pPr>
     </w:lvl>
   </w:abstractNum>
-  <w:abstractNum w:abstractNumId="30">
+  <w:abstractNum w:abstractNumId="34">
     <w:nsid w:val="79E47C68"/>
     <w:multiLevelType w:val="hybridMultilevel"/>
     <w:tmpl w:val="1E82EB72"/>
@@ -10752,7 +11522,7 @@
     </w:lvl>
   </w:abstractNum>
   <w:num w:numId="1">
-    <w:abstractNumId w:val="25"/>
+    <w:abstractNumId w:val="28"/>
   </w:num>
   <w:num w:numId="2">
     <w:abstractNumId w:val="2"/>
@@ -10761,10 +11531,10 @@
     <w:abstractNumId w:val="4"/>
   </w:num>
   <w:num w:numId="4">
-    <w:abstractNumId w:val="15"/>
+    <w:abstractNumId w:val="16"/>
   </w:num>
   <w:num w:numId="5">
-    <w:abstractNumId w:val="24"/>
+    <w:abstractNumId w:val="27"/>
   </w:num>
   <w:num w:numId="6">
     <w:abstractNumId w:val="1"/>
@@ -10773,76 +11543,88 @@
     <w:abstractNumId w:val="0"/>
   </w:num>
   <w:num w:numId="8">
-    <w:abstractNumId w:val="16"/>
+    <w:abstractNumId w:val="18"/>
   </w:num>
   <w:num w:numId="9">
-    <w:abstractNumId w:val="5"/>
+    <w:abstractNumId w:val="6"/>
   </w:num>
   <w:num w:numId="10">
+    <w:abstractNumId w:val="33"/>
+  </w:num>
+  <w:num w:numId="11">
+    <w:abstractNumId w:val="34"/>
+  </w:num>
+  <w:num w:numId="12">
+    <w:abstractNumId w:val="9"/>
+  </w:num>
+  <w:num w:numId="13">
+    <w:abstractNumId w:val="14"/>
+  </w:num>
+  <w:num w:numId="14">
+    <w:abstractNumId w:val="20"/>
+  </w:num>
+  <w:num w:numId="15">
+    <w:abstractNumId w:val="24"/>
+  </w:num>
+  <w:num w:numId="16">
+    <w:abstractNumId w:val="10"/>
+  </w:num>
+  <w:num w:numId="17">
     <w:abstractNumId w:val="29"/>
   </w:num>
-  <w:num w:numId="11">
+  <w:num w:numId="18">
     <w:abstractNumId w:val="30"/>
   </w:num>
-  <w:num w:numId="12">
-    <w:abstractNumId w:val="8"/>
-  </w:num>
-  <w:num w:numId="13">
-    <w:abstractNumId w:val="13"/>
-  </w:num>
-  <w:num w:numId="14">
-    <w:abstractNumId w:val="18"/>
-  </w:num>
-  <w:num w:numId="15">
+  <w:num w:numId="19">
     <w:abstractNumId w:val="21"/>
   </w:num>
-  <w:num w:numId="16">
-    <w:abstractNumId w:val="9"/>
+  <w:num w:numId="20">
+    <w:abstractNumId w:val="15"/>
   </w:num>
-  <w:num w:numId="17">
-    <w:abstractNumId w:val="26"/>
+  <w:num w:numId="21">
+    <w:abstractNumId w:val="7"/>
   </w:num>
-  <w:num w:numId="18">
-    <w:abstractNumId w:val="27"/>
-  </w:num>
-  <w:num w:numId="19">
+  <w:num w:numId="22">
     <w:abstractNumId w:val="19"/>
   </w:num>
-  <w:num w:numId="20">
-    <w:abstractNumId w:val="14"/>
-  </w:num>
-  <w:num w:numId="21">
-    <w:abstractNumId w:val="6"/>
-  </w:num>
-  <w:num w:numId="22">
-    <w:abstractNumId w:val="17"/>
-  </w:num>
   <w:num w:numId="23">
-    <w:abstractNumId w:val="20"/>
+    <w:abstractNumId w:val="22"/>
   </w:num>
   <w:num w:numId="24">
-    <w:abstractNumId w:val="11"/>
+    <w:abstractNumId w:val="12"/>
   </w:num>
   <w:num w:numId="25">
     <w:abstractNumId w:val="3"/>
   </w:num>
   <w:num w:numId="26">
+    <w:abstractNumId w:val="26"/>
+  </w:num>
+  <w:num w:numId="27">
+    <w:abstractNumId w:val="32"/>
+  </w:num>
+  <w:num w:numId="28">
+    <w:abstractNumId w:val="8"/>
+  </w:num>
+  <w:num w:numId="29">
+    <w:abstractNumId w:val="25"/>
+  </w:num>
+  <w:num w:numId="30">
+    <w:abstractNumId w:val="13"/>
+  </w:num>
+  <w:num w:numId="31">
+    <w:abstractNumId w:val="11"/>
+  </w:num>
+  <w:num w:numId="32">
     <w:abstractNumId w:val="23"/>
   </w:num>
-  <w:num w:numId="27">
-    <w:abstractNumId w:val="28"/>
+  <w:num w:numId="33">
+    <w:abstractNumId w:val="31"/>
   </w:num>
-  <w:num w:numId="28">
-    <w:abstractNumId w:val="7"/>
+  <w:num w:numId="34">
+    <w:abstractNumId w:val="17"/>
   </w:num>
-  <w:num w:numId="29">
-    <w:abstractNumId w:val="22"/>
-  </w:num>
-  <w:num w:numId="30">
-    <w:abstractNumId w:val="12"/>
-  </w:num>
-  <w:num w:numId="31">
-    <w:abstractNumId w:val="10"/>
+  <w:num w:numId="35">
+    <w:abstractNumId w:val="5"/>
   </w:num>
 </w:numbering>
 </file>
@@ -12557,49 +13339,49 @@
     </dgm:pt>
   </dgm:ptLst>
   <dgm:cxnLst>
-    <dgm:cxn modelId="{67BE9765-DFDE-4542-ACC2-3C4231B6F441}" type="presOf" srcId="{F2BE9233-54BD-4C28-B5F2-1B65E9CDDF96}" destId="{F9AED730-9635-4E85-B16D-CDB7F5FBEF2A}" srcOrd="0" destOrd="0" presId="urn:microsoft.com/office/officeart/2005/8/layout/cycle2"/>
-    <dgm:cxn modelId="{982E3392-0436-40F5-B7F8-3AE6E7D709FB}" type="presOf" srcId="{9C8E8DEB-5DB8-4F82-8CE8-1171D0ABBD37}" destId="{2C63797F-35D2-4BF1-ADFC-8E15A2A56D28}" srcOrd="0" destOrd="0" presId="urn:microsoft.com/office/officeart/2005/8/layout/cycle2"/>
-    <dgm:cxn modelId="{460B7917-4F22-4255-AFD7-3E9EE854FB6A}" type="presOf" srcId="{7C03F650-450B-470D-9F41-9EBB6F24DE08}" destId="{915300E8-D21B-48E5-86A7-A677802348CF}" srcOrd="0" destOrd="0" presId="urn:microsoft.com/office/officeart/2005/8/layout/cycle2"/>
-    <dgm:cxn modelId="{C2354F7A-2FC3-4C4C-890D-2D99630EC005}" type="presOf" srcId="{6BE14A29-3F47-4123-9A53-87F7E3976F30}" destId="{1379CEB1-3469-4B4A-813A-D2A2C295406E}" srcOrd="0" destOrd="0" presId="urn:microsoft.com/office/officeart/2005/8/layout/cycle2"/>
-    <dgm:cxn modelId="{3D384ECA-5F0F-40E4-98E7-13BD3FF50C87}" type="presOf" srcId="{9C8E8DEB-5DB8-4F82-8CE8-1171D0ABBD37}" destId="{15DBFFA1-5F90-4067-9D91-73AA2852D991}" srcOrd="1" destOrd="0" presId="urn:microsoft.com/office/officeart/2005/8/layout/cycle2"/>
-    <dgm:cxn modelId="{D7B1774E-B961-4593-BBFD-75148C7690A7}" type="presOf" srcId="{BA319471-CEE2-4F47-BD5C-3922FB7DFA6B}" destId="{59356F7B-2878-4C69-8BCC-736D52D62464}" srcOrd="0" destOrd="0" presId="urn:microsoft.com/office/officeart/2005/8/layout/cycle2"/>
-    <dgm:cxn modelId="{F1082B08-C304-4831-9610-B6DE5F2E34E6}" type="presOf" srcId="{D996DF6E-E24A-4672-B53C-F45E82ED11D5}" destId="{85727C8B-3068-4E77-A7A1-E6EDA8103D60}" srcOrd="1" destOrd="0" presId="urn:microsoft.com/office/officeart/2005/8/layout/cycle2"/>
-    <dgm:cxn modelId="{D30D27C9-3899-427D-A387-DA30EEC79114}" type="presOf" srcId="{A01E66F2-8DE2-4DBF-B8E1-AB48AEB22F0F}" destId="{2D827D14-3A64-4B45-B11B-3ECDBC24212A}" srcOrd="1" destOrd="0" presId="urn:microsoft.com/office/officeart/2005/8/layout/cycle2"/>
+    <dgm:cxn modelId="{3354B5DD-DD06-4226-83B0-C5DBB4314929}" srcId="{30169AF5-3F60-49ED-BA16-26E156F3CD77}" destId="{D01084D7-448F-40E6-BAD6-916FA5266B35}" srcOrd="1" destOrd="0" parTransId="{11A516D9-F860-4BE8-BA91-08CBF1F90AAF}" sibTransId="{BA319471-CEE2-4F47-BD5C-3922FB7DFA6B}"/>
+    <dgm:cxn modelId="{34143BF3-62EC-49DB-9FC5-CA8C01B9EBA0}" type="presOf" srcId="{D01084D7-448F-40E6-BAD6-916FA5266B35}" destId="{6AB4841B-36EA-4743-8E11-22D754152787}" srcOrd="0" destOrd="0" presId="urn:microsoft.com/office/officeart/2005/8/layout/cycle2"/>
+    <dgm:cxn modelId="{2A01271B-6581-4251-B2FF-03F77A18EC1D}" type="presOf" srcId="{F90989A5-9584-42E6-85EC-F46F18F0E118}" destId="{74D1E673-78E8-4911-AB9E-E98BE428CF47}" srcOrd="1" destOrd="0" presId="urn:microsoft.com/office/officeart/2005/8/layout/cycle2"/>
     <dgm:cxn modelId="{3A6CAD7C-9D06-4601-9DA6-58C23D4FE730}" srcId="{30169AF5-3F60-49ED-BA16-26E156F3CD77}" destId="{E3147738-712C-470E-BA43-1900B58F3BA1}" srcOrd="5" destOrd="0" parTransId="{390EF3C2-87EC-4379-B2B2-CD6400F6DFF0}" sibTransId="{A01E66F2-8DE2-4DBF-B8E1-AB48AEB22F0F}"/>
-    <dgm:cxn modelId="{6CEA374A-22F2-4B56-9F93-D8F8EBC6E85C}" type="presOf" srcId="{A3989F04-57A2-4559-BF44-044AD8FBD67A}" destId="{A670810F-0345-4254-8BC7-4FA06BB5C3CC}" srcOrd="0" destOrd="0" presId="urn:microsoft.com/office/officeart/2005/8/layout/cycle2"/>
-    <dgm:cxn modelId="{2D91D37F-38C4-4CBE-AFFA-019F87F70924}" type="presOf" srcId="{BA319471-CEE2-4F47-BD5C-3922FB7DFA6B}" destId="{2FCF5CF5-49BA-4E5D-A81E-50ABA18D10A9}" srcOrd="1" destOrd="0" presId="urn:microsoft.com/office/officeart/2005/8/layout/cycle2"/>
-    <dgm:cxn modelId="{FD5062DD-44A5-45EE-80BB-B5BFE8EBE649}" type="presOf" srcId="{D996DF6E-E24A-4672-B53C-F45E82ED11D5}" destId="{23B2CE62-F90C-4121-BB9A-FD58550B5409}" srcOrd="0" destOrd="0" presId="urn:microsoft.com/office/officeart/2005/8/layout/cycle2"/>
-    <dgm:cxn modelId="{EB8FDA24-15D7-4F1F-857A-94019500141B}" type="presOf" srcId="{F90989A5-9584-42E6-85EC-F46F18F0E118}" destId="{74D1E673-78E8-4911-AB9E-E98BE428CF47}" srcOrd="1" destOrd="0" presId="urn:microsoft.com/office/officeart/2005/8/layout/cycle2"/>
+    <dgm:cxn modelId="{4C295B74-D989-4B0F-9B7E-3F270C8F38B7}" type="presOf" srcId="{D35F654F-C71E-4CF2-BA21-C832C92DCB2B}" destId="{9F2CA740-10BE-422F-97C4-215D3262A7C2}" srcOrd="0" destOrd="0" presId="urn:microsoft.com/office/officeart/2005/8/layout/cycle2"/>
+    <dgm:cxn modelId="{CAEACB13-07A4-4AC9-88A1-B91B413EAFBE}" type="presOf" srcId="{F90989A5-9584-42E6-85EC-F46F18F0E118}" destId="{31D81D24-1473-4316-96A5-763E7A6060DC}" srcOrd="0" destOrd="0" presId="urn:microsoft.com/office/officeart/2005/8/layout/cycle2"/>
+    <dgm:cxn modelId="{FD08B4D2-B1D4-4437-A43F-D204C2A3717A}" type="presOf" srcId="{9C8E8DEB-5DB8-4F82-8CE8-1171D0ABBD37}" destId="{2C63797F-35D2-4BF1-ADFC-8E15A2A56D28}" srcOrd="0" destOrd="0" presId="urn:microsoft.com/office/officeart/2005/8/layout/cycle2"/>
+    <dgm:cxn modelId="{B2FF81C7-77B5-441F-AEFC-AC8CCCF852C6}" type="presOf" srcId="{A01E66F2-8DE2-4DBF-B8E1-AB48AEB22F0F}" destId="{2D827D14-3A64-4B45-B11B-3ECDBC24212A}" srcOrd="1" destOrd="0" presId="urn:microsoft.com/office/officeart/2005/8/layout/cycle2"/>
+    <dgm:cxn modelId="{026D6AE9-41C4-4E88-B421-D7A6BB38CC27}" srcId="{30169AF5-3F60-49ED-BA16-26E156F3CD77}" destId="{F2BE9233-54BD-4C28-B5F2-1B65E9CDDF96}" srcOrd="3" destOrd="0" parTransId="{672307C0-A98C-48FA-8729-D6E3187E5E3A}" sibTransId="{9C8E8DEB-5DB8-4F82-8CE8-1171D0ABBD37}"/>
+    <dgm:cxn modelId="{04850D61-5746-4649-9120-0BB3E4692931}" type="presOf" srcId="{F2BE9233-54BD-4C28-B5F2-1B65E9CDDF96}" destId="{F9AED730-9635-4E85-B16D-CDB7F5FBEF2A}" srcOrd="0" destOrd="0" presId="urn:microsoft.com/office/officeart/2005/8/layout/cycle2"/>
+    <dgm:cxn modelId="{3DB1CD4D-A104-402A-8271-1BCC1D5875D1}" type="presOf" srcId="{D996DF6E-E24A-4672-B53C-F45E82ED11D5}" destId="{85727C8B-3068-4E77-A7A1-E6EDA8103D60}" srcOrd="1" destOrd="0" presId="urn:microsoft.com/office/officeart/2005/8/layout/cycle2"/>
     <dgm:cxn modelId="{FC683937-3E9A-4071-B70B-BFE511A7B23C}" srcId="{30169AF5-3F60-49ED-BA16-26E156F3CD77}" destId="{6BE14A29-3F47-4123-9A53-87F7E3976F30}" srcOrd="4" destOrd="0" parTransId="{14C76E7C-A806-46D2-A04B-406CC2747FBF}" sibTransId="{D35F654F-C71E-4CF2-BA21-C832C92DCB2B}"/>
-    <dgm:cxn modelId="{1E3FB845-551F-4A5E-ABEA-545E1D16F596}" type="presOf" srcId="{D35F654F-C71E-4CF2-BA21-C832C92DCB2B}" destId="{9F2CA740-10BE-422F-97C4-215D3262A7C2}" srcOrd="0" destOrd="0" presId="urn:microsoft.com/office/officeart/2005/8/layout/cycle2"/>
-    <dgm:cxn modelId="{3FC2E293-C73E-4494-8978-8ED21543F9DC}" type="presOf" srcId="{D35F654F-C71E-4CF2-BA21-C832C92DCB2B}" destId="{C262E5EC-AFFC-4D29-8F55-4FC98D066102}" srcOrd="1" destOrd="0" presId="urn:microsoft.com/office/officeart/2005/8/layout/cycle2"/>
-    <dgm:cxn modelId="{84FBA792-9B0B-4137-B254-778F6F01EFA7}" type="presOf" srcId="{30169AF5-3F60-49ED-BA16-26E156F3CD77}" destId="{B41B0945-C228-466F-ACBC-F0427AE563C3}" srcOrd="0" destOrd="0" presId="urn:microsoft.com/office/officeart/2005/8/layout/cycle2"/>
-    <dgm:cxn modelId="{026D6AE9-41C4-4E88-B421-D7A6BB38CC27}" srcId="{30169AF5-3F60-49ED-BA16-26E156F3CD77}" destId="{F2BE9233-54BD-4C28-B5F2-1B65E9CDDF96}" srcOrd="3" destOrd="0" parTransId="{672307C0-A98C-48FA-8729-D6E3187E5E3A}" sibTransId="{9C8E8DEB-5DB8-4F82-8CE8-1171D0ABBD37}"/>
-    <dgm:cxn modelId="{CAB4F157-51B4-4F2B-90F7-402595427037}" type="presOf" srcId="{F90989A5-9584-42E6-85EC-F46F18F0E118}" destId="{31D81D24-1473-4316-96A5-763E7A6060DC}" srcOrd="0" destOrd="0" presId="urn:microsoft.com/office/officeart/2005/8/layout/cycle2"/>
-    <dgm:cxn modelId="{C2B31F46-E712-412B-8BCB-E5BFBB0A3B5A}" type="presOf" srcId="{A01E66F2-8DE2-4DBF-B8E1-AB48AEB22F0F}" destId="{48BF6C11-EF1A-4273-900D-DD5B59C0D92F}" srcOrd="0" destOrd="0" presId="urn:microsoft.com/office/officeart/2005/8/layout/cycle2"/>
-    <dgm:cxn modelId="{7CBB06D5-96E7-40A0-9D46-1698213AF2CA}" type="presOf" srcId="{E3147738-712C-470E-BA43-1900B58F3BA1}" destId="{ABB91F78-7B6C-410F-9644-452AF8D7494A}" srcOrd="0" destOrd="0" presId="urn:microsoft.com/office/officeart/2005/8/layout/cycle2"/>
+    <dgm:cxn modelId="{C55842D6-2F70-407B-99B8-8B5DB2F6A7D7}" type="presOf" srcId="{6BE14A29-3F47-4123-9A53-87F7E3976F30}" destId="{1379CEB1-3469-4B4A-813A-D2A2C295406E}" srcOrd="0" destOrd="0" presId="urn:microsoft.com/office/officeart/2005/8/layout/cycle2"/>
+    <dgm:cxn modelId="{6512533F-7F4D-4E9D-991E-1FF547073C4C}" type="presOf" srcId="{30169AF5-3F60-49ED-BA16-26E156F3CD77}" destId="{B41B0945-C228-466F-ACBC-F0427AE563C3}" srcOrd="0" destOrd="0" presId="urn:microsoft.com/office/officeart/2005/8/layout/cycle2"/>
     <dgm:cxn modelId="{F09F8ED9-D24F-448F-AF8E-F92EC404CBA7}" srcId="{30169AF5-3F60-49ED-BA16-26E156F3CD77}" destId="{7C03F650-450B-470D-9F41-9EBB6F24DE08}" srcOrd="0" destOrd="0" parTransId="{A8856599-3D3C-4A85-ABFD-520651FDD510}" sibTransId="{D996DF6E-E24A-4672-B53C-F45E82ED11D5}"/>
-    <dgm:cxn modelId="{EF3AC084-FA94-49F5-8FE8-D7250296CF92}" type="presOf" srcId="{D01084D7-448F-40E6-BAD6-916FA5266B35}" destId="{6AB4841B-36EA-4743-8E11-22D754152787}" srcOrd="0" destOrd="0" presId="urn:microsoft.com/office/officeart/2005/8/layout/cycle2"/>
     <dgm:cxn modelId="{57569DDB-32CD-4132-93C5-3D28EE6D9D0F}" srcId="{30169AF5-3F60-49ED-BA16-26E156F3CD77}" destId="{A3989F04-57A2-4559-BF44-044AD8FBD67A}" srcOrd="2" destOrd="0" parTransId="{E7AABBEB-8EE1-4214-A7B4-DD1F0B63D6DC}" sibTransId="{F90989A5-9584-42E6-85EC-F46F18F0E118}"/>
-    <dgm:cxn modelId="{3354B5DD-DD06-4226-83B0-C5DBB4314929}" srcId="{30169AF5-3F60-49ED-BA16-26E156F3CD77}" destId="{D01084D7-448F-40E6-BAD6-916FA5266B35}" srcOrd="1" destOrd="0" parTransId="{11A516D9-F860-4BE8-BA91-08CBF1F90AAF}" sibTransId="{BA319471-CEE2-4F47-BD5C-3922FB7DFA6B}"/>
-    <dgm:cxn modelId="{F4AA4DA6-8869-42E0-A068-0DB88F42D428}" type="presParOf" srcId="{B41B0945-C228-466F-ACBC-F0427AE563C3}" destId="{915300E8-D21B-48E5-86A7-A677802348CF}" srcOrd="0" destOrd="0" presId="urn:microsoft.com/office/officeart/2005/8/layout/cycle2"/>
-    <dgm:cxn modelId="{9B8BEF86-76DB-45DD-BED1-9F63682AA188}" type="presParOf" srcId="{B41B0945-C228-466F-ACBC-F0427AE563C3}" destId="{23B2CE62-F90C-4121-BB9A-FD58550B5409}" srcOrd="1" destOrd="0" presId="urn:microsoft.com/office/officeart/2005/8/layout/cycle2"/>
-    <dgm:cxn modelId="{8AFC8C19-C0FA-432B-B3CC-40EC1E302DC7}" type="presParOf" srcId="{23B2CE62-F90C-4121-BB9A-FD58550B5409}" destId="{85727C8B-3068-4E77-A7A1-E6EDA8103D60}" srcOrd="0" destOrd="0" presId="urn:microsoft.com/office/officeart/2005/8/layout/cycle2"/>
-    <dgm:cxn modelId="{89C451A0-B06D-4D28-9319-F7036AB9C026}" type="presParOf" srcId="{B41B0945-C228-466F-ACBC-F0427AE563C3}" destId="{6AB4841B-36EA-4743-8E11-22D754152787}" srcOrd="2" destOrd="0" presId="urn:microsoft.com/office/officeart/2005/8/layout/cycle2"/>
-    <dgm:cxn modelId="{016DA99F-866F-4206-83A1-0B49E1E06155}" type="presParOf" srcId="{B41B0945-C228-466F-ACBC-F0427AE563C3}" destId="{59356F7B-2878-4C69-8BCC-736D52D62464}" srcOrd="3" destOrd="0" presId="urn:microsoft.com/office/officeart/2005/8/layout/cycle2"/>
-    <dgm:cxn modelId="{70B8C1D9-A9B9-4A3A-9795-9E0E89850D0A}" type="presParOf" srcId="{59356F7B-2878-4C69-8BCC-736D52D62464}" destId="{2FCF5CF5-49BA-4E5D-A81E-50ABA18D10A9}" srcOrd="0" destOrd="0" presId="urn:microsoft.com/office/officeart/2005/8/layout/cycle2"/>
-    <dgm:cxn modelId="{95582083-E07E-4494-86F5-F8D0860D3D7F}" type="presParOf" srcId="{B41B0945-C228-466F-ACBC-F0427AE563C3}" destId="{A670810F-0345-4254-8BC7-4FA06BB5C3CC}" srcOrd="4" destOrd="0" presId="urn:microsoft.com/office/officeart/2005/8/layout/cycle2"/>
-    <dgm:cxn modelId="{D4FE382B-F0D9-4485-B122-1778571EE763}" type="presParOf" srcId="{B41B0945-C228-466F-ACBC-F0427AE563C3}" destId="{31D81D24-1473-4316-96A5-763E7A6060DC}" srcOrd="5" destOrd="0" presId="urn:microsoft.com/office/officeart/2005/8/layout/cycle2"/>
-    <dgm:cxn modelId="{F945212C-F305-460A-92F2-251FD3CA52C2}" type="presParOf" srcId="{31D81D24-1473-4316-96A5-763E7A6060DC}" destId="{74D1E673-78E8-4911-AB9E-E98BE428CF47}" srcOrd="0" destOrd="0" presId="urn:microsoft.com/office/officeart/2005/8/layout/cycle2"/>
-    <dgm:cxn modelId="{26ECA238-7694-4DB1-921B-7B0D685D121C}" type="presParOf" srcId="{B41B0945-C228-466F-ACBC-F0427AE563C3}" destId="{F9AED730-9635-4E85-B16D-CDB7F5FBEF2A}" srcOrd="6" destOrd="0" presId="urn:microsoft.com/office/officeart/2005/8/layout/cycle2"/>
-    <dgm:cxn modelId="{50CAA9EF-426E-4D7B-B93F-18D093A58DBF}" type="presParOf" srcId="{B41B0945-C228-466F-ACBC-F0427AE563C3}" destId="{2C63797F-35D2-4BF1-ADFC-8E15A2A56D28}" srcOrd="7" destOrd="0" presId="urn:microsoft.com/office/officeart/2005/8/layout/cycle2"/>
-    <dgm:cxn modelId="{3EA6C6A7-5C87-4AC9-BDB3-313E0007F574}" type="presParOf" srcId="{2C63797F-35D2-4BF1-ADFC-8E15A2A56D28}" destId="{15DBFFA1-5F90-4067-9D91-73AA2852D991}" srcOrd="0" destOrd="0" presId="urn:microsoft.com/office/officeart/2005/8/layout/cycle2"/>
-    <dgm:cxn modelId="{441A3867-E014-41D3-BE4B-21176B14464A}" type="presParOf" srcId="{B41B0945-C228-466F-ACBC-F0427AE563C3}" destId="{1379CEB1-3469-4B4A-813A-D2A2C295406E}" srcOrd="8" destOrd="0" presId="urn:microsoft.com/office/officeart/2005/8/layout/cycle2"/>
-    <dgm:cxn modelId="{3B941B49-3F88-49A5-A2B7-47B5A8721791}" type="presParOf" srcId="{B41B0945-C228-466F-ACBC-F0427AE563C3}" destId="{9F2CA740-10BE-422F-97C4-215D3262A7C2}" srcOrd="9" destOrd="0" presId="urn:microsoft.com/office/officeart/2005/8/layout/cycle2"/>
-    <dgm:cxn modelId="{491ACC36-046B-47C1-97E7-615FE05321DE}" type="presParOf" srcId="{9F2CA740-10BE-422F-97C4-215D3262A7C2}" destId="{C262E5EC-AFFC-4D29-8F55-4FC98D066102}" srcOrd="0" destOrd="0" presId="urn:microsoft.com/office/officeart/2005/8/layout/cycle2"/>
-    <dgm:cxn modelId="{DF70B73B-E227-4211-9F79-6EA6FB56D96F}" type="presParOf" srcId="{B41B0945-C228-466F-ACBC-F0427AE563C3}" destId="{ABB91F78-7B6C-410F-9644-452AF8D7494A}" srcOrd="10" destOrd="0" presId="urn:microsoft.com/office/officeart/2005/8/layout/cycle2"/>
-    <dgm:cxn modelId="{5D54205B-276C-4598-8D90-2311310E633E}" type="presParOf" srcId="{B41B0945-C228-466F-ACBC-F0427AE563C3}" destId="{48BF6C11-EF1A-4273-900D-DD5B59C0D92F}" srcOrd="11" destOrd="0" presId="urn:microsoft.com/office/officeart/2005/8/layout/cycle2"/>
-    <dgm:cxn modelId="{746B3BEE-6327-4660-A276-F0A9348A555E}" type="presParOf" srcId="{48BF6C11-EF1A-4273-900D-DD5B59C0D92F}" destId="{2D827D14-3A64-4B45-B11B-3ECDBC24212A}" srcOrd="0" destOrd="0" presId="urn:microsoft.com/office/officeart/2005/8/layout/cycle2"/>
+    <dgm:cxn modelId="{EBBCE9F5-A222-4736-AB8F-7619ECEC1405}" type="presOf" srcId="{BA319471-CEE2-4F47-BD5C-3922FB7DFA6B}" destId="{59356F7B-2878-4C69-8BCC-736D52D62464}" srcOrd="0" destOrd="0" presId="urn:microsoft.com/office/officeart/2005/8/layout/cycle2"/>
+    <dgm:cxn modelId="{44157C87-3573-42C2-8D5F-8524671AF62F}" type="presOf" srcId="{D996DF6E-E24A-4672-B53C-F45E82ED11D5}" destId="{23B2CE62-F90C-4121-BB9A-FD58550B5409}" srcOrd="0" destOrd="0" presId="urn:microsoft.com/office/officeart/2005/8/layout/cycle2"/>
+    <dgm:cxn modelId="{E523435C-E718-4A34-AD14-A458FF17183B}" type="presOf" srcId="{E3147738-712C-470E-BA43-1900B58F3BA1}" destId="{ABB91F78-7B6C-410F-9644-452AF8D7494A}" srcOrd="0" destOrd="0" presId="urn:microsoft.com/office/officeart/2005/8/layout/cycle2"/>
+    <dgm:cxn modelId="{F4113A5F-81FE-495C-B18A-5DC03C68F544}" type="presOf" srcId="{A3989F04-57A2-4559-BF44-044AD8FBD67A}" destId="{A670810F-0345-4254-8BC7-4FA06BB5C3CC}" srcOrd="0" destOrd="0" presId="urn:microsoft.com/office/officeart/2005/8/layout/cycle2"/>
+    <dgm:cxn modelId="{D39FCECE-E3B3-4255-BCFB-A22DFA4C6CB6}" type="presOf" srcId="{9C8E8DEB-5DB8-4F82-8CE8-1171D0ABBD37}" destId="{15DBFFA1-5F90-4067-9D91-73AA2852D991}" srcOrd="1" destOrd="0" presId="urn:microsoft.com/office/officeart/2005/8/layout/cycle2"/>
+    <dgm:cxn modelId="{DA97AC66-8A0C-40A2-94A3-E39C60FA1949}" type="presOf" srcId="{D35F654F-C71E-4CF2-BA21-C832C92DCB2B}" destId="{C262E5EC-AFFC-4D29-8F55-4FC98D066102}" srcOrd="1" destOrd="0" presId="urn:microsoft.com/office/officeart/2005/8/layout/cycle2"/>
+    <dgm:cxn modelId="{B9EFDBE2-C0E1-4AE6-AE68-A137E0CBD574}" type="presOf" srcId="{7C03F650-450B-470D-9F41-9EBB6F24DE08}" destId="{915300E8-D21B-48E5-86A7-A677802348CF}" srcOrd="0" destOrd="0" presId="urn:microsoft.com/office/officeart/2005/8/layout/cycle2"/>
+    <dgm:cxn modelId="{41AE1DB4-572F-480B-AC3A-97756229DE0B}" type="presOf" srcId="{A01E66F2-8DE2-4DBF-B8E1-AB48AEB22F0F}" destId="{48BF6C11-EF1A-4273-900D-DD5B59C0D92F}" srcOrd="0" destOrd="0" presId="urn:microsoft.com/office/officeart/2005/8/layout/cycle2"/>
+    <dgm:cxn modelId="{D6A71509-9D8B-4945-B2FB-C174AB0AB7D1}" type="presOf" srcId="{BA319471-CEE2-4F47-BD5C-3922FB7DFA6B}" destId="{2FCF5CF5-49BA-4E5D-A81E-50ABA18D10A9}" srcOrd="1" destOrd="0" presId="urn:microsoft.com/office/officeart/2005/8/layout/cycle2"/>
+    <dgm:cxn modelId="{09462DED-BEA4-4EA6-9EBD-1FA6BD61719A}" type="presParOf" srcId="{B41B0945-C228-466F-ACBC-F0427AE563C3}" destId="{915300E8-D21B-48E5-86A7-A677802348CF}" srcOrd="0" destOrd="0" presId="urn:microsoft.com/office/officeart/2005/8/layout/cycle2"/>
+    <dgm:cxn modelId="{F75B6FBB-6677-406C-A85D-443AE38BE1EC}" type="presParOf" srcId="{B41B0945-C228-466F-ACBC-F0427AE563C3}" destId="{23B2CE62-F90C-4121-BB9A-FD58550B5409}" srcOrd="1" destOrd="0" presId="urn:microsoft.com/office/officeart/2005/8/layout/cycle2"/>
+    <dgm:cxn modelId="{A48500FD-702D-4EEE-AFA7-C9B9B21F245C}" type="presParOf" srcId="{23B2CE62-F90C-4121-BB9A-FD58550B5409}" destId="{85727C8B-3068-4E77-A7A1-E6EDA8103D60}" srcOrd="0" destOrd="0" presId="urn:microsoft.com/office/officeart/2005/8/layout/cycle2"/>
+    <dgm:cxn modelId="{3D50CA61-8EC7-4370-886A-7017F6AC38C5}" type="presParOf" srcId="{B41B0945-C228-466F-ACBC-F0427AE563C3}" destId="{6AB4841B-36EA-4743-8E11-22D754152787}" srcOrd="2" destOrd="0" presId="urn:microsoft.com/office/officeart/2005/8/layout/cycle2"/>
+    <dgm:cxn modelId="{0AFFC4FB-81CE-4382-8FA2-8718CA10A2AD}" type="presParOf" srcId="{B41B0945-C228-466F-ACBC-F0427AE563C3}" destId="{59356F7B-2878-4C69-8BCC-736D52D62464}" srcOrd="3" destOrd="0" presId="urn:microsoft.com/office/officeart/2005/8/layout/cycle2"/>
+    <dgm:cxn modelId="{1227E558-8D91-4742-AA15-2AAA33C5632C}" type="presParOf" srcId="{59356F7B-2878-4C69-8BCC-736D52D62464}" destId="{2FCF5CF5-49BA-4E5D-A81E-50ABA18D10A9}" srcOrd="0" destOrd="0" presId="urn:microsoft.com/office/officeart/2005/8/layout/cycle2"/>
+    <dgm:cxn modelId="{752DB14F-1A2D-41AE-B55A-8EDA8AFE6730}" type="presParOf" srcId="{B41B0945-C228-466F-ACBC-F0427AE563C3}" destId="{A670810F-0345-4254-8BC7-4FA06BB5C3CC}" srcOrd="4" destOrd="0" presId="urn:microsoft.com/office/officeart/2005/8/layout/cycle2"/>
+    <dgm:cxn modelId="{EEE1267E-0770-4231-B2F8-9F455F26BCD4}" type="presParOf" srcId="{B41B0945-C228-466F-ACBC-F0427AE563C3}" destId="{31D81D24-1473-4316-96A5-763E7A6060DC}" srcOrd="5" destOrd="0" presId="urn:microsoft.com/office/officeart/2005/8/layout/cycle2"/>
+    <dgm:cxn modelId="{BD67F40B-2C8D-4CC5-BE61-8C03D25AA0B7}" type="presParOf" srcId="{31D81D24-1473-4316-96A5-763E7A6060DC}" destId="{74D1E673-78E8-4911-AB9E-E98BE428CF47}" srcOrd="0" destOrd="0" presId="urn:microsoft.com/office/officeart/2005/8/layout/cycle2"/>
+    <dgm:cxn modelId="{5EEC3CCB-871B-483C-9560-31C7939BF9B5}" type="presParOf" srcId="{B41B0945-C228-466F-ACBC-F0427AE563C3}" destId="{F9AED730-9635-4E85-B16D-CDB7F5FBEF2A}" srcOrd="6" destOrd="0" presId="urn:microsoft.com/office/officeart/2005/8/layout/cycle2"/>
+    <dgm:cxn modelId="{86880478-9E03-4A81-8C00-B8336C090ED2}" type="presParOf" srcId="{B41B0945-C228-466F-ACBC-F0427AE563C3}" destId="{2C63797F-35D2-4BF1-ADFC-8E15A2A56D28}" srcOrd="7" destOrd="0" presId="urn:microsoft.com/office/officeart/2005/8/layout/cycle2"/>
+    <dgm:cxn modelId="{D75F30C0-2616-4F28-99AE-F2EF3F0B1F15}" type="presParOf" srcId="{2C63797F-35D2-4BF1-ADFC-8E15A2A56D28}" destId="{15DBFFA1-5F90-4067-9D91-73AA2852D991}" srcOrd="0" destOrd="0" presId="urn:microsoft.com/office/officeart/2005/8/layout/cycle2"/>
+    <dgm:cxn modelId="{82A48217-CEFD-45A4-A05E-938124F23144}" type="presParOf" srcId="{B41B0945-C228-466F-ACBC-F0427AE563C3}" destId="{1379CEB1-3469-4B4A-813A-D2A2C295406E}" srcOrd="8" destOrd="0" presId="urn:microsoft.com/office/officeart/2005/8/layout/cycle2"/>
+    <dgm:cxn modelId="{CD951CF0-31A3-4BBB-9F98-0033F5405A78}" type="presParOf" srcId="{B41B0945-C228-466F-ACBC-F0427AE563C3}" destId="{9F2CA740-10BE-422F-97C4-215D3262A7C2}" srcOrd="9" destOrd="0" presId="urn:microsoft.com/office/officeart/2005/8/layout/cycle2"/>
+    <dgm:cxn modelId="{65E8D638-ECEB-4FD5-A1C1-1BC6CD5AB700}" type="presParOf" srcId="{9F2CA740-10BE-422F-97C4-215D3262A7C2}" destId="{C262E5EC-AFFC-4D29-8F55-4FC98D066102}" srcOrd="0" destOrd="0" presId="urn:microsoft.com/office/officeart/2005/8/layout/cycle2"/>
+    <dgm:cxn modelId="{98A0861F-43E8-4334-A52A-DE03E006C2EA}" type="presParOf" srcId="{B41B0945-C228-466F-ACBC-F0427AE563C3}" destId="{ABB91F78-7B6C-410F-9644-452AF8D7494A}" srcOrd="10" destOrd="0" presId="urn:microsoft.com/office/officeart/2005/8/layout/cycle2"/>
+    <dgm:cxn modelId="{B8C7D7DB-8912-4D75-9457-981A39853E5B}" type="presParOf" srcId="{B41B0945-C228-466F-ACBC-F0427AE563C3}" destId="{48BF6C11-EF1A-4273-900D-DD5B59C0D92F}" srcOrd="11" destOrd="0" presId="urn:microsoft.com/office/officeart/2005/8/layout/cycle2"/>
+    <dgm:cxn modelId="{7FCB3050-15A8-4D19-B466-58CDD1D8BFF0}" type="presParOf" srcId="{48BF6C11-EF1A-4273-900D-DD5B59C0D92F}" destId="{2D827D14-3A64-4B45-B11B-3ECDBC24212A}" srcOrd="0" destOrd="0" presId="urn:microsoft.com/office/officeart/2005/8/layout/cycle2"/>
   </dgm:cxnLst>
   <dgm:bg/>
   <dgm:whole/>

--- a/Notes.docx
+++ b/Notes.docx
@@ -534,11 +534,19 @@
           <w:lang w:val="en-US"/>
         </w:rPr>
       </w:pPr>
-      <w:r>
-        <w:rPr>
-          <w:lang w:val="en-US"/>
-        </w:rPr>
-        <w:t>Thread.sleep()</w:t>
+      <w:proofErr w:type="spellStart"/>
+      <w:r>
+        <w:rPr>
+          <w:lang w:val="en-US"/>
+        </w:rPr>
+        <w:t>Thread.sleep</w:t>
+      </w:r>
+      <w:proofErr w:type="spellEnd"/>
+      <w:r>
+        <w:rPr>
+          <w:lang w:val="en-US"/>
+        </w:rPr>
+        <w:t>()</w:t>
       </w:r>
     </w:p>
     <w:p>
@@ -1921,8 +1929,18 @@
           <w:lang w:val="en-US"/>
         </w:rPr>
         <w:lastRenderedPageBreak/>
-        <w:t>What is Software Testing</w:t>
-      </w:r>
+        <w:t xml:space="preserve">What is Software </w:t>
+      </w:r>
+      <w:proofErr w:type="gramStart"/>
+      <w:r>
+        <w:rPr>
+          <w:b/>
+          <w:bCs/>
+          <w:lang w:val="en-US"/>
+        </w:rPr>
+        <w:t>Testing</w:t>
+      </w:r>
+      <w:proofErr w:type="gramEnd"/>
     </w:p>
     <w:p>
       <w:pPr>
@@ -2873,8 +2891,16 @@
         <w:rPr>
           <w:lang w:val="en-US"/>
         </w:rPr>
-        <w:t xml:space="preserve"> – Record and playback mech</w:t>
-      </w:r>
+        <w:t xml:space="preserve"> – Record and playback </w:t>
+      </w:r>
+      <w:proofErr w:type="spellStart"/>
+      <w:r>
+        <w:rPr>
+          <w:lang w:val="en-US"/>
+        </w:rPr>
+        <w:t>mech</w:t>
+      </w:r>
+      <w:proofErr w:type="spellEnd"/>
     </w:p>
     <w:p>
       <w:pPr>
@@ -3204,8 +3230,16 @@
         <w:rPr>
           <w:lang w:val="en-US"/>
         </w:rPr>
-        <w:t>Idea Intellj</w:t>
-      </w:r>
+        <w:t xml:space="preserve">Idea </w:t>
+      </w:r>
+      <w:proofErr w:type="spellStart"/>
+      <w:r>
+        <w:rPr>
+          <w:lang w:val="en-US"/>
+        </w:rPr>
+        <w:t>Intellj</w:t>
+      </w:r>
+      <w:proofErr w:type="spellEnd"/>
     </w:p>
     <w:p>
       <w:pPr>
@@ -3273,12 +3307,14 @@
           <w:lang w:val="en-US"/>
         </w:rPr>
       </w:pPr>
+      <w:proofErr w:type="spellStart"/>
       <w:r>
         <w:rPr>
           <w:lang w:val="en-US"/>
         </w:rPr>
         <w:t>YourName_SeleniumDemos</w:t>
       </w:r>
+      <w:proofErr w:type="spellEnd"/>
     </w:p>
     <w:p>
       <w:pPr>
@@ -3587,7 +3623,21 @@
         <w:rPr>
           <w:lang w:val="en-US"/>
         </w:rPr>
-        <w:t>Give the name to project (MyAutomationProject)</w:t>
+        <w:t>Give the name to project (</w:t>
+      </w:r>
+      <w:proofErr w:type="spellStart"/>
+      <w:r>
+        <w:rPr>
+          <w:lang w:val="en-US"/>
+        </w:rPr>
+        <w:t>MyAutomationProject</w:t>
+      </w:r>
+      <w:proofErr w:type="spellEnd"/>
+      <w:r>
+        <w:rPr>
+          <w:lang w:val="en-US"/>
+        </w:rPr>
+        <w:t>)</w:t>
       </w:r>
     </w:p>
     <w:p>
@@ -3697,7 +3747,21 @@
         <w:rPr>
           <w:lang w:val="en-US"/>
         </w:rPr>
-        <w:t xml:space="preserve"> Package (com.WebDriverDemos)</w:t>
+        <w:t xml:space="preserve"> Package (</w:t>
+      </w:r>
+      <w:proofErr w:type="spellStart"/>
+      <w:r>
+        <w:rPr>
+          <w:lang w:val="en-US"/>
+        </w:rPr>
+        <w:t>com.WebDriverDemos</w:t>
+      </w:r>
+      <w:proofErr w:type="spellEnd"/>
+      <w:r>
+        <w:rPr>
+          <w:lang w:val="en-US"/>
+        </w:rPr>
+        <w:t>)</w:t>
       </w:r>
     </w:p>
     <w:p>
@@ -3793,8 +3857,16 @@
         <w:rPr>
           <w:lang w:val="en-US"/>
         </w:rPr>
-        <w:t>Click on Classpath</w:t>
-      </w:r>
+        <w:t xml:space="preserve">Click on </w:t>
+      </w:r>
+      <w:proofErr w:type="spellStart"/>
+      <w:r>
+        <w:rPr>
+          <w:lang w:val="en-US"/>
+        </w:rPr>
+        <w:t>Classpath</w:t>
+      </w:r>
+      <w:proofErr w:type="spellEnd"/>
     </w:p>
     <w:p>
       <w:pPr>
@@ -3961,11 +4033,19 @@
           <w:lang w:val="en-US"/>
         </w:rPr>
       </w:pPr>
-      <w:r>
-        <w:rPr>
-          <w:lang w:val="en-US"/>
-        </w:rPr>
-        <w:t xml:space="preserve">get() </w:t>
+      <w:proofErr w:type="gramStart"/>
+      <w:r>
+        <w:rPr>
+          <w:lang w:val="en-US"/>
+        </w:rPr>
+        <w:t>get(</w:t>
+      </w:r>
+      <w:proofErr w:type="gramEnd"/>
+      <w:r>
+        <w:rPr>
+          <w:lang w:val="en-US"/>
+        </w:rPr>
+        <w:t xml:space="preserve">) </w:t>
       </w:r>
       <w:r>
         <w:rPr>
@@ -3991,11 +4071,27 @@
           <w:lang w:val="en-US"/>
         </w:rPr>
       </w:pPr>
-      <w:r>
-        <w:rPr>
-          <w:lang w:val="en-US"/>
-        </w:rPr>
-        <w:t xml:space="preserve">driver.manage().window().maximize() </w:t>
+      <w:proofErr w:type="spellStart"/>
+      <w:proofErr w:type="gramStart"/>
+      <w:r>
+        <w:rPr>
+          <w:lang w:val="en-US"/>
+        </w:rPr>
+        <w:t>driver.manage</w:t>
+      </w:r>
+      <w:proofErr w:type="spellEnd"/>
+      <w:r>
+        <w:rPr>
+          <w:lang w:val="en-US"/>
+        </w:rPr>
+        <w:t>(</w:t>
+      </w:r>
+      <w:proofErr w:type="gramEnd"/>
+      <w:r>
+        <w:rPr>
+          <w:lang w:val="en-US"/>
+        </w:rPr>
+        <w:t xml:space="preserve">).window().maximize() </w:t>
       </w:r>
       <w:r>
         <w:rPr>
@@ -4021,11 +4117,19 @@
           <w:lang w:val="en-US"/>
         </w:rPr>
       </w:pPr>
-      <w:r>
-        <w:rPr>
-          <w:lang w:val="en-US"/>
-        </w:rPr>
-        <w:t xml:space="preserve">close() </w:t>
+      <w:proofErr w:type="gramStart"/>
+      <w:r>
+        <w:rPr>
+          <w:lang w:val="en-US"/>
+        </w:rPr>
+        <w:t>close(</w:t>
+      </w:r>
+      <w:proofErr w:type="gramEnd"/>
+      <w:r>
+        <w:rPr>
+          <w:lang w:val="en-US"/>
+        </w:rPr>
+        <w:t xml:space="preserve">) </w:t>
       </w:r>
       <w:r>
         <w:rPr>
@@ -4051,11 +4155,19 @@
           <w:lang w:val="en-US"/>
         </w:rPr>
       </w:pPr>
-      <w:r>
-        <w:rPr>
-          <w:lang w:val="en-US"/>
-        </w:rPr>
-        <w:t xml:space="preserve">getTitle() </w:t>
+      <w:proofErr w:type="gramStart"/>
+      <w:r>
+        <w:rPr>
+          <w:lang w:val="en-US"/>
+        </w:rPr>
+        <w:t>getTitle(</w:t>
+      </w:r>
+      <w:proofErr w:type="gramEnd"/>
+      <w:r>
+        <w:rPr>
+          <w:lang w:val="en-US"/>
+        </w:rPr>
+        <w:t xml:space="preserve">) </w:t>
       </w:r>
       <w:r>
         <w:rPr>
@@ -4087,11 +4199,19 @@
           <w:lang w:val="en-US"/>
         </w:rPr>
       </w:pPr>
-      <w:r>
-        <w:rPr>
-          <w:lang w:val="en-US"/>
-        </w:rPr>
-        <w:t xml:space="preserve">getCurrentUrl() </w:t>
+      <w:proofErr w:type="gramStart"/>
+      <w:r>
+        <w:rPr>
+          <w:lang w:val="en-US"/>
+        </w:rPr>
+        <w:t>getCurrentUrl(</w:t>
+      </w:r>
+      <w:proofErr w:type="gramEnd"/>
+      <w:r>
+        <w:rPr>
+          <w:lang w:val="en-US"/>
+        </w:rPr>
+        <w:t xml:space="preserve">) </w:t>
       </w:r>
       <w:r>
         <w:rPr>
@@ -4117,11 +4237,19 @@
           <w:lang w:val="en-US"/>
         </w:rPr>
       </w:pPr>
-      <w:r>
-        <w:rPr>
-          <w:lang w:val="en-US"/>
-        </w:rPr>
-        <w:t xml:space="preserve">findElement() </w:t>
+      <w:proofErr w:type="gramStart"/>
+      <w:r>
+        <w:rPr>
+          <w:lang w:val="en-US"/>
+        </w:rPr>
+        <w:t>findElement(</w:t>
+      </w:r>
+      <w:proofErr w:type="gramEnd"/>
+      <w:r>
+        <w:rPr>
+          <w:lang w:val="en-US"/>
+        </w:rPr>
+        <w:t xml:space="preserve">) </w:t>
       </w:r>
       <w:r>
         <w:rPr>
@@ -4171,11 +4299,19 @@
           <w:lang w:val="en-US"/>
         </w:rPr>
       </w:pPr>
-      <w:r>
-        <w:rPr>
-          <w:lang w:val="en-US"/>
-        </w:rPr>
-        <w:t xml:space="preserve">findElements() </w:t>
+      <w:proofErr w:type="gramStart"/>
+      <w:r>
+        <w:rPr>
+          <w:lang w:val="en-US"/>
+        </w:rPr>
+        <w:t>findElements(</w:t>
+      </w:r>
+      <w:proofErr w:type="gramEnd"/>
+      <w:r>
+        <w:rPr>
+          <w:lang w:val="en-US"/>
+        </w:rPr>
+        <w:t xml:space="preserve">) </w:t>
       </w:r>
       <w:r>
         <w:rPr>
@@ -4237,11 +4373,19 @@
           <w:lang w:val="en-US"/>
         </w:rPr>
       </w:pPr>
-      <w:r>
-        <w:rPr>
-          <w:lang w:val="en-US"/>
-        </w:rPr>
-        <w:t xml:space="preserve">quit() </w:t>
+      <w:proofErr w:type="gramStart"/>
+      <w:r>
+        <w:rPr>
+          <w:lang w:val="en-US"/>
+        </w:rPr>
+        <w:t>quit(</w:t>
+      </w:r>
+      <w:proofErr w:type="gramEnd"/>
+      <w:r>
+        <w:rPr>
+          <w:lang w:val="en-US"/>
+        </w:rPr>
+        <w:t xml:space="preserve">) </w:t>
       </w:r>
       <w:r>
         <w:rPr>
@@ -4826,11 +4970,19 @@
           <w:lang w:val="en-US"/>
         </w:rPr>
       </w:pPr>
-      <w:r>
-        <w:rPr>
-          <w:lang w:val="en-US"/>
-        </w:rPr>
-        <w:t xml:space="preserve">sendKeys() </w:t>
+      <w:proofErr w:type="gramStart"/>
+      <w:r>
+        <w:rPr>
+          <w:lang w:val="en-US"/>
+        </w:rPr>
+        <w:t>sendKeys(</w:t>
+      </w:r>
+      <w:proofErr w:type="gramEnd"/>
+      <w:r>
+        <w:rPr>
+          <w:lang w:val="en-US"/>
+        </w:rPr>
+        <w:t xml:space="preserve">) </w:t>
       </w:r>
       <w:r>
         <w:rPr>
@@ -4868,11 +5020,19 @@
           <w:lang w:val="en-US"/>
         </w:rPr>
       </w:pPr>
-      <w:r>
-        <w:rPr>
-          <w:lang w:val="en-US"/>
-        </w:rPr>
-        <w:t xml:space="preserve">click() </w:t>
+      <w:proofErr w:type="gramStart"/>
+      <w:r>
+        <w:rPr>
+          <w:lang w:val="en-US"/>
+        </w:rPr>
+        <w:t>click(</w:t>
+      </w:r>
+      <w:proofErr w:type="gramEnd"/>
+      <w:r>
+        <w:rPr>
+          <w:lang w:val="en-US"/>
+        </w:rPr>
+        <w:t xml:space="preserve">) </w:t>
       </w:r>
       <w:r>
         <w:rPr>
@@ -4904,11 +5064,19 @@
           <w:lang w:val="en-US"/>
         </w:rPr>
       </w:pPr>
-      <w:r>
-        <w:rPr>
-          <w:lang w:val="en-US"/>
-        </w:rPr>
-        <w:t xml:space="preserve">getText() </w:t>
+      <w:proofErr w:type="gramStart"/>
+      <w:r>
+        <w:rPr>
+          <w:lang w:val="en-US"/>
+        </w:rPr>
+        <w:t>getText(</w:t>
+      </w:r>
+      <w:proofErr w:type="gramEnd"/>
+      <w:r>
+        <w:rPr>
+          <w:lang w:val="en-US"/>
+        </w:rPr>
+        <w:t xml:space="preserve">) </w:t>
       </w:r>
       <w:r>
         <w:rPr>
@@ -4934,11 +5102,19 @@
           <w:lang w:val="en-US"/>
         </w:rPr>
       </w:pPr>
-      <w:r>
-        <w:rPr>
-          <w:lang w:val="en-US"/>
-        </w:rPr>
-        <w:t xml:space="preserve">isSelected() </w:t>
+      <w:proofErr w:type="gramStart"/>
+      <w:r>
+        <w:rPr>
+          <w:lang w:val="en-US"/>
+        </w:rPr>
+        <w:t>isSelected(</w:t>
+      </w:r>
+      <w:proofErr w:type="gramEnd"/>
+      <w:r>
+        <w:rPr>
+          <w:lang w:val="en-US"/>
+        </w:rPr>
+        <w:t xml:space="preserve">) </w:t>
       </w:r>
       <w:r>
         <w:rPr>
@@ -4964,11 +5140,19 @@
           <w:lang w:val="en-US"/>
         </w:rPr>
       </w:pPr>
-      <w:r>
-        <w:rPr>
-          <w:lang w:val="en-US"/>
-        </w:rPr>
-        <w:t xml:space="preserve">isEnabled() </w:t>
+      <w:proofErr w:type="gramStart"/>
+      <w:r>
+        <w:rPr>
+          <w:lang w:val="en-US"/>
+        </w:rPr>
+        <w:t>isEnabled(</w:t>
+      </w:r>
+      <w:proofErr w:type="gramEnd"/>
+      <w:r>
+        <w:rPr>
+          <w:lang w:val="en-US"/>
+        </w:rPr>
+        <w:t xml:space="preserve">) </w:t>
       </w:r>
       <w:r>
         <w:rPr>
@@ -5105,7 +5289,21 @@
         <w:rPr>
           <w:lang w:val="en-US"/>
         </w:rPr>
-        <w:t>data-testid="royal-email"]</w:t>
+        <w:t>data-</w:t>
+      </w:r>
+      <w:proofErr w:type="spellStart"/>
+      <w:r>
+        <w:rPr>
+          <w:lang w:val="en-US"/>
+        </w:rPr>
+        <w:t>testid</w:t>
+      </w:r>
+      <w:proofErr w:type="spellEnd"/>
+      <w:r>
+        <w:rPr>
+          <w:lang w:val="en-US"/>
+        </w:rPr>
+        <w:t>="royal-email"]</w:t>
       </w:r>
     </w:p>
     <w:p>
@@ -5532,11 +5730,19 @@
           <w:lang w:val="en-US"/>
         </w:rPr>
       </w:pPr>
-      <w:r>
-        <w:rPr>
-          <w:lang w:val="en-US"/>
-        </w:rPr>
-        <w:t xml:space="preserve">getFirstSelectedOption() </w:t>
+      <w:proofErr w:type="gramStart"/>
+      <w:r>
+        <w:rPr>
+          <w:lang w:val="en-US"/>
+        </w:rPr>
+        <w:t>getFirstSelectedOption(</w:t>
+      </w:r>
+      <w:proofErr w:type="gramEnd"/>
+      <w:r>
+        <w:rPr>
+          <w:lang w:val="en-US"/>
+        </w:rPr>
+        <w:t xml:space="preserve">) </w:t>
       </w:r>
       <w:r>
         <w:rPr>
@@ -5562,11 +5768,19 @@
           <w:lang w:val="en-US"/>
         </w:rPr>
       </w:pPr>
-      <w:r>
-        <w:rPr>
-          <w:lang w:val="en-US"/>
-        </w:rPr>
-        <w:t xml:space="preserve">getOptions() </w:t>
+      <w:proofErr w:type="gramStart"/>
+      <w:r>
+        <w:rPr>
+          <w:lang w:val="en-US"/>
+        </w:rPr>
+        <w:t>getOptions(</w:t>
+      </w:r>
+      <w:proofErr w:type="gramEnd"/>
+      <w:r>
+        <w:rPr>
+          <w:lang w:val="en-US"/>
+        </w:rPr>
+        <w:t xml:space="preserve">) </w:t>
       </w:r>
       <w:r>
         <w:rPr>
@@ -5664,11 +5878,19 @@
           <w:lang w:val="en-US"/>
         </w:rPr>
       </w:pPr>
-      <w:r>
-        <w:rPr>
-          <w:lang w:val="en-US"/>
-        </w:rPr>
-        <w:t xml:space="preserve">getAllSelectedOptions() </w:t>
+      <w:proofErr w:type="gramStart"/>
+      <w:r>
+        <w:rPr>
+          <w:lang w:val="en-US"/>
+        </w:rPr>
+        <w:t>getAllSelectedOptions(</w:t>
+      </w:r>
+      <w:proofErr w:type="gramEnd"/>
+      <w:r>
+        <w:rPr>
+          <w:lang w:val="en-US"/>
+        </w:rPr>
+        <w:t xml:space="preserve">) </w:t>
       </w:r>
       <w:r>
         <w:rPr>
@@ -5706,11 +5928,19 @@
           <w:lang w:val="en-US"/>
         </w:rPr>
       </w:pPr>
-      <w:r>
-        <w:rPr>
-          <w:lang w:val="en-US"/>
-        </w:rPr>
-        <w:t xml:space="preserve">isMultiple() </w:t>
+      <w:proofErr w:type="gramStart"/>
+      <w:r>
+        <w:rPr>
+          <w:lang w:val="en-US"/>
+        </w:rPr>
+        <w:t>isMultiple(</w:t>
+      </w:r>
+      <w:proofErr w:type="gramEnd"/>
+      <w:r>
+        <w:rPr>
+          <w:lang w:val="en-US"/>
+        </w:rPr>
+        <w:t xml:space="preserve">) </w:t>
       </w:r>
       <w:r>
         <w:rPr>
@@ -5876,11 +6106,27 @@
           <w:lang w:val="en-US"/>
         </w:rPr>
       </w:pPr>
-      <w:r>
-        <w:rPr>
-          <w:lang w:val="en-US"/>
-        </w:rPr>
-        <w:t>Thread.sleep()</w:t>
+      <w:proofErr w:type="spellStart"/>
+      <w:proofErr w:type="gramStart"/>
+      <w:r>
+        <w:rPr>
+          <w:lang w:val="en-US"/>
+        </w:rPr>
+        <w:t>Thread.sleep</w:t>
+      </w:r>
+      <w:proofErr w:type="spellEnd"/>
+      <w:r>
+        <w:rPr>
+          <w:lang w:val="en-US"/>
+        </w:rPr>
+        <w:t>(</w:t>
+      </w:r>
+      <w:proofErr w:type="gramEnd"/>
+      <w:r>
+        <w:rPr>
+          <w:lang w:val="en-US"/>
+        </w:rPr>
+        <w:t>)</w:t>
       </w:r>
       <w:r>
         <w:rPr>
@@ -6195,7 +6441,20 @@
           <w:lang w:val="en-US"/>
         </w:rPr>
         <w:br/>
-        <w:t xml:space="preserve">i </w:t>
+      </w:r>
+      <w:proofErr w:type="spellStart"/>
+      <w:r>
+        <w:rPr>
+          <w:lang w:val="en-US"/>
+        </w:rPr>
+        <w:t>i</w:t>
+      </w:r>
+      <w:proofErr w:type="spellEnd"/>
+      <w:r>
+        <w:rPr>
+          <w:lang w:val="en-US"/>
+        </w:rPr>
+        <w:t xml:space="preserve"> </w:t>
       </w:r>
       <w:r>
         <w:rPr>
@@ -6579,7 +6838,21 @@
         <w:rPr>
           <w:lang w:val="en-US"/>
         </w:rPr>
-        <w:t>You can not perform any operation on the page if alert is present</w:t>
+        <w:t xml:space="preserve">You </w:t>
+      </w:r>
+      <w:proofErr w:type="spellStart"/>
+      <w:r>
+        <w:rPr>
+          <w:lang w:val="en-US"/>
+        </w:rPr>
+        <w:t>can not</w:t>
+      </w:r>
+      <w:proofErr w:type="spellEnd"/>
+      <w:r>
+        <w:rPr>
+          <w:lang w:val="en-US"/>
+        </w:rPr>
+        <w:t xml:space="preserve"> perform any operation on the page if alert is present</w:t>
       </w:r>
     </w:p>
     <w:p>
@@ -6634,11 +6907,19 @@
           <w:lang w:val="en-US"/>
         </w:rPr>
       </w:pPr>
-      <w:r>
-        <w:rPr>
-          <w:lang w:val="en-US"/>
-        </w:rPr>
-        <w:t xml:space="preserve">switchTo().alert() </w:t>
+      <w:proofErr w:type="spellStart"/>
+      <w:r>
+        <w:rPr>
+          <w:lang w:val="en-US"/>
+        </w:rPr>
+        <w:t>switchTo</w:t>
+      </w:r>
+      <w:proofErr w:type="spellEnd"/>
+      <w:r>
+        <w:rPr>
+          <w:lang w:val="en-US"/>
+        </w:rPr>
+        <w:t xml:space="preserve">().alert() </w:t>
       </w:r>
       <w:r>
         <w:rPr>
@@ -6664,11 +6945,19 @@
           <w:lang w:val="en-US"/>
         </w:rPr>
       </w:pPr>
-      <w:r>
-        <w:rPr>
-          <w:lang w:val="en-US"/>
-        </w:rPr>
-        <w:t xml:space="preserve">getText() </w:t>
+      <w:proofErr w:type="gramStart"/>
+      <w:r>
+        <w:rPr>
+          <w:lang w:val="en-US"/>
+        </w:rPr>
+        <w:t>getText(</w:t>
+      </w:r>
+      <w:proofErr w:type="gramEnd"/>
+      <w:r>
+        <w:rPr>
+          <w:lang w:val="en-US"/>
+        </w:rPr>
+        <w:t xml:space="preserve">) </w:t>
       </w:r>
       <w:r>
         <w:rPr>
@@ -6694,11 +6983,19 @@
           <w:lang w:val="en-US"/>
         </w:rPr>
       </w:pPr>
-      <w:r>
-        <w:rPr>
-          <w:lang w:val="en-US"/>
-        </w:rPr>
-        <w:t xml:space="preserve">accept() </w:t>
+      <w:proofErr w:type="gramStart"/>
+      <w:r>
+        <w:rPr>
+          <w:lang w:val="en-US"/>
+        </w:rPr>
+        <w:t>accept(</w:t>
+      </w:r>
+      <w:proofErr w:type="gramEnd"/>
+      <w:r>
+        <w:rPr>
+          <w:lang w:val="en-US"/>
+        </w:rPr>
+        <w:t xml:space="preserve">) </w:t>
       </w:r>
       <w:r>
         <w:rPr>
@@ -6724,12 +7021,20 @@
           <w:lang w:val="en-US"/>
         </w:rPr>
       </w:pPr>
+      <w:proofErr w:type="gramStart"/>
       <w:r>
         <w:rPr>
           <w:lang w:val="en-US"/>
         </w:rPr>
         <w:lastRenderedPageBreak/>
-        <w:t xml:space="preserve">dismiss() </w:t>
+        <w:t>dismiss(</w:t>
+      </w:r>
+      <w:proofErr w:type="gramEnd"/>
+      <w:r>
+        <w:rPr>
+          <w:lang w:val="en-US"/>
+        </w:rPr>
+        <w:t xml:space="preserve">) </w:t>
       </w:r>
       <w:r>
         <w:rPr>
@@ -8181,11 +8486,220 @@
     <w:p>
       <w:pPr>
         <w:rPr>
-          <w:lang w:val="en-US"/>
-        </w:rPr>
-      </w:pPr>
+          <w:b/>
+          <w:bCs/>
+          <w:lang w:val="en-US"/>
+        </w:rPr>
+      </w:pPr>
+    </w:p>
+    <w:p>
+      <w:pPr>
+        <w:rPr>
+          <w:b/>
+          <w:bCs/>
+          <w:lang w:val="en-US"/>
+        </w:rPr>
+      </w:pPr>
+      <w:r>
+        <w:rPr>
+          <w:b/>
+          <w:bCs/>
+          <w:lang w:val="en-US"/>
+        </w:rPr>
+        <w:t>Data Driven Testing</w:t>
+      </w:r>
+    </w:p>
+    <w:p>
+      <w:pPr>
+        <w:rPr>
+          <w:b/>
+          <w:bCs/>
+          <w:lang w:val="en-US"/>
+        </w:rPr>
+      </w:pPr>
+      <w:r>
+        <w:rPr>
+          <w:noProof/>
+          <w:lang w:eastAsia="en-IN"/>
+        </w:rPr>
+        <w:lastRenderedPageBreak/>
+        <mc:AlternateContent>
+          <mc:Choice Requires="wps">
+            <w:drawing>
+              <wp:anchor distT="0" distB="0" distL="114300" distR="114300" simplePos="0" relativeHeight="251659264" behindDoc="0" locked="0" layoutInCell="1" allowOverlap="1">
+                <wp:simplePos x="0" y="0"/>
+                <wp:positionH relativeFrom="column">
+                  <wp:posOffset>362309</wp:posOffset>
+                </wp:positionH>
+                <wp:positionV relativeFrom="paragraph">
+                  <wp:posOffset>284672</wp:posOffset>
+                </wp:positionV>
+                <wp:extent cx="612476" cy="198407"/>
+                <wp:effectExtent l="19050" t="19050" r="16510" b="11430"/>
+                <wp:wrapNone/>
+                <wp:docPr id="6" name="Rectangle 6"/>
+                <wp:cNvGraphicFramePr/>
+                <a:graphic xmlns:a="http://schemas.openxmlformats.org/drawingml/2006/main">
+                  <a:graphicData uri="http://schemas.microsoft.com/office/word/2010/wordprocessingShape">
+                    <wps:wsp>
+                      <wps:cNvSpPr/>
+                      <wps:spPr>
+                        <a:xfrm>
+                          <a:off x="0" y="0"/>
+                          <a:ext cx="612476" cy="198407"/>
+                        </a:xfrm>
+                        <a:prstGeom prst="rect">
+                          <a:avLst/>
+                        </a:prstGeom>
+                        <a:noFill/>
+                        <a:ln w="38100">
+                          <a:solidFill>
+                            <a:srgbClr val="FFFF00"/>
+                          </a:solidFill>
+                        </a:ln>
+                      </wps:spPr>
+                      <wps:style>
+                        <a:lnRef idx="2">
+                          <a:schemeClr val="accent1">
+                            <a:shade val="50000"/>
+                          </a:schemeClr>
+                        </a:lnRef>
+                        <a:fillRef idx="1">
+                          <a:schemeClr val="accent1"/>
+                        </a:fillRef>
+                        <a:effectRef idx="0">
+                          <a:schemeClr val="accent1"/>
+                        </a:effectRef>
+                        <a:fontRef idx="minor">
+                          <a:schemeClr val="lt1"/>
+                        </a:fontRef>
+                      </wps:style>
+                      <wps:bodyPr rot="0" spcFirstLastPara="0" vertOverflow="overflow" horzOverflow="overflow" vert="horz" wrap="square" lIns="91440" tIns="45720" rIns="91440" bIns="45720" numCol="1" spcCol="0" rtlCol="0" fromWordArt="0" anchor="ctr" anchorCtr="0" forceAA="0" compatLnSpc="1">
+                        <a:prstTxWarp prst="textNoShape">
+                          <a:avLst/>
+                        </a:prstTxWarp>
+                        <a:noAutofit/>
+                      </wps:bodyPr>
+                    </wps:wsp>
+                  </a:graphicData>
+                </a:graphic>
+              </wp:anchor>
+            </w:drawing>
+          </mc:Choice>
+          <mc:Fallback>
+            <w:pict>
+              <v:rect w14:anchorId="3D6C798C" id="Rectangle 6" o:spid="_x0000_s1026" style="position:absolute;margin-left:28.55pt;margin-top:22.4pt;width:48.25pt;height:15.6pt;z-index:251659264;visibility:visible;mso-wrap-style:square;mso-wrap-distance-left:9pt;mso-wrap-distance-top:0;mso-wrap-distance-right:9pt;mso-wrap-distance-bottom:0;mso-position-horizontal:absolute;mso-position-horizontal-relative:text;mso-position-vertical:absolute;mso-position-vertical-relative:text;v-text-anchor:middle" o:gfxdata="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" filled="f" strokecolor="yellow" strokeweight="3pt"/>
+            </w:pict>
+          </mc:Fallback>
+        </mc:AlternateContent>
+      </w:r>
       <w:bookmarkStart w:id="0" w:name="_GoBack"/>
+      <w:r>
+        <w:rPr>
+          <w:noProof/>
+          <w:lang w:eastAsia="en-IN"/>
+        </w:rPr>
+        <w:drawing>
+          <wp:inline distT="0" distB="0" distL="0" distR="0" wp14:anchorId="20E49725" wp14:editId="282BEAE8">
+            <wp:extent cx="3993527" cy="2208362"/>
+            <wp:effectExtent l="0" t="0" r="6985" b="1905"/>
+            <wp:docPr id="5" name="Picture 5"/>
+            <wp:cNvGraphicFramePr>
+              <a:graphicFrameLocks xmlns:a="http://schemas.openxmlformats.org/drawingml/2006/main" noChangeAspect="1"/>
+            </wp:cNvGraphicFramePr>
+            <a:graphic xmlns:a="http://schemas.openxmlformats.org/drawingml/2006/main">
+              <a:graphicData uri="http://schemas.openxmlformats.org/drawingml/2006/picture">
+                <pic:pic xmlns:pic="http://schemas.openxmlformats.org/drawingml/2006/picture">
+                  <pic:nvPicPr>
+                    <pic:cNvPr id="1" name=""/>
+                    <pic:cNvPicPr/>
+                  </pic:nvPicPr>
+                  <pic:blipFill rotWithShape="1">
+                    <a:blip r:embed="rId13"/>
+                    <a:srcRect l="22126" t="20076" r="8190" b="11391"/>
+                    <a:stretch/>
+                  </pic:blipFill>
+                  <pic:spPr bwMode="auto">
+                    <a:xfrm>
+                      <a:off x="0" y="0"/>
+                      <a:ext cx="3993909" cy="2208573"/>
+                    </a:xfrm>
+                    <a:prstGeom prst="rect">
+                      <a:avLst/>
+                    </a:prstGeom>
+                    <a:ln>
+                      <a:noFill/>
+                    </a:ln>
+                    <a:extLst>
+                      <a:ext uri="{53640926-AAD7-44D8-BBD7-CCE9431645EC}">
+                        <a14:shadowObscured xmlns:a14="http://schemas.microsoft.com/office/drawing/2010/main"/>
+                      </a:ext>
+                    </a:extLst>
+                  </pic:spPr>
+                </pic:pic>
+              </a:graphicData>
+            </a:graphic>
+          </wp:inline>
+        </w:drawing>
+      </w:r>
       <w:bookmarkEnd w:id="0"/>
+    </w:p>
+    <w:p>
+      <w:pPr>
+        <w:rPr>
+          <w:b/>
+          <w:bCs/>
+          <w:lang w:val="en-US"/>
+        </w:rPr>
+      </w:pPr>
+      <w:r>
+        <w:rPr>
+          <w:noProof/>
+          <w:lang w:eastAsia="en-IN"/>
+        </w:rPr>
+        <w:drawing>
+          <wp:inline distT="0" distB="0" distL="0" distR="0" wp14:anchorId="0D867F51" wp14:editId="16D129B0">
+            <wp:extent cx="3812324" cy="2260121"/>
+            <wp:effectExtent l="0" t="0" r="0" b="6985"/>
+            <wp:docPr id="3" name="Picture 3"/>
+            <wp:cNvGraphicFramePr>
+              <a:graphicFrameLocks xmlns:a="http://schemas.openxmlformats.org/drawingml/2006/main" noChangeAspect="1"/>
+            </wp:cNvGraphicFramePr>
+            <a:graphic xmlns:a="http://schemas.openxmlformats.org/drawingml/2006/main">
+              <a:graphicData uri="http://schemas.openxmlformats.org/drawingml/2006/picture">
+                <pic:pic xmlns:pic="http://schemas.openxmlformats.org/drawingml/2006/picture">
+                  <pic:nvPicPr>
+                    <pic:cNvPr id="1" name=""/>
+                    <pic:cNvPicPr/>
+                  </pic:nvPicPr>
+                  <pic:blipFill rotWithShape="1">
+                    <a:blip r:embed="rId14"/>
+                    <a:srcRect l="24536" t="21950" r="8942" b="7909"/>
+                    <a:stretch/>
+                  </pic:blipFill>
+                  <pic:spPr bwMode="auto">
+                    <a:xfrm>
+                      <a:off x="0" y="0"/>
+                      <a:ext cx="3812727" cy="2260360"/>
+                    </a:xfrm>
+                    <a:prstGeom prst="rect">
+                      <a:avLst/>
+                    </a:prstGeom>
+                    <a:ln>
+                      <a:noFill/>
+                    </a:ln>
+                    <a:extLst>
+                      <a:ext uri="{53640926-AAD7-44D8-BBD7-CCE9431645EC}">
+                        <a14:shadowObscured xmlns:a14="http://schemas.microsoft.com/office/drawing/2010/main"/>
+                      </a:ext>
+                    </a:extLst>
+                  </pic:spPr>
+                </pic:pic>
+              </a:graphicData>
+            </a:graphic>
+          </wp:inline>
+        </w:drawing>
+      </w:r>
     </w:p>
     <w:sectPr>
       <w:pgSz w:w="11906" w:h="16838"/>
@@ -13339,49 +13853,49 @@
     </dgm:pt>
   </dgm:ptLst>
   <dgm:cxnLst>
+    <dgm:cxn modelId="{60E0ADED-62D2-48C1-A22E-1EE414CFA65B}" type="presOf" srcId="{7C03F650-450B-470D-9F41-9EBB6F24DE08}" destId="{915300E8-D21B-48E5-86A7-A677802348CF}" srcOrd="0" destOrd="0" presId="urn:microsoft.com/office/officeart/2005/8/layout/cycle2"/>
+    <dgm:cxn modelId="{A399273C-C291-42AE-942B-FA93C88D7CCE}" type="presOf" srcId="{D996DF6E-E24A-4672-B53C-F45E82ED11D5}" destId="{85727C8B-3068-4E77-A7A1-E6EDA8103D60}" srcOrd="1" destOrd="0" presId="urn:microsoft.com/office/officeart/2005/8/layout/cycle2"/>
+    <dgm:cxn modelId="{C5F99A22-E613-4BDF-9805-D8A697F0AEDE}" type="presOf" srcId="{D35F654F-C71E-4CF2-BA21-C832C92DCB2B}" destId="{C262E5EC-AFFC-4D29-8F55-4FC98D066102}" srcOrd="1" destOrd="0" presId="urn:microsoft.com/office/officeart/2005/8/layout/cycle2"/>
+    <dgm:cxn modelId="{95EF98A5-729B-4A48-B0C3-3EDF5A3A2A35}" type="presOf" srcId="{A01E66F2-8DE2-4DBF-B8E1-AB48AEB22F0F}" destId="{48BF6C11-EF1A-4273-900D-DD5B59C0D92F}" srcOrd="0" destOrd="0" presId="urn:microsoft.com/office/officeart/2005/8/layout/cycle2"/>
+    <dgm:cxn modelId="{2F15B67A-A203-4FA1-BBF1-32C38F9EF0BE}" type="presOf" srcId="{D35F654F-C71E-4CF2-BA21-C832C92DCB2B}" destId="{9F2CA740-10BE-422F-97C4-215D3262A7C2}" srcOrd="0" destOrd="0" presId="urn:microsoft.com/office/officeart/2005/8/layout/cycle2"/>
+    <dgm:cxn modelId="{A918CD4B-C30A-4C47-BEA0-3B3D875F1016}" type="presOf" srcId="{D996DF6E-E24A-4672-B53C-F45E82ED11D5}" destId="{23B2CE62-F90C-4121-BB9A-FD58550B5409}" srcOrd="0" destOrd="0" presId="urn:microsoft.com/office/officeart/2005/8/layout/cycle2"/>
+    <dgm:cxn modelId="{C5EA23E8-94B3-451F-8DBC-2B72E533231A}" type="presOf" srcId="{F2BE9233-54BD-4C28-B5F2-1B65E9CDDF96}" destId="{F9AED730-9635-4E85-B16D-CDB7F5FBEF2A}" srcOrd="0" destOrd="0" presId="urn:microsoft.com/office/officeart/2005/8/layout/cycle2"/>
+    <dgm:cxn modelId="{7A2BE47A-D32B-47A3-9D07-D52DD49DCB98}" type="presOf" srcId="{BA319471-CEE2-4F47-BD5C-3922FB7DFA6B}" destId="{59356F7B-2878-4C69-8BCC-736D52D62464}" srcOrd="0" destOrd="0" presId="urn:microsoft.com/office/officeart/2005/8/layout/cycle2"/>
+    <dgm:cxn modelId="{AAC3BE58-6DD8-44A7-8473-6474700CFCE2}" type="presOf" srcId="{30169AF5-3F60-49ED-BA16-26E156F3CD77}" destId="{B41B0945-C228-466F-ACBC-F0427AE563C3}" srcOrd="0" destOrd="0" presId="urn:microsoft.com/office/officeart/2005/8/layout/cycle2"/>
+    <dgm:cxn modelId="{3A6CAD7C-9D06-4601-9DA6-58C23D4FE730}" srcId="{30169AF5-3F60-49ED-BA16-26E156F3CD77}" destId="{E3147738-712C-470E-BA43-1900B58F3BA1}" srcOrd="5" destOrd="0" parTransId="{390EF3C2-87EC-4379-B2B2-CD6400F6DFF0}" sibTransId="{A01E66F2-8DE2-4DBF-B8E1-AB48AEB22F0F}"/>
+    <dgm:cxn modelId="{A15675F6-BA42-483A-900D-764E0852D957}" type="presOf" srcId="{6BE14A29-3F47-4123-9A53-87F7E3976F30}" destId="{1379CEB1-3469-4B4A-813A-D2A2C295406E}" srcOrd="0" destOrd="0" presId="urn:microsoft.com/office/officeart/2005/8/layout/cycle2"/>
+    <dgm:cxn modelId="{01E4F031-66F5-4638-9F7C-98317BAD510F}" type="presOf" srcId="{9C8E8DEB-5DB8-4F82-8CE8-1171D0ABBD37}" destId="{15DBFFA1-5F90-4067-9D91-73AA2852D991}" srcOrd="1" destOrd="0" presId="urn:microsoft.com/office/officeart/2005/8/layout/cycle2"/>
+    <dgm:cxn modelId="{FC683937-3E9A-4071-B70B-BFE511A7B23C}" srcId="{30169AF5-3F60-49ED-BA16-26E156F3CD77}" destId="{6BE14A29-3F47-4123-9A53-87F7E3976F30}" srcOrd="4" destOrd="0" parTransId="{14C76E7C-A806-46D2-A04B-406CC2747FBF}" sibTransId="{D35F654F-C71E-4CF2-BA21-C832C92DCB2B}"/>
+    <dgm:cxn modelId="{4B17C9FE-737D-402D-90DA-537D4D9C6925}" type="presOf" srcId="{A3989F04-57A2-4559-BF44-044AD8FBD67A}" destId="{A670810F-0345-4254-8BC7-4FA06BB5C3CC}" srcOrd="0" destOrd="0" presId="urn:microsoft.com/office/officeart/2005/8/layout/cycle2"/>
+    <dgm:cxn modelId="{4BD35898-F714-4BB7-9542-A453503E48C4}" type="presOf" srcId="{F90989A5-9584-42E6-85EC-F46F18F0E118}" destId="{31D81D24-1473-4316-96A5-763E7A6060DC}" srcOrd="0" destOrd="0" presId="urn:microsoft.com/office/officeart/2005/8/layout/cycle2"/>
+    <dgm:cxn modelId="{47725AA6-D8AE-40F2-9328-C99F4DEBF854}" type="presOf" srcId="{9C8E8DEB-5DB8-4F82-8CE8-1171D0ABBD37}" destId="{2C63797F-35D2-4BF1-ADFC-8E15A2A56D28}" srcOrd="0" destOrd="0" presId="urn:microsoft.com/office/officeart/2005/8/layout/cycle2"/>
+    <dgm:cxn modelId="{4DDB629C-79EF-4AD9-B998-0368998FAA2A}" type="presOf" srcId="{A01E66F2-8DE2-4DBF-B8E1-AB48AEB22F0F}" destId="{2D827D14-3A64-4B45-B11B-3ECDBC24212A}" srcOrd="1" destOrd="0" presId="urn:microsoft.com/office/officeart/2005/8/layout/cycle2"/>
+    <dgm:cxn modelId="{026D6AE9-41C4-4E88-B421-D7A6BB38CC27}" srcId="{30169AF5-3F60-49ED-BA16-26E156F3CD77}" destId="{F2BE9233-54BD-4C28-B5F2-1B65E9CDDF96}" srcOrd="3" destOrd="0" parTransId="{672307C0-A98C-48FA-8729-D6E3187E5E3A}" sibTransId="{9C8E8DEB-5DB8-4F82-8CE8-1171D0ABBD37}"/>
+    <dgm:cxn modelId="{F09F8ED9-D24F-448F-AF8E-F92EC404CBA7}" srcId="{30169AF5-3F60-49ED-BA16-26E156F3CD77}" destId="{7C03F650-450B-470D-9F41-9EBB6F24DE08}" srcOrd="0" destOrd="0" parTransId="{A8856599-3D3C-4A85-ABFD-520651FDD510}" sibTransId="{D996DF6E-E24A-4672-B53C-F45E82ED11D5}"/>
+    <dgm:cxn modelId="{B0815934-1B44-40A9-9D49-AF3B988350BF}" type="presOf" srcId="{F90989A5-9584-42E6-85EC-F46F18F0E118}" destId="{74D1E673-78E8-4911-AB9E-E98BE428CF47}" srcOrd="1" destOrd="0" presId="urn:microsoft.com/office/officeart/2005/8/layout/cycle2"/>
+    <dgm:cxn modelId="{57569DDB-32CD-4132-93C5-3D28EE6D9D0F}" srcId="{30169AF5-3F60-49ED-BA16-26E156F3CD77}" destId="{A3989F04-57A2-4559-BF44-044AD8FBD67A}" srcOrd="2" destOrd="0" parTransId="{E7AABBEB-8EE1-4214-A7B4-DD1F0B63D6DC}" sibTransId="{F90989A5-9584-42E6-85EC-F46F18F0E118}"/>
+    <dgm:cxn modelId="{B5EAB028-F417-4832-AD66-4B8646A7D8CC}" type="presOf" srcId="{E3147738-712C-470E-BA43-1900B58F3BA1}" destId="{ABB91F78-7B6C-410F-9644-452AF8D7494A}" srcOrd="0" destOrd="0" presId="urn:microsoft.com/office/officeart/2005/8/layout/cycle2"/>
     <dgm:cxn modelId="{3354B5DD-DD06-4226-83B0-C5DBB4314929}" srcId="{30169AF5-3F60-49ED-BA16-26E156F3CD77}" destId="{D01084D7-448F-40E6-BAD6-916FA5266B35}" srcOrd="1" destOrd="0" parTransId="{11A516D9-F860-4BE8-BA91-08CBF1F90AAF}" sibTransId="{BA319471-CEE2-4F47-BD5C-3922FB7DFA6B}"/>
-    <dgm:cxn modelId="{34143BF3-62EC-49DB-9FC5-CA8C01B9EBA0}" type="presOf" srcId="{D01084D7-448F-40E6-BAD6-916FA5266B35}" destId="{6AB4841B-36EA-4743-8E11-22D754152787}" srcOrd="0" destOrd="0" presId="urn:microsoft.com/office/officeart/2005/8/layout/cycle2"/>
-    <dgm:cxn modelId="{2A01271B-6581-4251-B2FF-03F77A18EC1D}" type="presOf" srcId="{F90989A5-9584-42E6-85EC-F46F18F0E118}" destId="{74D1E673-78E8-4911-AB9E-E98BE428CF47}" srcOrd="1" destOrd="0" presId="urn:microsoft.com/office/officeart/2005/8/layout/cycle2"/>
-    <dgm:cxn modelId="{3A6CAD7C-9D06-4601-9DA6-58C23D4FE730}" srcId="{30169AF5-3F60-49ED-BA16-26E156F3CD77}" destId="{E3147738-712C-470E-BA43-1900B58F3BA1}" srcOrd="5" destOrd="0" parTransId="{390EF3C2-87EC-4379-B2B2-CD6400F6DFF0}" sibTransId="{A01E66F2-8DE2-4DBF-B8E1-AB48AEB22F0F}"/>
-    <dgm:cxn modelId="{4C295B74-D989-4B0F-9B7E-3F270C8F38B7}" type="presOf" srcId="{D35F654F-C71E-4CF2-BA21-C832C92DCB2B}" destId="{9F2CA740-10BE-422F-97C4-215D3262A7C2}" srcOrd="0" destOrd="0" presId="urn:microsoft.com/office/officeart/2005/8/layout/cycle2"/>
-    <dgm:cxn modelId="{CAEACB13-07A4-4AC9-88A1-B91B413EAFBE}" type="presOf" srcId="{F90989A5-9584-42E6-85EC-F46F18F0E118}" destId="{31D81D24-1473-4316-96A5-763E7A6060DC}" srcOrd="0" destOrd="0" presId="urn:microsoft.com/office/officeart/2005/8/layout/cycle2"/>
-    <dgm:cxn modelId="{FD08B4D2-B1D4-4437-A43F-D204C2A3717A}" type="presOf" srcId="{9C8E8DEB-5DB8-4F82-8CE8-1171D0ABBD37}" destId="{2C63797F-35D2-4BF1-ADFC-8E15A2A56D28}" srcOrd="0" destOrd="0" presId="urn:microsoft.com/office/officeart/2005/8/layout/cycle2"/>
-    <dgm:cxn modelId="{B2FF81C7-77B5-441F-AEFC-AC8CCCF852C6}" type="presOf" srcId="{A01E66F2-8DE2-4DBF-B8E1-AB48AEB22F0F}" destId="{2D827D14-3A64-4B45-B11B-3ECDBC24212A}" srcOrd="1" destOrd="0" presId="urn:microsoft.com/office/officeart/2005/8/layout/cycle2"/>
-    <dgm:cxn modelId="{026D6AE9-41C4-4E88-B421-D7A6BB38CC27}" srcId="{30169AF5-3F60-49ED-BA16-26E156F3CD77}" destId="{F2BE9233-54BD-4C28-B5F2-1B65E9CDDF96}" srcOrd="3" destOrd="0" parTransId="{672307C0-A98C-48FA-8729-D6E3187E5E3A}" sibTransId="{9C8E8DEB-5DB8-4F82-8CE8-1171D0ABBD37}"/>
-    <dgm:cxn modelId="{04850D61-5746-4649-9120-0BB3E4692931}" type="presOf" srcId="{F2BE9233-54BD-4C28-B5F2-1B65E9CDDF96}" destId="{F9AED730-9635-4E85-B16D-CDB7F5FBEF2A}" srcOrd="0" destOrd="0" presId="urn:microsoft.com/office/officeart/2005/8/layout/cycle2"/>
-    <dgm:cxn modelId="{3DB1CD4D-A104-402A-8271-1BCC1D5875D1}" type="presOf" srcId="{D996DF6E-E24A-4672-B53C-F45E82ED11D5}" destId="{85727C8B-3068-4E77-A7A1-E6EDA8103D60}" srcOrd="1" destOrd="0" presId="urn:microsoft.com/office/officeart/2005/8/layout/cycle2"/>
-    <dgm:cxn modelId="{FC683937-3E9A-4071-B70B-BFE511A7B23C}" srcId="{30169AF5-3F60-49ED-BA16-26E156F3CD77}" destId="{6BE14A29-3F47-4123-9A53-87F7E3976F30}" srcOrd="4" destOrd="0" parTransId="{14C76E7C-A806-46D2-A04B-406CC2747FBF}" sibTransId="{D35F654F-C71E-4CF2-BA21-C832C92DCB2B}"/>
-    <dgm:cxn modelId="{C55842D6-2F70-407B-99B8-8B5DB2F6A7D7}" type="presOf" srcId="{6BE14A29-3F47-4123-9A53-87F7E3976F30}" destId="{1379CEB1-3469-4B4A-813A-D2A2C295406E}" srcOrd="0" destOrd="0" presId="urn:microsoft.com/office/officeart/2005/8/layout/cycle2"/>
-    <dgm:cxn modelId="{6512533F-7F4D-4E9D-991E-1FF547073C4C}" type="presOf" srcId="{30169AF5-3F60-49ED-BA16-26E156F3CD77}" destId="{B41B0945-C228-466F-ACBC-F0427AE563C3}" srcOrd="0" destOrd="0" presId="urn:microsoft.com/office/officeart/2005/8/layout/cycle2"/>
-    <dgm:cxn modelId="{F09F8ED9-D24F-448F-AF8E-F92EC404CBA7}" srcId="{30169AF5-3F60-49ED-BA16-26E156F3CD77}" destId="{7C03F650-450B-470D-9F41-9EBB6F24DE08}" srcOrd="0" destOrd="0" parTransId="{A8856599-3D3C-4A85-ABFD-520651FDD510}" sibTransId="{D996DF6E-E24A-4672-B53C-F45E82ED11D5}"/>
-    <dgm:cxn modelId="{57569DDB-32CD-4132-93C5-3D28EE6D9D0F}" srcId="{30169AF5-3F60-49ED-BA16-26E156F3CD77}" destId="{A3989F04-57A2-4559-BF44-044AD8FBD67A}" srcOrd="2" destOrd="0" parTransId="{E7AABBEB-8EE1-4214-A7B4-DD1F0B63D6DC}" sibTransId="{F90989A5-9584-42E6-85EC-F46F18F0E118}"/>
-    <dgm:cxn modelId="{EBBCE9F5-A222-4736-AB8F-7619ECEC1405}" type="presOf" srcId="{BA319471-CEE2-4F47-BD5C-3922FB7DFA6B}" destId="{59356F7B-2878-4C69-8BCC-736D52D62464}" srcOrd="0" destOrd="0" presId="urn:microsoft.com/office/officeart/2005/8/layout/cycle2"/>
-    <dgm:cxn modelId="{44157C87-3573-42C2-8D5F-8524671AF62F}" type="presOf" srcId="{D996DF6E-E24A-4672-B53C-F45E82ED11D5}" destId="{23B2CE62-F90C-4121-BB9A-FD58550B5409}" srcOrd="0" destOrd="0" presId="urn:microsoft.com/office/officeart/2005/8/layout/cycle2"/>
-    <dgm:cxn modelId="{E523435C-E718-4A34-AD14-A458FF17183B}" type="presOf" srcId="{E3147738-712C-470E-BA43-1900B58F3BA1}" destId="{ABB91F78-7B6C-410F-9644-452AF8D7494A}" srcOrd="0" destOrd="0" presId="urn:microsoft.com/office/officeart/2005/8/layout/cycle2"/>
-    <dgm:cxn modelId="{F4113A5F-81FE-495C-B18A-5DC03C68F544}" type="presOf" srcId="{A3989F04-57A2-4559-BF44-044AD8FBD67A}" destId="{A670810F-0345-4254-8BC7-4FA06BB5C3CC}" srcOrd="0" destOrd="0" presId="urn:microsoft.com/office/officeart/2005/8/layout/cycle2"/>
-    <dgm:cxn modelId="{D39FCECE-E3B3-4255-BCFB-A22DFA4C6CB6}" type="presOf" srcId="{9C8E8DEB-5DB8-4F82-8CE8-1171D0ABBD37}" destId="{15DBFFA1-5F90-4067-9D91-73AA2852D991}" srcOrd="1" destOrd="0" presId="urn:microsoft.com/office/officeart/2005/8/layout/cycle2"/>
-    <dgm:cxn modelId="{DA97AC66-8A0C-40A2-94A3-E39C60FA1949}" type="presOf" srcId="{D35F654F-C71E-4CF2-BA21-C832C92DCB2B}" destId="{C262E5EC-AFFC-4D29-8F55-4FC98D066102}" srcOrd="1" destOrd="0" presId="urn:microsoft.com/office/officeart/2005/8/layout/cycle2"/>
-    <dgm:cxn modelId="{B9EFDBE2-C0E1-4AE6-AE68-A137E0CBD574}" type="presOf" srcId="{7C03F650-450B-470D-9F41-9EBB6F24DE08}" destId="{915300E8-D21B-48E5-86A7-A677802348CF}" srcOrd="0" destOrd="0" presId="urn:microsoft.com/office/officeart/2005/8/layout/cycle2"/>
-    <dgm:cxn modelId="{41AE1DB4-572F-480B-AC3A-97756229DE0B}" type="presOf" srcId="{A01E66F2-8DE2-4DBF-B8E1-AB48AEB22F0F}" destId="{48BF6C11-EF1A-4273-900D-DD5B59C0D92F}" srcOrd="0" destOrd="0" presId="urn:microsoft.com/office/officeart/2005/8/layout/cycle2"/>
-    <dgm:cxn modelId="{D6A71509-9D8B-4945-B2FB-C174AB0AB7D1}" type="presOf" srcId="{BA319471-CEE2-4F47-BD5C-3922FB7DFA6B}" destId="{2FCF5CF5-49BA-4E5D-A81E-50ABA18D10A9}" srcOrd="1" destOrd="0" presId="urn:microsoft.com/office/officeart/2005/8/layout/cycle2"/>
-    <dgm:cxn modelId="{09462DED-BEA4-4EA6-9EBD-1FA6BD61719A}" type="presParOf" srcId="{B41B0945-C228-466F-ACBC-F0427AE563C3}" destId="{915300E8-D21B-48E5-86A7-A677802348CF}" srcOrd="0" destOrd="0" presId="urn:microsoft.com/office/officeart/2005/8/layout/cycle2"/>
-    <dgm:cxn modelId="{F75B6FBB-6677-406C-A85D-443AE38BE1EC}" type="presParOf" srcId="{B41B0945-C228-466F-ACBC-F0427AE563C3}" destId="{23B2CE62-F90C-4121-BB9A-FD58550B5409}" srcOrd="1" destOrd="0" presId="urn:microsoft.com/office/officeart/2005/8/layout/cycle2"/>
-    <dgm:cxn modelId="{A48500FD-702D-4EEE-AFA7-C9B9B21F245C}" type="presParOf" srcId="{23B2CE62-F90C-4121-BB9A-FD58550B5409}" destId="{85727C8B-3068-4E77-A7A1-E6EDA8103D60}" srcOrd="0" destOrd="0" presId="urn:microsoft.com/office/officeart/2005/8/layout/cycle2"/>
-    <dgm:cxn modelId="{3D50CA61-8EC7-4370-886A-7017F6AC38C5}" type="presParOf" srcId="{B41B0945-C228-466F-ACBC-F0427AE563C3}" destId="{6AB4841B-36EA-4743-8E11-22D754152787}" srcOrd="2" destOrd="0" presId="urn:microsoft.com/office/officeart/2005/8/layout/cycle2"/>
-    <dgm:cxn modelId="{0AFFC4FB-81CE-4382-8FA2-8718CA10A2AD}" type="presParOf" srcId="{B41B0945-C228-466F-ACBC-F0427AE563C3}" destId="{59356F7B-2878-4C69-8BCC-736D52D62464}" srcOrd="3" destOrd="0" presId="urn:microsoft.com/office/officeart/2005/8/layout/cycle2"/>
-    <dgm:cxn modelId="{1227E558-8D91-4742-AA15-2AAA33C5632C}" type="presParOf" srcId="{59356F7B-2878-4C69-8BCC-736D52D62464}" destId="{2FCF5CF5-49BA-4E5D-A81E-50ABA18D10A9}" srcOrd="0" destOrd="0" presId="urn:microsoft.com/office/officeart/2005/8/layout/cycle2"/>
-    <dgm:cxn modelId="{752DB14F-1A2D-41AE-B55A-8EDA8AFE6730}" type="presParOf" srcId="{B41B0945-C228-466F-ACBC-F0427AE563C3}" destId="{A670810F-0345-4254-8BC7-4FA06BB5C3CC}" srcOrd="4" destOrd="0" presId="urn:microsoft.com/office/officeart/2005/8/layout/cycle2"/>
-    <dgm:cxn modelId="{EEE1267E-0770-4231-B2F8-9F455F26BCD4}" type="presParOf" srcId="{B41B0945-C228-466F-ACBC-F0427AE563C3}" destId="{31D81D24-1473-4316-96A5-763E7A6060DC}" srcOrd="5" destOrd="0" presId="urn:microsoft.com/office/officeart/2005/8/layout/cycle2"/>
-    <dgm:cxn modelId="{BD67F40B-2C8D-4CC5-BE61-8C03D25AA0B7}" type="presParOf" srcId="{31D81D24-1473-4316-96A5-763E7A6060DC}" destId="{74D1E673-78E8-4911-AB9E-E98BE428CF47}" srcOrd="0" destOrd="0" presId="urn:microsoft.com/office/officeart/2005/8/layout/cycle2"/>
-    <dgm:cxn modelId="{5EEC3CCB-871B-483C-9560-31C7939BF9B5}" type="presParOf" srcId="{B41B0945-C228-466F-ACBC-F0427AE563C3}" destId="{F9AED730-9635-4E85-B16D-CDB7F5FBEF2A}" srcOrd="6" destOrd="0" presId="urn:microsoft.com/office/officeart/2005/8/layout/cycle2"/>
-    <dgm:cxn modelId="{86880478-9E03-4A81-8C00-B8336C090ED2}" type="presParOf" srcId="{B41B0945-C228-466F-ACBC-F0427AE563C3}" destId="{2C63797F-35D2-4BF1-ADFC-8E15A2A56D28}" srcOrd="7" destOrd="0" presId="urn:microsoft.com/office/officeart/2005/8/layout/cycle2"/>
-    <dgm:cxn modelId="{D75F30C0-2616-4F28-99AE-F2EF3F0B1F15}" type="presParOf" srcId="{2C63797F-35D2-4BF1-ADFC-8E15A2A56D28}" destId="{15DBFFA1-5F90-4067-9D91-73AA2852D991}" srcOrd="0" destOrd="0" presId="urn:microsoft.com/office/officeart/2005/8/layout/cycle2"/>
-    <dgm:cxn modelId="{82A48217-CEFD-45A4-A05E-938124F23144}" type="presParOf" srcId="{B41B0945-C228-466F-ACBC-F0427AE563C3}" destId="{1379CEB1-3469-4B4A-813A-D2A2C295406E}" srcOrd="8" destOrd="0" presId="urn:microsoft.com/office/officeart/2005/8/layout/cycle2"/>
-    <dgm:cxn modelId="{CD951CF0-31A3-4BBB-9F98-0033F5405A78}" type="presParOf" srcId="{B41B0945-C228-466F-ACBC-F0427AE563C3}" destId="{9F2CA740-10BE-422F-97C4-215D3262A7C2}" srcOrd="9" destOrd="0" presId="urn:microsoft.com/office/officeart/2005/8/layout/cycle2"/>
-    <dgm:cxn modelId="{65E8D638-ECEB-4FD5-A1C1-1BC6CD5AB700}" type="presParOf" srcId="{9F2CA740-10BE-422F-97C4-215D3262A7C2}" destId="{C262E5EC-AFFC-4D29-8F55-4FC98D066102}" srcOrd="0" destOrd="0" presId="urn:microsoft.com/office/officeart/2005/8/layout/cycle2"/>
-    <dgm:cxn modelId="{98A0861F-43E8-4334-A52A-DE03E006C2EA}" type="presParOf" srcId="{B41B0945-C228-466F-ACBC-F0427AE563C3}" destId="{ABB91F78-7B6C-410F-9644-452AF8D7494A}" srcOrd="10" destOrd="0" presId="urn:microsoft.com/office/officeart/2005/8/layout/cycle2"/>
-    <dgm:cxn modelId="{B8C7D7DB-8912-4D75-9457-981A39853E5B}" type="presParOf" srcId="{B41B0945-C228-466F-ACBC-F0427AE563C3}" destId="{48BF6C11-EF1A-4273-900D-DD5B59C0D92F}" srcOrd="11" destOrd="0" presId="urn:microsoft.com/office/officeart/2005/8/layout/cycle2"/>
-    <dgm:cxn modelId="{7FCB3050-15A8-4D19-B466-58CDD1D8BFF0}" type="presParOf" srcId="{48BF6C11-EF1A-4273-900D-DD5B59C0D92F}" destId="{2D827D14-3A64-4B45-B11B-3ECDBC24212A}" srcOrd="0" destOrd="0" presId="urn:microsoft.com/office/officeart/2005/8/layout/cycle2"/>
+    <dgm:cxn modelId="{1F1FD298-1A4A-4B36-8ABD-C4E13CD9081A}" type="presOf" srcId="{BA319471-CEE2-4F47-BD5C-3922FB7DFA6B}" destId="{2FCF5CF5-49BA-4E5D-A81E-50ABA18D10A9}" srcOrd="1" destOrd="0" presId="urn:microsoft.com/office/officeart/2005/8/layout/cycle2"/>
+    <dgm:cxn modelId="{AA5891B7-7C52-47C6-A6F4-B77372D02295}" type="presOf" srcId="{D01084D7-448F-40E6-BAD6-916FA5266B35}" destId="{6AB4841B-36EA-4743-8E11-22D754152787}" srcOrd="0" destOrd="0" presId="urn:microsoft.com/office/officeart/2005/8/layout/cycle2"/>
+    <dgm:cxn modelId="{974C49DE-98DE-4633-9D58-E35443D2E9F3}" type="presParOf" srcId="{B41B0945-C228-466F-ACBC-F0427AE563C3}" destId="{915300E8-D21B-48E5-86A7-A677802348CF}" srcOrd="0" destOrd="0" presId="urn:microsoft.com/office/officeart/2005/8/layout/cycle2"/>
+    <dgm:cxn modelId="{F7FD353D-C984-4737-AE5A-AD10322BDA50}" type="presParOf" srcId="{B41B0945-C228-466F-ACBC-F0427AE563C3}" destId="{23B2CE62-F90C-4121-BB9A-FD58550B5409}" srcOrd="1" destOrd="0" presId="urn:microsoft.com/office/officeart/2005/8/layout/cycle2"/>
+    <dgm:cxn modelId="{BB8F428C-84C4-49A6-ADA1-550FABC94D53}" type="presParOf" srcId="{23B2CE62-F90C-4121-BB9A-FD58550B5409}" destId="{85727C8B-3068-4E77-A7A1-E6EDA8103D60}" srcOrd="0" destOrd="0" presId="urn:microsoft.com/office/officeart/2005/8/layout/cycle2"/>
+    <dgm:cxn modelId="{2925B7B6-4996-462C-B227-72B42727B458}" type="presParOf" srcId="{B41B0945-C228-466F-ACBC-F0427AE563C3}" destId="{6AB4841B-36EA-4743-8E11-22D754152787}" srcOrd="2" destOrd="0" presId="urn:microsoft.com/office/officeart/2005/8/layout/cycle2"/>
+    <dgm:cxn modelId="{2A9604D9-72C0-4041-A9C2-5F212FE7E9E2}" type="presParOf" srcId="{B41B0945-C228-466F-ACBC-F0427AE563C3}" destId="{59356F7B-2878-4C69-8BCC-736D52D62464}" srcOrd="3" destOrd="0" presId="urn:microsoft.com/office/officeart/2005/8/layout/cycle2"/>
+    <dgm:cxn modelId="{02B70247-EAFC-4F41-99DF-EF252C25717B}" type="presParOf" srcId="{59356F7B-2878-4C69-8BCC-736D52D62464}" destId="{2FCF5CF5-49BA-4E5D-A81E-50ABA18D10A9}" srcOrd="0" destOrd="0" presId="urn:microsoft.com/office/officeart/2005/8/layout/cycle2"/>
+    <dgm:cxn modelId="{399E25AD-4A38-4FD3-B95D-1C7FFCBF2917}" type="presParOf" srcId="{B41B0945-C228-466F-ACBC-F0427AE563C3}" destId="{A670810F-0345-4254-8BC7-4FA06BB5C3CC}" srcOrd="4" destOrd="0" presId="urn:microsoft.com/office/officeart/2005/8/layout/cycle2"/>
+    <dgm:cxn modelId="{F2CF6157-F7D3-46DD-A74D-A5545C9B317C}" type="presParOf" srcId="{B41B0945-C228-466F-ACBC-F0427AE563C3}" destId="{31D81D24-1473-4316-96A5-763E7A6060DC}" srcOrd="5" destOrd="0" presId="urn:microsoft.com/office/officeart/2005/8/layout/cycle2"/>
+    <dgm:cxn modelId="{F13541A2-1A32-4507-B141-0BA7356DE8D1}" type="presParOf" srcId="{31D81D24-1473-4316-96A5-763E7A6060DC}" destId="{74D1E673-78E8-4911-AB9E-E98BE428CF47}" srcOrd="0" destOrd="0" presId="urn:microsoft.com/office/officeart/2005/8/layout/cycle2"/>
+    <dgm:cxn modelId="{868A7B5C-F648-4033-8A08-250C2F2C50EC}" type="presParOf" srcId="{B41B0945-C228-466F-ACBC-F0427AE563C3}" destId="{F9AED730-9635-4E85-B16D-CDB7F5FBEF2A}" srcOrd="6" destOrd="0" presId="urn:microsoft.com/office/officeart/2005/8/layout/cycle2"/>
+    <dgm:cxn modelId="{4EC2BDD5-CD18-4532-B7B5-D9FEA0749599}" type="presParOf" srcId="{B41B0945-C228-466F-ACBC-F0427AE563C3}" destId="{2C63797F-35D2-4BF1-ADFC-8E15A2A56D28}" srcOrd="7" destOrd="0" presId="urn:microsoft.com/office/officeart/2005/8/layout/cycle2"/>
+    <dgm:cxn modelId="{726A6AFD-B477-4822-891D-CF87A43C88F0}" type="presParOf" srcId="{2C63797F-35D2-4BF1-ADFC-8E15A2A56D28}" destId="{15DBFFA1-5F90-4067-9D91-73AA2852D991}" srcOrd="0" destOrd="0" presId="urn:microsoft.com/office/officeart/2005/8/layout/cycle2"/>
+    <dgm:cxn modelId="{9AE975B4-7365-4E61-A350-FC04F7112C29}" type="presParOf" srcId="{B41B0945-C228-466F-ACBC-F0427AE563C3}" destId="{1379CEB1-3469-4B4A-813A-D2A2C295406E}" srcOrd="8" destOrd="0" presId="urn:microsoft.com/office/officeart/2005/8/layout/cycle2"/>
+    <dgm:cxn modelId="{52C70280-083E-45FE-AF2E-82365C6C262F}" type="presParOf" srcId="{B41B0945-C228-466F-ACBC-F0427AE563C3}" destId="{9F2CA740-10BE-422F-97C4-215D3262A7C2}" srcOrd="9" destOrd="0" presId="urn:microsoft.com/office/officeart/2005/8/layout/cycle2"/>
+    <dgm:cxn modelId="{3DFF00A4-0158-46F8-917A-DDB95F90D3FD}" type="presParOf" srcId="{9F2CA740-10BE-422F-97C4-215D3262A7C2}" destId="{C262E5EC-AFFC-4D29-8F55-4FC98D066102}" srcOrd="0" destOrd="0" presId="urn:microsoft.com/office/officeart/2005/8/layout/cycle2"/>
+    <dgm:cxn modelId="{1471E911-8E29-4496-A759-82894456E004}" type="presParOf" srcId="{B41B0945-C228-466F-ACBC-F0427AE563C3}" destId="{ABB91F78-7B6C-410F-9644-452AF8D7494A}" srcOrd="10" destOrd="0" presId="urn:microsoft.com/office/officeart/2005/8/layout/cycle2"/>
+    <dgm:cxn modelId="{D32703AB-1794-45C9-8014-39E5461C3E32}" type="presParOf" srcId="{B41B0945-C228-466F-ACBC-F0427AE563C3}" destId="{48BF6C11-EF1A-4273-900D-DD5B59C0D92F}" srcOrd="11" destOrd="0" presId="urn:microsoft.com/office/officeart/2005/8/layout/cycle2"/>
+    <dgm:cxn modelId="{501227A3-6510-4955-938E-E3C15478228A}" type="presParOf" srcId="{48BF6C11-EF1A-4273-900D-DD5B59C0D92F}" destId="{2D827D14-3A64-4B45-B11B-3ECDBC24212A}" srcOrd="0" destOrd="0" presId="urn:microsoft.com/office/officeart/2005/8/layout/cycle2"/>
   </dgm:cxnLst>
   <dgm:bg/>
   <dgm:whole/>

--- a/Notes.docx
+++ b/Notes.docx
@@ -534,19 +534,11 @@
           <w:lang w:val="en-US"/>
         </w:rPr>
       </w:pPr>
-      <w:proofErr w:type="spellStart"/>
-      <w:r>
-        <w:rPr>
-          <w:lang w:val="en-US"/>
-        </w:rPr>
-        <w:t>Thread.sleep</w:t>
-      </w:r>
-      <w:proofErr w:type="spellEnd"/>
-      <w:r>
-        <w:rPr>
-          <w:lang w:val="en-US"/>
-        </w:rPr>
-        <w:t>()</w:t>
+      <w:r>
+        <w:rPr>
+          <w:lang w:val="en-US"/>
+        </w:rPr>
+        <w:t>Thread.sleep()</w:t>
       </w:r>
     </w:p>
     <w:p>
@@ -1929,18 +1921,8 @@
           <w:lang w:val="en-US"/>
         </w:rPr>
         <w:lastRenderedPageBreak/>
-        <w:t xml:space="preserve">What is Software </w:t>
-      </w:r>
-      <w:proofErr w:type="gramStart"/>
-      <w:r>
-        <w:rPr>
-          <w:b/>
-          <w:bCs/>
-          <w:lang w:val="en-US"/>
-        </w:rPr>
-        <w:t>Testing</w:t>
-      </w:r>
-      <w:proofErr w:type="gramEnd"/>
+        <w:t>What is Software Testing</w:t>
+      </w:r>
     </w:p>
     <w:p>
       <w:pPr>
@@ -2891,16 +2873,8 @@
         <w:rPr>
           <w:lang w:val="en-US"/>
         </w:rPr>
-        <w:t xml:space="preserve"> – Record and playback </w:t>
-      </w:r>
-      <w:proofErr w:type="spellStart"/>
-      <w:r>
-        <w:rPr>
-          <w:lang w:val="en-US"/>
-        </w:rPr>
-        <w:t>mech</w:t>
-      </w:r>
-      <w:proofErr w:type="spellEnd"/>
+        <w:t xml:space="preserve"> – Record and playback mech</w:t>
+      </w:r>
     </w:p>
     <w:p>
       <w:pPr>
@@ -3230,16 +3204,8 @@
         <w:rPr>
           <w:lang w:val="en-US"/>
         </w:rPr>
-        <w:t xml:space="preserve">Idea </w:t>
-      </w:r>
-      <w:proofErr w:type="spellStart"/>
-      <w:r>
-        <w:rPr>
-          <w:lang w:val="en-US"/>
-        </w:rPr>
-        <w:t>Intellj</w:t>
-      </w:r>
-      <w:proofErr w:type="spellEnd"/>
+        <w:t>Idea Intellj</w:t>
+      </w:r>
     </w:p>
     <w:p>
       <w:pPr>
@@ -3307,14 +3273,12 @@
           <w:lang w:val="en-US"/>
         </w:rPr>
       </w:pPr>
-      <w:proofErr w:type="spellStart"/>
       <w:r>
         <w:rPr>
           <w:lang w:val="en-US"/>
         </w:rPr>
         <w:t>YourName_SeleniumDemos</w:t>
       </w:r>
-      <w:proofErr w:type="spellEnd"/>
     </w:p>
     <w:p>
       <w:pPr>
@@ -3623,21 +3587,7 @@
         <w:rPr>
           <w:lang w:val="en-US"/>
         </w:rPr>
-        <w:t>Give the name to project (</w:t>
-      </w:r>
-      <w:proofErr w:type="spellStart"/>
-      <w:r>
-        <w:rPr>
-          <w:lang w:val="en-US"/>
-        </w:rPr>
-        <w:t>MyAutomationProject</w:t>
-      </w:r>
-      <w:proofErr w:type="spellEnd"/>
-      <w:r>
-        <w:rPr>
-          <w:lang w:val="en-US"/>
-        </w:rPr>
-        <w:t>)</w:t>
+        <w:t>Give the name to project (MyAutomationProject)</w:t>
       </w:r>
     </w:p>
     <w:p>
@@ -3747,21 +3697,7 @@
         <w:rPr>
           <w:lang w:val="en-US"/>
         </w:rPr>
-        <w:t xml:space="preserve"> Package (</w:t>
-      </w:r>
-      <w:proofErr w:type="spellStart"/>
-      <w:r>
-        <w:rPr>
-          <w:lang w:val="en-US"/>
-        </w:rPr>
-        <w:t>com.WebDriverDemos</w:t>
-      </w:r>
-      <w:proofErr w:type="spellEnd"/>
-      <w:r>
-        <w:rPr>
-          <w:lang w:val="en-US"/>
-        </w:rPr>
-        <w:t>)</w:t>
+        <w:t xml:space="preserve"> Package (com.WebDriverDemos)</w:t>
       </w:r>
     </w:p>
     <w:p>
@@ -3857,16 +3793,8 @@
         <w:rPr>
           <w:lang w:val="en-US"/>
         </w:rPr>
-        <w:t xml:space="preserve">Click on </w:t>
-      </w:r>
-      <w:proofErr w:type="spellStart"/>
-      <w:r>
-        <w:rPr>
-          <w:lang w:val="en-US"/>
-        </w:rPr>
-        <w:t>Classpath</w:t>
-      </w:r>
-      <w:proofErr w:type="spellEnd"/>
+        <w:t>Click on Classpath</w:t>
+      </w:r>
     </w:p>
     <w:p>
       <w:pPr>
@@ -4033,19 +3961,11 @@
           <w:lang w:val="en-US"/>
         </w:rPr>
       </w:pPr>
-      <w:proofErr w:type="gramStart"/>
-      <w:r>
-        <w:rPr>
-          <w:lang w:val="en-US"/>
-        </w:rPr>
-        <w:t>get(</w:t>
-      </w:r>
-      <w:proofErr w:type="gramEnd"/>
-      <w:r>
-        <w:rPr>
-          <w:lang w:val="en-US"/>
-        </w:rPr>
-        <w:t xml:space="preserve">) </w:t>
+      <w:r>
+        <w:rPr>
+          <w:lang w:val="en-US"/>
+        </w:rPr>
+        <w:t xml:space="preserve">get() </w:t>
       </w:r>
       <w:r>
         <w:rPr>
@@ -4071,27 +3991,11 @@
           <w:lang w:val="en-US"/>
         </w:rPr>
       </w:pPr>
-      <w:proofErr w:type="spellStart"/>
-      <w:proofErr w:type="gramStart"/>
-      <w:r>
-        <w:rPr>
-          <w:lang w:val="en-US"/>
-        </w:rPr>
-        <w:t>driver.manage</w:t>
-      </w:r>
-      <w:proofErr w:type="spellEnd"/>
-      <w:r>
-        <w:rPr>
-          <w:lang w:val="en-US"/>
-        </w:rPr>
-        <w:t>(</w:t>
-      </w:r>
-      <w:proofErr w:type="gramEnd"/>
-      <w:r>
-        <w:rPr>
-          <w:lang w:val="en-US"/>
-        </w:rPr>
-        <w:t xml:space="preserve">).window().maximize() </w:t>
+      <w:r>
+        <w:rPr>
+          <w:lang w:val="en-US"/>
+        </w:rPr>
+        <w:t xml:space="preserve">driver.manage().window().maximize() </w:t>
       </w:r>
       <w:r>
         <w:rPr>
@@ -4117,19 +4021,11 @@
           <w:lang w:val="en-US"/>
         </w:rPr>
       </w:pPr>
-      <w:proofErr w:type="gramStart"/>
-      <w:r>
-        <w:rPr>
-          <w:lang w:val="en-US"/>
-        </w:rPr>
-        <w:t>close(</w:t>
-      </w:r>
-      <w:proofErr w:type="gramEnd"/>
-      <w:r>
-        <w:rPr>
-          <w:lang w:val="en-US"/>
-        </w:rPr>
-        <w:t xml:space="preserve">) </w:t>
+      <w:r>
+        <w:rPr>
+          <w:lang w:val="en-US"/>
+        </w:rPr>
+        <w:t xml:space="preserve">close() </w:t>
       </w:r>
       <w:r>
         <w:rPr>
@@ -4155,19 +4051,11 @@
           <w:lang w:val="en-US"/>
         </w:rPr>
       </w:pPr>
-      <w:proofErr w:type="gramStart"/>
-      <w:r>
-        <w:rPr>
-          <w:lang w:val="en-US"/>
-        </w:rPr>
-        <w:t>getTitle(</w:t>
-      </w:r>
-      <w:proofErr w:type="gramEnd"/>
-      <w:r>
-        <w:rPr>
-          <w:lang w:val="en-US"/>
-        </w:rPr>
-        <w:t xml:space="preserve">) </w:t>
+      <w:r>
+        <w:rPr>
+          <w:lang w:val="en-US"/>
+        </w:rPr>
+        <w:t xml:space="preserve">getTitle() </w:t>
       </w:r>
       <w:r>
         <w:rPr>
@@ -4199,19 +4087,11 @@
           <w:lang w:val="en-US"/>
         </w:rPr>
       </w:pPr>
-      <w:proofErr w:type="gramStart"/>
-      <w:r>
-        <w:rPr>
-          <w:lang w:val="en-US"/>
-        </w:rPr>
-        <w:t>getCurrentUrl(</w:t>
-      </w:r>
-      <w:proofErr w:type="gramEnd"/>
-      <w:r>
-        <w:rPr>
-          <w:lang w:val="en-US"/>
-        </w:rPr>
-        <w:t xml:space="preserve">) </w:t>
+      <w:r>
+        <w:rPr>
+          <w:lang w:val="en-US"/>
+        </w:rPr>
+        <w:t xml:space="preserve">getCurrentUrl() </w:t>
       </w:r>
       <w:r>
         <w:rPr>
@@ -4237,19 +4117,11 @@
           <w:lang w:val="en-US"/>
         </w:rPr>
       </w:pPr>
-      <w:proofErr w:type="gramStart"/>
-      <w:r>
-        <w:rPr>
-          <w:lang w:val="en-US"/>
-        </w:rPr>
-        <w:t>findElement(</w:t>
-      </w:r>
-      <w:proofErr w:type="gramEnd"/>
-      <w:r>
-        <w:rPr>
-          <w:lang w:val="en-US"/>
-        </w:rPr>
-        <w:t xml:space="preserve">) </w:t>
+      <w:r>
+        <w:rPr>
+          <w:lang w:val="en-US"/>
+        </w:rPr>
+        <w:t xml:space="preserve">findElement() </w:t>
       </w:r>
       <w:r>
         <w:rPr>
@@ -4299,19 +4171,11 @@
           <w:lang w:val="en-US"/>
         </w:rPr>
       </w:pPr>
-      <w:proofErr w:type="gramStart"/>
-      <w:r>
-        <w:rPr>
-          <w:lang w:val="en-US"/>
-        </w:rPr>
-        <w:t>findElements(</w:t>
-      </w:r>
-      <w:proofErr w:type="gramEnd"/>
-      <w:r>
-        <w:rPr>
-          <w:lang w:val="en-US"/>
-        </w:rPr>
-        <w:t xml:space="preserve">) </w:t>
+      <w:r>
+        <w:rPr>
+          <w:lang w:val="en-US"/>
+        </w:rPr>
+        <w:t xml:space="preserve">findElements() </w:t>
       </w:r>
       <w:r>
         <w:rPr>
@@ -4373,19 +4237,11 @@
           <w:lang w:val="en-US"/>
         </w:rPr>
       </w:pPr>
-      <w:proofErr w:type="gramStart"/>
-      <w:r>
-        <w:rPr>
-          <w:lang w:val="en-US"/>
-        </w:rPr>
-        <w:t>quit(</w:t>
-      </w:r>
-      <w:proofErr w:type="gramEnd"/>
-      <w:r>
-        <w:rPr>
-          <w:lang w:val="en-US"/>
-        </w:rPr>
-        <w:t xml:space="preserve">) </w:t>
+      <w:r>
+        <w:rPr>
+          <w:lang w:val="en-US"/>
+        </w:rPr>
+        <w:t xml:space="preserve">quit() </w:t>
       </w:r>
       <w:r>
         <w:rPr>
@@ -4970,19 +4826,11 @@
           <w:lang w:val="en-US"/>
         </w:rPr>
       </w:pPr>
-      <w:proofErr w:type="gramStart"/>
-      <w:r>
-        <w:rPr>
-          <w:lang w:val="en-US"/>
-        </w:rPr>
-        <w:t>sendKeys(</w:t>
-      </w:r>
-      <w:proofErr w:type="gramEnd"/>
-      <w:r>
-        <w:rPr>
-          <w:lang w:val="en-US"/>
-        </w:rPr>
-        <w:t xml:space="preserve">) </w:t>
+      <w:r>
+        <w:rPr>
+          <w:lang w:val="en-US"/>
+        </w:rPr>
+        <w:t xml:space="preserve">sendKeys() </w:t>
       </w:r>
       <w:r>
         <w:rPr>
@@ -5020,19 +4868,11 @@
           <w:lang w:val="en-US"/>
         </w:rPr>
       </w:pPr>
-      <w:proofErr w:type="gramStart"/>
-      <w:r>
-        <w:rPr>
-          <w:lang w:val="en-US"/>
-        </w:rPr>
-        <w:t>click(</w:t>
-      </w:r>
-      <w:proofErr w:type="gramEnd"/>
-      <w:r>
-        <w:rPr>
-          <w:lang w:val="en-US"/>
-        </w:rPr>
-        <w:t xml:space="preserve">) </w:t>
+      <w:r>
+        <w:rPr>
+          <w:lang w:val="en-US"/>
+        </w:rPr>
+        <w:t xml:space="preserve">click() </w:t>
       </w:r>
       <w:r>
         <w:rPr>
@@ -5064,19 +4904,11 @@
           <w:lang w:val="en-US"/>
         </w:rPr>
       </w:pPr>
-      <w:proofErr w:type="gramStart"/>
-      <w:r>
-        <w:rPr>
-          <w:lang w:val="en-US"/>
-        </w:rPr>
-        <w:t>getText(</w:t>
-      </w:r>
-      <w:proofErr w:type="gramEnd"/>
-      <w:r>
-        <w:rPr>
-          <w:lang w:val="en-US"/>
-        </w:rPr>
-        <w:t xml:space="preserve">) </w:t>
+      <w:r>
+        <w:rPr>
+          <w:lang w:val="en-US"/>
+        </w:rPr>
+        <w:t xml:space="preserve">getText() </w:t>
       </w:r>
       <w:r>
         <w:rPr>
@@ -5102,19 +4934,11 @@
           <w:lang w:val="en-US"/>
         </w:rPr>
       </w:pPr>
-      <w:proofErr w:type="gramStart"/>
-      <w:r>
-        <w:rPr>
-          <w:lang w:val="en-US"/>
-        </w:rPr>
-        <w:t>isSelected(</w:t>
-      </w:r>
-      <w:proofErr w:type="gramEnd"/>
-      <w:r>
-        <w:rPr>
-          <w:lang w:val="en-US"/>
-        </w:rPr>
-        <w:t xml:space="preserve">) </w:t>
+      <w:r>
+        <w:rPr>
+          <w:lang w:val="en-US"/>
+        </w:rPr>
+        <w:t xml:space="preserve">isSelected() </w:t>
       </w:r>
       <w:r>
         <w:rPr>
@@ -5140,19 +4964,11 @@
           <w:lang w:val="en-US"/>
         </w:rPr>
       </w:pPr>
-      <w:proofErr w:type="gramStart"/>
-      <w:r>
-        <w:rPr>
-          <w:lang w:val="en-US"/>
-        </w:rPr>
-        <w:t>isEnabled(</w:t>
-      </w:r>
-      <w:proofErr w:type="gramEnd"/>
-      <w:r>
-        <w:rPr>
-          <w:lang w:val="en-US"/>
-        </w:rPr>
-        <w:t xml:space="preserve">) </w:t>
+      <w:r>
+        <w:rPr>
+          <w:lang w:val="en-US"/>
+        </w:rPr>
+        <w:t xml:space="preserve">isEnabled() </w:t>
       </w:r>
       <w:r>
         <w:rPr>
@@ -5289,21 +5105,7 @@
         <w:rPr>
           <w:lang w:val="en-US"/>
         </w:rPr>
-        <w:t>data-</w:t>
-      </w:r>
-      <w:proofErr w:type="spellStart"/>
-      <w:r>
-        <w:rPr>
-          <w:lang w:val="en-US"/>
-        </w:rPr>
-        <w:t>testid</w:t>
-      </w:r>
-      <w:proofErr w:type="spellEnd"/>
-      <w:r>
-        <w:rPr>
-          <w:lang w:val="en-US"/>
-        </w:rPr>
-        <w:t>="royal-email"]</w:t>
+        <w:t>data-testid="royal-email"]</w:t>
       </w:r>
     </w:p>
     <w:p>
@@ -5730,19 +5532,11 @@
           <w:lang w:val="en-US"/>
         </w:rPr>
       </w:pPr>
-      <w:proofErr w:type="gramStart"/>
-      <w:r>
-        <w:rPr>
-          <w:lang w:val="en-US"/>
-        </w:rPr>
-        <w:t>getFirstSelectedOption(</w:t>
-      </w:r>
-      <w:proofErr w:type="gramEnd"/>
-      <w:r>
-        <w:rPr>
-          <w:lang w:val="en-US"/>
-        </w:rPr>
-        <w:t xml:space="preserve">) </w:t>
+      <w:r>
+        <w:rPr>
+          <w:lang w:val="en-US"/>
+        </w:rPr>
+        <w:t xml:space="preserve">getFirstSelectedOption() </w:t>
       </w:r>
       <w:r>
         <w:rPr>
@@ -5768,19 +5562,11 @@
           <w:lang w:val="en-US"/>
         </w:rPr>
       </w:pPr>
-      <w:proofErr w:type="gramStart"/>
-      <w:r>
-        <w:rPr>
-          <w:lang w:val="en-US"/>
-        </w:rPr>
-        <w:t>getOptions(</w:t>
-      </w:r>
-      <w:proofErr w:type="gramEnd"/>
-      <w:r>
-        <w:rPr>
-          <w:lang w:val="en-US"/>
-        </w:rPr>
-        <w:t xml:space="preserve">) </w:t>
+      <w:r>
+        <w:rPr>
+          <w:lang w:val="en-US"/>
+        </w:rPr>
+        <w:t xml:space="preserve">getOptions() </w:t>
       </w:r>
       <w:r>
         <w:rPr>
@@ -5878,19 +5664,11 @@
           <w:lang w:val="en-US"/>
         </w:rPr>
       </w:pPr>
-      <w:proofErr w:type="gramStart"/>
-      <w:r>
-        <w:rPr>
-          <w:lang w:val="en-US"/>
-        </w:rPr>
-        <w:t>getAllSelectedOptions(</w:t>
-      </w:r>
-      <w:proofErr w:type="gramEnd"/>
-      <w:r>
-        <w:rPr>
-          <w:lang w:val="en-US"/>
-        </w:rPr>
-        <w:t xml:space="preserve">) </w:t>
+      <w:r>
+        <w:rPr>
+          <w:lang w:val="en-US"/>
+        </w:rPr>
+        <w:t xml:space="preserve">getAllSelectedOptions() </w:t>
       </w:r>
       <w:r>
         <w:rPr>
@@ -5928,19 +5706,11 @@
           <w:lang w:val="en-US"/>
         </w:rPr>
       </w:pPr>
-      <w:proofErr w:type="gramStart"/>
-      <w:r>
-        <w:rPr>
-          <w:lang w:val="en-US"/>
-        </w:rPr>
-        <w:t>isMultiple(</w:t>
-      </w:r>
-      <w:proofErr w:type="gramEnd"/>
-      <w:r>
-        <w:rPr>
-          <w:lang w:val="en-US"/>
-        </w:rPr>
-        <w:t xml:space="preserve">) </w:t>
+      <w:r>
+        <w:rPr>
+          <w:lang w:val="en-US"/>
+        </w:rPr>
+        <w:t xml:space="preserve">isMultiple() </w:t>
       </w:r>
       <w:r>
         <w:rPr>
@@ -6106,27 +5876,11 @@
           <w:lang w:val="en-US"/>
         </w:rPr>
       </w:pPr>
-      <w:proofErr w:type="spellStart"/>
-      <w:proofErr w:type="gramStart"/>
-      <w:r>
-        <w:rPr>
-          <w:lang w:val="en-US"/>
-        </w:rPr>
-        <w:t>Thread.sleep</w:t>
-      </w:r>
-      <w:proofErr w:type="spellEnd"/>
-      <w:r>
-        <w:rPr>
-          <w:lang w:val="en-US"/>
-        </w:rPr>
-        <w:t>(</w:t>
-      </w:r>
-      <w:proofErr w:type="gramEnd"/>
-      <w:r>
-        <w:rPr>
-          <w:lang w:val="en-US"/>
-        </w:rPr>
-        <w:t>)</w:t>
+      <w:r>
+        <w:rPr>
+          <w:lang w:val="en-US"/>
+        </w:rPr>
+        <w:t>Thread.sleep()</w:t>
       </w:r>
       <w:r>
         <w:rPr>
@@ -6441,20 +6195,7 @@
           <w:lang w:val="en-US"/>
         </w:rPr>
         <w:br/>
-      </w:r>
-      <w:proofErr w:type="spellStart"/>
-      <w:r>
-        <w:rPr>
-          <w:lang w:val="en-US"/>
-        </w:rPr>
-        <w:t>i</w:t>
-      </w:r>
-      <w:proofErr w:type="spellEnd"/>
-      <w:r>
-        <w:rPr>
-          <w:lang w:val="en-US"/>
-        </w:rPr>
-        <w:t xml:space="preserve"> </w:t>
+        <w:t xml:space="preserve">i </w:t>
       </w:r>
       <w:r>
         <w:rPr>
@@ -6838,21 +6579,7 @@
         <w:rPr>
           <w:lang w:val="en-US"/>
         </w:rPr>
-        <w:t xml:space="preserve">You </w:t>
-      </w:r>
-      <w:proofErr w:type="spellStart"/>
-      <w:r>
-        <w:rPr>
-          <w:lang w:val="en-US"/>
-        </w:rPr>
-        <w:t>can not</w:t>
-      </w:r>
-      <w:proofErr w:type="spellEnd"/>
-      <w:r>
-        <w:rPr>
-          <w:lang w:val="en-US"/>
-        </w:rPr>
-        <w:t xml:space="preserve"> perform any operation on the page if alert is present</w:t>
+        <w:t>You can not perform any operation on the page if alert is present</w:t>
       </w:r>
     </w:p>
     <w:p>
@@ -6907,19 +6634,11 @@
           <w:lang w:val="en-US"/>
         </w:rPr>
       </w:pPr>
-      <w:proofErr w:type="spellStart"/>
-      <w:r>
-        <w:rPr>
-          <w:lang w:val="en-US"/>
-        </w:rPr>
-        <w:t>switchTo</w:t>
-      </w:r>
-      <w:proofErr w:type="spellEnd"/>
-      <w:r>
-        <w:rPr>
-          <w:lang w:val="en-US"/>
-        </w:rPr>
-        <w:t xml:space="preserve">().alert() </w:t>
+      <w:r>
+        <w:rPr>
+          <w:lang w:val="en-US"/>
+        </w:rPr>
+        <w:t xml:space="preserve">switchTo().alert() </w:t>
       </w:r>
       <w:r>
         <w:rPr>
@@ -6945,19 +6664,11 @@
           <w:lang w:val="en-US"/>
         </w:rPr>
       </w:pPr>
-      <w:proofErr w:type="gramStart"/>
-      <w:r>
-        <w:rPr>
-          <w:lang w:val="en-US"/>
-        </w:rPr>
-        <w:t>getText(</w:t>
-      </w:r>
-      <w:proofErr w:type="gramEnd"/>
-      <w:r>
-        <w:rPr>
-          <w:lang w:val="en-US"/>
-        </w:rPr>
-        <w:t xml:space="preserve">) </w:t>
+      <w:r>
+        <w:rPr>
+          <w:lang w:val="en-US"/>
+        </w:rPr>
+        <w:t xml:space="preserve">getText() </w:t>
       </w:r>
       <w:r>
         <w:rPr>
@@ -6983,19 +6694,11 @@
           <w:lang w:val="en-US"/>
         </w:rPr>
       </w:pPr>
-      <w:proofErr w:type="gramStart"/>
-      <w:r>
-        <w:rPr>
-          <w:lang w:val="en-US"/>
-        </w:rPr>
-        <w:t>accept(</w:t>
-      </w:r>
-      <w:proofErr w:type="gramEnd"/>
-      <w:r>
-        <w:rPr>
-          <w:lang w:val="en-US"/>
-        </w:rPr>
-        <w:t xml:space="preserve">) </w:t>
+      <w:r>
+        <w:rPr>
+          <w:lang w:val="en-US"/>
+        </w:rPr>
+        <w:t xml:space="preserve">accept() </w:t>
       </w:r>
       <w:r>
         <w:rPr>
@@ -7021,20 +6724,12 @@
           <w:lang w:val="en-US"/>
         </w:rPr>
       </w:pPr>
-      <w:proofErr w:type="gramStart"/>
       <w:r>
         <w:rPr>
           <w:lang w:val="en-US"/>
         </w:rPr>
         <w:lastRenderedPageBreak/>
-        <w:t>dismiss(</w:t>
-      </w:r>
-      <w:proofErr w:type="gramEnd"/>
-      <w:r>
-        <w:rPr>
-          <w:lang w:val="en-US"/>
-        </w:rPr>
-        <w:t xml:space="preserve">) </w:t>
+        <w:t xml:space="preserve">dismiss() </w:t>
       </w:r>
       <w:r>
         <w:rPr>
@@ -8593,7 +8288,6 @@
           </mc:Fallback>
         </mc:AlternateContent>
       </w:r>
-      <w:bookmarkStart w:id="0" w:name="_GoBack"/>
       <w:r>
         <w:rPr>
           <w:noProof/>
@@ -8642,7 +8336,6 @@
           </wp:inline>
         </w:drawing>
       </w:r>
-      <w:bookmarkEnd w:id="0"/>
     </w:p>
     <w:p>
       <w:pPr>
@@ -8701,6 +8394,158 @@
         </w:drawing>
       </w:r>
     </w:p>
+    <w:p>
+      <w:pPr>
+        <w:rPr>
+          <w:b/>
+          <w:bCs/>
+          <w:lang w:val="en-US"/>
+        </w:rPr>
+      </w:pPr>
+      <w:r>
+        <w:rPr>
+          <w:b/>
+          <w:bCs/>
+          <w:lang w:val="en-US"/>
+        </w:rPr>
+        <w:br w:type="page"/>
+      </w:r>
+    </w:p>
+    <w:p>
+      <w:pPr>
+        <w:rPr>
+          <w:b/>
+          <w:bCs/>
+          <w:lang w:val="en-US"/>
+        </w:rPr>
+      </w:pPr>
+      <w:r>
+        <w:rPr>
+          <w:b/>
+          <w:bCs/>
+          <w:lang w:val="en-US"/>
+        </w:rPr>
+        <w:lastRenderedPageBreak/>
+        <w:t>Maven</w:t>
+      </w:r>
+    </w:p>
+    <w:p>
+      <w:pPr>
+        <w:pStyle w:val="ListParagraph"/>
+        <w:numPr>
+          <w:ilvl w:val="0"/>
+          <w:numId w:val="36"/>
+        </w:numPr>
+        <w:rPr>
+          <w:lang w:val="en-US"/>
+        </w:rPr>
+      </w:pPr>
+      <w:r>
+        <w:rPr>
+          <w:lang w:val="en-US"/>
+        </w:rPr>
+        <w:t>Is a build management tool.</w:t>
+      </w:r>
+    </w:p>
+    <w:p>
+      <w:pPr>
+        <w:pStyle w:val="ListParagraph"/>
+        <w:numPr>
+          <w:ilvl w:val="0"/>
+          <w:numId w:val="36"/>
+        </w:numPr>
+        <w:rPr>
+          <w:lang w:val="en-US"/>
+        </w:rPr>
+      </w:pPr>
+      <w:r>
+        <w:rPr>
+          <w:lang w:val="en-US"/>
+        </w:rPr>
+        <w:t>Apache product</w:t>
+      </w:r>
+    </w:p>
+    <w:p>
+      <w:pPr>
+        <w:pStyle w:val="ListParagraph"/>
+        <w:numPr>
+          <w:ilvl w:val="0"/>
+          <w:numId w:val="36"/>
+        </w:numPr>
+        <w:rPr>
+          <w:lang w:val="en-US"/>
+        </w:rPr>
+      </w:pPr>
+      <w:r>
+        <w:rPr>
+          <w:lang w:val="en-US"/>
+        </w:rPr>
+        <w:t>Open source</w:t>
+      </w:r>
+    </w:p>
+    <w:p>
+      <w:pPr>
+        <w:pStyle w:val="ListParagraph"/>
+        <w:numPr>
+          <w:ilvl w:val="0"/>
+          <w:numId w:val="36"/>
+        </w:numPr>
+        <w:rPr>
+          <w:lang w:val="en-US"/>
+        </w:rPr>
+      </w:pPr>
+      <w:r>
+        <w:rPr>
+          <w:lang w:val="en-US"/>
+        </w:rPr>
+        <w:t>Used by both developer and tester</w:t>
+      </w:r>
+    </w:p>
+    <w:p>
+      <w:pPr>
+        <w:pStyle w:val="ListParagraph"/>
+        <w:numPr>
+          <w:ilvl w:val="0"/>
+          <w:numId w:val="36"/>
+        </w:numPr>
+        <w:rPr>
+          <w:lang w:val="en-US"/>
+        </w:rPr>
+      </w:pPr>
+      <w:r>
+        <w:rPr>
+          <w:lang w:val="en-US"/>
+        </w:rPr>
+        <w:t>Easy configuration via pom.xml file</w:t>
+      </w:r>
+    </w:p>
+    <w:p>
+      <w:pPr>
+        <w:pStyle w:val="ListParagraph"/>
+        <w:numPr>
+          <w:ilvl w:val="0"/>
+          <w:numId w:val="36"/>
+        </w:numPr>
+        <w:rPr>
+          <w:lang w:val="en-US"/>
+        </w:rPr>
+      </w:pPr>
+      <w:r>
+        <w:rPr>
+          <w:lang w:val="en-US"/>
+        </w:rPr>
+        <w:t>Uses dependency for easy configuration</w:t>
+      </w:r>
+      <w:bookmarkStart w:id="0" w:name="_GoBack"/>
+      <w:bookmarkEnd w:id="0"/>
+    </w:p>
+    <w:p>
+      <w:pPr>
+        <w:rPr>
+          <w:lang w:val="en-US"/>
+        </w:rPr>
+      </w:pPr>
+    </w:p>
     <w:sectPr>
       <w:pgSz w:w="11906" w:h="16838"/>
       <w:pgMar w:top="1440" w:right="1440" w:bottom="1440" w:left="1440" w:header="708" w:footer="708" w:gutter="0"/>
@@ -10718,6 +10563,119 @@
     </w:lvl>
   </w:abstractNum>
   <w:abstractNum w:abstractNumId="21">
+    <w:nsid w:val="4CE23BC5"/>
+    <w:multiLevelType w:val="hybridMultilevel"/>
+    <w:tmpl w:val="5BF2B3C6"/>
+    <w:lvl w:ilvl="0" w:tplc="40090001">
+      <w:start w:val="1"/>
+      <w:numFmt w:val="bullet"/>
+      <w:lvlText w:val=""/>
+      <w:lvlJc w:val="left"/>
+      <w:pPr>
+        <w:ind w:left="720" w:hanging="360"/>
+      </w:pPr>
+      <w:rPr>
+        <w:rFonts w:ascii="Symbol" w:hAnsi="Symbol" w:hint="default"/>
+      </w:rPr>
+    </w:lvl>
+    <w:lvl w:ilvl="1" w:tplc="40090003" w:tentative="1">
+      <w:start w:val="1"/>
+      <w:numFmt w:val="bullet"/>
+      <w:lvlText w:val="o"/>
+      <w:lvlJc w:val="left"/>
+      <w:pPr>
+        <w:ind w:left="1440" w:hanging="360"/>
+      </w:pPr>
+      <w:rPr>
+        <w:rFonts w:ascii="Courier New" w:hAnsi="Courier New" w:cs="Courier New" w:hint="default"/>
+      </w:rPr>
+    </w:lvl>
+    <w:lvl w:ilvl="2" w:tplc="40090005" w:tentative="1">
+      <w:start w:val="1"/>
+      <w:numFmt w:val="bullet"/>
+      <w:lvlText w:val=""/>
+      <w:lvlJc w:val="left"/>
+      <w:pPr>
+        <w:ind w:left="2160" w:hanging="360"/>
+      </w:pPr>
+      <w:rPr>
+        <w:rFonts w:ascii="Wingdings" w:hAnsi="Wingdings" w:hint="default"/>
+      </w:rPr>
+    </w:lvl>
+    <w:lvl w:ilvl="3" w:tplc="40090001" w:tentative="1">
+      <w:start w:val="1"/>
+      <w:numFmt w:val="bullet"/>
+      <w:lvlText w:val=""/>
+      <w:lvlJc w:val="left"/>
+      <w:pPr>
+        <w:ind w:left="2880" w:hanging="360"/>
+      </w:pPr>
+      <w:rPr>
+        <w:rFonts w:ascii="Symbol" w:hAnsi="Symbol" w:hint="default"/>
+      </w:rPr>
+    </w:lvl>
+    <w:lvl w:ilvl="4" w:tplc="40090003" w:tentative="1">
+      <w:start w:val="1"/>
+      <w:numFmt w:val="bullet"/>
+      <w:lvlText w:val="o"/>
+      <w:lvlJc w:val="left"/>
+      <w:pPr>
+        <w:ind w:left="3600" w:hanging="360"/>
+      </w:pPr>
+      <w:rPr>
+        <w:rFonts w:ascii="Courier New" w:hAnsi="Courier New" w:cs="Courier New" w:hint="default"/>
+      </w:rPr>
+    </w:lvl>
+    <w:lvl w:ilvl="5" w:tplc="40090005" w:tentative="1">
+      <w:start w:val="1"/>
+      <w:numFmt w:val="bullet"/>
+      <w:lvlText w:val=""/>
+      <w:lvlJc w:val="left"/>
+      <w:pPr>
+        <w:ind w:left="4320" w:hanging="360"/>
+      </w:pPr>
+      <w:rPr>
+        <w:rFonts w:ascii="Wingdings" w:hAnsi="Wingdings" w:hint="default"/>
+      </w:rPr>
+    </w:lvl>
+    <w:lvl w:ilvl="6" w:tplc="40090001" w:tentative="1">
+      <w:start w:val="1"/>
+      <w:numFmt w:val="bullet"/>
+      <w:lvlText w:val=""/>
+      <w:lvlJc w:val="left"/>
+      <w:pPr>
+        <w:ind w:left="5040" w:hanging="360"/>
+      </w:pPr>
+      <w:rPr>
+        <w:rFonts w:ascii="Symbol" w:hAnsi="Symbol" w:hint="default"/>
+      </w:rPr>
+    </w:lvl>
+    <w:lvl w:ilvl="7" w:tplc="40090003" w:tentative="1">
+      <w:start w:val="1"/>
+      <w:numFmt w:val="bullet"/>
+      <w:lvlText w:val="o"/>
+      <w:lvlJc w:val="left"/>
+      <w:pPr>
+        <w:ind w:left="5760" w:hanging="360"/>
+      </w:pPr>
+      <w:rPr>
+        <w:rFonts w:ascii="Courier New" w:hAnsi="Courier New" w:cs="Courier New" w:hint="default"/>
+      </w:rPr>
+    </w:lvl>
+    <w:lvl w:ilvl="8" w:tplc="40090005" w:tentative="1">
+      <w:start w:val="1"/>
+      <w:numFmt w:val="bullet"/>
+      <w:lvlText w:val=""/>
+      <w:lvlJc w:val="left"/>
+      <w:pPr>
+        <w:ind w:left="6480" w:hanging="360"/>
+      </w:pPr>
+      <w:rPr>
+        <w:rFonts w:ascii="Wingdings" w:hAnsi="Wingdings" w:hint="default"/>
+      </w:rPr>
+    </w:lvl>
+  </w:abstractNum>
+  <w:abstractNum w:abstractNumId="22">
     <w:nsid w:val="50837B95"/>
     <w:multiLevelType w:val="hybridMultilevel"/>
     <w:tmpl w:val="609845DA"/>
@@ -10806,7 +10764,7 @@
       </w:pPr>
     </w:lvl>
   </w:abstractNum>
-  <w:abstractNum w:abstractNumId="22">
+  <w:abstractNum w:abstractNumId="23">
     <w:nsid w:val="5258329B"/>
     <w:multiLevelType w:val="hybridMultilevel"/>
     <w:tmpl w:val="BD92215E"/>
@@ -10895,7 +10853,7 @@
       </w:pPr>
     </w:lvl>
   </w:abstractNum>
-  <w:abstractNum w:abstractNumId="23">
+  <w:abstractNum w:abstractNumId="24">
     <w:nsid w:val="54DB2DAC"/>
     <w:multiLevelType w:val="hybridMultilevel"/>
     <w:tmpl w:val="1B7A5AE2"/>
@@ -10984,7 +10942,7 @@
       </w:pPr>
     </w:lvl>
   </w:abstractNum>
-  <w:abstractNum w:abstractNumId="24">
+  <w:abstractNum w:abstractNumId="25">
     <w:nsid w:val="58FC74FD"/>
     <w:multiLevelType w:val="hybridMultilevel"/>
     <w:tmpl w:val="A59023F4"/>
@@ -11097,7 +11055,7 @@
       </w:rPr>
     </w:lvl>
   </w:abstractNum>
-  <w:abstractNum w:abstractNumId="25">
+  <w:abstractNum w:abstractNumId="26">
     <w:nsid w:val="5F06226B"/>
     <w:multiLevelType w:val="hybridMultilevel"/>
     <w:tmpl w:val="605E8DFA"/>
@@ -11186,7 +11144,7 @@
       </w:pPr>
     </w:lvl>
   </w:abstractNum>
-  <w:abstractNum w:abstractNumId="26">
+  <w:abstractNum w:abstractNumId="27">
     <w:nsid w:val="62C20A5C"/>
     <w:multiLevelType w:val="hybridMultilevel"/>
     <w:tmpl w:val="1F1CB96E"/>
@@ -11275,7 +11233,7 @@
       </w:pPr>
     </w:lvl>
   </w:abstractNum>
-  <w:abstractNum w:abstractNumId="27">
+  <w:abstractNum w:abstractNumId="28">
     <w:nsid w:val="6BAF613D"/>
     <w:multiLevelType w:val="hybridMultilevel"/>
     <w:tmpl w:val="7DD24A66"/>
@@ -11388,7 +11346,7 @@
       </w:rPr>
     </w:lvl>
   </w:abstractNum>
-  <w:abstractNum w:abstractNumId="28">
+  <w:abstractNum w:abstractNumId="29">
     <w:nsid w:val="6FD878C3"/>
     <w:multiLevelType w:val="hybridMultilevel"/>
     <w:tmpl w:val="63B48D7C"/>
@@ -11501,7 +11459,7 @@
       </w:rPr>
     </w:lvl>
   </w:abstractNum>
-  <w:abstractNum w:abstractNumId="29">
+  <w:abstractNum w:abstractNumId="30">
     <w:nsid w:val="77E30C16"/>
     <w:multiLevelType w:val="hybridMultilevel"/>
     <w:tmpl w:val="579E9B88"/>
@@ -11590,7 +11548,7 @@
       </w:pPr>
     </w:lvl>
   </w:abstractNum>
-  <w:abstractNum w:abstractNumId="30">
+  <w:abstractNum w:abstractNumId="31">
     <w:nsid w:val="78077B09"/>
     <w:multiLevelType w:val="hybridMultilevel"/>
     <w:tmpl w:val="5F663B46"/>
@@ -11679,7 +11637,7 @@
       </w:pPr>
     </w:lvl>
   </w:abstractNum>
-  <w:abstractNum w:abstractNumId="31">
+  <w:abstractNum w:abstractNumId="32">
     <w:nsid w:val="78BD4FB2"/>
     <w:multiLevelType w:val="hybridMultilevel"/>
     <w:tmpl w:val="63D445FA"/>
@@ -11768,7 +11726,7 @@
       </w:pPr>
     </w:lvl>
   </w:abstractNum>
-  <w:abstractNum w:abstractNumId="32">
+  <w:abstractNum w:abstractNumId="33">
     <w:nsid w:val="79103F06"/>
     <w:multiLevelType w:val="hybridMultilevel"/>
     <w:tmpl w:val="1716EC20"/>
@@ -11857,7 +11815,7 @@
       </w:pPr>
     </w:lvl>
   </w:abstractNum>
-  <w:abstractNum w:abstractNumId="33">
+  <w:abstractNum w:abstractNumId="34">
     <w:nsid w:val="79D23D9D"/>
     <w:multiLevelType w:val="hybridMultilevel"/>
     <w:tmpl w:val="D19E3E78"/>
@@ -11946,7 +11904,7 @@
       </w:pPr>
     </w:lvl>
   </w:abstractNum>
-  <w:abstractNum w:abstractNumId="34">
+  <w:abstractNum w:abstractNumId="35">
     <w:nsid w:val="79E47C68"/>
     <w:multiLevelType w:val="hybridMultilevel"/>
     <w:tmpl w:val="1E82EB72"/>
@@ -12036,7 +11994,7 @@
     </w:lvl>
   </w:abstractNum>
   <w:num w:numId="1">
-    <w:abstractNumId w:val="28"/>
+    <w:abstractNumId w:val="29"/>
   </w:num>
   <w:num w:numId="2">
     <w:abstractNumId w:val="2"/>
@@ -12048,7 +12006,7 @@
     <w:abstractNumId w:val="16"/>
   </w:num>
   <w:num w:numId="5">
-    <w:abstractNumId w:val="27"/>
+    <w:abstractNumId w:val="28"/>
   </w:num>
   <w:num w:numId="6">
     <w:abstractNumId w:val="1"/>
@@ -12063,10 +12021,10 @@
     <w:abstractNumId w:val="6"/>
   </w:num>
   <w:num w:numId="10">
-    <w:abstractNumId w:val="33"/>
+    <w:abstractNumId w:val="34"/>
   </w:num>
   <w:num w:numId="11">
-    <w:abstractNumId w:val="34"/>
+    <w:abstractNumId w:val="35"/>
   </w:num>
   <w:num w:numId="12">
     <w:abstractNumId w:val="9"/>
@@ -12078,19 +12036,19 @@
     <w:abstractNumId w:val="20"/>
   </w:num>
   <w:num w:numId="15">
-    <w:abstractNumId w:val="24"/>
+    <w:abstractNumId w:val="25"/>
   </w:num>
   <w:num w:numId="16">
     <w:abstractNumId w:val="10"/>
   </w:num>
   <w:num w:numId="17">
-    <w:abstractNumId w:val="29"/>
+    <w:abstractNumId w:val="30"/>
   </w:num>
   <w:num w:numId="18">
-    <w:abstractNumId w:val="30"/>
+    <w:abstractNumId w:val="31"/>
   </w:num>
   <w:num w:numId="19">
-    <w:abstractNumId w:val="21"/>
+    <w:abstractNumId w:val="22"/>
   </w:num>
   <w:num w:numId="20">
     <w:abstractNumId w:val="15"/>
@@ -12102,7 +12060,7 @@
     <w:abstractNumId w:val="19"/>
   </w:num>
   <w:num w:numId="23">
-    <w:abstractNumId w:val="22"/>
+    <w:abstractNumId w:val="23"/>
   </w:num>
   <w:num w:numId="24">
     <w:abstractNumId w:val="12"/>
@@ -12111,16 +12069,16 @@
     <w:abstractNumId w:val="3"/>
   </w:num>
   <w:num w:numId="26">
-    <w:abstractNumId w:val="26"/>
+    <w:abstractNumId w:val="27"/>
   </w:num>
   <w:num w:numId="27">
-    <w:abstractNumId w:val="32"/>
+    <w:abstractNumId w:val="33"/>
   </w:num>
   <w:num w:numId="28">
     <w:abstractNumId w:val="8"/>
   </w:num>
   <w:num w:numId="29">
-    <w:abstractNumId w:val="25"/>
+    <w:abstractNumId w:val="26"/>
   </w:num>
   <w:num w:numId="30">
     <w:abstractNumId w:val="13"/>
@@ -12129,16 +12087,19 @@
     <w:abstractNumId w:val="11"/>
   </w:num>
   <w:num w:numId="32">
-    <w:abstractNumId w:val="23"/>
+    <w:abstractNumId w:val="24"/>
   </w:num>
   <w:num w:numId="33">
-    <w:abstractNumId w:val="31"/>
+    <w:abstractNumId w:val="32"/>
   </w:num>
   <w:num w:numId="34">
     <w:abstractNumId w:val="17"/>
   </w:num>
   <w:num w:numId="35">
     <w:abstractNumId w:val="5"/>
+  </w:num>
+  <w:num w:numId="36">
+    <w:abstractNumId w:val="21"/>
   </w:num>
 </w:numbering>
 </file>
@@ -13853,49 +13814,49 @@
     </dgm:pt>
   </dgm:ptLst>
   <dgm:cxnLst>
-    <dgm:cxn modelId="{60E0ADED-62D2-48C1-A22E-1EE414CFA65B}" type="presOf" srcId="{7C03F650-450B-470D-9F41-9EBB6F24DE08}" destId="{915300E8-D21B-48E5-86A7-A677802348CF}" srcOrd="0" destOrd="0" presId="urn:microsoft.com/office/officeart/2005/8/layout/cycle2"/>
-    <dgm:cxn modelId="{A399273C-C291-42AE-942B-FA93C88D7CCE}" type="presOf" srcId="{D996DF6E-E24A-4672-B53C-F45E82ED11D5}" destId="{85727C8B-3068-4E77-A7A1-E6EDA8103D60}" srcOrd="1" destOrd="0" presId="urn:microsoft.com/office/officeart/2005/8/layout/cycle2"/>
-    <dgm:cxn modelId="{C5F99A22-E613-4BDF-9805-D8A697F0AEDE}" type="presOf" srcId="{D35F654F-C71E-4CF2-BA21-C832C92DCB2B}" destId="{C262E5EC-AFFC-4D29-8F55-4FC98D066102}" srcOrd="1" destOrd="0" presId="urn:microsoft.com/office/officeart/2005/8/layout/cycle2"/>
-    <dgm:cxn modelId="{95EF98A5-729B-4A48-B0C3-3EDF5A3A2A35}" type="presOf" srcId="{A01E66F2-8DE2-4DBF-B8E1-AB48AEB22F0F}" destId="{48BF6C11-EF1A-4273-900D-DD5B59C0D92F}" srcOrd="0" destOrd="0" presId="urn:microsoft.com/office/officeart/2005/8/layout/cycle2"/>
-    <dgm:cxn modelId="{2F15B67A-A203-4FA1-BBF1-32C38F9EF0BE}" type="presOf" srcId="{D35F654F-C71E-4CF2-BA21-C832C92DCB2B}" destId="{9F2CA740-10BE-422F-97C4-215D3262A7C2}" srcOrd="0" destOrd="0" presId="urn:microsoft.com/office/officeart/2005/8/layout/cycle2"/>
-    <dgm:cxn modelId="{A918CD4B-C30A-4C47-BEA0-3B3D875F1016}" type="presOf" srcId="{D996DF6E-E24A-4672-B53C-F45E82ED11D5}" destId="{23B2CE62-F90C-4121-BB9A-FD58550B5409}" srcOrd="0" destOrd="0" presId="urn:microsoft.com/office/officeart/2005/8/layout/cycle2"/>
-    <dgm:cxn modelId="{C5EA23E8-94B3-451F-8DBC-2B72E533231A}" type="presOf" srcId="{F2BE9233-54BD-4C28-B5F2-1B65E9CDDF96}" destId="{F9AED730-9635-4E85-B16D-CDB7F5FBEF2A}" srcOrd="0" destOrd="0" presId="urn:microsoft.com/office/officeart/2005/8/layout/cycle2"/>
-    <dgm:cxn modelId="{7A2BE47A-D32B-47A3-9D07-D52DD49DCB98}" type="presOf" srcId="{BA319471-CEE2-4F47-BD5C-3922FB7DFA6B}" destId="{59356F7B-2878-4C69-8BCC-736D52D62464}" srcOrd="0" destOrd="0" presId="urn:microsoft.com/office/officeart/2005/8/layout/cycle2"/>
-    <dgm:cxn modelId="{AAC3BE58-6DD8-44A7-8473-6474700CFCE2}" type="presOf" srcId="{30169AF5-3F60-49ED-BA16-26E156F3CD77}" destId="{B41B0945-C228-466F-ACBC-F0427AE563C3}" srcOrd="0" destOrd="0" presId="urn:microsoft.com/office/officeart/2005/8/layout/cycle2"/>
+    <dgm:cxn modelId="{3354B5DD-DD06-4226-83B0-C5DBB4314929}" srcId="{30169AF5-3F60-49ED-BA16-26E156F3CD77}" destId="{D01084D7-448F-40E6-BAD6-916FA5266B35}" srcOrd="1" destOrd="0" parTransId="{11A516D9-F860-4BE8-BA91-08CBF1F90AAF}" sibTransId="{BA319471-CEE2-4F47-BD5C-3922FB7DFA6B}"/>
+    <dgm:cxn modelId="{20D214BE-246B-44CA-A43D-90EF7A851446}" type="presOf" srcId="{D996DF6E-E24A-4672-B53C-F45E82ED11D5}" destId="{85727C8B-3068-4E77-A7A1-E6EDA8103D60}" srcOrd="1" destOrd="0" presId="urn:microsoft.com/office/officeart/2005/8/layout/cycle2"/>
+    <dgm:cxn modelId="{ACF6C25F-1067-4DBC-B2D1-F242701282FB}" type="presOf" srcId="{E3147738-712C-470E-BA43-1900B58F3BA1}" destId="{ABB91F78-7B6C-410F-9644-452AF8D7494A}" srcOrd="0" destOrd="0" presId="urn:microsoft.com/office/officeart/2005/8/layout/cycle2"/>
+    <dgm:cxn modelId="{B4645157-A364-441D-AC0B-CC3996D322C0}" type="presOf" srcId="{F90989A5-9584-42E6-85EC-F46F18F0E118}" destId="{31D81D24-1473-4316-96A5-763E7A6060DC}" srcOrd="0" destOrd="0" presId="urn:microsoft.com/office/officeart/2005/8/layout/cycle2"/>
     <dgm:cxn modelId="{3A6CAD7C-9D06-4601-9DA6-58C23D4FE730}" srcId="{30169AF5-3F60-49ED-BA16-26E156F3CD77}" destId="{E3147738-712C-470E-BA43-1900B58F3BA1}" srcOrd="5" destOrd="0" parTransId="{390EF3C2-87EC-4379-B2B2-CD6400F6DFF0}" sibTransId="{A01E66F2-8DE2-4DBF-B8E1-AB48AEB22F0F}"/>
-    <dgm:cxn modelId="{A15675F6-BA42-483A-900D-764E0852D957}" type="presOf" srcId="{6BE14A29-3F47-4123-9A53-87F7E3976F30}" destId="{1379CEB1-3469-4B4A-813A-D2A2C295406E}" srcOrd="0" destOrd="0" presId="urn:microsoft.com/office/officeart/2005/8/layout/cycle2"/>
-    <dgm:cxn modelId="{01E4F031-66F5-4638-9F7C-98317BAD510F}" type="presOf" srcId="{9C8E8DEB-5DB8-4F82-8CE8-1171D0ABBD37}" destId="{15DBFFA1-5F90-4067-9D91-73AA2852D991}" srcOrd="1" destOrd="0" presId="urn:microsoft.com/office/officeart/2005/8/layout/cycle2"/>
+    <dgm:cxn modelId="{434A434F-BF38-42D9-9E6B-F02554924AB7}" type="presOf" srcId="{BA319471-CEE2-4F47-BD5C-3922FB7DFA6B}" destId="{2FCF5CF5-49BA-4E5D-A81E-50ABA18D10A9}" srcOrd="1" destOrd="0" presId="urn:microsoft.com/office/officeart/2005/8/layout/cycle2"/>
+    <dgm:cxn modelId="{026D6AE9-41C4-4E88-B421-D7A6BB38CC27}" srcId="{30169AF5-3F60-49ED-BA16-26E156F3CD77}" destId="{F2BE9233-54BD-4C28-B5F2-1B65E9CDDF96}" srcOrd="3" destOrd="0" parTransId="{672307C0-A98C-48FA-8729-D6E3187E5E3A}" sibTransId="{9C8E8DEB-5DB8-4F82-8CE8-1171D0ABBD37}"/>
+    <dgm:cxn modelId="{0D8CB631-3ECE-46CD-B7F8-C5DF94A69746}" type="presOf" srcId="{A01E66F2-8DE2-4DBF-B8E1-AB48AEB22F0F}" destId="{2D827D14-3A64-4B45-B11B-3ECDBC24212A}" srcOrd="1" destOrd="0" presId="urn:microsoft.com/office/officeart/2005/8/layout/cycle2"/>
+    <dgm:cxn modelId="{D08F3ABD-FA78-4D48-8162-46B4C8E76768}" type="presOf" srcId="{F90989A5-9584-42E6-85EC-F46F18F0E118}" destId="{74D1E673-78E8-4911-AB9E-E98BE428CF47}" srcOrd="1" destOrd="0" presId="urn:microsoft.com/office/officeart/2005/8/layout/cycle2"/>
+    <dgm:cxn modelId="{BBF08D3B-FC3B-469A-B1D6-2C45B7879960}" type="presOf" srcId="{D01084D7-448F-40E6-BAD6-916FA5266B35}" destId="{6AB4841B-36EA-4743-8E11-22D754152787}" srcOrd="0" destOrd="0" presId="urn:microsoft.com/office/officeart/2005/8/layout/cycle2"/>
+    <dgm:cxn modelId="{8FB06003-F2E6-4237-A6FB-681DBEB856F3}" type="presOf" srcId="{F2BE9233-54BD-4C28-B5F2-1B65E9CDDF96}" destId="{F9AED730-9635-4E85-B16D-CDB7F5FBEF2A}" srcOrd="0" destOrd="0" presId="urn:microsoft.com/office/officeart/2005/8/layout/cycle2"/>
     <dgm:cxn modelId="{FC683937-3E9A-4071-B70B-BFE511A7B23C}" srcId="{30169AF5-3F60-49ED-BA16-26E156F3CD77}" destId="{6BE14A29-3F47-4123-9A53-87F7E3976F30}" srcOrd="4" destOrd="0" parTransId="{14C76E7C-A806-46D2-A04B-406CC2747FBF}" sibTransId="{D35F654F-C71E-4CF2-BA21-C832C92DCB2B}"/>
-    <dgm:cxn modelId="{4B17C9FE-737D-402D-90DA-537D4D9C6925}" type="presOf" srcId="{A3989F04-57A2-4559-BF44-044AD8FBD67A}" destId="{A670810F-0345-4254-8BC7-4FA06BB5C3CC}" srcOrd="0" destOrd="0" presId="urn:microsoft.com/office/officeart/2005/8/layout/cycle2"/>
-    <dgm:cxn modelId="{4BD35898-F714-4BB7-9542-A453503E48C4}" type="presOf" srcId="{F90989A5-9584-42E6-85EC-F46F18F0E118}" destId="{31D81D24-1473-4316-96A5-763E7A6060DC}" srcOrd="0" destOrd="0" presId="urn:microsoft.com/office/officeart/2005/8/layout/cycle2"/>
-    <dgm:cxn modelId="{47725AA6-D8AE-40F2-9328-C99F4DEBF854}" type="presOf" srcId="{9C8E8DEB-5DB8-4F82-8CE8-1171D0ABBD37}" destId="{2C63797F-35D2-4BF1-ADFC-8E15A2A56D28}" srcOrd="0" destOrd="0" presId="urn:microsoft.com/office/officeart/2005/8/layout/cycle2"/>
-    <dgm:cxn modelId="{4DDB629C-79EF-4AD9-B998-0368998FAA2A}" type="presOf" srcId="{A01E66F2-8DE2-4DBF-B8E1-AB48AEB22F0F}" destId="{2D827D14-3A64-4B45-B11B-3ECDBC24212A}" srcOrd="1" destOrd="0" presId="urn:microsoft.com/office/officeart/2005/8/layout/cycle2"/>
-    <dgm:cxn modelId="{026D6AE9-41C4-4E88-B421-D7A6BB38CC27}" srcId="{30169AF5-3F60-49ED-BA16-26E156F3CD77}" destId="{F2BE9233-54BD-4C28-B5F2-1B65E9CDDF96}" srcOrd="3" destOrd="0" parTransId="{672307C0-A98C-48FA-8729-D6E3187E5E3A}" sibTransId="{9C8E8DEB-5DB8-4F82-8CE8-1171D0ABBD37}"/>
+    <dgm:cxn modelId="{52E5D6E8-DDAE-47A4-AFD1-CFA49E9B6D88}" type="presOf" srcId="{7C03F650-450B-470D-9F41-9EBB6F24DE08}" destId="{915300E8-D21B-48E5-86A7-A677802348CF}" srcOrd="0" destOrd="0" presId="urn:microsoft.com/office/officeart/2005/8/layout/cycle2"/>
+    <dgm:cxn modelId="{8149DB51-1EDD-4EF2-8264-8D4A89906C6E}" type="presOf" srcId="{A01E66F2-8DE2-4DBF-B8E1-AB48AEB22F0F}" destId="{48BF6C11-EF1A-4273-900D-DD5B59C0D92F}" srcOrd="0" destOrd="0" presId="urn:microsoft.com/office/officeart/2005/8/layout/cycle2"/>
+    <dgm:cxn modelId="{EEE87F86-CB4F-4CA9-A314-73B957768C6B}" type="presOf" srcId="{9C8E8DEB-5DB8-4F82-8CE8-1171D0ABBD37}" destId="{2C63797F-35D2-4BF1-ADFC-8E15A2A56D28}" srcOrd="0" destOrd="0" presId="urn:microsoft.com/office/officeart/2005/8/layout/cycle2"/>
     <dgm:cxn modelId="{F09F8ED9-D24F-448F-AF8E-F92EC404CBA7}" srcId="{30169AF5-3F60-49ED-BA16-26E156F3CD77}" destId="{7C03F650-450B-470D-9F41-9EBB6F24DE08}" srcOrd="0" destOrd="0" parTransId="{A8856599-3D3C-4A85-ABFD-520651FDD510}" sibTransId="{D996DF6E-E24A-4672-B53C-F45E82ED11D5}"/>
-    <dgm:cxn modelId="{B0815934-1B44-40A9-9D49-AF3B988350BF}" type="presOf" srcId="{F90989A5-9584-42E6-85EC-F46F18F0E118}" destId="{74D1E673-78E8-4911-AB9E-E98BE428CF47}" srcOrd="1" destOrd="0" presId="urn:microsoft.com/office/officeart/2005/8/layout/cycle2"/>
     <dgm:cxn modelId="{57569DDB-32CD-4132-93C5-3D28EE6D9D0F}" srcId="{30169AF5-3F60-49ED-BA16-26E156F3CD77}" destId="{A3989F04-57A2-4559-BF44-044AD8FBD67A}" srcOrd="2" destOrd="0" parTransId="{E7AABBEB-8EE1-4214-A7B4-DD1F0B63D6DC}" sibTransId="{F90989A5-9584-42E6-85EC-F46F18F0E118}"/>
-    <dgm:cxn modelId="{B5EAB028-F417-4832-AD66-4B8646A7D8CC}" type="presOf" srcId="{E3147738-712C-470E-BA43-1900B58F3BA1}" destId="{ABB91F78-7B6C-410F-9644-452AF8D7494A}" srcOrd="0" destOrd="0" presId="urn:microsoft.com/office/officeart/2005/8/layout/cycle2"/>
-    <dgm:cxn modelId="{3354B5DD-DD06-4226-83B0-C5DBB4314929}" srcId="{30169AF5-3F60-49ED-BA16-26E156F3CD77}" destId="{D01084D7-448F-40E6-BAD6-916FA5266B35}" srcOrd="1" destOrd="0" parTransId="{11A516D9-F860-4BE8-BA91-08CBF1F90AAF}" sibTransId="{BA319471-CEE2-4F47-BD5C-3922FB7DFA6B}"/>
-    <dgm:cxn modelId="{1F1FD298-1A4A-4B36-8ABD-C4E13CD9081A}" type="presOf" srcId="{BA319471-CEE2-4F47-BD5C-3922FB7DFA6B}" destId="{2FCF5CF5-49BA-4E5D-A81E-50ABA18D10A9}" srcOrd="1" destOrd="0" presId="urn:microsoft.com/office/officeart/2005/8/layout/cycle2"/>
-    <dgm:cxn modelId="{AA5891B7-7C52-47C6-A6F4-B77372D02295}" type="presOf" srcId="{D01084D7-448F-40E6-BAD6-916FA5266B35}" destId="{6AB4841B-36EA-4743-8E11-22D754152787}" srcOrd="0" destOrd="0" presId="urn:microsoft.com/office/officeart/2005/8/layout/cycle2"/>
-    <dgm:cxn modelId="{974C49DE-98DE-4633-9D58-E35443D2E9F3}" type="presParOf" srcId="{B41B0945-C228-466F-ACBC-F0427AE563C3}" destId="{915300E8-D21B-48E5-86A7-A677802348CF}" srcOrd="0" destOrd="0" presId="urn:microsoft.com/office/officeart/2005/8/layout/cycle2"/>
-    <dgm:cxn modelId="{F7FD353D-C984-4737-AE5A-AD10322BDA50}" type="presParOf" srcId="{B41B0945-C228-466F-ACBC-F0427AE563C3}" destId="{23B2CE62-F90C-4121-BB9A-FD58550B5409}" srcOrd="1" destOrd="0" presId="urn:microsoft.com/office/officeart/2005/8/layout/cycle2"/>
-    <dgm:cxn modelId="{BB8F428C-84C4-49A6-ADA1-550FABC94D53}" type="presParOf" srcId="{23B2CE62-F90C-4121-BB9A-FD58550B5409}" destId="{85727C8B-3068-4E77-A7A1-E6EDA8103D60}" srcOrd="0" destOrd="0" presId="urn:microsoft.com/office/officeart/2005/8/layout/cycle2"/>
-    <dgm:cxn modelId="{2925B7B6-4996-462C-B227-72B42727B458}" type="presParOf" srcId="{B41B0945-C228-466F-ACBC-F0427AE563C3}" destId="{6AB4841B-36EA-4743-8E11-22D754152787}" srcOrd="2" destOrd="0" presId="urn:microsoft.com/office/officeart/2005/8/layout/cycle2"/>
-    <dgm:cxn modelId="{2A9604D9-72C0-4041-A9C2-5F212FE7E9E2}" type="presParOf" srcId="{B41B0945-C228-466F-ACBC-F0427AE563C3}" destId="{59356F7B-2878-4C69-8BCC-736D52D62464}" srcOrd="3" destOrd="0" presId="urn:microsoft.com/office/officeart/2005/8/layout/cycle2"/>
-    <dgm:cxn modelId="{02B70247-EAFC-4F41-99DF-EF252C25717B}" type="presParOf" srcId="{59356F7B-2878-4C69-8BCC-736D52D62464}" destId="{2FCF5CF5-49BA-4E5D-A81E-50ABA18D10A9}" srcOrd="0" destOrd="0" presId="urn:microsoft.com/office/officeart/2005/8/layout/cycle2"/>
-    <dgm:cxn modelId="{399E25AD-4A38-4FD3-B95D-1C7FFCBF2917}" type="presParOf" srcId="{B41B0945-C228-466F-ACBC-F0427AE563C3}" destId="{A670810F-0345-4254-8BC7-4FA06BB5C3CC}" srcOrd="4" destOrd="0" presId="urn:microsoft.com/office/officeart/2005/8/layout/cycle2"/>
-    <dgm:cxn modelId="{F2CF6157-F7D3-46DD-A74D-A5545C9B317C}" type="presParOf" srcId="{B41B0945-C228-466F-ACBC-F0427AE563C3}" destId="{31D81D24-1473-4316-96A5-763E7A6060DC}" srcOrd="5" destOrd="0" presId="urn:microsoft.com/office/officeart/2005/8/layout/cycle2"/>
-    <dgm:cxn modelId="{F13541A2-1A32-4507-B141-0BA7356DE8D1}" type="presParOf" srcId="{31D81D24-1473-4316-96A5-763E7A6060DC}" destId="{74D1E673-78E8-4911-AB9E-E98BE428CF47}" srcOrd="0" destOrd="0" presId="urn:microsoft.com/office/officeart/2005/8/layout/cycle2"/>
-    <dgm:cxn modelId="{868A7B5C-F648-4033-8A08-250C2F2C50EC}" type="presParOf" srcId="{B41B0945-C228-466F-ACBC-F0427AE563C3}" destId="{F9AED730-9635-4E85-B16D-CDB7F5FBEF2A}" srcOrd="6" destOrd="0" presId="urn:microsoft.com/office/officeart/2005/8/layout/cycle2"/>
-    <dgm:cxn modelId="{4EC2BDD5-CD18-4532-B7B5-D9FEA0749599}" type="presParOf" srcId="{B41B0945-C228-466F-ACBC-F0427AE563C3}" destId="{2C63797F-35D2-4BF1-ADFC-8E15A2A56D28}" srcOrd="7" destOrd="0" presId="urn:microsoft.com/office/officeart/2005/8/layout/cycle2"/>
-    <dgm:cxn modelId="{726A6AFD-B477-4822-891D-CF87A43C88F0}" type="presParOf" srcId="{2C63797F-35D2-4BF1-ADFC-8E15A2A56D28}" destId="{15DBFFA1-5F90-4067-9D91-73AA2852D991}" srcOrd="0" destOrd="0" presId="urn:microsoft.com/office/officeart/2005/8/layout/cycle2"/>
-    <dgm:cxn modelId="{9AE975B4-7365-4E61-A350-FC04F7112C29}" type="presParOf" srcId="{B41B0945-C228-466F-ACBC-F0427AE563C3}" destId="{1379CEB1-3469-4B4A-813A-D2A2C295406E}" srcOrd="8" destOrd="0" presId="urn:microsoft.com/office/officeart/2005/8/layout/cycle2"/>
-    <dgm:cxn modelId="{52C70280-083E-45FE-AF2E-82365C6C262F}" type="presParOf" srcId="{B41B0945-C228-466F-ACBC-F0427AE563C3}" destId="{9F2CA740-10BE-422F-97C4-215D3262A7C2}" srcOrd="9" destOrd="0" presId="urn:microsoft.com/office/officeart/2005/8/layout/cycle2"/>
-    <dgm:cxn modelId="{3DFF00A4-0158-46F8-917A-DDB95F90D3FD}" type="presParOf" srcId="{9F2CA740-10BE-422F-97C4-215D3262A7C2}" destId="{C262E5EC-AFFC-4D29-8F55-4FC98D066102}" srcOrd="0" destOrd="0" presId="urn:microsoft.com/office/officeart/2005/8/layout/cycle2"/>
-    <dgm:cxn modelId="{1471E911-8E29-4496-A759-82894456E004}" type="presParOf" srcId="{B41B0945-C228-466F-ACBC-F0427AE563C3}" destId="{ABB91F78-7B6C-410F-9644-452AF8D7494A}" srcOrd="10" destOrd="0" presId="urn:microsoft.com/office/officeart/2005/8/layout/cycle2"/>
-    <dgm:cxn modelId="{D32703AB-1794-45C9-8014-39E5461C3E32}" type="presParOf" srcId="{B41B0945-C228-466F-ACBC-F0427AE563C3}" destId="{48BF6C11-EF1A-4273-900D-DD5B59C0D92F}" srcOrd="11" destOrd="0" presId="urn:microsoft.com/office/officeart/2005/8/layout/cycle2"/>
-    <dgm:cxn modelId="{501227A3-6510-4955-938E-E3C15478228A}" type="presParOf" srcId="{48BF6C11-EF1A-4273-900D-DD5B59C0D92F}" destId="{2D827D14-3A64-4B45-B11B-3ECDBC24212A}" srcOrd="0" destOrd="0" presId="urn:microsoft.com/office/officeart/2005/8/layout/cycle2"/>
+    <dgm:cxn modelId="{0591D3D2-78A7-4C81-B13A-00427AF54A69}" type="presOf" srcId="{D996DF6E-E24A-4672-B53C-F45E82ED11D5}" destId="{23B2CE62-F90C-4121-BB9A-FD58550B5409}" srcOrd="0" destOrd="0" presId="urn:microsoft.com/office/officeart/2005/8/layout/cycle2"/>
+    <dgm:cxn modelId="{793B1BD7-3D68-444B-B214-46E93B6C8ABF}" type="presOf" srcId="{BA319471-CEE2-4F47-BD5C-3922FB7DFA6B}" destId="{59356F7B-2878-4C69-8BCC-736D52D62464}" srcOrd="0" destOrd="0" presId="urn:microsoft.com/office/officeart/2005/8/layout/cycle2"/>
+    <dgm:cxn modelId="{458DDE21-3FE2-44E7-90F1-18D58EC5D5EF}" type="presOf" srcId="{9C8E8DEB-5DB8-4F82-8CE8-1171D0ABBD37}" destId="{15DBFFA1-5F90-4067-9D91-73AA2852D991}" srcOrd="1" destOrd="0" presId="urn:microsoft.com/office/officeart/2005/8/layout/cycle2"/>
+    <dgm:cxn modelId="{DB59D8E5-CF70-43DC-BBB4-C8E1E8EBEBC4}" type="presOf" srcId="{30169AF5-3F60-49ED-BA16-26E156F3CD77}" destId="{B41B0945-C228-466F-ACBC-F0427AE563C3}" srcOrd="0" destOrd="0" presId="urn:microsoft.com/office/officeart/2005/8/layout/cycle2"/>
+    <dgm:cxn modelId="{20D3C5BD-EBE7-4728-B671-27DA5549B209}" type="presOf" srcId="{A3989F04-57A2-4559-BF44-044AD8FBD67A}" destId="{A670810F-0345-4254-8BC7-4FA06BB5C3CC}" srcOrd="0" destOrd="0" presId="urn:microsoft.com/office/officeart/2005/8/layout/cycle2"/>
+    <dgm:cxn modelId="{25D9D267-B830-45CE-86F1-4DC28C9DB631}" type="presOf" srcId="{D35F654F-C71E-4CF2-BA21-C832C92DCB2B}" destId="{9F2CA740-10BE-422F-97C4-215D3262A7C2}" srcOrd="0" destOrd="0" presId="urn:microsoft.com/office/officeart/2005/8/layout/cycle2"/>
+    <dgm:cxn modelId="{2DDC350E-7FAF-4C6B-81A1-0E193A3EDED2}" type="presOf" srcId="{D35F654F-C71E-4CF2-BA21-C832C92DCB2B}" destId="{C262E5EC-AFFC-4D29-8F55-4FC98D066102}" srcOrd="1" destOrd="0" presId="urn:microsoft.com/office/officeart/2005/8/layout/cycle2"/>
+    <dgm:cxn modelId="{EEDAA1BF-2648-42C4-ACE8-BCD8E5C6ED8D}" type="presOf" srcId="{6BE14A29-3F47-4123-9A53-87F7E3976F30}" destId="{1379CEB1-3469-4B4A-813A-D2A2C295406E}" srcOrd="0" destOrd="0" presId="urn:microsoft.com/office/officeart/2005/8/layout/cycle2"/>
+    <dgm:cxn modelId="{42C57BF2-843F-4633-84B3-B6988B4E2570}" type="presParOf" srcId="{B41B0945-C228-466F-ACBC-F0427AE563C3}" destId="{915300E8-D21B-48E5-86A7-A677802348CF}" srcOrd="0" destOrd="0" presId="urn:microsoft.com/office/officeart/2005/8/layout/cycle2"/>
+    <dgm:cxn modelId="{218E5B13-DD11-4624-91D7-7FE73B7EA3F3}" type="presParOf" srcId="{B41B0945-C228-466F-ACBC-F0427AE563C3}" destId="{23B2CE62-F90C-4121-BB9A-FD58550B5409}" srcOrd="1" destOrd="0" presId="urn:microsoft.com/office/officeart/2005/8/layout/cycle2"/>
+    <dgm:cxn modelId="{DC07C3CA-47B8-4530-939B-8B7EF90A0696}" type="presParOf" srcId="{23B2CE62-F90C-4121-BB9A-FD58550B5409}" destId="{85727C8B-3068-4E77-A7A1-E6EDA8103D60}" srcOrd="0" destOrd="0" presId="urn:microsoft.com/office/officeart/2005/8/layout/cycle2"/>
+    <dgm:cxn modelId="{EF930522-D2C4-4763-A5E9-372DECBA65D7}" type="presParOf" srcId="{B41B0945-C228-466F-ACBC-F0427AE563C3}" destId="{6AB4841B-36EA-4743-8E11-22D754152787}" srcOrd="2" destOrd="0" presId="urn:microsoft.com/office/officeart/2005/8/layout/cycle2"/>
+    <dgm:cxn modelId="{88710739-DEA4-44CD-93DA-7395D17ACC47}" type="presParOf" srcId="{B41B0945-C228-466F-ACBC-F0427AE563C3}" destId="{59356F7B-2878-4C69-8BCC-736D52D62464}" srcOrd="3" destOrd="0" presId="urn:microsoft.com/office/officeart/2005/8/layout/cycle2"/>
+    <dgm:cxn modelId="{613800F2-9595-4CDC-AD8C-F023AA474D92}" type="presParOf" srcId="{59356F7B-2878-4C69-8BCC-736D52D62464}" destId="{2FCF5CF5-49BA-4E5D-A81E-50ABA18D10A9}" srcOrd="0" destOrd="0" presId="urn:microsoft.com/office/officeart/2005/8/layout/cycle2"/>
+    <dgm:cxn modelId="{DBAF32B2-9C26-4DC7-A12D-EE6D0EE11FF3}" type="presParOf" srcId="{B41B0945-C228-466F-ACBC-F0427AE563C3}" destId="{A670810F-0345-4254-8BC7-4FA06BB5C3CC}" srcOrd="4" destOrd="0" presId="urn:microsoft.com/office/officeart/2005/8/layout/cycle2"/>
+    <dgm:cxn modelId="{2D2F61E9-AA14-4137-BB69-586E2B11CE88}" type="presParOf" srcId="{B41B0945-C228-466F-ACBC-F0427AE563C3}" destId="{31D81D24-1473-4316-96A5-763E7A6060DC}" srcOrd="5" destOrd="0" presId="urn:microsoft.com/office/officeart/2005/8/layout/cycle2"/>
+    <dgm:cxn modelId="{C5CD131F-21E0-47BE-B3A1-818095F10D9B}" type="presParOf" srcId="{31D81D24-1473-4316-96A5-763E7A6060DC}" destId="{74D1E673-78E8-4911-AB9E-E98BE428CF47}" srcOrd="0" destOrd="0" presId="urn:microsoft.com/office/officeart/2005/8/layout/cycle2"/>
+    <dgm:cxn modelId="{1DC94A6A-8963-4264-8764-27D8F7E308B7}" type="presParOf" srcId="{B41B0945-C228-466F-ACBC-F0427AE563C3}" destId="{F9AED730-9635-4E85-B16D-CDB7F5FBEF2A}" srcOrd="6" destOrd="0" presId="urn:microsoft.com/office/officeart/2005/8/layout/cycle2"/>
+    <dgm:cxn modelId="{57471F0A-395A-4342-87EC-69C6AB6911C9}" type="presParOf" srcId="{B41B0945-C228-466F-ACBC-F0427AE563C3}" destId="{2C63797F-35D2-4BF1-ADFC-8E15A2A56D28}" srcOrd="7" destOrd="0" presId="urn:microsoft.com/office/officeart/2005/8/layout/cycle2"/>
+    <dgm:cxn modelId="{19AEEC5A-A320-46C9-9675-E95A09F7A911}" type="presParOf" srcId="{2C63797F-35D2-4BF1-ADFC-8E15A2A56D28}" destId="{15DBFFA1-5F90-4067-9D91-73AA2852D991}" srcOrd="0" destOrd="0" presId="urn:microsoft.com/office/officeart/2005/8/layout/cycle2"/>
+    <dgm:cxn modelId="{A988B43E-F5CA-401A-AF37-8FA3675F4344}" type="presParOf" srcId="{B41B0945-C228-466F-ACBC-F0427AE563C3}" destId="{1379CEB1-3469-4B4A-813A-D2A2C295406E}" srcOrd="8" destOrd="0" presId="urn:microsoft.com/office/officeart/2005/8/layout/cycle2"/>
+    <dgm:cxn modelId="{CBEA64A2-23D3-4DF6-8E08-DB58B50710EC}" type="presParOf" srcId="{B41B0945-C228-466F-ACBC-F0427AE563C3}" destId="{9F2CA740-10BE-422F-97C4-215D3262A7C2}" srcOrd="9" destOrd="0" presId="urn:microsoft.com/office/officeart/2005/8/layout/cycle2"/>
+    <dgm:cxn modelId="{FEC78367-7CDD-4949-821D-A03006628870}" type="presParOf" srcId="{9F2CA740-10BE-422F-97C4-215D3262A7C2}" destId="{C262E5EC-AFFC-4D29-8F55-4FC98D066102}" srcOrd="0" destOrd="0" presId="urn:microsoft.com/office/officeart/2005/8/layout/cycle2"/>
+    <dgm:cxn modelId="{DDEC5D6A-2F17-4F97-A054-B02F1DA3AC28}" type="presParOf" srcId="{B41B0945-C228-466F-ACBC-F0427AE563C3}" destId="{ABB91F78-7B6C-410F-9644-452AF8D7494A}" srcOrd="10" destOrd="0" presId="urn:microsoft.com/office/officeart/2005/8/layout/cycle2"/>
+    <dgm:cxn modelId="{A84F21FB-C5BA-4A08-B602-E660F351D6BD}" type="presParOf" srcId="{B41B0945-C228-466F-ACBC-F0427AE563C3}" destId="{48BF6C11-EF1A-4273-900D-DD5B59C0D92F}" srcOrd="11" destOrd="0" presId="urn:microsoft.com/office/officeart/2005/8/layout/cycle2"/>
+    <dgm:cxn modelId="{66C8DB77-A69E-4274-BC23-DD5E416F9A60}" type="presParOf" srcId="{48BF6C11-EF1A-4273-900D-DD5B59C0D92F}" destId="{2D827D14-3A64-4B45-B11B-3ECDBC24212A}" srcOrd="0" destOrd="0" presId="urn:microsoft.com/office/officeart/2005/8/layout/cycle2"/>
   </dgm:cxnLst>
   <dgm:bg/>
   <dgm:whole/>

--- a/Notes.docx
+++ b/Notes.docx
@@ -534,11 +534,19 @@
           <w:lang w:val="en-US"/>
         </w:rPr>
       </w:pPr>
-      <w:r>
-        <w:rPr>
-          <w:lang w:val="en-US"/>
-        </w:rPr>
-        <w:t>Thread.sleep()</w:t>
+      <w:proofErr w:type="spellStart"/>
+      <w:r>
+        <w:rPr>
+          <w:lang w:val="en-US"/>
+        </w:rPr>
+        <w:t>Thread.sleep</w:t>
+      </w:r>
+      <w:proofErr w:type="spellEnd"/>
+      <w:r>
+        <w:rPr>
+          <w:lang w:val="en-US"/>
+        </w:rPr>
+        <w:t>()</w:t>
       </w:r>
     </w:p>
     <w:p>
@@ -1921,8 +1929,18 @@
           <w:lang w:val="en-US"/>
         </w:rPr>
         <w:lastRenderedPageBreak/>
-        <w:t>What is Software Testing</w:t>
-      </w:r>
+        <w:t xml:space="preserve">What is Software </w:t>
+      </w:r>
+      <w:proofErr w:type="gramStart"/>
+      <w:r>
+        <w:rPr>
+          <w:b/>
+          <w:bCs/>
+          <w:lang w:val="en-US"/>
+        </w:rPr>
+        <w:t>Testing</w:t>
+      </w:r>
+      <w:proofErr w:type="gramEnd"/>
     </w:p>
     <w:p>
       <w:pPr>
@@ -2873,8 +2891,16 @@
         <w:rPr>
           <w:lang w:val="en-US"/>
         </w:rPr>
-        <w:t xml:space="preserve"> – Record and playback mech</w:t>
-      </w:r>
+        <w:t xml:space="preserve"> – Record and playback </w:t>
+      </w:r>
+      <w:proofErr w:type="spellStart"/>
+      <w:r>
+        <w:rPr>
+          <w:lang w:val="en-US"/>
+        </w:rPr>
+        <w:t>mech</w:t>
+      </w:r>
+      <w:proofErr w:type="spellEnd"/>
     </w:p>
     <w:p>
       <w:pPr>
@@ -3204,8 +3230,16 @@
         <w:rPr>
           <w:lang w:val="en-US"/>
         </w:rPr>
-        <w:t>Idea Intellj</w:t>
-      </w:r>
+        <w:t xml:space="preserve">Idea </w:t>
+      </w:r>
+      <w:proofErr w:type="spellStart"/>
+      <w:r>
+        <w:rPr>
+          <w:lang w:val="en-US"/>
+        </w:rPr>
+        <w:t>Intellj</w:t>
+      </w:r>
+      <w:proofErr w:type="spellEnd"/>
     </w:p>
     <w:p>
       <w:pPr>
@@ -3273,12 +3307,14 @@
           <w:lang w:val="en-US"/>
         </w:rPr>
       </w:pPr>
+      <w:proofErr w:type="spellStart"/>
       <w:r>
         <w:rPr>
           <w:lang w:val="en-US"/>
         </w:rPr>
         <w:t>YourName_SeleniumDemos</w:t>
       </w:r>
+      <w:proofErr w:type="spellEnd"/>
     </w:p>
     <w:p>
       <w:pPr>
@@ -3587,7 +3623,21 @@
         <w:rPr>
           <w:lang w:val="en-US"/>
         </w:rPr>
-        <w:t>Give the name to project (MyAutomationProject)</w:t>
+        <w:t>Give the name to project (</w:t>
+      </w:r>
+      <w:proofErr w:type="spellStart"/>
+      <w:r>
+        <w:rPr>
+          <w:lang w:val="en-US"/>
+        </w:rPr>
+        <w:t>MyAutomationProject</w:t>
+      </w:r>
+      <w:proofErr w:type="spellEnd"/>
+      <w:r>
+        <w:rPr>
+          <w:lang w:val="en-US"/>
+        </w:rPr>
+        <w:t>)</w:t>
       </w:r>
     </w:p>
     <w:p>
@@ -3697,7 +3747,21 @@
         <w:rPr>
           <w:lang w:val="en-US"/>
         </w:rPr>
-        <w:t xml:space="preserve"> Package (com.WebDriverDemos)</w:t>
+        <w:t xml:space="preserve"> Package (</w:t>
+      </w:r>
+      <w:proofErr w:type="spellStart"/>
+      <w:r>
+        <w:rPr>
+          <w:lang w:val="en-US"/>
+        </w:rPr>
+        <w:t>com.WebDriverDemos</w:t>
+      </w:r>
+      <w:proofErr w:type="spellEnd"/>
+      <w:r>
+        <w:rPr>
+          <w:lang w:val="en-US"/>
+        </w:rPr>
+        <w:t>)</w:t>
       </w:r>
     </w:p>
     <w:p>
@@ -3793,8 +3857,16 @@
         <w:rPr>
           <w:lang w:val="en-US"/>
         </w:rPr>
-        <w:t>Click on Classpath</w:t>
-      </w:r>
+        <w:t xml:space="preserve">Click on </w:t>
+      </w:r>
+      <w:proofErr w:type="spellStart"/>
+      <w:r>
+        <w:rPr>
+          <w:lang w:val="en-US"/>
+        </w:rPr>
+        <w:t>Classpath</w:t>
+      </w:r>
+      <w:proofErr w:type="spellEnd"/>
     </w:p>
     <w:p>
       <w:pPr>
@@ -3961,11 +4033,19 @@
           <w:lang w:val="en-US"/>
         </w:rPr>
       </w:pPr>
-      <w:r>
-        <w:rPr>
-          <w:lang w:val="en-US"/>
-        </w:rPr>
-        <w:t xml:space="preserve">get() </w:t>
+      <w:proofErr w:type="gramStart"/>
+      <w:r>
+        <w:rPr>
+          <w:lang w:val="en-US"/>
+        </w:rPr>
+        <w:t>get(</w:t>
+      </w:r>
+      <w:proofErr w:type="gramEnd"/>
+      <w:r>
+        <w:rPr>
+          <w:lang w:val="en-US"/>
+        </w:rPr>
+        <w:t xml:space="preserve">) </w:t>
       </w:r>
       <w:r>
         <w:rPr>
@@ -3991,11 +4071,27 @@
           <w:lang w:val="en-US"/>
         </w:rPr>
       </w:pPr>
-      <w:r>
-        <w:rPr>
-          <w:lang w:val="en-US"/>
-        </w:rPr>
-        <w:t xml:space="preserve">driver.manage().window().maximize() </w:t>
+      <w:proofErr w:type="spellStart"/>
+      <w:proofErr w:type="gramStart"/>
+      <w:r>
+        <w:rPr>
+          <w:lang w:val="en-US"/>
+        </w:rPr>
+        <w:t>driver.manage</w:t>
+      </w:r>
+      <w:proofErr w:type="spellEnd"/>
+      <w:r>
+        <w:rPr>
+          <w:lang w:val="en-US"/>
+        </w:rPr>
+        <w:t>(</w:t>
+      </w:r>
+      <w:proofErr w:type="gramEnd"/>
+      <w:r>
+        <w:rPr>
+          <w:lang w:val="en-US"/>
+        </w:rPr>
+        <w:t xml:space="preserve">).window().maximize() </w:t>
       </w:r>
       <w:r>
         <w:rPr>
@@ -4021,11 +4117,19 @@
           <w:lang w:val="en-US"/>
         </w:rPr>
       </w:pPr>
-      <w:r>
-        <w:rPr>
-          <w:lang w:val="en-US"/>
-        </w:rPr>
-        <w:t xml:space="preserve">close() </w:t>
+      <w:proofErr w:type="gramStart"/>
+      <w:r>
+        <w:rPr>
+          <w:lang w:val="en-US"/>
+        </w:rPr>
+        <w:t>close(</w:t>
+      </w:r>
+      <w:proofErr w:type="gramEnd"/>
+      <w:r>
+        <w:rPr>
+          <w:lang w:val="en-US"/>
+        </w:rPr>
+        <w:t xml:space="preserve">) </w:t>
       </w:r>
       <w:r>
         <w:rPr>
@@ -4051,11 +4155,19 @@
           <w:lang w:val="en-US"/>
         </w:rPr>
       </w:pPr>
-      <w:r>
-        <w:rPr>
-          <w:lang w:val="en-US"/>
-        </w:rPr>
-        <w:t xml:space="preserve">getTitle() </w:t>
+      <w:proofErr w:type="gramStart"/>
+      <w:r>
+        <w:rPr>
+          <w:lang w:val="en-US"/>
+        </w:rPr>
+        <w:t>getTitle(</w:t>
+      </w:r>
+      <w:proofErr w:type="gramEnd"/>
+      <w:r>
+        <w:rPr>
+          <w:lang w:val="en-US"/>
+        </w:rPr>
+        <w:t xml:space="preserve">) </w:t>
       </w:r>
       <w:r>
         <w:rPr>
@@ -4087,11 +4199,19 @@
           <w:lang w:val="en-US"/>
         </w:rPr>
       </w:pPr>
-      <w:r>
-        <w:rPr>
-          <w:lang w:val="en-US"/>
-        </w:rPr>
-        <w:t xml:space="preserve">getCurrentUrl() </w:t>
+      <w:proofErr w:type="gramStart"/>
+      <w:r>
+        <w:rPr>
+          <w:lang w:val="en-US"/>
+        </w:rPr>
+        <w:t>getCurrentUrl(</w:t>
+      </w:r>
+      <w:proofErr w:type="gramEnd"/>
+      <w:r>
+        <w:rPr>
+          <w:lang w:val="en-US"/>
+        </w:rPr>
+        <w:t xml:space="preserve">) </w:t>
       </w:r>
       <w:r>
         <w:rPr>
@@ -4117,11 +4237,19 @@
           <w:lang w:val="en-US"/>
         </w:rPr>
       </w:pPr>
-      <w:r>
-        <w:rPr>
-          <w:lang w:val="en-US"/>
-        </w:rPr>
-        <w:t xml:space="preserve">findElement() </w:t>
+      <w:proofErr w:type="gramStart"/>
+      <w:r>
+        <w:rPr>
+          <w:lang w:val="en-US"/>
+        </w:rPr>
+        <w:t>findElement(</w:t>
+      </w:r>
+      <w:proofErr w:type="gramEnd"/>
+      <w:r>
+        <w:rPr>
+          <w:lang w:val="en-US"/>
+        </w:rPr>
+        <w:t xml:space="preserve">) </w:t>
       </w:r>
       <w:r>
         <w:rPr>
@@ -4171,11 +4299,19 @@
           <w:lang w:val="en-US"/>
         </w:rPr>
       </w:pPr>
-      <w:r>
-        <w:rPr>
-          <w:lang w:val="en-US"/>
-        </w:rPr>
-        <w:t xml:space="preserve">findElements() </w:t>
+      <w:proofErr w:type="gramStart"/>
+      <w:r>
+        <w:rPr>
+          <w:lang w:val="en-US"/>
+        </w:rPr>
+        <w:t>findElements(</w:t>
+      </w:r>
+      <w:proofErr w:type="gramEnd"/>
+      <w:r>
+        <w:rPr>
+          <w:lang w:val="en-US"/>
+        </w:rPr>
+        <w:t xml:space="preserve">) </w:t>
       </w:r>
       <w:r>
         <w:rPr>
@@ -4237,11 +4373,19 @@
           <w:lang w:val="en-US"/>
         </w:rPr>
       </w:pPr>
-      <w:r>
-        <w:rPr>
-          <w:lang w:val="en-US"/>
-        </w:rPr>
-        <w:t xml:space="preserve">quit() </w:t>
+      <w:proofErr w:type="gramStart"/>
+      <w:r>
+        <w:rPr>
+          <w:lang w:val="en-US"/>
+        </w:rPr>
+        <w:t>quit(</w:t>
+      </w:r>
+      <w:proofErr w:type="gramEnd"/>
+      <w:r>
+        <w:rPr>
+          <w:lang w:val="en-US"/>
+        </w:rPr>
+        <w:t xml:space="preserve">) </w:t>
       </w:r>
       <w:r>
         <w:rPr>
@@ -4826,11 +4970,19 @@
           <w:lang w:val="en-US"/>
         </w:rPr>
       </w:pPr>
-      <w:r>
-        <w:rPr>
-          <w:lang w:val="en-US"/>
-        </w:rPr>
-        <w:t xml:space="preserve">sendKeys() </w:t>
+      <w:proofErr w:type="gramStart"/>
+      <w:r>
+        <w:rPr>
+          <w:lang w:val="en-US"/>
+        </w:rPr>
+        <w:t>sendKeys(</w:t>
+      </w:r>
+      <w:proofErr w:type="gramEnd"/>
+      <w:r>
+        <w:rPr>
+          <w:lang w:val="en-US"/>
+        </w:rPr>
+        <w:t xml:space="preserve">) </w:t>
       </w:r>
       <w:r>
         <w:rPr>
@@ -4868,11 +5020,19 @@
           <w:lang w:val="en-US"/>
         </w:rPr>
       </w:pPr>
-      <w:r>
-        <w:rPr>
-          <w:lang w:val="en-US"/>
-        </w:rPr>
-        <w:t xml:space="preserve">click() </w:t>
+      <w:proofErr w:type="gramStart"/>
+      <w:r>
+        <w:rPr>
+          <w:lang w:val="en-US"/>
+        </w:rPr>
+        <w:t>click(</w:t>
+      </w:r>
+      <w:proofErr w:type="gramEnd"/>
+      <w:r>
+        <w:rPr>
+          <w:lang w:val="en-US"/>
+        </w:rPr>
+        <w:t xml:space="preserve">) </w:t>
       </w:r>
       <w:r>
         <w:rPr>
@@ -4904,11 +5064,19 @@
           <w:lang w:val="en-US"/>
         </w:rPr>
       </w:pPr>
-      <w:r>
-        <w:rPr>
-          <w:lang w:val="en-US"/>
-        </w:rPr>
-        <w:t xml:space="preserve">getText() </w:t>
+      <w:proofErr w:type="gramStart"/>
+      <w:r>
+        <w:rPr>
+          <w:lang w:val="en-US"/>
+        </w:rPr>
+        <w:t>getText(</w:t>
+      </w:r>
+      <w:proofErr w:type="gramEnd"/>
+      <w:r>
+        <w:rPr>
+          <w:lang w:val="en-US"/>
+        </w:rPr>
+        <w:t xml:space="preserve">) </w:t>
       </w:r>
       <w:r>
         <w:rPr>
@@ -4934,11 +5102,19 @@
           <w:lang w:val="en-US"/>
         </w:rPr>
       </w:pPr>
-      <w:r>
-        <w:rPr>
-          <w:lang w:val="en-US"/>
-        </w:rPr>
-        <w:t xml:space="preserve">isSelected() </w:t>
+      <w:proofErr w:type="gramStart"/>
+      <w:r>
+        <w:rPr>
+          <w:lang w:val="en-US"/>
+        </w:rPr>
+        <w:t>isSelected(</w:t>
+      </w:r>
+      <w:proofErr w:type="gramEnd"/>
+      <w:r>
+        <w:rPr>
+          <w:lang w:val="en-US"/>
+        </w:rPr>
+        <w:t xml:space="preserve">) </w:t>
       </w:r>
       <w:r>
         <w:rPr>
@@ -4964,11 +5140,19 @@
           <w:lang w:val="en-US"/>
         </w:rPr>
       </w:pPr>
-      <w:r>
-        <w:rPr>
-          <w:lang w:val="en-US"/>
-        </w:rPr>
-        <w:t xml:space="preserve">isEnabled() </w:t>
+      <w:proofErr w:type="gramStart"/>
+      <w:r>
+        <w:rPr>
+          <w:lang w:val="en-US"/>
+        </w:rPr>
+        <w:t>isEnabled(</w:t>
+      </w:r>
+      <w:proofErr w:type="gramEnd"/>
+      <w:r>
+        <w:rPr>
+          <w:lang w:val="en-US"/>
+        </w:rPr>
+        <w:t xml:space="preserve">) </w:t>
       </w:r>
       <w:r>
         <w:rPr>
@@ -5105,7 +5289,21 @@
         <w:rPr>
           <w:lang w:val="en-US"/>
         </w:rPr>
-        <w:t>data-testid="royal-email"]</w:t>
+        <w:t>data-</w:t>
+      </w:r>
+      <w:proofErr w:type="spellStart"/>
+      <w:r>
+        <w:rPr>
+          <w:lang w:val="en-US"/>
+        </w:rPr>
+        <w:t>testid</w:t>
+      </w:r>
+      <w:proofErr w:type="spellEnd"/>
+      <w:r>
+        <w:rPr>
+          <w:lang w:val="en-US"/>
+        </w:rPr>
+        <w:t>="royal-email"]</w:t>
       </w:r>
     </w:p>
     <w:p>
@@ -5532,11 +5730,19 @@
           <w:lang w:val="en-US"/>
         </w:rPr>
       </w:pPr>
-      <w:r>
-        <w:rPr>
-          <w:lang w:val="en-US"/>
-        </w:rPr>
-        <w:t xml:space="preserve">getFirstSelectedOption() </w:t>
+      <w:proofErr w:type="gramStart"/>
+      <w:r>
+        <w:rPr>
+          <w:lang w:val="en-US"/>
+        </w:rPr>
+        <w:t>getFirstSelectedOption(</w:t>
+      </w:r>
+      <w:proofErr w:type="gramEnd"/>
+      <w:r>
+        <w:rPr>
+          <w:lang w:val="en-US"/>
+        </w:rPr>
+        <w:t xml:space="preserve">) </w:t>
       </w:r>
       <w:r>
         <w:rPr>
@@ -5562,11 +5768,19 @@
           <w:lang w:val="en-US"/>
         </w:rPr>
       </w:pPr>
-      <w:r>
-        <w:rPr>
-          <w:lang w:val="en-US"/>
-        </w:rPr>
-        <w:t xml:space="preserve">getOptions() </w:t>
+      <w:proofErr w:type="gramStart"/>
+      <w:r>
+        <w:rPr>
+          <w:lang w:val="en-US"/>
+        </w:rPr>
+        <w:t>getOptions(</w:t>
+      </w:r>
+      <w:proofErr w:type="gramEnd"/>
+      <w:r>
+        <w:rPr>
+          <w:lang w:val="en-US"/>
+        </w:rPr>
+        <w:t xml:space="preserve">) </w:t>
       </w:r>
       <w:r>
         <w:rPr>
@@ -5664,11 +5878,19 @@
           <w:lang w:val="en-US"/>
         </w:rPr>
       </w:pPr>
-      <w:r>
-        <w:rPr>
-          <w:lang w:val="en-US"/>
-        </w:rPr>
-        <w:t xml:space="preserve">getAllSelectedOptions() </w:t>
+      <w:proofErr w:type="gramStart"/>
+      <w:r>
+        <w:rPr>
+          <w:lang w:val="en-US"/>
+        </w:rPr>
+        <w:t>getAllSelectedOptions(</w:t>
+      </w:r>
+      <w:proofErr w:type="gramEnd"/>
+      <w:r>
+        <w:rPr>
+          <w:lang w:val="en-US"/>
+        </w:rPr>
+        <w:t xml:space="preserve">) </w:t>
       </w:r>
       <w:r>
         <w:rPr>
@@ -5706,11 +5928,19 @@
           <w:lang w:val="en-US"/>
         </w:rPr>
       </w:pPr>
-      <w:r>
-        <w:rPr>
-          <w:lang w:val="en-US"/>
-        </w:rPr>
-        <w:t xml:space="preserve">isMultiple() </w:t>
+      <w:proofErr w:type="gramStart"/>
+      <w:r>
+        <w:rPr>
+          <w:lang w:val="en-US"/>
+        </w:rPr>
+        <w:t>isMultiple(</w:t>
+      </w:r>
+      <w:proofErr w:type="gramEnd"/>
+      <w:r>
+        <w:rPr>
+          <w:lang w:val="en-US"/>
+        </w:rPr>
+        <w:t xml:space="preserve">) </w:t>
       </w:r>
       <w:r>
         <w:rPr>
@@ -5876,11 +6106,27 @@
           <w:lang w:val="en-US"/>
         </w:rPr>
       </w:pPr>
-      <w:r>
-        <w:rPr>
-          <w:lang w:val="en-US"/>
-        </w:rPr>
-        <w:t>Thread.sleep()</w:t>
+      <w:proofErr w:type="spellStart"/>
+      <w:proofErr w:type="gramStart"/>
+      <w:r>
+        <w:rPr>
+          <w:lang w:val="en-US"/>
+        </w:rPr>
+        <w:t>Thread.sleep</w:t>
+      </w:r>
+      <w:proofErr w:type="spellEnd"/>
+      <w:r>
+        <w:rPr>
+          <w:lang w:val="en-US"/>
+        </w:rPr>
+        <w:t>(</w:t>
+      </w:r>
+      <w:proofErr w:type="gramEnd"/>
+      <w:r>
+        <w:rPr>
+          <w:lang w:val="en-US"/>
+        </w:rPr>
+        <w:t>)</w:t>
       </w:r>
       <w:r>
         <w:rPr>
@@ -6195,7 +6441,20 @@
           <w:lang w:val="en-US"/>
         </w:rPr>
         <w:br/>
-        <w:t xml:space="preserve">i </w:t>
+      </w:r>
+      <w:proofErr w:type="spellStart"/>
+      <w:r>
+        <w:rPr>
+          <w:lang w:val="en-US"/>
+        </w:rPr>
+        <w:t>i</w:t>
+      </w:r>
+      <w:proofErr w:type="spellEnd"/>
+      <w:r>
+        <w:rPr>
+          <w:lang w:val="en-US"/>
+        </w:rPr>
+        <w:t xml:space="preserve"> </w:t>
       </w:r>
       <w:r>
         <w:rPr>
@@ -6579,7 +6838,21 @@
         <w:rPr>
           <w:lang w:val="en-US"/>
         </w:rPr>
-        <w:t>You can not perform any operation on the page if alert is present</w:t>
+        <w:t xml:space="preserve">You </w:t>
+      </w:r>
+      <w:proofErr w:type="spellStart"/>
+      <w:r>
+        <w:rPr>
+          <w:lang w:val="en-US"/>
+        </w:rPr>
+        <w:t>can not</w:t>
+      </w:r>
+      <w:proofErr w:type="spellEnd"/>
+      <w:r>
+        <w:rPr>
+          <w:lang w:val="en-US"/>
+        </w:rPr>
+        <w:t xml:space="preserve"> perform any operation on the page if alert is present</w:t>
       </w:r>
     </w:p>
     <w:p>
@@ -6634,11 +6907,19 @@
           <w:lang w:val="en-US"/>
         </w:rPr>
       </w:pPr>
-      <w:r>
-        <w:rPr>
-          <w:lang w:val="en-US"/>
-        </w:rPr>
-        <w:t xml:space="preserve">switchTo().alert() </w:t>
+      <w:proofErr w:type="spellStart"/>
+      <w:r>
+        <w:rPr>
+          <w:lang w:val="en-US"/>
+        </w:rPr>
+        <w:t>switchTo</w:t>
+      </w:r>
+      <w:proofErr w:type="spellEnd"/>
+      <w:r>
+        <w:rPr>
+          <w:lang w:val="en-US"/>
+        </w:rPr>
+        <w:t xml:space="preserve">().alert() </w:t>
       </w:r>
       <w:r>
         <w:rPr>
@@ -6664,11 +6945,19 @@
           <w:lang w:val="en-US"/>
         </w:rPr>
       </w:pPr>
-      <w:r>
-        <w:rPr>
-          <w:lang w:val="en-US"/>
-        </w:rPr>
-        <w:t xml:space="preserve">getText() </w:t>
+      <w:proofErr w:type="gramStart"/>
+      <w:r>
+        <w:rPr>
+          <w:lang w:val="en-US"/>
+        </w:rPr>
+        <w:t>getText(</w:t>
+      </w:r>
+      <w:proofErr w:type="gramEnd"/>
+      <w:r>
+        <w:rPr>
+          <w:lang w:val="en-US"/>
+        </w:rPr>
+        <w:t xml:space="preserve">) </w:t>
       </w:r>
       <w:r>
         <w:rPr>
@@ -6694,11 +6983,19 @@
           <w:lang w:val="en-US"/>
         </w:rPr>
       </w:pPr>
-      <w:r>
-        <w:rPr>
-          <w:lang w:val="en-US"/>
-        </w:rPr>
-        <w:t xml:space="preserve">accept() </w:t>
+      <w:proofErr w:type="gramStart"/>
+      <w:r>
+        <w:rPr>
+          <w:lang w:val="en-US"/>
+        </w:rPr>
+        <w:t>accept(</w:t>
+      </w:r>
+      <w:proofErr w:type="gramEnd"/>
+      <w:r>
+        <w:rPr>
+          <w:lang w:val="en-US"/>
+        </w:rPr>
+        <w:t xml:space="preserve">) </w:t>
       </w:r>
       <w:r>
         <w:rPr>
@@ -6724,12 +7021,20 @@
           <w:lang w:val="en-US"/>
         </w:rPr>
       </w:pPr>
+      <w:proofErr w:type="gramStart"/>
       <w:r>
         <w:rPr>
           <w:lang w:val="en-US"/>
         </w:rPr>
         <w:lastRenderedPageBreak/>
-        <w:t xml:space="preserve">dismiss() </w:t>
+        <w:t>dismiss(</w:t>
+      </w:r>
+      <w:proofErr w:type="gramEnd"/>
+      <w:r>
+        <w:rPr>
+          <w:lang w:val="en-US"/>
+        </w:rPr>
+        <w:t xml:space="preserve">) </w:t>
       </w:r>
       <w:r>
         <w:rPr>
@@ -8536,15 +8841,1221 @@
         </w:rPr>
         <w:t>Uses dependency for easy configuration</w:t>
       </w:r>
+    </w:p>
+    <w:p>
+      <w:pPr>
+        <w:rPr>
+          <w:lang w:val="en-US"/>
+        </w:rPr>
+      </w:pPr>
+      <w:r>
+        <w:rPr>
+          <w:noProof/>
+          <w:lang w:eastAsia="en-IN"/>
+        </w:rPr>
+        <w:drawing>
+          <wp:inline distT="0" distB="0" distL="0" distR="0" wp14:anchorId="1DF10413" wp14:editId="142CBB07">
+            <wp:extent cx="3855190" cy="2165230"/>
+            <wp:effectExtent l="0" t="0" r="0" b="6985"/>
+            <wp:docPr id="4" name="Picture 4"/>
+            <wp:cNvGraphicFramePr>
+              <a:graphicFrameLocks xmlns:a="http://schemas.openxmlformats.org/drawingml/2006/main" noChangeAspect="1"/>
+            </wp:cNvGraphicFramePr>
+            <a:graphic xmlns:a="http://schemas.openxmlformats.org/drawingml/2006/main">
+              <a:graphicData uri="http://schemas.openxmlformats.org/drawingml/2006/picture">
+                <pic:pic xmlns:pic="http://schemas.openxmlformats.org/drawingml/2006/picture">
+                  <pic:nvPicPr>
+                    <pic:cNvPr id="1" name=""/>
+                    <pic:cNvPicPr/>
+                  </pic:nvPicPr>
+                  <pic:blipFill rotWithShape="1">
+                    <a:blip r:embed="rId15"/>
+                    <a:srcRect l="23934" t="21683" r="8792" b="11119"/>
+                    <a:stretch/>
+                  </pic:blipFill>
+                  <pic:spPr bwMode="auto">
+                    <a:xfrm>
+                      <a:off x="0" y="0"/>
+                      <a:ext cx="3855793" cy="2165569"/>
+                    </a:xfrm>
+                    <a:prstGeom prst="rect">
+                      <a:avLst/>
+                    </a:prstGeom>
+                    <a:ln>
+                      <a:noFill/>
+                    </a:ln>
+                    <a:extLst>
+                      <a:ext uri="{53640926-AAD7-44D8-BBD7-CCE9431645EC}">
+                        <a14:shadowObscured xmlns:a14="http://schemas.microsoft.com/office/drawing/2010/main"/>
+                      </a:ext>
+                    </a:extLst>
+                  </pic:spPr>
+                </pic:pic>
+              </a:graphicData>
+            </a:graphic>
+          </wp:inline>
+        </w:drawing>
+      </w:r>
+    </w:p>
+    <w:p>
+      <w:pPr>
+        <w:rPr>
+          <w:lang w:val="en-US"/>
+        </w:rPr>
+      </w:pPr>
+    </w:p>
+    <w:p>
+      <w:pPr>
+        <w:rPr>
+          <w:b/>
+          <w:bCs/>
+          <w:lang w:val="en-US"/>
+        </w:rPr>
+      </w:pPr>
+      <w:r>
+        <w:rPr>
+          <w:b/>
+          <w:bCs/>
+          <w:lang w:val="en-US"/>
+        </w:rPr>
+        <w:t>Maven Execution</w:t>
+      </w:r>
+    </w:p>
+    <w:p>
+      <w:pPr>
+        <w:rPr>
+          <w:b/>
+          <w:bCs/>
+          <w:lang w:val="en-US"/>
+        </w:rPr>
+      </w:pPr>
+      <w:r>
+        <w:rPr>
+          <w:b/>
+          <w:bCs/>
+          <w:lang w:val="en-US"/>
+        </w:rPr>
+        <w:t>Plugins required</w:t>
+      </w:r>
+    </w:p>
+    <w:p>
+      <w:pPr>
+        <w:pStyle w:val="ListParagraph"/>
+        <w:numPr>
+          <w:ilvl w:val="0"/>
+          <w:numId w:val="37"/>
+        </w:numPr>
+        <w:rPr>
+          <w:lang w:val="en-US"/>
+        </w:rPr>
+      </w:pPr>
+      <w:r>
+        <w:rPr>
+          <w:lang w:val="en-US"/>
+        </w:rPr>
+        <w:t>Maven Compiler Plugin</w:t>
+      </w:r>
+    </w:p>
+    <w:p>
+      <w:pPr>
+        <w:pStyle w:val="ListParagraph"/>
+        <w:numPr>
+          <w:ilvl w:val="0"/>
+          <w:numId w:val="37"/>
+        </w:numPr>
+        <w:rPr>
+          <w:lang w:val="en-US"/>
+        </w:rPr>
+      </w:pPr>
+      <w:r>
+        <w:rPr>
+          <w:lang w:val="en-US"/>
+        </w:rPr>
+        <w:t>Maven Surefire Plugin</w:t>
+      </w:r>
+    </w:p>
+    <w:p>
+      <w:pPr>
+        <w:rPr>
+          <w:lang w:val="en-US"/>
+        </w:rPr>
+      </w:pPr>
+    </w:p>
+    <w:p>
+      <w:pPr>
+        <w:rPr>
+          <w:lang w:val="en-US"/>
+        </w:rPr>
+      </w:pPr>
+      <w:r>
+        <w:rPr>
+          <w:lang w:val="en-US"/>
+        </w:rPr>
+        <w:br w:type="page"/>
+      </w:r>
+    </w:p>
+    <w:p>
+      <w:pPr>
+        <w:rPr>
+          <w:b/>
+          <w:bCs/>
+          <w:lang w:val="en-US"/>
+        </w:rPr>
+      </w:pPr>
+      <w:r>
+        <w:rPr>
+          <w:b/>
+          <w:bCs/>
+          <w:lang w:val="en-US"/>
+        </w:rPr>
+        <w:lastRenderedPageBreak/>
+        <w:t>BDD Framework (BDD Approach)</w:t>
+      </w:r>
+    </w:p>
+    <w:p>
+      <w:pPr>
+        <w:rPr>
+          <w:lang w:val="en-US"/>
+        </w:rPr>
+      </w:pPr>
+    </w:p>
+    <w:p>
+      <w:pPr>
+        <w:pStyle w:val="ListParagraph"/>
+        <w:numPr>
+          <w:ilvl w:val="0"/>
+          <w:numId w:val="38"/>
+        </w:numPr>
+        <w:rPr>
+          <w:lang w:val="en-US"/>
+        </w:rPr>
+      </w:pPr>
+      <w:r>
+        <w:rPr>
+          <w:lang w:val="en-US"/>
+        </w:rPr>
+        <w:t>BA, Development team and QA team will gather the requirements from client.</w:t>
+      </w:r>
+    </w:p>
+    <w:p>
+      <w:pPr>
+        <w:pStyle w:val="ListParagraph"/>
+        <w:numPr>
+          <w:ilvl w:val="0"/>
+          <w:numId w:val="38"/>
+        </w:numPr>
+        <w:rPr>
+          <w:lang w:val="en-US"/>
+        </w:rPr>
+      </w:pPr>
+      <w:r>
+        <w:rPr>
+          <w:lang w:val="en-US"/>
+        </w:rPr>
+        <w:t>Requirements will be shared with QA team.</w:t>
+      </w:r>
+    </w:p>
+    <w:p>
+      <w:pPr>
+        <w:pStyle w:val="ListParagraph"/>
+        <w:numPr>
+          <w:ilvl w:val="0"/>
+          <w:numId w:val="38"/>
+        </w:numPr>
+        <w:rPr>
+          <w:lang w:val="en-US"/>
+        </w:rPr>
+      </w:pPr>
+      <w:r>
+        <w:rPr>
+          <w:lang w:val="en-US"/>
+        </w:rPr>
+        <w:t xml:space="preserve">QA team will create </w:t>
+      </w:r>
+      <w:r>
+        <w:rPr>
+          <w:b/>
+          <w:bCs/>
+          <w:lang w:val="en-US"/>
+        </w:rPr>
+        <w:t>Feature File (1</w:t>
+      </w:r>
+      <w:r>
+        <w:rPr>
+          <w:b/>
+          <w:bCs/>
+          <w:vertAlign w:val="superscript"/>
+          <w:lang w:val="en-US"/>
+        </w:rPr>
+        <w:t>st</w:t>
+      </w:r>
+      <w:r>
+        <w:rPr>
+          <w:b/>
+          <w:bCs/>
+          <w:lang w:val="en-US"/>
+        </w:rPr>
+        <w:t xml:space="preserve"> Component of BDD)</w:t>
+      </w:r>
+    </w:p>
+    <w:p>
+      <w:pPr>
+        <w:pStyle w:val="ListParagraph"/>
+        <w:numPr>
+          <w:ilvl w:val="0"/>
+          <w:numId w:val="38"/>
+        </w:numPr>
+        <w:rPr>
+          <w:lang w:val="en-US"/>
+        </w:rPr>
+      </w:pPr>
+      <w:r>
+        <w:rPr>
+          <w:lang w:val="en-US"/>
+        </w:rPr>
+        <w:t>This feature file will be shared with</w:t>
+      </w:r>
+    </w:p>
+    <w:p>
+      <w:pPr>
+        <w:pStyle w:val="ListParagraph"/>
+        <w:numPr>
+          <w:ilvl w:val="1"/>
+          <w:numId w:val="38"/>
+        </w:numPr>
+        <w:rPr>
+          <w:lang w:val="en-US"/>
+        </w:rPr>
+      </w:pPr>
+      <w:r>
+        <w:rPr>
+          <w:lang w:val="en-US"/>
+        </w:rPr>
+        <w:t>Developer</w:t>
+      </w:r>
+    </w:p>
+    <w:p>
+      <w:pPr>
+        <w:pStyle w:val="ListParagraph"/>
+        <w:numPr>
+          <w:ilvl w:val="1"/>
+          <w:numId w:val="38"/>
+        </w:numPr>
+        <w:rPr>
+          <w:lang w:val="en-US"/>
+        </w:rPr>
+      </w:pPr>
+      <w:r>
+        <w:rPr>
+          <w:lang w:val="en-US"/>
+        </w:rPr>
+        <w:t>Manual Tester</w:t>
+      </w:r>
+    </w:p>
+    <w:p>
+      <w:pPr>
+        <w:pStyle w:val="ListParagraph"/>
+        <w:numPr>
+          <w:ilvl w:val="1"/>
+          <w:numId w:val="38"/>
+        </w:numPr>
+        <w:rPr>
+          <w:lang w:val="en-US"/>
+        </w:rPr>
+      </w:pPr>
+      <w:r>
+        <w:rPr>
+          <w:lang w:val="en-US"/>
+        </w:rPr>
+        <w:t>Automation Tester</w:t>
+      </w:r>
+    </w:p>
+    <w:p>
+      <w:pPr>
+        <w:pStyle w:val="ListParagraph"/>
+        <w:numPr>
+          <w:ilvl w:val="0"/>
+          <w:numId w:val="38"/>
+        </w:numPr>
+        <w:rPr>
+          <w:lang w:val="en-US"/>
+        </w:rPr>
+      </w:pPr>
+      <w:r>
+        <w:rPr>
+          <w:lang w:val="en-US"/>
+        </w:rPr>
+        <w:t xml:space="preserve">Automation tester will execute this feature file and he will get </w:t>
+      </w:r>
+      <w:r>
+        <w:rPr>
+          <w:b/>
+          <w:bCs/>
+          <w:lang w:val="en-US"/>
+        </w:rPr>
+        <w:t>Glue Code / Step Definition (2</w:t>
+      </w:r>
+      <w:r>
+        <w:rPr>
+          <w:b/>
+          <w:bCs/>
+          <w:vertAlign w:val="superscript"/>
+          <w:lang w:val="en-US"/>
+        </w:rPr>
+        <w:t>nd</w:t>
+      </w:r>
+      <w:r>
+        <w:rPr>
+          <w:b/>
+          <w:bCs/>
+          <w:lang w:val="en-US"/>
+        </w:rPr>
+        <w:t xml:space="preserve"> Component of BDD)</w:t>
+      </w:r>
+    </w:p>
+    <w:p>
+      <w:pPr>
+        <w:pStyle w:val="ListParagraph"/>
+        <w:numPr>
+          <w:ilvl w:val="0"/>
+          <w:numId w:val="38"/>
+        </w:numPr>
+        <w:rPr>
+          <w:lang w:val="en-US"/>
+        </w:rPr>
+      </w:pPr>
+      <w:r>
+        <w:rPr>
+          <w:lang w:val="en-US"/>
+        </w:rPr>
+        <w:t xml:space="preserve">For execution we require </w:t>
+      </w:r>
+      <w:r>
+        <w:rPr>
+          <w:b/>
+          <w:bCs/>
+          <w:lang w:val="en-US"/>
+        </w:rPr>
+        <w:t>Runner Class (3</w:t>
+      </w:r>
+      <w:r>
+        <w:rPr>
+          <w:b/>
+          <w:bCs/>
+          <w:vertAlign w:val="superscript"/>
+          <w:lang w:val="en-US"/>
+        </w:rPr>
+        <w:t>rd</w:t>
+      </w:r>
+      <w:r>
+        <w:rPr>
+          <w:b/>
+          <w:bCs/>
+          <w:lang w:val="en-US"/>
+        </w:rPr>
+        <w:t xml:space="preserve"> Component of BDD)</w:t>
+      </w:r>
+    </w:p>
+    <w:p>
+      <w:pPr>
+        <w:rPr>
+          <w:lang w:val="en-US"/>
+        </w:rPr>
+      </w:pPr>
+    </w:p>
+    <w:p>
+      <w:pPr>
+        <w:rPr>
+          <w:b/>
+          <w:bCs/>
+          <w:lang w:val="en-US"/>
+        </w:rPr>
+      </w:pPr>
+      <w:r>
+        <w:rPr>
+          <w:b/>
+          <w:bCs/>
+          <w:lang w:val="en-US"/>
+        </w:rPr>
+        <w:t>Feature</w:t>
+      </w:r>
+      <w:r>
+        <w:rPr>
+          <w:b/>
+          <w:bCs/>
+          <w:lang w:val="en-US"/>
+        </w:rPr>
+        <w:t xml:space="preserve"> File</w:t>
+      </w:r>
+    </w:p>
+    <w:p>
+      <w:pPr>
+        <w:pStyle w:val="ListParagraph"/>
+        <w:numPr>
+          <w:ilvl w:val="0"/>
+          <w:numId w:val="39"/>
+        </w:numPr>
+        <w:rPr>
+          <w:lang w:val="en-US"/>
+        </w:rPr>
+      </w:pPr>
+      <w:r>
+        <w:rPr>
+          <w:lang w:val="en-US"/>
+        </w:rPr>
+        <w:t>Collection of Test Scenarios</w:t>
+      </w:r>
+    </w:p>
+    <w:p>
+      <w:pPr>
+        <w:pStyle w:val="ListParagraph"/>
+        <w:numPr>
+          <w:ilvl w:val="0"/>
+          <w:numId w:val="39"/>
+        </w:numPr>
+        <w:rPr>
+          <w:b/>
+          <w:bCs/>
+          <w:lang w:val="en-US"/>
+        </w:rPr>
+      </w:pPr>
+      <w:r>
+        <w:rPr>
+          <w:lang w:val="en-US"/>
+        </w:rPr>
+        <w:t xml:space="preserve">Having extension </w:t>
+      </w:r>
+      <w:r>
+        <w:rPr>
+          <w:b/>
+          <w:bCs/>
+          <w:lang w:val="en-US"/>
+        </w:rPr>
+        <w:t>.feature</w:t>
+      </w:r>
+    </w:p>
+    <w:p>
+      <w:pPr>
+        <w:pStyle w:val="ListParagraph"/>
+        <w:numPr>
+          <w:ilvl w:val="0"/>
+          <w:numId w:val="39"/>
+        </w:numPr>
+        <w:rPr>
+          <w:lang w:val="en-US"/>
+        </w:rPr>
+      </w:pPr>
+      <w:r>
+        <w:rPr>
+          <w:lang w:val="en-US"/>
+        </w:rPr>
+        <w:t xml:space="preserve">Created using </w:t>
+      </w:r>
+      <w:r>
+        <w:rPr>
+          <w:b/>
+          <w:bCs/>
+          <w:lang w:val="en-US"/>
+        </w:rPr>
+        <w:t>Gherkin Language / Syntax</w:t>
+      </w:r>
+    </w:p>
+    <w:p>
+      <w:pPr>
+        <w:pStyle w:val="ListParagraph"/>
+        <w:numPr>
+          <w:ilvl w:val="0"/>
+          <w:numId w:val="39"/>
+        </w:numPr>
+        <w:rPr>
+          <w:lang w:val="en-US"/>
+        </w:rPr>
+      </w:pPr>
+      <w:r>
+        <w:rPr>
+          <w:lang w:val="en-US"/>
+        </w:rPr>
+        <w:t>Created using Keywords</w:t>
+      </w:r>
+    </w:p>
+    <w:p>
+      <w:pPr>
+        <w:pStyle w:val="ListParagraph"/>
+        <w:numPr>
+          <w:ilvl w:val="1"/>
+          <w:numId w:val="39"/>
+        </w:numPr>
+        <w:rPr>
+          <w:lang w:val="en-US"/>
+        </w:rPr>
+      </w:pPr>
+      <w:r>
+        <w:rPr>
+          <w:lang w:val="en-US"/>
+        </w:rPr>
+        <w:t xml:space="preserve">Feature: </w:t>
+      </w:r>
+      <w:r>
+        <w:rPr>
+          <w:lang w:val="en-US"/>
+        </w:rPr>
+        <w:sym w:font="Wingdings" w:char="F0E0"/>
+      </w:r>
+      <w:r>
+        <w:rPr>
+          <w:lang w:val="en-US"/>
+        </w:rPr>
+        <w:t xml:space="preserve"> Represents Requirement</w:t>
+      </w:r>
+    </w:p>
+    <w:p>
+      <w:pPr>
+        <w:pStyle w:val="ListParagraph"/>
+        <w:numPr>
+          <w:ilvl w:val="1"/>
+          <w:numId w:val="39"/>
+        </w:numPr>
+        <w:rPr>
+          <w:lang w:val="en-US"/>
+        </w:rPr>
+      </w:pPr>
+      <w:r>
+        <w:rPr>
+          <w:lang w:val="en-US"/>
+        </w:rPr>
+        <w:t xml:space="preserve">Scenario: </w:t>
+      </w:r>
+      <w:r>
+        <w:rPr>
+          <w:lang w:val="en-US"/>
+        </w:rPr>
+        <w:sym w:font="Wingdings" w:char="F0E0"/>
+      </w:r>
+      <w:r>
+        <w:rPr>
+          <w:lang w:val="en-US"/>
+        </w:rPr>
+        <w:t xml:space="preserve"> Represents Test Scenario (Objective)</w:t>
+      </w:r>
+    </w:p>
+    <w:p>
+      <w:pPr>
+        <w:pStyle w:val="ListParagraph"/>
+        <w:numPr>
+          <w:ilvl w:val="1"/>
+          <w:numId w:val="39"/>
+        </w:numPr>
+        <w:rPr>
+          <w:lang w:val="en-US"/>
+        </w:rPr>
+      </w:pPr>
+      <w:r>
+        <w:rPr>
+          <w:lang w:val="en-US"/>
+        </w:rPr>
+        <w:t xml:space="preserve">Given </w:t>
+      </w:r>
+      <w:r>
+        <w:rPr>
+          <w:lang w:val="en-US"/>
+        </w:rPr>
+        <w:sym w:font="Wingdings" w:char="F0E0"/>
+      </w:r>
+      <w:r>
+        <w:rPr>
+          <w:lang w:val="en-US"/>
+        </w:rPr>
+        <w:t xml:space="preserve"> Represents Pre-Requisite</w:t>
+      </w:r>
+    </w:p>
+    <w:p>
+      <w:pPr>
+        <w:pStyle w:val="ListParagraph"/>
+        <w:numPr>
+          <w:ilvl w:val="1"/>
+          <w:numId w:val="39"/>
+        </w:numPr>
+        <w:rPr>
+          <w:lang w:val="en-US"/>
+        </w:rPr>
+      </w:pPr>
+      <w:r>
+        <w:rPr>
+          <w:lang w:val="en-US"/>
+        </w:rPr>
+        <w:t xml:space="preserve">When </w:t>
+      </w:r>
+      <w:r>
+        <w:rPr>
+          <w:lang w:val="en-US"/>
+        </w:rPr>
+        <w:sym w:font="Wingdings" w:char="F0E0"/>
+      </w:r>
+      <w:r>
+        <w:rPr>
+          <w:lang w:val="en-US"/>
+        </w:rPr>
+        <w:t xml:space="preserve"> Represents Steps</w:t>
+      </w:r>
+    </w:p>
+    <w:p>
+      <w:pPr>
+        <w:pStyle w:val="ListParagraph"/>
+        <w:numPr>
+          <w:ilvl w:val="1"/>
+          <w:numId w:val="39"/>
+        </w:numPr>
+        <w:rPr>
+          <w:lang w:val="en-US"/>
+        </w:rPr>
+      </w:pPr>
+      <w:r>
+        <w:rPr>
+          <w:lang w:val="en-US"/>
+        </w:rPr>
+        <w:t>Then</w:t>
+      </w:r>
+      <w:r>
+        <w:rPr>
+          <w:lang w:val="en-US"/>
+        </w:rPr>
+        <w:t xml:space="preserve"> </w:t>
+      </w:r>
+      <w:r>
+        <w:rPr>
+          <w:lang w:val="en-US"/>
+        </w:rPr>
+        <w:sym w:font="Wingdings" w:char="F0E0"/>
+      </w:r>
+      <w:r>
+        <w:rPr>
+          <w:lang w:val="en-US"/>
+        </w:rPr>
+        <w:t xml:space="preserve"> Represents Expected Result</w:t>
+      </w:r>
+    </w:p>
+    <w:p>
+      <w:pPr>
+        <w:pStyle w:val="ListParagraph"/>
+        <w:numPr>
+          <w:ilvl w:val="1"/>
+          <w:numId w:val="39"/>
+        </w:numPr>
+        <w:rPr>
+          <w:lang w:val="en-US"/>
+        </w:rPr>
+      </w:pPr>
+      <w:r>
+        <w:rPr>
+          <w:lang w:val="en-US"/>
+        </w:rPr>
+        <w:t>And</w:t>
+      </w:r>
+      <w:r>
+        <w:rPr>
+          <w:lang w:val="en-US"/>
+        </w:rPr>
+        <w:t xml:space="preserve"> </w:t>
+      </w:r>
+      <w:r>
+        <w:rPr>
+          <w:lang w:val="en-US"/>
+        </w:rPr>
+        <w:sym w:font="Wingdings" w:char="F0E0"/>
+      </w:r>
+      <w:r>
+        <w:rPr>
+          <w:lang w:val="en-US"/>
+        </w:rPr>
+        <w:t xml:space="preserve"> Used to combine multiple When statements</w:t>
+      </w:r>
+    </w:p>
+    <w:p>
+      <w:pPr>
+        <w:pStyle w:val="ListParagraph"/>
+        <w:numPr>
+          <w:ilvl w:val="1"/>
+          <w:numId w:val="39"/>
+        </w:numPr>
+        <w:rPr>
+          <w:lang w:val="en-US"/>
+        </w:rPr>
+      </w:pPr>
+      <w:r>
+        <w:rPr>
+          <w:lang w:val="en-US"/>
+        </w:rPr>
+        <w:t>Background:</w:t>
+      </w:r>
+      <w:r>
+        <w:rPr>
+          <w:lang w:val="en-US"/>
+        </w:rPr>
+        <w:t xml:space="preserve"> </w:t>
+      </w:r>
+      <w:r>
+        <w:rPr>
+          <w:lang w:val="en-US"/>
+        </w:rPr>
+        <w:sym w:font="Wingdings" w:char="F0E0"/>
+      </w:r>
+      <w:r>
+        <w:rPr>
+          <w:lang w:val="en-US"/>
+        </w:rPr>
+        <w:t xml:space="preserve"> Used to execute </w:t>
+      </w:r>
+      <w:proofErr w:type="gramStart"/>
+      <w:r>
+        <w:rPr>
+          <w:lang w:val="en-US"/>
+        </w:rPr>
+        <w:t>Given</w:t>
+      </w:r>
+      <w:proofErr w:type="gramEnd"/>
+      <w:r>
+        <w:rPr>
+          <w:lang w:val="en-US"/>
+        </w:rPr>
+        <w:t xml:space="preserve"> statement for multiple time for multiple scenarios.</w:t>
+      </w:r>
+    </w:p>
+    <w:p>
+      <w:pPr>
+        <w:pStyle w:val="ListParagraph"/>
+        <w:numPr>
+          <w:ilvl w:val="1"/>
+          <w:numId w:val="39"/>
+        </w:numPr>
+        <w:rPr>
+          <w:lang w:val="en-US"/>
+        </w:rPr>
+      </w:pPr>
+      <w:r>
+        <w:rPr>
+          <w:lang w:val="en-US"/>
+        </w:rPr>
+        <w:t>Scenario Outline:</w:t>
+      </w:r>
+      <w:r>
+        <w:rPr>
+          <w:lang w:val="en-US"/>
+        </w:rPr>
+        <w:t xml:space="preserve"> </w:t>
+      </w:r>
+      <w:r>
+        <w:rPr>
+          <w:lang w:val="en-US"/>
+        </w:rPr>
+        <w:sym w:font="Wingdings" w:char="F0E0"/>
+      </w:r>
+      <w:r>
+        <w:rPr>
+          <w:lang w:val="en-US"/>
+        </w:rPr>
+        <w:t xml:space="preserve"> Used for Data Driven Testing</w:t>
+      </w:r>
+    </w:p>
+    <w:p>
+      <w:pPr>
+        <w:pStyle w:val="ListParagraph"/>
+        <w:numPr>
+          <w:ilvl w:val="1"/>
+          <w:numId w:val="39"/>
+        </w:numPr>
+        <w:rPr>
+          <w:lang w:val="en-US"/>
+        </w:rPr>
+      </w:pPr>
+      <w:r>
+        <w:rPr>
+          <w:lang w:val="en-US"/>
+        </w:rPr>
+        <w:t>Examples:</w:t>
+      </w:r>
+      <w:r>
+        <w:rPr>
+          <w:lang w:val="en-US"/>
+        </w:rPr>
+        <w:t xml:space="preserve"> </w:t>
+      </w:r>
+      <w:r>
+        <w:rPr>
+          <w:lang w:val="en-US"/>
+        </w:rPr>
+        <w:sym w:font="Wingdings" w:char="F0E0"/>
+      </w:r>
+      <w:r>
+        <w:rPr>
+          <w:lang w:val="en-US"/>
+        </w:rPr>
+        <w:t xml:space="preserve"> Used for Data Driven Testing for sending the data to Scenario</w:t>
+      </w:r>
+    </w:p>
+    <w:p>
+      <w:pPr>
+        <w:pBdr>
+          <w:bottom w:val="single" w:sz="6" w:space="1" w:color="auto"/>
+        </w:pBdr>
+        <w:rPr>
+          <w:lang w:val="en-US"/>
+        </w:rPr>
+      </w:pPr>
+    </w:p>
+    <w:p>
+      <w:pPr>
+        <w:rPr>
+          <w:lang w:val="en-US"/>
+        </w:rPr>
+      </w:pPr>
+      <w:r>
+        <w:rPr>
+          <w:lang w:val="en-US"/>
+        </w:rPr>
+        <w:t>Requirement – Validate Google Title</w:t>
+      </w:r>
+    </w:p>
+    <w:p>
+      <w:pPr>
+        <w:pStyle w:val="ListParagraph"/>
+        <w:numPr>
+          <w:ilvl w:val="0"/>
+          <w:numId w:val="40"/>
+        </w:numPr>
+        <w:rPr>
+          <w:lang w:val="en-US"/>
+        </w:rPr>
+      </w:pPr>
+      <w:r>
+        <w:rPr>
+          <w:lang w:val="en-US"/>
+        </w:rPr>
+        <w:t>Open Google</w:t>
+      </w:r>
+    </w:p>
+    <w:p>
+      <w:pPr>
+        <w:pStyle w:val="ListParagraph"/>
+        <w:numPr>
+          <w:ilvl w:val="0"/>
+          <w:numId w:val="40"/>
+        </w:numPr>
+        <w:rPr>
+          <w:lang w:val="en-US"/>
+        </w:rPr>
+      </w:pPr>
+      <w:r>
+        <w:rPr>
+          <w:lang w:val="en-US"/>
+        </w:rPr>
+        <w:t>Read the title</w:t>
+      </w:r>
+    </w:p>
+    <w:p>
+      <w:pPr>
+        <w:pStyle w:val="ListParagraph"/>
+        <w:numPr>
+          <w:ilvl w:val="0"/>
+          <w:numId w:val="40"/>
+        </w:numPr>
+        <w:rPr>
+          <w:lang w:val="en-US"/>
+        </w:rPr>
+      </w:pPr>
+      <w:r>
+        <w:rPr>
+          <w:lang w:val="en-US"/>
+        </w:rPr>
+        <w:t>Validate that title should be Google</w:t>
+      </w:r>
+    </w:p>
+    <w:p>
+      <w:pPr>
+        <w:rPr>
+          <w:lang w:val="en-US"/>
+        </w:rPr>
+      </w:pPr>
+      <w:r>
+        <w:rPr>
+          <w:lang w:val="en-US"/>
+        </w:rPr>
+        <w:t>Feature File</w:t>
+      </w:r>
+    </w:p>
+    <w:p>
+      <w:pPr>
+        <w:rPr>
+          <w:lang w:val="en-US"/>
+        </w:rPr>
+      </w:pPr>
+      <w:r>
+        <w:rPr>
+          <w:lang w:val="en-US"/>
+        </w:rPr>
+        <w:t>Feature: Validate Google Title</w:t>
+      </w:r>
+    </w:p>
+    <w:p>
+      <w:pPr>
+        <w:rPr>
+          <w:lang w:val="en-US"/>
+        </w:rPr>
+      </w:pPr>
+      <w:r>
+        <w:rPr>
+          <w:lang w:val="en-US"/>
+        </w:rPr>
+        <w:t>Scenario: To validate title of Google page</w:t>
+      </w:r>
+    </w:p>
+    <w:p>
+      <w:pPr>
+        <w:rPr>
+          <w:lang w:val="en-US"/>
+        </w:rPr>
+      </w:pPr>
+      <w:r>
+        <w:rPr>
+          <w:lang w:val="en-US"/>
+        </w:rPr>
+        <w:t>Given Open Google</w:t>
+      </w:r>
+    </w:p>
+    <w:p>
+      <w:pPr>
+        <w:rPr>
+          <w:lang w:val="en-US"/>
+        </w:rPr>
+      </w:pPr>
+      <w:r>
+        <w:rPr>
+          <w:lang w:val="en-US"/>
+        </w:rPr>
+        <w:t>When Read the title</w:t>
+      </w:r>
+    </w:p>
+    <w:p>
+      <w:pPr>
+        <w:pBdr>
+          <w:bottom w:val="single" w:sz="6" w:space="1" w:color="auto"/>
+        </w:pBdr>
+        <w:rPr>
+          <w:lang w:val="en-US"/>
+        </w:rPr>
+      </w:pPr>
+      <w:r>
+        <w:rPr>
+          <w:lang w:val="en-US"/>
+        </w:rPr>
+        <w:t>Then Title should be Google</w:t>
+      </w:r>
+    </w:p>
+    <w:p>
+      <w:pPr>
+        <w:rPr>
+          <w:lang w:val="en-US"/>
+        </w:rPr>
+      </w:pPr>
+      <w:r>
+        <w:rPr>
+          <w:lang w:val="en-US"/>
+        </w:rPr>
+        <w:lastRenderedPageBreak/>
+        <w:t>Requirement: Google search</w:t>
+      </w:r>
+    </w:p>
+    <w:p>
+      <w:pPr>
+        <w:pStyle w:val="ListParagraph"/>
+        <w:numPr>
+          <w:ilvl w:val="0"/>
+          <w:numId w:val="41"/>
+        </w:numPr>
+        <w:rPr>
+          <w:lang w:val="en-US"/>
+        </w:rPr>
+      </w:pPr>
+      <w:r>
+        <w:rPr>
+          <w:lang w:val="en-US"/>
+        </w:rPr>
+        <w:t>Open Google</w:t>
+      </w:r>
+    </w:p>
+    <w:p>
+      <w:pPr>
+        <w:pStyle w:val="ListParagraph"/>
+        <w:numPr>
+          <w:ilvl w:val="0"/>
+          <w:numId w:val="41"/>
+        </w:numPr>
+        <w:rPr>
+          <w:lang w:val="en-US"/>
+        </w:rPr>
+      </w:pPr>
+      <w:r>
+        <w:rPr>
+          <w:lang w:val="en-US"/>
+        </w:rPr>
+        <w:t>Enter keyword to be searched</w:t>
+      </w:r>
+    </w:p>
+    <w:p>
+      <w:pPr>
+        <w:pStyle w:val="ListParagraph"/>
+        <w:numPr>
+          <w:ilvl w:val="0"/>
+          <w:numId w:val="41"/>
+        </w:numPr>
+        <w:rPr>
+          <w:lang w:val="en-US"/>
+        </w:rPr>
+      </w:pPr>
+      <w:r>
+        <w:rPr>
+          <w:lang w:val="en-US"/>
+        </w:rPr>
+        <w:t>Hit enter</w:t>
+      </w:r>
+    </w:p>
+    <w:p>
+      <w:pPr>
+        <w:pStyle w:val="ListParagraph"/>
+        <w:numPr>
+          <w:ilvl w:val="0"/>
+          <w:numId w:val="41"/>
+        </w:numPr>
+        <w:rPr>
+          <w:lang w:val="en-US"/>
+        </w:rPr>
+      </w:pPr>
+      <w:r>
+        <w:rPr>
+          <w:lang w:val="en-US"/>
+        </w:rPr>
+        <w:t>A valid result should display</w:t>
+      </w:r>
+    </w:p>
+    <w:p>
+      <w:pPr>
+        <w:rPr>
+          <w:lang w:val="en-US"/>
+        </w:rPr>
+      </w:pPr>
+      <w:r>
+        <w:rPr>
+          <w:lang w:val="en-US"/>
+        </w:rPr>
+        <w:t>Feature File</w:t>
+      </w:r>
+    </w:p>
+    <w:p>
+      <w:pPr>
+        <w:rPr>
+          <w:lang w:val="en-US"/>
+        </w:rPr>
+      </w:pPr>
+      <w:r>
+        <w:rPr>
+          <w:lang w:val="en-US"/>
+        </w:rPr>
+        <w:t>Feature: Google Search</w:t>
+      </w:r>
+    </w:p>
+    <w:p>
+      <w:pPr>
+        <w:rPr>
+          <w:lang w:val="en-US"/>
+        </w:rPr>
+      </w:pPr>
+      <w:r>
+        <w:rPr>
+          <w:lang w:val="en-US"/>
+        </w:rPr>
+        <w:t>Scenario: To validate search functionality on Google</w:t>
+      </w:r>
+    </w:p>
+    <w:p>
+      <w:pPr>
+        <w:rPr>
+          <w:lang w:val="en-US"/>
+        </w:rPr>
+      </w:pPr>
+      <w:r>
+        <w:rPr>
+          <w:lang w:val="en-US"/>
+        </w:rPr>
+        <w:t>Given Open Google</w:t>
+      </w:r>
+    </w:p>
+    <w:p>
+      <w:pPr>
+        <w:rPr>
+          <w:lang w:val="en-US"/>
+        </w:rPr>
+      </w:pPr>
+      <w:r>
+        <w:rPr>
+          <w:lang w:val="en-US"/>
+        </w:rPr>
+        <w:t>When I enter keyword to search</w:t>
+      </w:r>
+    </w:p>
+    <w:p>
+      <w:pPr>
+        <w:rPr>
+          <w:lang w:val="en-US"/>
+        </w:rPr>
+      </w:pPr>
+      <w:r>
+        <w:rPr>
+          <w:lang w:val="en-US"/>
+        </w:rPr>
+        <w:t>And I hit enter key</w:t>
+      </w:r>
+    </w:p>
+    <w:p>
+      <w:pPr>
+        <w:rPr>
+          <w:lang w:val="en-US"/>
+        </w:rPr>
+      </w:pPr>
+      <w:r>
+        <w:rPr>
+          <w:lang w:val="en-US"/>
+        </w:rPr>
+        <w:t xml:space="preserve">Then </w:t>
+      </w:r>
+      <w:proofErr w:type="gramStart"/>
+      <w:r>
+        <w:rPr>
+          <w:lang w:val="en-US"/>
+        </w:rPr>
+        <w:t>A</w:t>
+      </w:r>
+      <w:proofErr w:type="gramEnd"/>
+      <w:r>
+        <w:rPr>
+          <w:lang w:val="en-US"/>
+        </w:rPr>
+        <w:t xml:space="preserve"> valid search result should display</w:t>
+      </w:r>
+    </w:p>
+    <w:p>
+      <w:pPr>
+        <w:rPr>
+          <w:lang w:val="en-US"/>
+        </w:rPr>
+      </w:pPr>
+    </w:p>
+    <w:p>
+      <w:pPr>
+        <w:rPr>
+          <w:lang w:val="en-US"/>
+        </w:rPr>
+      </w:pPr>
       <w:bookmarkStart w:id="0" w:name="_GoBack"/>
       <w:bookmarkEnd w:id="0"/>
-    </w:p>
-    <w:p>
-      <w:pPr>
-        <w:rPr>
-          <w:lang w:val="en-US"/>
-        </w:rPr>
-      </w:pPr>
     </w:p>
     <w:sectPr>
       <w:pgSz w:w="11906" w:h="16838"/>
@@ -8844,6 +10355,95 @@
     </w:lvl>
   </w:abstractNum>
   <w:abstractNum w:abstractNumId="3">
+    <w:nsid w:val="05FA697E"/>
+    <w:multiLevelType w:val="hybridMultilevel"/>
+    <w:tmpl w:val="AD1CAAFE"/>
+    <w:lvl w:ilvl="0" w:tplc="4009000F">
+      <w:start w:val="1"/>
+      <w:numFmt w:val="decimal"/>
+      <w:lvlText w:val="%1."/>
+      <w:lvlJc w:val="left"/>
+      <w:pPr>
+        <w:ind w:left="720" w:hanging="360"/>
+      </w:pPr>
+      <w:rPr>
+        <w:rFonts w:hint="default"/>
+      </w:rPr>
+    </w:lvl>
+    <w:lvl w:ilvl="1" w:tplc="40090019" w:tentative="1">
+      <w:start w:val="1"/>
+      <w:numFmt w:val="lowerLetter"/>
+      <w:lvlText w:val="%2."/>
+      <w:lvlJc w:val="left"/>
+      <w:pPr>
+        <w:ind w:left="1440" w:hanging="360"/>
+      </w:pPr>
+    </w:lvl>
+    <w:lvl w:ilvl="2" w:tplc="4009001B" w:tentative="1">
+      <w:start w:val="1"/>
+      <w:numFmt w:val="lowerRoman"/>
+      <w:lvlText w:val="%3."/>
+      <w:lvlJc w:val="right"/>
+      <w:pPr>
+        <w:ind w:left="2160" w:hanging="180"/>
+      </w:pPr>
+    </w:lvl>
+    <w:lvl w:ilvl="3" w:tplc="4009000F" w:tentative="1">
+      <w:start w:val="1"/>
+      <w:numFmt w:val="decimal"/>
+      <w:lvlText w:val="%4."/>
+      <w:lvlJc w:val="left"/>
+      <w:pPr>
+        <w:ind w:left="2880" w:hanging="360"/>
+      </w:pPr>
+    </w:lvl>
+    <w:lvl w:ilvl="4" w:tplc="40090019" w:tentative="1">
+      <w:start w:val="1"/>
+      <w:numFmt w:val="lowerLetter"/>
+      <w:lvlText w:val="%5."/>
+      <w:lvlJc w:val="left"/>
+      <w:pPr>
+        <w:ind w:left="3600" w:hanging="360"/>
+      </w:pPr>
+    </w:lvl>
+    <w:lvl w:ilvl="5" w:tplc="4009001B" w:tentative="1">
+      <w:start w:val="1"/>
+      <w:numFmt w:val="lowerRoman"/>
+      <w:lvlText w:val="%6."/>
+      <w:lvlJc w:val="right"/>
+      <w:pPr>
+        <w:ind w:left="4320" w:hanging="180"/>
+      </w:pPr>
+    </w:lvl>
+    <w:lvl w:ilvl="6" w:tplc="4009000F" w:tentative="1">
+      <w:start w:val="1"/>
+      <w:numFmt w:val="decimal"/>
+      <w:lvlText w:val="%7."/>
+      <w:lvlJc w:val="left"/>
+      <w:pPr>
+        <w:ind w:left="5040" w:hanging="360"/>
+      </w:pPr>
+    </w:lvl>
+    <w:lvl w:ilvl="7" w:tplc="40090019" w:tentative="1">
+      <w:start w:val="1"/>
+      <w:numFmt w:val="lowerLetter"/>
+      <w:lvlText w:val="%8."/>
+      <w:lvlJc w:val="left"/>
+      <w:pPr>
+        <w:ind w:left="5760" w:hanging="360"/>
+      </w:pPr>
+    </w:lvl>
+    <w:lvl w:ilvl="8" w:tplc="4009001B" w:tentative="1">
+      <w:start w:val="1"/>
+      <w:numFmt w:val="lowerRoman"/>
+      <w:lvlText w:val="%9."/>
+      <w:lvlJc w:val="right"/>
+      <w:pPr>
+        <w:ind w:left="6480" w:hanging="180"/>
+      </w:pPr>
+    </w:lvl>
+  </w:abstractNum>
+  <w:abstractNum w:abstractNumId="4">
     <w:nsid w:val="064A7961"/>
     <w:multiLevelType w:val="hybridMultilevel"/>
     <w:tmpl w:val="9C32C114"/>
@@ -8932,7 +10532,7 @@
       </w:pPr>
     </w:lvl>
   </w:abstractNum>
-  <w:abstractNum w:abstractNumId="4">
+  <w:abstractNum w:abstractNumId="5">
     <w:nsid w:val="081C4B5C"/>
     <w:multiLevelType w:val="hybridMultilevel"/>
     <w:tmpl w:val="A7724B04"/>
@@ -9045,7 +10645,7 @@
       </w:rPr>
     </w:lvl>
   </w:abstractNum>
-  <w:abstractNum w:abstractNumId="5">
+  <w:abstractNum w:abstractNumId="6">
     <w:nsid w:val="0D650195"/>
     <w:multiLevelType w:val="hybridMultilevel"/>
     <w:tmpl w:val="C8E48FE0"/>
@@ -9158,7 +10758,7 @@
       </w:rPr>
     </w:lvl>
   </w:abstractNum>
-  <w:abstractNum w:abstractNumId="6">
+  <w:abstractNum w:abstractNumId="7">
     <w:nsid w:val="0FC11B21"/>
     <w:multiLevelType w:val="hybridMultilevel"/>
     <w:tmpl w:val="D2A46348"/>
@@ -9247,7 +10847,7 @@
       </w:pPr>
     </w:lvl>
   </w:abstractNum>
-  <w:abstractNum w:abstractNumId="7">
+  <w:abstractNum w:abstractNumId="8">
     <w:nsid w:val="12920D9B"/>
     <w:multiLevelType w:val="hybridMultilevel"/>
     <w:tmpl w:val="3F783C4A"/>
@@ -9360,7 +10960,7 @@
       </w:rPr>
     </w:lvl>
   </w:abstractNum>
-  <w:abstractNum w:abstractNumId="8">
+  <w:abstractNum w:abstractNumId="9">
     <w:nsid w:val="1406528E"/>
     <w:multiLevelType w:val="hybridMultilevel"/>
     <w:tmpl w:val="B58C35A4"/>
@@ -9449,7 +11049,120 @@
       </w:pPr>
     </w:lvl>
   </w:abstractNum>
-  <w:abstractNum w:abstractNumId="9">
+  <w:abstractNum w:abstractNumId="10">
+    <w:nsid w:val="145D5EAB"/>
+    <w:multiLevelType w:val="hybridMultilevel"/>
+    <w:tmpl w:val="18D4FCA0"/>
+    <w:lvl w:ilvl="0" w:tplc="40090001">
+      <w:start w:val="1"/>
+      <w:numFmt w:val="bullet"/>
+      <w:lvlText w:val=""/>
+      <w:lvlJc w:val="left"/>
+      <w:pPr>
+        <w:ind w:left="720" w:hanging="360"/>
+      </w:pPr>
+      <w:rPr>
+        <w:rFonts w:ascii="Symbol" w:hAnsi="Symbol" w:hint="default"/>
+      </w:rPr>
+    </w:lvl>
+    <w:lvl w:ilvl="1" w:tplc="40090003">
+      <w:start w:val="1"/>
+      <w:numFmt w:val="bullet"/>
+      <w:lvlText w:val="o"/>
+      <w:lvlJc w:val="left"/>
+      <w:pPr>
+        <w:ind w:left="1440" w:hanging="360"/>
+      </w:pPr>
+      <w:rPr>
+        <w:rFonts w:ascii="Courier New" w:hAnsi="Courier New" w:cs="Courier New" w:hint="default"/>
+      </w:rPr>
+    </w:lvl>
+    <w:lvl w:ilvl="2" w:tplc="40090005" w:tentative="1">
+      <w:start w:val="1"/>
+      <w:numFmt w:val="bullet"/>
+      <w:lvlText w:val=""/>
+      <w:lvlJc w:val="left"/>
+      <w:pPr>
+        <w:ind w:left="2160" w:hanging="360"/>
+      </w:pPr>
+      <w:rPr>
+        <w:rFonts w:ascii="Wingdings" w:hAnsi="Wingdings" w:hint="default"/>
+      </w:rPr>
+    </w:lvl>
+    <w:lvl w:ilvl="3" w:tplc="40090001" w:tentative="1">
+      <w:start w:val="1"/>
+      <w:numFmt w:val="bullet"/>
+      <w:lvlText w:val=""/>
+      <w:lvlJc w:val="left"/>
+      <w:pPr>
+        <w:ind w:left="2880" w:hanging="360"/>
+      </w:pPr>
+      <w:rPr>
+        <w:rFonts w:ascii="Symbol" w:hAnsi="Symbol" w:hint="default"/>
+      </w:rPr>
+    </w:lvl>
+    <w:lvl w:ilvl="4" w:tplc="40090003" w:tentative="1">
+      <w:start w:val="1"/>
+      <w:numFmt w:val="bullet"/>
+      <w:lvlText w:val="o"/>
+      <w:lvlJc w:val="left"/>
+      <w:pPr>
+        <w:ind w:left="3600" w:hanging="360"/>
+      </w:pPr>
+      <w:rPr>
+        <w:rFonts w:ascii="Courier New" w:hAnsi="Courier New" w:cs="Courier New" w:hint="default"/>
+      </w:rPr>
+    </w:lvl>
+    <w:lvl w:ilvl="5" w:tplc="40090005" w:tentative="1">
+      <w:start w:val="1"/>
+      <w:numFmt w:val="bullet"/>
+      <w:lvlText w:val=""/>
+      <w:lvlJc w:val="left"/>
+      <w:pPr>
+        <w:ind w:left="4320" w:hanging="360"/>
+      </w:pPr>
+      <w:rPr>
+        <w:rFonts w:ascii="Wingdings" w:hAnsi="Wingdings" w:hint="default"/>
+      </w:rPr>
+    </w:lvl>
+    <w:lvl w:ilvl="6" w:tplc="40090001" w:tentative="1">
+      <w:start w:val="1"/>
+      <w:numFmt w:val="bullet"/>
+      <w:lvlText w:val=""/>
+      <w:lvlJc w:val="left"/>
+      <w:pPr>
+        <w:ind w:left="5040" w:hanging="360"/>
+      </w:pPr>
+      <w:rPr>
+        <w:rFonts w:ascii="Symbol" w:hAnsi="Symbol" w:hint="default"/>
+      </w:rPr>
+    </w:lvl>
+    <w:lvl w:ilvl="7" w:tplc="40090003" w:tentative="1">
+      <w:start w:val="1"/>
+      <w:numFmt w:val="bullet"/>
+      <w:lvlText w:val="o"/>
+      <w:lvlJc w:val="left"/>
+      <w:pPr>
+        <w:ind w:left="5760" w:hanging="360"/>
+      </w:pPr>
+      <w:rPr>
+        <w:rFonts w:ascii="Courier New" w:hAnsi="Courier New" w:cs="Courier New" w:hint="default"/>
+      </w:rPr>
+    </w:lvl>
+    <w:lvl w:ilvl="8" w:tplc="40090005" w:tentative="1">
+      <w:start w:val="1"/>
+      <w:numFmt w:val="bullet"/>
+      <w:lvlText w:val=""/>
+      <w:lvlJc w:val="left"/>
+      <w:pPr>
+        <w:ind w:left="6480" w:hanging="360"/>
+      </w:pPr>
+      <w:rPr>
+        <w:rFonts w:ascii="Wingdings" w:hAnsi="Wingdings" w:hint="default"/>
+      </w:rPr>
+    </w:lvl>
+  </w:abstractNum>
+  <w:abstractNum w:abstractNumId="11">
     <w:nsid w:val="23232B7A"/>
     <w:multiLevelType w:val="hybridMultilevel"/>
     <w:tmpl w:val="294E1CB4"/>
@@ -9562,7 +11275,7 @@
       </w:rPr>
     </w:lvl>
   </w:abstractNum>
-  <w:abstractNum w:abstractNumId="10">
+  <w:abstractNum w:abstractNumId="12">
     <w:nsid w:val="24C43797"/>
     <w:multiLevelType w:val="hybridMultilevel"/>
     <w:tmpl w:val="F08CF0EC"/>
@@ -9651,7 +11364,7 @@
       </w:pPr>
     </w:lvl>
   </w:abstractNum>
-  <w:abstractNum w:abstractNumId="11">
+  <w:abstractNum w:abstractNumId="13">
     <w:nsid w:val="2578294E"/>
     <w:multiLevelType w:val="hybridMultilevel"/>
     <w:tmpl w:val="98103AE6"/>
@@ -9737,7 +11450,7 @@
       </w:pPr>
     </w:lvl>
   </w:abstractNum>
-  <w:abstractNum w:abstractNumId="12">
+  <w:abstractNum w:abstractNumId="14">
     <w:nsid w:val="25AB391C"/>
     <w:multiLevelType w:val="hybridMultilevel"/>
     <w:tmpl w:val="A8B25F10"/>
@@ -9826,7 +11539,7 @@
       </w:pPr>
     </w:lvl>
   </w:abstractNum>
-  <w:abstractNum w:abstractNumId="13">
+  <w:abstractNum w:abstractNumId="15">
     <w:nsid w:val="2AAB2CAA"/>
     <w:multiLevelType w:val="hybridMultilevel"/>
     <w:tmpl w:val="19484F04"/>
@@ -9915,7 +11628,7 @@
       </w:pPr>
     </w:lvl>
   </w:abstractNum>
-  <w:abstractNum w:abstractNumId="14">
+  <w:abstractNum w:abstractNumId="16">
     <w:nsid w:val="309168F1"/>
     <w:multiLevelType w:val="hybridMultilevel"/>
     <w:tmpl w:val="680E6146"/>
@@ -10004,7 +11717,7 @@
       </w:pPr>
     </w:lvl>
   </w:abstractNum>
-  <w:abstractNum w:abstractNumId="15">
+  <w:abstractNum w:abstractNumId="17">
     <w:nsid w:val="39023112"/>
     <w:multiLevelType w:val="hybridMultilevel"/>
     <w:tmpl w:val="F48EB6B8"/>
@@ -10093,7 +11806,7 @@
       </w:pPr>
     </w:lvl>
   </w:abstractNum>
-  <w:abstractNum w:abstractNumId="16">
+  <w:abstractNum w:abstractNumId="18">
     <w:nsid w:val="3AB146E0"/>
     <w:multiLevelType w:val="hybridMultilevel"/>
     <w:tmpl w:val="8DA4565E"/>
@@ -10206,7 +11919,7 @@
       </w:rPr>
     </w:lvl>
   </w:abstractNum>
-  <w:abstractNum w:abstractNumId="17">
+  <w:abstractNum w:abstractNumId="19">
     <w:nsid w:val="3D09335A"/>
     <w:multiLevelType w:val="hybridMultilevel"/>
     <w:tmpl w:val="4C283138"/>
@@ -10295,7 +12008,7 @@
       </w:pPr>
     </w:lvl>
   </w:abstractNum>
-  <w:abstractNum w:abstractNumId="18">
+  <w:abstractNum w:abstractNumId="20">
     <w:nsid w:val="3F921678"/>
     <w:multiLevelType w:val="hybridMultilevel"/>
     <w:tmpl w:val="221E44C8"/>
@@ -10384,7 +12097,7 @@
       </w:pPr>
     </w:lvl>
   </w:abstractNum>
-  <w:abstractNum w:abstractNumId="19">
+  <w:abstractNum w:abstractNumId="21">
     <w:nsid w:val="4576746F"/>
     <w:multiLevelType w:val="hybridMultilevel"/>
     <w:tmpl w:val="F43EA7F6"/>
@@ -10473,7 +12186,7 @@
       </w:pPr>
     </w:lvl>
   </w:abstractNum>
-  <w:abstractNum w:abstractNumId="20">
+  <w:abstractNum w:abstractNumId="22">
     <w:nsid w:val="48400206"/>
     <w:multiLevelType w:val="hybridMultilevel"/>
     <w:tmpl w:val="C27C85FC"/>
@@ -10562,7 +12275,7 @@
       </w:pPr>
     </w:lvl>
   </w:abstractNum>
-  <w:abstractNum w:abstractNumId="21">
+  <w:abstractNum w:abstractNumId="23">
     <w:nsid w:val="4CE23BC5"/>
     <w:multiLevelType w:val="hybridMultilevel"/>
     <w:tmpl w:val="5BF2B3C6"/>
@@ -10675,7 +12388,7 @@
       </w:rPr>
     </w:lvl>
   </w:abstractNum>
-  <w:abstractNum w:abstractNumId="22">
+  <w:abstractNum w:abstractNumId="24">
     <w:nsid w:val="50837B95"/>
     <w:multiLevelType w:val="hybridMultilevel"/>
     <w:tmpl w:val="609845DA"/>
@@ -10764,7 +12477,7 @@
       </w:pPr>
     </w:lvl>
   </w:abstractNum>
-  <w:abstractNum w:abstractNumId="23">
+  <w:abstractNum w:abstractNumId="25">
     <w:nsid w:val="5258329B"/>
     <w:multiLevelType w:val="hybridMultilevel"/>
     <w:tmpl w:val="BD92215E"/>
@@ -10853,7 +12566,7 @@
       </w:pPr>
     </w:lvl>
   </w:abstractNum>
-  <w:abstractNum w:abstractNumId="24">
+  <w:abstractNum w:abstractNumId="26">
     <w:nsid w:val="54DB2DAC"/>
     <w:multiLevelType w:val="hybridMultilevel"/>
     <w:tmpl w:val="1B7A5AE2"/>
@@ -10942,7 +12655,7 @@
       </w:pPr>
     </w:lvl>
   </w:abstractNum>
-  <w:abstractNum w:abstractNumId="25">
+  <w:abstractNum w:abstractNumId="27">
     <w:nsid w:val="58FC74FD"/>
     <w:multiLevelType w:val="hybridMultilevel"/>
     <w:tmpl w:val="A59023F4"/>
@@ -11055,7 +12768,7 @@
       </w:rPr>
     </w:lvl>
   </w:abstractNum>
-  <w:abstractNum w:abstractNumId="26">
+  <w:abstractNum w:abstractNumId="28">
     <w:nsid w:val="5F06226B"/>
     <w:multiLevelType w:val="hybridMultilevel"/>
     <w:tmpl w:val="605E8DFA"/>
@@ -11144,7 +12857,120 @@
       </w:pPr>
     </w:lvl>
   </w:abstractNum>
-  <w:abstractNum w:abstractNumId="27">
+  <w:abstractNum w:abstractNumId="29">
+    <w:nsid w:val="61A66AE1"/>
+    <w:multiLevelType w:val="hybridMultilevel"/>
+    <w:tmpl w:val="2D580238"/>
+    <w:lvl w:ilvl="0" w:tplc="40090001">
+      <w:start w:val="1"/>
+      <w:numFmt w:val="bullet"/>
+      <w:lvlText w:val=""/>
+      <w:lvlJc w:val="left"/>
+      <w:pPr>
+        <w:ind w:left="720" w:hanging="360"/>
+      </w:pPr>
+      <w:rPr>
+        <w:rFonts w:ascii="Symbol" w:hAnsi="Symbol" w:hint="default"/>
+      </w:rPr>
+    </w:lvl>
+    <w:lvl w:ilvl="1" w:tplc="40090003">
+      <w:start w:val="1"/>
+      <w:numFmt w:val="bullet"/>
+      <w:lvlText w:val="o"/>
+      <w:lvlJc w:val="left"/>
+      <w:pPr>
+        <w:ind w:left="1440" w:hanging="360"/>
+      </w:pPr>
+      <w:rPr>
+        <w:rFonts w:ascii="Courier New" w:hAnsi="Courier New" w:cs="Courier New" w:hint="default"/>
+      </w:rPr>
+    </w:lvl>
+    <w:lvl w:ilvl="2" w:tplc="40090005" w:tentative="1">
+      <w:start w:val="1"/>
+      <w:numFmt w:val="bullet"/>
+      <w:lvlText w:val=""/>
+      <w:lvlJc w:val="left"/>
+      <w:pPr>
+        <w:ind w:left="2160" w:hanging="360"/>
+      </w:pPr>
+      <w:rPr>
+        <w:rFonts w:ascii="Wingdings" w:hAnsi="Wingdings" w:hint="default"/>
+      </w:rPr>
+    </w:lvl>
+    <w:lvl w:ilvl="3" w:tplc="40090001" w:tentative="1">
+      <w:start w:val="1"/>
+      <w:numFmt w:val="bullet"/>
+      <w:lvlText w:val=""/>
+      <w:lvlJc w:val="left"/>
+      <w:pPr>
+        <w:ind w:left="2880" w:hanging="360"/>
+      </w:pPr>
+      <w:rPr>
+        <w:rFonts w:ascii="Symbol" w:hAnsi="Symbol" w:hint="default"/>
+      </w:rPr>
+    </w:lvl>
+    <w:lvl w:ilvl="4" w:tplc="40090003" w:tentative="1">
+      <w:start w:val="1"/>
+      <w:numFmt w:val="bullet"/>
+      <w:lvlText w:val="o"/>
+      <w:lvlJc w:val="left"/>
+      <w:pPr>
+        <w:ind w:left="3600" w:hanging="360"/>
+      </w:pPr>
+      <w:rPr>
+        <w:rFonts w:ascii="Courier New" w:hAnsi="Courier New" w:cs="Courier New" w:hint="default"/>
+      </w:rPr>
+    </w:lvl>
+    <w:lvl w:ilvl="5" w:tplc="40090005" w:tentative="1">
+      <w:start w:val="1"/>
+      <w:numFmt w:val="bullet"/>
+      <w:lvlText w:val=""/>
+      <w:lvlJc w:val="left"/>
+      <w:pPr>
+        <w:ind w:left="4320" w:hanging="360"/>
+      </w:pPr>
+      <w:rPr>
+        <w:rFonts w:ascii="Wingdings" w:hAnsi="Wingdings" w:hint="default"/>
+      </w:rPr>
+    </w:lvl>
+    <w:lvl w:ilvl="6" w:tplc="40090001" w:tentative="1">
+      <w:start w:val="1"/>
+      <w:numFmt w:val="bullet"/>
+      <w:lvlText w:val=""/>
+      <w:lvlJc w:val="left"/>
+      <w:pPr>
+        <w:ind w:left="5040" w:hanging="360"/>
+      </w:pPr>
+      <w:rPr>
+        <w:rFonts w:ascii="Symbol" w:hAnsi="Symbol" w:hint="default"/>
+      </w:rPr>
+    </w:lvl>
+    <w:lvl w:ilvl="7" w:tplc="40090003" w:tentative="1">
+      <w:start w:val="1"/>
+      <w:numFmt w:val="bullet"/>
+      <w:lvlText w:val="o"/>
+      <w:lvlJc w:val="left"/>
+      <w:pPr>
+        <w:ind w:left="5760" w:hanging="360"/>
+      </w:pPr>
+      <w:rPr>
+        <w:rFonts w:ascii="Courier New" w:hAnsi="Courier New" w:cs="Courier New" w:hint="default"/>
+      </w:rPr>
+    </w:lvl>
+    <w:lvl w:ilvl="8" w:tplc="40090005" w:tentative="1">
+      <w:start w:val="1"/>
+      <w:numFmt w:val="bullet"/>
+      <w:lvlText w:val=""/>
+      <w:lvlJc w:val="left"/>
+      <w:pPr>
+        <w:ind w:left="6480" w:hanging="360"/>
+      </w:pPr>
+      <w:rPr>
+        <w:rFonts w:ascii="Wingdings" w:hAnsi="Wingdings" w:hint="default"/>
+      </w:rPr>
+    </w:lvl>
+  </w:abstractNum>
+  <w:abstractNum w:abstractNumId="30">
     <w:nsid w:val="62C20A5C"/>
     <w:multiLevelType w:val="hybridMultilevel"/>
     <w:tmpl w:val="1F1CB96E"/>
@@ -11233,7 +13059,7 @@
       </w:pPr>
     </w:lvl>
   </w:abstractNum>
-  <w:abstractNum w:abstractNumId="28">
+  <w:abstractNum w:abstractNumId="31">
     <w:nsid w:val="6BAF613D"/>
     <w:multiLevelType w:val="hybridMultilevel"/>
     <w:tmpl w:val="7DD24A66"/>
@@ -11346,7 +13172,96 @@
       </w:rPr>
     </w:lvl>
   </w:abstractNum>
-  <w:abstractNum w:abstractNumId="29">
+  <w:abstractNum w:abstractNumId="32">
+    <w:nsid w:val="6F321426"/>
+    <w:multiLevelType w:val="hybridMultilevel"/>
+    <w:tmpl w:val="8960C272"/>
+    <w:lvl w:ilvl="0" w:tplc="4009000F">
+      <w:start w:val="1"/>
+      <w:numFmt w:val="decimal"/>
+      <w:lvlText w:val="%1."/>
+      <w:lvlJc w:val="left"/>
+      <w:pPr>
+        <w:ind w:left="720" w:hanging="360"/>
+      </w:pPr>
+      <w:rPr>
+        <w:rFonts w:hint="default"/>
+      </w:rPr>
+    </w:lvl>
+    <w:lvl w:ilvl="1" w:tplc="40090019" w:tentative="1">
+      <w:start w:val="1"/>
+      <w:numFmt w:val="lowerLetter"/>
+      <w:lvlText w:val="%2."/>
+      <w:lvlJc w:val="left"/>
+      <w:pPr>
+        <w:ind w:left="1440" w:hanging="360"/>
+      </w:pPr>
+    </w:lvl>
+    <w:lvl w:ilvl="2" w:tplc="4009001B" w:tentative="1">
+      <w:start w:val="1"/>
+      <w:numFmt w:val="lowerRoman"/>
+      <w:lvlText w:val="%3."/>
+      <w:lvlJc w:val="right"/>
+      <w:pPr>
+        <w:ind w:left="2160" w:hanging="180"/>
+      </w:pPr>
+    </w:lvl>
+    <w:lvl w:ilvl="3" w:tplc="4009000F" w:tentative="1">
+      <w:start w:val="1"/>
+      <w:numFmt w:val="decimal"/>
+      <w:lvlText w:val="%4."/>
+      <w:lvlJc w:val="left"/>
+      <w:pPr>
+        <w:ind w:left="2880" w:hanging="360"/>
+      </w:pPr>
+    </w:lvl>
+    <w:lvl w:ilvl="4" w:tplc="40090019" w:tentative="1">
+      <w:start w:val="1"/>
+      <w:numFmt w:val="lowerLetter"/>
+      <w:lvlText w:val="%5."/>
+      <w:lvlJc w:val="left"/>
+      <w:pPr>
+        <w:ind w:left="3600" w:hanging="360"/>
+      </w:pPr>
+    </w:lvl>
+    <w:lvl w:ilvl="5" w:tplc="4009001B" w:tentative="1">
+      <w:start w:val="1"/>
+      <w:numFmt w:val="lowerRoman"/>
+      <w:lvlText w:val="%6."/>
+      <w:lvlJc w:val="right"/>
+      <w:pPr>
+        <w:ind w:left="4320" w:hanging="180"/>
+      </w:pPr>
+    </w:lvl>
+    <w:lvl w:ilvl="6" w:tplc="4009000F" w:tentative="1">
+      <w:start w:val="1"/>
+      <w:numFmt w:val="decimal"/>
+      <w:lvlText w:val="%7."/>
+      <w:lvlJc w:val="left"/>
+      <w:pPr>
+        <w:ind w:left="5040" w:hanging="360"/>
+      </w:pPr>
+    </w:lvl>
+    <w:lvl w:ilvl="7" w:tplc="40090019" w:tentative="1">
+      <w:start w:val="1"/>
+      <w:numFmt w:val="lowerLetter"/>
+      <w:lvlText w:val="%8."/>
+      <w:lvlJc w:val="left"/>
+      <w:pPr>
+        <w:ind w:left="5760" w:hanging="360"/>
+      </w:pPr>
+    </w:lvl>
+    <w:lvl w:ilvl="8" w:tplc="4009001B" w:tentative="1">
+      <w:start w:val="1"/>
+      <w:numFmt w:val="lowerRoman"/>
+      <w:lvlText w:val="%9."/>
+      <w:lvlJc w:val="right"/>
+      <w:pPr>
+        <w:ind w:left="6480" w:hanging="180"/>
+      </w:pPr>
+    </w:lvl>
+  </w:abstractNum>
+  <w:abstractNum w:abstractNumId="33">
     <w:nsid w:val="6FD878C3"/>
     <w:multiLevelType w:val="hybridMultilevel"/>
     <w:tmpl w:val="63B48D7C"/>
@@ -11459,7 +13374,7 @@
       </w:rPr>
     </w:lvl>
   </w:abstractNum>
-  <w:abstractNum w:abstractNumId="30">
+  <w:abstractNum w:abstractNumId="34">
     <w:nsid w:val="77E30C16"/>
     <w:multiLevelType w:val="hybridMultilevel"/>
     <w:tmpl w:val="579E9B88"/>
@@ -11548,7 +13463,7 @@
       </w:pPr>
     </w:lvl>
   </w:abstractNum>
-  <w:abstractNum w:abstractNumId="31">
+  <w:abstractNum w:abstractNumId="35">
     <w:nsid w:val="78077B09"/>
     <w:multiLevelType w:val="hybridMultilevel"/>
     <w:tmpl w:val="5F663B46"/>
@@ -11637,7 +13552,7 @@
       </w:pPr>
     </w:lvl>
   </w:abstractNum>
-  <w:abstractNum w:abstractNumId="32">
+  <w:abstractNum w:abstractNumId="36">
     <w:nsid w:val="78BD4FB2"/>
     <w:multiLevelType w:val="hybridMultilevel"/>
     <w:tmpl w:val="63D445FA"/>
@@ -11726,7 +13641,7 @@
       </w:pPr>
     </w:lvl>
   </w:abstractNum>
-  <w:abstractNum w:abstractNumId="33">
+  <w:abstractNum w:abstractNumId="37">
     <w:nsid w:val="79103F06"/>
     <w:multiLevelType w:val="hybridMultilevel"/>
     <w:tmpl w:val="1716EC20"/>
@@ -11815,7 +13730,7 @@
       </w:pPr>
     </w:lvl>
   </w:abstractNum>
-  <w:abstractNum w:abstractNumId="34">
+  <w:abstractNum w:abstractNumId="38">
     <w:nsid w:val="79D23D9D"/>
     <w:multiLevelType w:val="hybridMultilevel"/>
     <w:tmpl w:val="D19E3E78"/>
@@ -11904,7 +13819,7 @@
       </w:pPr>
     </w:lvl>
   </w:abstractNum>
-  <w:abstractNum w:abstractNumId="35">
+  <w:abstractNum w:abstractNumId="39">
     <w:nsid w:val="79E47C68"/>
     <w:multiLevelType w:val="hybridMultilevel"/>
     <w:tmpl w:val="1E82EB72"/>
@@ -11993,20 +13908,109 @@
       </w:pPr>
     </w:lvl>
   </w:abstractNum>
+  <w:abstractNum w:abstractNumId="40">
+    <w:nsid w:val="7FAD5822"/>
+    <w:multiLevelType w:val="hybridMultilevel"/>
+    <w:tmpl w:val="0164BA90"/>
+    <w:lvl w:ilvl="0" w:tplc="4009000F">
+      <w:start w:val="1"/>
+      <w:numFmt w:val="decimal"/>
+      <w:lvlText w:val="%1."/>
+      <w:lvlJc w:val="left"/>
+      <w:pPr>
+        <w:ind w:left="720" w:hanging="360"/>
+      </w:pPr>
+      <w:rPr>
+        <w:rFonts w:hint="default"/>
+      </w:rPr>
+    </w:lvl>
+    <w:lvl w:ilvl="1" w:tplc="40090019" w:tentative="1">
+      <w:start w:val="1"/>
+      <w:numFmt w:val="lowerLetter"/>
+      <w:lvlText w:val="%2."/>
+      <w:lvlJc w:val="left"/>
+      <w:pPr>
+        <w:ind w:left="1440" w:hanging="360"/>
+      </w:pPr>
+    </w:lvl>
+    <w:lvl w:ilvl="2" w:tplc="4009001B" w:tentative="1">
+      <w:start w:val="1"/>
+      <w:numFmt w:val="lowerRoman"/>
+      <w:lvlText w:val="%3."/>
+      <w:lvlJc w:val="right"/>
+      <w:pPr>
+        <w:ind w:left="2160" w:hanging="180"/>
+      </w:pPr>
+    </w:lvl>
+    <w:lvl w:ilvl="3" w:tplc="4009000F" w:tentative="1">
+      <w:start w:val="1"/>
+      <w:numFmt w:val="decimal"/>
+      <w:lvlText w:val="%4."/>
+      <w:lvlJc w:val="left"/>
+      <w:pPr>
+        <w:ind w:left="2880" w:hanging="360"/>
+      </w:pPr>
+    </w:lvl>
+    <w:lvl w:ilvl="4" w:tplc="40090019" w:tentative="1">
+      <w:start w:val="1"/>
+      <w:numFmt w:val="lowerLetter"/>
+      <w:lvlText w:val="%5."/>
+      <w:lvlJc w:val="left"/>
+      <w:pPr>
+        <w:ind w:left="3600" w:hanging="360"/>
+      </w:pPr>
+    </w:lvl>
+    <w:lvl w:ilvl="5" w:tplc="4009001B" w:tentative="1">
+      <w:start w:val="1"/>
+      <w:numFmt w:val="lowerRoman"/>
+      <w:lvlText w:val="%6."/>
+      <w:lvlJc w:val="right"/>
+      <w:pPr>
+        <w:ind w:left="4320" w:hanging="180"/>
+      </w:pPr>
+    </w:lvl>
+    <w:lvl w:ilvl="6" w:tplc="4009000F" w:tentative="1">
+      <w:start w:val="1"/>
+      <w:numFmt w:val="decimal"/>
+      <w:lvlText w:val="%7."/>
+      <w:lvlJc w:val="left"/>
+      <w:pPr>
+        <w:ind w:left="5040" w:hanging="360"/>
+      </w:pPr>
+    </w:lvl>
+    <w:lvl w:ilvl="7" w:tplc="40090019" w:tentative="1">
+      <w:start w:val="1"/>
+      <w:numFmt w:val="lowerLetter"/>
+      <w:lvlText w:val="%8."/>
+      <w:lvlJc w:val="left"/>
+      <w:pPr>
+        <w:ind w:left="5760" w:hanging="360"/>
+      </w:pPr>
+    </w:lvl>
+    <w:lvl w:ilvl="8" w:tplc="4009001B" w:tentative="1">
+      <w:start w:val="1"/>
+      <w:numFmt w:val="lowerRoman"/>
+      <w:lvlText w:val="%9."/>
+      <w:lvlJc w:val="right"/>
+      <w:pPr>
+        <w:ind w:left="6480" w:hanging="180"/>
+      </w:pPr>
+    </w:lvl>
+  </w:abstractNum>
   <w:num w:numId="1">
-    <w:abstractNumId w:val="29"/>
+    <w:abstractNumId w:val="33"/>
   </w:num>
   <w:num w:numId="2">
     <w:abstractNumId w:val="2"/>
   </w:num>
   <w:num w:numId="3">
-    <w:abstractNumId w:val="4"/>
+    <w:abstractNumId w:val="5"/>
   </w:num>
   <w:num w:numId="4">
-    <w:abstractNumId w:val="16"/>
+    <w:abstractNumId w:val="18"/>
   </w:num>
   <w:num w:numId="5">
-    <w:abstractNumId w:val="28"/>
+    <w:abstractNumId w:val="31"/>
   </w:num>
   <w:num w:numId="6">
     <w:abstractNumId w:val="1"/>
@@ -12015,91 +14019,106 @@
     <w:abstractNumId w:val="0"/>
   </w:num>
   <w:num w:numId="8">
-    <w:abstractNumId w:val="18"/>
+    <w:abstractNumId w:val="20"/>
   </w:num>
   <w:num w:numId="9">
+    <w:abstractNumId w:val="7"/>
+  </w:num>
+  <w:num w:numId="10">
+    <w:abstractNumId w:val="38"/>
+  </w:num>
+  <w:num w:numId="11">
+    <w:abstractNumId w:val="39"/>
+  </w:num>
+  <w:num w:numId="12">
+    <w:abstractNumId w:val="11"/>
+  </w:num>
+  <w:num w:numId="13">
+    <w:abstractNumId w:val="16"/>
+  </w:num>
+  <w:num w:numId="14">
+    <w:abstractNumId w:val="22"/>
+  </w:num>
+  <w:num w:numId="15">
+    <w:abstractNumId w:val="27"/>
+  </w:num>
+  <w:num w:numId="16">
+    <w:abstractNumId w:val="12"/>
+  </w:num>
+  <w:num w:numId="17">
+    <w:abstractNumId w:val="34"/>
+  </w:num>
+  <w:num w:numId="18">
+    <w:abstractNumId w:val="35"/>
+  </w:num>
+  <w:num w:numId="19">
+    <w:abstractNumId w:val="24"/>
+  </w:num>
+  <w:num w:numId="20">
+    <w:abstractNumId w:val="17"/>
+  </w:num>
+  <w:num w:numId="21">
+    <w:abstractNumId w:val="8"/>
+  </w:num>
+  <w:num w:numId="22">
+    <w:abstractNumId w:val="21"/>
+  </w:num>
+  <w:num w:numId="23">
+    <w:abstractNumId w:val="25"/>
+  </w:num>
+  <w:num w:numId="24">
+    <w:abstractNumId w:val="14"/>
+  </w:num>
+  <w:num w:numId="25">
+    <w:abstractNumId w:val="4"/>
+  </w:num>
+  <w:num w:numId="26">
+    <w:abstractNumId w:val="30"/>
+  </w:num>
+  <w:num w:numId="27">
+    <w:abstractNumId w:val="37"/>
+  </w:num>
+  <w:num w:numId="28">
+    <w:abstractNumId w:val="9"/>
+  </w:num>
+  <w:num w:numId="29">
+    <w:abstractNumId w:val="28"/>
+  </w:num>
+  <w:num w:numId="30">
+    <w:abstractNumId w:val="15"/>
+  </w:num>
+  <w:num w:numId="31">
+    <w:abstractNumId w:val="13"/>
+  </w:num>
+  <w:num w:numId="32">
+    <w:abstractNumId w:val="26"/>
+  </w:num>
+  <w:num w:numId="33">
+    <w:abstractNumId w:val="36"/>
+  </w:num>
+  <w:num w:numId="34">
+    <w:abstractNumId w:val="19"/>
+  </w:num>
+  <w:num w:numId="35">
     <w:abstractNumId w:val="6"/>
   </w:num>
-  <w:num w:numId="10">
-    <w:abstractNumId w:val="34"/>
+  <w:num w:numId="36">
+    <w:abstractNumId w:val="23"/>
   </w:num>
-  <w:num w:numId="11">
-    <w:abstractNumId w:val="35"/>
+  <w:num w:numId="37">
+    <w:abstractNumId w:val="32"/>
   </w:num>
-  <w:num w:numId="12">
-    <w:abstractNumId w:val="9"/>
-  </w:num>
-  <w:num w:numId="13">
-    <w:abstractNumId w:val="14"/>
-  </w:num>
-  <w:num w:numId="14">
-    <w:abstractNumId w:val="20"/>
-  </w:num>
-  <w:num w:numId="15">
-    <w:abstractNumId w:val="25"/>
-  </w:num>
-  <w:num w:numId="16">
+  <w:num w:numId="38">
     <w:abstractNumId w:val="10"/>
   </w:num>
-  <w:num w:numId="17">
-    <w:abstractNumId w:val="30"/>
+  <w:num w:numId="39">
+    <w:abstractNumId w:val="29"/>
   </w:num>
-  <w:num w:numId="18">
-    <w:abstractNumId w:val="31"/>
-  </w:num>
-  <w:num w:numId="19">
-    <w:abstractNumId w:val="22"/>
-  </w:num>
-  <w:num w:numId="20">
-    <w:abstractNumId w:val="15"/>
-  </w:num>
-  <w:num w:numId="21">
-    <w:abstractNumId w:val="7"/>
-  </w:num>
-  <w:num w:numId="22">
-    <w:abstractNumId w:val="19"/>
-  </w:num>
-  <w:num w:numId="23">
-    <w:abstractNumId w:val="23"/>
-  </w:num>
-  <w:num w:numId="24">
-    <w:abstractNumId w:val="12"/>
-  </w:num>
-  <w:num w:numId="25">
+  <w:num w:numId="40">
     <w:abstractNumId w:val="3"/>
   </w:num>
-  <w:num w:numId="26">
-    <w:abstractNumId w:val="27"/>
-  </w:num>
-  <w:num w:numId="27">
-    <w:abstractNumId w:val="33"/>
-  </w:num>
-  <w:num w:numId="28">
-    <w:abstractNumId w:val="8"/>
-  </w:num>
-  <w:num w:numId="29">
-    <w:abstractNumId w:val="26"/>
-  </w:num>
-  <w:num w:numId="30">
-    <w:abstractNumId w:val="13"/>
-  </w:num>
-  <w:num w:numId="31">
-    <w:abstractNumId w:val="11"/>
-  </w:num>
-  <w:num w:numId="32">
-    <w:abstractNumId w:val="24"/>
-  </w:num>
-  <w:num w:numId="33">
-    <w:abstractNumId w:val="32"/>
-  </w:num>
-  <w:num w:numId="34">
-    <w:abstractNumId w:val="17"/>
-  </w:num>
-  <w:num w:numId="35">
-    <w:abstractNumId w:val="5"/>
-  </w:num>
-  <w:num w:numId="36">
-    <w:abstractNumId w:val="21"/>
+  <w:num w:numId="41">
+    <w:abstractNumId w:val="40"/>
   </w:num>
 </w:numbering>
 </file>
@@ -13814,49 +15833,49 @@
     </dgm:pt>
   </dgm:ptLst>
   <dgm:cxnLst>
+    <dgm:cxn modelId="{B0F59A30-E33F-47EE-B790-43232BA5C320}" type="presOf" srcId="{D996DF6E-E24A-4672-B53C-F45E82ED11D5}" destId="{85727C8B-3068-4E77-A7A1-E6EDA8103D60}" srcOrd="1" destOrd="0" presId="urn:microsoft.com/office/officeart/2005/8/layout/cycle2"/>
+    <dgm:cxn modelId="{7CDEDDFF-5C1D-472E-9522-5926BD7157F5}" type="presOf" srcId="{7C03F650-450B-470D-9F41-9EBB6F24DE08}" destId="{915300E8-D21B-48E5-86A7-A677802348CF}" srcOrd="0" destOrd="0" presId="urn:microsoft.com/office/officeart/2005/8/layout/cycle2"/>
+    <dgm:cxn modelId="{E8427DDC-B530-4CF6-9B3E-3CDAC8A5EE0C}" type="presOf" srcId="{BA319471-CEE2-4F47-BD5C-3922FB7DFA6B}" destId="{59356F7B-2878-4C69-8BCC-736D52D62464}" srcOrd="0" destOrd="0" presId="urn:microsoft.com/office/officeart/2005/8/layout/cycle2"/>
+    <dgm:cxn modelId="{BDE3F53B-2545-47EA-B1BC-9F177ECBEFF1}" type="presOf" srcId="{A01E66F2-8DE2-4DBF-B8E1-AB48AEB22F0F}" destId="{48BF6C11-EF1A-4273-900D-DD5B59C0D92F}" srcOrd="0" destOrd="0" presId="urn:microsoft.com/office/officeart/2005/8/layout/cycle2"/>
+    <dgm:cxn modelId="{32141301-EC9F-4B68-A099-942004A30144}" type="presOf" srcId="{D01084D7-448F-40E6-BAD6-916FA5266B35}" destId="{6AB4841B-36EA-4743-8E11-22D754152787}" srcOrd="0" destOrd="0" presId="urn:microsoft.com/office/officeart/2005/8/layout/cycle2"/>
+    <dgm:cxn modelId="{7B0A6C8B-5FAC-4CFF-B6E8-A63F922BC6FE}" type="presOf" srcId="{A01E66F2-8DE2-4DBF-B8E1-AB48AEB22F0F}" destId="{2D827D14-3A64-4B45-B11B-3ECDBC24212A}" srcOrd="1" destOrd="0" presId="urn:microsoft.com/office/officeart/2005/8/layout/cycle2"/>
+    <dgm:cxn modelId="{10B1DF76-B137-4C6B-9789-DF2C422F18DB}" type="presOf" srcId="{D35F654F-C71E-4CF2-BA21-C832C92DCB2B}" destId="{C262E5EC-AFFC-4D29-8F55-4FC98D066102}" srcOrd="1" destOrd="0" presId="urn:microsoft.com/office/officeart/2005/8/layout/cycle2"/>
+    <dgm:cxn modelId="{3A6CAD7C-9D06-4601-9DA6-58C23D4FE730}" srcId="{30169AF5-3F60-49ED-BA16-26E156F3CD77}" destId="{E3147738-712C-470E-BA43-1900B58F3BA1}" srcOrd="5" destOrd="0" parTransId="{390EF3C2-87EC-4379-B2B2-CD6400F6DFF0}" sibTransId="{A01E66F2-8DE2-4DBF-B8E1-AB48AEB22F0F}"/>
+    <dgm:cxn modelId="{0818497B-C37D-4365-9FCC-F26A7CF82399}" type="presOf" srcId="{F2BE9233-54BD-4C28-B5F2-1B65E9CDDF96}" destId="{F9AED730-9635-4E85-B16D-CDB7F5FBEF2A}" srcOrd="0" destOrd="0" presId="urn:microsoft.com/office/officeart/2005/8/layout/cycle2"/>
+    <dgm:cxn modelId="{FC683937-3E9A-4071-B70B-BFE511A7B23C}" srcId="{30169AF5-3F60-49ED-BA16-26E156F3CD77}" destId="{6BE14A29-3F47-4123-9A53-87F7E3976F30}" srcOrd="4" destOrd="0" parTransId="{14C76E7C-A806-46D2-A04B-406CC2747FBF}" sibTransId="{D35F654F-C71E-4CF2-BA21-C832C92DCB2B}"/>
+    <dgm:cxn modelId="{5060F0C9-85B2-4B76-9E88-626B4FF9EFC1}" type="presOf" srcId="{D35F654F-C71E-4CF2-BA21-C832C92DCB2B}" destId="{9F2CA740-10BE-422F-97C4-215D3262A7C2}" srcOrd="0" destOrd="0" presId="urn:microsoft.com/office/officeart/2005/8/layout/cycle2"/>
+    <dgm:cxn modelId="{026D6AE9-41C4-4E88-B421-D7A6BB38CC27}" srcId="{30169AF5-3F60-49ED-BA16-26E156F3CD77}" destId="{F2BE9233-54BD-4C28-B5F2-1B65E9CDDF96}" srcOrd="3" destOrd="0" parTransId="{672307C0-A98C-48FA-8729-D6E3187E5E3A}" sibTransId="{9C8E8DEB-5DB8-4F82-8CE8-1171D0ABBD37}"/>
+    <dgm:cxn modelId="{01D8AB9E-8C2C-43CE-8400-4B90D1A68D21}" type="presOf" srcId="{A3989F04-57A2-4559-BF44-044AD8FBD67A}" destId="{A670810F-0345-4254-8BC7-4FA06BB5C3CC}" srcOrd="0" destOrd="0" presId="urn:microsoft.com/office/officeart/2005/8/layout/cycle2"/>
+    <dgm:cxn modelId="{C6C49F65-3FD4-465F-9420-966049ADA9FB}" type="presOf" srcId="{6BE14A29-3F47-4123-9A53-87F7E3976F30}" destId="{1379CEB1-3469-4B4A-813A-D2A2C295406E}" srcOrd="0" destOrd="0" presId="urn:microsoft.com/office/officeart/2005/8/layout/cycle2"/>
+    <dgm:cxn modelId="{47D8BCC6-A516-4FD2-8C2B-9B40028733CB}" type="presOf" srcId="{30169AF5-3F60-49ED-BA16-26E156F3CD77}" destId="{B41B0945-C228-466F-ACBC-F0427AE563C3}" srcOrd="0" destOrd="0" presId="urn:microsoft.com/office/officeart/2005/8/layout/cycle2"/>
+    <dgm:cxn modelId="{B549DEF2-A97F-4FD8-A51E-2878D1E1669E}" type="presOf" srcId="{9C8E8DEB-5DB8-4F82-8CE8-1171D0ABBD37}" destId="{15DBFFA1-5F90-4067-9D91-73AA2852D991}" srcOrd="1" destOrd="0" presId="urn:microsoft.com/office/officeart/2005/8/layout/cycle2"/>
+    <dgm:cxn modelId="{25F6194A-8C3B-48E1-A2C6-7B94011841EF}" type="presOf" srcId="{9C8E8DEB-5DB8-4F82-8CE8-1171D0ABBD37}" destId="{2C63797F-35D2-4BF1-ADFC-8E15A2A56D28}" srcOrd="0" destOrd="0" presId="urn:microsoft.com/office/officeart/2005/8/layout/cycle2"/>
+    <dgm:cxn modelId="{FA70147C-539B-403A-BAFE-A9AAD255FA57}" type="presOf" srcId="{BA319471-CEE2-4F47-BD5C-3922FB7DFA6B}" destId="{2FCF5CF5-49BA-4E5D-A81E-50ABA18D10A9}" srcOrd="1" destOrd="0" presId="urn:microsoft.com/office/officeart/2005/8/layout/cycle2"/>
+    <dgm:cxn modelId="{F09F8ED9-D24F-448F-AF8E-F92EC404CBA7}" srcId="{30169AF5-3F60-49ED-BA16-26E156F3CD77}" destId="{7C03F650-450B-470D-9F41-9EBB6F24DE08}" srcOrd="0" destOrd="0" parTransId="{A8856599-3D3C-4A85-ABFD-520651FDD510}" sibTransId="{D996DF6E-E24A-4672-B53C-F45E82ED11D5}"/>
+    <dgm:cxn modelId="{7127551F-746E-40D7-9857-D7F37E6278A9}" type="presOf" srcId="{D996DF6E-E24A-4672-B53C-F45E82ED11D5}" destId="{23B2CE62-F90C-4121-BB9A-FD58550B5409}" srcOrd="0" destOrd="0" presId="urn:microsoft.com/office/officeart/2005/8/layout/cycle2"/>
+    <dgm:cxn modelId="{57569DDB-32CD-4132-93C5-3D28EE6D9D0F}" srcId="{30169AF5-3F60-49ED-BA16-26E156F3CD77}" destId="{A3989F04-57A2-4559-BF44-044AD8FBD67A}" srcOrd="2" destOrd="0" parTransId="{E7AABBEB-8EE1-4214-A7B4-DD1F0B63D6DC}" sibTransId="{F90989A5-9584-42E6-85EC-F46F18F0E118}"/>
+    <dgm:cxn modelId="{4C0C8FBF-1A79-4672-B827-A96B683A0832}" type="presOf" srcId="{F90989A5-9584-42E6-85EC-F46F18F0E118}" destId="{74D1E673-78E8-4911-AB9E-E98BE428CF47}" srcOrd="1" destOrd="0" presId="urn:microsoft.com/office/officeart/2005/8/layout/cycle2"/>
+    <dgm:cxn modelId="{ECF1DE24-606B-453D-94BA-3A3DF6BA1ED6}" type="presOf" srcId="{F90989A5-9584-42E6-85EC-F46F18F0E118}" destId="{31D81D24-1473-4316-96A5-763E7A6060DC}" srcOrd="0" destOrd="0" presId="urn:microsoft.com/office/officeart/2005/8/layout/cycle2"/>
     <dgm:cxn modelId="{3354B5DD-DD06-4226-83B0-C5DBB4314929}" srcId="{30169AF5-3F60-49ED-BA16-26E156F3CD77}" destId="{D01084D7-448F-40E6-BAD6-916FA5266B35}" srcOrd="1" destOrd="0" parTransId="{11A516D9-F860-4BE8-BA91-08CBF1F90AAF}" sibTransId="{BA319471-CEE2-4F47-BD5C-3922FB7DFA6B}"/>
-    <dgm:cxn modelId="{20D214BE-246B-44CA-A43D-90EF7A851446}" type="presOf" srcId="{D996DF6E-E24A-4672-B53C-F45E82ED11D5}" destId="{85727C8B-3068-4E77-A7A1-E6EDA8103D60}" srcOrd="1" destOrd="0" presId="urn:microsoft.com/office/officeart/2005/8/layout/cycle2"/>
-    <dgm:cxn modelId="{ACF6C25F-1067-4DBC-B2D1-F242701282FB}" type="presOf" srcId="{E3147738-712C-470E-BA43-1900B58F3BA1}" destId="{ABB91F78-7B6C-410F-9644-452AF8D7494A}" srcOrd="0" destOrd="0" presId="urn:microsoft.com/office/officeart/2005/8/layout/cycle2"/>
-    <dgm:cxn modelId="{B4645157-A364-441D-AC0B-CC3996D322C0}" type="presOf" srcId="{F90989A5-9584-42E6-85EC-F46F18F0E118}" destId="{31D81D24-1473-4316-96A5-763E7A6060DC}" srcOrd="0" destOrd="0" presId="urn:microsoft.com/office/officeart/2005/8/layout/cycle2"/>
-    <dgm:cxn modelId="{3A6CAD7C-9D06-4601-9DA6-58C23D4FE730}" srcId="{30169AF5-3F60-49ED-BA16-26E156F3CD77}" destId="{E3147738-712C-470E-BA43-1900B58F3BA1}" srcOrd="5" destOrd="0" parTransId="{390EF3C2-87EC-4379-B2B2-CD6400F6DFF0}" sibTransId="{A01E66F2-8DE2-4DBF-B8E1-AB48AEB22F0F}"/>
-    <dgm:cxn modelId="{434A434F-BF38-42D9-9E6B-F02554924AB7}" type="presOf" srcId="{BA319471-CEE2-4F47-BD5C-3922FB7DFA6B}" destId="{2FCF5CF5-49BA-4E5D-A81E-50ABA18D10A9}" srcOrd="1" destOrd="0" presId="urn:microsoft.com/office/officeart/2005/8/layout/cycle2"/>
-    <dgm:cxn modelId="{026D6AE9-41C4-4E88-B421-D7A6BB38CC27}" srcId="{30169AF5-3F60-49ED-BA16-26E156F3CD77}" destId="{F2BE9233-54BD-4C28-B5F2-1B65E9CDDF96}" srcOrd="3" destOrd="0" parTransId="{672307C0-A98C-48FA-8729-D6E3187E5E3A}" sibTransId="{9C8E8DEB-5DB8-4F82-8CE8-1171D0ABBD37}"/>
-    <dgm:cxn modelId="{0D8CB631-3ECE-46CD-B7F8-C5DF94A69746}" type="presOf" srcId="{A01E66F2-8DE2-4DBF-B8E1-AB48AEB22F0F}" destId="{2D827D14-3A64-4B45-B11B-3ECDBC24212A}" srcOrd="1" destOrd="0" presId="urn:microsoft.com/office/officeart/2005/8/layout/cycle2"/>
-    <dgm:cxn modelId="{D08F3ABD-FA78-4D48-8162-46B4C8E76768}" type="presOf" srcId="{F90989A5-9584-42E6-85EC-F46F18F0E118}" destId="{74D1E673-78E8-4911-AB9E-E98BE428CF47}" srcOrd="1" destOrd="0" presId="urn:microsoft.com/office/officeart/2005/8/layout/cycle2"/>
-    <dgm:cxn modelId="{BBF08D3B-FC3B-469A-B1D6-2C45B7879960}" type="presOf" srcId="{D01084D7-448F-40E6-BAD6-916FA5266B35}" destId="{6AB4841B-36EA-4743-8E11-22D754152787}" srcOrd="0" destOrd="0" presId="urn:microsoft.com/office/officeart/2005/8/layout/cycle2"/>
-    <dgm:cxn modelId="{8FB06003-F2E6-4237-A6FB-681DBEB856F3}" type="presOf" srcId="{F2BE9233-54BD-4C28-B5F2-1B65E9CDDF96}" destId="{F9AED730-9635-4E85-B16D-CDB7F5FBEF2A}" srcOrd="0" destOrd="0" presId="urn:microsoft.com/office/officeart/2005/8/layout/cycle2"/>
-    <dgm:cxn modelId="{FC683937-3E9A-4071-B70B-BFE511A7B23C}" srcId="{30169AF5-3F60-49ED-BA16-26E156F3CD77}" destId="{6BE14A29-3F47-4123-9A53-87F7E3976F30}" srcOrd="4" destOrd="0" parTransId="{14C76E7C-A806-46D2-A04B-406CC2747FBF}" sibTransId="{D35F654F-C71E-4CF2-BA21-C832C92DCB2B}"/>
-    <dgm:cxn modelId="{52E5D6E8-DDAE-47A4-AFD1-CFA49E9B6D88}" type="presOf" srcId="{7C03F650-450B-470D-9F41-9EBB6F24DE08}" destId="{915300E8-D21B-48E5-86A7-A677802348CF}" srcOrd="0" destOrd="0" presId="urn:microsoft.com/office/officeart/2005/8/layout/cycle2"/>
-    <dgm:cxn modelId="{8149DB51-1EDD-4EF2-8264-8D4A89906C6E}" type="presOf" srcId="{A01E66F2-8DE2-4DBF-B8E1-AB48AEB22F0F}" destId="{48BF6C11-EF1A-4273-900D-DD5B59C0D92F}" srcOrd="0" destOrd="0" presId="urn:microsoft.com/office/officeart/2005/8/layout/cycle2"/>
-    <dgm:cxn modelId="{EEE87F86-CB4F-4CA9-A314-73B957768C6B}" type="presOf" srcId="{9C8E8DEB-5DB8-4F82-8CE8-1171D0ABBD37}" destId="{2C63797F-35D2-4BF1-ADFC-8E15A2A56D28}" srcOrd="0" destOrd="0" presId="urn:microsoft.com/office/officeart/2005/8/layout/cycle2"/>
-    <dgm:cxn modelId="{F09F8ED9-D24F-448F-AF8E-F92EC404CBA7}" srcId="{30169AF5-3F60-49ED-BA16-26E156F3CD77}" destId="{7C03F650-450B-470D-9F41-9EBB6F24DE08}" srcOrd="0" destOrd="0" parTransId="{A8856599-3D3C-4A85-ABFD-520651FDD510}" sibTransId="{D996DF6E-E24A-4672-B53C-F45E82ED11D5}"/>
-    <dgm:cxn modelId="{57569DDB-32CD-4132-93C5-3D28EE6D9D0F}" srcId="{30169AF5-3F60-49ED-BA16-26E156F3CD77}" destId="{A3989F04-57A2-4559-BF44-044AD8FBD67A}" srcOrd="2" destOrd="0" parTransId="{E7AABBEB-8EE1-4214-A7B4-DD1F0B63D6DC}" sibTransId="{F90989A5-9584-42E6-85EC-F46F18F0E118}"/>
-    <dgm:cxn modelId="{0591D3D2-78A7-4C81-B13A-00427AF54A69}" type="presOf" srcId="{D996DF6E-E24A-4672-B53C-F45E82ED11D5}" destId="{23B2CE62-F90C-4121-BB9A-FD58550B5409}" srcOrd="0" destOrd="0" presId="urn:microsoft.com/office/officeart/2005/8/layout/cycle2"/>
-    <dgm:cxn modelId="{793B1BD7-3D68-444B-B214-46E93B6C8ABF}" type="presOf" srcId="{BA319471-CEE2-4F47-BD5C-3922FB7DFA6B}" destId="{59356F7B-2878-4C69-8BCC-736D52D62464}" srcOrd="0" destOrd="0" presId="urn:microsoft.com/office/officeart/2005/8/layout/cycle2"/>
-    <dgm:cxn modelId="{458DDE21-3FE2-44E7-90F1-18D58EC5D5EF}" type="presOf" srcId="{9C8E8DEB-5DB8-4F82-8CE8-1171D0ABBD37}" destId="{15DBFFA1-5F90-4067-9D91-73AA2852D991}" srcOrd="1" destOrd="0" presId="urn:microsoft.com/office/officeart/2005/8/layout/cycle2"/>
-    <dgm:cxn modelId="{DB59D8E5-CF70-43DC-BBB4-C8E1E8EBEBC4}" type="presOf" srcId="{30169AF5-3F60-49ED-BA16-26E156F3CD77}" destId="{B41B0945-C228-466F-ACBC-F0427AE563C3}" srcOrd="0" destOrd="0" presId="urn:microsoft.com/office/officeart/2005/8/layout/cycle2"/>
-    <dgm:cxn modelId="{20D3C5BD-EBE7-4728-B671-27DA5549B209}" type="presOf" srcId="{A3989F04-57A2-4559-BF44-044AD8FBD67A}" destId="{A670810F-0345-4254-8BC7-4FA06BB5C3CC}" srcOrd="0" destOrd="0" presId="urn:microsoft.com/office/officeart/2005/8/layout/cycle2"/>
-    <dgm:cxn modelId="{25D9D267-B830-45CE-86F1-4DC28C9DB631}" type="presOf" srcId="{D35F654F-C71E-4CF2-BA21-C832C92DCB2B}" destId="{9F2CA740-10BE-422F-97C4-215D3262A7C2}" srcOrd="0" destOrd="0" presId="urn:microsoft.com/office/officeart/2005/8/layout/cycle2"/>
-    <dgm:cxn modelId="{2DDC350E-7FAF-4C6B-81A1-0E193A3EDED2}" type="presOf" srcId="{D35F654F-C71E-4CF2-BA21-C832C92DCB2B}" destId="{C262E5EC-AFFC-4D29-8F55-4FC98D066102}" srcOrd="1" destOrd="0" presId="urn:microsoft.com/office/officeart/2005/8/layout/cycle2"/>
-    <dgm:cxn modelId="{EEDAA1BF-2648-42C4-ACE8-BCD8E5C6ED8D}" type="presOf" srcId="{6BE14A29-3F47-4123-9A53-87F7E3976F30}" destId="{1379CEB1-3469-4B4A-813A-D2A2C295406E}" srcOrd="0" destOrd="0" presId="urn:microsoft.com/office/officeart/2005/8/layout/cycle2"/>
-    <dgm:cxn modelId="{42C57BF2-843F-4633-84B3-B6988B4E2570}" type="presParOf" srcId="{B41B0945-C228-466F-ACBC-F0427AE563C3}" destId="{915300E8-D21B-48E5-86A7-A677802348CF}" srcOrd="0" destOrd="0" presId="urn:microsoft.com/office/officeart/2005/8/layout/cycle2"/>
-    <dgm:cxn modelId="{218E5B13-DD11-4624-91D7-7FE73B7EA3F3}" type="presParOf" srcId="{B41B0945-C228-466F-ACBC-F0427AE563C3}" destId="{23B2CE62-F90C-4121-BB9A-FD58550B5409}" srcOrd="1" destOrd="0" presId="urn:microsoft.com/office/officeart/2005/8/layout/cycle2"/>
-    <dgm:cxn modelId="{DC07C3CA-47B8-4530-939B-8B7EF90A0696}" type="presParOf" srcId="{23B2CE62-F90C-4121-BB9A-FD58550B5409}" destId="{85727C8B-3068-4E77-A7A1-E6EDA8103D60}" srcOrd="0" destOrd="0" presId="urn:microsoft.com/office/officeart/2005/8/layout/cycle2"/>
-    <dgm:cxn modelId="{EF930522-D2C4-4763-A5E9-372DECBA65D7}" type="presParOf" srcId="{B41B0945-C228-466F-ACBC-F0427AE563C3}" destId="{6AB4841B-36EA-4743-8E11-22D754152787}" srcOrd="2" destOrd="0" presId="urn:microsoft.com/office/officeart/2005/8/layout/cycle2"/>
-    <dgm:cxn modelId="{88710739-DEA4-44CD-93DA-7395D17ACC47}" type="presParOf" srcId="{B41B0945-C228-466F-ACBC-F0427AE563C3}" destId="{59356F7B-2878-4C69-8BCC-736D52D62464}" srcOrd="3" destOrd="0" presId="urn:microsoft.com/office/officeart/2005/8/layout/cycle2"/>
-    <dgm:cxn modelId="{613800F2-9595-4CDC-AD8C-F023AA474D92}" type="presParOf" srcId="{59356F7B-2878-4C69-8BCC-736D52D62464}" destId="{2FCF5CF5-49BA-4E5D-A81E-50ABA18D10A9}" srcOrd="0" destOrd="0" presId="urn:microsoft.com/office/officeart/2005/8/layout/cycle2"/>
-    <dgm:cxn modelId="{DBAF32B2-9C26-4DC7-A12D-EE6D0EE11FF3}" type="presParOf" srcId="{B41B0945-C228-466F-ACBC-F0427AE563C3}" destId="{A670810F-0345-4254-8BC7-4FA06BB5C3CC}" srcOrd="4" destOrd="0" presId="urn:microsoft.com/office/officeart/2005/8/layout/cycle2"/>
-    <dgm:cxn modelId="{2D2F61E9-AA14-4137-BB69-586E2B11CE88}" type="presParOf" srcId="{B41B0945-C228-466F-ACBC-F0427AE563C3}" destId="{31D81D24-1473-4316-96A5-763E7A6060DC}" srcOrd="5" destOrd="0" presId="urn:microsoft.com/office/officeart/2005/8/layout/cycle2"/>
-    <dgm:cxn modelId="{C5CD131F-21E0-47BE-B3A1-818095F10D9B}" type="presParOf" srcId="{31D81D24-1473-4316-96A5-763E7A6060DC}" destId="{74D1E673-78E8-4911-AB9E-E98BE428CF47}" srcOrd="0" destOrd="0" presId="urn:microsoft.com/office/officeart/2005/8/layout/cycle2"/>
-    <dgm:cxn modelId="{1DC94A6A-8963-4264-8764-27D8F7E308B7}" type="presParOf" srcId="{B41B0945-C228-466F-ACBC-F0427AE563C3}" destId="{F9AED730-9635-4E85-B16D-CDB7F5FBEF2A}" srcOrd="6" destOrd="0" presId="urn:microsoft.com/office/officeart/2005/8/layout/cycle2"/>
-    <dgm:cxn modelId="{57471F0A-395A-4342-87EC-69C6AB6911C9}" type="presParOf" srcId="{B41B0945-C228-466F-ACBC-F0427AE563C3}" destId="{2C63797F-35D2-4BF1-ADFC-8E15A2A56D28}" srcOrd="7" destOrd="0" presId="urn:microsoft.com/office/officeart/2005/8/layout/cycle2"/>
-    <dgm:cxn modelId="{19AEEC5A-A320-46C9-9675-E95A09F7A911}" type="presParOf" srcId="{2C63797F-35D2-4BF1-ADFC-8E15A2A56D28}" destId="{15DBFFA1-5F90-4067-9D91-73AA2852D991}" srcOrd="0" destOrd="0" presId="urn:microsoft.com/office/officeart/2005/8/layout/cycle2"/>
-    <dgm:cxn modelId="{A988B43E-F5CA-401A-AF37-8FA3675F4344}" type="presParOf" srcId="{B41B0945-C228-466F-ACBC-F0427AE563C3}" destId="{1379CEB1-3469-4B4A-813A-D2A2C295406E}" srcOrd="8" destOrd="0" presId="urn:microsoft.com/office/officeart/2005/8/layout/cycle2"/>
-    <dgm:cxn modelId="{CBEA64A2-23D3-4DF6-8E08-DB58B50710EC}" type="presParOf" srcId="{B41B0945-C228-466F-ACBC-F0427AE563C3}" destId="{9F2CA740-10BE-422F-97C4-215D3262A7C2}" srcOrd="9" destOrd="0" presId="urn:microsoft.com/office/officeart/2005/8/layout/cycle2"/>
-    <dgm:cxn modelId="{FEC78367-7CDD-4949-821D-A03006628870}" type="presParOf" srcId="{9F2CA740-10BE-422F-97C4-215D3262A7C2}" destId="{C262E5EC-AFFC-4D29-8F55-4FC98D066102}" srcOrd="0" destOrd="0" presId="urn:microsoft.com/office/officeart/2005/8/layout/cycle2"/>
-    <dgm:cxn modelId="{DDEC5D6A-2F17-4F97-A054-B02F1DA3AC28}" type="presParOf" srcId="{B41B0945-C228-466F-ACBC-F0427AE563C3}" destId="{ABB91F78-7B6C-410F-9644-452AF8D7494A}" srcOrd="10" destOrd="0" presId="urn:microsoft.com/office/officeart/2005/8/layout/cycle2"/>
-    <dgm:cxn modelId="{A84F21FB-C5BA-4A08-B602-E660F351D6BD}" type="presParOf" srcId="{B41B0945-C228-466F-ACBC-F0427AE563C3}" destId="{48BF6C11-EF1A-4273-900D-DD5B59C0D92F}" srcOrd="11" destOrd="0" presId="urn:microsoft.com/office/officeart/2005/8/layout/cycle2"/>
-    <dgm:cxn modelId="{66C8DB77-A69E-4274-BC23-DD5E416F9A60}" type="presParOf" srcId="{48BF6C11-EF1A-4273-900D-DD5B59C0D92F}" destId="{2D827D14-3A64-4B45-B11B-3ECDBC24212A}" srcOrd="0" destOrd="0" presId="urn:microsoft.com/office/officeart/2005/8/layout/cycle2"/>
+    <dgm:cxn modelId="{C406E84D-3C5E-4CAD-9906-7EB419D5F9D9}" type="presOf" srcId="{E3147738-712C-470E-BA43-1900B58F3BA1}" destId="{ABB91F78-7B6C-410F-9644-452AF8D7494A}" srcOrd="0" destOrd="0" presId="urn:microsoft.com/office/officeart/2005/8/layout/cycle2"/>
+    <dgm:cxn modelId="{7DDB3467-9E7B-42C0-8D15-226C11342440}" type="presParOf" srcId="{B41B0945-C228-466F-ACBC-F0427AE563C3}" destId="{915300E8-D21B-48E5-86A7-A677802348CF}" srcOrd="0" destOrd="0" presId="urn:microsoft.com/office/officeart/2005/8/layout/cycle2"/>
+    <dgm:cxn modelId="{DD55F344-8F0F-483C-BBB6-DB694C1137C0}" type="presParOf" srcId="{B41B0945-C228-466F-ACBC-F0427AE563C3}" destId="{23B2CE62-F90C-4121-BB9A-FD58550B5409}" srcOrd="1" destOrd="0" presId="urn:microsoft.com/office/officeart/2005/8/layout/cycle2"/>
+    <dgm:cxn modelId="{66E76412-9EB5-4BA6-AE4E-51BC190FB2F7}" type="presParOf" srcId="{23B2CE62-F90C-4121-BB9A-FD58550B5409}" destId="{85727C8B-3068-4E77-A7A1-E6EDA8103D60}" srcOrd="0" destOrd="0" presId="urn:microsoft.com/office/officeart/2005/8/layout/cycle2"/>
+    <dgm:cxn modelId="{56E80E3A-10EB-44EC-A1C0-C24C07A2994E}" type="presParOf" srcId="{B41B0945-C228-466F-ACBC-F0427AE563C3}" destId="{6AB4841B-36EA-4743-8E11-22D754152787}" srcOrd="2" destOrd="0" presId="urn:microsoft.com/office/officeart/2005/8/layout/cycle2"/>
+    <dgm:cxn modelId="{8751E6FE-E78D-43D5-8B13-6746579E9077}" type="presParOf" srcId="{B41B0945-C228-466F-ACBC-F0427AE563C3}" destId="{59356F7B-2878-4C69-8BCC-736D52D62464}" srcOrd="3" destOrd="0" presId="urn:microsoft.com/office/officeart/2005/8/layout/cycle2"/>
+    <dgm:cxn modelId="{3404F379-9993-4C1B-8F9C-D81B3C813712}" type="presParOf" srcId="{59356F7B-2878-4C69-8BCC-736D52D62464}" destId="{2FCF5CF5-49BA-4E5D-A81E-50ABA18D10A9}" srcOrd="0" destOrd="0" presId="urn:microsoft.com/office/officeart/2005/8/layout/cycle2"/>
+    <dgm:cxn modelId="{2FCF551F-47E0-4AE0-863E-0F7587824979}" type="presParOf" srcId="{B41B0945-C228-466F-ACBC-F0427AE563C3}" destId="{A670810F-0345-4254-8BC7-4FA06BB5C3CC}" srcOrd="4" destOrd="0" presId="urn:microsoft.com/office/officeart/2005/8/layout/cycle2"/>
+    <dgm:cxn modelId="{F492A2B8-457D-42E9-86BE-F3E8B35FC3B8}" type="presParOf" srcId="{B41B0945-C228-466F-ACBC-F0427AE563C3}" destId="{31D81D24-1473-4316-96A5-763E7A6060DC}" srcOrd="5" destOrd="0" presId="urn:microsoft.com/office/officeart/2005/8/layout/cycle2"/>
+    <dgm:cxn modelId="{648F11D0-FF36-4217-8364-D3ABAEC524EF}" type="presParOf" srcId="{31D81D24-1473-4316-96A5-763E7A6060DC}" destId="{74D1E673-78E8-4911-AB9E-E98BE428CF47}" srcOrd="0" destOrd="0" presId="urn:microsoft.com/office/officeart/2005/8/layout/cycle2"/>
+    <dgm:cxn modelId="{B8960AFF-09A4-47E4-B529-C97555D15A57}" type="presParOf" srcId="{B41B0945-C228-466F-ACBC-F0427AE563C3}" destId="{F9AED730-9635-4E85-B16D-CDB7F5FBEF2A}" srcOrd="6" destOrd="0" presId="urn:microsoft.com/office/officeart/2005/8/layout/cycle2"/>
+    <dgm:cxn modelId="{5A044B43-0348-4FEF-8459-C5ECFC15F4B9}" type="presParOf" srcId="{B41B0945-C228-466F-ACBC-F0427AE563C3}" destId="{2C63797F-35D2-4BF1-ADFC-8E15A2A56D28}" srcOrd="7" destOrd="0" presId="urn:microsoft.com/office/officeart/2005/8/layout/cycle2"/>
+    <dgm:cxn modelId="{37E1DBA5-0286-4C1E-AFAD-D9A2DD82888B}" type="presParOf" srcId="{2C63797F-35D2-4BF1-ADFC-8E15A2A56D28}" destId="{15DBFFA1-5F90-4067-9D91-73AA2852D991}" srcOrd="0" destOrd="0" presId="urn:microsoft.com/office/officeart/2005/8/layout/cycle2"/>
+    <dgm:cxn modelId="{4583A4CC-A357-4E9D-9075-881DD6D77D66}" type="presParOf" srcId="{B41B0945-C228-466F-ACBC-F0427AE563C3}" destId="{1379CEB1-3469-4B4A-813A-D2A2C295406E}" srcOrd="8" destOrd="0" presId="urn:microsoft.com/office/officeart/2005/8/layout/cycle2"/>
+    <dgm:cxn modelId="{DECF23B1-B4C4-405B-9A39-388ED2B74041}" type="presParOf" srcId="{B41B0945-C228-466F-ACBC-F0427AE563C3}" destId="{9F2CA740-10BE-422F-97C4-215D3262A7C2}" srcOrd="9" destOrd="0" presId="urn:microsoft.com/office/officeart/2005/8/layout/cycle2"/>
+    <dgm:cxn modelId="{B546F9AF-3757-4124-B587-0159129B95BB}" type="presParOf" srcId="{9F2CA740-10BE-422F-97C4-215D3262A7C2}" destId="{C262E5EC-AFFC-4D29-8F55-4FC98D066102}" srcOrd="0" destOrd="0" presId="urn:microsoft.com/office/officeart/2005/8/layout/cycle2"/>
+    <dgm:cxn modelId="{A8639CB5-CB04-454F-94BC-E621E44AD88B}" type="presParOf" srcId="{B41B0945-C228-466F-ACBC-F0427AE563C3}" destId="{ABB91F78-7B6C-410F-9644-452AF8D7494A}" srcOrd="10" destOrd="0" presId="urn:microsoft.com/office/officeart/2005/8/layout/cycle2"/>
+    <dgm:cxn modelId="{EBE698AC-1A5B-4F3E-B157-7491E7568CD7}" type="presParOf" srcId="{B41B0945-C228-466F-ACBC-F0427AE563C3}" destId="{48BF6C11-EF1A-4273-900D-DD5B59C0D92F}" srcOrd="11" destOrd="0" presId="urn:microsoft.com/office/officeart/2005/8/layout/cycle2"/>
+    <dgm:cxn modelId="{C193FFC1-9209-4EBF-9526-D0062758CDC3}" type="presParOf" srcId="{48BF6C11-EF1A-4273-900D-DD5B59C0D92F}" destId="{2D827D14-3A64-4B45-B11B-3ECDBC24212A}" srcOrd="0" destOrd="0" presId="urn:microsoft.com/office/officeart/2005/8/layout/cycle2"/>
   </dgm:cxnLst>
   <dgm:bg/>
   <dgm:whole/>
